--- a/samples/client_report_latest.docx
+++ b/samples/client_report_latest.docx
@@ -36,10 +36,11 @@
       <w:r>
         <w:rPr>
           <w:b/>
-          <w:color w:val="606060"/>
+          <w:color w:val="000000"/>
           <w:sz w:val="32"/>
+          <w:highlight w:val="yellow"/>
         </w:rPr>
-        <w:t xml:space="preserve">  تعذّر إصدار توصية  </w:t>
+        <w:t xml:space="preserve">  مراقبة السوق  </w:t>
       </w:r>
     </w:p>
     <w:tbl>
@@ -209,7 +210,7 @@
     </w:p>
     <w:p>
       <w:r>
-        <w:t>التوصية: تعذّر إصدار توصية</w:t>
+        <w:t>التوصية: مراقبة السوق</w:t>
       </w:r>
     </w:p>
     <w:p>
@@ -1471,19 +1472,6 @@
     </w:p>
     <w:p>
       <w:pPr>
-        <w:pStyle w:val="Heading2"/>
-      </w:pPr>
-      <w:r>
-        <w:t>الخطوة التالية المقترحة</w:t>
-      </w:r>
-    </w:p>
-    <w:p>
-      <w:r>
-        <w:t>فعّل خدمة التعميق المدفوعة للتحقق من المستوردين وجهات الاتصال (Volza/Explee)</w:t>
-      </w:r>
-    </w:p>
-    <w:p>
-      <w:pPr>
         <w:pStyle w:val="Heading1"/>
       </w:pPr>
       <w:r>

--- a/samples/client_report_latest.docx
+++ b/samples/client_report_latest.docx
@@ -38,9 +38,9 @@
           <w:b/>
           <w:color w:val="000000"/>
           <w:sz w:val="32"/>
-          <w:highlight w:val="yellow"/>
+          <w:highlight w:val="darkCyan"/>
         </w:rPr>
-        <w:t xml:space="preserve">  مراقبة السوق  </w:t>
+        <w:t xml:space="preserve">  دخول مشروط  </w:t>
       </w:r>
     </w:p>
     <w:tbl>
@@ -210,7 +210,7 @@
     </w:p>
     <w:p>
       <w:r>
-        <w:t>التوصية: مراقبة السوق</w:t>
+        <w:t>التوصية: دخول مشروط</w:t>
       </w:r>
     </w:p>
     <w:p>
@@ -220,32 +220,37 @@
     </w:p>
     <w:p>
       <w:r>
-        <w:t>التوصية دخول مشروط لأن (أ) الجالية المسلمة في هولندا نحو 1.0 مليون نسمة</w:t>
+        <w:t>التوصية دخول مشروط، وتستند إلى ثلاثة أسباب: الأول أن الجالية المسلمة في</w:t>
       </w:r>
     </w:p>
     <w:p>
       <w:r>
-        <w:t>ضمن واردات تمور سنوية تبلغ 38 مليون دولار، (ب) سوق مورّدين معتدل التركّز</w:t>
+        <w:t>هولندا تبلغ نحو 1.0 مليون نسمة ضمن سوق يستورد تمراً بقيمة 38 مليون دولار</w:t>
       </w:r>
     </w:p>
     <w:p>
       <w:r>
-        <w:t>(HHI≈2100) يترك مجالاً لمورّد جديد منافس بالسعر، (ج) نمو الواردات 7%</w:t>
+        <w:t>سنوياً؛ والثاني أن صفّ المورّدين معتدل التركّز (HHI≈2100) فلا يهيمن عليه</w:t>
       </w:r>
     </w:p>
     <w:p>
       <w:r>
-        <w:t>مركّباً على ثلاث سنوات. تتحول التوصية إلى دخول كامل إذا (١) تأكدت شهادة</w:t>
+        <w:t>طرف واحد، وهو ما يفتح باباً حقيقياً لمورّد جديد ينافس بالسعر؛ والثالث أن</w:t>
       </w:r>
     </w:p>
     <w:p>
       <w:r>
-        <w:t>المنشأة المعتمدة EU 2017/625 خلال 90 يوماً و(٢) تم التعاقد مع موزّع واحد</w:t>
+        <w:t>واردات المنتج تنمو بنسبة 7% مركّباً على ثلاث سنوات. وتتحوّل هذه التوصية</w:t>
       </w:r>
     </w:p>
     <w:p>
       <w:r>
-        <w:t>على الأقل من الباب الأول أدناه.</w:t>
+        <w:t>إلى دخول كامل متى تأكّدت شهادة المنشأة المعتمدة EU 2017/625 خلال 90 يوماً</w:t>
+      </w:r>
+    </w:p>
+    <w:p>
+      <w:r>
+        <w:t>وتم التعاقد مع موزّع واحد على الأقل من الباب الأول المقترح لاحقاً.</w:t>
       </w:r>
     </w:p>
     <w:p>
@@ -253,7 +258,7 @@
         <w:rPr>
           <w:b/>
         </w:rPr>
-        <w:t>ماذا يعني هذا لقرارك: ابدأ تجهيز ملف الأهلية الأوروبية الآن — هو</w:t>
+        <w:t>ماذا يعني هذا لقرارك: ابدأ تجهيز ملف الأهلية الأوروبية الآن — فهو</w:t>
       </w:r>
     </w:p>
     <w:p>
@@ -263,30 +268,22 @@
     </w:p>
     <w:p>
       <w:r>
-        <w:t>الحكم الجاهز: دخول مشروط. أقوى ثلاثة أسباب: (1) شريحة 1.0 مليون نسمة ضمن</w:t>
+        <w:t>يقوم الحكم على دخول مشروط، وقد فُصّلت أسبابه الثلاثة في الخلاصة التنفيذية؛</w:t>
       </w:r>
     </w:p>
     <w:p>
       <w:r>
-        <w:t>واردات 38 مليون دولار، (2) تركّز مورّدين معتدل (HHI≈2100)، (3) نمو واردات</w:t>
+        <w:t>والمطلوب هنا الانتقالُ منها إلى الشرط الحاسم لبقاء الحكم قائماً، وهو تأكيد</w:t>
       </w:r>
     </w:p>
     <w:p>
       <w:r>
-        <w:t>7% مركّباً. الشرط اللازم: تأكيد الأهلية التنظيمية.</w:t>
+        <w:t>الأهلية التنظيمية خلال المهلة. وما يحوّل التوصية إلى دخول كامل هو تعاقدٌ</w:t>
       </w:r>
     </w:p>
     <w:p>
       <w:r>
-        <w:rPr>
-          <w:b/>
-        </w:rPr>
-        <w:t>ماذا يعني هذا لقرارك: لا تبدأ التسويق قبل تأمين الأهلية — الترتيب</w:t>
-      </w:r>
-    </w:p>
-    <w:p>
-      <w:r>
-        <w:t>الزمني هو الفارق بين نجاح الدخول وإهدار الوقت.</w:t>
+        <w:t>مبكّر مع موزّع متخصص يثبت استجابة السوق سعرياً.</w:t>
       </w:r>
     </w:p>
     <w:p>
@@ -299,17 +296,22 @@
     </w:p>
     <w:p>
       <w:r>
-        <w:t>واردات هولندا من تمور HS080410 بلغت 38 مليون دولار عام 2023 (UN</w:t>
+        <w:t>بلغت واردات هولندا من تمور HS080410 نحو 38 مليون دولار عام 2023 (UN</w:t>
       </w:r>
     </w:p>
     <w:p>
       <w:r>
-        <w:t>Comtrade)، بنمو 7% مركّباً على ثلاث سنوات — أعلى من متوسط نمو واردات</w:t>
+        <w:t>Comtrade)، بنموّ مركّب قدره 7% على ثلاث سنوات يفوق متوسط نموّ واردات</w:t>
       </w:r>
     </w:p>
     <w:p>
       <w:r>
-        <w:t>الاتحاد الأوروبي لنفس الفئة. حساب حجم الفرصة:</w:t>
+        <w:t>الاتحاد الأوروبي لهذه الفئة. ويوضّح الجدول أدناه حجم الفرصة القابلة</w:t>
+      </w:r>
+    </w:p>
+    <w:p>
+      <w:r>
+        <w:t>للاستهداف فعلياً بعد ترشيح السوق الكلي إلى الشريحة المتخصصة:</w:t>
       </w:r>
     </w:p>
     <w:p>
@@ -528,53 +530,47 @@
     </w:tbl>
     <w:p>
       <w:r>
-        <w:rPr>
-          <w:b/>
-        </w:rPr>
-        <w:t>ماذا يعني هذا لقرارك: حجم الهدف الواقعي يبرّر شحنة تجارية حقيقية لا</w:t>
+        <w:t>وعليه فإن حجم الهدف الواقعي يبرّر شحنة تجارية بحجم حقيقي لا اختباراً</w:t>
       </w:r>
     </w:p>
     <w:p>
       <w:r>
-        <w:t>اختباراً مصغّراً.</w:t>
+        <w:t>مصغّراً، ويضع سقفاً واقعياً لتوقّعات الإيراد في السنة الأولى.</w:t>
       </w:r>
     </w:p>
     <w:p>
       <w:r>
-        <w:t>محرّكات: نمو الجالية المسلمة ونضج قنوات التوزيع. معوّقات: بوابة الأهلية</w:t>
+        <w:t>يدفع السوقَ نموُّ الجالية المسلمة ونضجُ قنوات التوزيع، بينما يظلّ المعوّق</w:t>
       </w:r>
     </w:p>
     <w:p>
       <w:r>
-        <w:t>الأوروبية الإلزامية. فرص: تركّز مورّدين معتدل يترك مجالاً لمنافس جديد. في</w:t>
+        <w:t>الأبرز بوابةَ الأهلية الأوروبية الإلزامية. غير أنّ الفرصة الحقيقية تكمن</w:t>
       </w:r>
     </w:p>
     <w:p>
       <w:r>
-        <w:t>المقابل، يظل التهديد الأبرز منافسة تونس والمغرب بأسعار أدنى في القناة</w:t>
+        <w:t>في تجزّؤ صفّ المورّدين الذي يترك مجالاً لمنافس جديد، ومن ثمّ ترجّح كفّة</w:t>
       </w:r>
     </w:p>
     <w:p>
       <w:r>
-        <w:t>المتخصصة نفسها.</w:t>
+        <w:t>الدخول لمن يملك ميزة سعرية أو تنظيمية. في المقابل، يبقى التهديد الأوضح</w:t>
       </w:r>
     </w:p>
     <w:p>
       <w:r>
-        <w:rPr>
-          <w:b/>
-        </w:rPr>
-        <w:t>ماذا يعني هذا لقرارك: الفرصة في تجزّؤ صفّ المورّدين لا في حجم السوق</w:t>
+        <w:t>منافسةَ تونس والمغرب بأسعار أدنى في القناة المتخصصة نفسها، وهو ما يوجّه</w:t>
       </w:r>
     </w:p>
     <w:p>
       <w:r>
-        <w:t>وحده.</w:t>
+        <w:t>قراركم نحو التموضع النوعي لا المنافسة على السعر وحده.</w:t>
       </w:r>
     </w:p>
     <w:p>
       <w:r>
-        <w:t>حساب حجم الشريحة:</w:t>
+        <w:t>يقوم تقدير حجم الشريحة على الأرقام التالية:</w:t>
       </w:r>
     </w:p>
     <w:p>
@@ -746,25 +742,22 @@
     </w:tbl>
     <w:p>
       <w:r>
-        <w:t>اتجاه البحث خمس سنوات صاعد بذروة موسمية واضحة حول رمضان (Google Trends).</w:t>
+        <w:t>ويظهر اتجاه البحث على مدى خمس سنوات صاعداً بذروة موسمية واضحة حول رمضان</w:t>
       </w:r>
     </w:p>
     <w:p>
       <w:r>
-        <w:t>ومن ثمّ فإن الطلب موسميّ الطابع، يتركّز في نافذة تسويقية محدّدة.</w:t>
+        <w:t>(Google Trends). ومن ثمّ فإنّ الطلب موسميّ الطابع يتركّز في نافذة تسويقية</w:t>
       </w:r>
     </w:p>
     <w:p>
       <w:r>
-        <w:rPr>
-          <w:b/>
-        </w:rPr>
-        <w:t>ماذا يعني هذا لقرارك: وجّه الاستثمار التسويقي للقناة الحلال المتخصصة</w:t>
+        <w:t>محدّدة، وهو ما يرجّح توجيه الاستثمار التسويقي للقناة الحلال المتخصصة قبيل</w:t>
       </w:r>
     </w:p>
     <w:p>
       <w:r>
-        <w:t>قبل موسم رمضان تحديداً.</w:t>
+        <w:t>موسم رمضان تحديداً بدل حملة عامة ممتدّة.</w:t>
       </w:r>
     </w:p>
     <w:p>
@@ -777,12 +770,12 @@
     </w:p>
     <w:p>
       <w:r>
-        <w:t>مؤشر تركّز المورّدين HHI≈2100 (معتدل — لا مورّد مهيمناً) من</w:t>
+        <w:t>يبلغ مؤشر تركّز المورّدين HHI نحو 2100 (نطاق معتدل، لا مورّد مهيمناً) وفق</w:t>
       </w:r>
     </w:p>
     <w:p>
       <w:r>
-        <w:t>السجلّات الرسمية:</w:t>
+        <w:t>السجلّات الرسمية، بالتوزيع التالي:</w:t>
       </w:r>
     </w:p>
     <w:p>
@@ -931,7 +924,7 @@
     </w:tbl>
     <w:p>
       <w:r>
-        <w:t>سلّم أسعار التجزئة المرصود:</w:t>
+        <w:t>ويُقارَن هذا بسلّم أسعار التجزئة المرصود:</w:t>
       </w:r>
     </w:p>
     <w:p>
@@ -1150,25 +1143,27 @@
     </w:tbl>
     <w:p>
       <w:r>
-        <w:t>حساب الهامش: سعر التصدير 9.0$/كغم + شحن 0.80$/كغم + تعريفة 0% = تكلفة</w:t>
+        <w:t>وباحتساب الهامش، فإنّ سعر تصدير قدره 9.0$/كغم مضافاً إليه شحن 0.80$/كغم</w:t>
       </w:r>
     </w:p>
     <w:p>
       <w:r>
-        <w:t>هبوط 9.8$/كغم ≈ 9.1 يورو/كغم — يقع عند حافة الطبقة المتوسطة، هامش موجب</w:t>
+        <w:t>وتعريفة صفرية يعطي تكلفة هبوط 9.8$/كغم ≈ 9.1 يورو/كغم — أي عند حافة</w:t>
       </w:r>
     </w:p>
     <w:p>
       <w:r>
-        <w:t>فقط عند استهداف القناة المتخصصة لا السوبرماركت العام.</w:t>
+        <w:t>الطبقة المتوسطة، بهامش موجب فقط عند استهداف القناة المتخصصة لا السوبرماركت</w:t>
       </w:r>
     </w:p>
     <w:p>
       <w:r>
-        <w:rPr>
-          <w:b/>
-        </w:rPr>
-        <w:t>ماذا يعني هذا لقرارك: استهدف القناة المتخصصة والمتاجر الحلال أولاً.</w:t>
+        <w:t>العام. وعليه فإنّ الخطوة المنطقية أمامكم استهدافُ القناة المتخصصة والمتاجر</w:t>
+      </w:r>
+    </w:p>
+    <w:p>
+      <w:r>
+        <w:t>الحلال أولاً، حيث يبقى الهامش قابلاً للدفاع عنه.</w:t>
       </w:r>
     </w:p>
     <w:p>
@@ -1316,48 +1311,42 @@
     </w:tbl>
     <w:p>
       <w:r>
-        <w:t>التعريفة الأوروبية على HS080410 صفر ضمن نظام GSP+ للسعودية.</w:t>
+        <w:t>والتعريفة الأوروبية على HS080410 صفر ضمن نظام GSP+ للسعودية. ومن ثمّ فإنّ</w:t>
       </w:r>
     </w:p>
     <w:p>
       <w:r>
-        <w:rPr>
-          <w:b/>
-        </w:rPr>
-        <w:t>ماذا يعني هذا لقرارك: التكلفة الجمركية ليست العائق — الأهلية</w:t>
+        <w:t>التكلفة الجمركية ليست العائق أمام الدخول، بل الأهليةُ التنظيمية هي ما</w:t>
       </w:r>
     </w:p>
     <w:p>
       <w:r>
-        <w:t>التنظيمية هي ما يحدّد الجدول الزمني.</w:t>
+        <w:t>يحدّد الجدول الزمني الفعلي للشحنة الأولى.</w:t>
       </w:r>
     </w:p>
     <w:p>
       <w:r>
-        <w:t>ميناء روتردام أكبر بوابة استيراد أوروبية، ومؤشر أداء اللوجستيات الهولندي</w:t>
+        <w:t>يمثّل ميناء روتردام أكبر بوابة استيراد أوروبية، ويأتي مؤشر أداء</w:t>
       </w:r>
     </w:p>
     <w:p>
       <w:r>
-        <w:t>من الأعلى عالمياً (World Bank LPI). القنوات المتاحة: موزّع أغذية متخصص،</w:t>
+        <w:t>اللوجستيات الهولندي من الأعلى عالمياً (World Bank LPI). وتتوفّر ثلاث قنوات</w:t>
       </w:r>
     </w:p>
     <w:p>
       <w:r>
-        <w:t>سلاسل إثنية، تجارة إلكترونية.</w:t>
+        <w:t>عملية: موزّع أغذية متخصص، وسلاسل إثنية، وتجارة إلكترونية. وبما أنّ البنية</w:t>
       </w:r>
     </w:p>
     <w:p>
       <w:r>
-        <w:rPr>
-          <w:b/>
-        </w:rPr>
-        <w:t>ماذا يعني هذا لقرارك: البنية اللوجستية ناضجة — اعتمد موزّعاً قائماً</w:t>
+        <w:t>اللوجستية ناضجة، ينصرف قراركم إلى اعتماد موزّع قائم بدل بناء حلّ شحن</w:t>
       </w:r>
     </w:p>
     <w:p>
       <w:r>
-        <w:t>بلا حاجة لحلّ شحن مخصَّص.</w:t>
+        <w:t>مخصَّص.</w:t>
       </w:r>
     </w:p>
     <w:p>
@@ -1370,42 +1359,47 @@
     </w:p>
     <w:p>
       <w:r>
-        <w:t>(أ) الشريحة المستهدَفة: 1,000,000 نسمة (القسم 5). (ب) التموضع: بين طبقة</w:t>
+        <w:t>(أ) الشريحة المستهدَفة هي شريحة الطلب المحسوبة في تحليل المستهلك (نحو</w:t>
       </w:r>
     </w:p>
     <w:p>
       <w:r>
-        <w:t>Jumbo المتوسطة (9.20€) والفاخر (14.00€) — هامش تقديري 1.0-1.8 يورو/كغم</w:t>
+        <w:t>1,000,000 نسمة). (ب) التموضع بين طبقة Jumbo المتوسطة (9.20€) والفاخر</w:t>
       </w:r>
     </w:p>
     <w:p>
       <w:r>
-        <w:t>بعد تكلفة الهبوط 9.1€ عند القناة المتخصصة (القسم 6). (ج) الباب الأول:</w:t>
+        <w:t>(14.00€) وفق سلّم الأسعار المرصود، بهامش تقديري 1.0-1.8 يورو/كغم بعد</w:t>
       </w:r>
     </w:p>
     <w:p>
       <w:r>
-        <w:t>موزّعو أغذية حلال متخصصون في أمستردام وروتردام (○ يحتاج تحققاً). (د) أول</w:t>
+        <w:t>تكلفة الهبوط 9.1€ عند القناة المتخصصة. (ج) أول باب دخول: موزّعو أغذية حلال</w:t>
       </w:r>
     </w:p>
     <w:p>
       <w:r>
-        <w:t>ثلاث خطوات: 1) تسجيل المنشأة المعتمدة EU 2017/625 — فريق الامتثال، تكلفة</w:t>
+        <w:t>متخصصون في أمستردام وروتردام (○ يحتاج تحققاً مباشراً). (د) أول ثلاث خطوات:</w:t>
       </w:r>
     </w:p>
     <w:p>
       <w:r>
-        <w:t>متوسطة؛ 2) عيّنة تجريبية لموزّع مرشّح — فريق المبيعات، تكلفة منخفضة؛ 3)</w:t>
+        <w:t>تسجيل المنشأة المعتمدة EU 2017/625 (فريق الامتثال، تكلفة متوسطة)، ثم عيّنة</w:t>
       </w:r>
     </w:p>
     <w:p>
       <w:r>
-        <w:t>دراسة تسعير مقابل تونس/المغرب — فريق التسويق، تكلفة منخفضة. (هـ) مؤشرا</w:t>
+        <w:t>تجريبية لموزّع مرشّح (فريق المبيعات، تكلفة منخفضة)، ثم دراسة تسعير مقابل</w:t>
       </w:r>
     </w:p>
     <w:p>
       <w:r>
-        <w:t>القلب: تسجيل الأهلية خلال 90 يوماً، وردّ فعل سعري من موزّع واحد.</w:t>
+        <w:t>تونس والمغرب (فريق التسويق، تكلفة منخفضة). (هـ) مؤشرا القلب: إتمام تسجيل</w:t>
+      </w:r>
+    </w:p>
+    <w:p>
+      <w:r>
+        <w:t>الأهلية خلال 90 يوماً، وردّ فعل سعري إيجابي من موزّع واحد على الأقل.</w:t>
       </w:r>
     </w:p>
     <w:p>
@@ -1413,12 +1407,12 @@
         <w:rPr>
           <w:b/>
         </w:rPr>
-        <w:t>ماذا يعني هذا لقرارك: هذه الخطوات تحدّد إن تحوّلت التوصية لدخول كامل</w:t>
+        <w:t>ماذا يعني هذا لقرارك: هذه الخطوات الثلاث تحسم خلال ربع واحد ما إذا</w:t>
       </w:r>
     </w:p>
     <w:p>
       <w:r>
-        <w:t>خلال ربع واحد.</w:t>
+        <w:t>تحوّلت التوصية إلى دخول كامل أم تجمّدت.</w:t>
       </w:r>
     </w:p>
     <w:p>
@@ -1431,30 +1425,27 @@
     </w:p>
     <w:p>
       <w:r>
-        <w:t>الاستقرار السياسي وسيادة القانون مرتفعان (World Bank WGI). تقلّب سعر</w:t>
+        <w:t>يظهر الاستقرار السياسي وسيادة القانون مرتفعَين (World Bank WGI)، فيما لا</w:t>
       </w:r>
     </w:p>
     <w:p>
       <w:r>
-        <w:t>الصرف غير ذي صلة (اليورو عملة السوق نفسها). لا أخبار مخاطر قطاعية جوهرية</w:t>
+        <w:t>يشكّل تقلّب سعر الصرف عاملاً لأنّ اليورو هو عملة السوق نفسها. ولم ترصد</w:t>
       </w:r>
     </w:p>
     <w:p>
       <w:r>
-        <w:t>خلال 12 شهراً (GDELT).</w:t>
+        <w:t>أخبار مخاطر قطاعية جوهرية خلال 12 شهراً (GDELT). وبذلك لا تبرز مخاطرة</w:t>
       </w:r>
     </w:p>
     <w:p>
       <w:r>
-        <w:rPr>
-          <w:b/>
-        </w:rPr>
-        <w:t>ماذا يعني هذا لقرارك: لا مخاطر كلية تستدعي التأجيل — المخاطرة الوحيدة</w:t>
+        <w:t>كلّية تستدعي تأجيل الدخول، وتبقى المخاطرة الوحيدة الجوهرية إجرائيةً تتصل</w:t>
       </w:r>
     </w:p>
     <w:p>
       <w:r>
-        <w:t>الجوهرية إجرائية (الأهلية التنظيمية).</w:t>
+        <w:t>بإتمام الأهلية التنظيمية في وقتها.</w:t>
       </w:r>
     </w:p>
     <w:p>
@@ -1467,7 +1458,15 @@
     </w:p>
     <w:p>
       <w:r>
-        <w:t>اكتملت التقاطعات التحليلية الأساسية بأدلة موثّقة بمصادرها؛ لا فجوة جوهرية تمنع اتخاذ القرار ضمن نطاق هذا التقرير.</w:t>
+        <w:t>النقاط التالية لم تكتمل توثيقاً ضمن هذا التقرير؛ هي ما يفصل التوصية الحالية عن قرار نهائي كامل، وكلٌّ منها قابل للإغلاق بخطوة محدّدة:</w:t>
+      </w:r>
+    </w:p>
+    <w:p>
+      <w:pPr>
+        <w:pStyle w:val="ListBullet"/>
+      </w:pPr>
+      <w:r>
+        <w:t>لم نتمكّن من تأكيد قناة الدخول الأولى (موزّع أغذية حلال في أمستردام — مرشّح محتمل) من مصدر موثّق — إغلاق هذه الفجوة يتطلّب خدمة تحقّق جهات اتصال مدفوعة (قواعد بيانات تجارية) قبل الالتزام بالموزّع.</w:t>
       </w:r>
     </w:p>
     <w:p>
@@ -1580,7 +1579,7 @@
           </w:tcPr>
           <w:p>
             <w:r>
-              <w:t>38000000.0</w:t>
+              <w:t>38 مليون — إجمالي واردات هولندا من التمور من العالم، دولار، 2023</w:t>
             </w:r>
           </w:p>
         </w:tc>
@@ -1623,7 +1622,7 @@
           </w:tcPr>
           <w:p>
             <w:r>
-              <w:t>17800000.0</w:t>
+              <w:t>17.8 مليون — عدد سكان هولندا، نسمة، 2023</w:t>
             </w:r>
           </w:p>
         </w:tc>
@@ -1756,7 +1755,7 @@
           </w:tcPr>
           <w:p>
             <w:r>
-              <w:t>بند تقني غير قابل للعرض المباشر — التفاصيل الكاملة في أثر التتبّع.</w:t>
+              <w:t>تونس: حصة 31.0%</w:t>
             </w:r>
           </w:p>
         </w:tc>
@@ -1799,7 +1798,7 @@
           </w:tcPr>
           <w:p>
             <w:r>
-              <w:t>بند تقني غير قابل للعرض المباشر — التفاصيل الكاملة في أثر التتبّع.</w:t>
+              <w:t>مؤشر تركّز المورّدين HHI=2100.0</w:t>
             </w:r>
           </w:p>
         </w:tc>

--- a/samples/client_report_latest.docx
+++ b/samples/client_report_latest.docx
@@ -1176,11 +1176,26 @@
     </w:p>
     <w:p>
       <w:r>
+        <w:t>بوصف التمور منتجاً غذائياً، تتركّز اشتراطاته على سلامة الغذاء وحدود</w:t>
+      </w:r>
+    </w:p>
+    <w:p>
+      <w:r>
+        <w:t>الملوّثات وشهادات الجودة. وتنتظم هذه الاشتراطات في ثلاث طبقات:</w:t>
+      </w:r>
+    </w:p>
+    <w:p>
+      <w:r>
+        <w:t>اشتراطات إلزامية (بوابة أهلية، لا دخول بدونها):</w:t>
+      </w:r>
+    </w:p>
+    <w:p>
+      <w:r>
         <w:rPr>
           <w:b/>
           <w:i/>
         </w:rPr>
-        <w:t>جدول: الاشتراط · رقم اللائحة · الإجراء المطلوب</w:t>
+        <w:t>جدول: الاشتراط · رقم اللائحة/المعيار · الإجراء المطلوب</w:t>
       </w:r>
     </w:p>
     <w:tbl>
@@ -1221,7 +1236,7 @@
                 <w:b/>
                 <w:color w:val="FFFFFF"/>
               </w:rPr>
-              <w:t>رقم اللائحة</w:t>
+              <w:t>رقم اللائحة/المعيار</w:t>
             </w:r>
           </w:p>
         </w:tc>
@@ -1268,7 +1283,7 @@
           </w:tcPr>
           <w:p>
             <w:r>
-              <w:t>تسجيل قبل أيّ شحنة — بوابة أهلية إلزامية</w:t>
+              <w:t>تسجيل قبل أيّ شحنة</w:t>
             </w:r>
           </w:p>
         </w:tc>
@@ -1281,7 +1296,7 @@
           </w:tcPr>
           <w:p>
             <w:r>
-              <w:t>شهادة حلال</w:t>
+              <w:t>حدود الملوّثات والمبيدات</w:t>
             </w:r>
           </w:p>
         </w:tc>
@@ -1292,7 +1307,7 @@
           </w:tcPr>
           <w:p>
             <w:r>
-              <w:t>معيار GSO 993</w:t>
+              <w:t>EU 2023/915</w:t>
             </w:r>
           </w:p>
         </w:tc>
@@ -1300,6 +1315,216 @@
           <w:tcPr>
             <w:tcW w:type="dxa" w:w="2880"/>
             <w:shd w:val="clear" w:fill="F2F2F2"/>
+          </w:tcPr>
+          <w:p>
+            <w:r>
+              <w:t>التزام حدود المتبقّيات المعتمدة</w:t>
+            </w:r>
+          </w:p>
+        </w:tc>
+      </w:tr>
+    </w:tbl>
+    <w:p>
+      <w:r>
+        <w:t>اشتراطات إضافية يطلبها المشترون عادةً:</w:t>
+      </w:r>
+    </w:p>
+    <w:p>
+      <w:r>
+        <w:rPr>
+          <w:b/>
+          <w:i/>
+        </w:rPr>
+        <w:t>جدول: الاشتراط · المعيار · الإجراء المطلوب</w:t>
+      </w:r>
+    </w:p>
+    <w:tbl>
+      <w:tblPr>
+        <w:tblStyle w:val="TableGrid"/>
+        <w:tblW w:type="auto" w:w="0"/>
+        <w:tblLook w:firstColumn="1" w:firstRow="1" w:lastColumn="0" w:lastRow="0" w:noHBand="0" w:noVBand="1" w:val="04A0"/>
+      </w:tblPr>
+      <w:tblGrid>
+        <w:gridCol w:w="2880"/>
+        <w:gridCol w:w="2880"/>
+        <w:gridCol w:w="2880"/>
+      </w:tblGrid>
+      <w:tr>
+        <w:tc>
+          <w:tcPr>
+            <w:tcW w:type="dxa" w:w="2880"/>
+            <w:shd w:val="clear" w:fill="1B3B6F"/>
+          </w:tcPr>
+          <w:p>
+            <w:r>
+              <w:rPr>
+                <w:b/>
+                <w:color w:val="FFFFFF"/>
+              </w:rPr>
+              <w:t>الاشتراط</w:t>
+            </w:r>
+          </w:p>
+        </w:tc>
+        <w:tc>
+          <w:tcPr>
+            <w:tcW w:type="dxa" w:w="2880"/>
+            <w:shd w:val="clear" w:fill="1B3B6F"/>
+          </w:tcPr>
+          <w:p>
+            <w:r>
+              <w:rPr>
+                <w:b/>
+                <w:color w:val="FFFFFF"/>
+              </w:rPr>
+              <w:t>المعيار</w:t>
+            </w:r>
+          </w:p>
+        </w:tc>
+        <w:tc>
+          <w:tcPr>
+            <w:tcW w:type="dxa" w:w="2880"/>
+            <w:shd w:val="clear" w:fill="1B3B6F"/>
+          </w:tcPr>
+          <w:p>
+            <w:r>
+              <w:rPr>
+                <w:b/>
+                <w:color w:val="FFFFFF"/>
+              </w:rPr>
+              <w:t>الإجراء المطلوب</w:t>
+            </w:r>
+          </w:p>
+        </w:tc>
+      </w:tr>
+      <w:tr>
+        <w:tc>
+          <w:tcPr>
+            <w:tcW w:type="dxa" w:w="2880"/>
+          </w:tcPr>
+          <w:p>
+            <w:r>
+              <w:t>شهادة سلامة غذائية</w:t>
+            </w:r>
+          </w:p>
+        </w:tc>
+        <w:tc>
+          <w:tcPr>
+            <w:tcW w:type="dxa" w:w="2880"/>
+          </w:tcPr>
+          <w:p>
+            <w:r>
+              <w:t>BRC / IFS</w:t>
+            </w:r>
+          </w:p>
+        </w:tc>
+        <w:tc>
+          <w:tcPr>
+            <w:tcW w:type="dxa" w:w="2880"/>
+          </w:tcPr>
+          <w:p>
+            <w:r>
+              <w:t>تدقيق طرف ثالث معتمد</w:t>
+            </w:r>
+          </w:p>
+        </w:tc>
+      </w:tr>
+    </w:tbl>
+    <w:p>
+      <w:r>
+        <w:t>اشتراطات أسواق متخصصة (نيش):</w:t>
+      </w:r>
+    </w:p>
+    <w:p>
+      <w:r>
+        <w:rPr>
+          <w:b/>
+          <w:i/>
+        </w:rPr>
+        <w:t>جدول: الاشتراط · المعيار · الإجراء المطلوب</w:t>
+      </w:r>
+    </w:p>
+    <w:tbl>
+      <w:tblPr>
+        <w:tblStyle w:val="TableGrid"/>
+        <w:tblW w:type="auto" w:w="0"/>
+        <w:tblLook w:firstColumn="1" w:firstRow="1" w:lastColumn="0" w:lastRow="0" w:noHBand="0" w:noVBand="1" w:val="04A0"/>
+      </w:tblPr>
+      <w:tblGrid>
+        <w:gridCol w:w="2880"/>
+        <w:gridCol w:w="2880"/>
+        <w:gridCol w:w="2880"/>
+      </w:tblGrid>
+      <w:tr>
+        <w:tc>
+          <w:tcPr>
+            <w:tcW w:type="dxa" w:w="2880"/>
+            <w:shd w:val="clear" w:fill="1B3B6F"/>
+          </w:tcPr>
+          <w:p>
+            <w:r>
+              <w:rPr>
+                <w:b/>
+                <w:color w:val="FFFFFF"/>
+              </w:rPr>
+              <w:t>الاشتراط</w:t>
+            </w:r>
+          </w:p>
+        </w:tc>
+        <w:tc>
+          <w:tcPr>
+            <w:tcW w:type="dxa" w:w="2880"/>
+            <w:shd w:val="clear" w:fill="1B3B6F"/>
+          </w:tcPr>
+          <w:p>
+            <w:r>
+              <w:rPr>
+                <w:b/>
+                <w:color w:val="FFFFFF"/>
+              </w:rPr>
+              <w:t>المعيار</w:t>
+            </w:r>
+          </w:p>
+        </w:tc>
+        <w:tc>
+          <w:tcPr>
+            <w:tcW w:type="dxa" w:w="2880"/>
+            <w:shd w:val="clear" w:fill="1B3B6F"/>
+          </w:tcPr>
+          <w:p>
+            <w:r>
+              <w:rPr>
+                <w:b/>
+                <w:color w:val="FFFFFF"/>
+              </w:rPr>
+              <w:t>الإجراء المطلوب</w:t>
+            </w:r>
+          </w:p>
+        </w:tc>
+      </w:tr>
+      <w:tr>
+        <w:tc>
+          <w:tcPr>
+            <w:tcW w:type="dxa" w:w="2880"/>
+          </w:tcPr>
+          <w:p>
+            <w:r>
+              <w:t>شهادة حلال</w:t>
+            </w:r>
+          </w:p>
+        </w:tc>
+        <w:tc>
+          <w:tcPr>
+            <w:tcW w:type="dxa" w:w="2880"/>
+          </w:tcPr>
+          <w:p>
+            <w:r>
+              <w:t>GSO 993</w:t>
+            </w:r>
+          </w:p>
+        </w:tc>
+        <w:tc>
+          <w:tcPr>
+            <w:tcW w:type="dxa" w:w="2880"/>
           </w:tcPr>
           <w:p>
             <w:r>
@@ -1316,12 +1541,12 @@
     </w:p>
     <w:p>
       <w:r>
-        <w:t>التكلفة الجمركية ليست العائق أمام الدخول، بل الأهليةُ التنظيمية هي ما</w:t>
+        <w:t>التكلفة الجمركية ليست العائق أمام الدخول، بل الطبقةُ الإلزامية أعلاه هي</w:t>
       </w:r>
     </w:p>
     <w:p>
       <w:r>
-        <w:t>يحدّد الجدول الزمني الفعلي للشحنة الأولى.</w:t>
+        <w:t>بوابة الأهلية التي تحدّد الجدول الزمني الفعلي للشحنة الأولى.</w:t>
       </w:r>
     </w:p>
     <w:p>
@@ -1336,17 +1561,27 @@
     </w:p>
     <w:p>
       <w:r>
-        <w:t>عملية: موزّع أغذية متخصص، وسلاسل إثنية، وتجارة إلكترونية. وبما أنّ البنية</w:t>
+        <w:t>عملية: موزّع أغذية متخصص، وسلاسل إثنية، وتجارة إلكترونية. والقناة الأولى</w:t>
       </w:r>
     </w:p>
     <w:p>
       <w:r>
-        <w:t>اللوجستية ناضجة، ينصرف قراركم إلى اعتماد موزّع قائم بدل بناء حلّ شحن</w:t>
+        <w:t>الموصى بها لمصدّر سعودي جديد هي موزّع الأغذية المتخصص الذي يخدم القناة</w:t>
       </w:r>
     </w:p>
     <w:p>
       <w:r>
-        <w:t>مخصَّص.</w:t>
+        <w:t>الحلال، لأنّه يجمع تركّز المشترين وهامشاً أعلى وحاجز دخول أدنى من محاولة</w:t>
+      </w:r>
+    </w:p>
+    <w:p>
+      <w:r>
+        <w:t>اختراق التجزئة العامة مباشرة. وبما أنّ البنية اللوجستية ناضجة، ينصرف</w:t>
+      </w:r>
+    </w:p>
+    <w:p>
+      <w:r>
+        <w:t>قراركم إلى اعتماد موزّع قائم بدل بناء حلّ شحن مخصَّص.</w:t>
       </w:r>
     </w:p>
     <w:p>
@@ -1413,6 +1648,49 @@
     <w:p>
       <w:r>
         <w:t>تحوّلت التوصية إلى دخول كامل أم تجمّدت.</w:t>
+      </w:r>
+    </w:p>
+    <w:p>
+      <w:pPr>
+        <w:pStyle w:val="Heading3"/>
+      </w:pPr>
+      <w:r>
+        <w:t>نصائح عملية للمصدّر</w:t>
+      </w:r>
+    </w:p>
+    <w:p>
+      <w:r>
+        <w:t>- ابدأ ملف الأهلية EU 2017/625 قبل أيّ التزام تسويقي — هو المسار الحرج.</w:t>
+      </w:r>
+    </w:p>
+    <w:p>
+      <w:r>
+        <w:t>- استهدف موزّع الأغذية الحلال المتخصص أولاً لا التجزئة العامة، حفاظاً</w:t>
+      </w:r>
+    </w:p>
+    <w:p>
+      <w:r>
+        <w:t>على الهامش عند حافة الطبقة المتوسطة.</w:t>
+      </w:r>
+    </w:p>
+    <w:p>
+      <w:r>
+        <w:t>- وقّت أول شحنة قبل موسم رمضان بما يكفي لملء رفوف القناة المتخصصة في</w:t>
+      </w:r>
+    </w:p>
+    <w:p>
+      <w:r>
+        <w:t>ذروة الطلب.</w:t>
+      </w:r>
+    </w:p>
+    <w:p>
+      <w:r>
+        <w:t>- ثبّت شهادة سلامة غذائية (BRC/IFS) مبكّراً — يطلبها كبار المشترين</w:t>
+      </w:r>
+    </w:p>
+    <w:p>
+      <w:r>
+        <w:t>الأوروبيين ولو لم تكن إلزامية قانوناً.</w:t>
       </w:r>
     </w:p>
     <w:p>

--- a/samples/client_report_latest.docx
+++ b/samples/client_report_latest.docx
@@ -769,8 +769,475 @@
       </w:r>
     </w:p>
     <w:p>
+      <w:pPr>
+        <w:pStyle w:val="Heading3"/>
+      </w:pPr>
       <w:r>
-        <w:t>يبلغ مؤشر تركّز المورّدين HHI نحو 2100 (نطاق معتدل، لا مورّد مهيمناً) وفق</w:t>
+        <w:t>المنتجات المنافسة وأسعارها</w:t>
+      </w:r>
+    </w:p>
+    <w:p>
+      <w:r>
+        <w:t>يعرض الجدول أدناه المنتجات المنافسة المرصودة في متاجر السوق نفسها، بأسعارها</w:t>
+      </w:r>
+    </w:p>
+    <w:p>
+      <w:r>
+        <w:t>مطبَّعةً لكل كيلوغرام بالدولار مع متجرها وتاريخ رصدها ودليلها:</w:t>
+      </w:r>
+    </w:p>
+    <w:p>
+      <w:r>
+        <w:rPr>
+          <w:b/>
+          <w:i/>
+        </w:rPr>
+        <w:t>جدول: المنتج/العلامة · المنشأ · العبوة · سعر التجزئة · السعر/كجم بالدولار · المتجر وتاريخ الرصد · الدليل</w:t>
+      </w:r>
+    </w:p>
+    <w:tbl>
+      <w:tblPr>
+        <w:tblStyle w:val="TableGrid"/>
+        <w:tblW w:type="auto" w:w="0"/>
+        <w:tblLook w:firstColumn="1" w:firstRow="1" w:lastColumn="0" w:lastRow="0" w:noHBand="0" w:noVBand="1" w:val="04A0"/>
+      </w:tblPr>
+      <w:tblGrid>
+        <w:gridCol w:w="1234"/>
+        <w:gridCol w:w="1234"/>
+        <w:gridCol w:w="1234"/>
+        <w:gridCol w:w="1234"/>
+        <w:gridCol w:w="1234"/>
+        <w:gridCol w:w="1234"/>
+        <w:gridCol w:w="1234"/>
+      </w:tblGrid>
+      <w:tr>
+        <w:tc>
+          <w:tcPr>
+            <w:tcW w:type="dxa" w:w="1234"/>
+            <w:shd w:val="clear" w:fill="1B3B6F"/>
+          </w:tcPr>
+          <w:p>
+            <w:r>
+              <w:rPr>
+                <w:b/>
+                <w:color w:val="FFFFFF"/>
+              </w:rPr>
+              <w:t>المنتج/العلامة</w:t>
+            </w:r>
+          </w:p>
+        </w:tc>
+        <w:tc>
+          <w:tcPr>
+            <w:tcW w:type="dxa" w:w="1234"/>
+            <w:shd w:val="clear" w:fill="1B3B6F"/>
+          </w:tcPr>
+          <w:p>
+            <w:r>
+              <w:rPr>
+                <w:b/>
+                <w:color w:val="FFFFFF"/>
+              </w:rPr>
+              <w:t>المنشأ</w:t>
+            </w:r>
+          </w:p>
+        </w:tc>
+        <w:tc>
+          <w:tcPr>
+            <w:tcW w:type="dxa" w:w="1234"/>
+            <w:shd w:val="clear" w:fill="1B3B6F"/>
+          </w:tcPr>
+          <w:p>
+            <w:r>
+              <w:rPr>
+                <w:b/>
+                <w:color w:val="FFFFFF"/>
+              </w:rPr>
+              <w:t>العبوة</w:t>
+            </w:r>
+          </w:p>
+        </w:tc>
+        <w:tc>
+          <w:tcPr>
+            <w:tcW w:type="dxa" w:w="1234"/>
+            <w:shd w:val="clear" w:fill="1B3B6F"/>
+          </w:tcPr>
+          <w:p>
+            <w:r>
+              <w:rPr>
+                <w:b/>
+                <w:color w:val="FFFFFF"/>
+              </w:rPr>
+              <w:t>سعر التجزئة</w:t>
+            </w:r>
+          </w:p>
+        </w:tc>
+        <w:tc>
+          <w:tcPr>
+            <w:tcW w:type="dxa" w:w="1234"/>
+            <w:shd w:val="clear" w:fill="1B3B6F"/>
+          </w:tcPr>
+          <w:p>
+            <w:r>
+              <w:rPr>
+                <w:b/>
+                <w:color w:val="FFFFFF"/>
+              </w:rPr>
+              <w:t>السعر/كجم بالدولار</w:t>
+            </w:r>
+          </w:p>
+        </w:tc>
+        <w:tc>
+          <w:tcPr>
+            <w:tcW w:type="dxa" w:w="1234"/>
+            <w:shd w:val="clear" w:fill="1B3B6F"/>
+          </w:tcPr>
+          <w:p>
+            <w:r>
+              <w:rPr>
+                <w:b/>
+                <w:color w:val="FFFFFF"/>
+              </w:rPr>
+              <w:t>المتجر وتاريخ الرصد</w:t>
+            </w:r>
+          </w:p>
+        </w:tc>
+        <w:tc>
+          <w:tcPr>
+            <w:tcW w:type="dxa" w:w="1234"/>
+            <w:shd w:val="clear" w:fill="1B3B6F"/>
+          </w:tcPr>
+          <w:p>
+            <w:r>
+              <w:rPr>
+                <w:b/>
+                <w:color w:val="FFFFFF"/>
+              </w:rPr>
+              <w:t>الدليل</w:t>
+            </w:r>
+          </w:p>
+        </w:tc>
+      </w:tr>
+      <w:tr>
+        <w:tc>
+          <w:tcPr>
+            <w:tcW w:type="dxa" w:w="1234"/>
+          </w:tcPr>
+          <w:p>
+            <w:r>
+              <w:t>تمر دقلة نور اقتصادي</w:t>
+            </w:r>
+          </w:p>
+        </w:tc>
+        <w:tc>
+          <w:tcPr>
+            <w:tcW w:type="dxa" w:w="1234"/>
+          </w:tcPr>
+          <w:p>
+            <w:r>
+              <w:t>تونس</w:t>
+            </w:r>
+          </w:p>
+        </w:tc>
+        <w:tc>
+          <w:tcPr>
+            <w:tcW w:type="dxa" w:w="1234"/>
+          </w:tcPr>
+          <w:p>
+            <w:r>
+              <w:t>1كغ</w:t>
+            </w:r>
+          </w:p>
+        </w:tc>
+        <w:tc>
+          <w:tcPr>
+            <w:tcW w:type="dxa" w:w="1234"/>
+          </w:tcPr>
+          <w:p>
+            <w:r>
+              <w:t>5.50€</w:t>
+            </w:r>
+          </w:p>
+        </w:tc>
+        <w:tc>
+          <w:tcPr>
+            <w:tcW w:type="dxa" w:w="1234"/>
+          </w:tcPr>
+          <w:p>
+            <w:r>
+              <w:t>6.0$</w:t>
+            </w:r>
+          </w:p>
+        </w:tc>
+        <w:tc>
+          <w:tcPr>
+            <w:tcW w:type="dxa" w:w="1234"/>
+          </w:tcPr>
+          <w:p>
+            <w:r>
+              <w:t>Albert Heijn · 2026-07</w:t>
+            </w:r>
+          </w:p>
+        </w:tc>
+        <w:tc>
+          <w:tcPr>
+            <w:tcW w:type="dxa" w:w="1234"/>
+          </w:tcPr>
+          <w:p>
+            <w:r>
+              <w:t>✓</w:t>
+            </w:r>
+          </w:p>
+        </w:tc>
+      </w:tr>
+      <w:tr>
+        <w:tc>
+          <w:tcPr>
+            <w:tcW w:type="dxa" w:w="1234"/>
+            <w:shd w:val="clear" w:fill="F2F2F2"/>
+          </w:tcPr>
+          <w:p>
+            <w:r>
+              <w:t>تمر مجهول متوسط</w:t>
+            </w:r>
+          </w:p>
+        </w:tc>
+        <w:tc>
+          <w:tcPr>
+            <w:tcW w:type="dxa" w:w="1234"/>
+            <w:shd w:val="clear" w:fill="F2F2F2"/>
+          </w:tcPr>
+          <w:p>
+            <w:r>
+              <w:t>المغرب</w:t>
+            </w:r>
+          </w:p>
+        </w:tc>
+        <w:tc>
+          <w:tcPr>
+            <w:tcW w:type="dxa" w:w="1234"/>
+            <w:shd w:val="clear" w:fill="F2F2F2"/>
+          </w:tcPr>
+          <w:p>
+            <w:r>
+              <w:t>1كغ</w:t>
+            </w:r>
+          </w:p>
+        </w:tc>
+        <w:tc>
+          <w:tcPr>
+            <w:tcW w:type="dxa" w:w="1234"/>
+            <w:shd w:val="clear" w:fill="F2F2F2"/>
+          </w:tcPr>
+          <w:p>
+            <w:r>
+              <w:t>9.20€</w:t>
+            </w:r>
+          </w:p>
+        </w:tc>
+        <w:tc>
+          <w:tcPr>
+            <w:tcW w:type="dxa" w:w="1234"/>
+            <w:shd w:val="clear" w:fill="F2F2F2"/>
+          </w:tcPr>
+          <w:p>
+            <w:r>
+              <w:t>10.0$</w:t>
+            </w:r>
+          </w:p>
+        </w:tc>
+        <w:tc>
+          <w:tcPr>
+            <w:tcW w:type="dxa" w:w="1234"/>
+            <w:shd w:val="clear" w:fill="F2F2F2"/>
+          </w:tcPr>
+          <w:p>
+            <w:r>
+              <w:t>Jumbo · 2026-07</w:t>
+            </w:r>
+          </w:p>
+        </w:tc>
+        <w:tc>
+          <w:tcPr>
+            <w:tcW w:type="dxa" w:w="1234"/>
+            <w:shd w:val="clear" w:fill="F2F2F2"/>
+          </w:tcPr>
+          <w:p>
+            <w:r>
+              <w:t>✓</w:t>
+            </w:r>
+          </w:p>
+        </w:tc>
+      </w:tr>
+      <w:tr>
+        <w:tc>
+          <w:tcPr>
+            <w:tcW w:type="dxa" w:w="1234"/>
+          </w:tcPr>
+          <w:p>
+            <w:r>
+              <w:t>تمر فاخر متخصص</w:t>
+            </w:r>
+          </w:p>
+        </w:tc>
+        <w:tc>
+          <w:tcPr>
+            <w:tcW w:type="dxa" w:w="1234"/>
+          </w:tcPr>
+          <w:p>
+            <w:r>
+              <w:t>تونس</w:t>
+            </w:r>
+          </w:p>
+        </w:tc>
+        <w:tc>
+          <w:tcPr>
+            <w:tcW w:type="dxa" w:w="1234"/>
+          </w:tcPr>
+          <w:p>
+            <w:r>
+              <w:t>500غ</w:t>
+            </w:r>
+          </w:p>
+        </w:tc>
+        <w:tc>
+          <w:tcPr>
+            <w:tcW w:type="dxa" w:w="1234"/>
+          </w:tcPr>
+          <w:p>
+            <w:r>
+              <w:t>7.00€</w:t>
+            </w:r>
+          </w:p>
+        </w:tc>
+        <w:tc>
+          <w:tcPr>
+            <w:tcW w:type="dxa" w:w="1234"/>
+          </w:tcPr>
+          <w:p>
+            <w:r>
+              <w:t>15.3$</w:t>
+            </w:r>
+          </w:p>
+        </w:tc>
+        <w:tc>
+          <w:tcPr>
+            <w:tcW w:type="dxa" w:w="1234"/>
+          </w:tcPr>
+          <w:p>
+            <w:r>
+              <w:t>متجر حلال متخصص · 2026-07</w:t>
+            </w:r>
+          </w:p>
+        </w:tc>
+        <w:tc>
+          <w:tcPr>
+            <w:tcW w:type="dxa" w:w="1234"/>
+          </w:tcPr>
+          <w:p>
+            <w:r>
+              <w:t>✓</w:t>
+            </w:r>
+          </w:p>
+        </w:tc>
+      </w:tr>
+      <w:tr>
+        <w:tc>
+          <w:tcPr>
+            <w:tcW w:type="dxa" w:w="1234"/>
+            <w:shd w:val="clear" w:fill="F2F2F2"/>
+          </w:tcPr>
+          <w:p>
+            <w:r>
+              <w:t>سعر جملة مرجعي (كومتريد)</w:t>
+            </w:r>
+          </w:p>
+        </w:tc>
+        <w:tc>
+          <w:tcPr>
+            <w:tcW w:type="dxa" w:w="1234"/>
+            <w:shd w:val="clear" w:fill="F2F2F2"/>
+          </w:tcPr>
+          <w:p>
+            <w:r>
+              <w:t>مزيج شحنات</w:t>
+            </w:r>
+          </w:p>
+        </w:tc>
+        <w:tc>
+          <w:tcPr>
+            <w:tcW w:type="dxa" w:w="1234"/>
+            <w:shd w:val="clear" w:fill="F2F2F2"/>
+          </w:tcPr>
+          <w:p>
+            <w:r>
+              <w:t>—</w:t>
+            </w:r>
+          </w:p>
+        </w:tc>
+        <w:tc>
+          <w:tcPr>
+            <w:tcW w:type="dxa" w:w="1234"/>
+            <w:shd w:val="clear" w:fill="F2F2F2"/>
+          </w:tcPr>
+          <w:p>
+            <w:r>
+              <w:t>—</w:t>
+            </w:r>
+          </w:p>
+        </w:tc>
+        <w:tc>
+          <w:tcPr>
+            <w:tcW w:type="dxa" w:w="1234"/>
+            <w:shd w:val="clear" w:fill="F2F2F2"/>
+          </w:tcPr>
+          <w:p>
+            <w:r>
+              <w:t>4.2$</w:t>
+            </w:r>
+          </w:p>
+        </w:tc>
+        <w:tc>
+          <w:tcPr>
+            <w:tcW w:type="dxa" w:w="1234"/>
+            <w:shd w:val="clear" w:fill="F2F2F2"/>
+          </w:tcPr>
+          <w:p>
+            <w:r>
+              <w:t>UN Comtrade (متوسط)</w:t>
+            </w:r>
+          </w:p>
+        </w:tc>
+        <w:tc>
+          <w:tcPr>
+            <w:tcW w:type="dxa" w:w="1234"/>
+            <w:shd w:val="clear" w:fill="F2F2F2"/>
+          </w:tcPr>
+          <w:p>
+            <w:r>
+              <w:t>◐</w:t>
+            </w:r>
+          </w:p>
+        </w:tc>
+      </w:tr>
+    </w:tbl>
+    <w:p>
+      <w:r>
+        <w:t>وتكشف هذه المنتجات أن القناة العامة تتركّز في نطاق 6-10 دولار للكيلوغرام،</w:t>
+      </w:r>
+    </w:p>
+    <w:p>
+      <w:r>
+        <w:t>بينما تحتفظ القناة المتخصصة بهامش سعري أعلى — وهو ما يؤطّر قرار التموضع</w:t>
+      </w:r>
+    </w:p>
+    <w:p>
+      <w:r>
+        <w:t>لاحقاً. وأيّ منتج لم يُرصد له سعر يُعلَن صراحةً بدل حذفه.</w:t>
+      </w:r>
+    </w:p>
+    <w:p>
+      <w:r>
+        <w:t>ويبلغ مؤشر تركّز المورّدين HHI نحو 2100 (نطاق معتدل، لا مورّد مهيمناً) وفق</w:t>
       </w:r>
     </w:p>
     <w:p>
@@ -917,225 +1384,6 @@
           <w:p>
             <w:r>
               <w:t>36%</w:t>
-            </w:r>
-          </w:p>
-        </w:tc>
-      </w:tr>
-    </w:tbl>
-    <w:p>
-      <w:r>
-        <w:t>ويُقارَن هذا بسلّم أسعار التجزئة المرصود:</w:t>
-      </w:r>
-    </w:p>
-    <w:p>
-      <w:r>
-        <w:rPr>
-          <w:b/>
-          <w:i/>
-        </w:rPr>
-        <w:t>جدول: المنتج/العلامة · السعر · العملة · المصدر</w:t>
-      </w:r>
-    </w:p>
-    <w:tbl>
-      <w:tblPr>
-        <w:tblStyle w:val="TableGrid"/>
-        <w:tblW w:type="auto" w:w="0"/>
-        <w:tblLook w:firstColumn="1" w:firstRow="1" w:lastColumn="0" w:lastRow="0" w:noHBand="0" w:noVBand="1" w:val="04A0"/>
-      </w:tblPr>
-      <w:tblGrid>
-        <w:gridCol w:w="2160"/>
-        <w:gridCol w:w="2160"/>
-        <w:gridCol w:w="2160"/>
-        <w:gridCol w:w="2160"/>
-      </w:tblGrid>
-      <w:tr>
-        <w:tc>
-          <w:tcPr>
-            <w:tcW w:type="dxa" w:w="2160"/>
-            <w:shd w:val="clear" w:fill="1B3B6F"/>
-          </w:tcPr>
-          <w:p>
-            <w:r>
-              <w:rPr>
-                <w:b/>
-                <w:color w:val="FFFFFF"/>
-              </w:rPr>
-              <w:t>المنتج/العلامة</w:t>
-            </w:r>
-          </w:p>
-        </w:tc>
-        <w:tc>
-          <w:tcPr>
-            <w:tcW w:type="dxa" w:w="2160"/>
-            <w:shd w:val="clear" w:fill="1B3B6F"/>
-          </w:tcPr>
-          <w:p>
-            <w:r>
-              <w:rPr>
-                <w:b/>
-                <w:color w:val="FFFFFF"/>
-              </w:rPr>
-              <w:t>السعر</w:t>
-            </w:r>
-          </w:p>
-        </w:tc>
-        <w:tc>
-          <w:tcPr>
-            <w:tcW w:type="dxa" w:w="2160"/>
-            <w:shd w:val="clear" w:fill="1B3B6F"/>
-          </w:tcPr>
-          <w:p>
-            <w:r>
-              <w:rPr>
-                <w:b/>
-                <w:color w:val="FFFFFF"/>
-              </w:rPr>
-              <w:t>العملة</w:t>
-            </w:r>
-          </w:p>
-        </w:tc>
-        <w:tc>
-          <w:tcPr>
-            <w:tcW w:type="dxa" w:w="2160"/>
-            <w:shd w:val="clear" w:fill="1B3B6F"/>
-          </w:tcPr>
-          <w:p>
-            <w:r>
-              <w:rPr>
-                <w:b/>
-                <w:color w:val="FFFFFF"/>
-              </w:rPr>
-              <w:t>المصدر</w:t>
-            </w:r>
-          </w:p>
-        </w:tc>
-      </w:tr>
-      <w:tr>
-        <w:tc>
-          <w:tcPr>
-            <w:tcW w:type="dxa" w:w="2160"/>
-          </w:tcPr>
-          <w:p>
-            <w:r>
-              <w:t>تمور اقتصادية</w:t>
-            </w:r>
-          </w:p>
-        </w:tc>
-        <w:tc>
-          <w:tcPr>
-            <w:tcW w:type="dxa" w:w="2160"/>
-          </w:tcPr>
-          <w:p>
-            <w:r>
-              <w:t>5.50</w:t>
-            </w:r>
-          </w:p>
-        </w:tc>
-        <w:tc>
-          <w:tcPr>
-            <w:tcW w:type="dxa" w:w="2160"/>
-          </w:tcPr>
-          <w:p>
-            <w:r>
-              <w:t>EUR/كغم</w:t>
-            </w:r>
-          </w:p>
-        </w:tc>
-        <w:tc>
-          <w:tcPr>
-            <w:tcW w:type="dxa" w:w="2160"/>
-          </w:tcPr>
-          <w:p>
-            <w:r>
-              <w:t>Albert Heijn (رصد ويب)</w:t>
-            </w:r>
-          </w:p>
-        </w:tc>
-      </w:tr>
-      <w:tr>
-        <w:tc>
-          <w:tcPr>
-            <w:tcW w:type="dxa" w:w="2160"/>
-            <w:shd w:val="clear" w:fill="F2F2F2"/>
-          </w:tcPr>
-          <w:p>
-            <w:r>
-              <w:t>تمور متوسطة</w:t>
-            </w:r>
-          </w:p>
-        </w:tc>
-        <w:tc>
-          <w:tcPr>
-            <w:tcW w:type="dxa" w:w="2160"/>
-            <w:shd w:val="clear" w:fill="F2F2F2"/>
-          </w:tcPr>
-          <w:p>
-            <w:r>
-              <w:t>9.20</w:t>
-            </w:r>
-          </w:p>
-        </w:tc>
-        <w:tc>
-          <w:tcPr>
-            <w:tcW w:type="dxa" w:w="2160"/>
-            <w:shd w:val="clear" w:fill="F2F2F2"/>
-          </w:tcPr>
-          <w:p>
-            <w:r>
-              <w:t>EUR/كغم</w:t>
-            </w:r>
-          </w:p>
-        </w:tc>
-        <w:tc>
-          <w:tcPr>
-            <w:tcW w:type="dxa" w:w="2160"/>
-            <w:shd w:val="clear" w:fill="F2F2F2"/>
-          </w:tcPr>
-          <w:p>
-            <w:r>
-              <w:t>Jumbo (رصد ويب)</w:t>
-            </w:r>
-          </w:p>
-        </w:tc>
-      </w:tr>
-      <w:tr>
-        <w:tc>
-          <w:tcPr>
-            <w:tcW w:type="dxa" w:w="2160"/>
-          </w:tcPr>
-          <w:p>
-            <w:r>
-              <w:t>تمور فاخرة</w:t>
-            </w:r>
-          </w:p>
-        </w:tc>
-        <w:tc>
-          <w:tcPr>
-            <w:tcW w:type="dxa" w:w="2160"/>
-          </w:tcPr>
-          <w:p>
-            <w:r>
-              <w:t>14.00</w:t>
-            </w:r>
-          </w:p>
-        </w:tc>
-        <w:tc>
-          <w:tcPr>
-            <w:tcW w:type="dxa" w:w="2160"/>
-          </w:tcPr>
-          <w:p>
-            <w:r>
-              <w:t>EUR/كغم</w:t>
-            </w:r>
-          </w:p>
-        </w:tc>
-        <w:tc>
-          <w:tcPr>
-            <w:tcW w:type="dxa" w:w="2160"/>
-          </w:tcPr>
-          <w:p>
-            <w:r>
-              <w:t>متجر متخصص (رصد ويب)</w:t>
             </w:r>
           </w:p>
         </w:tc>
@@ -1945,7 +2193,7 @@
           </w:tcPr>
           <w:p>
             <w:r>
-              <w:t>Albert Heijn: تمور اقتصادية 5.50€/كغم</w:t>
+              <w:t>تمر دقلة نور تونسي (1كغ) 5.50€/كغم ≈ 6.0$/كغم</w:t>
             </w:r>
           </w:p>
         </w:tc>
@@ -1988,7 +2236,7 @@
           </w:tcPr>
           <w:p>
             <w:r>
-              <w:t>Jumbo: تمور متوسطة 9.20€/كغم</w:t>
+              <w:t>تمر مجهول مغربي (1كغ) 9.20€/كغم ≈ 10.0$/كغم</w:t>
             </w:r>
           </w:p>
         </w:tc>
@@ -2033,7 +2281,7 @@
           </w:tcPr>
           <w:p>
             <w:r>
-              <w:t>تونس: حصة 31.0%</w:t>
+              <w:t>تمر فاخر متخصص (500غ) 14.0€/كغم ≈ 15.3$/كغم</w:t>
             </w:r>
           </w:p>
         </w:tc>
@@ -2043,7 +2291,7 @@
           </w:tcPr>
           <w:p>
             <w:r>
-              <w:t>UN Comtrade</w:t>
+              <w:t>متجر حلال متخصص (رصد ويب)</w:t>
             </w:r>
           </w:p>
         </w:tc>
@@ -2063,7 +2311,7 @@
           </w:tcPr>
           <w:p>
             <w:r>
-              <w:t>✓ موثّق</w:t>
+              <w:t>◐ ثانوي</w:t>
             </w:r>
           </w:p>
         </w:tc>
@@ -2076,7 +2324,7 @@
           </w:tcPr>
           <w:p>
             <w:r>
-              <w:t>مؤشر تركّز المورّدين HHI=2100.0</w:t>
+              <w:t>تونس: حصة 31.0%</w:t>
             </w:r>
           </w:p>
         </w:tc>
@@ -2121,7 +2369,7 @@
           </w:tcPr>
           <w:p>
             <w:r>
-              <w:t>تسجيل منشأة معتمدة EU 2017/625 إلزامي</w:t>
+              <w:t>مؤشر تركّز المورّدين HHI=2100.0</w:t>
             </w:r>
           </w:p>
         </w:tc>
@@ -2131,7 +2379,7 @@
           </w:tcPr>
           <w:p>
             <w:r>
-              <w:t>EU 2017/625</w:t>
+              <w:t>UN Comtrade</w:t>
             </w:r>
           </w:p>
         </w:tc>
@@ -2164,7 +2412,7 @@
           </w:tcPr>
           <w:p>
             <w:r>
-              <w:t>حصة إنفاق الغذاء 12.5% من إنفاق الأسرة الهولندية</w:t>
+              <w:t>تسجيل منشأة معتمدة EU 2017/625 إلزامي</w:t>
             </w:r>
           </w:p>
         </w:tc>
@@ -2175,7 +2423,95 @@
           </w:tcPr>
           <w:p>
             <w:r>
+              <w:t>EU 2017/625</w:t>
+            </w:r>
+          </w:p>
+        </w:tc>
+        <w:tc>
+          <w:tcPr>
+            <w:tcW w:type="dxa" w:w="2160"/>
+            <w:shd w:val="clear" w:fill="F2F2F2"/>
+          </w:tcPr>
+          <w:p>
+            <w:r>
+              <w:t>2026-07-02</w:t>
+            </w:r>
+          </w:p>
+        </w:tc>
+        <w:tc>
+          <w:tcPr>
+            <w:tcW w:type="dxa" w:w="2160"/>
+            <w:shd w:val="clear" w:fill="F2F2F2"/>
+          </w:tcPr>
+          <w:p>
+            <w:r>
+              <w:t>✓ موثّق</w:t>
+            </w:r>
+          </w:p>
+        </w:tc>
+      </w:tr>
+      <w:tr>
+        <w:tc>
+          <w:tcPr>
+            <w:tcW w:type="dxa" w:w="2160"/>
+          </w:tcPr>
+          <w:p>
+            <w:r>
+              <w:t>حصة إنفاق الغذاء 12.5% من إنفاق الأسرة الهولندية</w:t>
+            </w:r>
+          </w:p>
+        </w:tc>
+        <w:tc>
+          <w:tcPr>
+            <w:tcW w:type="dxa" w:w="2160"/>
+          </w:tcPr>
+          <w:p>
+            <w:r>
               <w:t>Eurostat (مسح ميزانية الأسرة)</w:t>
+            </w:r>
+          </w:p>
+        </w:tc>
+        <w:tc>
+          <w:tcPr>
+            <w:tcW w:type="dxa" w:w="2160"/>
+          </w:tcPr>
+          <w:p>
+            <w:r>
+              <w:t>2026-07-02</w:t>
+            </w:r>
+          </w:p>
+        </w:tc>
+        <w:tc>
+          <w:tcPr>
+            <w:tcW w:type="dxa" w:w="2160"/>
+          </w:tcPr>
+          <w:p>
+            <w:r>
+              <w:t>◐ ثانوي</w:t>
+            </w:r>
+          </w:p>
+        </w:tc>
+      </w:tr>
+      <w:tr>
+        <w:tc>
+          <w:tcPr>
+            <w:tcW w:type="dxa" w:w="2160"/>
+            <w:shd w:val="clear" w:fill="F2F2F2"/>
+          </w:tcPr>
+          <w:p>
+            <w:r>
+              <w:t>لا أخبار مخاطر جوهرية خلال 12 شهراً</w:t>
+            </w:r>
+          </w:p>
+        </w:tc>
+        <w:tc>
+          <w:tcPr>
+            <w:tcW w:type="dxa" w:w="2160"/>
+            <w:shd w:val="clear" w:fill="F2F2F2"/>
+          </w:tcPr>
+          <w:p>
+            <w:r>
+              <w:t>GDELT</w:t>
             </w:r>
           </w:p>
         </w:tc>
@@ -2209,7 +2545,7 @@
           </w:tcPr>
           <w:p>
             <w:r>
-              <w:t>لا أخبار مخاطر جوهرية خلال 12 شهراً</w:t>
+              <w:t>ميناء روتردام أكبر بوابة استيراد أوروبية</w:t>
             </w:r>
           </w:p>
         </w:tc>
@@ -2219,7 +2555,7 @@
           </w:tcPr>
           <w:p>
             <w:r>
-              <w:t>GDELT</w:t>
+              <w:t>مرجع الموانئ</w:t>
             </w:r>
           </w:p>
         </w:tc>
@@ -2252,7 +2588,7 @@
           </w:tcPr>
           <w:p>
             <w:r>
-              <w:t>ميناء روتردام أكبر بوابة استيراد أوروبية</w:t>
+              <w:t>تعريفة صفرية ضمن GSP+</w:t>
             </w:r>
           </w:p>
         </w:tc>
@@ -2263,7 +2599,7 @@
           </w:tcPr>
           <w:p>
             <w:r>
-              <w:t>مرجع الموانئ</w:t>
+              <w:t>WITS/WTO Tariff</w:t>
             </w:r>
           </w:p>
         </w:tc>
@@ -2285,7 +2621,7 @@
           </w:tcPr>
           <w:p>
             <w:r>
-              <w:t>◐ ثانوي</w:t>
+              <w:t>✓ موثّق</w:t>
             </w:r>
           </w:p>
         </w:tc>
@@ -2297,7 +2633,7 @@
           </w:tcPr>
           <w:p>
             <w:r>
-              <w:t>تعريفة صفرية ضمن GSP+</w:t>
+              <w:t>اتجاه بحث خمس سنوات صاعد + ذروة رمضان</w:t>
             </w:r>
           </w:p>
         </w:tc>
@@ -2307,7 +2643,7 @@
           </w:tcPr>
           <w:p>
             <w:r>
-              <w:t>WITS/WTO Tariff</w:t>
+              <w:t>Google Trends</w:t>
             </w:r>
           </w:p>
         </w:tc>
@@ -2327,7 +2663,7 @@
           </w:tcPr>
           <w:p>
             <w:r>
-              <w:t>✓ موثّق</w:t>
+              <w:t>◐ ثانوي</w:t>
             </w:r>
           </w:p>
         </w:tc>
@@ -2340,7 +2676,7 @@
           </w:tcPr>
           <w:p>
             <w:r>
-              <w:t>اتجاه بحث خمس سنوات صاعد + ذروة رمضان</w:t>
+              <w:t>موزّع أغذية حلال في أمستردام — مرشّح محتمل</w:t>
             </w:r>
           </w:p>
         </w:tc>
@@ -2351,7 +2687,7 @@
           </w:tcPr>
           <w:p>
             <w:r>
-              <w:t>Google Trends</w:t>
+              <w:t>بحث ويب (غير مؤكَّد)</w:t>
             </w:r>
           </w:p>
         </w:tc>
@@ -2370,48 +2706,6 @@
           <w:tcPr>
             <w:tcW w:type="dxa" w:w="2160"/>
             <w:shd w:val="clear" w:fill="F2F2F2"/>
-          </w:tcPr>
-          <w:p>
-            <w:r>
-              <w:t>◐ ثانوي</w:t>
-            </w:r>
-          </w:p>
-        </w:tc>
-      </w:tr>
-      <w:tr>
-        <w:tc>
-          <w:tcPr>
-            <w:tcW w:type="dxa" w:w="2160"/>
-          </w:tcPr>
-          <w:p>
-            <w:r>
-              <w:t>موزّع أغذية حلال في أمستردام — مرشّح محتمل</w:t>
-            </w:r>
-          </w:p>
-        </w:tc>
-        <w:tc>
-          <w:tcPr>
-            <w:tcW w:type="dxa" w:w="2160"/>
-          </w:tcPr>
-          <w:p>
-            <w:r>
-              <w:t>بحث ويب (غير مؤكَّد)</w:t>
-            </w:r>
-          </w:p>
-        </w:tc>
-        <w:tc>
-          <w:tcPr>
-            <w:tcW w:type="dxa" w:w="2160"/>
-          </w:tcPr>
-          <w:p>
-            <w:r>
-              <w:t>2026-07-02</w:t>
-            </w:r>
-          </w:p>
-        </w:tc>
-        <w:tc>
-          <w:tcPr>
-            <w:tcW w:type="dxa" w:w="2160"/>
           </w:tcPr>
           <w:p>
             <w:r>

--- a/samples/client_report_latest.docx
+++ b/samples/client_report_latest.docx
@@ -320,7 +320,7 @@
           <w:b/>
           <w:i/>
         </w:rPr>
-        <w:t>جدول: المستوى · القيمة · طريقة الاشتقاق · الافتراض</w:t>
+        <w:t>جدول: المستوى · القيمة · طريقة الحساب · الافتراض</w:t>
       </w:r>
     </w:p>
     <w:tbl>
@@ -377,7 +377,7 @@
                 <w:b/>
                 <w:color w:val="FFFFFF"/>
               </w:rPr>
-              <w:t>طريقة الاشتقاق</w:t>
+              <w:t>طريقة الحساب</w:t>
             </w:r>
           </w:p>
         </w:tc>
@@ -778,12 +778,17 @@
     </w:p>
     <w:p>
       <w:r>
-        <w:t>يعرض الجدول أدناه المنتجات المنافسة المرصودة في متاجر السوق نفسها، بأسعارها</w:t>
+        <w:t>يعرض الجدول أدناه المنتجات المنافسة المرصودة في متاجر السوق نفسها، محسوبةً</w:t>
       </w:r>
     </w:p>
     <w:p>
       <w:r>
-        <w:t>مطبَّعةً لكل كيلوغرام بالدولار مع متجرها وتاريخ رصدها ودليلها:</w:t>
+        <w:t>أسعارها بسعر الكيلوغرام الواحد بالدولار للمقارنة العادلة، مع متجرها وتاريخ</w:t>
+      </w:r>
+    </w:p>
+    <w:p>
+      <w:r>
+        <w:t>رصدها ومستوى توثيقها:</w:t>
       </w:r>
     </w:p>
     <w:p>
@@ -792,7 +797,7 @@
           <w:b/>
           <w:i/>
         </w:rPr>
-        <w:t>جدول: المنتج/العلامة · المنشأ · العبوة · سعر التجزئة · السعر/كجم بالدولار · المتجر وتاريخ الرصد · الدليل</w:t>
+        <w:t>جدول: المنتج/العلامة · المنشأ · العبوة · سعر التجزئة · السعر/كجم بالدولار · المتجر وتاريخ الرصد · مستوى التوثيق</w:t>
       </w:r>
     </w:p>
     <w:tbl>
@@ -912,7 +917,7 @@
                 <w:b/>
                 <w:color w:val="FFFFFF"/>
               </w:rPr>
-              <w:t>الدليل</w:t>
+              <w:t>مستوى التوثيق</w:t>
             </w:r>
           </w:p>
         </w:tc>
@@ -1148,7 +1153,7 @@
           </w:tcPr>
           <w:p>
             <w:r>
-              <w:t>سعر جملة مرجعي (كومتريد)</w:t>
+              <w:t>متوسط سعر الاستيراد الرسمي (UN Comtrade)</w:t>
             </w:r>
           </w:p>
         </w:tc>
@@ -1232,7 +1237,7 @@
     </w:p>
     <w:p>
       <w:r>
-        <w:t>لاحقاً. وأيّ منتج لم يُرصد له سعر يُعلَن صراحةً بدل حذفه.</w:t>
+        <w:t>لاحقاً.</w:t>
       </w:r>
     </w:p>
     <w:p>
@@ -1396,7 +1401,7 @@
     </w:p>
     <w:p>
       <w:r>
-        <w:t>وتعريفة صفرية يعطي تكلفة هبوط 9.8$/كغم ≈ 9.1 يورو/كغم — أي عند حافة</w:t>
+        <w:t>وتعريفة صفرية يعطي تكلفةً واصلةً قدرها 9.8$/كغم ≈ 9.1 يورو/كغم — أي عند حافة</w:t>
       </w:r>
     </w:p>
     <w:p>

--- a/samples/client_report_latest.docx
+++ b/samples/client_report_latest.docx
@@ -1411,7 +1411,22 @@
     </w:p>
     <w:p>
       <w:r>
-        <w:t>الحلال أولاً، حيث يبقى الهامش قابلاً للدفاع عنه.</w:t>
+        <w:t>الحلال أولاً، حيث يبقى الهامش قابلاً للدفاع عنه. ومن حيث الموقع السعري، يقع</w:t>
+      </w:r>
+    </w:p>
+    <w:p>
+      <w:r>
+        <w:t>سعرك المستهدف (9.0$/كغم) ضمن أسعار المنافسين المرصودة عند الشريحة العليا —</w:t>
+      </w:r>
+    </w:p>
+    <w:p>
+      <w:r>
+        <w:t>أعلى من الطبقة الاقتصادية (6.0$) وداخل نطاق المتوسطة (10.0$)، أي نحو المئين</w:t>
+      </w:r>
+    </w:p>
+    <w:p>
+      <w:r>
+        <w:t>السبعين، وهو تموضع يرجّح التمييز النوعي لا المنافسة على السعر وحده.</w:t>
       </w:r>
     </w:p>
     <w:p>
@@ -1974,6 +1989,130 @@
         <w:t>بإتمام الأهلية التنظيمية في وقتها.</w:t>
       </w:r>
     </w:p>
+    <w:p>
+      <w:pPr>
+        <w:pStyle w:val="Heading1"/>
+      </w:pPr>
+      <w:r>
+        <w:t>مؤشّر ثقة الدراسة</w:t>
+      </w:r>
+    </w:p>
+    <w:p>
+      <w:r>
+        <w:t>من إجمالي 23 مؤشراً مرصوداً في هذه الدراسة، 9 موثّق بمصدر رسمي (نحو 39%)، 12 من مصدر ثانوي، و2 غير متحقق. كلّ رقم في التقرير يحمل شارة توثيقه ومصدره في سجل الأدلة، فالقرار يُتَّخذ بمعرفة درجة اليقين خلف كل رقم لا على ثقة عمياء.</w:t>
+      </w:r>
+    </w:p>
+    <w:tbl>
+      <w:tblPr>
+        <w:tblStyle w:val="TableGrid"/>
+        <w:tblW w:type="auto" w:w="0"/>
+        <w:tblLook w:firstColumn="1" w:firstRow="1" w:lastColumn="0" w:lastRow="0" w:noHBand="0" w:noVBand="1" w:val="04A0"/>
+      </w:tblPr>
+      <w:tblGrid>
+        <w:gridCol w:w="4320"/>
+        <w:gridCol w:w="4320"/>
+      </w:tblGrid>
+      <w:tr>
+        <w:tc>
+          <w:tcPr>
+            <w:tcW w:type="dxa" w:w="4320"/>
+            <w:shd w:val="clear" w:fill="1B3B6F"/>
+          </w:tcPr>
+          <w:p>
+            <w:r>
+              <w:rPr>
+                <w:b/>
+                <w:color w:val="FFFFFF"/>
+              </w:rPr>
+              <w:t>درجة التوثيق</w:t>
+            </w:r>
+          </w:p>
+        </w:tc>
+        <w:tc>
+          <w:tcPr>
+            <w:tcW w:type="dxa" w:w="4320"/>
+            <w:shd w:val="clear" w:fill="1B3B6F"/>
+          </w:tcPr>
+          <w:p>
+            <w:r>
+              <w:rPr>
+                <w:b/>
+                <w:color w:val="FFFFFF"/>
+              </w:rPr>
+              <w:t>عدد المؤشرات</w:t>
+            </w:r>
+          </w:p>
+        </w:tc>
+      </w:tr>
+      <w:tr>
+        <w:tc>
+          <w:tcPr>
+            <w:tcW w:type="dxa" w:w="4320"/>
+          </w:tcPr>
+          <w:p>
+            <w:r>
+              <w:t>✓ موثّق (مصدر رسمي)</w:t>
+            </w:r>
+          </w:p>
+        </w:tc>
+        <w:tc>
+          <w:tcPr>
+            <w:tcW w:type="dxa" w:w="4320"/>
+          </w:tcPr>
+          <w:p>
+            <w:r>
+              <w:t>9</w:t>
+            </w:r>
+          </w:p>
+        </w:tc>
+      </w:tr>
+      <w:tr>
+        <w:tc>
+          <w:tcPr>
+            <w:tcW w:type="dxa" w:w="4320"/>
+            <w:shd w:val="clear" w:fill="F2F2F2"/>
+          </w:tcPr>
+          <w:p>
+            <w:r>
+              <w:t>◐ ثانوي (مصدر واحد غير رسمي)</w:t>
+            </w:r>
+          </w:p>
+        </w:tc>
+        <w:tc>
+          <w:tcPr>
+            <w:tcW w:type="dxa" w:w="4320"/>
+            <w:shd w:val="clear" w:fill="F2F2F2"/>
+          </w:tcPr>
+          <w:p>
+            <w:r>
+              <w:t>12</w:t>
+            </w:r>
+          </w:p>
+        </w:tc>
+      </w:tr>
+      <w:tr>
+        <w:tc>
+          <w:tcPr>
+            <w:tcW w:type="dxa" w:w="4320"/>
+          </w:tcPr>
+          <w:p>
+            <w:r>
+              <w:t>○ غير متحقق</w:t>
+            </w:r>
+          </w:p>
+        </w:tc>
+        <w:tc>
+          <w:tcPr>
+            <w:tcW w:type="dxa" w:w="4320"/>
+          </w:tcPr>
+          <w:p>
+            <w:r>
+              <w:t>2</w:t>
+            </w:r>
+          </w:p>
+        </w:tc>
+      </w:tr>
+    </w:tbl>
     <w:p>
       <w:pPr>
         <w:pStyle w:val="Heading1"/>

--- a/samples/client_report_latest.docx
+++ b/samples/client_report_latest.docx
@@ -769,8 +769,475 @@
       </w:r>
     </w:p>
     <w:p>
+      <w:pPr>
+        <w:pStyle w:val="Heading3"/>
+      </w:pPr>
       <w:r>
-        <w:t>يبلغ مؤشر تركّز المورّدين HHI نحو 2100 (نطاق معتدل، لا مورّد مهيمناً) وفق</w:t>
+        <w:t>المنتجات المنافسة وأسعارها</w:t>
+      </w:r>
+    </w:p>
+    <w:p>
+      <w:r>
+        <w:t>يعرض الجدول أدناه المنتجات المنافسة المرصودة في متاجر السوق نفسها، بأسعارها</w:t>
+      </w:r>
+    </w:p>
+    <w:p>
+      <w:r>
+        <w:t>مطبَّعةً لكل كيلوغرام بالدولار مع متجرها وتاريخ رصدها ودليلها:</w:t>
+      </w:r>
+    </w:p>
+    <w:p>
+      <w:r>
+        <w:rPr>
+          <w:b/>
+          <w:i/>
+        </w:rPr>
+        <w:t>جدول: المنتج/العلامة · المنشأ · العبوة · سعر التجزئة · السعر/كجم بالدولار · المتجر وتاريخ الرصد · الدليل</w:t>
+      </w:r>
+    </w:p>
+    <w:tbl>
+      <w:tblPr>
+        <w:tblStyle w:val="TableGrid"/>
+        <w:tblW w:type="auto" w:w="0"/>
+        <w:tblLook w:firstColumn="1" w:firstRow="1" w:lastColumn="0" w:lastRow="0" w:noHBand="0" w:noVBand="1" w:val="04A0"/>
+      </w:tblPr>
+      <w:tblGrid>
+        <w:gridCol w:w="1234"/>
+        <w:gridCol w:w="1234"/>
+        <w:gridCol w:w="1234"/>
+        <w:gridCol w:w="1234"/>
+        <w:gridCol w:w="1234"/>
+        <w:gridCol w:w="1234"/>
+        <w:gridCol w:w="1234"/>
+      </w:tblGrid>
+      <w:tr>
+        <w:tc>
+          <w:tcPr>
+            <w:tcW w:type="dxa" w:w="1234"/>
+            <w:shd w:val="clear" w:fill="1B3B6F"/>
+          </w:tcPr>
+          <w:p>
+            <w:r>
+              <w:rPr>
+                <w:b/>
+                <w:color w:val="FFFFFF"/>
+              </w:rPr>
+              <w:t>المنتج/العلامة</w:t>
+            </w:r>
+          </w:p>
+        </w:tc>
+        <w:tc>
+          <w:tcPr>
+            <w:tcW w:type="dxa" w:w="1234"/>
+            <w:shd w:val="clear" w:fill="1B3B6F"/>
+          </w:tcPr>
+          <w:p>
+            <w:r>
+              <w:rPr>
+                <w:b/>
+                <w:color w:val="FFFFFF"/>
+              </w:rPr>
+              <w:t>المنشأ</w:t>
+            </w:r>
+          </w:p>
+        </w:tc>
+        <w:tc>
+          <w:tcPr>
+            <w:tcW w:type="dxa" w:w="1234"/>
+            <w:shd w:val="clear" w:fill="1B3B6F"/>
+          </w:tcPr>
+          <w:p>
+            <w:r>
+              <w:rPr>
+                <w:b/>
+                <w:color w:val="FFFFFF"/>
+              </w:rPr>
+              <w:t>العبوة</w:t>
+            </w:r>
+          </w:p>
+        </w:tc>
+        <w:tc>
+          <w:tcPr>
+            <w:tcW w:type="dxa" w:w="1234"/>
+            <w:shd w:val="clear" w:fill="1B3B6F"/>
+          </w:tcPr>
+          <w:p>
+            <w:r>
+              <w:rPr>
+                <w:b/>
+                <w:color w:val="FFFFFF"/>
+              </w:rPr>
+              <w:t>سعر التجزئة</w:t>
+            </w:r>
+          </w:p>
+        </w:tc>
+        <w:tc>
+          <w:tcPr>
+            <w:tcW w:type="dxa" w:w="1234"/>
+            <w:shd w:val="clear" w:fill="1B3B6F"/>
+          </w:tcPr>
+          <w:p>
+            <w:r>
+              <w:rPr>
+                <w:b/>
+                <w:color w:val="FFFFFF"/>
+              </w:rPr>
+              <w:t>السعر/كجم بالدولار</w:t>
+            </w:r>
+          </w:p>
+        </w:tc>
+        <w:tc>
+          <w:tcPr>
+            <w:tcW w:type="dxa" w:w="1234"/>
+            <w:shd w:val="clear" w:fill="1B3B6F"/>
+          </w:tcPr>
+          <w:p>
+            <w:r>
+              <w:rPr>
+                <w:b/>
+                <w:color w:val="FFFFFF"/>
+              </w:rPr>
+              <w:t>المتجر وتاريخ الرصد</w:t>
+            </w:r>
+          </w:p>
+        </w:tc>
+        <w:tc>
+          <w:tcPr>
+            <w:tcW w:type="dxa" w:w="1234"/>
+            <w:shd w:val="clear" w:fill="1B3B6F"/>
+          </w:tcPr>
+          <w:p>
+            <w:r>
+              <w:rPr>
+                <w:b/>
+                <w:color w:val="FFFFFF"/>
+              </w:rPr>
+              <w:t>الدليل</w:t>
+            </w:r>
+          </w:p>
+        </w:tc>
+      </w:tr>
+      <w:tr>
+        <w:tc>
+          <w:tcPr>
+            <w:tcW w:type="dxa" w:w="1234"/>
+          </w:tcPr>
+          <w:p>
+            <w:r>
+              <w:t>تمر دقلة نور اقتصادي</w:t>
+            </w:r>
+          </w:p>
+        </w:tc>
+        <w:tc>
+          <w:tcPr>
+            <w:tcW w:type="dxa" w:w="1234"/>
+          </w:tcPr>
+          <w:p>
+            <w:r>
+              <w:t>تونس</w:t>
+            </w:r>
+          </w:p>
+        </w:tc>
+        <w:tc>
+          <w:tcPr>
+            <w:tcW w:type="dxa" w:w="1234"/>
+          </w:tcPr>
+          <w:p>
+            <w:r>
+              <w:t>1كغ</w:t>
+            </w:r>
+          </w:p>
+        </w:tc>
+        <w:tc>
+          <w:tcPr>
+            <w:tcW w:type="dxa" w:w="1234"/>
+          </w:tcPr>
+          <w:p>
+            <w:r>
+              <w:t>5.50€</w:t>
+            </w:r>
+          </w:p>
+        </w:tc>
+        <w:tc>
+          <w:tcPr>
+            <w:tcW w:type="dxa" w:w="1234"/>
+          </w:tcPr>
+          <w:p>
+            <w:r>
+              <w:t>6.0$</w:t>
+            </w:r>
+          </w:p>
+        </w:tc>
+        <w:tc>
+          <w:tcPr>
+            <w:tcW w:type="dxa" w:w="1234"/>
+          </w:tcPr>
+          <w:p>
+            <w:r>
+              <w:t>Albert Heijn · 2026-07</w:t>
+            </w:r>
+          </w:p>
+        </w:tc>
+        <w:tc>
+          <w:tcPr>
+            <w:tcW w:type="dxa" w:w="1234"/>
+          </w:tcPr>
+          <w:p>
+            <w:r>
+              <w:t>✓</w:t>
+            </w:r>
+          </w:p>
+        </w:tc>
+      </w:tr>
+      <w:tr>
+        <w:tc>
+          <w:tcPr>
+            <w:tcW w:type="dxa" w:w="1234"/>
+            <w:shd w:val="clear" w:fill="F2F2F2"/>
+          </w:tcPr>
+          <w:p>
+            <w:r>
+              <w:t>تمر مجهول متوسط</w:t>
+            </w:r>
+          </w:p>
+        </w:tc>
+        <w:tc>
+          <w:tcPr>
+            <w:tcW w:type="dxa" w:w="1234"/>
+            <w:shd w:val="clear" w:fill="F2F2F2"/>
+          </w:tcPr>
+          <w:p>
+            <w:r>
+              <w:t>المغرب</w:t>
+            </w:r>
+          </w:p>
+        </w:tc>
+        <w:tc>
+          <w:tcPr>
+            <w:tcW w:type="dxa" w:w="1234"/>
+            <w:shd w:val="clear" w:fill="F2F2F2"/>
+          </w:tcPr>
+          <w:p>
+            <w:r>
+              <w:t>1كغ</w:t>
+            </w:r>
+          </w:p>
+        </w:tc>
+        <w:tc>
+          <w:tcPr>
+            <w:tcW w:type="dxa" w:w="1234"/>
+            <w:shd w:val="clear" w:fill="F2F2F2"/>
+          </w:tcPr>
+          <w:p>
+            <w:r>
+              <w:t>9.20€</w:t>
+            </w:r>
+          </w:p>
+        </w:tc>
+        <w:tc>
+          <w:tcPr>
+            <w:tcW w:type="dxa" w:w="1234"/>
+            <w:shd w:val="clear" w:fill="F2F2F2"/>
+          </w:tcPr>
+          <w:p>
+            <w:r>
+              <w:t>10.0$</w:t>
+            </w:r>
+          </w:p>
+        </w:tc>
+        <w:tc>
+          <w:tcPr>
+            <w:tcW w:type="dxa" w:w="1234"/>
+            <w:shd w:val="clear" w:fill="F2F2F2"/>
+          </w:tcPr>
+          <w:p>
+            <w:r>
+              <w:t>Jumbo · 2026-07</w:t>
+            </w:r>
+          </w:p>
+        </w:tc>
+        <w:tc>
+          <w:tcPr>
+            <w:tcW w:type="dxa" w:w="1234"/>
+            <w:shd w:val="clear" w:fill="F2F2F2"/>
+          </w:tcPr>
+          <w:p>
+            <w:r>
+              <w:t>✓</w:t>
+            </w:r>
+          </w:p>
+        </w:tc>
+      </w:tr>
+      <w:tr>
+        <w:tc>
+          <w:tcPr>
+            <w:tcW w:type="dxa" w:w="1234"/>
+          </w:tcPr>
+          <w:p>
+            <w:r>
+              <w:t>تمر فاخر متخصص</w:t>
+            </w:r>
+          </w:p>
+        </w:tc>
+        <w:tc>
+          <w:tcPr>
+            <w:tcW w:type="dxa" w:w="1234"/>
+          </w:tcPr>
+          <w:p>
+            <w:r>
+              <w:t>تونس</w:t>
+            </w:r>
+          </w:p>
+        </w:tc>
+        <w:tc>
+          <w:tcPr>
+            <w:tcW w:type="dxa" w:w="1234"/>
+          </w:tcPr>
+          <w:p>
+            <w:r>
+              <w:t>500غ</w:t>
+            </w:r>
+          </w:p>
+        </w:tc>
+        <w:tc>
+          <w:tcPr>
+            <w:tcW w:type="dxa" w:w="1234"/>
+          </w:tcPr>
+          <w:p>
+            <w:r>
+              <w:t>7.00€</w:t>
+            </w:r>
+          </w:p>
+        </w:tc>
+        <w:tc>
+          <w:tcPr>
+            <w:tcW w:type="dxa" w:w="1234"/>
+          </w:tcPr>
+          <w:p>
+            <w:r>
+              <w:t>15.3$</w:t>
+            </w:r>
+          </w:p>
+        </w:tc>
+        <w:tc>
+          <w:tcPr>
+            <w:tcW w:type="dxa" w:w="1234"/>
+          </w:tcPr>
+          <w:p>
+            <w:r>
+              <w:t>متجر حلال متخصص · 2026-07</w:t>
+            </w:r>
+          </w:p>
+        </w:tc>
+        <w:tc>
+          <w:tcPr>
+            <w:tcW w:type="dxa" w:w="1234"/>
+          </w:tcPr>
+          <w:p>
+            <w:r>
+              <w:t>✓</w:t>
+            </w:r>
+          </w:p>
+        </w:tc>
+      </w:tr>
+      <w:tr>
+        <w:tc>
+          <w:tcPr>
+            <w:tcW w:type="dxa" w:w="1234"/>
+            <w:shd w:val="clear" w:fill="F2F2F2"/>
+          </w:tcPr>
+          <w:p>
+            <w:r>
+              <w:t>سعر جملة مرجعي (كومتريد)</w:t>
+            </w:r>
+          </w:p>
+        </w:tc>
+        <w:tc>
+          <w:tcPr>
+            <w:tcW w:type="dxa" w:w="1234"/>
+            <w:shd w:val="clear" w:fill="F2F2F2"/>
+          </w:tcPr>
+          <w:p>
+            <w:r>
+              <w:t>مزيج شحنات</w:t>
+            </w:r>
+          </w:p>
+        </w:tc>
+        <w:tc>
+          <w:tcPr>
+            <w:tcW w:type="dxa" w:w="1234"/>
+            <w:shd w:val="clear" w:fill="F2F2F2"/>
+          </w:tcPr>
+          <w:p>
+            <w:r>
+              <w:t>—</w:t>
+            </w:r>
+          </w:p>
+        </w:tc>
+        <w:tc>
+          <w:tcPr>
+            <w:tcW w:type="dxa" w:w="1234"/>
+            <w:shd w:val="clear" w:fill="F2F2F2"/>
+          </w:tcPr>
+          <w:p>
+            <w:r>
+              <w:t>—</w:t>
+            </w:r>
+          </w:p>
+        </w:tc>
+        <w:tc>
+          <w:tcPr>
+            <w:tcW w:type="dxa" w:w="1234"/>
+            <w:shd w:val="clear" w:fill="F2F2F2"/>
+          </w:tcPr>
+          <w:p>
+            <w:r>
+              <w:t>4.2$</w:t>
+            </w:r>
+          </w:p>
+        </w:tc>
+        <w:tc>
+          <w:tcPr>
+            <w:tcW w:type="dxa" w:w="1234"/>
+            <w:shd w:val="clear" w:fill="F2F2F2"/>
+          </w:tcPr>
+          <w:p>
+            <w:r>
+              <w:t>UN Comtrade (متوسط)</w:t>
+            </w:r>
+          </w:p>
+        </w:tc>
+        <w:tc>
+          <w:tcPr>
+            <w:tcW w:type="dxa" w:w="1234"/>
+            <w:shd w:val="clear" w:fill="F2F2F2"/>
+          </w:tcPr>
+          <w:p>
+            <w:r>
+              <w:t>◐</w:t>
+            </w:r>
+          </w:p>
+        </w:tc>
+      </w:tr>
+    </w:tbl>
+    <w:p>
+      <w:r>
+        <w:t>وتكشف هذه المنتجات أن القناة العامة تتركّز في نطاق 6-10 دولار للكيلوغرام،</w:t>
+      </w:r>
+    </w:p>
+    <w:p>
+      <w:r>
+        <w:t>بينما تحتفظ القناة المتخصصة بهامش سعري أعلى — وهو ما يؤطّر قرار التموضع</w:t>
+      </w:r>
+    </w:p>
+    <w:p>
+      <w:r>
+        <w:t>لاحقاً. وأيّ منتج لم يُرصد له سعر يُعلَن صراحةً بدل حذفه.</w:t>
+      </w:r>
+    </w:p>
+    <w:p>
+      <w:r>
+        <w:t>ويبلغ مؤشر تركّز المورّدين HHI نحو 2100 (نطاق معتدل، لا مورّد مهيمناً) وفق</w:t>
       </w:r>
     </w:p>
     <w:p>
@@ -924,225 +1391,6 @@
     </w:tbl>
     <w:p>
       <w:r>
-        <w:t>ويُقارَن هذا بسلّم أسعار التجزئة المرصود:</w:t>
-      </w:r>
-    </w:p>
-    <w:p>
-      <w:r>
-        <w:rPr>
-          <w:b/>
-          <w:i/>
-        </w:rPr>
-        <w:t>جدول: المنتج/العلامة · السعر · العملة · المصدر</w:t>
-      </w:r>
-    </w:p>
-    <w:tbl>
-      <w:tblPr>
-        <w:tblStyle w:val="TableGrid"/>
-        <w:tblW w:type="auto" w:w="0"/>
-        <w:tblLook w:firstColumn="1" w:firstRow="1" w:lastColumn="0" w:lastRow="0" w:noHBand="0" w:noVBand="1" w:val="04A0"/>
-      </w:tblPr>
-      <w:tblGrid>
-        <w:gridCol w:w="2160"/>
-        <w:gridCol w:w="2160"/>
-        <w:gridCol w:w="2160"/>
-        <w:gridCol w:w="2160"/>
-      </w:tblGrid>
-      <w:tr>
-        <w:tc>
-          <w:tcPr>
-            <w:tcW w:type="dxa" w:w="2160"/>
-            <w:shd w:val="clear" w:fill="1B3B6F"/>
-          </w:tcPr>
-          <w:p>
-            <w:r>
-              <w:rPr>
-                <w:b/>
-                <w:color w:val="FFFFFF"/>
-              </w:rPr>
-              <w:t>المنتج/العلامة</w:t>
-            </w:r>
-          </w:p>
-        </w:tc>
-        <w:tc>
-          <w:tcPr>
-            <w:tcW w:type="dxa" w:w="2160"/>
-            <w:shd w:val="clear" w:fill="1B3B6F"/>
-          </w:tcPr>
-          <w:p>
-            <w:r>
-              <w:rPr>
-                <w:b/>
-                <w:color w:val="FFFFFF"/>
-              </w:rPr>
-              <w:t>السعر</w:t>
-            </w:r>
-          </w:p>
-        </w:tc>
-        <w:tc>
-          <w:tcPr>
-            <w:tcW w:type="dxa" w:w="2160"/>
-            <w:shd w:val="clear" w:fill="1B3B6F"/>
-          </w:tcPr>
-          <w:p>
-            <w:r>
-              <w:rPr>
-                <w:b/>
-                <w:color w:val="FFFFFF"/>
-              </w:rPr>
-              <w:t>العملة</w:t>
-            </w:r>
-          </w:p>
-        </w:tc>
-        <w:tc>
-          <w:tcPr>
-            <w:tcW w:type="dxa" w:w="2160"/>
-            <w:shd w:val="clear" w:fill="1B3B6F"/>
-          </w:tcPr>
-          <w:p>
-            <w:r>
-              <w:rPr>
-                <w:b/>
-                <w:color w:val="FFFFFF"/>
-              </w:rPr>
-              <w:t>المصدر</w:t>
-            </w:r>
-          </w:p>
-        </w:tc>
-      </w:tr>
-      <w:tr>
-        <w:tc>
-          <w:tcPr>
-            <w:tcW w:type="dxa" w:w="2160"/>
-          </w:tcPr>
-          <w:p>
-            <w:r>
-              <w:t>تمور اقتصادية</w:t>
-            </w:r>
-          </w:p>
-        </w:tc>
-        <w:tc>
-          <w:tcPr>
-            <w:tcW w:type="dxa" w:w="2160"/>
-          </w:tcPr>
-          <w:p>
-            <w:r>
-              <w:t>5.50</w:t>
-            </w:r>
-          </w:p>
-        </w:tc>
-        <w:tc>
-          <w:tcPr>
-            <w:tcW w:type="dxa" w:w="2160"/>
-          </w:tcPr>
-          <w:p>
-            <w:r>
-              <w:t>EUR/كغم</w:t>
-            </w:r>
-          </w:p>
-        </w:tc>
-        <w:tc>
-          <w:tcPr>
-            <w:tcW w:type="dxa" w:w="2160"/>
-          </w:tcPr>
-          <w:p>
-            <w:r>
-              <w:t>Albert Heijn (رصد ويب)</w:t>
-            </w:r>
-          </w:p>
-        </w:tc>
-      </w:tr>
-      <w:tr>
-        <w:tc>
-          <w:tcPr>
-            <w:tcW w:type="dxa" w:w="2160"/>
-            <w:shd w:val="clear" w:fill="F2F2F2"/>
-          </w:tcPr>
-          <w:p>
-            <w:r>
-              <w:t>تمور متوسطة</w:t>
-            </w:r>
-          </w:p>
-        </w:tc>
-        <w:tc>
-          <w:tcPr>
-            <w:tcW w:type="dxa" w:w="2160"/>
-            <w:shd w:val="clear" w:fill="F2F2F2"/>
-          </w:tcPr>
-          <w:p>
-            <w:r>
-              <w:t>9.20</w:t>
-            </w:r>
-          </w:p>
-        </w:tc>
-        <w:tc>
-          <w:tcPr>
-            <w:tcW w:type="dxa" w:w="2160"/>
-            <w:shd w:val="clear" w:fill="F2F2F2"/>
-          </w:tcPr>
-          <w:p>
-            <w:r>
-              <w:t>EUR/كغم</w:t>
-            </w:r>
-          </w:p>
-        </w:tc>
-        <w:tc>
-          <w:tcPr>
-            <w:tcW w:type="dxa" w:w="2160"/>
-            <w:shd w:val="clear" w:fill="F2F2F2"/>
-          </w:tcPr>
-          <w:p>
-            <w:r>
-              <w:t>Jumbo (رصد ويب)</w:t>
-            </w:r>
-          </w:p>
-        </w:tc>
-      </w:tr>
-      <w:tr>
-        <w:tc>
-          <w:tcPr>
-            <w:tcW w:type="dxa" w:w="2160"/>
-          </w:tcPr>
-          <w:p>
-            <w:r>
-              <w:t>تمور فاخرة</w:t>
-            </w:r>
-          </w:p>
-        </w:tc>
-        <w:tc>
-          <w:tcPr>
-            <w:tcW w:type="dxa" w:w="2160"/>
-          </w:tcPr>
-          <w:p>
-            <w:r>
-              <w:t>14.00</w:t>
-            </w:r>
-          </w:p>
-        </w:tc>
-        <w:tc>
-          <w:tcPr>
-            <w:tcW w:type="dxa" w:w="2160"/>
-          </w:tcPr>
-          <w:p>
-            <w:r>
-              <w:t>EUR/كغم</w:t>
-            </w:r>
-          </w:p>
-        </w:tc>
-        <w:tc>
-          <w:tcPr>
-            <w:tcW w:type="dxa" w:w="2160"/>
-          </w:tcPr>
-          <w:p>
-            <w:r>
-              <w:t>متجر متخصص (رصد ويب)</w:t>
-            </w:r>
-          </w:p>
-        </w:tc>
-      </w:tr>
-    </w:tbl>
-    <w:p>
-      <w:r>
         <w:t>وباحتساب الهامش، فإنّ سعر تصدير قدره 9.0$/كغم مضافاً إليه شحن 0.80$/كغم</w:t>
       </w:r>
     </w:p>
@@ -1163,7 +1411,22 @@
     </w:p>
     <w:p>
       <w:r>
-        <w:t>الحلال أولاً، حيث يبقى الهامش قابلاً للدفاع عنه.</w:t>
+        <w:t>الحلال أولاً، حيث يبقى الهامش قابلاً للدفاع عنه. ومن حيث الموقع السعري، يقع</w:t>
+      </w:r>
+    </w:p>
+    <w:p>
+      <w:r>
+        <w:t>سعرك المستهدف (9.0$/كغم) ضمن أسعار المنافسين المرصودة عند الشريحة العليا —</w:t>
+      </w:r>
+    </w:p>
+    <w:p>
+      <w:r>
+        <w:t>أعلى من الطبقة الاقتصادية (6.0$) وداخل نطاق المتوسطة (10.0$)، أي نحو المئين</w:t>
+      </w:r>
+    </w:p>
+    <w:p>
+      <w:r>
+        <w:t>السبعين، وهو تموضع يرجّح التمييز النوعي لا المنافسة على السعر وحده.</w:t>
       </w:r>
     </w:p>
     <w:p>
@@ -1731,6 +1994,130 @@
         <w:pStyle w:val="Heading1"/>
       </w:pPr>
       <w:r>
+        <w:t>مؤشّر ثقة الدراسة</w:t>
+      </w:r>
+    </w:p>
+    <w:p>
+      <w:r>
+        <w:t>من إجمالي 23 مؤشراً مرصوداً في هذه الدراسة، 9 موثّق بمصدر رسمي (نحو 39%)، 12 من مصدر ثانوي، و2 غير متحقق. كلّ رقم في التقرير يحمل شارة توثيقه ومصدره في سجل الأدلة، فالقرار يُتَّخذ بمعرفة درجة اليقين خلف كل رقم لا على ثقة عمياء.</w:t>
+      </w:r>
+    </w:p>
+    <w:tbl>
+      <w:tblPr>
+        <w:tblStyle w:val="TableGrid"/>
+        <w:tblW w:type="auto" w:w="0"/>
+        <w:tblLook w:firstColumn="1" w:firstRow="1" w:lastColumn="0" w:lastRow="0" w:noHBand="0" w:noVBand="1" w:val="04A0"/>
+      </w:tblPr>
+      <w:tblGrid>
+        <w:gridCol w:w="4320"/>
+        <w:gridCol w:w="4320"/>
+      </w:tblGrid>
+      <w:tr>
+        <w:tc>
+          <w:tcPr>
+            <w:tcW w:type="dxa" w:w="4320"/>
+            <w:shd w:val="clear" w:fill="1B3B6F"/>
+          </w:tcPr>
+          <w:p>
+            <w:r>
+              <w:rPr>
+                <w:b/>
+                <w:color w:val="FFFFFF"/>
+              </w:rPr>
+              <w:t>درجة التوثيق</w:t>
+            </w:r>
+          </w:p>
+        </w:tc>
+        <w:tc>
+          <w:tcPr>
+            <w:tcW w:type="dxa" w:w="4320"/>
+            <w:shd w:val="clear" w:fill="1B3B6F"/>
+          </w:tcPr>
+          <w:p>
+            <w:r>
+              <w:rPr>
+                <w:b/>
+                <w:color w:val="FFFFFF"/>
+              </w:rPr>
+              <w:t>عدد المؤشرات</w:t>
+            </w:r>
+          </w:p>
+        </w:tc>
+      </w:tr>
+      <w:tr>
+        <w:tc>
+          <w:tcPr>
+            <w:tcW w:type="dxa" w:w="4320"/>
+          </w:tcPr>
+          <w:p>
+            <w:r>
+              <w:t>✓ موثّق (مصدر رسمي)</w:t>
+            </w:r>
+          </w:p>
+        </w:tc>
+        <w:tc>
+          <w:tcPr>
+            <w:tcW w:type="dxa" w:w="4320"/>
+          </w:tcPr>
+          <w:p>
+            <w:r>
+              <w:t>9</w:t>
+            </w:r>
+          </w:p>
+        </w:tc>
+      </w:tr>
+      <w:tr>
+        <w:tc>
+          <w:tcPr>
+            <w:tcW w:type="dxa" w:w="4320"/>
+            <w:shd w:val="clear" w:fill="F2F2F2"/>
+          </w:tcPr>
+          <w:p>
+            <w:r>
+              <w:t>◐ ثانوي (مصدر واحد غير رسمي)</w:t>
+            </w:r>
+          </w:p>
+        </w:tc>
+        <w:tc>
+          <w:tcPr>
+            <w:tcW w:type="dxa" w:w="4320"/>
+            <w:shd w:val="clear" w:fill="F2F2F2"/>
+          </w:tcPr>
+          <w:p>
+            <w:r>
+              <w:t>12</w:t>
+            </w:r>
+          </w:p>
+        </w:tc>
+      </w:tr>
+      <w:tr>
+        <w:tc>
+          <w:tcPr>
+            <w:tcW w:type="dxa" w:w="4320"/>
+          </w:tcPr>
+          <w:p>
+            <w:r>
+              <w:t>○ غير متحقق</w:t>
+            </w:r>
+          </w:p>
+        </w:tc>
+        <w:tc>
+          <w:tcPr>
+            <w:tcW w:type="dxa" w:w="4320"/>
+          </w:tcPr>
+          <w:p>
+            <w:r>
+              <w:t>2</w:t>
+            </w:r>
+          </w:p>
+        </w:tc>
+      </w:tr>
+    </w:tbl>
+    <w:p>
+      <w:pPr>
+        <w:pStyle w:val="Heading1"/>
+      </w:pPr>
+      <w:r>
         <w:t>ما لم يكتمل للقرار، والخطوة التالية</w:t>
       </w:r>
     </w:p>
@@ -1945,7 +2332,7 @@
           </w:tcPr>
           <w:p>
             <w:r>
-              <w:t>Albert Heijn: تمور اقتصادية 5.50€/كغم</w:t>
+              <w:t>تمر دقلة نور تونسي (1كغ) 5.50€/كغم ≈ 6.0$/كغم</w:t>
             </w:r>
           </w:p>
         </w:tc>
@@ -1988,7 +2375,7 @@
           </w:tcPr>
           <w:p>
             <w:r>
-              <w:t>Jumbo: تمور متوسطة 9.20€/كغم</w:t>
+              <w:t>تمر مجهول مغربي (1كغ) 9.20€/كغم ≈ 10.0$/كغم</w:t>
             </w:r>
           </w:p>
         </w:tc>
@@ -2033,7 +2420,7 @@
           </w:tcPr>
           <w:p>
             <w:r>
-              <w:t>تونس: حصة 31.0%</w:t>
+              <w:t>تمر فاخر متخصص (500غ) 14.0€/كغم ≈ 15.3$/كغم</w:t>
             </w:r>
           </w:p>
         </w:tc>
@@ -2043,7 +2430,7 @@
           </w:tcPr>
           <w:p>
             <w:r>
-              <w:t>UN Comtrade</w:t>
+              <w:t>متجر حلال متخصص (رصد ويب)</w:t>
             </w:r>
           </w:p>
         </w:tc>
@@ -2063,7 +2450,7 @@
           </w:tcPr>
           <w:p>
             <w:r>
-              <w:t>✓ موثّق</w:t>
+              <w:t>◐ ثانوي</w:t>
             </w:r>
           </w:p>
         </w:tc>
@@ -2076,7 +2463,7 @@
           </w:tcPr>
           <w:p>
             <w:r>
-              <w:t>مؤشر تركّز المورّدين HHI=2100.0</w:t>
+              <w:t>تونس: حصة 31.0%</w:t>
             </w:r>
           </w:p>
         </w:tc>
@@ -2121,7 +2508,7 @@
           </w:tcPr>
           <w:p>
             <w:r>
-              <w:t>تسجيل منشأة معتمدة EU 2017/625 إلزامي</w:t>
+              <w:t>مؤشر تركّز المورّدين HHI=2100.0</w:t>
             </w:r>
           </w:p>
         </w:tc>
@@ -2131,7 +2518,7 @@
           </w:tcPr>
           <w:p>
             <w:r>
-              <w:t>EU 2017/625</w:t>
+              <w:t>UN Comtrade</w:t>
             </w:r>
           </w:p>
         </w:tc>
@@ -2164,7 +2551,7 @@
           </w:tcPr>
           <w:p>
             <w:r>
-              <w:t>حصة إنفاق الغذاء 12.5% من إنفاق الأسرة الهولندية</w:t>
+              <w:t>تسجيل منشأة معتمدة EU 2017/625 إلزامي</w:t>
             </w:r>
           </w:p>
         </w:tc>
@@ -2175,7 +2562,95 @@
           </w:tcPr>
           <w:p>
             <w:r>
+              <w:t>EU 2017/625</w:t>
+            </w:r>
+          </w:p>
+        </w:tc>
+        <w:tc>
+          <w:tcPr>
+            <w:tcW w:type="dxa" w:w="2160"/>
+            <w:shd w:val="clear" w:fill="F2F2F2"/>
+          </w:tcPr>
+          <w:p>
+            <w:r>
+              <w:t>2026-07-02</w:t>
+            </w:r>
+          </w:p>
+        </w:tc>
+        <w:tc>
+          <w:tcPr>
+            <w:tcW w:type="dxa" w:w="2160"/>
+            <w:shd w:val="clear" w:fill="F2F2F2"/>
+          </w:tcPr>
+          <w:p>
+            <w:r>
+              <w:t>✓ موثّق</w:t>
+            </w:r>
+          </w:p>
+        </w:tc>
+      </w:tr>
+      <w:tr>
+        <w:tc>
+          <w:tcPr>
+            <w:tcW w:type="dxa" w:w="2160"/>
+          </w:tcPr>
+          <w:p>
+            <w:r>
+              <w:t>حصة إنفاق الغذاء 12.5% من إنفاق الأسرة الهولندية</w:t>
+            </w:r>
+          </w:p>
+        </w:tc>
+        <w:tc>
+          <w:tcPr>
+            <w:tcW w:type="dxa" w:w="2160"/>
+          </w:tcPr>
+          <w:p>
+            <w:r>
               <w:t>Eurostat (مسح ميزانية الأسرة)</w:t>
+            </w:r>
+          </w:p>
+        </w:tc>
+        <w:tc>
+          <w:tcPr>
+            <w:tcW w:type="dxa" w:w="2160"/>
+          </w:tcPr>
+          <w:p>
+            <w:r>
+              <w:t>2026-07-02</w:t>
+            </w:r>
+          </w:p>
+        </w:tc>
+        <w:tc>
+          <w:tcPr>
+            <w:tcW w:type="dxa" w:w="2160"/>
+          </w:tcPr>
+          <w:p>
+            <w:r>
+              <w:t>◐ ثانوي</w:t>
+            </w:r>
+          </w:p>
+        </w:tc>
+      </w:tr>
+      <w:tr>
+        <w:tc>
+          <w:tcPr>
+            <w:tcW w:type="dxa" w:w="2160"/>
+            <w:shd w:val="clear" w:fill="F2F2F2"/>
+          </w:tcPr>
+          <w:p>
+            <w:r>
+              <w:t>لا أخبار مخاطر جوهرية خلال 12 شهراً</w:t>
+            </w:r>
+          </w:p>
+        </w:tc>
+        <w:tc>
+          <w:tcPr>
+            <w:tcW w:type="dxa" w:w="2160"/>
+            <w:shd w:val="clear" w:fill="F2F2F2"/>
+          </w:tcPr>
+          <w:p>
+            <w:r>
+              <w:t>GDELT</w:t>
             </w:r>
           </w:p>
         </w:tc>
@@ -2209,7 +2684,7 @@
           </w:tcPr>
           <w:p>
             <w:r>
-              <w:t>لا أخبار مخاطر جوهرية خلال 12 شهراً</w:t>
+              <w:t>ميناء روتردام أكبر بوابة استيراد أوروبية</w:t>
             </w:r>
           </w:p>
         </w:tc>
@@ -2219,7 +2694,7 @@
           </w:tcPr>
           <w:p>
             <w:r>
-              <w:t>GDELT</w:t>
+              <w:t>مرجع الموانئ</w:t>
             </w:r>
           </w:p>
         </w:tc>
@@ -2252,7 +2727,7 @@
           </w:tcPr>
           <w:p>
             <w:r>
-              <w:t>ميناء روتردام أكبر بوابة استيراد أوروبية</w:t>
+              <w:t>تعريفة صفرية ضمن GSP+</w:t>
             </w:r>
           </w:p>
         </w:tc>
@@ -2263,7 +2738,7 @@
           </w:tcPr>
           <w:p>
             <w:r>
-              <w:t>مرجع الموانئ</w:t>
+              <w:t>WITS/WTO Tariff</w:t>
             </w:r>
           </w:p>
         </w:tc>
@@ -2285,7 +2760,7 @@
           </w:tcPr>
           <w:p>
             <w:r>
-              <w:t>◐ ثانوي</w:t>
+              <w:t>✓ موثّق</w:t>
             </w:r>
           </w:p>
         </w:tc>
@@ -2297,7 +2772,7 @@
           </w:tcPr>
           <w:p>
             <w:r>
-              <w:t>تعريفة صفرية ضمن GSP+</w:t>
+              <w:t>اتجاه بحث خمس سنوات صاعد + ذروة رمضان</w:t>
             </w:r>
           </w:p>
         </w:tc>
@@ -2307,7 +2782,7 @@
           </w:tcPr>
           <w:p>
             <w:r>
-              <w:t>WITS/WTO Tariff</w:t>
+              <w:t>Google Trends</w:t>
             </w:r>
           </w:p>
         </w:tc>
@@ -2327,7 +2802,7 @@
           </w:tcPr>
           <w:p>
             <w:r>
-              <w:t>✓ موثّق</w:t>
+              <w:t>◐ ثانوي</w:t>
             </w:r>
           </w:p>
         </w:tc>
@@ -2340,7 +2815,7 @@
           </w:tcPr>
           <w:p>
             <w:r>
-              <w:t>اتجاه بحث خمس سنوات صاعد + ذروة رمضان</w:t>
+              <w:t>موزّع أغذية حلال في أمستردام — مرشّح محتمل</w:t>
             </w:r>
           </w:p>
         </w:tc>
@@ -2351,7 +2826,7 @@
           </w:tcPr>
           <w:p>
             <w:r>
-              <w:t>Google Trends</w:t>
+              <w:t>بحث ويب (غير مؤكَّد)</w:t>
             </w:r>
           </w:p>
         </w:tc>
@@ -2370,48 +2845,6 @@
           <w:tcPr>
             <w:tcW w:type="dxa" w:w="2160"/>
             <w:shd w:val="clear" w:fill="F2F2F2"/>
-          </w:tcPr>
-          <w:p>
-            <w:r>
-              <w:t>◐ ثانوي</w:t>
-            </w:r>
-          </w:p>
-        </w:tc>
-      </w:tr>
-      <w:tr>
-        <w:tc>
-          <w:tcPr>
-            <w:tcW w:type="dxa" w:w="2160"/>
-          </w:tcPr>
-          <w:p>
-            <w:r>
-              <w:t>موزّع أغذية حلال في أمستردام — مرشّح محتمل</w:t>
-            </w:r>
-          </w:p>
-        </w:tc>
-        <w:tc>
-          <w:tcPr>
-            <w:tcW w:type="dxa" w:w="2160"/>
-          </w:tcPr>
-          <w:p>
-            <w:r>
-              <w:t>بحث ويب (غير مؤكَّد)</w:t>
-            </w:r>
-          </w:p>
-        </w:tc>
-        <w:tc>
-          <w:tcPr>
-            <w:tcW w:type="dxa" w:w="2160"/>
-          </w:tcPr>
-          <w:p>
-            <w:r>
-              <w:t>2026-07-02</w:t>
-            </w:r>
-          </w:p>
-        </w:tc>
-        <w:tc>
-          <w:tcPr>
-            <w:tcW w:type="dxa" w:w="2160"/>
           </w:tcPr>
           <w:p>
             <w:r>

--- a/samples/client_report_latest.docx
+++ b/samples/client_report_latest.docx
@@ -194,7 +194,7 @@
           </w:tcPr>
           <w:p>
             <w:r>
-              <w:t>2026-07-14</w:t>
+              <w:t>2026-07-16</w:t>
             </w:r>
           </w:p>
         </w:tc>
@@ -225,12 +225,12 @@
     </w:p>
     <w:p>
       <w:r>
-        <w:t>هولندا تبلغ نحو 1.0 مليون نسمة ضمن سوق يستورد تمراً بقيمة 38 مليون دولار</w:t>
+        <w:t>هولندا تبلغ نحو 1.0 مليون نسمة ضمن سوق يستورد تمراً بقيمة 38 مليون دولار (نحو 142.5 مليون ريال بسعر الربط 3.75)</w:t>
       </w:r>
     </w:p>
     <w:p>
       <w:r>
-        <w:t>سنوياً؛ والثاني أن صفّ المورّدين معتدل التركّز (HHI≈2100) فلا يهيمن عليه</w:t>
+        <w:t>سنوياً؛ والثاني أن صفّ المورّدين معتدل التركّز (HHI (مؤشر يقيس تركّز/احتكار السوق: فوق 2500 يعني سيطرة لاعب واحد)≈2100) فلا يهيمن عليه</w:t>
       </w:r>
     </w:p>
     <w:p>
@@ -287,6 +287,104 @@
       </w:r>
     </w:p>
     <w:p>
+      <w:r>
+        <w:rPr>
+          <w:b/>
+          <w:i/>
+        </w:rPr>
+        <w:t>جدول: العمود · القيمة</w:t>
+      </w:r>
+    </w:p>
+    <w:tbl>
+      <w:tblPr>
+        <w:tblStyle w:val="TableGrid"/>
+        <w:tblW w:type="auto" w:w="0"/>
+        <w:tblLook w:firstColumn="1" w:firstRow="1" w:lastColumn="0" w:lastRow="0" w:noHBand="0" w:noVBand="1" w:val="04A0"/>
+      </w:tblPr>
+      <w:tblGrid>
+        <w:gridCol w:w="4320"/>
+        <w:gridCol w:w="4320"/>
+      </w:tblGrid>
+      <w:tr>
+        <w:tc>
+          <w:tcPr>
+            <w:tcW w:type="dxa" w:w="4320"/>
+            <w:shd w:val="clear" w:fill="1B3B6F"/>
+          </w:tcPr>
+          <w:p>
+            <w:r>
+              <w:rPr>
+                <w:b/>
+                <w:color w:val="FFFFFF"/>
+              </w:rPr>
+              <w:t>العمود</w:t>
+            </w:r>
+          </w:p>
+        </w:tc>
+        <w:tc>
+          <w:tcPr>
+            <w:tcW w:type="dxa" w:w="4320"/>
+            <w:shd w:val="clear" w:fill="1B3B6F"/>
+          </w:tcPr>
+          <w:p>
+            <w:r>
+              <w:rPr>
+                <w:b/>
+                <w:color w:val="FFFFFF"/>
+              </w:rPr>
+              <w:t>القيمة</w:t>
+            </w:r>
+          </w:p>
+        </w:tc>
+      </w:tr>
+      <w:tr>
+        <w:tc>
+          <w:tcPr>
+            <w:tcW w:type="dxa" w:w="4320"/>
+          </w:tcPr>
+          <w:p>
+            <w:r>
+              <w:t>الحكم</w:t>
+            </w:r>
+          </w:p>
+        </w:tc>
+        <w:tc>
+          <w:tcPr>
+            <w:tcW w:type="dxa" w:w="4320"/>
+          </w:tcPr>
+          <w:p>
+            <w:r>
+              <w:t>دخول مشروط</w:t>
+            </w:r>
+          </w:p>
+        </w:tc>
+      </w:tr>
+      <w:tr>
+        <w:tc>
+          <w:tcPr>
+            <w:tcW w:type="dxa" w:w="4320"/>
+            <w:shd w:val="clear" w:fill="F2F2F2"/>
+          </w:tcPr>
+          <w:p>
+            <w:r>
+              <w:t>مستوى التوثيق</w:t>
+            </w:r>
+          </w:p>
+        </w:tc>
+        <w:tc>
+          <w:tcPr>
+            <w:tcW w:type="dxa" w:w="4320"/>
+            <w:shd w:val="clear" w:fill="F2F2F2"/>
+          </w:tcPr>
+          <w:p>
+            <w:r>
+              <w:t>عالية (66%)</w:t>
+            </w:r>
+          </w:p>
+        </w:tc>
+      </w:tr>
+    </w:tbl>
+    <w:p>
       <w:pPr>
         <w:pStyle w:val="Heading1"/>
       </w:pPr>
@@ -296,7 +394,7 @@
     </w:p>
     <w:p>
       <w:r>
-        <w:t>بلغت واردات هولندا من تمور HS080410 نحو 38 مليون دولار عام 2023 (UN</w:t>
+        <w:t>بلغت واردات هولندا من تمور HS080410 نحو 38 مليون دولار (نحو 142.5 مليون ريال بسعر الربط 3.75) عام 2023 (UN</w:t>
       </w:r>
     </w:p>
     <w:p>
@@ -414,7 +512,7 @@
           </w:tcPr>
           <w:p>
             <w:r>
-              <w:t>38 مليون دولار</w:t>
+              <w:t>38 مليون دولار (نحو 142.5 مليون ريال بسعر الربط 3.75)</w:t>
             </w:r>
           </w:p>
         </w:tc>
@@ -458,7 +556,7 @@
           </w:tcPr>
           <w:p>
             <w:r>
-              <w:t>1.4 مليون دولار</w:t>
+              <w:t>1.4 مليون دولار (نحو 5.2 مليون ريال بسعر الربط 3.75)</w:t>
             </w:r>
           </w:p>
         </w:tc>
@@ -502,7 +600,7 @@
           </w:tcPr>
           <w:p>
             <w:r>
-              <w:t>0.11 مليون دولار</w:t>
+              <w:t>0.11 مليون دولار (نحو 0.4 مليون ريال بسعر الربط 3.75)</w:t>
             </w:r>
           </w:p>
         </w:tc>
@@ -1824,7 +1922,7 @@
     </w:p>
     <w:p>
       <w:r>
-        <w:t>اللوجستيات الهولندي من الأعلى عالمياً (World Bank LPI). وتتوفّر ثلاث قنوات</w:t>
+        <w:t>اللوجستيات الهولندي من الأعلى عالمياً (World Bank LPI (تقييم البنك الدولي لجودة الشحن واللوجستيات من 5)). وتتوفّر ثلاث قنوات</w:t>
       </w:r>
     </w:p>
     <w:p>
@@ -1971,7 +2069,7 @@
     </w:p>
     <w:p>
       <w:r>
-        <w:t>يظهر الاستقرار السياسي وسيادة القانون مرتفعَين (World Bank WGI)، فيما لا</w:t>
+        <w:t>يظهر الاستقرار السياسي وسيادة القانون مرتفعَين (World Bank WGI (مؤشرات الحوكمة العالمية للبنك الدولي: استقرار سياسي وسيادة قانون وجودة تنظيم))، فيما لا</w:t>
       </w:r>
     </w:p>
     <w:p>
@@ -2859,6 +2957,38 @@
         </w:tc>
       </w:tr>
     </w:tbl>
+    <w:p>
+      <w:pPr>
+        <w:pStyle w:val="Heading2"/>
+      </w:pPr>
+      <w:r>
+        <w:t>مسرد المصطلحات</w:t>
+      </w:r>
+    </w:p>
+    <w:p>
+      <w:pPr>
+        <w:pStyle w:val="ListBullet"/>
+      </w:pPr>
+      <w:r>
+        <w:t>HHI: مؤشر يقيس تركّز/احتكار السوق: فوق 2500 يعني سيطرة لاعب واحد</w:t>
+      </w:r>
+    </w:p>
+    <w:p>
+      <w:pPr>
+        <w:pStyle w:val="ListBullet"/>
+      </w:pPr>
+      <w:r>
+        <w:t>LPI: تقييم البنك الدولي لجودة الشحن واللوجستيات من 5</w:t>
+      </w:r>
+    </w:p>
+    <w:p>
+      <w:pPr>
+        <w:pStyle w:val="ListBullet"/>
+      </w:pPr>
+      <w:r>
+        <w:t>WGI: مؤشرات الحوكمة العالمية للبنك الدولي: استقرار سياسي وسيادة قانون وجودة تنظيم</w:t>
+      </w:r>
+    </w:p>
     <w:sectPr>
       <w:headerReference w:type="default" r:id="rId9"/>
       <w:footerReference w:type="default" r:id="rId10"/>

--- a/samples/client_report_latest.docx
+++ b/samples/client_report_latest.docx
@@ -2989,6 +2989,296 @@
         <w:t>WGI: مؤشرات الحوكمة العالمية للبنك الدولي: استقرار سياسي وسيادة قانون وجودة تنظيم</w:t>
       </w:r>
     </w:p>
+    <w:p>
+      <w:pPr>
+        <w:pStyle w:val="Heading2"/>
+      </w:pPr>
+      <w:r>
+        <w:t>قائمة مستوردين وموزعين قابلين للتواصل</w:t>
+      </w:r>
+    </w:p>
+    <w:tbl>
+      <w:tblPr>
+        <w:tblStyle w:val="TableGrid"/>
+        <w:tblW w:type="auto" w:w="0"/>
+        <w:tblLook w:firstColumn="1" w:firstRow="1" w:lastColumn="0" w:lastRow="0" w:noHBand="0" w:noVBand="1" w:val="04A0"/>
+      </w:tblPr>
+      <w:tblGrid>
+        <w:gridCol w:w="1234"/>
+        <w:gridCol w:w="1234"/>
+        <w:gridCol w:w="1234"/>
+        <w:gridCol w:w="1234"/>
+        <w:gridCol w:w="1234"/>
+        <w:gridCol w:w="1234"/>
+        <w:gridCol w:w="1234"/>
+      </w:tblGrid>
+      <w:tr>
+        <w:tc>
+          <w:tcPr>
+            <w:tcW w:type="dxa" w:w="1234"/>
+            <w:shd w:val="clear" w:fill="1B3B6F"/>
+          </w:tcPr>
+          <w:p>
+            <w:r>
+              <w:rPr>
+                <w:b/>
+                <w:color w:val="FFFFFF"/>
+              </w:rPr>
+              <w:t>الاسم</w:t>
+            </w:r>
+          </w:p>
+        </w:tc>
+        <w:tc>
+          <w:tcPr>
+            <w:tcW w:type="dxa" w:w="1234"/>
+            <w:shd w:val="clear" w:fill="1B3B6F"/>
+          </w:tcPr>
+          <w:p>
+            <w:r>
+              <w:rPr>
+                <w:b/>
+                <w:color w:val="FFFFFF"/>
+              </w:rPr>
+              <w:t>العنوان</w:t>
+            </w:r>
+          </w:p>
+        </w:tc>
+        <w:tc>
+          <w:tcPr>
+            <w:tcW w:type="dxa" w:w="1234"/>
+            <w:shd w:val="clear" w:fill="1B3B6F"/>
+          </w:tcPr>
+          <w:p>
+            <w:r>
+              <w:rPr>
+                <w:b/>
+                <w:color w:val="FFFFFF"/>
+              </w:rPr>
+              <w:t>الهاتف</w:t>
+            </w:r>
+          </w:p>
+        </w:tc>
+        <w:tc>
+          <w:tcPr>
+            <w:tcW w:type="dxa" w:w="1234"/>
+            <w:shd w:val="clear" w:fill="1B3B6F"/>
+          </w:tcPr>
+          <w:p>
+            <w:r>
+              <w:rPr>
+                <w:b/>
+                <w:color w:val="FFFFFF"/>
+              </w:rPr>
+              <w:t>الإيميل</w:t>
+            </w:r>
+          </w:p>
+        </w:tc>
+        <w:tc>
+          <w:tcPr>
+            <w:tcW w:type="dxa" w:w="1234"/>
+            <w:shd w:val="clear" w:fill="1B3B6F"/>
+          </w:tcPr>
+          <w:p>
+            <w:r>
+              <w:rPr>
+                <w:b/>
+                <w:color w:val="FFFFFF"/>
+              </w:rPr>
+              <w:t>الموقع</w:t>
+            </w:r>
+          </w:p>
+        </w:tc>
+        <w:tc>
+          <w:tcPr>
+            <w:tcW w:type="dxa" w:w="1234"/>
+            <w:shd w:val="clear" w:fill="1B3B6F"/>
+          </w:tcPr>
+          <w:p>
+            <w:r>
+              <w:rPr>
+                <w:b/>
+                <w:color w:val="FFFFFF"/>
+              </w:rPr>
+              <w:t>التقييم</w:t>
+            </w:r>
+          </w:p>
+        </w:tc>
+        <w:tc>
+          <w:tcPr>
+            <w:tcW w:type="dxa" w:w="1234"/>
+            <w:shd w:val="clear" w:fill="1B3B6F"/>
+          </w:tcPr>
+          <w:p>
+            <w:r>
+              <w:rPr>
+                <w:b/>
+                <w:color w:val="FFFFFF"/>
+              </w:rPr>
+              <w:t>مستوى التوثيق</w:t>
+            </w:r>
+          </w:p>
+        </w:tc>
+      </w:tr>
+      <w:tr>
+        <w:tc>
+          <w:tcPr>
+            <w:tcW w:type="dxa" w:w="1234"/>
+          </w:tcPr>
+          <w:p>
+            <w:r>
+              <w:t>Ejmar Import BV</w:t>
+            </w:r>
+          </w:p>
+        </w:tc>
+        <w:tc>
+          <w:tcPr>
+            <w:tcW w:type="dxa" w:w="1234"/>
+          </w:tcPr>
+          <w:p>
+            <w:r>
+              <w:t>Barcelona (نموذج)</w:t>
+            </w:r>
+          </w:p>
+        </w:tc>
+        <w:tc>
+          <w:tcPr>
+            <w:tcW w:type="dxa" w:w="1234"/>
+          </w:tcPr>
+          <w:p>
+            <w:r>
+              <w:t>+34 93 000 0000</w:t>
+            </w:r>
+          </w:p>
+        </w:tc>
+        <w:tc>
+          <w:tcPr>
+            <w:tcW w:type="dxa" w:w="1234"/>
+          </w:tcPr>
+          <w:p>
+            <w:r>
+              <w:t>info@ejmar.example</w:t>
+            </w:r>
+          </w:p>
+        </w:tc>
+        <w:tc>
+          <w:tcPr>
+            <w:tcW w:type="dxa" w:w="1234"/>
+          </w:tcPr>
+          <w:p>
+            <w:r>
+              <w:t>ejmar.example</w:t>
+            </w:r>
+          </w:p>
+        </w:tc>
+        <w:tc>
+          <w:tcPr>
+            <w:tcW w:type="dxa" w:w="1234"/>
+          </w:tcPr>
+          <w:p>
+            <w:r>
+              <w:t>4.4 (76)</w:t>
+            </w:r>
+          </w:p>
+        </w:tc>
+        <w:tc>
+          <w:tcPr>
+            <w:tcW w:type="dxa" w:w="1234"/>
+          </w:tcPr>
+          <w:p>
+            <w:r>
+              <w:t>◐ مرصود عبر خرائط قوقل</w:t>
+            </w:r>
+          </w:p>
+        </w:tc>
+      </w:tr>
+      <w:tr>
+        <w:tc>
+          <w:tcPr>
+            <w:tcW w:type="dxa" w:w="1234"/>
+            <w:shd w:val="clear" w:fill="F2F2F2"/>
+          </w:tcPr>
+          <w:p>
+            <w:r>
+              <w:t>All4Trade (مرشّح ويب)</w:t>
+            </w:r>
+          </w:p>
+        </w:tc>
+        <w:tc>
+          <w:tcPr>
+            <w:tcW w:type="dxa" w:w="1234"/>
+            <w:shd w:val="clear" w:fill="F2F2F2"/>
+          </w:tcPr>
+          <w:p>
+            <w:r>
+              <w:t>—</w:t>
+            </w:r>
+          </w:p>
+        </w:tc>
+        <w:tc>
+          <w:tcPr>
+            <w:tcW w:type="dxa" w:w="1234"/>
+            <w:shd w:val="clear" w:fill="F2F2F2"/>
+          </w:tcPr>
+          <w:p>
+            <w:r>
+              <w:t>—</w:t>
+            </w:r>
+          </w:p>
+        </w:tc>
+        <w:tc>
+          <w:tcPr>
+            <w:tcW w:type="dxa" w:w="1234"/>
+            <w:shd w:val="clear" w:fill="F2F2F2"/>
+          </w:tcPr>
+          <w:p>
+            <w:r>
+              <w:t>—</w:t>
+            </w:r>
+          </w:p>
+        </w:tc>
+        <w:tc>
+          <w:tcPr>
+            <w:tcW w:type="dxa" w:w="1234"/>
+            <w:shd w:val="clear" w:fill="F2F2F2"/>
+          </w:tcPr>
+          <w:p>
+            <w:r>
+              <w:t>—</w:t>
+            </w:r>
+          </w:p>
+        </w:tc>
+        <w:tc>
+          <w:tcPr>
+            <w:tcW w:type="dxa" w:w="1234"/>
+            <w:shd w:val="clear" w:fill="F2F2F2"/>
+          </w:tcPr>
+          <w:p>
+            <w:r>
+              <w:t>—</w:t>
+            </w:r>
+          </w:p>
+        </w:tc>
+        <w:tc>
+          <w:tcPr>
+            <w:tcW w:type="dxa" w:w="1234"/>
+            <w:shd w:val="clear" w:fill="F2F2F2"/>
+          </w:tcPr>
+          <w:p>
+            <w:r>
+              <w:t>○ مرشّح ويب غير موثَّق</w:t>
+            </w:r>
+          </w:p>
+        </w:tc>
+      </w:tr>
+    </w:tbl>
+    <w:p>
+      <w:pPr>
+        <w:pStyle w:val="IntenseQuote"/>
+      </w:pPr>
+      <w:r>
+        <w:t>إدراج النشاط في خرائط قوقل يثبت وجوده وجهة اتصاله فقط، لا أنه يستورد التمور السعودية — التحقق التجاري خطوة تالية.</w:t>
+      </w:r>
+    </w:p>
     <w:sectPr>
       <w:headerReference w:type="default" r:id="rId9"/>
       <w:footerReference w:type="default" r:id="rId10"/>

--- a/samples/client_report_latest.docx
+++ b/samples/client_report_latest.docx
@@ -3,42 +3,77 @@
 <w:document xmlns:wpc="http://schemas.microsoft.com/office/word/2010/wordprocessingCanvas" xmlns:mo="http://schemas.microsoft.com/office/mac/office/2008/main" xmlns:mc="http://schemas.openxmlformats.org/markup-compatibility/2006" xmlns:mv="urn:schemas-microsoft-com:mac:vml" xmlns:o="urn:schemas-microsoft-com:office:office" xmlns:r="http://schemas.openxmlformats.org/officeDocument/2006/relationships" xmlns:m="http://schemas.openxmlformats.org/officeDocument/2006/math" xmlns:v="urn:schemas-microsoft-com:vml" xmlns:wp14="http://schemas.microsoft.com/office/word/2010/wordprocessingDrawing" xmlns:wp="http://schemas.openxmlformats.org/drawingml/2006/wordprocessingDrawing" xmlns:w10="urn:schemas-microsoft-com:office:word" xmlns:w="http://schemas.openxmlformats.org/wordprocessingml/2006/main" xmlns:w14="http://schemas.microsoft.com/office/word/2010/wordml" xmlns:wpg="http://schemas.microsoft.com/office/word/2010/wordprocessingGroup" xmlns:wpi="http://schemas.microsoft.com/office/word/2010/wordprocessingInk" xmlns:wne="http://schemas.microsoft.com/office/word/2006/wordml" xmlns:wps="http://schemas.microsoft.com/office/word/2010/wordprocessingShape" mc:Ignorable="w14 wp14">
   <w:body>
     <w:p>
+      <w:pPr>
+        <w:bidi/>
+        <w:jc w:val="right"/>
+      </w:pPr>
       <w:r>
         <w:rPr>
+          <w:rFonts w:ascii="Arial" w:hAnsi="Arial" w:cs="Arial"/>
           <w:b/>
           <w:color w:val="1B3B6F"/>
+          <w:sz w:val="56"/>
+          <w:rtl/>
+          <w:szCs w:val="56"/>
         </w:rPr>
-        <w:t>[شعار سِلك]</w:t>
+        <w:t>سِلك</w:t>
       </w:r>
     </w:p>
     <w:p>
       <w:pPr>
         <w:pStyle w:val="Title"/>
+        <w:bidi/>
+        <w:jc w:val="right"/>
       </w:pPr>
       <w:r>
+        <w:rPr>
+          <w:rFonts w:ascii="Arial" w:hAnsi="Arial" w:cs="Arial"/>
+          <w:rtl/>
+        </w:rPr>
         <w:t>دراسة سوق تصديرية: تمور</w:t>
       </w:r>
     </w:p>
     <w:p>
       <w:pPr>
         <w:pStyle w:val="IntenseQuote"/>
+        <w:bidi/>
+        <w:jc w:val="right"/>
       </w:pPr>
       <w:r>
+        <w:rPr>
+          <w:rFonts w:ascii="Arial" w:hAnsi="Arial" w:cs="Arial"/>
+          <w:rtl/>
+        </w:rPr>
         <w:t>أُعدّت بواسطة منصة سِلك لذكاء الأسواق</w:t>
       </w:r>
     </w:p>
     <w:p>
+      <w:pPr>
+        <w:bidi/>
+        <w:jc w:val="right"/>
+      </w:pPr>
       <w:r>
+        <w:rPr>
+          <w:rFonts w:ascii="Arial" w:hAnsi="Arial" w:cs="Arial"/>
+          <w:rtl/>
+        </w:rPr>
         <w:t>⚠ نموذج توضيحي ببيانات موسومة — ليس تقريراً إنتاجياً</w:t>
       </w:r>
     </w:p>
     <w:p>
+      <w:pPr>
+        <w:bidi/>
+        <w:jc w:val="right"/>
+      </w:pPr>
       <w:r>
         <w:rPr>
+          <w:rFonts w:ascii="Arial" w:hAnsi="Arial" w:cs="Arial"/>
           <w:b/>
           <w:color w:val="000000"/>
           <w:sz w:val="32"/>
           <w:highlight w:val="darkCyan"/>
+          <w:rtl/>
+          <w:szCs w:val="32"/>
         </w:rPr>
         <w:t xml:space="preserve">  دخول مشروط  </w:t>
       </w:r>
@@ -47,7 +82,9 @@
       <w:tblPr>
         <w:tblStyle w:val="TableGrid"/>
         <w:tblW w:type="auto" w:w="0"/>
+        <w:tblLayout w:type="fixed"/>
         <w:tblLook w:firstColumn="1" w:firstRow="1" w:lastColumn="0" w:lastRow="0" w:noHBand="0" w:noVBand="1" w:val="04A0"/>
+        <w:bidiVisual/>
       </w:tblPr>
       <w:tblGrid>
         <w:gridCol w:w="4320"/>
@@ -56,14 +93,20 @@
       <w:tr>
         <w:tc>
           <w:tcPr>
-            <w:tcW w:type="dxa" w:w="4320"/>
+            <w:tcW w:type="dxa" w:w="4680"/>
             <w:shd w:val="clear" w:fill="1B3B6F"/>
           </w:tcPr>
           <w:p>
+            <w:pPr>
+              <w:bidi/>
+              <w:jc w:val="right"/>
+            </w:pPr>
             <w:r>
               <w:rPr>
+                <w:rFonts w:ascii="Arial" w:hAnsi="Arial" w:cs="Arial"/>
                 <w:b/>
                 <w:color w:val="FFFFFF"/>
+                <w:rtl/>
               </w:rPr>
               <w:t>البند</w:t>
             </w:r>
@@ -71,14 +114,20 @@
         </w:tc>
         <w:tc>
           <w:tcPr>
-            <w:tcW w:type="dxa" w:w="4320"/>
+            <w:tcW w:type="dxa" w:w="4680"/>
             <w:shd w:val="clear" w:fill="1B3B6F"/>
           </w:tcPr>
           <w:p>
+            <w:pPr>
+              <w:bidi/>
+              <w:jc w:val="right"/>
+            </w:pPr>
             <w:r>
               <w:rPr>
+                <w:rFonts w:ascii="Arial" w:hAnsi="Arial" w:cs="Arial"/>
                 <w:b/>
                 <w:color w:val="FFFFFF"/>
+                <w:rtl/>
               </w:rPr>
               <w:t>القيمة</w:t>
             </w:r>
@@ -88,20 +137,36 @@
       <w:tr>
         <w:tc>
           <w:tcPr>
-            <w:tcW w:type="dxa" w:w="4320"/>
+            <w:tcW w:type="dxa" w:w="4680"/>
           </w:tcPr>
           <w:p>
+            <w:pPr>
+              <w:bidi/>
+              <w:jc w:val="right"/>
+            </w:pPr>
             <w:r>
+              <w:rPr>
+                <w:rFonts w:ascii="Arial" w:hAnsi="Arial" w:cs="Arial"/>
+                <w:rtl/>
+              </w:rPr>
               <w:t>المنتج</w:t>
             </w:r>
           </w:p>
         </w:tc>
         <w:tc>
           <w:tcPr>
-            <w:tcW w:type="dxa" w:w="4320"/>
+            <w:tcW w:type="dxa" w:w="4680"/>
           </w:tcPr>
           <w:p>
+            <w:pPr>
+              <w:bidi/>
+              <w:jc w:val="right"/>
+            </w:pPr>
             <w:r>
+              <w:rPr>
+                <w:rFonts w:ascii="Arial" w:hAnsi="Arial" w:cs="Arial"/>
+                <w:rtl/>
+              </w:rPr>
               <w:t>تمور</w:t>
             </w:r>
           </w:p>
@@ -110,22 +175,38 @@
       <w:tr>
         <w:tc>
           <w:tcPr>
-            <w:tcW w:type="dxa" w:w="4320"/>
+            <w:tcW w:type="dxa" w:w="4680"/>
             <w:shd w:val="clear" w:fill="F2F2F2"/>
           </w:tcPr>
           <w:p>
+            <w:pPr>
+              <w:bidi/>
+              <w:jc w:val="right"/>
+            </w:pPr>
             <w:r>
+              <w:rPr>
+                <w:rFonts w:ascii="Arial" w:hAnsi="Arial" w:cs="Arial"/>
+                <w:rtl/>
+              </w:rPr>
               <w:t>رمز HS</w:t>
             </w:r>
           </w:p>
         </w:tc>
         <w:tc>
           <w:tcPr>
-            <w:tcW w:type="dxa" w:w="4320"/>
+            <w:tcW w:type="dxa" w:w="4680"/>
             <w:shd w:val="clear" w:fill="F2F2F2"/>
           </w:tcPr>
           <w:p>
+            <w:pPr>
+              <w:bidi/>
+              <w:jc w:val="right"/>
+            </w:pPr>
             <w:r>
+              <w:rPr>
+                <w:rFonts w:ascii="Arial" w:hAnsi="Arial" w:cs="Arial"/>
+                <w:rtl/>
+              </w:rPr>
               <w:t>080410</w:t>
             </w:r>
           </w:p>
@@ -134,20 +215,36 @@
       <w:tr>
         <w:tc>
           <w:tcPr>
-            <w:tcW w:type="dxa" w:w="4320"/>
+            <w:tcW w:type="dxa" w:w="4680"/>
           </w:tcPr>
           <w:p>
+            <w:pPr>
+              <w:bidi/>
+              <w:jc w:val="right"/>
+            </w:pPr>
             <w:r>
+              <w:rPr>
+                <w:rFonts w:ascii="Arial" w:hAnsi="Arial" w:cs="Arial"/>
+                <w:rtl/>
+              </w:rPr>
               <w:t>بلد المنشأ</w:t>
             </w:r>
           </w:p>
         </w:tc>
         <w:tc>
           <w:tcPr>
-            <w:tcW w:type="dxa" w:w="4320"/>
+            <w:tcW w:type="dxa" w:w="4680"/>
           </w:tcPr>
           <w:p>
+            <w:pPr>
+              <w:bidi/>
+              <w:jc w:val="right"/>
+            </w:pPr>
             <w:r>
+              <w:rPr>
+                <w:rFonts w:ascii="Arial" w:hAnsi="Arial" w:cs="Arial"/>
+                <w:rtl/>
+              </w:rPr>
               <w:t>المملكة العربية السعودية</w:t>
             </w:r>
           </w:p>
@@ -156,22 +253,38 @@
       <w:tr>
         <w:tc>
           <w:tcPr>
-            <w:tcW w:type="dxa" w:w="4320"/>
+            <w:tcW w:type="dxa" w:w="4680"/>
             <w:shd w:val="clear" w:fill="F2F2F2"/>
           </w:tcPr>
           <w:p>
+            <w:pPr>
+              <w:bidi/>
+              <w:jc w:val="right"/>
+            </w:pPr>
             <w:r>
+              <w:rPr>
+                <w:rFonts w:ascii="Arial" w:hAnsi="Arial" w:cs="Arial"/>
+                <w:rtl/>
+              </w:rPr>
               <w:t>السوق المستهدف</w:t>
             </w:r>
           </w:p>
         </w:tc>
         <w:tc>
           <w:tcPr>
-            <w:tcW w:type="dxa" w:w="4320"/>
+            <w:tcW w:type="dxa" w:w="4680"/>
             <w:shd w:val="clear" w:fill="F2F2F2"/>
           </w:tcPr>
           <w:p>
+            <w:pPr>
+              <w:bidi/>
+              <w:jc w:val="right"/>
+            </w:pPr>
             <w:r>
+              <w:rPr>
+                <w:rFonts w:ascii="Arial" w:hAnsi="Arial" w:cs="Arial"/>
+                <w:rtl/>
+              </w:rPr>
               <w:t>هولندا</w:t>
             </w:r>
           </w:p>
@@ -180,20 +293,36 @@
       <w:tr>
         <w:tc>
           <w:tcPr>
-            <w:tcW w:type="dxa" w:w="4320"/>
+            <w:tcW w:type="dxa" w:w="4680"/>
           </w:tcPr>
           <w:p>
+            <w:pPr>
+              <w:bidi/>
+              <w:jc w:val="right"/>
+            </w:pPr>
             <w:r>
+              <w:rPr>
+                <w:rFonts w:ascii="Arial" w:hAnsi="Arial" w:cs="Arial"/>
+                <w:rtl/>
+              </w:rPr>
               <w:t>تاريخ الإعداد</w:t>
             </w:r>
           </w:p>
         </w:tc>
         <w:tc>
           <w:tcPr>
-            <w:tcW w:type="dxa" w:w="4320"/>
+            <w:tcW w:type="dxa" w:w="4680"/>
           </w:tcPr>
           <w:p>
+            <w:pPr>
+              <w:bidi/>
+              <w:jc w:val="right"/>
+            </w:pPr>
             <w:r>
+              <w:rPr>
+                <w:rFonts w:ascii="Arial" w:hAnsi="Arial" w:cs="Arial"/>
+                <w:rtl/>
+              </w:rPr>
               <w:t>2026-07-16</w:t>
             </w:r>
           </w:p>
@@ -203,103 +332,220 @@
     <w:p>
       <w:pPr>
         <w:pStyle w:val="Heading1"/>
+        <w:bidi/>
+        <w:jc w:val="right"/>
       </w:pPr>
       <w:r>
+        <w:rPr>
+          <w:rFonts w:ascii="Arial" w:hAnsi="Arial" w:cs="Arial"/>
+          <w:rtl/>
+        </w:rPr>
         <w:t>القرار وأساسه</w:t>
       </w:r>
     </w:p>
     <w:p>
+      <w:pPr>
+        <w:bidi/>
+        <w:jc w:val="right"/>
+      </w:pPr>
       <w:r>
+        <w:rPr>
+          <w:rFonts w:ascii="Arial" w:hAnsi="Arial" w:cs="Arial"/>
+          <w:rtl/>
+        </w:rPr>
         <w:t>التوصية: دخول مشروط</w:t>
       </w:r>
     </w:p>
     <w:p>
+      <w:pPr>
+        <w:bidi/>
+        <w:jc w:val="right"/>
+      </w:pPr>
       <w:r>
+        <w:rPr>
+          <w:rFonts w:ascii="Arial" w:hAnsi="Arial" w:cs="Arial"/>
+          <w:rtl/>
+        </w:rPr>
         <w:t>الأدلة تدعم دخولاً مشروطاً بتأمين الأهلية التنظيمية أولاً — تركّز سوق المورّدين المعتدل والفجوة السعرية كافيان، والمخاطرة الرئيسية إجرائية لا سوقية.</w:t>
       </w:r>
     </w:p>
     <w:p>
+      <w:pPr>
+        <w:bidi/>
+        <w:jc w:val="right"/>
+      </w:pPr>
       <w:r>
+        <w:rPr>
+          <w:rFonts w:ascii="Arial" w:hAnsi="Arial" w:cs="Arial"/>
+          <w:rtl/>
+        </w:rPr>
         <w:t>التوصية دخول مشروط، وتستند إلى ثلاثة أسباب: الأول أن الجالية المسلمة في</w:t>
       </w:r>
     </w:p>
     <w:p>
+      <w:pPr>
+        <w:bidi/>
+        <w:jc w:val="right"/>
+      </w:pPr>
       <w:r>
-        <w:t>هولندا تبلغ نحو 1.0 مليون نسمة ضمن سوق يستورد تمراً بقيمة 38 مليون دولار (نحو 142.5 مليون ريال بسعر الربط 3.75)</w:t>
+        <w:rPr>
+          <w:rFonts w:ascii="Arial" w:hAnsi="Arial" w:cs="Arial"/>
+          <w:rtl/>
+        </w:rPr>
+        <w:t>هولندا تبلغ نحو 1.0 مليون نسمة ضمن سوق يستورد تمراً بقيمة 38 مليون دولار</w:t>
       </w:r>
     </w:p>
     <w:p>
+      <w:pPr>
+        <w:bidi/>
+        <w:jc w:val="right"/>
+      </w:pPr>
       <w:r>
+        <w:rPr>
+          <w:rFonts w:ascii="Arial" w:hAnsi="Arial" w:cs="Arial"/>
+          <w:rtl/>
+        </w:rPr>
         <w:t>سنوياً؛ والثاني أن صفّ المورّدين معتدل التركّز (HHI (مؤشر يقيس تركّز/احتكار السوق: فوق 2500 يعني سيطرة لاعب واحد)≈2100) فلا يهيمن عليه</w:t>
       </w:r>
     </w:p>
     <w:p>
+      <w:pPr>
+        <w:bidi/>
+        <w:jc w:val="right"/>
+      </w:pPr>
       <w:r>
+        <w:rPr>
+          <w:rFonts w:ascii="Arial" w:hAnsi="Arial" w:cs="Arial"/>
+          <w:rtl/>
+        </w:rPr>
         <w:t>طرف واحد، وهو ما يفتح باباً حقيقياً لمورّد جديد ينافس بالسعر؛ والثالث أن</w:t>
       </w:r>
     </w:p>
     <w:p>
+      <w:pPr>
+        <w:bidi/>
+        <w:jc w:val="right"/>
+      </w:pPr>
       <w:r>
+        <w:rPr>
+          <w:rFonts w:ascii="Arial" w:hAnsi="Arial" w:cs="Arial"/>
+          <w:rtl/>
+        </w:rPr>
         <w:t>واردات المنتج تنمو بنسبة 7% مركّباً على ثلاث سنوات. وتتحوّل هذه التوصية</w:t>
       </w:r>
     </w:p>
     <w:p>
+      <w:pPr>
+        <w:bidi/>
+        <w:jc w:val="right"/>
+      </w:pPr>
       <w:r>
+        <w:rPr>
+          <w:rFonts w:ascii="Arial" w:hAnsi="Arial" w:cs="Arial"/>
+          <w:rtl/>
+        </w:rPr>
         <w:t>إلى دخول كامل متى تأكّدت شهادة المنشأة المعتمدة EU 2017/625 خلال 90 يوماً</w:t>
       </w:r>
     </w:p>
     <w:p>
+      <w:pPr>
+        <w:bidi/>
+        <w:jc w:val="right"/>
+      </w:pPr>
       <w:r>
+        <w:rPr>
+          <w:rFonts w:ascii="Arial" w:hAnsi="Arial" w:cs="Arial"/>
+          <w:rtl/>
+        </w:rPr>
         <w:t>وتم التعاقد مع موزّع واحد على الأقل من الباب الأول المقترح لاحقاً.</w:t>
       </w:r>
     </w:p>
     <w:p>
+      <w:pPr>
+        <w:bidi/>
+        <w:jc w:val="right"/>
+      </w:pPr>
       <w:r>
         <w:rPr>
+          <w:rFonts w:ascii="Arial" w:hAnsi="Arial" w:cs="Arial"/>
           <w:b/>
+          <w:rtl/>
         </w:rPr>
         <w:t>ماذا يعني هذا لقرارك: ابدأ تجهيز ملف الأهلية الأوروبية الآن — فهو</w:t>
       </w:r>
     </w:p>
     <w:p>
+      <w:pPr>
+        <w:bidi/>
+        <w:jc w:val="right"/>
+      </w:pPr>
       <w:r>
+        <w:rPr>
+          <w:rFonts w:ascii="Arial" w:hAnsi="Arial" w:cs="Arial"/>
+          <w:rtl/>
+        </w:rPr>
         <w:t>البوابة الحرجة الوحيدة قبل أيّ خطوة تسويقية.</w:t>
       </w:r>
     </w:p>
     <w:p>
+      <w:pPr>
+        <w:bidi/>
+        <w:jc w:val="right"/>
+      </w:pPr>
       <w:r>
+        <w:rPr>
+          <w:rFonts w:ascii="Arial" w:hAnsi="Arial" w:cs="Arial"/>
+          <w:rtl/>
+        </w:rPr>
         <w:t>يقوم الحكم على دخول مشروط، وقد فُصّلت أسبابه الثلاثة في الخلاصة التنفيذية؛</w:t>
       </w:r>
     </w:p>
     <w:p>
+      <w:pPr>
+        <w:bidi/>
+        <w:jc w:val="right"/>
+      </w:pPr>
       <w:r>
+        <w:rPr>
+          <w:rFonts w:ascii="Arial" w:hAnsi="Arial" w:cs="Arial"/>
+          <w:rtl/>
+        </w:rPr>
         <w:t>والمطلوب هنا الانتقالُ منها إلى الشرط الحاسم لبقاء الحكم قائماً، وهو تأكيد</w:t>
       </w:r>
     </w:p>
     <w:p>
+      <w:pPr>
+        <w:bidi/>
+        <w:jc w:val="right"/>
+      </w:pPr>
       <w:r>
+        <w:rPr>
+          <w:rFonts w:ascii="Arial" w:hAnsi="Arial" w:cs="Arial"/>
+          <w:rtl/>
+        </w:rPr>
         <w:t>الأهلية التنظيمية خلال المهلة. وما يحوّل التوصية إلى دخول كامل هو تعاقدٌ</w:t>
       </w:r>
     </w:p>
     <w:p>
-      <w:r>
-        <w:t>مبكّر مع موزّع متخصص يثبت استجابة السوق سعرياً.</w:t>
-      </w:r>
-    </w:p>
-    <w:p>
+      <w:pPr>
+        <w:bidi/>
+        <w:jc w:val="right"/>
+      </w:pPr>
       <w:r>
         <w:rPr>
-          <w:b/>
-          <w:i/>
+          <w:rFonts w:ascii="Arial" w:hAnsi="Arial" w:cs="Arial"/>
+          <w:rtl/>
         </w:rPr>
-        <w:t>جدول: العمود · القيمة</w:t>
+        <w:t>مبكّر مع موزّع متخصص يثبت استجابة السوق سعرياً.</w:t>
       </w:r>
     </w:p>
     <w:tbl>
       <w:tblPr>
         <w:tblStyle w:val="TableGrid"/>
         <w:tblW w:type="auto" w:w="0"/>
+        <w:tblLayout w:type="fixed"/>
         <w:tblLook w:firstColumn="1" w:firstRow="1" w:lastColumn="0" w:lastRow="0" w:noHBand="0" w:noVBand="1" w:val="04A0"/>
+        <w:bidiVisual/>
       </w:tblPr>
       <w:tblGrid>
         <w:gridCol w:w="4320"/>
@@ -308,14 +554,20 @@
       <w:tr>
         <w:tc>
           <w:tcPr>
-            <w:tcW w:type="dxa" w:w="4320"/>
+            <w:tcW w:type="dxa" w:w="4680"/>
             <w:shd w:val="clear" w:fill="1B3B6F"/>
           </w:tcPr>
           <w:p>
+            <w:pPr>
+              <w:bidi/>
+              <w:jc w:val="right"/>
+            </w:pPr>
             <w:r>
               <w:rPr>
+                <w:rFonts w:ascii="Arial" w:hAnsi="Arial" w:cs="Arial"/>
                 <w:b/>
                 <w:color w:val="FFFFFF"/>
+                <w:rtl/>
               </w:rPr>
               <w:t>العمود</w:t>
             </w:r>
@@ -323,14 +575,20 @@
         </w:tc>
         <w:tc>
           <w:tcPr>
-            <w:tcW w:type="dxa" w:w="4320"/>
+            <w:tcW w:type="dxa" w:w="4680"/>
             <w:shd w:val="clear" w:fill="1B3B6F"/>
           </w:tcPr>
           <w:p>
+            <w:pPr>
+              <w:bidi/>
+              <w:jc w:val="right"/>
+            </w:pPr>
             <w:r>
               <w:rPr>
+                <w:rFonts w:ascii="Arial" w:hAnsi="Arial" w:cs="Arial"/>
                 <w:b/>
                 <w:color w:val="FFFFFF"/>
+                <w:rtl/>
               </w:rPr>
               <w:t>القيمة</w:t>
             </w:r>
@@ -340,20 +598,36 @@
       <w:tr>
         <w:tc>
           <w:tcPr>
-            <w:tcW w:type="dxa" w:w="4320"/>
+            <w:tcW w:type="dxa" w:w="4680"/>
           </w:tcPr>
           <w:p>
+            <w:pPr>
+              <w:bidi/>
+              <w:jc w:val="right"/>
+            </w:pPr>
             <w:r>
+              <w:rPr>
+                <w:rFonts w:ascii="Arial" w:hAnsi="Arial" w:cs="Arial"/>
+                <w:rtl/>
+              </w:rPr>
               <w:t>الحكم</w:t>
             </w:r>
           </w:p>
         </w:tc>
         <w:tc>
           <w:tcPr>
-            <w:tcW w:type="dxa" w:w="4320"/>
+            <w:tcW w:type="dxa" w:w="4680"/>
           </w:tcPr>
           <w:p>
+            <w:pPr>
+              <w:bidi/>
+              <w:jc w:val="right"/>
+            </w:pPr>
             <w:r>
+              <w:rPr>
+                <w:rFonts w:ascii="Arial" w:hAnsi="Arial" w:cs="Arial"/>
+                <w:rtl/>
+              </w:rPr>
               <w:t>دخول مشروط</w:t>
             </w:r>
           </w:p>
@@ -362,22 +636,38 @@
       <w:tr>
         <w:tc>
           <w:tcPr>
-            <w:tcW w:type="dxa" w:w="4320"/>
+            <w:tcW w:type="dxa" w:w="4680"/>
             <w:shd w:val="clear" w:fill="F2F2F2"/>
           </w:tcPr>
           <w:p>
+            <w:pPr>
+              <w:bidi/>
+              <w:jc w:val="right"/>
+            </w:pPr>
             <w:r>
+              <w:rPr>
+                <w:rFonts w:ascii="Arial" w:hAnsi="Arial" w:cs="Arial"/>
+                <w:rtl/>
+              </w:rPr>
               <w:t>مستوى التوثيق</w:t>
             </w:r>
           </w:p>
         </w:tc>
         <w:tc>
           <w:tcPr>
-            <w:tcW w:type="dxa" w:w="4320"/>
+            <w:tcW w:type="dxa" w:w="4680"/>
             <w:shd w:val="clear" w:fill="F2F2F2"/>
           </w:tcPr>
           <w:p>
+            <w:pPr>
+              <w:bidi/>
+              <w:jc w:val="right"/>
+            </w:pPr>
             <w:r>
+              <w:rPr>
+                <w:rFonts w:ascii="Arial" w:hAnsi="Arial" w:cs="Arial"/>
+                <w:rtl/>
+              </w:rPr>
               <w:t>عالية (66%)</w:t>
             </w:r>
           </w:p>
@@ -387,45 +677,76 @@
     <w:p>
       <w:pPr>
         <w:pStyle w:val="Heading1"/>
+        <w:bidi/>
+        <w:jc w:val="right"/>
       </w:pPr>
       <w:r>
+        <w:rPr>
+          <w:rFonts w:ascii="Arial" w:hAnsi="Arial" w:cs="Arial"/>
+          <w:rtl/>
+        </w:rPr>
         <w:t>السوق بالأرقام</w:t>
       </w:r>
     </w:p>
     <w:p>
+      <w:pPr>
+        <w:bidi/>
+        <w:jc w:val="right"/>
+      </w:pPr>
       <w:r>
-        <w:t>بلغت واردات هولندا من تمور HS080410 نحو 38 مليون دولار (نحو 142.5 مليون ريال بسعر الربط 3.75) عام 2023 (UN</w:t>
+        <w:rPr>
+          <w:rFonts w:ascii="Arial" w:hAnsi="Arial" w:cs="Arial"/>
+          <w:rtl/>
+        </w:rPr>
+        <w:t>بلغت واردات هولندا من تمور HS080410 نحو 38 مليون دولار عام 2023 (UN</w:t>
       </w:r>
     </w:p>
     <w:p>
+      <w:pPr>
+        <w:bidi/>
+        <w:jc w:val="right"/>
+      </w:pPr>
       <w:r>
+        <w:rPr>
+          <w:rFonts w:ascii="Arial" w:hAnsi="Arial" w:cs="Arial"/>
+          <w:rtl/>
+        </w:rPr>
         <w:t>Comtrade)، بنموّ مركّب قدره 7% على ثلاث سنوات يفوق متوسط نموّ واردات</w:t>
       </w:r>
     </w:p>
     <w:p>
+      <w:pPr>
+        <w:bidi/>
+        <w:jc w:val="right"/>
+      </w:pPr>
       <w:r>
+        <w:rPr>
+          <w:rFonts w:ascii="Arial" w:hAnsi="Arial" w:cs="Arial"/>
+          <w:rtl/>
+        </w:rPr>
         <w:t>الاتحاد الأوروبي لهذه الفئة. ويوضّح الجدول أدناه حجم الفرصة القابلة</w:t>
       </w:r>
     </w:p>
     <w:p>
-      <w:r>
-        <w:t>للاستهداف فعلياً بعد ترشيح السوق الكلي إلى الشريحة المتخصصة:</w:t>
-      </w:r>
-    </w:p>
-    <w:p>
+      <w:pPr>
+        <w:bidi/>
+        <w:jc w:val="right"/>
+      </w:pPr>
       <w:r>
         <w:rPr>
-          <w:b/>
-          <w:i/>
+          <w:rFonts w:ascii="Arial" w:hAnsi="Arial" w:cs="Arial"/>
+          <w:rtl/>
         </w:rPr>
-        <w:t>جدول: المستوى · القيمة · طريقة الحساب · الافتراض</w:t>
+        <w:t>للاستهداف فعلياً بعد ترشيح السوق الكلي إلى الشريحة المتخصصة:</w:t>
       </w:r>
     </w:p>
     <w:tbl>
       <w:tblPr>
         <w:tblStyle w:val="TableGrid"/>
         <w:tblW w:type="auto" w:w="0"/>
+        <w:tblLayout w:type="fixed"/>
         <w:tblLook w:firstColumn="1" w:firstRow="1" w:lastColumn="0" w:lastRow="0" w:noHBand="0" w:noVBand="1" w:val="04A0"/>
+        <w:bidiVisual/>
       </w:tblPr>
       <w:tblGrid>
         <w:gridCol w:w="2160"/>
@@ -436,14 +757,20 @@
       <w:tr>
         <w:tc>
           <w:tcPr>
-            <w:tcW w:type="dxa" w:w="2160"/>
+            <w:tcW w:type="dxa" w:w="2340"/>
             <w:shd w:val="clear" w:fill="1B3B6F"/>
           </w:tcPr>
           <w:p>
+            <w:pPr>
+              <w:bidi/>
+              <w:jc w:val="right"/>
+            </w:pPr>
             <w:r>
               <w:rPr>
+                <w:rFonts w:ascii="Arial" w:hAnsi="Arial" w:cs="Arial"/>
                 <w:b/>
                 <w:color w:val="FFFFFF"/>
+                <w:rtl/>
               </w:rPr>
               <w:t>المستوى</w:t>
             </w:r>
@@ -451,14 +778,20 @@
         </w:tc>
         <w:tc>
           <w:tcPr>
-            <w:tcW w:type="dxa" w:w="2160"/>
+            <w:tcW w:type="dxa" w:w="2340"/>
             <w:shd w:val="clear" w:fill="1B3B6F"/>
           </w:tcPr>
           <w:p>
+            <w:pPr>
+              <w:bidi/>
+              <w:jc w:val="right"/>
+            </w:pPr>
             <w:r>
               <w:rPr>
+                <w:rFonts w:ascii="Arial" w:hAnsi="Arial" w:cs="Arial"/>
                 <w:b/>
                 <w:color w:val="FFFFFF"/>
+                <w:rtl/>
               </w:rPr>
               <w:t>القيمة</w:t>
             </w:r>
@@ -466,14 +799,20 @@
         </w:tc>
         <w:tc>
           <w:tcPr>
-            <w:tcW w:type="dxa" w:w="2160"/>
+            <w:tcW w:type="dxa" w:w="2340"/>
             <w:shd w:val="clear" w:fill="1B3B6F"/>
           </w:tcPr>
           <w:p>
+            <w:pPr>
+              <w:bidi/>
+              <w:jc w:val="right"/>
+            </w:pPr>
             <w:r>
               <w:rPr>
+                <w:rFonts w:ascii="Arial" w:hAnsi="Arial" w:cs="Arial"/>
                 <w:b/>
                 <w:color w:val="FFFFFF"/>
+                <w:rtl/>
               </w:rPr>
               <w:t>طريقة الحساب</w:t>
             </w:r>
@@ -481,14 +820,20 @@
         </w:tc>
         <w:tc>
           <w:tcPr>
-            <w:tcW w:type="dxa" w:w="2160"/>
+            <w:tcW w:type="dxa" w:w="2340"/>
             <w:shd w:val="clear" w:fill="1B3B6F"/>
           </w:tcPr>
           <w:p>
+            <w:pPr>
+              <w:bidi/>
+              <w:jc w:val="right"/>
+            </w:pPr>
             <w:r>
               <w:rPr>
+                <w:rFonts w:ascii="Arial" w:hAnsi="Arial" w:cs="Arial"/>
                 <w:b/>
                 <w:color w:val="FFFFFF"/>
+                <w:rtl/>
               </w:rPr>
               <w:t>الافتراض</w:t>
             </w:r>
@@ -498,40 +843,72 @@
       <w:tr>
         <w:tc>
           <w:tcPr>
-            <w:tcW w:type="dxa" w:w="2160"/>
+            <w:tcW w:type="dxa" w:w="2340"/>
           </w:tcPr>
           <w:p>
+            <w:pPr>
+              <w:bidi/>
+              <w:jc w:val="right"/>
+            </w:pPr>
             <w:r>
+              <w:rPr>
+                <w:rFonts w:ascii="Arial" w:hAnsi="Arial" w:cs="Arial"/>
+                <w:rtl/>
+              </w:rPr>
               <w:t>السوق الكلي</w:t>
             </w:r>
           </w:p>
         </w:tc>
         <w:tc>
           <w:tcPr>
-            <w:tcW w:type="dxa" w:w="2160"/>
+            <w:tcW w:type="dxa" w:w="2340"/>
           </w:tcPr>
           <w:p>
+            <w:pPr>
+              <w:bidi/>
+              <w:jc w:val="right"/>
+            </w:pPr>
             <w:r>
-              <w:t>38 مليون دولار (نحو 142.5 مليون ريال بسعر الربط 3.75)</w:t>
+              <w:rPr>
+                <w:rFonts w:ascii="Arial" w:hAnsi="Arial" w:cs="Arial"/>
+                <w:rtl/>
+              </w:rPr>
+              <w:t>38 مليون دولار</w:t>
             </w:r>
           </w:p>
         </w:tc>
         <w:tc>
           <w:tcPr>
-            <w:tcW w:type="dxa" w:w="2160"/>
+            <w:tcW w:type="dxa" w:w="2340"/>
           </w:tcPr>
           <w:p>
+            <w:pPr>
+              <w:bidi/>
+              <w:jc w:val="right"/>
+            </w:pPr>
             <w:r>
+              <w:rPr>
+                <w:rFonts w:ascii="Arial" w:hAnsi="Arial" w:cs="Arial"/>
+                <w:rtl/>
+              </w:rPr>
               <w:t>إجمالي واردات السوق (UN Comtrade)</w:t>
             </w:r>
           </w:p>
         </w:tc>
         <w:tc>
           <w:tcPr>
-            <w:tcW w:type="dxa" w:w="2160"/>
+            <w:tcW w:type="dxa" w:w="2340"/>
           </w:tcPr>
           <w:p>
+            <w:pPr>
+              <w:bidi/>
+              <w:jc w:val="right"/>
+            </w:pPr>
             <w:r>
+              <w:rPr>
+                <w:rFonts w:ascii="Arial" w:hAnsi="Arial" w:cs="Arial"/>
+                <w:rtl/>
+              </w:rPr>
               <w:t>—</w:t>
             </w:r>
           </w:p>
@@ -540,44 +917,76 @@
       <w:tr>
         <w:tc>
           <w:tcPr>
-            <w:tcW w:type="dxa" w:w="2160"/>
+            <w:tcW w:type="dxa" w:w="2340"/>
             <w:shd w:val="clear" w:fill="F2F2F2"/>
           </w:tcPr>
           <w:p>
+            <w:pPr>
+              <w:bidi/>
+              <w:jc w:val="right"/>
+            </w:pPr>
             <w:r>
+              <w:rPr>
+                <w:rFonts w:ascii="Arial" w:hAnsi="Arial" w:cs="Arial"/>
+                <w:rtl/>
+              </w:rPr>
               <w:t>الشريحة المتاحة</w:t>
             </w:r>
           </w:p>
         </w:tc>
         <w:tc>
           <w:tcPr>
-            <w:tcW w:type="dxa" w:w="2160"/>
+            <w:tcW w:type="dxa" w:w="2340"/>
             <w:shd w:val="clear" w:fill="F2F2F2"/>
           </w:tcPr>
           <w:p>
+            <w:pPr>
+              <w:bidi/>
+              <w:jc w:val="right"/>
+            </w:pPr>
             <w:r>
-              <w:t>1.4 مليون دولار (نحو 5.2 مليون ريال بسعر الربط 3.75)</w:t>
+              <w:rPr>
+                <w:rFonts w:ascii="Arial" w:hAnsi="Arial" w:cs="Arial"/>
+                <w:rtl/>
+              </w:rPr>
+              <w:t>1.4 مليون دولار</w:t>
             </w:r>
           </w:p>
         </w:tc>
         <w:tc>
           <w:tcPr>
-            <w:tcW w:type="dxa" w:w="2160"/>
+            <w:tcW w:type="dxa" w:w="2340"/>
             <w:shd w:val="clear" w:fill="F2F2F2"/>
           </w:tcPr>
           <w:p>
+            <w:pPr>
+              <w:bidi/>
+              <w:jc w:val="right"/>
+            </w:pPr>
             <w:r>
+              <w:rPr>
+                <w:rFonts w:ascii="Arial" w:hAnsi="Arial" w:cs="Arial"/>
+                <w:rtl/>
+              </w:rPr>
               <w:t>السوق الكلي × 3.6%</w:t>
             </w:r>
           </w:p>
         </w:tc>
         <w:tc>
           <w:tcPr>
-            <w:tcW w:type="dxa" w:w="2160"/>
+            <w:tcW w:type="dxa" w:w="2340"/>
             <w:shd w:val="clear" w:fill="F2F2F2"/>
           </w:tcPr>
           <w:p>
+            <w:pPr>
+              <w:bidi/>
+              <w:jc w:val="right"/>
+            </w:pPr>
             <w:r>
+              <w:rPr>
+                <w:rFonts w:ascii="Arial" w:hAnsi="Arial" w:cs="Arial"/>
+                <w:rtl/>
+              </w:rPr>
               <w:t>حصة الشريحة الحلال المتخصصة</w:t>
             </w:r>
           </w:p>
@@ -586,40 +995,72 @@
       <w:tr>
         <w:tc>
           <w:tcPr>
-            <w:tcW w:type="dxa" w:w="2160"/>
+            <w:tcW w:type="dxa" w:w="2340"/>
           </w:tcPr>
           <w:p>
+            <w:pPr>
+              <w:bidi/>
+              <w:jc w:val="right"/>
+            </w:pPr>
             <w:r>
+              <w:rPr>
+                <w:rFonts w:ascii="Arial" w:hAnsi="Arial" w:cs="Arial"/>
+                <w:rtl/>
+              </w:rPr>
               <w:t>الهدف الواقعي</w:t>
             </w:r>
           </w:p>
         </w:tc>
         <w:tc>
           <w:tcPr>
-            <w:tcW w:type="dxa" w:w="2160"/>
+            <w:tcW w:type="dxa" w:w="2340"/>
           </w:tcPr>
           <w:p>
+            <w:pPr>
+              <w:bidi/>
+              <w:jc w:val="right"/>
+            </w:pPr>
             <w:r>
-              <w:t>0.11 مليون دولار (نحو 0.4 مليون ريال بسعر الربط 3.75)</w:t>
+              <w:rPr>
+                <w:rFonts w:ascii="Arial" w:hAnsi="Arial" w:cs="Arial"/>
+                <w:rtl/>
+              </w:rPr>
+              <w:t>0.11 مليون دولار</w:t>
             </w:r>
           </w:p>
         </w:tc>
         <w:tc>
           <w:tcPr>
-            <w:tcW w:type="dxa" w:w="2160"/>
+            <w:tcW w:type="dxa" w:w="2340"/>
           </w:tcPr>
           <w:p>
+            <w:pPr>
+              <w:bidi/>
+              <w:jc w:val="right"/>
+            </w:pPr>
             <w:r>
+              <w:rPr>
+                <w:rFonts w:ascii="Arial" w:hAnsi="Arial" w:cs="Arial"/>
+                <w:rtl/>
+              </w:rPr>
               <w:t>الشريحة × 8%</w:t>
             </w:r>
           </w:p>
         </w:tc>
         <w:tc>
           <w:tcPr>
-            <w:tcW w:type="dxa" w:w="2160"/>
+            <w:tcW w:type="dxa" w:w="2340"/>
           </w:tcPr>
           <w:p>
+            <w:pPr>
+              <w:bidi/>
+              <w:jc w:val="right"/>
+            </w:pPr>
             <w:r>
+              <w:rPr>
+                <w:rFonts w:ascii="Arial" w:hAnsi="Arial" w:cs="Arial"/>
+                <w:rtl/>
+              </w:rPr>
               <w:t>حصة أول ثلاث سنوات لمورّد جديد</w:t>
             </w:r>
           </w:p>
@@ -627,64 +1068,129 @@
       </w:tr>
     </w:tbl>
     <w:p>
+      <w:pPr>
+        <w:bidi/>
+        <w:jc w:val="right"/>
+      </w:pPr>
       <w:r>
+        <w:rPr>
+          <w:rFonts w:ascii="Arial" w:hAnsi="Arial" w:cs="Arial"/>
+          <w:rtl/>
+        </w:rPr>
         <w:t>وعليه فإن حجم الهدف الواقعي يبرّر شحنة تجارية بحجم حقيقي لا اختباراً</w:t>
       </w:r>
     </w:p>
     <w:p>
+      <w:pPr>
+        <w:bidi/>
+        <w:jc w:val="right"/>
+      </w:pPr>
       <w:r>
+        <w:rPr>
+          <w:rFonts w:ascii="Arial" w:hAnsi="Arial" w:cs="Arial"/>
+          <w:rtl/>
+        </w:rPr>
         <w:t>مصغّراً، ويضع سقفاً واقعياً لتوقّعات الإيراد في السنة الأولى.</w:t>
       </w:r>
     </w:p>
     <w:p>
+      <w:pPr>
+        <w:bidi/>
+        <w:jc w:val="right"/>
+      </w:pPr>
       <w:r>
+        <w:rPr>
+          <w:rFonts w:ascii="Arial" w:hAnsi="Arial" w:cs="Arial"/>
+          <w:rtl/>
+        </w:rPr>
         <w:t>يدفع السوقَ نموُّ الجالية المسلمة ونضجُ قنوات التوزيع، بينما يظلّ المعوّق</w:t>
       </w:r>
     </w:p>
     <w:p>
+      <w:pPr>
+        <w:bidi/>
+        <w:jc w:val="right"/>
+      </w:pPr>
       <w:r>
+        <w:rPr>
+          <w:rFonts w:ascii="Arial" w:hAnsi="Arial" w:cs="Arial"/>
+          <w:rtl/>
+        </w:rPr>
         <w:t>الأبرز بوابةَ الأهلية الأوروبية الإلزامية. غير أنّ الفرصة الحقيقية تكمن</w:t>
       </w:r>
     </w:p>
     <w:p>
+      <w:pPr>
+        <w:bidi/>
+        <w:jc w:val="right"/>
+      </w:pPr>
       <w:r>
+        <w:rPr>
+          <w:rFonts w:ascii="Arial" w:hAnsi="Arial" w:cs="Arial"/>
+          <w:rtl/>
+        </w:rPr>
         <w:t>في تجزّؤ صفّ المورّدين الذي يترك مجالاً لمنافس جديد، ومن ثمّ ترجّح كفّة</w:t>
       </w:r>
     </w:p>
     <w:p>
+      <w:pPr>
+        <w:bidi/>
+        <w:jc w:val="right"/>
+      </w:pPr>
       <w:r>
+        <w:rPr>
+          <w:rFonts w:ascii="Arial" w:hAnsi="Arial" w:cs="Arial"/>
+          <w:rtl/>
+        </w:rPr>
         <w:t>الدخول لمن يملك ميزة سعرية أو تنظيمية. في المقابل، يبقى التهديد الأوضح</w:t>
       </w:r>
     </w:p>
     <w:p>
+      <w:pPr>
+        <w:bidi/>
+        <w:jc w:val="right"/>
+      </w:pPr>
       <w:r>
+        <w:rPr>
+          <w:rFonts w:ascii="Arial" w:hAnsi="Arial" w:cs="Arial"/>
+          <w:rtl/>
+        </w:rPr>
         <w:t>منافسةَ تونس والمغرب بأسعار أدنى في القناة المتخصصة نفسها، وهو ما يوجّه</w:t>
       </w:r>
     </w:p>
     <w:p>
+      <w:pPr>
+        <w:bidi/>
+        <w:jc w:val="right"/>
+      </w:pPr>
       <w:r>
+        <w:rPr>
+          <w:rFonts w:ascii="Arial" w:hAnsi="Arial" w:cs="Arial"/>
+          <w:rtl/>
+        </w:rPr>
         <w:t>قراركم نحو التموضع النوعي لا المنافسة على السعر وحده.</w:t>
       </w:r>
     </w:p>
     <w:p>
-      <w:r>
-        <w:t>يقوم تقدير حجم الشريحة على الأرقام التالية:</w:t>
-      </w:r>
-    </w:p>
-    <w:p>
+      <w:pPr>
+        <w:bidi/>
+        <w:jc w:val="right"/>
+      </w:pPr>
       <w:r>
         <w:rPr>
-          <w:b/>
-          <w:i/>
+          <w:rFonts w:ascii="Arial" w:hAnsi="Arial" w:cs="Arial"/>
+          <w:rtl/>
         </w:rPr>
-        <w:t>جدول: المتغيّر · القيمة · المصدر</w:t>
+        <w:t>يقوم تقدير حجم الشريحة على الأرقام التالية:</w:t>
       </w:r>
     </w:p>
     <w:tbl>
       <w:tblPr>
         <w:tblStyle w:val="TableGrid"/>
         <w:tblW w:type="auto" w:w="0"/>
+        <w:tblLayout w:type="fixed"/>
         <w:tblLook w:firstColumn="1" w:firstRow="1" w:lastColumn="0" w:lastRow="0" w:noHBand="0" w:noVBand="1" w:val="04A0"/>
+        <w:bidiVisual/>
       </w:tblPr>
       <w:tblGrid>
         <w:gridCol w:w="2880"/>
@@ -694,14 +1200,20 @@
       <w:tr>
         <w:tc>
           <w:tcPr>
-            <w:tcW w:type="dxa" w:w="2880"/>
+            <w:tcW w:type="dxa" w:w="3120"/>
             <w:shd w:val="clear" w:fill="1B3B6F"/>
           </w:tcPr>
           <w:p>
+            <w:pPr>
+              <w:bidi/>
+              <w:jc w:val="right"/>
+            </w:pPr>
             <w:r>
               <w:rPr>
+                <w:rFonts w:ascii="Arial" w:hAnsi="Arial" w:cs="Arial"/>
                 <w:b/>
                 <w:color w:val="FFFFFF"/>
+                <w:rtl/>
               </w:rPr>
               <w:t>المتغيّر</w:t>
             </w:r>
@@ -709,14 +1221,20 @@
         </w:tc>
         <w:tc>
           <w:tcPr>
-            <w:tcW w:type="dxa" w:w="2880"/>
+            <w:tcW w:type="dxa" w:w="3120"/>
             <w:shd w:val="clear" w:fill="1B3B6F"/>
           </w:tcPr>
           <w:p>
+            <w:pPr>
+              <w:bidi/>
+              <w:jc w:val="right"/>
+            </w:pPr>
             <w:r>
               <w:rPr>
+                <w:rFonts w:ascii="Arial" w:hAnsi="Arial" w:cs="Arial"/>
                 <w:b/>
                 <w:color w:val="FFFFFF"/>
+                <w:rtl/>
               </w:rPr>
               <w:t>القيمة</w:t>
             </w:r>
@@ -724,14 +1242,20 @@
         </w:tc>
         <w:tc>
           <w:tcPr>
-            <w:tcW w:type="dxa" w:w="2880"/>
+            <w:tcW w:type="dxa" w:w="3120"/>
             <w:shd w:val="clear" w:fill="1B3B6F"/>
           </w:tcPr>
           <w:p>
+            <w:pPr>
+              <w:bidi/>
+              <w:jc w:val="right"/>
+            </w:pPr>
             <w:r>
               <w:rPr>
+                <w:rFonts w:ascii="Arial" w:hAnsi="Arial" w:cs="Arial"/>
                 <w:b/>
                 <w:color w:val="FFFFFF"/>
+                <w:rtl/>
               </w:rPr>
               <w:t>المصدر</w:t>
             </w:r>
@@ -741,30 +1265,54 @@
       <w:tr>
         <w:tc>
           <w:tcPr>
-            <w:tcW w:type="dxa" w:w="2880"/>
+            <w:tcW w:type="dxa" w:w="3120"/>
           </w:tcPr>
           <w:p>
+            <w:pPr>
+              <w:bidi/>
+              <w:jc w:val="right"/>
+            </w:pPr>
             <w:r>
+              <w:rPr>
+                <w:rFonts w:ascii="Arial" w:hAnsi="Arial" w:cs="Arial"/>
+                <w:rtl/>
+              </w:rPr>
               <w:t>سكان هولندا</w:t>
             </w:r>
           </w:p>
         </w:tc>
         <w:tc>
           <w:tcPr>
-            <w:tcW w:type="dxa" w:w="2880"/>
+            <w:tcW w:type="dxa" w:w="3120"/>
           </w:tcPr>
           <w:p>
+            <w:pPr>
+              <w:bidi/>
+              <w:jc w:val="right"/>
+            </w:pPr>
             <w:r>
+              <w:rPr>
+                <w:rFonts w:ascii="Arial" w:hAnsi="Arial" w:cs="Arial"/>
+                <w:rtl/>
+              </w:rPr>
               <w:t>17,800,000</w:t>
             </w:r>
           </w:p>
         </w:tc>
         <w:tc>
           <w:tcPr>
-            <w:tcW w:type="dxa" w:w="2880"/>
+            <w:tcW w:type="dxa" w:w="3120"/>
           </w:tcPr>
           <w:p>
+            <w:pPr>
+              <w:bidi/>
+              <w:jc w:val="right"/>
+            </w:pPr>
             <w:r>
+              <w:rPr>
+                <w:rFonts w:ascii="Arial" w:hAnsi="Arial" w:cs="Arial"/>
+                <w:rtl/>
+              </w:rPr>
               <w:t>World Bank</w:t>
             </w:r>
           </w:p>
@@ -773,33 +1321,57 @@
       <w:tr>
         <w:tc>
           <w:tcPr>
-            <w:tcW w:type="dxa" w:w="2880"/>
+            <w:tcW w:type="dxa" w:w="3120"/>
             <w:shd w:val="clear" w:fill="F2F2F2"/>
           </w:tcPr>
           <w:p>
+            <w:pPr>
+              <w:bidi/>
+              <w:jc w:val="right"/>
+            </w:pPr>
             <w:r>
+              <w:rPr>
+                <w:rFonts w:ascii="Arial" w:hAnsi="Arial" w:cs="Arial"/>
+                <w:rtl/>
+              </w:rPr>
               <w:t>نسبة الشريحة المسلمة</w:t>
             </w:r>
           </w:p>
         </w:tc>
         <w:tc>
           <w:tcPr>
-            <w:tcW w:type="dxa" w:w="2880"/>
+            <w:tcW w:type="dxa" w:w="3120"/>
             <w:shd w:val="clear" w:fill="F2F2F2"/>
           </w:tcPr>
           <w:p>
+            <w:pPr>
+              <w:bidi/>
+              <w:jc w:val="right"/>
+            </w:pPr>
             <w:r>
+              <w:rPr>
+                <w:rFonts w:ascii="Arial" w:hAnsi="Arial" w:cs="Arial"/>
+                <w:rtl/>
+              </w:rPr>
               <w:t>5.6%</w:t>
             </w:r>
           </w:p>
         </w:tc>
         <w:tc>
           <w:tcPr>
-            <w:tcW w:type="dxa" w:w="2880"/>
+            <w:tcW w:type="dxa" w:w="3120"/>
             <w:shd w:val="clear" w:fill="F2F2F2"/>
           </w:tcPr>
           <w:p>
+            <w:pPr>
+              <w:bidi/>
+              <w:jc w:val="right"/>
+            </w:pPr>
             <w:r>
+              <w:rPr>
+                <w:rFonts w:ascii="Arial" w:hAnsi="Arial" w:cs="Arial"/>
+                <w:rtl/>
+              </w:rPr>
               <w:t>مرجع الديموغرافيا</w:t>
             </w:r>
           </w:p>
@@ -808,30 +1380,54 @@
       <w:tr>
         <w:tc>
           <w:tcPr>
-            <w:tcW w:type="dxa" w:w="2880"/>
+            <w:tcW w:type="dxa" w:w="3120"/>
           </w:tcPr>
           <w:p>
+            <w:pPr>
+              <w:bidi/>
+              <w:jc w:val="right"/>
+            </w:pPr>
             <w:r>
+              <w:rPr>
+                <w:rFonts w:ascii="Arial" w:hAnsi="Arial" w:cs="Arial"/>
+                <w:rtl/>
+              </w:rPr>
               <w:t>حجم الشريحة الناتج</w:t>
             </w:r>
           </w:p>
         </w:tc>
         <w:tc>
           <w:tcPr>
-            <w:tcW w:type="dxa" w:w="2880"/>
+            <w:tcW w:type="dxa" w:w="3120"/>
           </w:tcPr>
           <w:p>
+            <w:pPr>
+              <w:bidi/>
+              <w:jc w:val="right"/>
+            </w:pPr>
             <w:r>
+              <w:rPr>
+                <w:rFonts w:ascii="Arial" w:hAnsi="Arial" w:cs="Arial"/>
+                <w:rtl/>
+              </w:rPr>
               <w:t>1,000,000 نسمة</w:t>
             </w:r>
           </w:p>
         </w:tc>
         <w:tc>
           <w:tcPr>
-            <w:tcW w:type="dxa" w:w="2880"/>
+            <w:tcW w:type="dxa" w:w="3120"/>
           </w:tcPr>
           <w:p>
+            <w:pPr>
+              <w:bidi/>
+              <w:jc w:val="right"/>
+            </w:pPr>
             <w:r>
+              <w:rPr>
+                <w:rFonts w:ascii="Arial" w:hAnsi="Arial" w:cs="Arial"/>
+                <w:rtl/>
+              </w:rPr>
               <w:t>حساب مشتق</w:t>
             </w:r>
           </w:p>
@@ -839,70 +1435,131 @@
       </w:tr>
     </w:tbl>
     <w:p>
+      <w:pPr>
+        <w:bidi/>
+        <w:jc w:val="right"/>
+      </w:pPr>
       <w:r>
+        <w:rPr>
+          <w:rFonts w:ascii="Arial" w:hAnsi="Arial" w:cs="Arial"/>
+          <w:rtl/>
+        </w:rPr>
         <w:t>ويظهر اتجاه البحث على مدى خمس سنوات صاعداً بذروة موسمية واضحة حول رمضان</w:t>
       </w:r>
     </w:p>
     <w:p>
+      <w:pPr>
+        <w:bidi/>
+        <w:jc w:val="right"/>
+      </w:pPr>
       <w:r>
+        <w:rPr>
+          <w:rFonts w:ascii="Arial" w:hAnsi="Arial" w:cs="Arial"/>
+          <w:rtl/>
+        </w:rPr>
         <w:t>(Google Trends). ومن ثمّ فإنّ الطلب موسميّ الطابع يتركّز في نافذة تسويقية</w:t>
       </w:r>
     </w:p>
     <w:p>
+      <w:pPr>
+        <w:bidi/>
+        <w:jc w:val="right"/>
+      </w:pPr>
       <w:r>
+        <w:rPr>
+          <w:rFonts w:ascii="Arial" w:hAnsi="Arial" w:cs="Arial"/>
+          <w:rtl/>
+        </w:rPr>
         <w:t>محدّدة، وهو ما يرجّح توجيه الاستثمار التسويقي للقناة الحلال المتخصصة قبيل</w:t>
       </w:r>
     </w:p>
     <w:p>
+      <w:pPr>
+        <w:bidi/>
+        <w:jc w:val="right"/>
+      </w:pPr>
       <w:r>
+        <w:rPr>
+          <w:rFonts w:ascii="Arial" w:hAnsi="Arial" w:cs="Arial"/>
+          <w:rtl/>
+        </w:rPr>
         <w:t>موسم رمضان تحديداً بدل حملة عامة ممتدّة.</w:t>
       </w:r>
     </w:p>
     <w:p>
       <w:pPr>
         <w:pStyle w:val="Heading1"/>
+        <w:bidi/>
+        <w:jc w:val="right"/>
       </w:pPr>
       <w:r>
+        <w:rPr>
+          <w:rFonts w:ascii="Arial" w:hAnsi="Arial" w:cs="Arial"/>
+          <w:rtl/>
+        </w:rPr>
         <w:t>المنافسة والتسعير والهامش</w:t>
       </w:r>
     </w:p>
     <w:p>
       <w:pPr>
         <w:pStyle w:val="Heading3"/>
+        <w:bidi/>
+        <w:jc w:val="right"/>
       </w:pPr>
       <w:r>
+        <w:rPr>
+          <w:rFonts w:ascii="Arial" w:hAnsi="Arial" w:cs="Arial"/>
+          <w:rtl/>
+        </w:rPr>
         <w:t>المنتجات المنافسة وأسعارها</w:t>
       </w:r>
     </w:p>
     <w:p>
+      <w:pPr>
+        <w:bidi/>
+        <w:jc w:val="right"/>
+      </w:pPr>
       <w:r>
+        <w:rPr>
+          <w:rFonts w:ascii="Arial" w:hAnsi="Arial" w:cs="Arial"/>
+          <w:rtl/>
+        </w:rPr>
         <w:t>يعرض الجدول أدناه المنتجات المنافسة المرصودة في متاجر السوق نفسها، محسوبةً</w:t>
       </w:r>
     </w:p>
     <w:p>
+      <w:pPr>
+        <w:bidi/>
+        <w:jc w:val="right"/>
+      </w:pPr>
       <w:r>
+        <w:rPr>
+          <w:rFonts w:ascii="Arial" w:hAnsi="Arial" w:cs="Arial"/>
+          <w:rtl/>
+        </w:rPr>
         <w:t>أسعارها بسعر الكيلوغرام الواحد بالدولار للمقارنة العادلة، مع متجرها وتاريخ</w:t>
       </w:r>
     </w:p>
     <w:p>
-      <w:r>
-        <w:t>رصدها ومستوى توثيقها:</w:t>
-      </w:r>
-    </w:p>
-    <w:p>
+      <w:pPr>
+        <w:bidi/>
+        <w:jc w:val="right"/>
+      </w:pPr>
       <w:r>
         <w:rPr>
-          <w:b/>
-          <w:i/>
+          <w:rFonts w:ascii="Arial" w:hAnsi="Arial" w:cs="Arial"/>
+          <w:rtl/>
         </w:rPr>
-        <w:t>جدول: المنتج/العلامة · المنشأ · العبوة · سعر التجزئة · السعر/كجم بالدولار · المتجر وتاريخ الرصد · مستوى التوثيق</w:t>
+        <w:t>رصدها ومستوى توثيقها:</w:t>
       </w:r>
     </w:p>
     <w:tbl>
       <w:tblPr>
         <w:tblStyle w:val="TableGrid"/>
         <w:tblW w:type="auto" w:w="0"/>
+        <w:tblLayout w:type="fixed"/>
         <w:tblLook w:firstColumn="1" w:firstRow="1" w:lastColumn="0" w:lastRow="0" w:noHBand="0" w:noVBand="1" w:val="04A0"/>
+        <w:bidiVisual/>
       </w:tblPr>
       <w:tblGrid>
         <w:gridCol w:w="1234"/>
@@ -916,14 +1573,20 @@
       <w:tr>
         <w:tc>
           <w:tcPr>
-            <w:tcW w:type="dxa" w:w="1234"/>
+            <w:tcW w:type="dxa" w:w="1337"/>
             <w:shd w:val="clear" w:fill="1B3B6F"/>
           </w:tcPr>
           <w:p>
+            <w:pPr>
+              <w:bidi/>
+              <w:jc w:val="right"/>
+            </w:pPr>
             <w:r>
               <w:rPr>
+                <w:rFonts w:ascii="Arial" w:hAnsi="Arial" w:cs="Arial"/>
                 <w:b/>
                 <w:color w:val="FFFFFF"/>
+                <w:rtl/>
               </w:rPr>
               <w:t>المنتج/العلامة</w:t>
             </w:r>
@@ -931,14 +1594,20 @@
         </w:tc>
         <w:tc>
           <w:tcPr>
-            <w:tcW w:type="dxa" w:w="1234"/>
+            <w:tcW w:type="dxa" w:w="1337"/>
             <w:shd w:val="clear" w:fill="1B3B6F"/>
           </w:tcPr>
           <w:p>
+            <w:pPr>
+              <w:bidi/>
+              <w:jc w:val="right"/>
+            </w:pPr>
             <w:r>
               <w:rPr>
+                <w:rFonts w:ascii="Arial" w:hAnsi="Arial" w:cs="Arial"/>
                 <w:b/>
                 <w:color w:val="FFFFFF"/>
+                <w:rtl/>
               </w:rPr>
               <w:t>المنشأ</w:t>
             </w:r>
@@ -946,14 +1615,20 @@
         </w:tc>
         <w:tc>
           <w:tcPr>
-            <w:tcW w:type="dxa" w:w="1234"/>
+            <w:tcW w:type="dxa" w:w="1337"/>
             <w:shd w:val="clear" w:fill="1B3B6F"/>
           </w:tcPr>
           <w:p>
+            <w:pPr>
+              <w:bidi/>
+              <w:jc w:val="right"/>
+            </w:pPr>
             <w:r>
               <w:rPr>
+                <w:rFonts w:ascii="Arial" w:hAnsi="Arial" w:cs="Arial"/>
                 <w:b/>
                 <w:color w:val="FFFFFF"/>
+                <w:rtl/>
               </w:rPr>
               <w:t>العبوة</w:t>
             </w:r>
@@ -961,14 +1636,20 @@
         </w:tc>
         <w:tc>
           <w:tcPr>
-            <w:tcW w:type="dxa" w:w="1234"/>
+            <w:tcW w:type="dxa" w:w="1337"/>
             <w:shd w:val="clear" w:fill="1B3B6F"/>
           </w:tcPr>
           <w:p>
+            <w:pPr>
+              <w:bidi/>
+              <w:jc w:val="right"/>
+            </w:pPr>
             <w:r>
               <w:rPr>
+                <w:rFonts w:ascii="Arial" w:hAnsi="Arial" w:cs="Arial"/>
                 <w:b/>
                 <w:color w:val="FFFFFF"/>
+                <w:rtl/>
               </w:rPr>
               <w:t>سعر التجزئة</w:t>
             </w:r>
@@ -976,14 +1657,20 @@
         </w:tc>
         <w:tc>
           <w:tcPr>
-            <w:tcW w:type="dxa" w:w="1234"/>
+            <w:tcW w:type="dxa" w:w="1337"/>
             <w:shd w:val="clear" w:fill="1B3B6F"/>
           </w:tcPr>
           <w:p>
+            <w:pPr>
+              <w:bidi/>
+              <w:jc w:val="right"/>
+            </w:pPr>
             <w:r>
               <w:rPr>
+                <w:rFonts w:ascii="Arial" w:hAnsi="Arial" w:cs="Arial"/>
                 <w:b/>
                 <w:color w:val="FFFFFF"/>
+                <w:rtl/>
               </w:rPr>
               <w:t>السعر/كجم بالدولار</w:t>
             </w:r>
@@ -991,14 +1678,20 @@
         </w:tc>
         <w:tc>
           <w:tcPr>
-            <w:tcW w:type="dxa" w:w="1234"/>
+            <w:tcW w:type="dxa" w:w="1337"/>
             <w:shd w:val="clear" w:fill="1B3B6F"/>
           </w:tcPr>
           <w:p>
+            <w:pPr>
+              <w:bidi/>
+              <w:jc w:val="right"/>
+            </w:pPr>
             <w:r>
               <w:rPr>
+                <w:rFonts w:ascii="Arial" w:hAnsi="Arial" w:cs="Arial"/>
                 <w:b/>
                 <w:color w:val="FFFFFF"/>
+                <w:rtl/>
               </w:rPr>
               <w:t>المتجر وتاريخ الرصد</w:t>
             </w:r>
@@ -1006,14 +1699,20 @@
         </w:tc>
         <w:tc>
           <w:tcPr>
-            <w:tcW w:type="dxa" w:w="1234"/>
+            <w:tcW w:type="dxa" w:w="1337"/>
             <w:shd w:val="clear" w:fill="1B3B6F"/>
           </w:tcPr>
           <w:p>
+            <w:pPr>
+              <w:bidi/>
+              <w:jc w:val="right"/>
+            </w:pPr>
             <w:r>
               <w:rPr>
+                <w:rFonts w:ascii="Arial" w:hAnsi="Arial" w:cs="Arial"/>
                 <w:b/>
                 <w:color w:val="FFFFFF"/>
+                <w:rtl/>
               </w:rPr>
               <w:t>مستوى التوثيق</w:t>
             </w:r>
@@ -1023,70 +1722,126 @@
       <w:tr>
         <w:tc>
           <w:tcPr>
-            <w:tcW w:type="dxa" w:w="1234"/>
+            <w:tcW w:type="dxa" w:w="1337"/>
           </w:tcPr>
           <w:p>
+            <w:pPr>
+              <w:bidi/>
+              <w:jc w:val="right"/>
+            </w:pPr>
             <w:r>
+              <w:rPr>
+                <w:rFonts w:ascii="Arial" w:hAnsi="Arial" w:cs="Arial"/>
+                <w:rtl/>
+              </w:rPr>
               <w:t>تمر دقلة نور اقتصادي</w:t>
             </w:r>
           </w:p>
         </w:tc>
         <w:tc>
           <w:tcPr>
-            <w:tcW w:type="dxa" w:w="1234"/>
+            <w:tcW w:type="dxa" w:w="1337"/>
           </w:tcPr>
           <w:p>
+            <w:pPr>
+              <w:bidi/>
+              <w:jc w:val="right"/>
+            </w:pPr>
             <w:r>
+              <w:rPr>
+                <w:rFonts w:ascii="Arial" w:hAnsi="Arial" w:cs="Arial"/>
+                <w:rtl/>
+              </w:rPr>
               <w:t>تونس</w:t>
             </w:r>
           </w:p>
         </w:tc>
         <w:tc>
           <w:tcPr>
-            <w:tcW w:type="dxa" w:w="1234"/>
+            <w:tcW w:type="dxa" w:w="1337"/>
           </w:tcPr>
           <w:p>
+            <w:pPr>
+              <w:bidi/>
+              <w:jc w:val="right"/>
+            </w:pPr>
             <w:r>
+              <w:rPr>
+                <w:rFonts w:ascii="Arial" w:hAnsi="Arial" w:cs="Arial"/>
+                <w:rtl/>
+              </w:rPr>
               <w:t>1كغ</w:t>
             </w:r>
           </w:p>
         </w:tc>
         <w:tc>
           <w:tcPr>
-            <w:tcW w:type="dxa" w:w="1234"/>
+            <w:tcW w:type="dxa" w:w="1337"/>
           </w:tcPr>
           <w:p>
+            <w:pPr>
+              <w:bidi/>
+              <w:jc w:val="right"/>
+            </w:pPr>
             <w:r>
+              <w:rPr>
+                <w:rFonts w:ascii="Arial" w:hAnsi="Arial" w:cs="Arial"/>
+                <w:rtl/>
+              </w:rPr>
               <w:t>5.50€</w:t>
             </w:r>
           </w:p>
         </w:tc>
         <w:tc>
           <w:tcPr>
-            <w:tcW w:type="dxa" w:w="1234"/>
+            <w:tcW w:type="dxa" w:w="1337"/>
           </w:tcPr>
           <w:p>
+            <w:pPr>
+              <w:bidi/>
+              <w:jc w:val="right"/>
+            </w:pPr>
             <w:r>
+              <w:rPr>
+                <w:rFonts w:ascii="Arial" w:hAnsi="Arial" w:cs="Arial"/>
+                <w:rtl/>
+              </w:rPr>
               <w:t>6.0$</w:t>
             </w:r>
           </w:p>
         </w:tc>
         <w:tc>
           <w:tcPr>
-            <w:tcW w:type="dxa" w:w="1234"/>
+            <w:tcW w:type="dxa" w:w="1337"/>
           </w:tcPr>
           <w:p>
+            <w:pPr>
+              <w:bidi/>
+              <w:jc w:val="right"/>
+            </w:pPr>
             <w:r>
+              <w:rPr>
+                <w:rFonts w:ascii="Arial" w:hAnsi="Arial" w:cs="Arial"/>
+                <w:rtl/>
+              </w:rPr>
               <w:t>Albert Heijn · 2026-07</w:t>
             </w:r>
           </w:p>
         </w:tc>
         <w:tc>
           <w:tcPr>
-            <w:tcW w:type="dxa" w:w="1234"/>
+            <w:tcW w:type="dxa" w:w="1337"/>
           </w:tcPr>
           <w:p>
+            <w:pPr>
+              <w:bidi/>
+              <w:jc w:val="right"/>
+            </w:pPr>
             <w:r>
+              <w:rPr>
+                <w:rFonts w:ascii="Arial" w:hAnsi="Arial" w:cs="Arial"/>
+                <w:rtl/>
+              </w:rPr>
               <w:t>✓</w:t>
             </w:r>
           </w:p>
@@ -1095,77 +1850,133 @@
       <w:tr>
         <w:tc>
           <w:tcPr>
-            <w:tcW w:type="dxa" w:w="1234"/>
+            <w:tcW w:type="dxa" w:w="1337"/>
             <w:shd w:val="clear" w:fill="F2F2F2"/>
           </w:tcPr>
           <w:p>
+            <w:pPr>
+              <w:bidi/>
+              <w:jc w:val="right"/>
+            </w:pPr>
             <w:r>
+              <w:rPr>
+                <w:rFonts w:ascii="Arial" w:hAnsi="Arial" w:cs="Arial"/>
+                <w:rtl/>
+              </w:rPr>
               <w:t>تمر مجهول متوسط</w:t>
             </w:r>
           </w:p>
         </w:tc>
         <w:tc>
           <w:tcPr>
-            <w:tcW w:type="dxa" w:w="1234"/>
+            <w:tcW w:type="dxa" w:w="1337"/>
             <w:shd w:val="clear" w:fill="F2F2F2"/>
           </w:tcPr>
           <w:p>
+            <w:pPr>
+              <w:bidi/>
+              <w:jc w:val="right"/>
+            </w:pPr>
             <w:r>
+              <w:rPr>
+                <w:rFonts w:ascii="Arial" w:hAnsi="Arial" w:cs="Arial"/>
+                <w:rtl/>
+              </w:rPr>
               <w:t>المغرب</w:t>
             </w:r>
           </w:p>
         </w:tc>
         <w:tc>
           <w:tcPr>
-            <w:tcW w:type="dxa" w:w="1234"/>
+            <w:tcW w:type="dxa" w:w="1337"/>
             <w:shd w:val="clear" w:fill="F2F2F2"/>
           </w:tcPr>
           <w:p>
+            <w:pPr>
+              <w:bidi/>
+              <w:jc w:val="right"/>
+            </w:pPr>
             <w:r>
+              <w:rPr>
+                <w:rFonts w:ascii="Arial" w:hAnsi="Arial" w:cs="Arial"/>
+                <w:rtl/>
+              </w:rPr>
               <w:t>1كغ</w:t>
             </w:r>
           </w:p>
         </w:tc>
         <w:tc>
           <w:tcPr>
-            <w:tcW w:type="dxa" w:w="1234"/>
+            <w:tcW w:type="dxa" w:w="1337"/>
             <w:shd w:val="clear" w:fill="F2F2F2"/>
           </w:tcPr>
           <w:p>
+            <w:pPr>
+              <w:bidi/>
+              <w:jc w:val="right"/>
+            </w:pPr>
             <w:r>
+              <w:rPr>
+                <w:rFonts w:ascii="Arial" w:hAnsi="Arial" w:cs="Arial"/>
+                <w:rtl/>
+              </w:rPr>
               <w:t>9.20€</w:t>
             </w:r>
           </w:p>
         </w:tc>
         <w:tc>
           <w:tcPr>
-            <w:tcW w:type="dxa" w:w="1234"/>
+            <w:tcW w:type="dxa" w:w="1337"/>
             <w:shd w:val="clear" w:fill="F2F2F2"/>
           </w:tcPr>
           <w:p>
+            <w:pPr>
+              <w:bidi/>
+              <w:jc w:val="right"/>
+            </w:pPr>
             <w:r>
+              <w:rPr>
+                <w:rFonts w:ascii="Arial" w:hAnsi="Arial" w:cs="Arial"/>
+                <w:rtl/>
+              </w:rPr>
               <w:t>10.0$</w:t>
             </w:r>
           </w:p>
         </w:tc>
         <w:tc>
           <w:tcPr>
-            <w:tcW w:type="dxa" w:w="1234"/>
+            <w:tcW w:type="dxa" w:w="1337"/>
             <w:shd w:val="clear" w:fill="F2F2F2"/>
           </w:tcPr>
           <w:p>
+            <w:pPr>
+              <w:bidi/>
+              <w:jc w:val="right"/>
+            </w:pPr>
             <w:r>
+              <w:rPr>
+                <w:rFonts w:ascii="Arial" w:hAnsi="Arial" w:cs="Arial"/>
+                <w:rtl/>
+              </w:rPr>
               <w:t>Jumbo · 2026-07</w:t>
             </w:r>
           </w:p>
         </w:tc>
         <w:tc>
           <w:tcPr>
-            <w:tcW w:type="dxa" w:w="1234"/>
+            <w:tcW w:type="dxa" w:w="1337"/>
             <w:shd w:val="clear" w:fill="F2F2F2"/>
           </w:tcPr>
           <w:p>
+            <w:pPr>
+              <w:bidi/>
+              <w:jc w:val="right"/>
+            </w:pPr>
             <w:r>
+              <w:rPr>
+                <w:rFonts w:ascii="Arial" w:hAnsi="Arial" w:cs="Arial"/>
+                <w:rtl/>
+              </w:rPr>
               <w:t>✓</w:t>
             </w:r>
           </w:p>
@@ -1174,70 +1985,126 @@
       <w:tr>
         <w:tc>
           <w:tcPr>
-            <w:tcW w:type="dxa" w:w="1234"/>
+            <w:tcW w:type="dxa" w:w="1337"/>
           </w:tcPr>
           <w:p>
+            <w:pPr>
+              <w:bidi/>
+              <w:jc w:val="right"/>
+            </w:pPr>
             <w:r>
+              <w:rPr>
+                <w:rFonts w:ascii="Arial" w:hAnsi="Arial" w:cs="Arial"/>
+                <w:rtl/>
+              </w:rPr>
               <w:t>تمر فاخر متخصص</w:t>
             </w:r>
           </w:p>
         </w:tc>
         <w:tc>
           <w:tcPr>
-            <w:tcW w:type="dxa" w:w="1234"/>
+            <w:tcW w:type="dxa" w:w="1337"/>
           </w:tcPr>
           <w:p>
+            <w:pPr>
+              <w:bidi/>
+              <w:jc w:val="right"/>
+            </w:pPr>
             <w:r>
+              <w:rPr>
+                <w:rFonts w:ascii="Arial" w:hAnsi="Arial" w:cs="Arial"/>
+                <w:rtl/>
+              </w:rPr>
               <w:t>تونس</w:t>
             </w:r>
           </w:p>
         </w:tc>
         <w:tc>
           <w:tcPr>
-            <w:tcW w:type="dxa" w:w="1234"/>
+            <w:tcW w:type="dxa" w:w="1337"/>
           </w:tcPr>
           <w:p>
+            <w:pPr>
+              <w:bidi/>
+              <w:jc w:val="right"/>
+            </w:pPr>
             <w:r>
+              <w:rPr>
+                <w:rFonts w:ascii="Arial" w:hAnsi="Arial" w:cs="Arial"/>
+                <w:rtl/>
+              </w:rPr>
               <w:t>500غ</w:t>
             </w:r>
           </w:p>
         </w:tc>
         <w:tc>
           <w:tcPr>
-            <w:tcW w:type="dxa" w:w="1234"/>
+            <w:tcW w:type="dxa" w:w="1337"/>
           </w:tcPr>
           <w:p>
+            <w:pPr>
+              <w:bidi/>
+              <w:jc w:val="right"/>
+            </w:pPr>
             <w:r>
+              <w:rPr>
+                <w:rFonts w:ascii="Arial" w:hAnsi="Arial" w:cs="Arial"/>
+                <w:rtl/>
+              </w:rPr>
               <w:t>7.00€</w:t>
             </w:r>
           </w:p>
         </w:tc>
         <w:tc>
           <w:tcPr>
-            <w:tcW w:type="dxa" w:w="1234"/>
+            <w:tcW w:type="dxa" w:w="1337"/>
           </w:tcPr>
           <w:p>
+            <w:pPr>
+              <w:bidi/>
+              <w:jc w:val="right"/>
+            </w:pPr>
             <w:r>
+              <w:rPr>
+                <w:rFonts w:ascii="Arial" w:hAnsi="Arial" w:cs="Arial"/>
+                <w:rtl/>
+              </w:rPr>
               <w:t>15.3$</w:t>
             </w:r>
           </w:p>
         </w:tc>
         <w:tc>
           <w:tcPr>
-            <w:tcW w:type="dxa" w:w="1234"/>
+            <w:tcW w:type="dxa" w:w="1337"/>
           </w:tcPr>
           <w:p>
+            <w:pPr>
+              <w:bidi/>
+              <w:jc w:val="right"/>
+            </w:pPr>
             <w:r>
+              <w:rPr>
+                <w:rFonts w:ascii="Arial" w:hAnsi="Arial" w:cs="Arial"/>
+                <w:rtl/>
+              </w:rPr>
               <w:t>متجر حلال متخصص · 2026-07</w:t>
             </w:r>
           </w:p>
         </w:tc>
         <w:tc>
           <w:tcPr>
-            <w:tcW w:type="dxa" w:w="1234"/>
+            <w:tcW w:type="dxa" w:w="1337"/>
           </w:tcPr>
           <w:p>
+            <w:pPr>
+              <w:bidi/>
+              <w:jc w:val="right"/>
+            </w:pPr>
             <w:r>
+              <w:rPr>
+                <w:rFonts w:ascii="Arial" w:hAnsi="Arial" w:cs="Arial"/>
+                <w:rtl/>
+              </w:rPr>
               <w:t>✓</w:t>
             </w:r>
           </w:p>
@@ -1246,77 +2113,133 @@
       <w:tr>
         <w:tc>
           <w:tcPr>
-            <w:tcW w:type="dxa" w:w="1234"/>
+            <w:tcW w:type="dxa" w:w="1337"/>
             <w:shd w:val="clear" w:fill="F2F2F2"/>
           </w:tcPr>
           <w:p>
+            <w:pPr>
+              <w:bidi/>
+              <w:jc w:val="right"/>
+            </w:pPr>
             <w:r>
+              <w:rPr>
+                <w:rFonts w:ascii="Arial" w:hAnsi="Arial" w:cs="Arial"/>
+                <w:rtl/>
+              </w:rPr>
               <w:t>متوسط سعر الاستيراد الرسمي (UN Comtrade)</w:t>
             </w:r>
           </w:p>
         </w:tc>
         <w:tc>
           <w:tcPr>
-            <w:tcW w:type="dxa" w:w="1234"/>
+            <w:tcW w:type="dxa" w:w="1337"/>
             <w:shd w:val="clear" w:fill="F2F2F2"/>
           </w:tcPr>
           <w:p>
+            <w:pPr>
+              <w:bidi/>
+              <w:jc w:val="right"/>
+            </w:pPr>
             <w:r>
+              <w:rPr>
+                <w:rFonts w:ascii="Arial" w:hAnsi="Arial" w:cs="Arial"/>
+                <w:rtl/>
+              </w:rPr>
               <w:t>مزيج شحنات</w:t>
             </w:r>
           </w:p>
         </w:tc>
         <w:tc>
           <w:tcPr>
-            <w:tcW w:type="dxa" w:w="1234"/>
+            <w:tcW w:type="dxa" w:w="1337"/>
             <w:shd w:val="clear" w:fill="F2F2F2"/>
           </w:tcPr>
           <w:p>
+            <w:pPr>
+              <w:bidi/>
+              <w:jc w:val="right"/>
+            </w:pPr>
             <w:r>
+              <w:rPr>
+                <w:rFonts w:ascii="Arial" w:hAnsi="Arial" w:cs="Arial"/>
+                <w:rtl/>
+              </w:rPr>
               <w:t>—</w:t>
             </w:r>
           </w:p>
         </w:tc>
         <w:tc>
           <w:tcPr>
-            <w:tcW w:type="dxa" w:w="1234"/>
+            <w:tcW w:type="dxa" w:w="1337"/>
             <w:shd w:val="clear" w:fill="F2F2F2"/>
           </w:tcPr>
           <w:p>
+            <w:pPr>
+              <w:bidi/>
+              <w:jc w:val="right"/>
+            </w:pPr>
             <w:r>
+              <w:rPr>
+                <w:rFonts w:ascii="Arial" w:hAnsi="Arial" w:cs="Arial"/>
+                <w:rtl/>
+              </w:rPr>
               <w:t>—</w:t>
             </w:r>
           </w:p>
         </w:tc>
         <w:tc>
           <w:tcPr>
-            <w:tcW w:type="dxa" w:w="1234"/>
+            <w:tcW w:type="dxa" w:w="1337"/>
             <w:shd w:val="clear" w:fill="F2F2F2"/>
           </w:tcPr>
           <w:p>
+            <w:pPr>
+              <w:bidi/>
+              <w:jc w:val="right"/>
+            </w:pPr>
             <w:r>
+              <w:rPr>
+                <w:rFonts w:ascii="Arial" w:hAnsi="Arial" w:cs="Arial"/>
+                <w:rtl/>
+              </w:rPr>
               <w:t>4.2$</w:t>
             </w:r>
           </w:p>
         </w:tc>
         <w:tc>
           <w:tcPr>
-            <w:tcW w:type="dxa" w:w="1234"/>
+            <w:tcW w:type="dxa" w:w="1337"/>
             <w:shd w:val="clear" w:fill="F2F2F2"/>
           </w:tcPr>
           <w:p>
+            <w:pPr>
+              <w:bidi/>
+              <w:jc w:val="right"/>
+            </w:pPr>
             <w:r>
+              <w:rPr>
+                <w:rFonts w:ascii="Arial" w:hAnsi="Arial" w:cs="Arial"/>
+                <w:rtl/>
+              </w:rPr>
               <w:t>UN Comtrade (متوسط)</w:t>
             </w:r>
           </w:p>
         </w:tc>
         <w:tc>
           <w:tcPr>
-            <w:tcW w:type="dxa" w:w="1234"/>
+            <w:tcW w:type="dxa" w:w="1337"/>
             <w:shd w:val="clear" w:fill="F2F2F2"/>
           </w:tcPr>
           <w:p>
+            <w:pPr>
+              <w:bidi/>
+              <w:jc w:val="right"/>
+            </w:pPr>
             <w:r>
+              <w:rPr>
+                <w:rFonts w:ascii="Arial" w:hAnsi="Arial" w:cs="Arial"/>
+                <w:rtl/>
+              </w:rPr>
               <w:t>◐</w:t>
             </w:r>
           </w:p>
@@ -1324,44 +2247,77 @@
       </w:tr>
     </w:tbl>
     <w:p>
+      <w:pPr>
+        <w:bidi/>
+        <w:jc w:val="right"/>
+      </w:pPr>
       <w:r>
+        <w:rPr>
+          <w:rFonts w:ascii="Arial" w:hAnsi="Arial" w:cs="Arial"/>
+          <w:rtl/>
+        </w:rPr>
         <w:t>وتكشف هذه المنتجات أن القناة العامة تتركّز في نطاق 6-10 دولار للكيلوغرام،</w:t>
       </w:r>
     </w:p>
     <w:p>
+      <w:pPr>
+        <w:bidi/>
+        <w:jc w:val="right"/>
+      </w:pPr>
       <w:r>
+        <w:rPr>
+          <w:rFonts w:ascii="Arial" w:hAnsi="Arial" w:cs="Arial"/>
+          <w:rtl/>
+        </w:rPr>
         <w:t>بينما تحتفظ القناة المتخصصة بهامش سعري أعلى — وهو ما يؤطّر قرار التموضع</w:t>
       </w:r>
     </w:p>
     <w:p>
+      <w:pPr>
+        <w:bidi/>
+        <w:jc w:val="right"/>
+      </w:pPr>
       <w:r>
+        <w:rPr>
+          <w:rFonts w:ascii="Arial" w:hAnsi="Arial" w:cs="Arial"/>
+          <w:rtl/>
+        </w:rPr>
         <w:t>لاحقاً.</w:t>
       </w:r>
     </w:p>
     <w:p>
+      <w:pPr>
+        <w:bidi/>
+        <w:jc w:val="right"/>
+      </w:pPr>
       <w:r>
+        <w:rPr>
+          <w:rFonts w:ascii="Arial" w:hAnsi="Arial" w:cs="Arial"/>
+          <w:rtl/>
+        </w:rPr>
         <w:t>ويبلغ مؤشر تركّز المورّدين HHI نحو 2100 (نطاق معتدل، لا مورّد مهيمناً) وفق</w:t>
       </w:r>
     </w:p>
     <w:p>
-      <w:r>
-        <w:t>السجلّات الرسمية، بالتوزيع التالي:</w:t>
-      </w:r>
-    </w:p>
-    <w:p>
+      <w:pPr>
+        <w:bidi/>
+        <w:jc w:val="right"/>
+      </w:pPr>
       <w:r>
         <w:rPr>
-          <w:b/>
-          <w:i/>
+          <w:rFonts w:ascii="Arial" w:hAnsi="Arial" w:cs="Arial"/>
+          <w:rtl/>
         </w:rPr>
-        <w:t>جدول: الدولة المورّدة · الحصة</w:t>
+        <w:t>السجلّات الرسمية، بالتوزيع التالي:</w:t>
       </w:r>
     </w:p>
     <w:tbl>
       <w:tblPr>
         <w:tblStyle w:val="TableGrid"/>
         <w:tblW w:type="auto" w:w="0"/>
+        <w:tblLayout w:type="fixed"/>
         <w:tblLook w:firstColumn="1" w:firstRow="1" w:lastColumn="0" w:lastRow="0" w:noHBand="0" w:noVBand="1" w:val="04A0"/>
+        <w:bidiVisual/>
       </w:tblPr>
       <w:tblGrid>
         <w:gridCol w:w="4320"/>
@@ -1370,14 +2326,20 @@
       <w:tr>
         <w:tc>
           <w:tcPr>
-            <w:tcW w:type="dxa" w:w="4320"/>
+            <w:tcW w:type="dxa" w:w="4680"/>
             <w:shd w:val="clear" w:fill="1B3B6F"/>
           </w:tcPr>
           <w:p>
+            <w:pPr>
+              <w:bidi/>
+              <w:jc w:val="right"/>
+            </w:pPr>
             <w:r>
               <w:rPr>
+                <w:rFonts w:ascii="Arial" w:hAnsi="Arial" w:cs="Arial"/>
                 <w:b/>
                 <w:color w:val="FFFFFF"/>
+                <w:rtl/>
               </w:rPr>
               <w:t>الدولة المورّدة</w:t>
             </w:r>
@@ -1385,14 +2347,20 @@
         </w:tc>
         <w:tc>
           <w:tcPr>
-            <w:tcW w:type="dxa" w:w="4320"/>
+            <w:tcW w:type="dxa" w:w="4680"/>
             <w:shd w:val="clear" w:fill="1B3B6F"/>
           </w:tcPr>
           <w:p>
+            <w:pPr>
+              <w:bidi/>
+              <w:jc w:val="right"/>
+            </w:pPr>
             <w:r>
               <w:rPr>
+                <w:rFonts w:ascii="Arial" w:hAnsi="Arial" w:cs="Arial"/>
                 <w:b/>
                 <w:color w:val="FFFFFF"/>
+                <w:rtl/>
               </w:rPr>
               <w:t>الحصة</w:t>
             </w:r>
@@ -1402,20 +2370,36 @@
       <w:tr>
         <w:tc>
           <w:tcPr>
-            <w:tcW w:type="dxa" w:w="4320"/>
+            <w:tcW w:type="dxa" w:w="4680"/>
           </w:tcPr>
           <w:p>
+            <w:pPr>
+              <w:bidi/>
+              <w:jc w:val="right"/>
+            </w:pPr>
             <w:r>
+              <w:rPr>
+                <w:rFonts w:ascii="Arial" w:hAnsi="Arial" w:cs="Arial"/>
+                <w:rtl/>
+              </w:rPr>
               <w:t>تونس</w:t>
             </w:r>
           </w:p>
         </w:tc>
         <w:tc>
           <w:tcPr>
-            <w:tcW w:type="dxa" w:w="4320"/>
+            <w:tcW w:type="dxa" w:w="4680"/>
           </w:tcPr>
           <w:p>
+            <w:pPr>
+              <w:bidi/>
+              <w:jc w:val="right"/>
+            </w:pPr>
             <w:r>
+              <w:rPr>
+                <w:rFonts w:ascii="Arial" w:hAnsi="Arial" w:cs="Arial"/>
+                <w:rtl/>
+              </w:rPr>
               <w:t>31%</w:t>
             </w:r>
           </w:p>
@@ -1424,22 +2408,38 @@
       <w:tr>
         <w:tc>
           <w:tcPr>
-            <w:tcW w:type="dxa" w:w="4320"/>
+            <w:tcW w:type="dxa" w:w="4680"/>
             <w:shd w:val="clear" w:fill="F2F2F2"/>
           </w:tcPr>
           <w:p>
+            <w:pPr>
+              <w:bidi/>
+              <w:jc w:val="right"/>
+            </w:pPr>
             <w:r>
+              <w:rPr>
+                <w:rFonts w:ascii="Arial" w:hAnsi="Arial" w:cs="Arial"/>
+                <w:rtl/>
+              </w:rPr>
               <w:t>المغرب</w:t>
             </w:r>
           </w:p>
         </w:tc>
         <w:tc>
           <w:tcPr>
-            <w:tcW w:type="dxa" w:w="4320"/>
+            <w:tcW w:type="dxa" w:w="4680"/>
             <w:shd w:val="clear" w:fill="F2F2F2"/>
           </w:tcPr>
           <w:p>
+            <w:pPr>
+              <w:bidi/>
+              <w:jc w:val="right"/>
+            </w:pPr>
             <w:r>
+              <w:rPr>
+                <w:rFonts w:ascii="Arial" w:hAnsi="Arial" w:cs="Arial"/>
+                <w:rtl/>
+              </w:rPr>
               <w:t>19%</w:t>
             </w:r>
           </w:p>
@@ -1448,20 +2448,36 @@
       <w:tr>
         <w:tc>
           <w:tcPr>
-            <w:tcW w:type="dxa" w:w="4320"/>
+            <w:tcW w:type="dxa" w:w="4680"/>
           </w:tcPr>
           <w:p>
+            <w:pPr>
+              <w:bidi/>
+              <w:jc w:val="right"/>
+            </w:pPr>
             <w:r>
+              <w:rPr>
+                <w:rFonts w:ascii="Arial" w:hAnsi="Arial" w:cs="Arial"/>
+                <w:rtl/>
+              </w:rPr>
               <w:t>الجزائر</w:t>
             </w:r>
           </w:p>
         </w:tc>
         <w:tc>
           <w:tcPr>
-            <w:tcW w:type="dxa" w:w="4320"/>
+            <w:tcW w:type="dxa" w:w="4680"/>
           </w:tcPr>
           <w:p>
+            <w:pPr>
+              <w:bidi/>
+              <w:jc w:val="right"/>
+            </w:pPr>
             <w:r>
+              <w:rPr>
+                <w:rFonts w:ascii="Arial" w:hAnsi="Arial" w:cs="Arial"/>
+                <w:rtl/>
+              </w:rPr>
               <w:t>14%</w:t>
             </w:r>
           </w:p>
@@ -1470,22 +2486,38 @@
       <w:tr>
         <w:tc>
           <w:tcPr>
-            <w:tcW w:type="dxa" w:w="4320"/>
+            <w:tcW w:type="dxa" w:w="4680"/>
             <w:shd w:val="clear" w:fill="F2F2F2"/>
           </w:tcPr>
           <w:p>
+            <w:pPr>
+              <w:bidi/>
+              <w:jc w:val="right"/>
+            </w:pPr>
             <w:r>
+              <w:rPr>
+                <w:rFonts w:ascii="Arial" w:hAnsi="Arial" w:cs="Arial"/>
+                <w:rtl/>
+              </w:rPr>
               <w:t>باقي المورّدين</w:t>
             </w:r>
           </w:p>
         </w:tc>
         <w:tc>
           <w:tcPr>
-            <w:tcW w:type="dxa" w:w="4320"/>
+            <w:tcW w:type="dxa" w:w="4680"/>
             <w:shd w:val="clear" w:fill="F2F2F2"/>
           </w:tcPr>
           <w:p>
+            <w:pPr>
+              <w:bidi/>
+              <w:jc w:val="right"/>
+            </w:pPr>
             <w:r>
+              <w:rPr>
+                <w:rFonts w:ascii="Arial" w:hAnsi="Arial" w:cs="Arial"/>
+                <w:rtl/>
+              </w:rPr>
               <w:t>36%</w:t>
             </w:r>
           </w:p>
@@ -1493,82 +2525,169 @@
       </w:tr>
     </w:tbl>
     <w:p>
+      <w:pPr>
+        <w:bidi/>
+        <w:jc w:val="right"/>
+      </w:pPr>
       <w:r>
+        <w:rPr>
+          <w:rFonts w:ascii="Arial" w:hAnsi="Arial" w:cs="Arial"/>
+          <w:rtl/>
+        </w:rPr>
         <w:t>وباحتساب الهامش، فإنّ سعر تصدير قدره 9.0$/كغم مضافاً إليه شحن 0.80$/كغم</w:t>
       </w:r>
     </w:p>
     <w:p>
+      <w:pPr>
+        <w:bidi/>
+        <w:jc w:val="right"/>
+      </w:pPr>
       <w:r>
+        <w:rPr>
+          <w:rFonts w:ascii="Arial" w:hAnsi="Arial" w:cs="Arial"/>
+          <w:rtl/>
+        </w:rPr>
         <w:t>وتعريفة صفرية يعطي تكلفةً واصلةً قدرها 9.8$/كغم ≈ 9.1 يورو/كغم — أي عند حافة</w:t>
       </w:r>
     </w:p>
     <w:p>
+      <w:pPr>
+        <w:bidi/>
+        <w:jc w:val="right"/>
+      </w:pPr>
       <w:r>
+        <w:rPr>
+          <w:rFonts w:ascii="Arial" w:hAnsi="Arial" w:cs="Arial"/>
+          <w:rtl/>
+        </w:rPr>
         <w:t>الطبقة المتوسطة، بهامش موجب فقط عند استهداف القناة المتخصصة لا السوبرماركت</w:t>
       </w:r>
     </w:p>
     <w:p>
+      <w:pPr>
+        <w:bidi/>
+        <w:jc w:val="right"/>
+      </w:pPr>
       <w:r>
+        <w:rPr>
+          <w:rFonts w:ascii="Arial" w:hAnsi="Arial" w:cs="Arial"/>
+          <w:rtl/>
+        </w:rPr>
         <w:t>العام. وعليه فإنّ الخطوة المنطقية أمامكم استهدافُ القناة المتخصصة والمتاجر</w:t>
       </w:r>
     </w:p>
     <w:p>
+      <w:pPr>
+        <w:bidi/>
+        <w:jc w:val="right"/>
+      </w:pPr>
       <w:r>
+        <w:rPr>
+          <w:rFonts w:ascii="Arial" w:hAnsi="Arial" w:cs="Arial"/>
+          <w:rtl/>
+        </w:rPr>
         <w:t>الحلال أولاً، حيث يبقى الهامش قابلاً للدفاع عنه. ومن حيث الموقع السعري، يقع</w:t>
       </w:r>
     </w:p>
     <w:p>
+      <w:pPr>
+        <w:bidi/>
+        <w:jc w:val="right"/>
+      </w:pPr>
       <w:r>
+        <w:rPr>
+          <w:rFonts w:ascii="Arial" w:hAnsi="Arial" w:cs="Arial"/>
+          <w:rtl/>
+        </w:rPr>
         <w:t>سعرك المستهدف (9.0$/كغم) ضمن أسعار المنافسين المرصودة عند الشريحة العليا —</w:t>
       </w:r>
     </w:p>
     <w:p>
+      <w:pPr>
+        <w:bidi/>
+        <w:jc w:val="right"/>
+      </w:pPr>
       <w:r>
+        <w:rPr>
+          <w:rFonts w:ascii="Arial" w:hAnsi="Arial" w:cs="Arial"/>
+          <w:rtl/>
+        </w:rPr>
         <w:t>أعلى من الطبقة الاقتصادية (6.0$) وداخل نطاق المتوسطة (10.0$)، أي نحو المئين</w:t>
       </w:r>
     </w:p>
     <w:p>
+      <w:pPr>
+        <w:bidi/>
+        <w:jc w:val="right"/>
+      </w:pPr>
       <w:r>
+        <w:rPr>
+          <w:rFonts w:ascii="Arial" w:hAnsi="Arial" w:cs="Arial"/>
+          <w:rtl/>
+        </w:rPr>
         <w:t>السبعين، وهو تموضع يرجّح التمييز النوعي لا المنافسة على السعر وحده.</w:t>
       </w:r>
     </w:p>
     <w:p>
       <w:pPr>
         <w:pStyle w:val="Heading1"/>
+        <w:bidi/>
+        <w:jc w:val="right"/>
       </w:pPr>
       <w:r>
+        <w:rPr>
+          <w:rFonts w:ascii="Arial" w:hAnsi="Arial" w:cs="Arial"/>
+          <w:rtl/>
+        </w:rPr>
         <w:t>مسار الدخول والمتطلبات</w:t>
       </w:r>
     </w:p>
     <w:p>
+      <w:pPr>
+        <w:bidi/>
+        <w:jc w:val="right"/>
+      </w:pPr>
       <w:r>
+        <w:rPr>
+          <w:rFonts w:ascii="Arial" w:hAnsi="Arial" w:cs="Arial"/>
+          <w:rtl/>
+        </w:rPr>
         <w:t>بوصف التمور منتجاً غذائياً، تتركّز اشتراطاته على سلامة الغذاء وحدود</w:t>
       </w:r>
     </w:p>
     <w:p>
+      <w:pPr>
+        <w:bidi/>
+        <w:jc w:val="right"/>
+      </w:pPr>
       <w:r>
+        <w:rPr>
+          <w:rFonts w:ascii="Arial" w:hAnsi="Arial" w:cs="Arial"/>
+          <w:rtl/>
+        </w:rPr>
         <w:t>الملوّثات وشهادات الجودة. وتنتظم هذه الاشتراطات في ثلاث طبقات:</w:t>
       </w:r>
     </w:p>
     <w:p>
-      <w:r>
-        <w:t>اشتراطات إلزامية (بوابة أهلية، لا دخول بدونها):</w:t>
-      </w:r>
-    </w:p>
-    <w:p>
+      <w:pPr>
+        <w:bidi/>
+        <w:jc w:val="right"/>
+      </w:pPr>
       <w:r>
         <w:rPr>
-          <w:b/>
-          <w:i/>
+          <w:rFonts w:ascii="Arial" w:hAnsi="Arial" w:cs="Arial"/>
+          <w:rtl/>
         </w:rPr>
-        <w:t>جدول: الاشتراط · رقم اللائحة/المعيار · الإجراء المطلوب</w:t>
+        <w:t>اشتراطات إلزامية (بوابة أهلية، لا دخول بدونها):</w:t>
       </w:r>
     </w:p>
     <w:tbl>
       <w:tblPr>
         <w:tblStyle w:val="TableGrid"/>
         <w:tblW w:type="auto" w:w="0"/>
+        <w:tblLayout w:type="fixed"/>
         <w:tblLook w:firstColumn="1" w:firstRow="1" w:lastColumn="0" w:lastRow="0" w:noHBand="0" w:noVBand="1" w:val="04A0"/>
+        <w:bidiVisual/>
       </w:tblPr>
       <w:tblGrid>
         <w:gridCol w:w="2880"/>
@@ -1578,14 +2697,20 @@
       <w:tr>
         <w:tc>
           <w:tcPr>
-            <w:tcW w:type="dxa" w:w="2880"/>
+            <w:tcW w:type="dxa" w:w="3120"/>
             <w:shd w:val="clear" w:fill="1B3B6F"/>
           </w:tcPr>
           <w:p>
+            <w:pPr>
+              <w:bidi/>
+              <w:jc w:val="right"/>
+            </w:pPr>
             <w:r>
               <w:rPr>
+                <w:rFonts w:ascii="Arial" w:hAnsi="Arial" w:cs="Arial"/>
                 <w:b/>
                 <w:color w:val="FFFFFF"/>
+                <w:rtl/>
               </w:rPr>
               <w:t>الاشتراط</w:t>
             </w:r>
@@ -1593,14 +2718,20 @@
         </w:tc>
         <w:tc>
           <w:tcPr>
-            <w:tcW w:type="dxa" w:w="2880"/>
+            <w:tcW w:type="dxa" w:w="3120"/>
             <w:shd w:val="clear" w:fill="1B3B6F"/>
           </w:tcPr>
           <w:p>
+            <w:pPr>
+              <w:bidi/>
+              <w:jc w:val="right"/>
+            </w:pPr>
             <w:r>
               <w:rPr>
+                <w:rFonts w:ascii="Arial" w:hAnsi="Arial" w:cs="Arial"/>
                 <w:b/>
                 <w:color w:val="FFFFFF"/>
+                <w:rtl/>
               </w:rPr>
               <w:t>رقم اللائحة/المعيار</w:t>
             </w:r>
@@ -1608,14 +2739,20 @@
         </w:tc>
         <w:tc>
           <w:tcPr>
-            <w:tcW w:type="dxa" w:w="2880"/>
+            <w:tcW w:type="dxa" w:w="3120"/>
             <w:shd w:val="clear" w:fill="1B3B6F"/>
           </w:tcPr>
           <w:p>
+            <w:pPr>
+              <w:bidi/>
+              <w:jc w:val="right"/>
+            </w:pPr>
             <w:r>
               <w:rPr>
+                <w:rFonts w:ascii="Arial" w:hAnsi="Arial" w:cs="Arial"/>
                 <w:b/>
                 <w:color w:val="FFFFFF"/>
+                <w:rtl/>
               </w:rPr>
               <w:t>الإجراء المطلوب</w:t>
             </w:r>
@@ -1625,30 +2762,54 @@
       <w:tr>
         <w:tc>
           <w:tcPr>
-            <w:tcW w:type="dxa" w:w="2880"/>
+            <w:tcW w:type="dxa" w:w="3120"/>
           </w:tcPr>
           <w:p>
+            <w:pPr>
+              <w:bidi/>
+              <w:jc w:val="right"/>
+            </w:pPr>
             <w:r>
+              <w:rPr>
+                <w:rFonts w:ascii="Arial" w:hAnsi="Arial" w:cs="Arial"/>
+                <w:rtl/>
+              </w:rPr>
               <w:t>تسجيل منشأة معتمدة</w:t>
             </w:r>
           </w:p>
         </w:tc>
         <w:tc>
           <w:tcPr>
-            <w:tcW w:type="dxa" w:w="2880"/>
+            <w:tcW w:type="dxa" w:w="3120"/>
           </w:tcPr>
           <w:p>
+            <w:pPr>
+              <w:bidi/>
+              <w:jc w:val="right"/>
+            </w:pPr>
             <w:r>
+              <w:rPr>
+                <w:rFonts w:ascii="Arial" w:hAnsi="Arial" w:cs="Arial"/>
+                <w:rtl/>
+              </w:rPr>
               <w:t>EU 2017/625</w:t>
             </w:r>
           </w:p>
         </w:tc>
         <w:tc>
           <w:tcPr>
-            <w:tcW w:type="dxa" w:w="2880"/>
+            <w:tcW w:type="dxa" w:w="3120"/>
           </w:tcPr>
           <w:p>
+            <w:pPr>
+              <w:bidi/>
+              <w:jc w:val="right"/>
+            </w:pPr>
             <w:r>
+              <w:rPr>
+                <w:rFonts w:ascii="Arial" w:hAnsi="Arial" w:cs="Arial"/>
+                <w:rtl/>
+              </w:rPr>
               <w:t>تسجيل قبل أيّ شحنة</w:t>
             </w:r>
           </w:p>
@@ -1657,33 +2818,57 @@
       <w:tr>
         <w:tc>
           <w:tcPr>
-            <w:tcW w:type="dxa" w:w="2880"/>
+            <w:tcW w:type="dxa" w:w="3120"/>
             <w:shd w:val="clear" w:fill="F2F2F2"/>
           </w:tcPr>
           <w:p>
+            <w:pPr>
+              <w:bidi/>
+              <w:jc w:val="right"/>
+            </w:pPr>
             <w:r>
+              <w:rPr>
+                <w:rFonts w:ascii="Arial" w:hAnsi="Arial" w:cs="Arial"/>
+                <w:rtl/>
+              </w:rPr>
               <w:t>حدود الملوّثات والمبيدات</w:t>
             </w:r>
           </w:p>
         </w:tc>
         <w:tc>
           <w:tcPr>
-            <w:tcW w:type="dxa" w:w="2880"/>
+            <w:tcW w:type="dxa" w:w="3120"/>
             <w:shd w:val="clear" w:fill="F2F2F2"/>
           </w:tcPr>
           <w:p>
+            <w:pPr>
+              <w:bidi/>
+              <w:jc w:val="right"/>
+            </w:pPr>
             <w:r>
+              <w:rPr>
+                <w:rFonts w:ascii="Arial" w:hAnsi="Arial" w:cs="Arial"/>
+                <w:rtl/>
+              </w:rPr>
               <w:t>EU 2023/915</w:t>
             </w:r>
           </w:p>
         </w:tc>
         <w:tc>
           <w:tcPr>
-            <w:tcW w:type="dxa" w:w="2880"/>
+            <w:tcW w:type="dxa" w:w="3120"/>
             <w:shd w:val="clear" w:fill="F2F2F2"/>
           </w:tcPr>
           <w:p>
+            <w:pPr>
+              <w:bidi/>
+              <w:jc w:val="right"/>
+            </w:pPr>
             <w:r>
+              <w:rPr>
+                <w:rFonts w:ascii="Arial" w:hAnsi="Arial" w:cs="Arial"/>
+                <w:rtl/>
+              </w:rPr>
               <w:t>التزام حدود المتبقّيات المعتمدة</w:t>
             </w:r>
           </w:p>
@@ -1691,24 +2876,25 @@
       </w:tr>
     </w:tbl>
     <w:p>
-      <w:r>
-        <w:t>اشتراطات إضافية يطلبها المشترون عادةً:</w:t>
-      </w:r>
-    </w:p>
-    <w:p>
+      <w:pPr>
+        <w:bidi/>
+        <w:jc w:val="right"/>
+      </w:pPr>
       <w:r>
         <w:rPr>
-          <w:b/>
-          <w:i/>
+          <w:rFonts w:ascii="Arial" w:hAnsi="Arial" w:cs="Arial"/>
+          <w:rtl/>
         </w:rPr>
-        <w:t>جدول: الاشتراط · المعيار · الإجراء المطلوب</w:t>
+        <w:t>اشتراطات إضافية يطلبها المشترون عادةً:</w:t>
       </w:r>
     </w:p>
     <w:tbl>
       <w:tblPr>
         <w:tblStyle w:val="TableGrid"/>
         <w:tblW w:type="auto" w:w="0"/>
+        <w:tblLayout w:type="fixed"/>
         <w:tblLook w:firstColumn="1" w:firstRow="1" w:lastColumn="0" w:lastRow="0" w:noHBand="0" w:noVBand="1" w:val="04A0"/>
+        <w:bidiVisual/>
       </w:tblPr>
       <w:tblGrid>
         <w:gridCol w:w="2880"/>
@@ -1718,14 +2904,20 @@
       <w:tr>
         <w:tc>
           <w:tcPr>
-            <w:tcW w:type="dxa" w:w="2880"/>
+            <w:tcW w:type="dxa" w:w="3120"/>
             <w:shd w:val="clear" w:fill="1B3B6F"/>
           </w:tcPr>
           <w:p>
+            <w:pPr>
+              <w:bidi/>
+              <w:jc w:val="right"/>
+            </w:pPr>
             <w:r>
               <w:rPr>
+                <w:rFonts w:ascii="Arial" w:hAnsi="Arial" w:cs="Arial"/>
                 <w:b/>
                 <w:color w:val="FFFFFF"/>
+                <w:rtl/>
               </w:rPr>
               <w:t>الاشتراط</w:t>
             </w:r>
@@ -1733,14 +2925,20 @@
         </w:tc>
         <w:tc>
           <w:tcPr>
-            <w:tcW w:type="dxa" w:w="2880"/>
+            <w:tcW w:type="dxa" w:w="3120"/>
             <w:shd w:val="clear" w:fill="1B3B6F"/>
           </w:tcPr>
           <w:p>
+            <w:pPr>
+              <w:bidi/>
+              <w:jc w:val="right"/>
+            </w:pPr>
             <w:r>
               <w:rPr>
+                <w:rFonts w:ascii="Arial" w:hAnsi="Arial" w:cs="Arial"/>
                 <w:b/>
                 <w:color w:val="FFFFFF"/>
+                <w:rtl/>
               </w:rPr>
               <w:t>المعيار</w:t>
             </w:r>
@@ -1748,14 +2946,20 @@
         </w:tc>
         <w:tc>
           <w:tcPr>
-            <w:tcW w:type="dxa" w:w="2880"/>
+            <w:tcW w:type="dxa" w:w="3120"/>
             <w:shd w:val="clear" w:fill="1B3B6F"/>
           </w:tcPr>
           <w:p>
+            <w:pPr>
+              <w:bidi/>
+              <w:jc w:val="right"/>
+            </w:pPr>
             <w:r>
               <w:rPr>
+                <w:rFonts w:ascii="Arial" w:hAnsi="Arial" w:cs="Arial"/>
                 <w:b/>
                 <w:color w:val="FFFFFF"/>
+                <w:rtl/>
               </w:rPr>
               <w:t>الإجراء المطلوب</w:t>
             </w:r>
@@ -1765,30 +2969,54 @@
       <w:tr>
         <w:tc>
           <w:tcPr>
-            <w:tcW w:type="dxa" w:w="2880"/>
+            <w:tcW w:type="dxa" w:w="3120"/>
           </w:tcPr>
           <w:p>
+            <w:pPr>
+              <w:bidi/>
+              <w:jc w:val="right"/>
+            </w:pPr>
             <w:r>
+              <w:rPr>
+                <w:rFonts w:ascii="Arial" w:hAnsi="Arial" w:cs="Arial"/>
+                <w:rtl/>
+              </w:rPr>
               <w:t>شهادة سلامة غذائية</w:t>
             </w:r>
           </w:p>
         </w:tc>
         <w:tc>
           <w:tcPr>
-            <w:tcW w:type="dxa" w:w="2880"/>
+            <w:tcW w:type="dxa" w:w="3120"/>
           </w:tcPr>
           <w:p>
+            <w:pPr>
+              <w:bidi/>
+              <w:jc w:val="right"/>
+            </w:pPr>
             <w:r>
+              <w:rPr>
+                <w:rFonts w:ascii="Arial" w:hAnsi="Arial" w:cs="Arial"/>
+                <w:rtl/>
+              </w:rPr>
               <w:t>BRC / IFS</w:t>
             </w:r>
           </w:p>
         </w:tc>
         <w:tc>
           <w:tcPr>
-            <w:tcW w:type="dxa" w:w="2880"/>
+            <w:tcW w:type="dxa" w:w="3120"/>
           </w:tcPr>
           <w:p>
+            <w:pPr>
+              <w:bidi/>
+              <w:jc w:val="right"/>
+            </w:pPr>
             <w:r>
+              <w:rPr>
+                <w:rFonts w:ascii="Arial" w:hAnsi="Arial" w:cs="Arial"/>
+                <w:rtl/>
+              </w:rPr>
               <w:t>تدقيق طرف ثالث معتمد</w:t>
             </w:r>
           </w:p>
@@ -1796,24 +3024,25 @@
       </w:tr>
     </w:tbl>
     <w:p>
-      <w:r>
-        <w:t>اشتراطات أسواق متخصصة (نيش):</w:t>
-      </w:r>
-    </w:p>
-    <w:p>
+      <w:pPr>
+        <w:bidi/>
+        <w:jc w:val="right"/>
+      </w:pPr>
       <w:r>
         <w:rPr>
-          <w:b/>
-          <w:i/>
+          <w:rFonts w:ascii="Arial" w:hAnsi="Arial" w:cs="Arial"/>
+          <w:rtl/>
         </w:rPr>
-        <w:t>جدول: الاشتراط · المعيار · الإجراء المطلوب</w:t>
+        <w:t>اشتراطات أسواق متخصصة (نيش):</w:t>
       </w:r>
     </w:p>
     <w:tbl>
       <w:tblPr>
         <w:tblStyle w:val="TableGrid"/>
         <w:tblW w:type="auto" w:w="0"/>
+        <w:tblLayout w:type="fixed"/>
         <w:tblLook w:firstColumn="1" w:firstRow="1" w:lastColumn="0" w:lastRow="0" w:noHBand="0" w:noVBand="1" w:val="04A0"/>
+        <w:bidiVisual/>
       </w:tblPr>
       <w:tblGrid>
         <w:gridCol w:w="2880"/>
@@ -1823,14 +3052,20 @@
       <w:tr>
         <w:tc>
           <w:tcPr>
-            <w:tcW w:type="dxa" w:w="2880"/>
+            <w:tcW w:type="dxa" w:w="3120"/>
             <w:shd w:val="clear" w:fill="1B3B6F"/>
           </w:tcPr>
           <w:p>
+            <w:pPr>
+              <w:bidi/>
+              <w:jc w:val="right"/>
+            </w:pPr>
             <w:r>
               <w:rPr>
+                <w:rFonts w:ascii="Arial" w:hAnsi="Arial" w:cs="Arial"/>
                 <w:b/>
                 <w:color w:val="FFFFFF"/>
+                <w:rtl/>
               </w:rPr>
               <w:t>الاشتراط</w:t>
             </w:r>
@@ -1838,14 +3073,20 @@
         </w:tc>
         <w:tc>
           <w:tcPr>
-            <w:tcW w:type="dxa" w:w="2880"/>
+            <w:tcW w:type="dxa" w:w="3120"/>
             <w:shd w:val="clear" w:fill="1B3B6F"/>
           </w:tcPr>
           <w:p>
+            <w:pPr>
+              <w:bidi/>
+              <w:jc w:val="right"/>
+            </w:pPr>
             <w:r>
               <w:rPr>
+                <w:rFonts w:ascii="Arial" w:hAnsi="Arial" w:cs="Arial"/>
                 <w:b/>
                 <w:color w:val="FFFFFF"/>
+                <w:rtl/>
               </w:rPr>
               <w:t>المعيار</w:t>
             </w:r>
@@ -1853,14 +3094,20 @@
         </w:tc>
         <w:tc>
           <w:tcPr>
-            <w:tcW w:type="dxa" w:w="2880"/>
+            <w:tcW w:type="dxa" w:w="3120"/>
             <w:shd w:val="clear" w:fill="1B3B6F"/>
           </w:tcPr>
           <w:p>
+            <w:pPr>
+              <w:bidi/>
+              <w:jc w:val="right"/>
+            </w:pPr>
             <w:r>
               <w:rPr>
+                <w:rFonts w:ascii="Arial" w:hAnsi="Arial" w:cs="Arial"/>
                 <w:b/>
                 <w:color w:val="FFFFFF"/>
+                <w:rtl/>
               </w:rPr>
               <w:t>الإجراء المطلوب</w:t>
             </w:r>
@@ -1870,30 +3117,54 @@
       <w:tr>
         <w:tc>
           <w:tcPr>
-            <w:tcW w:type="dxa" w:w="2880"/>
+            <w:tcW w:type="dxa" w:w="3120"/>
           </w:tcPr>
           <w:p>
+            <w:pPr>
+              <w:bidi/>
+              <w:jc w:val="right"/>
+            </w:pPr>
             <w:r>
+              <w:rPr>
+                <w:rFonts w:ascii="Arial" w:hAnsi="Arial" w:cs="Arial"/>
+                <w:rtl/>
+              </w:rPr>
               <w:t>شهادة حلال</w:t>
             </w:r>
           </w:p>
         </w:tc>
         <w:tc>
           <w:tcPr>
-            <w:tcW w:type="dxa" w:w="2880"/>
+            <w:tcW w:type="dxa" w:w="3120"/>
           </w:tcPr>
           <w:p>
+            <w:pPr>
+              <w:bidi/>
+              <w:jc w:val="right"/>
+            </w:pPr>
             <w:r>
+              <w:rPr>
+                <w:rFonts w:ascii="Arial" w:hAnsi="Arial" w:cs="Arial"/>
+                <w:rtl/>
+              </w:rPr>
               <w:t>GSO 993</w:t>
             </w:r>
           </w:p>
         </w:tc>
         <w:tc>
           <w:tcPr>
-            <w:tcW w:type="dxa" w:w="2880"/>
+            <w:tcW w:type="dxa" w:w="3120"/>
           </w:tcPr>
           <w:p>
+            <w:pPr>
+              <w:bidi/>
+              <w:jc w:val="right"/>
+            </w:pPr>
             <w:r>
+              <w:rPr>
+                <w:rFonts w:ascii="Arial" w:hAnsi="Arial" w:cs="Arial"/>
+                <w:rtl/>
+              </w:rPr>
               <w:t>شهادة من جهة مانحة معترف بها</w:t>
             </w:r>
           </w:p>
@@ -1901,207 +3172,501 @@
       </w:tr>
     </w:tbl>
     <w:p>
+      <w:pPr>
+        <w:bidi/>
+        <w:jc w:val="right"/>
+      </w:pPr>
       <w:r>
+        <w:rPr>
+          <w:rFonts w:ascii="Arial" w:hAnsi="Arial" w:cs="Arial"/>
+          <w:rtl/>
+        </w:rPr>
         <w:t>والتعريفة الأوروبية على HS080410 صفر ضمن نظام GSP+ للسعودية. ومن ثمّ فإنّ</w:t>
       </w:r>
     </w:p>
     <w:p>
+      <w:pPr>
+        <w:bidi/>
+        <w:jc w:val="right"/>
+      </w:pPr>
       <w:r>
+        <w:rPr>
+          <w:rFonts w:ascii="Arial" w:hAnsi="Arial" w:cs="Arial"/>
+          <w:rtl/>
+        </w:rPr>
         <w:t>التكلفة الجمركية ليست العائق أمام الدخول، بل الطبقةُ الإلزامية أعلاه هي</w:t>
       </w:r>
     </w:p>
     <w:p>
+      <w:pPr>
+        <w:bidi/>
+        <w:jc w:val="right"/>
+      </w:pPr>
       <w:r>
+        <w:rPr>
+          <w:rFonts w:ascii="Arial" w:hAnsi="Arial" w:cs="Arial"/>
+          <w:rtl/>
+        </w:rPr>
         <w:t>بوابة الأهلية التي تحدّد الجدول الزمني الفعلي للشحنة الأولى.</w:t>
       </w:r>
     </w:p>
     <w:p>
+      <w:pPr>
+        <w:bidi/>
+        <w:jc w:val="right"/>
+      </w:pPr>
       <w:r>
+        <w:rPr>
+          <w:rFonts w:ascii="Arial" w:hAnsi="Arial" w:cs="Arial"/>
+          <w:rtl/>
+        </w:rPr>
         <w:t>يمثّل ميناء روتردام أكبر بوابة استيراد أوروبية، ويأتي مؤشر أداء</w:t>
       </w:r>
     </w:p>
     <w:p>
+      <w:pPr>
+        <w:bidi/>
+        <w:jc w:val="right"/>
+      </w:pPr>
       <w:r>
+        <w:rPr>
+          <w:rFonts w:ascii="Arial" w:hAnsi="Arial" w:cs="Arial"/>
+          <w:rtl/>
+        </w:rPr>
         <w:t>اللوجستيات الهولندي من الأعلى عالمياً (World Bank LPI (تقييم البنك الدولي لجودة الشحن واللوجستيات من 5)). وتتوفّر ثلاث قنوات</w:t>
       </w:r>
     </w:p>
     <w:p>
+      <w:pPr>
+        <w:bidi/>
+        <w:jc w:val="right"/>
+      </w:pPr>
       <w:r>
+        <w:rPr>
+          <w:rFonts w:ascii="Arial" w:hAnsi="Arial" w:cs="Arial"/>
+          <w:rtl/>
+        </w:rPr>
         <w:t>عملية: موزّع أغذية متخصص، وسلاسل إثنية، وتجارة إلكترونية. والقناة الأولى</w:t>
       </w:r>
     </w:p>
     <w:p>
+      <w:pPr>
+        <w:bidi/>
+        <w:jc w:val="right"/>
+      </w:pPr>
       <w:r>
+        <w:rPr>
+          <w:rFonts w:ascii="Arial" w:hAnsi="Arial" w:cs="Arial"/>
+          <w:rtl/>
+        </w:rPr>
         <w:t>الموصى بها لمصدّر سعودي جديد هي موزّع الأغذية المتخصص الذي يخدم القناة</w:t>
       </w:r>
     </w:p>
     <w:p>
+      <w:pPr>
+        <w:bidi/>
+        <w:jc w:val="right"/>
+      </w:pPr>
       <w:r>
+        <w:rPr>
+          <w:rFonts w:ascii="Arial" w:hAnsi="Arial" w:cs="Arial"/>
+          <w:rtl/>
+        </w:rPr>
         <w:t>الحلال، لأنّه يجمع تركّز المشترين وهامشاً أعلى وحاجز دخول أدنى من محاولة</w:t>
       </w:r>
     </w:p>
     <w:p>
+      <w:pPr>
+        <w:bidi/>
+        <w:jc w:val="right"/>
+      </w:pPr>
       <w:r>
+        <w:rPr>
+          <w:rFonts w:ascii="Arial" w:hAnsi="Arial" w:cs="Arial"/>
+          <w:rtl/>
+        </w:rPr>
         <w:t>اختراق التجزئة العامة مباشرة. وبما أنّ البنية اللوجستية ناضجة، ينصرف</w:t>
       </w:r>
     </w:p>
     <w:p>
+      <w:pPr>
+        <w:bidi/>
+        <w:jc w:val="right"/>
+      </w:pPr>
       <w:r>
+        <w:rPr>
+          <w:rFonts w:ascii="Arial" w:hAnsi="Arial" w:cs="Arial"/>
+          <w:rtl/>
+        </w:rPr>
         <w:t>قراركم إلى اعتماد موزّع قائم بدل بناء حلّ شحن مخصَّص.</w:t>
       </w:r>
     </w:p>
     <w:p>
       <w:pPr>
         <w:pStyle w:val="Heading3"/>
+        <w:bidi/>
+        <w:jc w:val="right"/>
       </w:pPr>
       <w:r>
+        <w:rPr>
+          <w:rFonts w:ascii="Arial" w:hAnsi="Arial" w:cs="Arial"/>
+          <w:rtl/>
+        </w:rPr>
         <w:t>خارطة طريق الدخول (٩٠ يوماً)</w:t>
       </w:r>
     </w:p>
     <w:p>
+      <w:pPr>
+        <w:bidi/>
+        <w:jc w:val="right"/>
+      </w:pPr>
       <w:r>
+        <w:rPr>
+          <w:rFonts w:ascii="Arial" w:hAnsi="Arial" w:cs="Arial"/>
+          <w:rtl/>
+        </w:rPr>
         <w:t>(أ) الشريحة المستهدَفة هي شريحة الطلب المحسوبة في تحليل المستهلك (نحو</w:t>
       </w:r>
     </w:p>
     <w:p>
+      <w:pPr>
+        <w:bidi/>
+        <w:jc w:val="right"/>
+      </w:pPr>
       <w:r>
+        <w:rPr>
+          <w:rFonts w:ascii="Arial" w:hAnsi="Arial" w:cs="Arial"/>
+          <w:rtl/>
+        </w:rPr>
         <w:t>1,000,000 نسمة). (ب) التموضع بين طبقة Jumbo المتوسطة (9.20€) والفاخر</w:t>
       </w:r>
     </w:p>
     <w:p>
+      <w:pPr>
+        <w:bidi/>
+        <w:jc w:val="right"/>
+      </w:pPr>
       <w:r>
+        <w:rPr>
+          <w:rFonts w:ascii="Arial" w:hAnsi="Arial" w:cs="Arial"/>
+          <w:rtl/>
+        </w:rPr>
         <w:t>(14.00€) وفق سلّم الأسعار المرصود، بهامش تقديري 1.0-1.8 يورو/كغم بعد</w:t>
       </w:r>
     </w:p>
     <w:p>
+      <w:pPr>
+        <w:bidi/>
+        <w:jc w:val="right"/>
+      </w:pPr>
       <w:r>
+        <w:rPr>
+          <w:rFonts w:ascii="Arial" w:hAnsi="Arial" w:cs="Arial"/>
+          <w:rtl/>
+        </w:rPr>
         <w:t>تكلفة الهبوط 9.1€ عند القناة المتخصصة. (ج) أول باب دخول: موزّعو أغذية حلال</w:t>
       </w:r>
     </w:p>
     <w:p>
+      <w:pPr>
+        <w:bidi/>
+        <w:jc w:val="right"/>
+      </w:pPr>
       <w:r>
+        <w:rPr>
+          <w:rFonts w:ascii="Arial" w:hAnsi="Arial" w:cs="Arial"/>
+          <w:rtl/>
+        </w:rPr>
         <w:t>متخصصون في أمستردام وروتردام (○ يحتاج تحققاً مباشراً). (د) أول ثلاث خطوات:</w:t>
       </w:r>
     </w:p>
     <w:p>
+      <w:pPr>
+        <w:bidi/>
+        <w:jc w:val="right"/>
+      </w:pPr>
       <w:r>
+        <w:rPr>
+          <w:rFonts w:ascii="Arial" w:hAnsi="Arial" w:cs="Arial"/>
+          <w:rtl/>
+        </w:rPr>
         <w:t>تسجيل المنشأة المعتمدة EU 2017/625 (فريق الامتثال، تكلفة متوسطة)، ثم عيّنة</w:t>
       </w:r>
     </w:p>
     <w:p>
+      <w:pPr>
+        <w:bidi/>
+        <w:jc w:val="right"/>
+      </w:pPr>
       <w:r>
+        <w:rPr>
+          <w:rFonts w:ascii="Arial" w:hAnsi="Arial" w:cs="Arial"/>
+          <w:rtl/>
+        </w:rPr>
         <w:t>تجريبية لموزّع مرشّح (فريق المبيعات، تكلفة منخفضة)، ثم دراسة تسعير مقابل</w:t>
       </w:r>
     </w:p>
     <w:p>
+      <w:pPr>
+        <w:bidi/>
+        <w:jc w:val="right"/>
+      </w:pPr>
       <w:r>
+        <w:rPr>
+          <w:rFonts w:ascii="Arial" w:hAnsi="Arial" w:cs="Arial"/>
+          <w:rtl/>
+        </w:rPr>
         <w:t>تونس والمغرب (فريق التسويق، تكلفة منخفضة). (هـ) مؤشرا القلب: إتمام تسجيل</w:t>
       </w:r>
     </w:p>
     <w:p>
+      <w:pPr>
+        <w:bidi/>
+        <w:jc w:val="right"/>
+      </w:pPr>
       <w:r>
+        <w:rPr>
+          <w:rFonts w:ascii="Arial" w:hAnsi="Arial" w:cs="Arial"/>
+          <w:rtl/>
+        </w:rPr>
         <w:t>الأهلية خلال 90 يوماً، وردّ فعل سعري إيجابي من موزّع واحد على الأقل.</w:t>
       </w:r>
     </w:p>
     <w:p>
+      <w:pPr>
+        <w:bidi/>
+        <w:jc w:val="right"/>
+      </w:pPr>
       <w:r>
         <w:rPr>
+          <w:rFonts w:ascii="Arial" w:hAnsi="Arial" w:cs="Arial"/>
           <w:b/>
+          <w:rtl/>
         </w:rPr>
         <w:t>ماذا يعني هذا لقرارك: هذه الخطوات الثلاث تحسم خلال ربع واحد ما إذا</w:t>
       </w:r>
     </w:p>
     <w:p>
+      <w:pPr>
+        <w:bidi/>
+        <w:jc w:val="right"/>
+      </w:pPr>
       <w:r>
+        <w:rPr>
+          <w:rFonts w:ascii="Arial" w:hAnsi="Arial" w:cs="Arial"/>
+          <w:rtl/>
+        </w:rPr>
         <w:t>تحوّلت التوصية إلى دخول كامل أم تجمّدت.</w:t>
       </w:r>
     </w:p>
     <w:p>
       <w:pPr>
         <w:pStyle w:val="Heading3"/>
+        <w:bidi/>
+        <w:jc w:val="right"/>
       </w:pPr>
       <w:r>
+        <w:rPr>
+          <w:rFonts w:ascii="Arial" w:hAnsi="Arial" w:cs="Arial"/>
+          <w:rtl/>
+        </w:rPr>
         <w:t>نصائح عملية للمصدّر</w:t>
       </w:r>
     </w:p>
     <w:p>
+      <w:pPr>
+        <w:bidi/>
+        <w:jc w:val="right"/>
+      </w:pPr>
       <w:r>
+        <w:rPr>
+          <w:rFonts w:ascii="Arial" w:hAnsi="Arial" w:cs="Arial"/>
+          <w:rtl/>
+        </w:rPr>
         <w:t>- ابدأ ملف الأهلية EU 2017/625 قبل أيّ التزام تسويقي — هو المسار الحرج.</w:t>
       </w:r>
     </w:p>
     <w:p>
+      <w:pPr>
+        <w:bidi/>
+        <w:jc w:val="right"/>
+      </w:pPr>
       <w:r>
+        <w:rPr>
+          <w:rFonts w:ascii="Arial" w:hAnsi="Arial" w:cs="Arial"/>
+          <w:rtl/>
+        </w:rPr>
         <w:t>- استهدف موزّع الأغذية الحلال المتخصص أولاً لا التجزئة العامة، حفاظاً</w:t>
       </w:r>
     </w:p>
     <w:p>
+      <w:pPr>
+        <w:bidi/>
+        <w:jc w:val="right"/>
+      </w:pPr>
       <w:r>
+        <w:rPr>
+          <w:rFonts w:ascii="Arial" w:hAnsi="Arial" w:cs="Arial"/>
+          <w:rtl/>
+        </w:rPr>
         <w:t>على الهامش عند حافة الطبقة المتوسطة.</w:t>
       </w:r>
     </w:p>
     <w:p>
+      <w:pPr>
+        <w:bidi/>
+        <w:jc w:val="right"/>
+      </w:pPr>
       <w:r>
+        <w:rPr>
+          <w:rFonts w:ascii="Arial" w:hAnsi="Arial" w:cs="Arial"/>
+          <w:rtl/>
+        </w:rPr>
         <w:t>- وقّت أول شحنة قبل موسم رمضان بما يكفي لملء رفوف القناة المتخصصة في</w:t>
       </w:r>
     </w:p>
     <w:p>
+      <w:pPr>
+        <w:bidi/>
+        <w:jc w:val="right"/>
+      </w:pPr>
       <w:r>
+        <w:rPr>
+          <w:rFonts w:ascii="Arial" w:hAnsi="Arial" w:cs="Arial"/>
+          <w:rtl/>
+        </w:rPr>
         <w:t>ذروة الطلب.</w:t>
       </w:r>
     </w:p>
     <w:p>
+      <w:pPr>
+        <w:bidi/>
+        <w:jc w:val="right"/>
+      </w:pPr>
       <w:r>
+        <w:rPr>
+          <w:rFonts w:ascii="Arial" w:hAnsi="Arial" w:cs="Arial"/>
+          <w:rtl/>
+        </w:rPr>
         <w:t>- ثبّت شهادة سلامة غذائية (BRC/IFS) مبكّراً — يطلبها كبار المشترين</w:t>
       </w:r>
     </w:p>
     <w:p>
+      <w:pPr>
+        <w:bidi/>
+        <w:jc w:val="right"/>
+      </w:pPr>
       <w:r>
+        <w:rPr>
+          <w:rFonts w:ascii="Arial" w:hAnsi="Arial" w:cs="Arial"/>
+          <w:rtl/>
+        </w:rPr>
         <w:t>الأوروبيين ولو لم تكن إلزامية قانوناً.</w:t>
       </w:r>
     </w:p>
     <w:p>
       <w:pPr>
         <w:pStyle w:val="Heading1"/>
+        <w:bidi/>
+        <w:jc w:val="right"/>
       </w:pPr>
       <w:r>
+        <w:rPr>
+          <w:rFonts w:ascii="Arial" w:hAnsi="Arial" w:cs="Arial"/>
+          <w:rtl/>
+        </w:rPr>
         <w:t>المخاطر</w:t>
       </w:r>
     </w:p>
     <w:p>
+      <w:pPr>
+        <w:bidi/>
+        <w:jc w:val="right"/>
+      </w:pPr>
       <w:r>
+        <w:rPr>
+          <w:rFonts w:ascii="Arial" w:hAnsi="Arial" w:cs="Arial"/>
+          <w:rtl/>
+        </w:rPr>
         <w:t>يظهر الاستقرار السياسي وسيادة القانون مرتفعَين (World Bank WGI (مؤشرات الحوكمة العالمية للبنك الدولي: استقرار سياسي وسيادة قانون وجودة تنظيم))، فيما لا</w:t>
       </w:r>
     </w:p>
     <w:p>
+      <w:pPr>
+        <w:bidi/>
+        <w:jc w:val="right"/>
+      </w:pPr>
       <w:r>
+        <w:rPr>
+          <w:rFonts w:ascii="Arial" w:hAnsi="Arial" w:cs="Arial"/>
+          <w:rtl/>
+        </w:rPr>
         <w:t>يشكّل تقلّب سعر الصرف عاملاً لأنّ اليورو هو عملة السوق نفسها. ولم ترصد</w:t>
       </w:r>
     </w:p>
     <w:p>
+      <w:pPr>
+        <w:bidi/>
+        <w:jc w:val="right"/>
+      </w:pPr>
       <w:r>
+        <w:rPr>
+          <w:rFonts w:ascii="Arial" w:hAnsi="Arial" w:cs="Arial"/>
+          <w:rtl/>
+        </w:rPr>
         <w:t>أخبار مخاطر قطاعية جوهرية خلال 12 شهراً (GDELT). وبذلك لا تبرز مخاطرة</w:t>
       </w:r>
     </w:p>
     <w:p>
+      <w:pPr>
+        <w:bidi/>
+        <w:jc w:val="right"/>
+      </w:pPr>
       <w:r>
+        <w:rPr>
+          <w:rFonts w:ascii="Arial" w:hAnsi="Arial" w:cs="Arial"/>
+          <w:rtl/>
+        </w:rPr>
         <w:t>كلّية تستدعي تأجيل الدخول، وتبقى المخاطرة الوحيدة الجوهرية إجرائيةً تتصل</w:t>
       </w:r>
     </w:p>
     <w:p>
+      <w:pPr>
+        <w:bidi/>
+        <w:jc w:val="right"/>
+      </w:pPr>
       <w:r>
+        <w:rPr>
+          <w:rFonts w:ascii="Arial" w:hAnsi="Arial" w:cs="Arial"/>
+          <w:rtl/>
+        </w:rPr>
         <w:t>بإتمام الأهلية التنظيمية في وقتها.</w:t>
       </w:r>
     </w:p>
     <w:p>
       <w:pPr>
         <w:pStyle w:val="Heading1"/>
+        <w:bidi/>
+        <w:jc w:val="right"/>
       </w:pPr>
       <w:r>
+        <w:rPr>
+          <w:rFonts w:ascii="Arial" w:hAnsi="Arial" w:cs="Arial"/>
+          <w:rtl/>
+        </w:rPr>
         <w:t>مؤشّر ثقة الدراسة</w:t>
       </w:r>
     </w:p>
     <w:p>
+      <w:pPr>
+        <w:bidi/>
+        <w:jc w:val="right"/>
+      </w:pPr>
       <w:r>
+        <w:rPr>
+          <w:rFonts w:ascii="Arial" w:hAnsi="Arial" w:cs="Arial"/>
+          <w:rtl/>
+        </w:rPr>
         <w:t>من إجمالي 23 مؤشراً مرصوداً في هذه الدراسة، 9 موثّق بمصدر رسمي (نحو 39%)، 12 من مصدر ثانوي، و2 غير متحقق. كلّ رقم في التقرير يحمل شارة توثيقه ومصدره في سجل الأدلة، فالقرار يُتَّخذ بمعرفة درجة اليقين خلف كل رقم لا على ثقة عمياء.</w:t>
       </w:r>
     </w:p>
@@ -2109,7 +3674,9 @@
       <w:tblPr>
         <w:tblStyle w:val="TableGrid"/>
         <w:tblW w:type="auto" w:w="0"/>
+        <w:tblLayout w:type="fixed"/>
         <w:tblLook w:firstColumn="1" w:firstRow="1" w:lastColumn="0" w:lastRow="0" w:noHBand="0" w:noVBand="1" w:val="04A0"/>
+        <w:bidiVisual/>
       </w:tblPr>
       <w:tblGrid>
         <w:gridCol w:w="4320"/>
@@ -2118,14 +3685,20 @@
       <w:tr>
         <w:tc>
           <w:tcPr>
-            <w:tcW w:type="dxa" w:w="4320"/>
+            <w:tcW w:type="dxa" w:w="4680"/>
             <w:shd w:val="clear" w:fill="1B3B6F"/>
           </w:tcPr>
           <w:p>
+            <w:pPr>
+              <w:bidi/>
+              <w:jc w:val="right"/>
+            </w:pPr>
             <w:r>
               <w:rPr>
+                <w:rFonts w:ascii="Arial" w:hAnsi="Arial" w:cs="Arial"/>
                 <w:b/>
                 <w:color w:val="FFFFFF"/>
+                <w:rtl/>
               </w:rPr>
               <w:t>درجة التوثيق</w:t>
             </w:r>
@@ -2133,14 +3706,20 @@
         </w:tc>
         <w:tc>
           <w:tcPr>
-            <w:tcW w:type="dxa" w:w="4320"/>
+            <w:tcW w:type="dxa" w:w="4680"/>
             <w:shd w:val="clear" w:fill="1B3B6F"/>
           </w:tcPr>
           <w:p>
+            <w:pPr>
+              <w:bidi/>
+              <w:jc w:val="right"/>
+            </w:pPr>
             <w:r>
               <w:rPr>
+                <w:rFonts w:ascii="Arial" w:hAnsi="Arial" w:cs="Arial"/>
                 <w:b/>
                 <w:color w:val="FFFFFF"/>
+                <w:rtl/>
               </w:rPr>
               <w:t>عدد المؤشرات</w:t>
             </w:r>
@@ -2150,20 +3729,36 @@
       <w:tr>
         <w:tc>
           <w:tcPr>
-            <w:tcW w:type="dxa" w:w="4320"/>
+            <w:tcW w:type="dxa" w:w="4680"/>
           </w:tcPr>
           <w:p>
+            <w:pPr>
+              <w:bidi/>
+              <w:jc w:val="right"/>
+            </w:pPr>
             <w:r>
+              <w:rPr>
+                <w:rFonts w:ascii="Arial" w:hAnsi="Arial" w:cs="Arial"/>
+                <w:rtl/>
+              </w:rPr>
               <w:t>✓ موثّق (مصدر رسمي)</w:t>
             </w:r>
           </w:p>
         </w:tc>
         <w:tc>
           <w:tcPr>
-            <w:tcW w:type="dxa" w:w="4320"/>
+            <w:tcW w:type="dxa" w:w="4680"/>
           </w:tcPr>
           <w:p>
+            <w:pPr>
+              <w:bidi/>
+              <w:jc w:val="right"/>
+            </w:pPr>
             <w:r>
+              <w:rPr>
+                <w:rFonts w:ascii="Arial" w:hAnsi="Arial" w:cs="Arial"/>
+                <w:rtl/>
+              </w:rPr>
               <w:t>9</w:t>
             </w:r>
           </w:p>
@@ -2172,22 +3767,38 @@
       <w:tr>
         <w:tc>
           <w:tcPr>
-            <w:tcW w:type="dxa" w:w="4320"/>
+            <w:tcW w:type="dxa" w:w="4680"/>
             <w:shd w:val="clear" w:fill="F2F2F2"/>
           </w:tcPr>
           <w:p>
+            <w:pPr>
+              <w:bidi/>
+              <w:jc w:val="right"/>
+            </w:pPr>
             <w:r>
+              <w:rPr>
+                <w:rFonts w:ascii="Arial" w:hAnsi="Arial" w:cs="Arial"/>
+                <w:rtl/>
+              </w:rPr>
               <w:t>◐ ثانوي (مصدر واحد غير رسمي)</w:t>
             </w:r>
           </w:p>
         </w:tc>
         <w:tc>
           <w:tcPr>
-            <w:tcW w:type="dxa" w:w="4320"/>
+            <w:tcW w:type="dxa" w:w="4680"/>
             <w:shd w:val="clear" w:fill="F2F2F2"/>
           </w:tcPr>
           <w:p>
+            <w:pPr>
+              <w:bidi/>
+              <w:jc w:val="right"/>
+            </w:pPr>
             <w:r>
+              <w:rPr>
+                <w:rFonts w:ascii="Arial" w:hAnsi="Arial" w:cs="Arial"/>
+                <w:rtl/>
+              </w:rPr>
               <w:t>12</w:t>
             </w:r>
           </w:p>
@@ -2196,20 +3807,36 @@
       <w:tr>
         <w:tc>
           <w:tcPr>
-            <w:tcW w:type="dxa" w:w="4320"/>
+            <w:tcW w:type="dxa" w:w="4680"/>
           </w:tcPr>
           <w:p>
+            <w:pPr>
+              <w:bidi/>
+              <w:jc w:val="right"/>
+            </w:pPr>
             <w:r>
+              <w:rPr>
+                <w:rFonts w:ascii="Arial" w:hAnsi="Arial" w:cs="Arial"/>
+                <w:rtl/>
+              </w:rPr>
               <w:t>○ غير متحقق</w:t>
             </w:r>
           </w:p>
         </w:tc>
         <w:tc>
           <w:tcPr>
-            <w:tcW w:type="dxa" w:w="4320"/>
+            <w:tcW w:type="dxa" w:w="4680"/>
           </w:tcPr>
           <w:p>
+            <w:pPr>
+              <w:bidi/>
+              <w:jc w:val="right"/>
+            </w:pPr>
             <w:r>
+              <w:rPr>
+                <w:rFonts w:ascii="Arial" w:hAnsi="Arial" w:cs="Arial"/>
+                <w:rtl/>
+              </w:rPr>
               <w:t>2</w:t>
             </w:r>
           </w:p>
@@ -2219,50 +3846,96 @@
     <w:p>
       <w:pPr>
         <w:pStyle w:val="Heading1"/>
+        <w:bidi/>
+        <w:jc w:val="right"/>
       </w:pPr>
       <w:r>
+        <w:rPr>
+          <w:rFonts w:ascii="Arial" w:hAnsi="Arial" w:cs="Arial"/>
+          <w:rtl/>
+        </w:rPr>
         <w:t>ما لم يكتمل للقرار، والخطوة التالية</w:t>
       </w:r>
     </w:p>
     <w:p>
+      <w:pPr>
+        <w:bidi/>
+        <w:jc w:val="right"/>
+      </w:pPr>
       <w:r>
+        <w:rPr>
+          <w:rFonts w:ascii="Arial" w:hAnsi="Arial" w:cs="Arial"/>
+          <w:rtl/>
+        </w:rPr>
         <w:t>النقاط التالية لم تكتمل توثيقاً ضمن هذا التقرير؛ هي ما يفصل التوصية الحالية عن قرار نهائي كامل، وكلٌّ منها قابل للإغلاق بخطوة محدّدة:</w:t>
       </w:r>
     </w:p>
     <w:p>
       <w:pPr>
         <w:pStyle w:val="ListBullet"/>
+        <w:bidi/>
+        <w:jc w:val="right"/>
       </w:pPr>
       <w:r>
+        <w:rPr>
+          <w:rFonts w:ascii="Arial" w:hAnsi="Arial" w:cs="Arial"/>
+          <w:rtl/>
+        </w:rPr>
         <w:t>لم نتمكّن من تأكيد قناة الدخول الأولى (موزّع أغذية حلال في أمستردام — مرشّح محتمل) من مصدر موثّق — إغلاق هذه الفجوة يتطلّب خدمة تحقّق جهات اتصال مدفوعة (قواعد بيانات تجارية) قبل الالتزام بالموزّع.</w:t>
       </w:r>
     </w:p>
     <w:p>
       <w:pPr>
         <w:pStyle w:val="Heading1"/>
+        <w:bidi/>
+        <w:jc w:val="right"/>
       </w:pPr>
       <w:r>
+        <w:rPr>
+          <w:rFonts w:ascii="Arial" w:hAnsi="Arial" w:cs="Arial"/>
+          <w:rtl/>
+        </w:rPr>
         <w:t>المنهجية وسجل الأدلة للمدققين</w:t>
       </w:r>
     </w:p>
     <w:p>
+      <w:pPr>
+        <w:bidi/>
+        <w:jc w:val="right"/>
+      </w:pPr>
       <w:r>
-        <w:t>اعتمد هذا التقرير على 12 مسار بحث مستقل، أنتج منها 12 نتائج موثّقة بمصادرها، مع تحليل تقاطعي ومراجعة للاتساق. المصادر الأساسية: Albert Heijn، EU 2017/625، Eurostat، GDELT، Google Trends، Jumbo. أحدث تاريخ جمع بيانات: 2026-07-02. تفاصيل كل رقم بمصدره وتاريخه في «سجل الأدلة للمدققين» ختام التقرير.</w:t>
+        <w:rPr>
+          <w:rFonts w:ascii="Arial" w:hAnsi="Arial" w:cs="Arial"/>
+          <w:rtl/>
+        </w:rPr>
+        <w:t>اعتمد هذا التقرير على مصادر رسمية عامة (Albert Heijn، EU 2017/625، Eurostat، GDELT، Google Trends، Jumbo)، مع تحليل تقاطعي بينها ومراجعة للاتساق قبل الاعتماد. خضعت كل معلومة للتحقّق من مصدرها العمومي المباشر. أحدث تاريخ جمع بيانات: 2026-07-02. تفاصيل كل رقم بمصدره وتاريخه في «سجل الأدلة للمدققين» ختام التقرير.</w:t>
       </w:r>
     </w:p>
     <w:p>
       <w:pPr>
         <w:pStyle w:val="Heading2"/>
+        <w:bidi/>
+        <w:jc w:val="right"/>
       </w:pPr>
       <w:r>
+        <w:rPr>
+          <w:rFonts w:ascii="Arial" w:hAnsi="Arial" w:cs="Arial"/>
+          <w:rtl/>
+        </w:rPr>
         <w:t>سجل الأدلة للمدققين</w:t>
       </w:r>
     </w:p>
     <w:p>
       <w:pPr>
         <w:pStyle w:val="IntenseQuote"/>
+        <w:bidi/>
+        <w:jc w:val="right"/>
       </w:pPr>
       <w:r>
+        <w:rPr>
+          <w:rFonts w:ascii="Arial" w:hAnsi="Arial" w:cs="Arial"/>
+          <w:rtl/>
+        </w:rPr>
         <w:t>كل بند أدناه هو حقيقة موثّقة بمصدرها وتاريخها، أساس السرد أعلاه — للتحقّق المباشر. رمز الأدلة: ✓ موثّق مباشرةً · ◐ تقديري مسنَد · ○ يحتاج تحققاً.</w:t>
       </w:r>
     </w:p>
@@ -2270,7 +3943,9 @@
       <w:tblPr>
         <w:tblStyle w:val="TableGrid"/>
         <w:tblW w:type="auto" w:w="0"/>
+        <w:tblLayout w:type="fixed"/>
         <w:tblLook w:firstColumn="1" w:firstRow="1" w:lastColumn="0" w:lastRow="0" w:noHBand="0" w:noVBand="1" w:val="04A0"/>
+        <w:bidiVisual/>
       </w:tblPr>
       <w:tblGrid>
         <w:gridCol w:w="2160"/>
@@ -2281,14 +3956,20 @@
       <w:tr>
         <w:tc>
           <w:tcPr>
-            <w:tcW w:type="dxa" w:w="2160"/>
+            <w:tcW w:type="dxa" w:w="2340"/>
             <w:shd w:val="clear" w:fill="1B3B6F"/>
           </w:tcPr>
           <w:p>
+            <w:pPr>
+              <w:bidi/>
+              <w:jc w:val="right"/>
+            </w:pPr>
             <w:r>
               <w:rPr>
+                <w:rFonts w:ascii="Arial" w:hAnsi="Arial" w:cs="Arial"/>
                 <w:b/>
                 <w:color w:val="FFFFFF"/>
+                <w:rtl/>
               </w:rPr>
               <w:t>الحقيقة</w:t>
             </w:r>
@@ -2296,14 +3977,20 @@
         </w:tc>
         <w:tc>
           <w:tcPr>
-            <w:tcW w:type="dxa" w:w="2160"/>
+            <w:tcW w:type="dxa" w:w="2340"/>
             <w:shd w:val="clear" w:fill="1B3B6F"/>
           </w:tcPr>
           <w:p>
+            <w:pPr>
+              <w:bidi/>
+              <w:jc w:val="right"/>
+            </w:pPr>
             <w:r>
               <w:rPr>
+                <w:rFonts w:ascii="Arial" w:hAnsi="Arial" w:cs="Arial"/>
                 <w:b/>
                 <w:color w:val="FFFFFF"/>
+                <w:rtl/>
               </w:rPr>
               <w:t>المصدر</w:t>
             </w:r>
@@ -2311,14 +3998,20 @@
         </w:tc>
         <w:tc>
           <w:tcPr>
-            <w:tcW w:type="dxa" w:w="2160"/>
+            <w:tcW w:type="dxa" w:w="2340"/>
             <w:shd w:val="clear" w:fill="1B3B6F"/>
           </w:tcPr>
           <w:p>
+            <w:pPr>
+              <w:bidi/>
+              <w:jc w:val="right"/>
+            </w:pPr>
             <w:r>
               <w:rPr>
+                <w:rFonts w:ascii="Arial" w:hAnsi="Arial" w:cs="Arial"/>
                 <w:b/>
                 <w:color w:val="FFFFFF"/>
+                <w:rtl/>
               </w:rPr>
               <w:t>تاريخ الجمع</w:t>
             </w:r>
@@ -2326,14 +4019,20 @@
         </w:tc>
         <w:tc>
           <w:tcPr>
-            <w:tcW w:type="dxa" w:w="2160"/>
+            <w:tcW w:type="dxa" w:w="2340"/>
             <w:shd w:val="clear" w:fill="1B3B6F"/>
           </w:tcPr>
           <w:p>
+            <w:pPr>
+              <w:bidi/>
+              <w:jc w:val="right"/>
+            </w:pPr>
             <w:r>
               <w:rPr>
+                <w:rFonts w:ascii="Arial" w:hAnsi="Arial" w:cs="Arial"/>
                 <w:b/>
                 <w:color w:val="FFFFFF"/>
+                <w:rtl/>
               </w:rPr>
               <w:t>قوة الدليل</w:t>
             </w:r>
@@ -2343,40 +4042,72 @@
       <w:tr>
         <w:tc>
           <w:tcPr>
-            <w:tcW w:type="dxa" w:w="2160"/>
+            <w:tcW w:type="dxa" w:w="2340"/>
           </w:tcPr>
           <w:p>
+            <w:pPr>
+              <w:bidi/>
+              <w:jc w:val="right"/>
+            </w:pPr>
             <w:r>
+              <w:rPr>
+                <w:rFonts w:ascii="Arial" w:hAnsi="Arial" w:cs="Arial"/>
+                <w:rtl/>
+              </w:rPr>
               <w:t>38 مليون — إجمالي واردات هولندا من التمور من العالم، دولار، 2023</w:t>
             </w:r>
           </w:p>
         </w:tc>
         <w:tc>
           <w:tcPr>
-            <w:tcW w:type="dxa" w:w="2160"/>
+            <w:tcW w:type="dxa" w:w="2340"/>
           </w:tcPr>
           <w:p>
+            <w:pPr>
+              <w:bidi/>
+              <w:jc w:val="right"/>
+            </w:pPr>
             <w:r>
+              <w:rPr>
+                <w:rFonts w:ascii="Arial" w:hAnsi="Arial" w:cs="Arial"/>
+                <w:rtl/>
+              </w:rPr>
               <w:t>UN Comtrade</w:t>
             </w:r>
           </w:p>
         </w:tc>
         <w:tc>
           <w:tcPr>
-            <w:tcW w:type="dxa" w:w="2160"/>
+            <w:tcW w:type="dxa" w:w="2340"/>
           </w:tcPr>
           <w:p>
+            <w:pPr>
+              <w:bidi/>
+              <w:jc w:val="right"/>
+            </w:pPr>
             <w:r>
+              <w:rPr>
+                <w:rFonts w:ascii="Arial" w:hAnsi="Arial" w:cs="Arial"/>
+                <w:rtl/>
+              </w:rPr>
               <w:t>2026-07-02</w:t>
             </w:r>
           </w:p>
         </w:tc>
         <w:tc>
           <w:tcPr>
-            <w:tcW w:type="dxa" w:w="2160"/>
+            <w:tcW w:type="dxa" w:w="2340"/>
           </w:tcPr>
           <w:p>
+            <w:pPr>
+              <w:bidi/>
+              <w:jc w:val="right"/>
+            </w:pPr>
             <w:r>
+              <w:rPr>
+                <w:rFonts w:ascii="Arial" w:hAnsi="Arial" w:cs="Arial"/>
+                <w:rtl/>
+              </w:rPr>
               <w:t>✓ موثّق</w:t>
             </w:r>
           </w:p>
@@ -2385,44 +4116,76 @@
       <w:tr>
         <w:tc>
           <w:tcPr>
-            <w:tcW w:type="dxa" w:w="2160"/>
+            <w:tcW w:type="dxa" w:w="2340"/>
             <w:shd w:val="clear" w:fill="F2F2F2"/>
           </w:tcPr>
           <w:p>
+            <w:pPr>
+              <w:bidi/>
+              <w:jc w:val="right"/>
+            </w:pPr>
             <w:r>
+              <w:rPr>
+                <w:rFonts w:ascii="Arial" w:hAnsi="Arial" w:cs="Arial"/>
+                <w:rtl/>
+              </w:rPr>
               <w:t>17.8 مليون — عدد سكان هولندا، نسمة، 2023</w:t>
             </w:r>
           </w:p>
         </w:tc>
         <w:tc>
           <w:tcPr>
-            <w:tcW w:type="dxa" w:w="2160"/>
+            <w:tcW w:type="dxa" w:w="2340"/>
             <w:shd w:val="clear" w:fill="F2F2F2"/>
           </w:tcPr>
           <w:p>
+            <w:pPr>
+              <w:bidi/>
+              <w:jc w:val="right"/>
+            </w:pPr>
             <w:r>
+              <w:rPr>
+                <w:rFonts w:ascii="Arial" w:hAnsi="Arial" w:cs="Arial"/>
+                <w:rtl/>
+              </w:rPr>
               <w:t>World Bank</w:t>
             </w:r>
           </w:p>
         </w:tc>
         <w:tc>
           <w:tcPr>
-            <w:tcW w:type="dxa" w:w="2160"/>
+            <w:tcW w:type="dxa" w:w="2340"/>
             <w:shd w:val="clear" w:fill="F2F2F2"/>
           </w:tcPr>
           <w:p>
+            <w:pPr>
+              <w:bidi/>
+              <w:jc w:val="right"/>
+            </w:pPr>
             <w:r>
+              <w:rPr>
+                <w:rFonts w:ascii="Arial" w:hAnsi="Arial" w:cs="Arial"/>
+                <w:rtl/>
+              </w:rPr>
               <w:t>2026-07-02</w:t>
             </w:r>
           </w:p>
         </w:tc>
         <w:tc>
           <w:tcPr>
-            <w:tcW w:type="dxa" w:w="2160"/>
+            <w:tcW w:type="dxa" w:w="2340"/>
             <w:shd w:val="clear" w:fill="F2F2F2"/>
           </w:tcPr>
           <w:p>
+            <w:pPr>
+              <w:bidi/>
+              <w:jc w:val="right"/>
+            </w:pPr>
             <w:r>
+              <w:rPr>
+                <w:rFonts w:ascii="Arial" w:hAnsi="Arial" w:cs="Arial"/>
+                <w:rtl/>
+              </w:rPr>
               <w:t>✓ موثّق</w:t>
             </w:r>
           </w:p>
@@ -2431,40 +4194,72 @@
       <w:tr>
         <w:tc>
           <w:tcPr>
-            <w:tcW w:type="dxa" w:w="2160"/>
+            <w:tcW w:type="dxa" w:w="2340"/>
           </w:tcPr>
           <w:p>
+            <w:pPr>
+              <w:bidi/>
+              <w:jc w:val="right"/>
+            </w:pPr>
             <w:r>
+              <w:rPr>
+                <w:rFonts w:ascii="Arial" w:hAnsi="Arial" w:cs="Arial"/>
+                <w:rtl/>
+              </w:rPr>
               <w:t>تمر دقلة نور تونسي (1كغ) 5.50€/كغم ≈ 6.0$/كغم</w:t>
             </w:r>
           </w:p>
         </w:tc>
         <w:tc>
           <w:tcPr>
-            <w:tcW w:type="dxa" w:w="2160"/>
+            <w:tcW w:type="dxa" w:w="2340"/>
           </w:tcPr>
           <w:p>
+            <w:pPr>
+              <w:bidi/>
+              <w:jc w:val="right"/>
+            </w:pPr>
             <w:r>
+              <w:rPr>
+                <w:rFonts w:ascii="Arial" w:hAnsi="Arial" w:cs="Arial"/>
+                <w:rtl/>
+              </w:rPr>
               <w:t>Albert Heijn (رصد ويب)</w:t>
             </w:r>
           </w:p>
         </w:tc>
         <w:tc>
           <w:tcPr>
-            <w:tcW w:type="dxa" w:w="2160"/>
+            <w:tcW w:type="dxa" w:w="2340"/>
           </w:tcPr>
           <w:p>
+            <w:pPr>
+              <w:bidi/>
+              <w:jc w:val="right"/>
+            </w:pPr>
             <w:r>
+              <w:rPr>
+                <w:rFonts w:ascii="Arial" w:hAnsi="Arial" w:cs="Arial"/>
+                <w:rtl/>
+              </w:rPr>
               <w:t>2026-07-02</w:t>
             </w:r>
           </w:p>
         </w:tc>
         <w:tc>
           <w:tcPr>
-            <w:tcW w:type="dxa" w:w="2160"/>
+            <w:tcW w:type="dxa" w:w="2340"/>
           </w:tcPr>
           <w:p>
+            <w:pPr>
+              <w:bidi/>
+              <w:jc w:val="right"/>
+            </w:pPr>
             <w:r>
+              <w:rPr>
+                <w:rFonts w:ascii="Arial" w:hAnsi="Arial" w:cs="Arial"/>
+                <w:rtl/>
+              </w:rPr>
               <w:t>◐ ثانوي</w:t>
             </w:r>
           </w:p>
@@ -2473,44 +4268,76 @@
       <w:tr>
         <w:tc>
           <w:tcPr>
-            <w:tcW w:type="dxa" w:w="2160"/>
+            <w:tcW w:type="dxa" w:w="2340"/>
             <w:shd w:val="clear" w:fill="F2F2F2"/>
           </w:tcPr>
           <w:p>
+            <w:pPr>
+              <w:bidi/>
+              <w:jc w:val="right"/>
+            </w:pPr>
             <w:r>
+              <w:rPr>
+                <w:rFonts w:ascii="Arial" w:hAnsi="Arial" w:cs="Arial"/>
+                <w:rtl/>
+              </w:rPr>
               <w:t>تمر مجهول مغربي (1كغ) 9.20€/كغم ≈ 10.0$/كغم</w:t>
             </w:r>
           </w:p>
         </w:tc>
         <w:tc>
           <w:tcPr>
-            <w:tcW w:type="dxa" w:w="2160"/>
+            <w:tcW w:type="dxa" w:w="2340"/>
             <w:shd w:val="clear" w:fill="F2F2F2"/>
           </w:tcPr>
           <w:p>
+            <w:pPr>
+              <w:bidi/>
+              <w:jc w:val="right"/>
+            </w:pPr>
             <w:r>
+              <w:rPr>
+                <w:rFonts w:ascii="Arial" w:hAnsi="Arial" w:cs="Arial"/>
+                <w:rtl/>
+              </w:rPr>
               <w:t>Jumbo (رصد ويب)</w:t>
             </w:r>
           </w:p>
         </w:tc>
         <w:tc>
           <w:tcPr>
-            <w:tcW w:type="dxa" w:w="2160"/>
+            <w:tcW w:type="dxa" w:w="2340"/>
             <w:shd w:val="clear" w:fill="F2F2F2"/>
           </w:tcPr>
           <w:p>
+            <w:pPr>
+              <w:bidi/>
+              <w:jc w:val="right"/>
+            </w:pPr>
             <w:r>
+              <w:rPr>
+                <w:rFonts w:ascii="Arial" w:hAnsi="Arial" w:cs="Arial"/>
+                <w:rtl/>
+              </w:rPr>
               <w:t>2026-07-02</w:t>
             </w:r>
           </w:p>
         </w:tc>
         <w:tc>
           <w:tcPr>
-            <w:tcW w:type="dxa" w:w="2160"/>
+            <w:tcW w:type="dxa" w:w="2340"/>
             <w:shd w:val="clear" w:fill="F2F2F2"/>
           </w:tcPr>
           <w:p>
+            <w:pPr>
+              <w:bidi/>
+              <w:jc w:val="right"/>
+            </w:pPr>
             <w:r>
+              <w:rPr>
+                <w:rFonts w:ascii="Arial" w:hAnsi="Arial" w:cs="Arial"/>
+                <w:rtl/>
+              </w:rPr>
               <w:t>◐ ثانوي</w:t>
             </w:r>
           </w:p>
@@ -2519,40 +4346,72 @@
       <w:tr>
         <w:tc>
           <w:tcPr>
-            <w:tcW w:type="dxa" w:w="2160"/>
+            <w:tcW w:type="dxa" w:w="2340"/>
           </w:tcPr>
           <w:p>
+            <w:pPr>
+              <w:bidi/>
+              <w:jc w:val="right"/>
+            </w:pPr>
             <w:r>
+              <w:rPr>
+                <w:rFonts w:ascii="Arial" w:hAnsi="Arial" w:cs="Arial"/>
+                <w:rtl/>
+              </w:rPr>
               <w:t>تمر فاخر متخصص (500غ) 14.0€/كغم ≈ 15.3$/كغم</w:t>
             </w:r>
           </w:p>
         </w:tc>
         <w:tc>
           <w:tcPr>
-            <w:tcW w:type="dxa" w:w="2160"/>
+            <w:tcW w:type="dxa" w:w="2340"/>
           </w:tcPr>
           <w:p>
+            <w:pPr>
+              <w:bidi/>
+              <w:jc w:val="right"/>
+            </w:pPr>
             <w:r>
+              <w:rPr>
+                <w:rFonts w:ascii="Arial" w:hAnsi="Arial" w:cs="Arial"/>
+                <w:rtl/>
+              </w:rPr>
               <w:t>متجر حلال متخصص (رصد ويب)</w:t>
             </w:r>
           </w:p>
         </w:tc>
         <w:tc>
           <w:tcPr>
-            <w:tcW w:type="dxa" w:w="2160"/>
+            <w:tcW w:type="dxa" w:w="2340"/>
           </w:tcPr>
           <w:p>
+            <w:pPr>
+              <w:bidi/>
+              <w:jc w:val="right"/>
+            </w:pPr>
             <w:r>
+              <w:rPr>
+                <w:rFonts w:ascii="Arial" w:hAnsi="Arial" w:cs="Arial"/>
+                <w:rtl/>
+              </w:rPr>
               <w:t>2026-07-02</w:t>
             </w:r>
           </w:p>
         </w:tc>
         <w:tc>
           <w:tcPr>
-            <w:tcW w:type="dxa" w:w="2160"/>
+            <w:tcW w:type="dxa" w:w="2340"/>
           </w:tcPr>
           <w:p>
+            <w:pPr>
+              <w:bidi/>
+              <w:jc w:val="right"/>
+            </w:pPr>
             <w:r>
+              <w:rPr>
+                <w:rFonts w:ascii="Arial" w:hAnsi="Arial" w:cs="Arial"/>
+                <w:rtl/>
+              </w:rPr>
               <w:t>◐ ثانوي</w:t>
             </w:r>
           </w:p>
@@ -2561,44 +4420,76 @@
       <w:tr>
         <w:tc>
           <w:tcPr>
-            <w:tcW w:type="dxa" w:w="2160"/>
+            <w:tcW w:type="dxa" w:w="2340"/>
             <w:shd w:val="clear" w:fill="F2F2F2"/>
           </w:tcPr>
           <w:p>
+            <w:pPr>
+              <w:bidi/>
+              <w:jc w:val="right"/>
+            </w:pPr>
             <w:r>
+              <w:rPr>
+                <w:rFonts w:ascii="Arial" w:hAnsi="Arial" w:cs="Arial"/>
+                <w:rtl/>
+              </w:rPr>
               <w:t>تونس: حصة 31.0%</w:t>
             </w:r>
           </w:p>
         </w:tc>
         <w:tc>
           <w:tcPr>
-            <w:tcW w:type="dxa" w:w="2160"/>
+            <w:tcW w:type="dxa" w:w="2340"/>
             <w:shd w:val="clear" w:fill="F2F2F2"/>
           </w:tcPr>
           <w:p>
+            <w:pPr>
+              <w:bidi/>
+              <w:jc w:val="right"/>
+            </w:pPr>
             <w:r>
+              <w:rPr>
+                <w:rFonts w:ascii="Arial" w:hAnsi="Arial" w:cs="Arial"/>
+                <w:rtl/>
+              </w:rPr>
               <w:t>UN Comtrade</w:t>
             </w:r>
           </w:p>
         </w:tc>
         <w:tc>
           <w:tcPr>
-            <w:tcW w:type="dxa" w:w="2160"/>
+            <w:tcW w:type="dxa" w:w="2340"/>
             <w:shd w:val="clear" w:fill="F2F2F2"/>
           </w:tcPr>
           <w:p>
+            <w:pPr>
+              <w:bidi/>
+              <w:jc w:val="right"/>
+            </w:pPr>
             <w:r>
+              <w:rPr>
+                <w:rFonts w:ascii="Arial" w:hAnsi="Arial" w:cs="Arial"/>
+                <w:rtl/>
+              </w:rPr>
               <w:t>2026-07-02</w:t>
             </w:r>
           </w:p>
         </w:tc>
         <w:tc>
           <w:tcPr>
-            <w:tcW w:type="dxa" w:w="2160"/>
+            <w:tcW w:type="dxa" w:w="2340"/>
             <w:shd w:val="clear" w:fill="F2F2F2"/>
           </w:tcPr>
           <w:p>
+            <w:pPr>
+              <w:bidi/>
+              <w:jc w:val="right"/>
+            </w:pPr>
             <w:r>
+              <w:rPr>
+                <w:rFonts w:ascii="Arial" w:hAnsi="Arial" w:cs="Arial"/>
+                <w:rtl/>
+              </w:rPr>
               <w:t>✓ موثّق</w:t>
             </w:r>
           </w:p>
@@ -2607,40 +4498,72 @@
       <w:tr>
         <w:tc>
           <w:tcPr>
-            <w:tcW w:type="dxa" w:w="2160"/>
+            <w:tcW w:type="dxa" w:w="2340"/>
           </w:tcPr>
           <w:p>
+            <w:pPr>
+              <w:bidi/>
+              <w:jc w:val="right"/>
+            </w:pPr>
             <w:r>
+              <w:rPr>
+                <w:rFonts w:ascii="Arial" w:hAnsi="Arial" w:cs="Arial"/>
+                <w:rtl/>
+              </w:rPr>
               <w:t>مؤشر تركّز المورّدين HHI=2100.0</w:t>
             </w:r>
           </w:p>
         </w:tc>
         <w:tc>
           <w:tcPr>
-            <w:tcW w:type="dxa" w:w="2160"/>
+            <w:tcW w:type="dxa" w:w="2340"/>
           </w:tcPr>
           <w:p>
+            <w:pPr>
+              <w:bidi/>
+              <w:jc w:val="right"/>
+            </w:pPr>
             <w:r>
+              <w:rPr>
+                <w:rFonts w:ascii="Arial" w:hAnsi="Arial" w:cs="Arial"/>
+                <w:rtl/>
+              </w:rPr>
               <w:t>UN Comtrade</w:t>
             </w:r>
           </w:p>
         </w:tc>
         <w:tc>
           <w:tcPr>
-            <w:tcW w:type="dxa" w:w="2160"/>
+            <w:tcW w:type="dxa" w:w="2340"/>
           </w:tcPr>
           <w:p>
+            <w:pPr>
+              <w:bidi/>
+              <w:jc w:val="right"/>
+            </w:pPr>
             <w:r>
+              <w:rPr>
+                <w:rFonts w:ascii="Arial" w:hAnsi="Arial" w:cs="Arial"/>
+                <w:rtl/>
+              </w:rPr>
               <w:t>2026-07-02</w:t>
             </w:r>
           </w:p>
         </w:tc>
         <w:tc>
           <w:tcPr>
-            <w:tcW w:type="dxa" w:w="2160"/>
+            <w:tcW w:type="dxa" w:w="2340"/>
           </w:tcPr>
           <w:p>
+            <w:pPr>
+              <w:bidi/>
+              <w:jc w:val="right"/>
+            </w:pPr>
             <w:r>
+              <w:rPr>
+                <w:rFonts w:ascii="Arial" w:hAnsi="Arial" w:cs="Arial"/>
+                <w:rtl/>
+              </w:rPr>
               <w:t>✓ موثّق</w:t>
             </w:r>
           </w:p>
@@ -2649,44 +4572,76 @@
       <w:tr>
         <w:tc>
           <w:tcPr>
-            <w:tcW w:type="dxa" w:w="2160"/>
+            <w:tcW w:type="dxa" w:w="2340"/>
             <w:shd w:val="clear" w:fill="F2F2F2"/>
           </w:tcPr>
           <w:p>
+            <w:pPr>
+              <w:bidi/>
+              <w:jc w:val="right"/>
+            </w:pPr>
             <w:r>
+              <w:rPr>
+                <w:rFonts w:ascii="Arial" w:hAnsi="Arial" w:cs="Arial"/>
+                <w:rtl/>
+              </w:rPr>
               <w:t>تسجيل منشأة معتمدة EU 2017/625 إلزامي</w:t>
             </w:r>
           </w:p>
         </w:tc>
         <w:tc>
           <w:tcPr>
-            <w:tcW w:type="dxa" w:w="2160"/>
+            <w:tcW w:type="dxa" w:w="2340"/>
             <w:shd w:val="clear" w:fill="F2F2F2"/>
           </w:tcPr>
           <w:p>
+            <w:pPr>
+              <w:bidi/>
+              <w:jc w:val="right"/>
+            </w:pPr>
             <w:r>
+              <w:rPr>
+                <w:rFonts w:ascii="Arial" w:hAnsi="Arial" w:cs="Arial"/>
+                <w:rtl/>
+              </w:rPr>
               <w:t>EU 2017/625</w:t>
             </w:r>
           </w:p>
         </w:tc>
         <w:tc>
           <w:tcPr>
-            <w:tcW w:type="dxa" w:w="2160"/>
+            <w:tcW w:type="dxa" w:w="2340"/>
             <w:shd w:val="clear" w:fill="F2F2F2"/>
           </w:tcPr>
           <w:p>
+            <w:pPr>
+              <w:bidi/>
+              <w:jc w:val="right"/>
+            </w:pPr>
             <w:r>
+              <w:rPr>
+                <w:rFonts w:ascii="Arial" w:hAnsi="Arial" w:cs="Arial"/>
+                <w:rtl/>
+              </w:rPr>
               <w:t>2026-07-02</w:t>
             </w:r>
           </w:p>
         </w:tc>
         <w:tc>
           <w:tcPr>
-            <w:tcW w:type="dxa" w:w="2160"/>
+            <w:tcW w:type="dxa" w:w="2340"/>
             <w:shd w:val="clear" w:fill="F2F2F2"/>
           </w:tcPr>
           <w:p>
+            <w:pPr>
+              <w:bidi/>
+              <w:jc w:val="right"/>
+            </w:pPr>
             <w:r>
+              <w:rPr>
+                <w:rFonts w:ascii="Arial" w:hAnsi="Arial" w:cs="Arial"/>
+                <w:rtl/>
+              </w:rPr>
               <w:t>✓ موثّق</w:t>
             </w:r>
           </w:p>
@@ -2695,40 +4650,72 @@
       <w:tr>
         <w:tc>
           <w:tcPr>
-            <w:tcW w:type="dxa" w:w="2160"/>
+            <w:tcW w:type="dxa" w:w="2340"/>
           </w:tcPr>
           <w:p>
+            <w:pPr>
+              <w:bidi/>
+              <w:jc w:val="right"/>
+            </w:pPr>
             <w:r>
+              <w:rPr>
+                <w:rFonts w:ascii="Arial" w:hAnsi="Arial" w:cs="Arial"/>
+                <w:rtl/>
+              </w:rPr>
               <w:t>حصة إنفاق الغذاء 12.5% من إنفاق الأسرة الهولندية</w:t>
             </w:r>
           </w:p>
         </w:tc>
         <w:tc>
           <w:tcPr>
-            <w:tcW w:type="dxa" w:w="2160"/>
+            <w:tcW w:type="dxa" w:w="2340"/>
           </w:tcPr>
           <w:p>
+            <w:pPr>
+              <w:bidi/>
+              <w:jc w:val="right"/>
+            </w:pPr>
             <w:r>
+              <w:rPr>
+                <w:rFonts w:ascii="Arial" w:hAnsi="Arial" w:cs="Arial"/>
+                <w:rtl/>
+              </w:rPr>
               <w:t>Eurostat (مسح ميزانية الأسرة)</w:t>
             </w:r>
           </w:p>
         </w:tc>
         <w:tc>
           <w:tcPr>
-            <w:tcW w:type="dxa" w:w="2160"/>
+            <w:tcW w:type="dxa" w:w="2340"/>
           </w:tcPr>
           <w:p>
+            <w:pPr>
+              <w:bidi/>
+              <w:jc w:val="right"/>
+            </w:pPr>
             <w:r>
+              <w:rPr>
+                <w:rFonts w:ascii="Arial" w:hAnsi="Arial" w:cs="Arial"/>
+                <w:rtl/>
+              </w:rPr>
               <w:t>2026-07-02</w:t>
             </w:r>
           </w:p>
         </w:tc>
         <w:tc>
           <w:tcPr>
-            <w:tcW w:type="dxa" w:w="2160"/>
+            <w:tcW w:type="dxa" w:w="2340"/>
           </w:tcPr>
           <w:p>
+            <w:pPr>
+              <w:bidi/>
+              <w:jc w:val="right"/>
+            </w:pPr>
             <w:r>
+              <w:rPr>
+                <w:rFonts w:ascii="Arial" w:hAnsi="Arial" w:cs="Arial"/>
+                <w:rtl/>
+              </w:rPr>
               <w:t>◐ ثانوي</w:t>
             </w:r>
           </w:p>
@@ -2737,44 +4724,76 @@
       <w:tr>
         <w:tc>
           <w:tcPr>
-            <w:tcW w:type="dxa" w:w="2160"/>
+            <w:tcW w:type="dxa" w:w="2340"/>
             <w:shd w:val="clear" w:fill="F2F2F2"/>
           </w:tcPr>
           <w:p>
+            <w:pPr>
+              <w:bidi/>
+              <w:jc w:val="right"/>
+            </w:pPr>
             <w:r>
+              <w:rPr>
+                <w:rFonts w:ascii="Arial" w:hAnsi="Arial" w:cs="Arial"/>
+                <w:rtl/>
+              </w:rPr>
               <w:t>لا أخبار مخاطر جوهرية خلال 12 شهراً</w:t>
             </w:r>
           </w:p>
         </w:tc>
         <w:tc>
           <w:tcPr>
-            <w:tcW w:type="dxa" w:w="2160"/>
+            <w:tcW w:type="dxa" w:w="2340"/>
             <w:shd w:val="clear" w:fill="F2F2F2"/>
           </w:tcPr>
           <w:p>
+            <w:pPr>
+              <w:bidi/>
+              <w:jc w:val="right"/>
+            </w:pPr>
             <w:r>
+              <w:rPr>
+                <w:rFonts w:ascii="Arial" w:hAnsi="Arial" w:cs="Arial"/>
+                <w:rtl/>
+              </w:rPr>
               <w:t>GDELT</w:t>
             </w:r>
           </w:p>
         </w:tc>
         <w:tc>
           <w:tcPr>
-            <w:tcW w:type="dxa" w:w="2160"/>
+            <w:tcW w:type="dxa" w:w="2340"/>
             <w:shd w:val="clear" w:fill="F2F2F2"/>
           </w:tcPr>
           <w:p>
+            <w:pPr>
+              <w:bidi/>
+              <w:jc w:val="right"/>
+            </w:pPr>
             <w:r>
+              <w:rPr>
+                <w:rFonts w:ascii="Arial" w:hAnsi="Arial" w:cs="Arial"/>
+                <w:rtl/>
+              </w:rPr>
               <w:t>2026-07-02</w:t>
             </w:r>
           </w:p>
         </w:tc>
         <w:tc>
           <w:tcPr>
-            <w:tcW w:type="dxa" w:w="2160"/>
+            <w:tcW w:type="dxa" w:w="2340"/>
             <w:shd w:val="clear" w:fill="F2F2F2"/>
           </w:tcPr>
           <w:p>
+            <w:pPr>
+              <w:bidi/>
+              <w:jc w:val="right"/>
+            </w:pPr>
             <w:r>
+              <w:rPr>
+                <w:rFonts w:ascii="Arial" w:hAnsi="Arial" w:cs="Arial"/>
+                <w:rtl/>
+              </w:rPr>
               <w:t>◐ ثانوي</w:t>
             </w:r>
           </w:p>
@@ -2783,40 +4802,72 @@
       <w:tr>
         <w:tc>
           <w:tcPr>
-            <w:tcW w:type="dxa" w:w="2160"/>
+            <w:tcW w:type="dxa" w:w="2340"/>
           </w:tcPr>
           <w:p>
+            <w:pPr>
+              <w:bidi/>
+              <w:jc w:val="right"/>
+            </w:pPr>
             <w:r>
+              <w:rPr>
+                <w:rFonts w:ascii="Arial" w:hAnsi="Arial" w:cs="Arial"/>
+                <w:rtl/>
+              </w:rPr>
               <w:t>ميناء روتردام أكبر بوابة استيراد أوروبية</w:t>
             </w:r>
           </w:p>
         </w:tc>
         <w:tc>
           <w:tcPr>
-            <w:tcW w:type="dxa" w:w="2160"/>
+            <w:tcW w:type="dxa" w:w="2340"/>
           </w:tcPr>
           <w:p>
+            <w:pPr>
+              <w:bidi/>
+              <w:jc w:val="right"/>
+            </w:pPr>
             <w:r>
+              <w:rPr>
+                <w:rFonts w:ascii="Arial" w:hAnsi="Arial" w:cs="Arial"/>
+                <w:rtl/>
+              </w:rPr>
               <w:t>مرجع الموانئ</w:t>
             </w:r>
           </w:p>
         </w:tc>
         <w:tc>
           <w:tcPr>
-            <w:tcW w:type="dxa" w:w="2160"/>
+            <w:tcW w:type="dxa" w:w="2340"/>
           </w:tcPr>
           <w:p>
+            <w:pPr>
+              <w:bidi/>
+              <w:jc w:val="right"/>
+            </w:pPr>
             <w:r>
+              <w:rPr>
+                <w:rFonts w:ascii="Arial" w:hAnsi="Arial" w:cs="Arial"/>
+                <w:rtl/>
+              </w:rPr>
               <w:t>2026-07-02</w:t>
             </w:r>
           </w:p>
         </w:tc>
         <w:tc>
           <w:tcPr>
-            <w:tcW w:type="dxa" w:w="2160"/>
+            <w:tcW w:type="dxa" w:w="2340"/>
           </w:tcPr>
           <w:p>
+            <w:pPr>
+              <w:bidi/>
+              <w:jc w:val="right"/>
+            </w:pPr>
             <w:r>
+              <w:rPr>
+                <w:rFonts w:ascii="Arial" w:hAnsi="Arial" w:cs="Arial"/>
+                <w:rtl/>
+              </w:rPr>
               <w:t>◐ ثانوي</w:t>
             </w:r>
           </w:p>
@@ -2825,44 +4876,76 @@
       <w:tr>
         <w:tc>
           <w:tcPr>
-            <w:tcW w:type="dxa" w:w="2160"/>
+            <w:tcW w:type="dxa" w:w="2340"/>
             <w:shd w:val="clear" w:fill="F2F2F2"/>
           </w:tcPr>
           <w:p>
+            <w:pPr>
+              <w:bidi/>
+              <w:jc w:val="right"/>
+            </w:pPr>
             <w:r>
+              <w:rPr>
+                <w:rFonts w:ascii="Arial" w:hAnsi="Arial" w:cs="Arial"/>
+                <w:rtl/>
+              </w:rPr>
               <w:t>تعريفة صفرية ضمن GSP+</w:t>
             </w:r>
           </w:p>
         </w:tc>
         <w:tc>
           <w:tcPr>
-            <w:tcW w:type="dxa" w:w="2160"/>
+            <w:tcW w:type="dxa" w:w="2340"/>
             <w:shd w:val="clear" w:fill="F2F2F2"/>
           </w:tcPr>
           <w:p>
+            <w:pPr>
+              <w:bidi/>
+              <w:jc w:val="right"/>
+            </w:pPr>
             <w:r>
+              <w:rPr>
+                <w:rFonts w:ascii="Arial" w:hAnsi="Arial" w:cs="Arial"/>
+                <w:rtl/>
+              </w:rPr>
               <w:t>WITS/WTO Tariff</w:t>
             </w:r>
           </w:p>
         </w:tc>
         <w:tc>
           <w:tcPr>
-            <w:tcW w:type="dxa" w:w="2160"/>
+            <w:tcW w:type="dxa" w:w="2340"/>
             <w:shd w:val="clear" w:fill="F2F2F2"/>
           </w:tcPr>
           <w:p>
+            <w:pPr>
+              <w:bidi/>
+              <w:jc w:val="right"/>
+            </w:pPr>
             <w:r>
+              <w:rPr>
+                <w:rFonts w:ascii="Arial" w:hAnsi="Arial" w:cs="Arial"/>
+                <w:rtl/>
+              </w:rPr>
               <w:t>2026-07-02</w:t>
             </w:r>
           </w:p>
         </w:tc>
         <w:tc>
           <w:tcPr>
-            <w:tcW w:type="dxa" w:w="2160"/>
+            <w:tcW w:type="dxa" w:w="2340"/>
             <w:shd w:val="clear" w:fill="F2F2F2"/>
           </w:tcPr>
           <w:p>
+            <w:pPr>
+              <w:bidi/>
+              <w:jc w:val="right"/>
+            </w:pPr>
             <w:r>
+              <w:rPr>
+                <w:rFonts w:ascii="Arial" w:hAnsi="Arial" w:cs="Arial"/>
+                <w:rtl/>
+              </w:rPr>
               <w:t>✓ موثّق</w:t>
             </w:r>
           </w:p>
@@ -2871,40 +4954,72 @@
       <w:tr>
         <w:tc>
           <w:tcPr>
-            <w:tcW w:type="dxa" w:w="2160"/>
+            <w:tcW w:type="dxa" w:w="2340"/>
           </w:tcPr>
           <w:p>
+            <w:pPr>
+              <w:bidi/>
+              <w:jc w:val="right"/>
+            </w:pPr>
             <w:r>
+              <w:rPr>
+                <w:rFonts w:ascii="Arial" w:hAnsi="Arial" w:cs="Arial"/>
+                <w:rtl/>
+              </w:rPr>
               <w:t>اتجاه بحث خمس سنوات صاعد + ذروة رمضان</w:t>
             </w:r>
           </w:p>
         </w:tc>
         <w:tc>
           <w:tcPr>
-            <w:tcW w:type="dxa" w:w="2160"/>
+            <w:tcW w:type="dxa" w:w="2340"/>
           </w:tcPr>
           <w:p>
+            <w:pPr>
+              <w:bidi/>
+              <w:jc w:val="right"/>
+            </w:pPr>
             <w:r>
+              <w:rPr>
+                <w:rFonts w:ascii="Arial" w:hAnsi="Arial" w:cs="Arial"/>
+                <w:rtl/>
+              </w:rPr>
               <w:t>Google Trends</w:t>
             </w:r>
           </w:p>
         </w:tc>
         <w:tc>
           <w:tcPr>
-            <w:tcW w:type="dxa" w:w="2160"/>
+            <w:tcW w:type="dxa" w:w="2340"/>
           </w:tcPr>
           <w:p>
+            <w:pPr>
+              <w:bidi/>
+              <w:jc w:val="right"/>
+            </w:pPr>
             <w:r>
+              <w:rPr>
+                <w:rFonts w:ascii="Arial" w:hAnsi="Arial" w:cs="Arial"/>
+                <w:rtl/>
+              </w:rPr>
               <w:t>2026-07-02</w:t>
             </w:r>
           </w:p>
         </w:tc>
         <w:tc>
           <w:tcPr>
-            <w:tcW w:type="dxa" w:w="2160"/>
+            <w:tcW w:type="dxa" w:w="2340"/>
           </w:tcPr>
           <w:p>
+            <w:pPr>
+              <w:bidi/>
+              <w:jc w:val="right"/>
+            </w:pPr>
             <w:r>
+              <w:rPr>
+                <w:rFonts w:ascii="Arial" w:hAnsi="Arial" w:cs="Arial"/>
+                <w:rtl/>
+              </w:rPr>
               <w:t>◐ ثانوي</w:t>
             </w:r>
           </w:p>
@@ -2913,44 +5028,76 @@
       <w:tr>
         <w:tc>
           <w:tcPr>
-            <w:tcW w:type="dxa" w:w="2160"/>
+            <w:tcW w:type="dxa" w:w="2340"/>
             <w:shd w:val="clear" w:fill="F2F2F2"/>
           </w:tcPr>
           <w:p>
+            <w:pPr>
+              <w:bidi/>
+              <w:jc w:val="right"/>
+            </w:pPr>
             <w:r>
+              <w:rPr>
+                <w:rFonts w:ascii="Arial" w:hAnsi="Arial" w:cs="Arial"/>
+                <w:rtl/>
+              </w:rPr>
               <w:t>موزّع أغذية حلال في أمستردام — مرشّح محتمل</w:t>
             </w:r>
           </w:p>
         </w:tc>
         <w:tc>
           <w:tcPr>
-            <w:tcW w:type="dxa" w:w="2160"/>
+            <w:tcW w:type="dxa" w:w="2340"/>
             <w:shd w:val="clear" w:fill="F2F2F2"/>
           </w:tcPr>
           <w:p>
+            <w:pPr>
+              <w:bidi/>
+              <w:jc w:val="right"/>
+            </w:pPr>
             <w:r>
+              <w:rPr>
+                <w:rFonts w:ascii="Arial" w:hAnsi="Arial" w:cs="Arial"/>
+                <w:rtl/>
+              </w:rPr>
               <w:t>بحث ويب (غير مؤكَّد)</w:t>
             </w:r>
           </w:p>
         </w:tc>
         <w:tc>
           <w:tcPr>
-            <w:tcW w:type="dxa" w:w="2160"/>
+            <w:tcW w:type="dxa" w:w="2340"/>
             <w:shd w:val="clear" w:fill="F2F2F2"/>
           </w:tcPr>
           <w:p>
+            <w:pPr>
+              <w:bidi/>
+              <w:jc w:val="right"/>
+            </w:pPr>
             <w:r>
+              <w:rPr>
+                <w:rFonts w:ascii="Arial" w:hAnsi="Arial" w:cs="Arial"/>
+                <w:rtl/>
+              </w:rPr>
               <w:t>2026-07-02</w:t>
             </w:r>
           </w:p>
         </w:tc>
         <w:tc>
           <w:tcPr>
-            <w:tcW w:type="dxa" w:w="2160"/>
+            <w:tcW w:type="dxa" w:w="2340"/>
             <w:shd w:val="clear" w:fill="F2F2F2"/>
           </w:tcPr>
           <w:p>
+            <w:pPr>
+              <w:bidi/>
+              <w:jc w:val="right"/>
+            </w:pPr>
             <w:r>
+              <w:rPr>
+                <w:rFonts w:ascii="Arial" w:hAnsi="Arial" w:cs="Arial"/>
+                <w:rtl/>
+              </w:rPr>
               <w:t>○ غير متحقق</w:t>
             </w:r>
           </w:p>
@@ -2960,40 +5107,70 @@
     <w:p>
       <w:pPr>
         <w:pStyle w:val="Heading2"/>
+        <w:bidi/>
+        <w:jc w:val="right"/>
       </w:pPr>
       <w:r>
+        <w:rPr>
+          <w:rFonts w:ascii="Arial" w:hAnsi="Arial" w:cs="Arial"/>
+          <w:rtl/>
+        </w:rPr>
         <w:t>مسرد المصطلحات</w:t>
       </w:r>
     </w:p>
     <w:p>
       <w:pPr>
         <w:pStyle w:val="ListBullet"/>
+        <w:bidi/>
+        <w:jc w:val="right"/>
       </w:pPr>
       <w:r>
+        <w:rPr>
+          <w:rFonts w:ascii="Arial" w:hAnsi="Arial" w:cs="Arial"/>
+          <w:rtl/>
+        </w:rPr>
         <w:t>HHI: مؤشر يقيس تركّز/احتكار السوق: فوق 2500 يعني سيطرة لاعب واحد</w:t>
       </w:r>
     </w:p>
     <w:p>
       <w:pPr>
         <w:pStyle w:val="ListBullet"/>
+        <w:bidi/>
+        <w:jc w:val="right"/>
       </w:pPr>
       <w:r>
+        <w:rPr>
+          <w:rFonts w:ascii="Arial" w:hAnsi="Arial" w:cs="Arial"/>
+          <w:rtl/>
+        </w:rPr>
         <w:t>LPI: تقييم البنك الدولي لجودة الشحن واللوجستيات من 5</w:t>
       </w:r>
     </w:p>
     <w:p>
       <w:pPr>
         <w:pStyle w:val="ListBullet"/>
+        <w:bidi/>
+        <w:jc w:val="right"/>
       </w:pPr>
       <w:r>
+        <w:rPr>
+          <w:rFonts w:ascii="Arial" w:hAnsi="Arial" w:cs="Arial"/>
+          <w:rtl/>
+        </w:rPr>
         <w:t>WGI: مؤشرات الحوكمة العالمية للبنك الدولي: استقرار سياسي وسيادة قانون وجودة تنظيم</w:t>
       </w:r>
     </w:p>
     <w:p>
       <w:pPr>
         <w:pStyle w:val="Heading2"/>
+        <w:bidi/>
+        <w:jc w:val="right"/>
       </w:pPr>
       <w:r>
+        <w:rPr>
+          <w:rFonts w:ascii="Arial" w:hAnsi="Arial" w:cs="Arial"/>
+          <w:rtl/>
+        </w:rPr>
         <w:t>قائمة مستوردين وموزعين قابلين للتواصل</w:t>
       </w:r>
     </w:p>
@@ -3001,7 +5178,9 @@
       <w:tblPr>
         <w:tblStyle w:val="TableGrid"/>
         <w:tblW w:type="auto" w:w="0"/>
+        <w:tblLayout w:type="fixed"/>
         <w:tblLook w:firstColumn="1" w:firstRow="1" w:lastColumn="0" w:lastRow="0" w:noHBand="0" w:noVBand="1" w:val="04A0"/>
+        <w:bidiVisual/>
       </w:tblPr>
       <w:tblGrid>
         <w:gridCol w:w="1234"/>
@@ -3015,14 +5194,20 @@
       <w:tr>
         <w:tc>
           <w:tcPr>
-            <w:tcW w:type="dxa" w:w="1234"/>
+            <w:tcW w:type="dxa" w:w="1337"/>
             <w:shd w:val="clear" w:fill="1B3B6F"/>
           </w:tcPr>
           <w:p>
+            <w:pPr>
+              <w:bidi/>
+              <w:jc w:val="right"/>
+            </w:pPr>
             <w:r>
               <w:rPr>
+                <w:rFonts w:ascii="Arial" w:hAnsi="Arial" w:cs="Arial"/>
                 <w:b/>
                 <w:color w:val="FFFFFF"/>
+                <w:rtl/>
               </w:rPr>
               <w:t>الاسم</w:t>
             </w:r>
@@ -3030,14 +5215,20 @@
         </w:tc>
         <w:tc>
           <w:tcPr>
-            <w:tcW w:type="dxa" w:w="1234"/>
+            <w:tcW w:type="dxa" w:w="1337"/>
             <w:shd w:val="clear" w:fill="1B3B6F"/>
           </w:tcPr>
           <w:p>
+            <w:pPr>
+              <w:bidi/>
+              <w:jc w:val="right"/>
+            </w:pPr>
             <w:r>
               <w:rPr>
+                <w:rFonts w:ascii="Arial" w:hAnsi="Arial" w:cs="Arial"/>
                 <w:b/>
                 <w:color w:val="FFFFFF"/>
+                <w:rtl/>
               </w:rPr>
               <w:t>العنوان</w:t>
             </w:r>
@@ -3045,14 +5236,20 @@
         </w:tc>
         <w:tc>
           <w:tcPr>
-            <w:tcW w:type="dxa" w:w="1234"/>
+            <w:tcW w:type="dxa" w:w="1337"/>
             <w:shd w:val="clear" w:fill="1B3B6F"/>
           </w:tcPr>
           <w:p>
+            <w:pPr>
+              <w:bidi/>
+              <w:jc w:val="right"/>
+            </w:pPr>
             <w:r>
               <w:rPr>
+                <w:rFonts w:ascii="Arial" w:hAnsi="Arial" w:cs="Arial"/>
                 <w:b/>
                 <w:color w:val="FFFFFF"/>
+                <w:rtl/>
               </w:rPr>
               <w:t>الهاتف</w:t>
             </w:r>
@@ -3060,14 +5257,20 @@
         </w:tc>
         <w:tc>
           <w:tcPr>
-            <w:tcW w:type="dxa" w:w="1234"/>
+            <w:tcW w:type="dxa" w:w="1337"/>
             <w:shd w:val="clear" w:fill="1B3B6F"/>
           </w:tcPr>
           <w:p>
+            <w:pPr>
+              <w:bidi/>
+              <w:jc w:val="right"/>
+            </w:pPr>
             <w:r>
               <w:rPr>
+                <w:rFonts w:ascii="Arial" w:hAnsi="Arial" w:cs="Arial"/>
                 <w:b/>
                 <w:color w:val="FFFFFF"/>
+                <w:rtl/>
               </w:rPr>
               <w:t>الإيميل</w:t>
             </w:r>
@@ -3075,14 +5278,20 @@
         </w:tc>
         <w:tc>
           <w:tcPr>
-            <w:tcW w:type="dxa" w:w="1234"/>
+            <w:tcW w:type="dxa" w:w="1337"/>
             <w:shd w:val="clear" w:fill="1B3B6F"/>
           </w:tcPr>
           <w:p>
+            <w:pPr>
+              <w:bidi/>
+              <w:jc w:val="right"/>
+            </w:pPr>
             <w:r>
               <w:rPr>
+                <w:rFonts w:ascii="Arial" w:hAnsi="Arial" w:cs="Arial"/>
                 <w:b/>
                 <w:color w:val="FFFFFF"/>
+                <w:rtl/>
               </w:rPr>
               <w:t>الموقع</w:t>
             </w:r>
@@ -3090,14 +5299,20 @@
         </w:tc>
         <w:tc>
           <w:tcPr>
-            <w:tcW w:type="dxa" w:w="1234"/>
+            <w:tcW w:type="dxa" w:w="1337"/>
             <w:shd w:val="clear" w:fill="1B3B6F"/>
           </w:tcPr>
           <w:p>
+            <w:pPr>
+              <w:bidi/>
+              <w:jc w:val="right"/>
+            </w:pPr>
             <w:r>
               <w:rPr>
+                <w:rFonts w:ascii="Arial" w:hAnsi="Arial" w:cs="Arial"/>
                 <w:b/>
                 <w:color w:val="FFFFFF"/>
+                <w:rtl/>
               </w:rPr>
               <w:t>التقييم</w:t>
             </w:r>
@@ -3105,14 +5320,20 @@
         </w:tc>
         <w:tc>
           <w:tcPr>
-            <w:tcW w:type="dxa" w:w="1234"/>
+            <w:tcW w:type="dxa" w:w="1337"/>
             <w:shd w:val="clear" w:fill="1B3B6F"/>
           </w:tcPr>
           <w:p>
+            <w:pPr>
+              <w:bidi/>
+              <w:jc w:val="right"/>
+            </w:pPr>
             <w:r>
               <w:rPr>
+                <w:rFonts w:ascii="Arial" w:hAnsi="Arial" w:cs="Arial"/>
                 <w:b/>
                 <w:color w:val="FFFFFF"/>
+                <w:rtl/>
               </w:rPr>
               <w:t>مستوى التوثيق</w:t>
             </w:r>
@@ -3122,70 +5343,126 @@
       <w:tr>
         <w:tc>
           <w:tcPr>
-            <w:tcW w:type="dxa" w:w="1234"/>
+            <w:tcW w:type="dxa" w:w="1337"/>
           </w:tcPr>
           <w:p>
+            <w:pPr>
+              <w:bidi/>
+              <w:jc w:val="right"/>
+            </w:pPr>
             <w:r>
+              <w:rPr>
+                <w:rFonts w:ascii="Arial" w:hAnsi="Arial" w:cs="Arial"/>
+                <w:rtl/>
+              </w:rPr>
               <w:t>Ejmar Import BV</w:t>
             </w:r>
           </w:p>
         </w:tc>
         <w:tc>
           <w:tcPr>
-            <w:tcW w:type="dxa" w:w="1234"/>
+            <w:tcW w:type="dxa" w:w="1337"/>
           </w:tcPr>
           <w:p>
+            <w:pPr>
+              <w:bidi/>
+              <w:jc w:val="right"/>
+            </w:pPr>
             <w:r>
+              <w:rPr>
+                <w:rFonts w:ascii="Arial" w:hAnsi="Arial" w:cs="Arial"/>
+                <w:rtl/>
+              </w:rPr>
               <w:t>Barcelona (نموذج)</w:t>
             </w:r>
           </w:p>
         </w:tc>
         <w:tc>
           <w:tcPr>
-            <w:tcW w:type="dxa" w:w="1234"/>
+            <w:tcW w:type="dxa" w:w="1337"/>
           </w:tcPr>
           <w:p>
+            <w:pPr>
+              <w:bidi/>
+              <w:jc w:val="right"/>
+            </w:pPr>
             <w:r>
+              <w:rPr>
+                <w:rFonts w:ascii="Arial" w:hAnsi="Arial" w:cs="Arial"/>
+                <w:rtl/>
+              </w:rPr>
               <w:t>+34 93 000 0000</w:t>
             </w:r>
           </w:p>
         </w:tc>
         <w:tc>
           <w:tcPr>
-            <w:tcW w:type="dxa" w:w="1234"/>
+            <w:tcW w:type="dxa" w:w="1337"/>
           </w:tcPr>
           <w:p>
+            <w:pPr>
+              <w:bidi/>
+              <w:jc w:val="right"/>
+            </w:pPr>
             <w:r>
+              <w:rPr>
+                <w:rFonts w:ascii="Arial" w:hAnsi="Arial" w:cs="Arial"/>
+                <w:rtl/>
+              </w:rPr>
               <w:t>info@ejmar.example</w:t>
             </w:r>
           </w:p>
         </w:tc>
         <w:tc>
           <w:tcPr>
-            <w:tcW w:type="dxa" w:w="1234"/>
+            <w:tcW w:type="dxa" w:w="1337"/>
           </w:tcPr>
           <w:p>
+            <w:pPr>
+              <w:bidi/>
+              <w:jc w:val="right"/>
+            </w:pPr>
             <w:r>
+              <w:rPr>
+                <w:rFonts w:ascii="Arial" w:hAnsi="Arial" w:cs="Arial"/>
+                <w:rtl/>
+              </w:rPr>
               <w:t>ejmar.example</w:t>
             </w:r>
           </w:p>
         </w:tc>
         <w:tc>
           <w:tcPr>
-            <w:tcW w:type="dxa" w:w="1234"/>
+            <w:tcW w:type="dxa" w:w="1337"/>
           </w:tcPr>
           <w:p>
+            <w:pPr>
+              <w:bidi/>
+              <w:jc w:val="right"/>
+            </w:pPr>
             <w:r>
+              <w:rPr>
+                <w:rFonts w:ascii="Arial" w:hAnsi="Arial" w:cs="Arial"/>
+                <w:rtl/>
+              </w:rPr>
               <w:t>4.4 (76)</w:t>
             </w:r>
           </w:p>
         </w:tc>
         <w:tc>
           <w:tcPr>
-            <w:tcW w:type="dxa" w:w="1234"/>
+            <w:tcW w:type="dxa" w:w="1337"/>
           </w:tcPr>
           <w:p>
+            <w:pPr>
+              <w:bidi/>
+              <w:jc w:val="right"/>
+            </w:pPr>
             <w:r>
+              <w:rPr>
+                <w:rFonts w:ascii="Arial" w:hAnsi="Arial" w:cs="Arial"/>
+                <w:rtl/>
+              </w:rPr>
               <w:t>◐ مرصود عبر خرائط قوقل</w:t>
             </w:r>
           </w:p>
@@ -3194,77 +5471,133 @@
       <w:tr>
         <w:tc>
           <w:tcPr>
-            <w:tcW w:type="dxa" w:w="1234"/>
+            <w:tcW w:type="dxa" w:w="1337"/>
             <w:shd w:val="clear" w:fill="F2F2F2"/>
           </w:tcPr>
           <w:p>
+            <w:pPr>
+              <w:bidi/>
+              <w:jc w:val="right"/>
+            </w:pPr>
             <w:r>
+              <w:rPr>
+                <w:rFonts w:ascii="Arial" w:hAnsi="Arial" w:cs="Arial"/>
+                <w:rtl/>
+              </w:rPr>
               <w:t>All4Trade (مرشّح ويب)</w:t>
             </w:r>
           </w:p>
         </w:tc>
         <w:tc>
           <w:tcPr>
-            <w:tcW w:type="dxa" w:w="1234"/>
+            <w:tcW w:type="dxa" w:w="1337"/>
             <w:shd w:val="clear" w:fill="F2F2F2"/>
           </w:tcPr>
           <w:p>
+            <w:pPr>
+              <w:bidi/>
+              <w:jc w:val="right"/>
+            </w:pPr>
             <w:r>
+              <w:rPr>
+                <w:rFonts w:ascii="Arial" w:hAnsi="Arial" w:cs="Arial"/>
+                <w:rtl/>
+              </w:rPr>
               <w:t>—</w:t>
             </w:r>
           </w:p>
         </w:tc>
         <w:tc>
           <w:tcPr>
-            <w:tcW w:type="dxa" w:w="1234"/>
+            <w:tcW w:type="dxa" w:w="1337"/>
             <w:shd w:val="clear" w:fill="F2F2F2"/>
           </w:tcPr>
           <w:p>
+            <w:pPr>
+              <w:bidi/>
+              <w:jc w:val="right"/>
+            </w:pPr>
             <w:r>
+              <w:rPr>
+                <w:rFonts w:ascii="Arial" w:hAnsi="Arial" w:cs="Arial"/>
+                <w:rtl/>
+              </w:rPr>
               <w:t>—</w:t>
             </w:r>
           </w:p>
         </w:tc>
         <w:tc>
           <w:tcPr>
-            <w:tcW w:type="dxa" w:w="1234"/>
+            <w:tcW w:type="dxa" w:w="1337"/>
             <w:shd w:val="clear" w:fill="F2F2F2"/>
           </w:tcPr>
           <w:p>
+            <w:pPr>
+              <w:bidi/>
+              <w:jc w:val="right"/>
+            </w:pPr>
             <w:r>
+              <w:rPr>
+                <w:rFonts w:ascii="Arial" w:hAnsi="Arial" w:cs="Arial"/>
+                <w:rtl/>
+              </w:rPr>
               <w:t>—</w:t>
             </w:r>
           </w:p>
         </w:tc>
         <w:tc>
           <w:tcPr>
-            <w:tcW w:type="dxa" w:w="1234"/>
+            <w:tcW w:type="dxa" w:w="1337"/>
             <w:shd w:val="clear" w:fill="F2F2F2"/>
           </w:tcPr>
           <w:p>
+            <w:pPr>
+              <w:bidi/>
+              <w:jc w:val="right"/>
+            </w:pPr>
             <w:r>
+              <w:rPr>
+                <w:rFonts w:ascii="Arial" w:hAnsi="Arial" w:cs="Arial"/>
+                <w:rtl/>
+              </w:rPr>
               <w:t>—</w:t>
             </w:r>
           </w:p>
         </w:tc>
         <w:tc>
           <w:tcPr>
-            <w:tcW w:type="dxa" w:w="1234"/>
+            <w:tcW w:type="dxa" w:w="1337"/>
             <w:shd w:val="clear" w:fill="F2F2F2"/>
           </w:tcPr>
           <w:p>
+            <w:pPr>
+              <w:bidi/>
+              <w:jc w:val="right"/>
+            </w:pPr>
             <w:r>
+              <w:rPr>
+                <w:rFonts w:ascii="Arial" w:hAnsi="Arial" w:cs="Arial"/>
+                <w:rtl/>
+              </w:rPr>
               <w:t>—</w:t>
             </w:r>
           </w:p>
         </w:tc>
         <w:tc>
           <w:tcPr>
-            <w:tcW w:type="dxa" w:w="1234"/>
+            <w:tcW w:type="dxa" w:w="1337"/>
             <w:shd w:val="clear" w:fill="F2F2F2"/>
           </w:tcPr>
           <w:p>
+            <w:pPr>
+              <w:bidi/>
+              <w:jc w:val="right"/>
+            </w:pPr>
             <w:r>
+              <w:rPr>
+                <w:rFonts w:ascii="Arial" w:hAnsi="Arial" w:cs="Arial"/>
+                <w:rtl/>
+              </w:rPr>
               <w:t>○ مرشّح ويب غير موثَّق</w:t>
             </w:r>
           </w:p>
@@ -3274,8 +5607,14 @@
     <w:p>
       <w:pPr>
         <w:pStyle w:val="IntenseQuote"/>
+        <w:bidi/>
+        <w:jc w:val="right"/>
       </w:pPr>
       <w:r>
+        <w:rPr>
+          <w:rFonts w:ascii="Arial" w:hAnsi="Arial" w:cs="Arial"/>
+          <w:rtl/>
+        </w:rPr>
         <w:t>إدراج النشاط في خرائط قوقل يثبت وجوده وجهة اتصاله فقط، لا أنه يستورد التمور السعودية — التحقق التجاري خطوة تالية.</w:t>
       </w:r>
     </w:p>
@@ -3286,6 +5625,7 @@
       <w:pgMar w:top="1440" w:right="1800" w:bottom="1440" w:left="1800" w:header="720" w:footer="720" w:gutter="0"/>
       <w:cols w:space="720"/>
       <w:docGrid w:linePitch="360"/>
+      <w:bidi/>
     </w:sectPr>
   </w:body>
 </w:document>
@@ -3296,11 +5636,21 @@
   <w:p>
     <w:pPr>
       <w:pStyle w:val="Footer"/>
+      <w:bidi/>
+      <w:jc w:val="right"/>
     </w:pPr>
     <w:r>
+      <w:rPr>
+        <w:rFonts w:ascii="Arial" w:hAnsi="Arial" w:cs="Arial"/>
+        <w:rtl/>
+      </w:rPr>
       <w:t xml:space="preserve">سِلك لذكاء الأسواق — منصة تحليل أسواق التصدير السعودية — صفحة </w:t>
     </w:r>
     <w:r>
+      <w:rPr>
+        <w:rFonts w:ascii="Arial" w:hAnsi="Arial" w:cs="Arial"/>
+        <w:rtl/>
+      </w:rPr>
       <w:fldChar w:fldCharType="begin"/>
       <w:instrText xml:space="preserve">PAGE</w:instrText>
       <w:fldChar w:fldCharType="end"/>
@@ -3314,8 +5664,14 @@
   <w:p>
     <w:pPr>
       <w:pStyle w:val="Header"/>
+      <w:bidi/>
+      <w:jc w:val="right"/>
     </w:pPr>
     <w:r>
+      <w:rPr>
+        <w:rFonts w:ascii="Arial" w:hAnsi="Arial" w:cs="Arial"/>
+        <w:rtl/>
+      </w:rPr>
       <w:t>سِلك — دراسة سوق تصديرية: تمور</w:t>
     </w:r>
   </w:p>
@@ -3685,6 +6041,14 @@
     <w:name w:val="Normal"/>
     <w:qFormat/>
     <w:rsid w:val="00FC693F"/>
+    <w:pPr>
+      <w:bidi/>
+      <w:jc w:val="right"/>
+    </w:pPr>
+    <w:rPr>
+      <w:rFonts w:ascii="Arial" w:hAnsi="Arial" w:cs="Arial"/>
+      <w:rtl/>
+    </w:rPr>
   </w:style>
   <w:style w:type="paragraph" w:styleId="Header">
     <w:name w:val="header"/>
@@ -3699,7 +6063,13 @@
         <w:tab w:val="right" w:pos="9360"/>
       </w:tabs>
       <w:spacing w:after="0" w:line="240" w:lineRule="auto"/>
+      <w:bidi/>
+      <w:jc w:val="right"/>
     </w:pPr>
+    <w:rPr>
+      <w:rFonts w:ascii="Arial" w:hAnsi="Arial" w:cs="Arial"/>
+      <w:rtl/>
+    </w:rPr>
   </w:style>
   <w:style w:type="character" w:customStyle="1" w:styleId="HeaderChar">
     <w:name w:val="Header Char"/>
@@ -3721,7 +6091,13 @@
         <w:tab w:val="right" w:pos="9360"/>
       </w:tabs>
       <w:spacing w:after="0" w:line="240" w:lineRule="auto"/>
+      <w:bidi/>
+      <w:jc w:val="right"/>
     </w:pPr>
+    <w:rPr>
+      <w:rFonts w:ascii="Arial" w:hAnsi="Arial" w:cs="Arial"/>
+      <w:rtl/>
+    </w:rPr>
   </w:style>
   <w:style w:type="character" w:customStyle="1" w:styleId="FooterChar">
     <w:name w:val="Footer Char"/>
@@ -3743,14 +6119,17 @@
       <w:keepLines/>
       <w:spacing w:before="480" w:after="0"/>
       <w:outlineLvl w:val="0"/>
+      <w:bidi/>
+      <w:jc w:val="right"/>
     </w:pPr>
     <w:rPr>
-      <w:rFonts w:asciiTheme="majorHAnsi" w:eastAsiaTheme="majorEastAsia" w:hAnsiTheme="majorHAnsi" w:cstheme="majorBidi"/>
+      <w:rFonts w:asciiTheme="majorHAnsi" w:eastAsiaTheme="majorEastAsia" w:hAnsiTheme="majorHAnsi" w:cstheme="majorBidi" w:ascii="Arial" w:hAnsi="Arial" w:cs="Arial"/>
       <w:b/>
       <w:bCs/>
       <w:color w:val="365F91" w:themeColor="accent1" w:themeShade="BF"/>
       <w:sz w:val="28"/>
       <w:szCs w:val="28"/>
+      <w:rtl/>
     </w:rPr>
   </w:style>
   <w:style w:type="paragraph" w:styleId="Heading2">
@@ -3767,14 +6146,17 @@
       <w:keepLines/>
       <w:spacing w:before="200" w:after="0"/>
       <w:outlineLvl w:val="1"/>
+      <w:bidi/>
+      <w:jc w:val="right"/>
     </w:pPr>
     <w:rPr>
-      <w:rFonts w:asciiTheme="majorHAnsi" w:eastAsiaTheme="majorEastAsia" w:hAnsiTheme="majorHAnsi" w:cstheme="majorBidi"/>
+      <w:rFonts w:asciiTheme="majorHAnsi" w:eastAsiaTheme="majorEastAsia" w:hAnsiTheme="majorHAnsi" w:cstheme="majorBidi" w:ascii="Arial" w:hAnsi="Arial" w:cs="Arial"/>
       <w:b/>
       <w:bCs/>
       <w:color w:val="4F81BD" w:themeColor="accent1"/>
       <w:sz w:val="26"/>
       <w:szCs w:val="26"/>
+      <w:rtl/>
     </w:rPr>
   </w:style>
   <w:style w:type="paragraph" w:styleId="Heading3">
@@ -3791,12 +6173,15 @@
       <w:keepLines/>
       <w:spacing w:before="200" w:after="0"/>
       <w:outlineLvl w:val="2"/>
+      <w:bidi/>
+      <w:jc w:val="right"/>
     </w:pPr>
     <w:rPr>
-      <w:rFonts w:asciiTheme="majorHAnsi" w:eastAsiaTheme="majorEastAsia" w:hAnsiTheme="majorHAnsi" w:cstheme="majorBidi"/>
+      <w:rFonts w:asciiTheme="majorHAnsi" w:eastAsiaTheme="majorEastAsia" w:hAnsiTheme="majorHAnsi" w:cstheme="majorBidi" w:ascii="Arial" w:hAnsi="Arial" w:cs="Arial"/>
       <w:b/>
       <w:bCs/>
       <w:color w:val="4F81BD" w:themeColor="accent1"/>
+      <w:rtl/>
     </w:rPr>
   </w:style>
   <w:style w:type="paragraph" w:styleId="Heading4">
@@ -3814,14 +6199,17 @@
       <w:keepLines/>
       <w:spacing w:before="200" w:after="0"/>
       <w:outlineLvl w:val="3"/>
+      <w:bidi/>
+      <w:jc w:val="right"/>
     </w:pPr>
     <w:rPr>
-      <w:rFonts w:asciiTheme="majorHAnsi" w:eastAsiaTheme="majorEastAsia" w:hAnsiTheme="majorHAnsi" w:cstheme="majorBidi"/>
+      <w:rFonts w:asciiTheme="majorHAnsi" w:eastAsiaTheme="majorEastAsia" w:hAnsiTheme="majorHAnsi" w:cstheme="majorBidi" w:ascii="Arial" w:hAnsi="Arial" w:cs="Arial"/>
       <w:b/>
       <w:bCs/>
       <w:i/>
       <w:iCs/>
       <w:color w:val="4F81BD" w:themeColor="accent1"/>
+      <w:rtl/>
     </w:rPr>
   </w:style>
   <w:style w:type="paragraph" w:styleId="Heading5">
@@ -3839,10 +6227,13 @@
       <w:keepLines/>
       <w:spacing w:before="200" w:after="0"/>
       <w:outlineLvl w:val="4"/>
+      <w:bidi/>
+      <w:jc w:val="right"/>
     </w:pPr>
     <w:rPr>
-      <w:rFonts w:asciiTheme="majorHAnsi" w:eastAsiaTheme="majorEastAsia" w:hAnsiTheme="majorHAnsi" w:cstheme="majorBidi"/>
+      <w:rFonts w:asciiTheme="majorHAnsi" w:eastAsiaTheme="majorEastAsia" w:hAnsiTheme="majorHAnsi" w:cstheme="majorBidi" w:ascii="Arial" w:hAnsi="Arial" w:cs="Arial"/>
       <w:color w:val="243F60" w:themeColor="accent1" w:themeShade="7F"/>
+      <w:rtl/>
     </w:rPr>
   </w:style>
   <w:style w:type="paragraph" w:styleId="Heading6">
@@ -3860,12 +6251,15 @@
       <w:keepLines/>
       <w:spacing w:before="200" w:after="0"/>
       <w:outlineLvl w:val="5"/>
+      <w:bidi/>
+      <w:jc w:val="right"/>
     </w:pPr>
     <w:rPr>
-      <w:rFonts w:asciiTheme="majorHAnsi" w:eastAsiaTheme="majorEastAsia" w:hAnsiTheme="majorHAnsi" w:cstheme="majorBidi"/>
+      <w:rFonts w:asciiTheme="majorHAnsi" w:eastAsiaTheme="majorEastAsia" w:hAnsiTheme="majorHAnsi" w:cstheme="majorBidi" w:ascii="Arial" w:hAnsi="Arial" w:cs="Arial"/>
       <w:i/>
       <w:iCs/>
       <w:color w:val="243F60" w:themeColor="accent1" w:themeShade="7F"/>
+      <w:rtl/>
     </w:rPr>
   </w:style>
   <w:style w:type="paragraph" w:styleId="Heading7">
@@ -3883,12 +6277,15 @@
       <w:keepLines/>
       <w:spacing w:before="200" w:after="0"/>
       <w:outlineLvl w:val="6"/>
+      <w:bidi/>
+      <w:jc w:val="right"/>
     </w:pPr>
     <w:rPr>
-      <w:rFonts w:asciiTheme="majorHAnsi" w:eastAsiaTheme="majorEastAsia" w:hAnsiTheme="majorHAnsi" w:cstheme="majorBidi"/>
+      <w:rFonts w:asciiTheme="majorHAnsi" w:eastAsiaTheme="majorEastAsia" w:hAnsiTheme="majorHAnsi" w:cstheme="majorBidi" w:ascii="Arial" w:hAnsi="Arial" w:cs="Arial"/>
       <w:i/>
       <w:iCs/>
       <w:color w:val="404040" w:themeColor="text1" w:themeTint="BF"/>
+      <w:rtl/>
     </w:rPr>
   </w:style>
   <w:style w:type="paragraph" w:styleId="Heading8">
@@ -3906,12 +6303,15 @@
       <w:keepLines/>
       <w:spacing w:before="200" w:after="0"/>
       <w:outlineLvl w:val="7"/>
+      <w:bidi/>
+      <w:jc w:val="right"/>
     </w:pPr>
     <w:rPr>
-      <w:rFonts w:asciiTheme="majorHAnsi" w:eastAsiaTheme="majorEastAsia" w:hAnsiTheme="majorHAnsi" w:cstheme="majorBidi"/>
+      <w:rFonts w:asciiTheme="majorHAnsi" w:eastAsiaTheme="majorEastAsia" w:hAnsiTheme="majorHAnsi" w:cstheme="majorBidi" w:ascii="Arial" w:hAnsi="Arial" w:cs="Arial"/>
       <w:color w:val="4F81BD" w:themeColor="accent1"/>
       <w:sz w:val="20"/>
       <w:szCs w:val="20"/>
+      <w:rtl/>
     </w:rPr>
   </w:style>
   <w:style w:type="paragraph" w:styleId="Heading9">
@@ -3929,14 +6329,17 @@
       <w:keepLines/>
       <w:spacing w:before="200" w:after="0"/>
       <w:outlineLvl w:val="8"/>
+      <w:bidi/>
+      <w:jc w:val="right"/>
     </w:pPr>
     <w:rPr>
-      <w:rFonts w:asciiTheme="majorHAnsi" w:eastAsiaTheme="majorEastAsia" w:hAnsiTheme="majorHAnsi" w:cstheme="majorBidi"/>
+      <w:rFonts w:asciiTheme="majorHAnsi" w:eastAsiaTheme="majorEastAsia" w:hAnsiTheme="majorHAnsi" w:cstheme="majorBidi" w:ascii="Arial" w:hAnsi="Arial" w:cs="Arial"/>
       <w:i/>
       <w:iCs/>
       <w:color w:val="404040" w:themeColor="text1" w:themeTint="BF"/>
       <w:sz w:val="20"/>
       <w:szCs w:val="20"/>
+      <w:rtl/>
     </w:rPr>
   </w:style>
   <w:style w:type="character" w:default="1" w:styleId="DefaultParagraphFont">
@@ -3973,7 +6376,13 @@
     <w:rsid w:val="00FC693F"/>
     <w:pPr>
       <w:spacing w:after="0" w:line="240" w:lineRule="auto"/>
+      <w:bidi/>
+      <w:jc w:val="right"/>
     </w:pPr>
+    <w:rPr>
+      <w:rFonts w:ascii="Arial" w:hAnsi="Arial" w:cs="Arial"/>
+      <w:rtl/>
+    </w:rPr>
   </w:style>
   <w:style w:type="character" w:customStyle="1" w:styleId="Heading1Char">
     <w:name w:val="Heading 1 Char"/>
@@ -4032,14 +6441,17 @@
       </w:pBdr>
       <w:spacing w:after="300" w:line="240" w:lineRule="auto"/>
       <w:contextualSpacing/>
+      <w:bidi/>
+      <w:jc w:val="right"/>
     </w:pPr>
     <w:rPr>
-      <w:rFonts w:asciiTheme="majorHAnsi" w:eastAsiaTheme="majorEastAsia" w:hAnsiTheme="majorHAnsi" w:cstheme="majorBidi"/>
+      <w:rFonts w:asciiTheme="majorHAnsi" w:eastAsiaTheme="majorEastAsia" w:hAnsiTheme="majorHAnsi" w:cstheme="majorBidi" w:ascii="Arial" w:hAnsi="Arial" w:cs="Arial"/>
       <w:color w:val="17365D" w:themeColor="text2" w:themeShade="BF"/>
       <w:spacing w:val="5"/>
       <w:kern w:val="28"/>
       <w:sz w:val="52"/>
       <w:szCs w:val="52"/>
+      <w:rtl/>
     </w:rPr>
   </w:style>
   <w:style w:type="character" w:customStyle="1" w:styleId="TitleChar">
@@ -4069,15 +6481,18 @@
       <w:numPr>
         <w:ilvl w:val="1"/>
       </w:numPr>
+      <w:bidi/>
+      <w:jc w:val="right"/>
     </w:pPr>
     <w:rPr>
-      <w:rFonts w:asciiTheme="majorHAnsi" w:eastAsiaTheme="majorEastAsia" w:hAnsiTheme="majorHAnsi" w:cstheme="majorBidi"/>
+      <w:rFonts w:asciiTheme="majorHAnsi" w:eastAsiaTheme="majorEastAsia" w:hAnsiTheme="majorHAnsi" w:cstheme="majorBidi" w:ascii="Arial" w:hAnsi="Arial" w:cs="Arial"/>
       <w:i/>
       <w:iCs/>
       <w:color w:val="4F81BD" w:themeColor="accent1"/>
       <w:spacing w:val="15"/>
       <w:sz w:val="24"/>
       <w:szCs w:val="24"/>
+      <w:rtl/>
     </w:rPr>
   </w:style>
   <w:style w:type="character" w:customStyle="1" w:styleId="SubtitleChar">
@@ -4105,7 +6520,13 @@
     <w:pPr>
       <w:ind w:left="720"/>
       <w:contextualSpacing/>
+      <w:bidi/>
+      <w:jc w:val="right"/>
     </w:pPr>
+    <w:rPr>
+      <w:rFonts w:ascii="Arial" w:hAnsi="Arial" w:cs="Arial"/>
+      <w:rtl/>
+    </w:rPr>
   </w:style>
   <w:style w:type="paragraph" w:styleId="BodyText">
     <w:name w:val="Body Text"/>
@@ -4116,7 +6537,13 @@
     <w:rsid w:val="00AA1D8D"/>
     <w:pPr>
       <w:spacing w:after="120"/>
+      <w:bidi/>
+      <w:jc w:val="right"/>
     </w:pPr>
+    <w:rPr>
+      <w:rFonts w:ascii="Arial" w:hAnsi="Arial" w:cs="Arial"/>
+      <w:rtl/>
+    </w:rPr>
   </w:style>
   <w:style w:type="character" w:customStyle="1" w:styleId="BodyTextChar">
     <w:name w:val="Body Text Char"/>
@@ -4134,7 +6561,13 @@
     <w:rsid w:val="00AA1D8D"/>
     <w:pPr>
       <w:spacing w:after="120" w:line="480" w:lineRule="auto"/>
+      <w:bidi/>
+      <w:jc w:val="right"/>
     </w:pPr>
+    <w:rPr>
+      <w:rFonts w:ascii="Arial" w:hAnsi="Arial" w:cs="Arial"/>
+      <w:rtl/>
+    </w:rPr>
   </w:style>
   <w:style w:type="character" w:customStyle="1" w:styleId="BodyText2Char">
     <w:name w:val="Body Text 2 Char"/>
@@ -4152,10 +6585,14 @@
     <w:rsid w:val="00AA1D8D"/>
     <w:pPr>
       <w:spacing w:after="120"/>
+      <w:bidi/>
+      <w:jc w:val="right"/>
     </w:pPr>
     <w:rPr>
+      <w:rFonts w:ascii="Arial" w:hAnsi="Arial" w:cs="Arial"/>
       <w:sz w:val="16"/>
       <w:szCs w:val="16"/>
+      <w:rtl/>
     </w:rPr>
   </w:style>
   <w:style w:type="character" w:customStyle="1" w:styleId="BodyText3Char">
@@ -4178,7 +6615,13 @@
     <w:pPr>
       <w:ind w:left="360" w:hanging="360"/>
       <w:contextualSpacing/>
+      <w:bidi/>
+      <w:jc w:val="right"/>
     </w:pPr>
+    <w:rPr>
+      <w:rFonts w:ascii="Arial" w:hAnsi="Arial" w:cs="Arial"/>
+      <w:rtl/>
+    </w:rPr>
   </w:style>
   <w:style w:type="paragraph" w:styleId="List2">
     <w:name w:val="List 2"/>
@@ -4189,7 +6632,13 @@
     <w:pPr>
       <w:ind w:left="720" w:hanging="360"/>
       <w:contextualSpacing/>
+      <w:bidi/>
+      <w:jc w:val="right"/>
     </w:pPr>
+    <w:rPr>
+      <w:rFonts w:ascii="Arial" w:hAnsi="Arial" w:cs="Arial"/>
+      <w:rtl/>
+    </w:rPr>
   </w:style>
   <w:style w:type="paragraph" w:styleId="List3">
     <w:name w:val="List 3"/>
@@ -4200,7 +6649,13 @@
     <w:pPr>
       <w:ind w:left="1080" w:hanging="360"/>
       <w:contextualSpacing/>
+      <w:bidi/>
+      <w:jc w:val="right"/>
     </w:pPr>
+    <w:rPr>
+      <w:rFonts w:ascii="Arial" w:hAnsi="Arial" w:cs="Arial"/>
+      <w:rtl/>
+    </w:rPr>
   </w:style>
   <w:style w:type="paragraph" w:styleId="ListBullet">
     <w:name w:val="List Bullet"/>
@@ -4213,7 +6668,13 @@
         <w:numId w:val="1"/>
       </w:numPr>
       <w:contextualSpacing/>
+      <w:bidi/>
+      <w:jc w:val="right"/>
     </w:pPr>
+    <w:rPr>
+      <w:rFonts w:ascii="Arial" w:hAnsi="Arial" w:cs="Arial"/>
+      <w:rtl/>
+    </w:rPr>
   </w:style>
   <w:style w:type="paragraph" w:styleId="ListBullet2">
     <w:name w:val="List Bullet 2"/>
@@ -4226,7 +6687,13 @@
         <w:numId w:val="2"/>
       </w:numPr>
       <w:contextualSpacing/>
+      <w:bidi/>
+      <w:jc w:val="right"/>
     </w:pPr>
+    <w:rPr>
+      <w:rFonts w:ascii="Arial" w:hAnsi="Arial" w:cs="Arial"/>
+      <w:rtl/>
+    </w:rPr>
   </w:style>
   <w:style w:type="paragraph" w:styleId="ListBullet3">
     <w:name w:val="List Bullet 3"/>
@@ -4239,7 +6706,13 @@
         <w:numId w:val="3"/>
       </w:numPr>
       <w:contextualSpacing/>
+      <w:bidi/>
+      <w:jc w:val="right"/>
     </w:pPr>
+    <w:rPr>
+      <w:rFonts w:ascii="Arial" w:hAnsi="Arial" w:cs="Arial"/>
+      <w:rtl/>
+    </w:rPr>
   </w:style>
   <w:style w:type="paragraph" w:styleId="ListNumber">
     <w:name w:val="List Number"/>
@@ -4252,7 +6725,13 @@
         <w:numId w:val="5"/>
       </w:numPr>
       <w:contextualSpacing/>
+      <w:bidi/>
+      <w:jc w:val="right"/>
     </w:pPr>
+    <w:rPr>
+      <w:rFonts w:ascii="Arial" w:hAnsi="Arial" w:cs="Arial"/>
+      <w:rtl/>
+    </w:rPr>
   </w:style>
   <w:style w:type="paragraph" w:styleId="ListNumber2">
     <w:name w:val="List Number 2"/>
@@ -4265,7 +6744,13 @@
         <w:numId w:val="6"/>
       </w:numPr>
       <w:contextualSpacing/>
+      <w:bidi/>
+      <w:jc w:val="right"/>
     </w:pPr>
+    <w:rPr>
+      <w:rFonts w:ascii="Arial" w:hAnsi="Arial" w:cs="Arial"/>
+      <w:rtl/>
+    </w:rPr>
   </w:style>
   <w:style w:type="paragraph" w:styleId="ListNumber3">
     <w:name w:val="List Number 3"/>
@@ -4278,7 +6763,13 @@
         <w:numId w:val="7"/>
       </w:numPr>
       <w:contextualSpacing/>
+      <w:bidi/>
+      <w:jc w:val="right"/>
     </w:pPr>
+    <w:rPr>
+      <w:rFonts w:ascii="Arial" w:hAnsi="Arial" w:cs="Arial"/>
+      <w:rtl/>
+    </w:rPr>
   </w:style>
   <w:style w:type="paragraph" w:styleId="ListContinue">
     <w:name w:val="List Continue"/>
@@ -4290,7 +6781,13 @@
       <w:spacing w:after="120"/>
       <w:ind w:left="360"/>
       <w:contextualSpacing/>
+      <w:bidi/>
+      <w:jc w:val="right"/>
     </w:pPr>
+    <w:rPr>
+      <w:rFonts w:ascii="Arial" w:hAnsi="Arial" w:cs="Arial"/>
+      <w:rtl/>
+    </w:rPr>
   </w:style>
   <w:style w:type="paragraph" w:styleId="ListContinue2">
     <w:name w:val="List Continue 2"/>
@@ -4302,7 +6799,13 @@
       <w:spacing w:after="120"/>
       <w:ind w:left="720"/>
       <w:contextualSpacing/>
+      <w:bidi/>
+      <w:jc w:val="right"/>
     </w:pPr>
+    <w:rPr>
+      <w:rFonts w:ascii="Arial" w:hAnsi="Arial" w:cs="Arial"/>
+      <w:rtl/>
+    </w:rPr>
   </w:style>
   <w:style w:type="paragraph" w:styleId="ListContinue3">
     <w:name w:val="List Continue 3"/>
@@ -4314,7 +6817,13 @@
       <w:spacing w:after="120"/>
       <w:ind w:left="1080"/>
       <w:contextualSpacing/>
+      <w:bidi/>
+      <w:jc w:val="right"/>
     </w:pPr>
+    <w:rPr>
+      <w:rFonts w:ascii="Arial" w:hAnsi="Arial" w:cs="Arial"/>
+      <w:rtl/>
+    </w:rPr>
   </w:style>
   <w:style w:type="paragraph" w:styleId="MacroText">
     <w:name w:val="macro"/>
@@ -4332,11 +6841,14 @@
         <w:tab w:val="left" w:pos="3456"/>
         <w:tab w:val="left" w:pos="4032"/>
       </w:tabs>
+      <w:bidi/>
+      <w:jc w:val="right"/>
     </w:pPr>
     <w:rPr>
-      <w:rFonts w:ascii="Courier" w:hAnsi="Courier"/>
+      <w:rFonts w:ascii="Arial" w:hAnsi="Arial" w:cs="Arial"/>
       <w:sz w:val="20"/>
       <w:szCs w:val="20"/>
+      <w:rtl/>
     </w:rPr>
   </w:style>
   <w:style w:type="character" w:customStyle="1" w:styleId="MacroTextChar">
@@ -4359,10 +6871,16 @@
     <w:uiPriority w:val="29"/>
     <w:qFormat/>
     <w:rsid w:val="00FC693F"/>
+    <w:pPr>
+      <w:bidi/>
+      <w:jc w:val="right"/>
+    </w:pPr>
     <w:rPr>
+      <w:rFonts w:ascii="Arial" w:hAnsi="Arial" w:cs="Arial"/>
       <w:i/>
       <w:iCs/>
       <w:color w:val="000000" w:themeColor="text1"/>
+      <w:rtl/>
     </w:rPr>
   </w:style>
   <w:style w:type="character" w:customStyle="1" w:styleId="QuoteChar">
@@ -4474,13 +6992,17 @@
     <w:rsid w:val="00FC693F"/>
     <w:pPr>
       <w:spacing w:line="240" w:lineRule="auto"/>
+      <w:bidi/>
+      <w:jc w:val="right"/>
     </w:pPr>
     <w:rPr>
+      <w:rFonts w:ascii="Arial" w:hAnsi="Arial" w:cs="Arial"/>
       <w:b/>
       <w:bCs/>
       <w:color w:val="4F81BD" w:themeColor="accent1"/>
       <w:sz w:val="18"/>
       <w:szCs w:val="18"/>
+      <w:rtl/>
     </w:rPr>
   </w:style>
   <w:style w:type="character" w:styleId="Strong">
@@ -4519,13 +7041,17 @@
       </w:pBdr>
       <w:spacing w:before="200" w:after="280"/>
       <w:ind w:left="936" w:right="936"/>
+      <w:bidi/>
+      <w:jc w:val="right"/>
     </w:pPr>
     <w:rPr>
+      <w:rFonts w:ascii="Arial" w:hAnsi="Arial" w:cs="Arial"/>
       <w:b/>
       <w:bCs/>
       <w:i/>
       <w:iCs/>
       <w:color w:val="4F81BD" w:themeColor="accent1"/>
+      <w:rtl/>
     </w:rPr>
   </w:style>
   <w:style w:type="character" w:customStyle="1" w:styleId="IntenseQuoteChar">
@@ -4619,7 +7145,13 @@
     <w:rsid w:val="00FC693F"/>
     <w:pPr>
       <w:outlineLvl w:val="9"/>
+      <w:bidi/>
+      <w:jc w:val="right"/>
     </w:pPr>
+    <w:rPr>
+      <w:rFonts w:ascii="Arial" w:hAnsi="Arial" w:cs="Arial"/>
+      <w:rtl/>
+    </w:rPr>
   </w:style>
   <w:style w:type="table" w:styleId="TableGrid">
     <w:name w:val="Table Grid"/>

--- a/samples/client_report_latest.docx
+++ b/samples/client_report_latest.docx
@@ -5,7 +5,7 @@
     <w:p>
       <w:pPr>
         <w:bidi/>
-        <w:jc w:val="right"/>
+        <w:jc w:val="start"/>
       </w:pPr>
       <w:r>
         <w:rPr>
@@ -23,7 +23,7 @@
       <w:pPr>
         <w:pStyle w:val="Title"/>
         <w:bidi/>
-        <w:jc w:val="right"/>
+        <w:jc w:val="start"/>
       </w:pPr>
       <w:r>
         <w:rPr>
@@ -37,7 +37,7 @@
       <w:pPr>
         <w:pStyle w:val="IntenseQuote"/>
         <w:bidi/>
-        <w:jc w:val="right"/>
+        <w:jc w:val="start"/>
       </w:pPr>
       <w:r>
         <w:rPr>
@@ -50,7 +50,7 @@
     <w:p>
       <w:pPr>
         <w:bidi/>
-        <w:jc w:val="right"/>
+        <w:jc w:val="start"/>
       </w:pPr>
       <w:r>
         <w:rPr>
@@ -63,7 +63,7 @@
     <w:p>
       <w:pPr>
         <w:bidi/>
-        <w:jc w:val="right"/>
+        <w:jc w:val="start"/>
       </w:pPr>
       <w:r>
         <w:rPr>
@@ -99,7 +99,7 @@
           <w:p>
             <w:pPr>
               <w:bidi/>
-              <w:jc w:val="right"/>
+              <w:jc w:val="start"/>
             </w:pPr>
             <w:r>
               <w:rPr>
@@ -120,7 +120,7 @@
           <w:p>
             <w:pPr>
               <w:bidi/>
-              <w:jc w:val="right"/>
+              <w:jc w:val="start"/>
             </w:pPr>
             <w:r>
               <w:rPr>
@@ -142,7 +142,7 @@
           <w:p>
             <w:pPr>
               <w:bidi/>
-              <w:jc w:val="right"/>
+              <w:jc w:val="start"/>
             </w:pPr>
             <w:r>
               <w:rPr>
@@ -160,7 +160,7 @@
           <w:p>
             <w:pPr>
               <w:bidi/>
-              <w:jc w:val="right"/>
+              <w:jc w:val="start"/>
             </w:pPr>
             <w:r>
               <w:rPr>
@@ -181,7 +181,7 @@
           <w:p>
             <w:pPr>
               <w:bidi/>
-              <w:jc w:val="right"/>
+              <w:jc w:val="start"/>
             </w:pPr>
             <w:r>
               <w:rPr>
@@ -200,7 +200,7 @@
           <w:p>
             <w:pPr>
               <w:bidi/>
-              <w:jc w:val="right"/>
+              <w:jc w:val="start"/>
             </w:pPr>
             <w:r>
               <w:rPr>
@@ -220,7 +220,7 @@
           <w:p>
             <w:pPr>
               <w:bidi/>
-              <w:jc w:val="right"/>
+              <w:jc w:val="start"/>
             </w:pPr>
             <w:r>
               <w:rPr>
@@ -238,7 +238,7 @@
           <w:p>
             <w:pPr>
               <w:bidi/>
-              <w:jc w:val="right"/>
+              <w:jc w:val="start"/>
             </w:pPr>
             <w:r>
               <w:rPr>
@@ -259,7 +259,7 @@
           <w:p>
             <w:pPr>
               <w:bidi/>
-              <w:jc w:val="right"/>
+              <w:jc w:val="start"/>
             </w:pPr>
             <w:r>
               <w:rPr>
@@ -278,7 +278,7 @@
           <w:p>
             <w:pPr>
               <w:bidi/>
-              <w:jc w:val="right"/>
+              <w:jc w:val="start"/>
             </w:pPr>
             <w:r>
               <w:rPr>
@@ -298,7 +298,7 @@
           <w:p>
             <w:pPr>
               <w:bidi/>
-              <w:jc w:val="right"/>
+              <w:jc w:val="start"/>
             </w:pPr>
             <w:r>
               <w:rPr>
@@ -316,7 +316,7 @@
           <w:p>
             <w:pPr>
               <w:bidi/>
-              <w:jc w:val="right"/>
+              <w:jc w:val="start"/>
             </w:pPr>
             <w:r>
               <w:rPr>
@@ -333,7 +333,7 @@
       <w:pPr>
         <w:pStyle w:val="Heading1"/>
         <w:bidi/>
-        <w:jc w:val="right"/>
+        <w:jc w:val="start"/>
       </w:pPr>
       <w:r>
         <w:rPr>
@@ -346,7 +346,7 @@
     <w:p>
       <w:pPr>
         <w:bidi/>
-        <w:jc w:val="right"/>
+        <w:jc w:val="start"/>
       </w:pPr>
       <w:r>
         <w:rPr>
@@ -359,7 +359,7 @@
     <w:p>
       <w:pPr>
         <w:bidi/>
-        <w:jc w:val="right"/>
+        <w:jc w:val="start"/>
       </w:pPr>
       <w:r>
         <w:rPr>
@@ -372,7 +372,7 @@
     <w:p>
       <w:pPr>
         <w:bidi/>
-        <w:jc w:val="right"/>
+        <w:jc w:val="start"/>
       </w:pPr>
       <w:r>
         <w:rPr>
@@ -385,7 +385,7 @@
     <w:p>
       <w:pPr>
         <w:bidi/>
-        <w:jc w:val="right"/>
+        <w:jc w:val="start"/>
       </w:pPr>
       <w:r>
         <w:rPr>
@@ -398,7 +398,7 @@
     <w:p>
       <w:pPr>
         <w:bidi/>
-        <w:jc w:val="right"/>
+        <w:jc w:val="start"/>
       </w:pPr>
       <w:r>
         <w:rPr>
@@ -411,7 +411,7 @@
     <w:p>
       <w:pPr>
         <w:bidi/>
-        <w:jc w:val="right"/>
+        <w:jc w:val="start"/>
       </w:pPr>
       <w:r>
         <w:rPr>
@@ -424,7 +424,7 @@
     <w:p>
       <w:pPr>
         <w:bidi/>
-        <w:jc w:val="right"/>
+        <w:jc w:val="start"/>
       </w:pPr>
       <w:r>
         <w:rPr>
@@ -437,7 +437,7 @@
     <w:p>
       <w:pPr>
         <w:bidi/>
-        <w:jc w:val="right"/>
+        <w:jc w:val="start"/>
       </w:pPr>
       <w:r>
         <w:rPr>
@@ -450,7 +450,7 @@
     <w:p>
       <w:pPr>
         <w:bidi/>
-        <w:jc w:val="right"/>
+        <w:jc w:val="start"/>
       </w:pPr>
       <w:r>
         <w:rPr>
@@ -463,7 +463,7 @@
     <w:p>
       <w:pPr>
         <w:bidi/>
-        <w:jc w:val="right"/>
+        <w:jc w:val="start"/>
       </w:pPr>
       <w:r>
         <w:rPr>
@@ -477,7 +477,7 @@
     <w:p>
       <w:pPr>
         <w:bidi/>
-        <w:jc w:val="right"/>
+        <w:jc w:val="start"/>
       </w:pPr>
       <w:r>
         <w:rPr>
@@ -490,7 +490,7 @@
     <w:p>
       <w:pPr>
         <w:bidi/>
-        <w:jc w:val="right"/>
+        <w:jc w:val="start"/>
       </w:pPr>
       <w:r>
         <w:rPr>
@@ -503,7 +503,7 @@
     <w:p>
       <w:pPr>
         <w:bidi/>
-        <w:jc w:val="right"/>
+        <w:jc w:val="start"/>
       </w:pPr>
       <w:r>
         <w:rPr>
@@ -516,7 +516,7 @@
     <w:p>
       <w:pPr>
         <w:bidi/>
-        <w:jc w:val="right"/>
+        <w:jc w:val="start"/>
       </w:pPr>
       <w:r>
         <w:rPr>
@@ -529,7 +529,7 @@
     <w:p>
       <w:pPr>
         <w:bidi/>
-        <w:jc w:val="right"/>
+        <w:jc w:val="start"/>
       </w:pPr>
       <w:r>
         <w:rPr>
@@ -560,7 +560,7 @@
           <w:p>
             <w:pPr>
               <w:bidi/>
-              <w:jc w:val="right"/>
+              <w:jc w:val="start"/>
             </w:pPr>
             <w:r>
               <w:rPr>
@@ -581,7 +581,7 @@
           <w:p>
             <w:pPr>
               <w:bidi/>
-              <w:jc w:val="right"/>
+              <w:jc w:val="start"/>
             </w:pPr>
             <w:r>
               <w:rPr>
@@ -603,7 +603,7 @@
           <w:p>
             <w:pPr>
               <w:bidi/>
-              <w:jc w:val="right"/>
+              <w:jc w:val="start"/>
             </w:pPr>
             <w:r>
               <w:rPr>
@@ -621,7 +621,7 @@
           <w:p>
             <w:pPr>
               <w:bidi/>
-              <w:jc w:val="right"/>
+              <w:jc w:val="start"/>
             </w:pPr>
             <w:r>
               <w:rPr>
@@ -642,7 +642,7 @@
           <w:p>
             <w:pPr>
               <w:bidi/>
-              <w:jc w:val="right"/>
+              <w:jc w:val="start"/>
             </w:pPr>
             <w:r>
               <w:rPr>
@@ -661,7 +661,7 @@
           <w:p>
             <w:pPr>
               <w:bidi/>
-              <w:jc w:val="right"/>
+              <w:jc w:val="start"/>
             </w:pPr>
             <w:r>
               <w:rPr>
@@ -678,7 +678,7 @@
       <w:pPr>
         <w:pStyle w:val="Heading1"/>
         <w:bidi/>
-        <w:jc w:val="right"/>
+        <w:jc w:val="start"/>
       </w:pPr>
       <w:r>
         <w:rPr>
@@ -691,7 +691,7 @@
     <w:p>
       <w:pPr>
         <w:bidi/>
-        <w:jc w:val="right"/>
+        <w:jc w:val="start"/>
       </w:pPr>
       <w:r>
         <w:rPr>
@@ -704,7 +704,7 @@
     <w:p>
       <w:pPr>
         <w:bidi/>
-        <w:jc w:val="right"/>
+        <w:jc w:val="start"/>
       </w:pPr>
       <w:r>
         <w:rPr>
@@ -717,7 +717,7 @@
     <w:p>
       <w:pPr>
         <w:bidi/>
-        <w:jc w:val="right"/>
+        <w:jc w:val="start"/>
       </w:pPr>
       <w:r>
         <w:rPr>
@@ -730,7 +730,7 @@
     <w:p>
       <w:pPr>
         <w:bidi/>
-        <w:jc w:val="right"/>
+        <w:jc w:val="start"/>
       </w:pPr>
       <w:r>
         <w:rPr>
@@ -763,7 +763,7 @@
           <w:p>
             <w:pPr>
               <w:bidi/>
-              <w:jc w:val="right"/>
+              <w:jc w:val="start"/>
             </w:pPr>
             <w:r>
               <w:rPr>
@@ -784,7 +784,7 @@
           <w:p>
             <w:pPr>
               <w:bidi/>
-              <w:jc w:val="right"/>
+              <w:jc w:val="start"/>
             </w:pPr>
             <w:r>
               <w:rPr>
@@ -805,7 +805,7 @@
           <w:p>
             <w:pPr>
               <w:bidi/>
-              <w:jc w:val="right"/>
+              <w:jc w:val="start"/>
             </w:pPr>
             <w:r>
               <w:rPr>
@@ -826,7 +826,7 @@
           <w:p>
             <w:pPr>
               <w:bidi/>
-              <w:jc w:val="right"/>
+              <w:jc w:val="start"/>
             </w:pPr>
             <w:r>
               <w:rPr>
@@ -848,7 +848,7 @@
           <w:p>
             <w:pPr>
               <w:bidi/>
-              <w:jc w:val="right"/>
+              <w:jc w:val="start"/>
             </w:pPr>
             <w:r>
               <w:rPr>
@@ -866,7 +866,7 @@
           <w:p>
             <w:pPr>
               <w:bidi/>
-              <w:jc w:val="right"/>
+              <w:jc w:val="start"/>
             </w:pPr>
             <w:r>
               <w:rPr>
@@ -884,7 +884,7 @@
           <w:p>
             <w:pPr>
               <w:bidi/>
-              <w:jc w:val="right"/>
+              <w:jc w:val="start"/>
             </w:pPr>
             <w:r>
               <w:rPr>
@@ -902,7 +902,7 @@
           <w:p>
             <w:pPr>
               <w:bidi/>
-              <w:jc w:val="right"/>
+              <w:jc w:val="start"/>
             </w:pPr>
             <w:r>
               <w:rPr>
@@ -923,7 +923,7 @@
           <w:p>
             <w:pPr>
               <w:bidi/>
-              <w:jc w:val="right"/>
+              <w:jc w:val="start"/>
             </w:pPr>
             <w:r>
               <w:rPr>
@@ -942,7 +942,7 @@
           <w:p>
             <w:pPr>
               <w:bidi/>
-              <w:jc w:val="right"/>
+              <w:jc w:val="start"/>
             </w:pPr>
             <w:r>
               <w:rPr>
@@ -961,7 +961,7 @@
           <w:p>
             <w:pPr>
               <w:bidi/>
-              <w:jc w:val="right"/>
+              <w:jc w:val="start"/>
             </w:pPr>
             <w:r>
               <w:rPr>
@@ -980,7 +980,7 @@
           <w:p>
             <w:pPr>
               <w:bidi/>
-              <w:jc w:val="right"/>
+              <w:jc w:val="start"/>
             </w:pPr>
             <w:r>
               <w:rPr>
@@ -1000,7 +1000,7 @@
           <w:p>
             <w:pPr>
               <w:bidi/>
-              <w:jc w:val="right"/>
+              <w:jc w:val="start"/>
             </w:pPr>
             <w:r>
               <w:rPr>
@@ -1018,7 +1018,7 @@
           <w:p>
             <w:pPr>
               <w:bidi/>
-              <w:jc w:val="right"/>
+              <w:jc w:val="start"/>
             </w:pPr>
             <w:r>
               <w:rPr>
@@ -1036,7 +1036,7 @@
           <w:p>
             <w:pPr>
               <w:bidi/>
-              <w:jc w:val="right"/>
+              <w:jc w:val="start"/>
             </w:pPr>
             <w:r>
               <w:rPr>
@@ -1054,7 +1054,7 @@
           <w:p>
             <w:pPr>
               <w:bidi/>
-              <w:jc w:val="right"/>
+              <w:jc w:val="start"/>
             </w:pPr>
             <w:r>
               <w:rPr>
@@ -1070,7 +1070,7 @@
     <w:p>
       <w:pPr>
         <w:bidi/>
-        <w:jc w:val="right"/>
+        <w:jc w:val="start"/>
       </w:pPr>
       <w:r>
         <w:rPr>
@@ -1083,7 +1083,7 @@
     <w:p>
       <w:pPr>
         <w:bidi/>
-        <w:jc w:val="right"/>
+        <w:jc w:val="start"/>
       </w:pPr>
       <w:r>
         <w:rPr>
@@ -1096,7 +1096,7 @@
     <w:p>
       <w:pPr>
         <w:bidi/>
-        <w:jc w:val="right"/>
+        <w:jc w:val="start"/>
       </w:pPr>
       <w:r>
         <w:rPr>
@@ -1109,7 +1109,7 @@
     <w:p>
       <w:pPr>
         <w:bidi/>
-        <w:jc w:val="right"/>
+        <w:jc w:val="start"/>
       </w:pPr>
       <w:r>
         <w:rPr>
@@ -1122,7 +1122,7 @@
     <w:p>
       <w:pPr>
         <w:bidi/>
-        <w:jc w:val="right"/>
+        <w:jc w:val="start"/>
       </w:pPr>
       <w:r>
         <w:rPr>
@@ -1135,7 +1135,7 @@
     <w:p>
       <w:pPr>
         <w:bidi/>
-        <w:jc w:val="right"/>
+        <w:jc w:val="start"/>
       </w:pPr>
       <w:r>
         <w:rPr>
@@ -1148,7 +1148,7 @@
     <w:p>
       <w:pPr>
         <w:bidi/>
-        <w:jc w:val="right"/>
+        <w:jc w:val="start"/>
       </w:pPr>
       <w:r>
         <w:rPr>
@@ -1161,7 +1161,7 @@
     <w:p>
       <w:pPr>
         <w:bidi/>
-        <w:jc w:val="right"/>
+        <w:jc w:val="start"/>
       </w:pPr>
       <w:r>
         <w:rPr>
@@ -1174,7 +1174,7 @@
     <w:p>
       <w:pPr>
         <w:bidi/>
-        <w:jc w:val="right"/>
+        <w:jc w:val="start"/>
       </w:pPr>
       <w:r>
         <w:rPr>
@@ -1206,7 +1206,7 @@
           <w:p>
             <w:pPr>
               <w:bidi/>
-              <w:jc w:val="right"/>
+              <w:jc w:val="start"/>
             </w:pPr>
             <w:r>
               <w:rPr>
@@ -1227,7 +1227,7 @@
           <w:p>
             <w:pPr>
               <w:bidi/>
-              <w:jc w:val="right"/>
+              <w:jc w:val="start"/>
             </w:pPr>
             <w:r>
               <w:rPr>
@@ -1248,7 +1248,7 @@
           <w:p>
             <w:pPr>
               <w:bidi/>
-              <w:jc w:val="right"/>
+              <w:jc w:val="start"/>
             </w:pPr>
             <w:r>
               <w:rPr>
@@ -1270,7 +1270,7 @@
           <w:p>
             <w:pPr>
               <w:bidi/>
-              <w:jc w:val="right"/>
+              <w:jc w:val="start"/>
             </w:pPr>
             <w:r>
               <w:rPr>
@@ -1288,7 +1288,7 @@
           <w:p>
             <w:pPr>
               <w:bidi/>
-              <w:jc w:val="right"/>
+              <w:jc w:val="start"/>
             </w:pPr>
             <w:r>
               <w:rPr>
@@ -1306,7 +1306,7 @@
           <w:p>
             <w:pPr>
               <w:bidi/>
-              <w:jc w:val="right"/>
+              <w:jc w:val="start"/>
             </w:pPr>
             <w:r>
               <w:rPr>
@@ -1327,7 +1327,7 @@
           <w:p>
             <w:pPr>
               <w:bidi/>
-              <w:jc w:val="right"/>
+              <w:jc w:val="start"/>
             </w:pPr>
             <w:r>
               <w:rPr>
@@ -1346,7 +1346,7 @@
           <w:p>
             <w:pPr>
               <w:bidi/>
-              <w:jc w:val="right"/>
+              <w:jc w:val="start"/>
             </w:pPr>
             <w:r>
               <w:rPr>
@@ -1365,7 +1365,7 @@
           <w:p>
             <w:pPr>
               <w:bidi/>
-              <w:jc w:val="right"/>
+              <w:jc w:val="start"/>
             </w:pPr>
             <w:r>
               <w:rPr>
@@ -1385,7 +1385,7 @@
           <w:p>
             <w:pPr>
               <w:bidi/>
-              <w:jc w:val="right"/>
+              <w:jc w:val="start"/>
             </w:pPr>
             <w:r>
               <w:rPr>
@@ -1403,7 +1403,7 @@
           <w:p>
             <w:pPr>
               <w:bidi/>
-              <w:jc w:val="right"/>
+              <w:jc w:val="start"/>
             </w:pPr>
             <w:r>
               <w:rPr>
@@ -1421,7 +1421,7 @@
           <w:p>
             <w:pPr>
               <w:bidi/>
-              <w:jc w:val="right"/>
+              <w:jc w:val="start"/>
             </w:pPr>
             <w:r>
               <w:rPr>
@@ -1437,7 +1437,7 @@
     <w:p>
       <w:pPr>
         <w:bidi/>
-        <w:jc w:val="right"/>
+        <w:jc w:val="start"/>
       </w:pPr>
       <w:r>
         <w:rPr>
@@ -1450,7 +1450,7 @@
     <w:p>
       <w:pPr>
         <w:bidi/>
-        <w:jc w:val="right"/>
+        <w:jc w:val="start"/>
       </w:pPr>
       <w:r>
         <w:rPr>
@@ -1463,7 +1463,7 @@
     <w:p>
       <w:pPr>
         <w:bidi/>
-        <w:jc w:val="right"/>
+        <w:jc w:val="start"/>
       </w:pPr>
       <w:r>
         <w:rPr>
@@ -1476,7 +1476,7 @@
     <w:p>
       <w:pPr>
         <w:bidi/>
-        <w:jc w:val="right"/>
+        <w:jc w:val="start"/>
       </w:pPr>
       <w:r>
         <w:rPr>
@@ -1490,7 +1490,7 @@
       <w:pPr>
         <w:pStyle w:val="Heading1"/>
         <w:bidi/>
-        <w:jc w:val="right"/>
+        <w:jc w:val="start"/>
       </w:pPr>
       <w:r>
         <w:rPr>
@@ -1504,7 +1504,7 @@
       <w:pPr>
         <w:pStyle w:val="Heading3"/>
         <w:bidi/>
-        <w:jc w:val="right"/>
+        <w:jc w:val="start"/>
       </w:pPr>
       <w:r>
         <w:rPr>
@@ -1517,7 +1517,7 @@
     <w:p>
       <w:pPr>
         <w:bidi/>
-        <w:jc w:val="right"/>
+        <w:jc w:val="start"/>
       </w:pPr>
       <w:r>
         <w:rPr>
@@ -1530,7 +1530,7 @@
     <w:p>
       <w:pPr>
         <w:bidi/>
-        <w:jc w:val="right"/>
+        <w:jc w:val="start"/>
       </w:pPr>
       <w:r>
         <w:rPr>
@@ -1543,7 +1543,7 @@
     <w:p>
       <w:pPr>
         <w:bidi/>
-        <w:jc w:val="right"/>
+        <w:jc w:val="start"/>
       </w:pPr>
       <w:r>
         <w:rPr>
@@ -1579,7 +1579,7 @@
           <w:p>
             <w:pPr>
               <w:bidi/>
-              <w:jc w:val="right"/>
+              <w:jc w:val="start"/>
             </w:pPr>
             <w:r>
               <w:rPr>
@@ -1600,7 +1600,7 @@
           <w:p>
             <w:pPr>
               <w:bidi/>
-              <w:jc w:val="right"/>
+              <w:jc w:val="start"/>
             </w:pPr>
             <w:r>
               <w:rPr>
@@ -1621,7 +1621,7 @@
           <w:p>
             <w:pPr>
               <w:bidi/>
-              <w:jc w:val="right"/>
+              <w:jc w:val="start"/>
             </w:pPr>
             <w:r>
               <w:rPr>
@@ -1642,7 +1642,7 @@
           <w:p>
             <w:pPr>
               <w:bidi/>
-              <w:jc w:val="right"/>
+              <w:jc w:val="start"/>
             </w:pPr>
             <w:r>
               <w:rPr>
@@ -1663,7 +1663,7 @@
           <w:p>
             <w:pPr>
               <w:bidi/>
-              <w:jc w:val="right"/>
+              <w:jc w:val="start"/>
             </w:pPr>
             <w:r>
               <w:rPr>
@@ -1684,7 +1684,7 @@
           <w:p>
             <w:pPr>
               <w:bidi/>
-              <w:jc w:val="right"/>
+              <w:jc w:val="start"/>
             </w:pPr>
             <w:r>
               <w:rPr>
@@ -1705,7 +1705,7 @@
           <w:p>
             <w:pPr>
               <w:bidi/>
-              <w:jc w:val="right"/>
+              <w:jc w:val="start"/>
             </w:pPr>
             <w:r>
               <w:rPr>
@@ -1727,7 +1727,7 @@
           <w:p>
             <w:pPr>
               <w:bidi/>
-              <w:jc w:val="right"/>
+              <w:jc w:val="start"/>
             </w:pPr>
             <w:r>
               <w:rPr>
@@ -1745,7 +1745,7 @@
           <w:p>
             <w:pPr>
               <w:bidi/>
-              <w:jc w:val="right"/>
+              <w:jc w:val="start"/>
             </w:pPr>
             <w:r>
               <w:rPr>
@@ -1763,7 +1763,7 @@
           <w:p>
             <w:pPr>
               <w:bidi/>
-              <w:jc w:val="right"/>
+              <w:jc w:val="start"/>
             </w:pPr>
             <w:r>
               <w:rPr>
@@ -1781,7 +1781,7 @@
           <w:p>
             <w:pPr>
               <w:bidi/>
-              <w:jc w:val="right"/>
+              <w:jc w:val="start"/>
             </w:pPr>
             <w:r>
               <w:rPr>
@@ -1799,7 +1799,7 @@
           <w:p>
             <w:pPr>
               <w:bidi/>
-              <w:jc w:val="right"/>
+              <w:jc w:val="start"/>
             </w:pPr>
             <w:r>
               <w:rPr>
@@ -1817,7 +1817,7 @@
           <w:p>
             <w:pPr>
               <w:bidi/>
-              <w:jc w:val="right"/>
+              <w:jc w:val="start"/>
             </w:pPr>
             <w:r>
               <w:rPr>
@@ -1835,7 +1835,7 @@
           <w:p>
             <w:pPr>
               <w:bidi/>
-              <w:jc w:val="right"/>
+              <w:jc w:val="start"/>
             </w:pPr>
             <w:r>
               <w:rPr>
@@ -1856,7 +1856,7 @@
           <w:p>
             <w:pPr>
               <w:bidi/>
-              <w:jc w:val="right"/>
+              <w:jc w:val="start"/>
             </w:pPr>
             <w:r>
               <w:rPr>
@@ -1875,7 +1875,7 @@
           <w:p>
             <w:pPr>
               <w:bidi/>
-              <w:jc w:val="right"/>
+              <w:jc w:val="start"/>
             </w:pPr>
             <w:r>
               <w:rPr>
@@ -1894,7 +1894,7 @@
           <w:p>
             <w:pPr>
               <w:bidi/>
-              <w:jc w:val="right"/>
+              <w:jc w:val="start"/>
             </w:pPr>
             <w:r>
               <w:rPr>
@@ -1913,7 +1913,7 @@
           <w:p>
             <w:pPr>
               <w:bidi/>
-              <w:jc w:val="right"/>
+              <w:jc w:val="start"/>
             </w:pPr>
             <w:r>
               <w:rPr>
@@ -1932,7 +1932,7 @@
           <w:p>
             <w:pPr>
               <w:bidi/>
-              <w:jc w:val="right"/>
+              <w:jc w:val="start"/>
             </w:pPr>
             <w:r>
               <w:rPr>
@@ -1951,7 +1951,7 @@
           <w:p>
             <w:pPr>
               <w:bidi/>
-              <w:jc w:val="right"/>
+              <w:jc w:val="start"/>
             </w:pPr>
             <w:r>
               <w:rPr>
@@ -1970,7 +1970,7 @@
           <w:p>
             <w:pPr>
               <w:bidi/>
-              <w:jc w:val="right"/>
+              <w:jc w:val="start"/>
             </w:pPr>
             <w:r>
               <w:rPr>
@@ -1990,7 +1990,7 @@
           <w:p>
             <w:pPr>
               <w:bidi/>
-              <w:jc w:val="right"/>
+              <w:jc w:val="start"/>
             </w:pPr>
             <w:r>
               <w:rPr>
@@ -2008,7 +2008,7 @@
           <w:p>
             <w:pPr>
               <w:bidi/>
-              <w:jc w:val="right"/>
+              <w:jc w:val="start"/>
             </w:pPr>
             <w:r>
               <w:rPr>
@@ -2026,7 +2026,7 @@
           <w:p>
             <w:pPr>
               <w:bidi/>
-              <w:jc w:val="right"/>
+              <w:jc w:val="start"/>
             </w:pPr>
             <w:r>
               <w:rPr>
@@ -2044,7 +2044,7 @@
           <w:p>
             <w:pPr>
               <w:bidi/>
-              <w:jc w:val="right"/>
+              <w:jc w:val="start"/>
             </w:pPr>
             <w:r>
               <w:rPr>
@@ -2062,7 +2062,7 @@
           <w:p>
             <w:pPr>
               <w:bidi/>
-              <w:jc w:val="right"/>
+              <w:jc w:val="start"/>
             </w:pPr>
             <w:r>
               <w:rPr>
@@ -2080,7 +2080,7 @@
           <w:p>
             <w:pPr>
               <w:bidi/>
-              <w:jc w:val="right"/>
+              <w:jc w:val="start"/>
             </w:pPr>
             <w:r>
               <w:rPr>
@@ -2098,7 +2098,7 @@
           <w:p>
             <w:pPr>
               <w:bidi/>
-              <w:jc w:val="right"/>
+              <w:jc w:val="start"/>
             </w:pPr>
             <w:r>
               <w:rPr>
@@ -2119,7 +2119,7 @@
           <w:p>
             <w:pPr>
               <w:bidi/>
-              <w:jc w:val="right"/>
+              <w:jc w:val="start"/>
             </w:pPr>
             <w:r>
               <w:rPr>
@@ -2138,7 +2138,7 @@
           <w:p>
             <w:pPr>
               <w:bidi/>
-              <w:jc w:val="right"/>
+              <w:jc w:val="start"/>
             </w:pPr>
             <w:r>
               <w:rPr>
@@ -2157,7 +2157,7 @@
           <w:p>
             <w:pPr>
               <w:bidi/>
-              <w:jc w:val="right"/>
+              <w:jc w:val="start"/>
             </w:pPr>
             <w:r>
               <w:rPr>
@@ -2176,7 +2176,7 @@
           <w:p>
             <w:pPr>
               <w:bidi/>
-              <w:jc w:val="right"/>
+              <w:jc w:val="start"/>
             </w:pPr>
             <w:r>
               <w:rPr>
@@ -2195,7 +2195,7 @@
           <w:p>
             <w:pPr>
               <w:bidi/>
-              <w:jc w:val="right"/>
+              <w:jc w:val="start"/>
             </w:pPr>
             <w:r>
               <w:rPr>
@@ -2214,7 +2214,7 @@
           <w:p>
             <w:pPr>
               <w:bidi/>
-              <w:jc w:val="right"/>
+              <w:jc w:val="start"/>
             </w:pPr>
             <w:r>
               <w:rPr>
@@ -2233,7 +2233,7 @@
           <w:p>
             <w:pPr>
               <w:bidi/>
-              <w:jc w:val="right"/>
+              <w:jc w:val="start"/>
             </w:pPr>
             <w:r>
               <w:rPr>
@@ -2249,7 +2249,7 @@
     <w:p>
       <w:pPr>
         <w:bidi/>
-        <w:jc w:val="right"/>
+        <w:jc w:val="start"/>
       </w:pPr>
       <w:r>
         <w:rPr>
@@ -2262,7 +2262,7 @@
     <w:p>
       <w:pPr>
         <w:bidi/>
-        <w:jc w:val="right"/>
+        <w:jc w:val="start"/>
       </w:pPr>
       <w:r>
         <w:rPr>
@@ -2275,7 +2275,7 @@
     <w:p>
       <w:pPr>
         <w:bidi/>
-        <w:jc w:val="right"/>
+        <w:jc w:val="start"/>
       </w:pPr>
       <w:r>
         <w:rPr>
@@ -2288,7 +2288,7 @@
     <w:p>
       <w:pPr>
         <w:bidi/>
-        <w:jc w:val="right"/>
+        <w:jc w:val="start"/>
       </w:pPr>
       <w:r>
         <w:rPr>
@@ -2301,7 +2301,7 @@
     <w:p>
       <w:pPr>
         <w:bidi/>
-        <w:jc w:val="right"/>
+        <w:jc w:val="start"/>
       </w:pPr>
       <w:r>
         <w:rPr>
@@ -2332,7 +2332,7 @@
           <w:p>
             <w:pPr>
               <w:bidi/>
-              <w:jc w:val="right"/>
+              <w:jc w:val="start"/>
             </w:pPr>
             <w:r>
               <w:rPr>
@@ -2353,7 +2353,7 @@
           <w:p>
             <w:pPr>
               <w:bidi/>
-              <w:jc w:val="right"/>
+              <w:jc w:val="start"/>
             </w:pPr>
             <w:r>
               <w:rPr>
@@ -2375,7 +2375,7 @@
           <w:p>
             <w:pPr>
               <w:bidi/>
-              <w:jc w:val="right"/>
+              <w:jc w:val="start"/>
             </w:pPr>
             <w:r>
               <w:rPr>
@@ -2393,7 +2393,7 @@
           <w:p>
             <w:pPr>
               <w:bidi/>
-              <w:jc w:val="right"/>
+              <w:jc w:val="start"/>
             </w:pPr>
             <w:r>
               <w:rPr>
@@ -2414,7 +2414,7 @@
           <w:p>
             <w:pPr>
               <w:bidi/>
-              <w:jc w:val="right"/>
+              <w:jc w:val="start"/>
             </w:pPr>
             <w:r>
               <w:rPr>
@@ -2433,7 +2433,7 @@
           <w:p>
             <w:pPr>
               <w:bidi/>
-              <w:jc w:val="right"/>
+              <w:jc w:val="start"/>
             </w:pPr>
             <w:r>
               <w:rPr>
@@ -2453,7 +2453,7 @@
           <w:p>
             <w:pPr>
               <w:bidi/>
-              <w:jc w:val="right"/>
+              <w:jc w:val="start"/>
             </w:pPr>
             <w:r>
               <w:rPr>
@@ -2471,7 +2471,7 @@
           <w:p>
             <w:pPr>
               <w:bidi/>
-              <w:jc w:val="right"/>
+              <w:jc w:val="start"/>
             </w:pPr>
             <w:r>
               <w:rPr>
@@ -2492,7 +2492,7 @@
           <w:p>
             <w:pPr>
               <w:bidi/>
-              <w:jc w:val="right"/>
+              <w:jc w:val="start"/>
             </w:pPr>
             <w:r>
               <w:rPr>
@@ -2511,7 +2511,7 @@
           <w:p>
             <w:pPr>
               <w:bidi/>
-              <w:jc w:val="right"/>
+              <w:jc w:val="start"/>
             </w:pPr>
             <w:r>
               <w:rPr>
@@ -2527,7 +2527,7 @@
     <w:p>
       <w:pPr>
         <w:bidi/>
-        <w:jc w:val="right"/>
+        <w:jc w:val="start"/>
       </w:pPr>
       <w:r>
         <w:rPr>
@@ -2540,7 +2540,7 @@
     <w:p>
       <w:pPr>
         <w:bidi/>
-        <w:jc w:val="right"/>
+        <w:jc w:val="start"/>
       </w:pPr>
       <w:r>
         <w:rPr>
@@ -2553,7 +2553,7 @@
     <w:p>
       <w:pPr>
         <w:bidi/>
-        <w:jc w:val="right"/>
+        <w:jc w:val="start"/>
       </w:pPr>
       <w:r>
         <w:rPr>
@@ -2566,7 +2566,7 @@
     <w:p>
       <w:pPr>
         <w:bidi/>
-        <w:jc w:val="right"/>
+        <w:jc w:val="start"/>
       </w:pPr>
       <w:r>
         <w:rPr>
@@ -2579,7 +2579,7 @@
     <w:p>
       <w:pPr>
         <w:bidi/>
-        <w:jc w:val="right"/>
+        <w:jc w:val="start"/>
       </w:pPr>
       <w:r>
         <w:rPr>
@@ -2592,7 +2592,7 @@
     <w:p>
       <w:pPr>
         <w:bidi/>
-        <w:jc w:val="right"/>
+        <w:jc w:val="start"/>
       </w:pPr>
       <w:r>
         <w:rPr>
@@ -2605,7 +2605,7 @@
     <w:p>
       <w:pPr>
         <w:bidi/>
-        <w:jc w:val="right"/>
+        <w:jc w:val="start"/>
       </w:pPr>
       <w:r>
         <w:rPr>
@@ -2618,7 +2618,7 @@
     <w:p>
       <w:pPr>
         <w:bidi/>
-        <w:jc w:val="right"/>
+        <w:jc w:val="start"/>
       </w:pPr>
       <w:r>
         <w:rPr>
@@ -2632,7 +2632,7 @@
       <w:pPr>
         <w:pStyle w:val="Heading1"/>
         <w:bidi/>
-        <w:jc w:val="right"/>
+        <w:jc w:val="start"/>
       </w:pPr>
       <w:r>
         <w:rPr>
@@ -2645,7 +2645,7 @@
     <w:p>
       <w:pPr>
         <w:bidi/>
-        <w:jc w:val="right"/>
+        <w:jc w:val="start"/>
       </w:pPr>
       <w:r>
         <w:rPr>
@@ -2658,7 +2658,7 @@
     <w:p>
       <w:pPr>
         <w:bidi/>
-        <w:jc w:val="right"/>
+        <w:jc w:val="start"/>
       </w:pPr>
       <w:r>
         <w:rPr>
@@ -2671,7 +2671,7 @@
     <w:p>
       <w:pPr>
         <w:bidi/>
-        <w:jc w:val="right"/>
+        <w:jc w:val="start"/>
       </w:pPr>
       <w:r>
         <w:rPr>
@@ -2703,7 +2703,7 @@
           <w:p>
             <w:pPr>
               <w:bidi/>
-              <w:jc w:val="right"/>
+              <w:jc w:val="start"/>
             </w:pPr>
             <w:r>
               <w:rPr>
@@ -2724,7 +2724,7 @@
           <w:p>
             <w:pPr>
               <w:bidi/>
-              <w:jc w:val="right"/>
+              <w:jc w:val="start"/>
             </w:pPr>
             <w:r>
               <w:rPr>
@@ -2745,7 +2745,7 @@
           <w:p>
             <w:pPr>
               <w:bidi/>
-              <w:jc w:val="right"/>
+              <w:jc w:val="start"/>
             </w:pPr>
             <w:r>
               <w:rPr>
@@ -2767,7 +2767,7 @@
           <w:p>
             <w:pPr>
               <w:bidi/>
-              <w:jc w:val="right"/>
+              <w:jc w:val="start"/>
             </w:pPr>
             <w:r>
               <w:rPr>
@@ -2785,7 +2785,7 @@
           <w:p>
             <w:pPr>
               <w:bidi/>
-              <w:jc w:val="right"/>
+              <w:jc w:val="start"/>
             </w:pPr>
             <w:r>
               <w:rPr>
@@ -2803,7 +2803,7 @@
           <w:p>
             <w:pPr>
               <w:bidi/>
-              <w:jc w:val="right"/>
+              <w:jc w:val="start"/>
             </w:pPr>
             <w:r>
               <w:rPr>
@@ -2824,7 +2824,7 @@
           <w:p>
             <w:pPr>
               <w:bidi/>
-              <w:jc w:val="right"/>
+              <w:jc w:val="start"/>
             </w:pPr>
             <w:r>
               <w:rPr>
@@ -2843,7 +2843,7 @@
           <w:p>
             <w:pPr>
               <w:bidi/>
-              <w:jc w:val="right"/>
+              <w:jc w:val="start"/>
             </w:pPr>
             <w:r>
               <w:rPr>
@@ -2862,7 +2862,7 @@
           <w:p>
             <w:pPr>
               <w:bidi/>
-              <w:jc w:val="right"/>
+              <w:jc w:val="start"/>
             </w:pPr>
             <w:r>
               <w:rPr>
@@ -2878,7 +2878,7 @@
     <w:p>
       <w:pPr>
         <w:bidi/>
-        <w:jc w:val="right"/>
+        <w:jc w:val="start"/>
       </w:pPr>
       <w:r>
         <w:rPr>
@@ -2910,7 +2910,7 @@
           <w:p>
             <w:pPr>
               <w:bidi/>
-              <w:jc w:val="right"/>
+              <w:jc w:val="start"/>
             </w:pPr>
             <w:r>
               <w:rPr>
@@ -2931,7 +2931,7 @@
           <w:p>
             <w:pPr>
               <w:bidi/>
-              <w:jc w:val="right"/>
+              <w:jc w:val="start"/>
             </w:pPr>
             <w:r>
               <w:rPr>
@@ -2952,7 +2952,7 @@
           <w:p>
             <w:pPr>
               <w:bidi/>
-              <w:jc w:val="right"/>
+              <w:jc w:val="start"/>
             </w:pPr>
             <w:r>
               <w:rPr>
@@ -2974,7 +2974,7 @@
           <w:p>
             <w:pPr>
               <w:bidi/>
-              <w:jc w:val="right"/>
+              <w:jc w:val="start"/>
             </w:pPr>
             <w:r>
               <w:rPr>
@@ -2992,7 +2992,7 @@
           <w:p>
             <w:pPr>
               <w:bidi/>
-              <w:jc w:val="right"/>
+              <w:jc w:val="start"/>
             </w:pPr>
             <w:r>
               <w:rPr>
@@ -3010,7 +3010,7 @@
           <w:p>
             <w:pPr>
               <w:bidi/>
-              <w:jc w:val="right"/>
+              <w:jc w:val="start"/>
             </w:pPr>
             <w:r>
               <w:rPr>
@@ -3026,7 +3026,7 @@
     <w:p>
       <w:pPr>
         <w:bidi/>
-        <w:jc w:val="right"/>
+        <w:jc w:val="start"/>
       </w:pPr>
       <w:r>
         <w:rPr>
@@ -3058,7 +3058,7 @@
           <w:p>
             <w:pPr>
               <w:bidi/>
-              <w:jc w:val="right"/>
+              <w:jc w:val="start"/>
             </w:pPr>
             <w:r>
               <w:rPr>
@@ -3079,7 +3079,7 @@
           <w:p>
             <w:pPr>
               <w:bidi/>
-              <w:jc w:val="right"/>
+              <w:jc w:val="start"/>
             </w:pPr>
             <w:r>
               <w:rPr>
@@ -3100,7 +3100,7 @@
           <w:p>
             <w:pPr>
               <w:bidi/>
-              <w:jc w:val="right"/>
+              <w:jc w:val="start"/>
             </w:pPr>
             <w:r>
               <w:rPr>
@@ -3122,7 +3122,7 @@
           <w:p>
             <w:pPr>
               <w:bidi/>
-              <w:jc w:val="right"/>
+              <w:jc w:val="start"/>
             </w:pPr>
             <w:r>
               <w:rPr>
@@ -3140,7 +3140,7 @@
           <w:p>
             <w:pPr>
               <w:bidi/>
-              <w:jc w:val="right"/>
+              <w:jc w:val="start"/>
             </w:pPr>
             <w:r>
               <w:rPr>
@@ -3158,7 +3158,7 @@
           <w:p>
             <w:pPr>
               <w:bidi/>
-              <w:jc w:val="right"/>
+              <w:jc w:val="start"/>
             </w:pPr>
             <w:r>
               <w:rPr>
@@ -3174,7 +3174,7 @@
     <w:p>
       <w:pPr>
         <w:bidi/>
-        <w:jc w:val="right"/>
+        <w:jc w:val="start"/>
       </w:pPr>
       <w:r>
         <w:rPr>
@@ -3187,7 +3187,7 @@
     <w:p>
       <w:pPr>
         <w:bidi/>
-        <w:jc w:val="right"/>
+        <w:jc w:val="start"/>
       </w:pPr>
       <w:r>
         <w:rPr>
@@ -3200,7 +3200,7 @@
     <w:p>
       <w:pPr>
         <w:bidi/>
-        <w:jc w:val="right"/>
+        <w:jc w:val="start"/>
       </w:pPr>
       <w:r>
         <w:rPr>
@@ -3213,7 +3213,7 @@
     <w:p>
       <w:pPr>
         <w:bidi/>
-        <w:jc w:val="right"/>
+        <w:jc w:val="start"/>
       </w:pPr>
       <w:r>
         <w:rPr>
@@ -3226,7 +3226,7 @@
     <w:p>
       <w:pPr>
         <w:bidi/>
-        <w:jc w:val="right"/>
+        <w:jc w:val="start"/>
       </w:pPr>
       <w:r>
         <w:rPr>
@@ -3239,7 +3239,7 @@
     <w:p>
       <w:pPr>
         <w:bidi/>
-        <w:jc w:val="right"/>
+        <w:jc w:val="start"/>
       </w:pPr>
       <w:r>
         <w:rPr>
@@ -3252,7 +3252,7 @@
     <w:p>
       <w:pPr>
         <w:bidi/>
-        <w:jc w:val="right"/>
+        <w:jc w:val="start"/>
       </w:pPr>
       <w:r>
         <w:rPr>
@@ -3265,7 +3265,7 @@
     <w:p>
       <w:pPr>
         <w:bidi/>
-        <w:jc w:val="right"/>
+        <w:jc w:val="start"/>
       </w:pPr>
       <w:r>
         <w:rPr>
@@ -3278,7 +3278,7 @@
     <w:p>
       <w:pPr>
         <w:bidi/>
-        <w:jc w:val="right"/>
+        <w:jc w:val="start"/>
       </w:pPr>
       <w:r>
         <w:rPr>
@@ -3291,7 +3291,7 @@
     <w:p>
       <w:pPr>
         <w:bidi/>
-        <w:jc w:val="right"/>
+        <w:jc w:val="start"/>
       </w:pPr>
       <w:r>
         <w:rPr>
@@ -3305,7 +3305,7 @@
       <w:pPr>
         <w:pStyle w:val="Heading3"/>
         <w:bidi/>
-        <w:jc w:val="right"/>
+        <w:jc w:val="start"/>
       </w:pPr>
       <w:r>
         <w:rPr>
@@ -3318,7 +3318,7 @@
     <w:p>
       <w:pPr>
         <w:bidi/>
-        <w:jc w:val="right"/>
+        <w:jc w:val="start"/>
       </w:pPr>
       <w:r>
         <w:rPr>
@@ -3331,7 +3331,7 @@
     <w:p>
       <w:pPr>
         <w:bidi/>
-        <w:jc w:val="right"/>
+        <w:jc w:val="start"/>
       </w:pPr>
       <w:r>
         <w:rPr>
@@ -3344,7 +3344,7 @@
     <w:p>
       <w:pPr>
         <w:bidi/>
-        <w:jc w:val="right"/>
+        <w:jc w:val="start"/>
       </w:pPr>
       <w:r>
         <w:rPr>
@@ -3357,7 +3357,7 @@
     <w:p>
       <w:pPr>
         <w:bidi/>
-        <w:jc w:val="right"/>
+        <w:jc w:val="start"/>
       </w:pPr>
       <w:r>
         <w:rPr>
@@ -3370,7 +3370,7 @@
     <w:p>
       <w:pPr>
         <w:bidi/>
-        <w:jc w:val="right"/>
+        <w:jc w:val="start"/>
       </w:pPr>
       <w:r>
         <w:rPr>
@@ -3383,7 +3383,7 @@
     <w:p>
       <w:pPr>
         <w:bidi/>
-        <w:jc w:val="right"/>
+        <w:jc w:val="start"/>
       </w:pPr>
       <w:r>
         <w:rPr>
@@ -3396,7 +3396,7 @@
     <w:p>
       <w:pPr>
         <w:bidi/>
-        <w:jc w:val="right"/>
+        <w:jc w:val="start"/>
       </w:pPr>
       <w:r>
         <w:rPr>
@@ -3409,7 +3409,7 @@
     <w:p>
       <w:pPr>
         <w:bidi/>
-        <w:jc w:val="right"/>
+        <w:jc w:val="start"/>
       </w:pPr>
       <w:r>
         <w:rPr>
@@ -3422,7 +3422,7 @@
     <w:p>
       <w:pPr>
         <w:bidi/>
-        <w:jc w:val="right"/>
+        <w:jc w:val="start"/>
       </w:pPr>
       <w:r>
         <w:rPr>
@@ -3435,7 +3435,7 @@
     <w:p>
       <w:pPr>
         <w:bidi/>
-        <w:jc w:val="right"/>
+        <w:jc w:val="start"/>
       </w:pPr>
       <w:r>
         <w:rPr>
@@ -3449,7 +3449,7 @@
     <w:p>
       <w:pPr>
         <w:bidi/>
-        <w:jc w:val="right"/>
+        <w:jc w:val="start"/>
       </w:pPr>
       <w:r>
         <w:rPr>
@@ -3463,7 +3463,7 @@
       <w:pPr>
         <w:pStyle w:val="Heading3"/>
         <w:bidi/>
-        <w:jc w:val="right"/>
+        <w:jc w:val="start"/>
       </w:pPr>
       <w:r>
         <w:rPr>
@@ -3476,7 +3476,7 @@
     <w:p>
       <w:pPr>
         <w:bidi/>
-        <w:jc w:val="right"/>
+        <w:jc w:val="start"/>
       </w:pPr>
       <w:r>
         <w:rPr>
@@ -3489,7 +3489,7 @@
     <w:p>
       <w:pPr>
         <w:bidi/>
-        <w:jc w:val="right"/>
+        <w:jc w:val="start"/>
       </w:pPr>
       <w:r>
         <w:rPr>
@@ -3502,7 +3502,7 @@
     <w:p>
       <w:pPr>
         <w:bidi/>
-        <w:jc w:val="right"/>
+        <w:jc w:val="start"/>
       </w:pPr>
       <w:r>
         <w:rPr>
@@ -3515,7 +3515,7 @@
     <w:p>
       <w:pPr>
         <w:bidi/>
-        <w:jc w:val="right"/>
+        <w:jc w:val="start"/>
       </w:pPr>
       <w:r>
         <w:rPr>
@@ -3528,7 +3528,7 @@
     <w:p>
       <w:pPr>
         <w:bidi/>
-        <w:jc w:val="right"/>
+        <w:jc w:val="start"/>
       </w:pPr>
       <w:r>
         <w:rPr>
@@ -3541,7 +3541,7 @@
     <w:p>
       <w:pPr>
         <w:bidi/>
-        <w:jc w:val="right"/>
+        <w:jc w:val="start"/>
       </w:pPr>
       <w:r>
         <w:rPr>
@@ -3554,7 +3554,7 @@
     <w:p>
       <w:pPr>
         <w:bidi/>
-        <w:jc w:val="right"/>
+        <w:jc w:val="start"/>
       </w:pPr>
       <w:r>
         <w:rPr>
@@ -3568,7 +3568,7 @@
       <w:pPr>
         <w:pStyle w:val="Heading1"/>
         <w:bidi/>
-        <w:jc w:val="right"/>
+        <w:jc w:val="start"/>
       </w:pPr>
       <w:r>
         <w:rPr>
@@ -3581,7 +3581,7 @@
     <w:p>
       <w:pPr>
         <w:bidi/>
-        <w:jc w:val="right"/>
+        <w:jc w:val="start"/>
       </w:pPr>
       <w:r>
         <w:rPr>
@@ -3594,7 +3594,7 @@
     <w:p>
       <w:pPr>
         <w:bidi/>
-        <w:jc w:val="right"/>
+        <w:jc w:val="start"/>
       </w:pPr>
       <w:r>
         <w:rPr>
@@ -3607,7 +3607,7 @@
     <w:p>
       <w:pPr>
         <w:bidi/>
-        <w:jc w:val="right"/>
+        <w:jc w:val="start"/>
       </w:pPr>
       <w:r>
         <w:rPr>
@@ -3620,7 +3620,7 @@
     <w:p>
       <w:pPr>
         <w:bidi/>
-        <w:jc w:val="right"/>
+        <w:jc w:val="start"/>
       </w:pPr>
       <w:r>
         <w:rPr>
@@ -3633,7 +3633,7 @@
     <w:p>
       <w:pPr>
         <w:bidi/>
-        <w:jc w:val="right"/>
+        <w:jc w:val="start"/>
       </w:pPr>
       <w:r>
         <w:rPr>
@@ -3647,7 +3647,7 @@
       <w:pPr>
         <w:pStyle w:val="Heading1"/>
         <w:bidi/>
-        <w:jc w:val="right"/>
+        <w:jc w:val="start"/>
       </w:pPr>
       <w:r>
         <w:rPr>
@@ -3660,7 +3660,7 @@
     <w:p>
       <w:pPr>
         <w:bidi/>
-        <w:jc w:val="right"/>
+        <w:jc w:val="start"/>
       </w:pPr>
       <w:r>
         <w:rPr>
@@ -3691,7 +3691,7 @@
           <w:p>
             <w:pPr>
               <w:bidi/>
-              <w:jc w:val="right"/>
+              <w:jc w:val="start"/>
             </w:pPr>
             <w:r>
               <w:rPr>
@@ -3712,7 +3712,7 @@
           <w:p>
             <w:pPr>
               <w:bidi/>
-              <w:jc w:val="right"/>
+              <w:jc w:val="start"/>
             </w:pPr>
             <w:r>
               <w:rPr>
@@ -3734,7 +3734,7 @@
           <w:p>
             <w:pPr>
               <w:bidi/>
-              <w:jc w:val="right"/>
+              <w:jc w:val="start"/>
             </w:pPr>
             <w:r>
               <w:rPr>
@@ -3752,7 +3752,7 @@
           <w:p>
             <w:pPr>
               <w:bidi/>
-              <w:jc w:val="right"/>
+              <w:jc w:val="start"/>
             </w:pPr>
             <w:r>
               <w:rPr>
@@ -3773,7 +3773,7 @@
           <w:p>
             <w:pPr>
               <w:bidi/>
-              <w:jc w:val="right"/>
+              <w:jc w:val="start"/>
             </w:pPr>
             <w:r>
               <w:rPr>
@@ -3792,7 +3792,7 @@
           <w:p>
             <w:pPr>
               <w:bidi/>
-              <w:jc w:val="right"/>
+              <w:jc w:val="start"/>
             </w:pPr>
             <w:r>
               <w:rPr>
@@ -3812,7 +3812,7 @@
           <w:p>
             <w:pPr>
               <w:bidi/>
-              <w:jc w:val="right"/>
+              <w:jc w:val="start"/>
             </w:pPr>
             <w:r>
               <w:rPr>
@@ -3830,7 +3830,7 @@
           <w:p>
             <w:pPr>
               <w:bidi/>
-              <w:jc w:val="right"/>
+              <w:jc w:val="start"/>
             </w:pPr>
             <w:r>
               <w:rPr>
@@ -3847,7 +3847,7 @@
       <w:pPr>
         <w:pStyle w:val="Heading1"/>
         <w:bidi/>
-        <w:jc w:val="right"/>
+        <w:jc w:val="start"/>
       </w:pPr>
       <w:r>
         <w:rPr>
@@ -3860,7 +3860,7 @@
     <w:p>
       <w:pPr>
         <w:bidi/>
-        <w:jc w:val="right"/>
+        <w:jc w:val="start"/>
       </w:pPr>
       <w:r>
         <w:rPr>
@@ -3874,7 +3874,7 @@
       <w:pPr>
         <w:pStyle w:val="ListBullet"/>
         <w:bidi/>
-        <w:jc w:val="right"/>
+        <w:jc w:val="start"/>
       </w:pPr>
       <w:r>
         <w:rPr>
@@ -3888,7 +3888,7 @@
       <w:pPr>
         <w:pStyle w:val="Heading1"/>
         <w:bidi/>
-        <w:jc w:val="right"/>
+        <w:jc w:val="start"/>
       </w:pPr>
       <w:r>
         <w:rPr>
@@ -3901,7 +3901,7 @@
     <w:p>
       <w:pPr>
         <w:bidi/>
-        <w:jc w:val="right"/>
+        <w:jc w:val="start"/>
       </w:pPr>
       <w:r>
         <w:rPr>
@@ -3915,7 +3915,7 @@
       <w:pPr>
         <w:pStyle w:val="Heading2"/>
         <w:bidi/>
-        <w:jc w:val="right"/>
+        <w:jc w:val="start"/>
       </w:pPr>
       <w:r>
         <w:rPr>
@@ -3929,7 +3929,7 @@
       <w:pPr>
         <w:pStyle w:val="IntenseQuote"/>
         <w:bidi/>
-        <w:jc w:val="right"/>
+        <w:jc w:val="start"/>
       </w:pPr>
       <w:r>
         <w:rPr>
@@ -3962,7 +3962,7 @@
           <w:p>
             <w:pPr>
               <w:bidi/>
-              <w:jc w:val="right"/>
+              <w:jc w:val="start"/>
             </w:pPr>
             <w:r>
               <w:rPr>
@@ -3983,7 +3983,7 @@
           <w:p>
             <w:pPr>
               <w:bidi/>
-              <w:jc w:val="right"/>
+              <w:jc w:val="start"/>
             </w:pPr>
             <w:r>
               <w:rPr>
@@ -4004,7 +4004,7 @@
           <w:p>
             <w:pPr>
               <w:bidi/>
-              <w:jc w:val="right"/>
+              <w:jc w:val="start"/>
             </w:pPr>
             <w:r>
               <w:rPr>
@@ -4025,7 +4025,7 @@
           <w:p>
             <w:pPr>
               <w:bidi/>
-              <w:jc w:val="right"/>
+              <w:jc w:val="start"/>
             </w:pPr>
             <w:r>
               <w:rPr>
@@ -4047,7 +4047,7 @@
           <w:p>
             <w:pPr>
               <w:bidi/>
-              <w:jc w:val="right"/>
+              <w:jc w:val="start"/>
             </w:pPr>
             <w:r>
               <w:rPr>
@@ -4065,7 +4065,7 @@
           <w:p>
             <w:pPr>
               <w:bidi/>
-              <w:jc w:val="right"/>
+              <w:jc w:val="start"/>
             </w:pPr>
             <w:r>
               <w:rPr>
@@ -4083,7 +4083,7 @@
           <w:p>
             <w:pPr>
               <w:bidi/>
-              <w:jc w:val="right"/>
+              <w:jc w:val="start"/>
             </w:pPr>
             <w:r>
               <w:rPr>
@@ -4101,7 +4101,7 @@
           <w:p>
             <w:pPr>
               <w:bidi/>
-              <w:jc w:val="right"/>
+              <w:jc w:val="start"/>
             </w:pPr>
             <w:r>
               <w:rPr>
@@ -4122,7 +4122,7 @@
           <w:p>
             <w:pPr>
               <w:bidi/>
-              <w:jc w:val="right"/>
+              <w:jc w:val="start"/>
             </w:pPr>
             <w:r>
               <w:rPr>
@@ -4141,7 +4141,7 @@
           <w:p>
             <w:pPr>
               <w:bidi/>
-              <w:jc w:val="right"/>
+              <w:jc w:val="start"/>
             </w:pPr>
             <w:r>
               <w:rPr>
@@ -4160,7 +4160,7 @@
           <w:p>
             <w:pPr>
               <w:bidi/>
-              <w:jc w:val="right"/>
+              <w:jc w:val="start"/>
             </w:pPr>
             <w:r>
               <w:rPr>
@@ -4179,7 +4179,7 @@
           <w:p>
             <w:pPr>
               <w:bidi/>
-              <w:jc w:val="right"/>
+              <w:jc w:val="start"/>
             </w:pPr>
             <w:r>
               <w:rPr>
@@ -4199,7 +4199,7 @@
           <w:p>
             <w:pPr>
               <w:bidi/>
-              <w:jc w:val="right"/>
+              <w:jc w:val="start"/>
             </w:pPr>
             <w:r>
               <w:rPr>
@@ -4217,7 +4217,7 @@
           <w:p>
             <w:pPr>
               <w:bidi/>
-              <w:jc w:val="right"/>
+              <w:jc w:val="start"/>
             </w:pPr>
             <w:r>
               <w:rPr>
@@ -4235,7 +4235,7 @@
           <w:p>
             <w:pPr>
               <w:bidi/>
-              <w:jc w:val="right"/>
+              <w:jc w:val="start"/>
             </w:pPr>
             <w:r>
               <w:rPr>
@@ -4253,7 +4253,7 @@
           <w:p>
             <w:pPr>
               <w:bidi/>
-              <w:jc w:val="right"/>
+              <w:jc w:val="start"/>
             </w:pPr>
             <w:r>
               <w:rPr>
@@ -4274,7 +4274,7 @@
           <w:p>
             <w:pPr>
               <w:bidi/>
-              <w:jc w:val="right"/>
+              <w:jc w:val="start"/>
             </w:pPr>
             <w:r>
               <w:rPr>
@@ -4293,7 +4293,7 @@
           <w:p>
             <w:pPr>
               <w:bidi/>
-              <w:jc w:val="right"/>
+              <w:jc w:val="start"/>
             </w:pPr>
             <w:r>
               <w:rPr>
@@ -4312,7 +4312,7 @@
           <w:p>
             <w:pPr>
               <w:bidi/>
-              <w:jc w:val="right"/>
+              <w:jc w:val="start"/>
             </w:pPr>
             <w:r>
               <w:rPr>
@@ -4331,7 +4331,7 @@
           <w:p>
             <w:pPr>
               <w:bidi/>
-              <w:jc w:val="right"/>
+              <w:jc w:val="start"/>
             </w:pPr>
             <w:r>
               <w:rPr>
@@ -4351,7 +4351,7 @@
           <w:p>
             <w:pPr>
               <w:bidi/>
-              <w:jc w:val="right"/>
+              <w:jc w:val="start"/>
             </w:pPr>
             <w:r>
               <w:rPr>
@@ -4369,7 +4369,7 @@
           <w:p>
             <w:pPr>
               <w:bidi/>
-              <w:jc w:val="right"/>
+              <w:jc w:val="start"/>
             </w:pPr>
             <w:r>
               <w:rPr>
@@ -4387,7 +4387,7 @@
           <w:p>
             <w:pPr>
               <w:bidi/>
-              <w:jc w:val="right"/>
+              <w:jc w:val="start"/>
             </w:pPr>
             <w:r>
               <w:rPr>
@@ -4405,7 +4405,7 @@
           <w:p>
             <w:pPr>
               <w:bidi/>
-              <w:jc w:val="right"/>
+              <w:jc w:val="start"/>
             </w:pPr>
             <w:r>
               <w:rPr>
@@ -4426,7 +4426,7 @@
           <w:p>
             <w:pPr>
               <w:bidi/>
-              <w:jc w:val="right"/>
+              <w:jc w:val="start"/>
             </w:pPr>
             <w:r>
               <w:rPr>
@@ -4445,7 +4445,7 @@
           <w:p>
             <w:pPr>
               <w:bidi/>
-              <w:jc w:val="right"/>
+              <w:jc w:val="start"/>
             </w:pPr>
             <w:r>
               <w:rPr>
@@ -4464,7 +4464,7 @@
           <w:p>
             <w:pPr>
               <w:bidi/>
-              <w:jc w:val="right"/>
+              <w:jc w:val="start"/>
             </w:pPr>
             <w:r>
               <w:rPr>
@@ -4483,7 +4483,7 @@
           <w:p>
             <w:pPr>
               <w:bidi/>
-              <w:jc w:val="right"/>
+              <w:jc w:val="start"/>
             </w:pPr>
             <w:r>
               <w:rPr>
@@ -4503,7 +4503,7 @@
           <w:p>
             <w:pPr>
               <w:bidi/>
-              <w:jc w:val="right"/>
+              <w:jc w:val="start"/>
             </w:pPr>
             <w:r>
               <w:rPr>
@@ -4521,7 +4521,7 @@
           <w:p>
             <w:pPr>
               <w:bidi/>
-              <w:jc w:val="right"/>
+              <w:jc w:val="start"/>
             </w:pPr>
             <w:r>
               <w:rPr>
@@ -4539,7 +4539,7 @@
           <w:p>
             <w:pPr>
               <w:bidi/>
-              <w:jc w:val="right"/>
+              <w:jc w:val="start"/>
             </w:pPr>
             <w:r>
               <w:rPr>
@@ -4557,7 +4557,7 @@
           <w:p>
             <w:pPr>
               <w:bidi/>
-              <w:jc w:val="right"/>
+              <w:jc w:val="start"/>
             </w:pPr>
             <w:r>
               <w:rPr>
@@ -4578,7 +4578,7 @@
           <w:p>
             <w:pPr>
               <w:bidi/>
-              <w:jc w:val="right"/>
+              <w:jc w:val="start"/>
             </w:pPr>
             <w:r>
               <w:rPr>
@@ -4597,7 +4597,7 @@
           <w:p>
             <w:pPr>
               <w:bidi/>
-              <w:jc w:val="right"/>
+              <w:jc w:val="start"/>
             </w:pPr>
             <w:r>
               <w:rPr>
@@ -4616,7 +4616,7 @@
           <w:p>
             <w:pPr>
               <w:bidi/>
-              <w:jc w:val="right"/>
+              <w:jc w:val="start"/>
             </w:pPr>
             <w:r>
               <w:rPr>
@@ -4635,7 +4635,7 @@
           <w:p>
             <w:pPr>
               <w:bidi/>
-              <w:jc w:val="right"/>
+              <w:jc w:val="start"/>
             </w:pPr>
             <w:r>
               <w:rPr>
@@ -4655,7 +4655,7 @@
           <w:p>
             <w:pPr>
               <w:bidi/>
-              <w:jc w:val="right"/>
+              <w:jc w:val="start"/>
             </w:pPr>
             <w:r>
               <w:rPr>
@@ -4673,7 +4673,7 @@
           <w:p>
             <w:pPr>
               <w:bidi/>
-              <w:jc w:val="right"/>
+              <w:jc w:val="start"/>
             </w:pPr>
             <w:r>
               <w:rPr>
@@ -4691,7 +4691,7 @@
           <w:p>
             <w:pPr>
               <w:bidi/>
-              <w:jc w:val="right"/>
+              <w:jc w:val="start"/>
             </w:pPr>
             <w:r>
               <w:rPr>
@@ -4709,7 +4709,7 @@
           <w:p>
             <w:pPr>
               <w:bidi/>
-              <w:jc w:val="right"/>
+              <w:jc w:val="start"/>
             </w:pPr>
             <w:r>
               <w:rPr>
@@ -4730,7 +4730,7 @@
           <w:p>
             <w:pPr>
               <w:bidi/>
-              <w:jc w:val="right"/>
+              <w:jc w:val="start"/>
             </w:pPr>
             <w:r>
               <w:rPr>
@@ -4749,7 +4749,7 @@
           <w:p>
             <w:pPr>
               <w:bidi/>
-              <w:jc w:val="right"/>
+              <w:jc w:val="start"/>
             </w:pPr>
             <w:r>
               <w:rPr>
@@ -4768,7 +4768,7 @@
           <w:p>
             <w:pPr>
               <w:bidi/>
-              <w:jc w:val="right"/>
+              <w:jc w:val="start"/>
             </w:pPr>
             <w:r>
               <w:rPr>
@@ -4787,7 +4787,7 @@
           <w:p>
             <w:pPr>
               <w:bidi/>
-              <w:jc w:val="right"/>
+              <w:jc w:val="start"/>
             </w:pPr>
             <w:r>
               <w:rPr>
@@ -4807,7 +4807,7 @@
           <w:p>
             <w:pPr>
               <w:bidi/>
-              <w:jc w:val="right"/>
+              <w:jc w:val="start"/>
             </w:pPr>
             <w:r>
               <w:rPr>
@@ -4825,7 +4825,7 @@
           <w:p>
             <w:pPr>
               <w:bidi/>
-              <w:jc w:val="right"/>
+              <w:jc w:val="start"/>
             </w:pPr>
             <w:r>
               <w:rPr>
@@ -4843,7 +4843,7 @@
           <w:p>
             <w:pPr>
               <w:bidi/>
-              <w:jc w:val="right"/>
+              <w:jc w:val="start"/>
             </w:pPr>
             <w:r>
               <w:rPr>
@@ -4861,7 +4861,7 @@
           <w:p>
             <w:pPr>
               <w:bidi/>
-              <w:jc w:val="right"/>
+              <w:jc w:val="start"/>
             </w:pPr>
             <w:r>
               <w:rPr>
@@ -4882,7 +4882,7 @@
           <w:p>
             <w:pPr>
               <w:bidi/>
-              <w:jc w:val="right"/>
+              <w:jc w:val="start"/>
             </w:pPr>
             <w:r>
               <w:rPr>
@@ -4901,7 +4901,7 @@
           <w:p>
             <w:pPr>
               <w:bidi/>
-              <w:jc w:val="right"/>
+              <w:jc w:val="start"/>
             </w:pPr>
             <w:r>
               <w:rPr>
@@ -4920,7 +4920,7 @@
           <w:p>
             <w:pPr>
               <w:bidi/>
-              <w:jc w:val="right"/>
+              <w:jc w:val="start"/>
             </w:pPr>
             <w:r>
               <w:rPr>
@@ -4939,7 +4939,7 @@
           <w:p>
             <w:pPr>
               <w:bidi/>
-              <w:jc w:val="right"/>
+              <w:jc w:val="start"/>
             </w:pPr>
             <w:r>
               <w:rPr>
@@ -4959,7 +4959,7 @@
           <w:p>
             <w:pPr>
               <w:bidi/>
-              <w:jc w:val="right"/>
+              <w:jc w:val="start"/>
             </w:pPr>
             <w:r>
               <w:rPr>
@@ -4977,7 +4977,7 @@
           <w:p>
             <w:pPr>
               <w:bidi/>
-              <w:jc w:val="right"/>
+              <w:jc w:val="start"/>
             </w:pPr>
             <w:r>
               <w:rPr>
@@ -4995,7 +4995,7 @@
           <w:p>
             <w:pPr>
               <w:bidi/>
-              <w:jc w:val="right"/>
+              <w:jc w:val="start"/>
             </w:pPr>
             <w:r>
               <w:rPr>
@@ -5013,7 +5013,7 @@
           <w:p>
             <w:pPr>
               <w:bidi/>
-              <w:jc w:val="right"/>
+              <w:jc w:val="start"/>
             </w:pPr>
             <w:r>
               <w:rPr>
@@ -5034,7 +5034,7 @@
           <w:p>
             <w:pPr>
               <w:bidi/>
-              <w:jc w:val="right"/>
+              <w:jc w:val="start"/>
             </w:pPr>
             <w:r>
               <w:rPr>
@@ -5053,7 +5053,7 @@
           <w:p>
             <w:pPr>
               <w:bidi/>
-              <w:jc w:val="right"/>
+              <w:jc w:val="start"/>
             </w:pPr>
             <w:r>
               <w:rPr>
@@ -5072,7 +5072,7 @@
           <w:p>
             <w:pPr>
               <w:bidi/>
-              <w:jc w:val="right"/>
+              <w:jc w:val="start"/>
             </w:pPr>
             <w:r>
               <w:rPr>
@@ -5091,7 +5091,7 @@
           <w:p>
             <w:pPr>
               <w:bidi/>
-              <w:jc w:val="right"/>
+              <w:jc w:val="start"/>
             </w:pPr>
             <w:r>
               <w:rPr>
@@ -5108,7 +5108,7 @@
       <w:pPr>
         <w:pStyle w:val="Heading2"/>
         <w:bidi/>
-        <w:jc w:val="right"/>
+        <w:jc w:val="start"/>
       </w:pPr>
       <w:r>
         <w:rPr>
@@ -5122,7 +5122,7 @@
       <w:pPr>
         <w:pStyle w:val="ListBullet"/>
         <w:bidi/>
-        <w:jc w:val="right"/>
+        <w:jc w:val="start"/>
       </w:pPr>
       <w:r>
         <w:rPr>
@@ -5136,7 +5136,7 @@
       <w:pPr>
         <w:pStyle w:val="ListBullet"/>
         <w:bidi/>
-        <w:jc w:val="right"/>
+        <w:jc w:val="start"/>
       </w:pPr>
       <w:r>
         <w:rPr>
@@ -5150,7 +5150,7 @@
       <w:pPr>
         <w:pStyle w:val="ListBullet"/>
         <w:bidi/>
-        <w:jc w:val="right"/>
+        <w:jc w:val="start"/>
       </w:pPr>
       <w:r>
         <w:rPr>
@@ -5164,7 +5164,7 @@
       <w:pPr>
         <w:pStyle w:val="Heading2"/>
         <w:bidi/>
-        <w:jc w:val="right"/>
+        <w:jc w:val="start"/>
       </w:pPr>
       <w:r>
         <w:rPr>
@@ -5200,7 +5200,7 @@
           <w:p>
             <w:pPr>
               <w:bidi/>
-              <w:jc w:val="right"/>
+              <w:jc w:val="start"/>
             </w:pPr>
             <w:r>
               <w:rPr>
@@ -5221,7 +5221,7 @@
           <w:p>
             <w:pPr>
               <w:bidi/>
-              <w:jc w:val="right"/>
+              <w:jc w:val="start"/>
             </w:pPr>
             <w:r>
               <w:rPr>
@@ -5242,7 +5242,7 @@
           <w:p>
             <w:pPr>
               <w:bidi/>
-              <w:jc w:val="right"/>
+              <w:jc w:val="start"/>
             </w:pPr>
             <w:r>
               <w:rPr>
@@ -5263,7 +5263,7 @@
           <w:p>
             <w:pPr>
               <w:bidi/>
-              <w:jc w:val="right"/>
+              <w:jc w:val="start"/>
             </w:pPr>
             <w:r>
               <w:rPr>
@@ -5284,7 +5284,7 @@
           <w:p>
             <w:pPr>
               <w:bidi/>
-              <w:jc w:val="right"/>
+              <w:jc w:val="start"/>
             </w:pPr>
             <w:r>
               <w:rPr>
@@ -5305,7 +5305,7 @@
           <w:p>
             <w:pPr>
               <w:bidi/>
-              <w:jc w:val="right"/>
+              <w:jc w:val="start"/>
             </w:pPr>
             <w:r>
               <w:rPr>
@@ -5326,7 +5326,7 @@
           <w:p>
             <w:pPr>
               <w:bidi/>
-              <w:jc w:val="right"/>
+              <w:jc w:val="start"/>
             </w:pPr>
             <w:r>
               <w:rPr>
@@ -5348,7 +5348,7 @@
           <w:p>
             <w:pPr>
               <w:bidi/>
-              <w:jc w:val="right"/>
+              <w:jc w:val="start"/>
             </w:pPr>
             <w:r>
               <w:rPr>
@@ -5366,7 +5366,7 @@
           <w:p>
             <w:pPr>
               <w:bidi/>
-              <w:jc w:val="right"/>
+              <w:jc w:val="start"/>
             </w:pPr>
             <w:r>
               <w:rPr>
@@ -5384,7 +5384,7 @@
           <w:p>
             <w:pPr>
               <w:bidi/>
-              <w:jc w:val="right"/>
+              <w:jc w:val="start"/>
             </w:pPr>
             <w:r>
               <w:rPr>
@@ -5402,7 +5402,7 @@
           <w:p>
             <w:pPr>
               <w:bidi/>
-              <w:jc w:val="right"/>
+              <w:jc w:val="start"/>
             </w:pPr>
             <w:r>
               <w:rPr>
@@ -5420,7 +5420,7 @@
           <w:p>
             <w:pPr>
               <w:bidi/>
-              <w:jc w:val="right"/>
+              <w:jc w:val="start"/>
             </w:pPr>
             <w:r>
               <w:rPr>
@@ -5438,7 +5438,7 @@
           <w:p>
             <w:pPr>
               <w:bidi/>
-              <w:jc w:val="right"/>
+              <w:jc w:val="start"/>
             </w:pPr>
             <w:r>
               <w:rPr>
@@ -5456,7 +5456,7 @@
           <w:p>
             <w:pPr>
               <w:bidi/>
-              <w:jc w:val="right"/>
+              <w:jc w:val="start"/>
             </w:pPr>
             <w:r>
               <w:rPr>
@@ -5477,7 +5477,7 @@
           <w:p>
             <w:pPr>
               <w:bidi/>
-              <w:jc w:val="right"/>
+              <w:jc w:val="start"/>
             </w:pPr>
             <w:r>
               <w:rPr>
@@ -5496,7 +5496,7 @@
           <w:p>
             <w:pPr>
               <w:bidi/>
-              <w:jc w:val="right"/>
+              <w:jc w:val="start"/>
             </w:pPr>
             <w:r>
               <w:rPr>
@@ -5515,7 +5515,7 @@
           <w:p>
             <w:pPr>
               <w:bidi/>
-              <w:jc w:val="right"/>
+              <w:jc w:val="start"/>
             </w:pPr>
             <w:r>
               <w:rPr>
@@ -5534,7 +5534,7 @@
           <w:p>
             <w:pPr>
               <w:bidi/>
-              <w:jc w:val="right"/>
+              <w:jc w:val="start"/>
             </w:pPr>
             <w:r>
               <w:rPr>
@@ -5553,7 +5553,7 @@
           <w:p>
             <w:pPr>
               <w:bidi/>
-              <w:jc w:val="right"/>
+              <w:jc w:val="start"/>
             </w:pPr>
             <w:r>
               <w:rPr>
@@ -5572,7 +5572,7 @@
           <w:p>
             <w:pPr>
               <w:bidi/>
-              <w:jc w:val="right"/>
+              <w:jc w:val="start"/>
             </w:pPr>
             <w:r>
               <w:rPr>
@@ -5591,7 +5591,7 @@
           <w:p>
             <w:pPr>
               <w:bidi/>
-              <w:jc w:val="right"/>
+              <w:jc w:val="start"/>
             </w:pPr>
             <w:r>
               <w:rPr>
@@ -5608,7 +5608,7 @@
       <w:pPr>
         <w:pStyle w:val="IntenseQuote"/>
         <w:bidi/>
-        <w:jc w:val="right"/>
+        <w:jc w:val="start"/>
       </w:pPr>
       <w:r>
         <w:rPr>
@@ -5637,7 +5637,7 @@
     <w:pPr>
       <w:pStyle w:val="Footer"/>
       <w:bidi/>
-      <w:jc w:val="right"/>
+      <w:jc w:val="start"/>
     </w:pPr>
     <w:r>
       <w:rPr>
@@ -5665,7 +5665,7 @@
     <w:pPr>
       <w:pStyle w:val="Header"/>
       <w:bidi/>
-      <w:jc w:val="right"/>
+      <w:jc w:val="start"/>
     </w:pPr>
     <w:r>
       <w:rPr>
@@ -6043,7 +6043,7 @@
     <w:rsid w:val="00FC693F"/>
     <w:pPr>
       <w:bidi/>
-      <w:jc w:val="right"/>
+      <w:jc w:val="start"/>
     </w:pPr>
     <w:rPr>
       <w:rFonts w:ascii="Arial" w:hAnsi="Arial" w:cs="Arial"/>
@@ -6064,7 +6064,7 @@
       </w:tabs>
       <w:spacing w:after="0" w:line="240" w:lineRule="auto"/>
       <w:bidi/>
-      <w:jc w:val="right"/>
+      <w:jc w:val="start"/>
     </w:pPr>
     <w:rPr>
       <w:rFonts w:ascii="Arial" w:hAnsi="Arial" w:cs="Arial"/>
@@ -6092,7 +6092,7 @@
       </w:tabs>
       <w:spacing w:after="0" w:line="240" w:lineRule="auto"/>
       <w:bidi/>
-      <w:jc w:val="right"/>
+      <w:jc w:val="start"/>
     </w:pPr>
     <w:rPr>
       <w:rFonts w:ascii="Arial" w:hAnsi="Arial" w:cs="Arial"/>
@@ -6120,7 +6120,7 @@
       <w:spacing w:before="480" w:after="0"/>
       <w:outlineLvl w:val="0"/>
       <w:bidi/>
-      <w:jc w:val="right"/>
+      <w:jc w:val="start"/>
     </w:pPr>
     <w:rPr>
       <w:rFonts w:asciiTheme="majorHAnsi" w:eastAsiaTheme="majorEastAsia" w:hAnsiTheme="majorHAnsi" w:cstheme="majorBidi" w:ascii="Arial" w:hAnsi="Arial" w:cs="Arial"/>
@@ -6147,7 +6147,7 @@
       <w:spacing w:before="200" w:after="0"/>
       <w:outlineLvl w:val="1"/>
       <w:bidi/>
-      <w:jc w:val="right"/>
+      <w:jc w:val="start"/>
     </w:pPr>
     <w:rPr>
       <w:rFonts w:asciiTheme="majorHAnsi" w:eastAsiaTheme="majorEastAsia" w:hAnsiTheme="majorHAnsi" w:cstheme="majorBidi" w:ascii="Arial" w:hAnsi="Arial" w:cs="Arial"/>
@@ -6174,7 +6174,7 @@
       <w:spacing w:before="200" w:after="0"/>
       <w:outlineLvl w:val="2"/>
       <w:bidi/>
-      <w:jc w:val="right"/>
+      <w:jc w:val="start"/>
     </w:pPr>
     <w:rPr>
       <w:rFonts w:asciiTheme="majorHAnsi" w:eastAsiaTheme="majorEastAsia" w:hAnsiTheme="majorHAnsi" w:cstheme="majorBidi" w:ascii="Arial" w:hAnsi="Arial" w:cs="Arial"/>
@@ -6200,7 +6200,7 @@
       <w:spacing w:before="200" w:after="0"/>
       <w:outlineLvl w:val="3"/>
       <w:bidi/>
-      <w:jc w:val="right"/>
+      <w:jc w:val="start"/>
     </w:pPr>
     <w:rPr>
       <w:rFonts w:asciiTheme="majorHAnsi" w:eastAsiaTheme="majorEastAsia" w:hAnsiTheme="majorHAnsi" w:cstheme="majorBidi" w:ascii="Arial" w:hAnsi="Arial" w:cs="Arial"/>
@@ -6228,7 +6228,7 @@
       <w:spacing w:before="200" w:after="0"/>
       <w:outlineLvl w:val="4"/>
       <w:bidi/>
-      <w:jc w:val="right"/>
+      <w:jc w:val="start"/>
     </w:pPr>
     <w:rPr>
       <w:rFonts w:asciiTheme="majorHAnsi" w:eastAsiaTheme="majorEastAsia" w:hAnsiTheme="majorHAnsi" w:cstheme="majorBidi" w:ascii="Arial" w:hAnsi="Arial" w:cs="Arial"/>
@@ -6252,7 +6252,7 @@
       <w:spacing w:before="200" w:after="0"/>
       <w:outlineLvl w:val="5"/>
       <w:bidi/>
-      <w:jc w:val="right"/>
+      <w:jc w:val="start"/>
     </w:pPr>
     <w:rPr>
       <w:rFonts w:asciiTheme="majorHAnsi" w:eastAsiaTheme="majorEastAsia" w:hAnsiTheme="majorHAnsi" w:cstheme="majorBidi" w:ascii="Arial" w:hAnsi="Arial" w:cs="Arial"/>
@@ -6278,7 +6278,7 @@
       <w:spacing w:before="200" w:after="0"/>
       <w:outlineLvl w:val="6"/>
       <w:bidi/>
-      <w:jc w:val="right"/>
+      <w:jc w:val="start"/>
     </w:pPr>
     <w:rPr>
       <w:rFonts w:asciiTheme="majorHAnsi" w:eastAsiaTheme="majorEastAsia" w:hAnsiTheme="majorHAnsi" w:cstheme="majorBidi" w:ascii="Arial" w:hAnsi="Arial" w:cs="Arial"/>
@@ -6304,7 +6304,7 @@
       <w:spacing w:before="200" w:after="0"/>
       <w:outlineLvl w:val="7"/>
       <w:bidi/>
-      <w:jc w:val="right"/>
+      <w:jc w:val="start"/>
     </w:pPr>
     <w:rPr>
       <w:rFonts w:asciiTheme="majorHAnsi" w:eastAsiaTheme="majorEastAsia" w:hAnsiTheme="majorHAnsi" w:cstheme="majorBidi" w:ascii="Arial" w:hAnsi="Arial" w:cs="Arial"/>
@@ -6330,7 +6330,7 @@
       <w:spacing w:before="200" w:after="0"/>
       <w:outlineLvl w:val="8"/>
       <w:bidi/>
-      <w:jc w:val="right"/>
+      <w:jc w:val="start"/>
     </w:pPr>
     <w:rPr>
       <w:rFonts w:asciiTheme="majorHAnsi" w:eastAsiaTheme="majorEastAsia" w:hAnsiTheme="majorHAnsi" w:cstheme="majorBidi" w:ascii="Arial" w:hAnsi="Arial" w:cs="Arial"/>
@@ -6377,7 +6377,7 @@
     <w:pPr>
       <w:spacing w:after="0" w:line="240" w:lineRule="auto"/>
       <w:bidi/>
-      <w:jc w:val="right"/>
+      <w:jc w:val="start"/>
     </w:pPr>
     <w:rPr>
       <w:rFonts w:ascii="Arial" w:hAnsi="Arial" w:cs="Arial"/>
@@ -6442,7 +6442,7 @@
       <w:spacing w:after="300" w:line="240" w:lineRule="auto"/>
       <w:contextualSpacing/>
       <w:bidi/>
-      <w:jc w:val="right"/>
+      <w:jc w:val="start"/>
     </w:pPr>
     <w:rPr>
       <w:rFonts w:asciiTheme="majorHAnsi" w:eastAsiaTheme="majorEastAsia" w:hAnsiTheme="majorHAnsi" w:cstheme="majorBidi" w:ascii="Arial" w:hAnsi="Arial" w:cs="Arial"/>
@@ -6482,7 +6482,7 @@
         <w:ilvl w:val="1"/>
       </w:numPr>
       <w:bidi/>
-      <w:jc w:val="right"/>
+      <w:jc w:val="start"/>
     </w:pPr>
     <w:rPr>
       <w:rFonts w:asciiTheme="majorHAnsi" w:eastAsiaTheme="majorEastAsia" w:hAnsiTheme="majorHAnsi" w:cstheme="majorBidi" w:ascii="Arial" w:hAnsi="Arial" w:cs="Arial"/>
@@ -6521,7 +6521,7 @@
       <w:ind w:left="720"/>
       <w:contextualSpacing/>
       <w:bidi/>
-      <w:jc w:val="right"/>
+      <w:jc w:val="start"/>
     </w:pPr>
     <w:rPr>
       <w:rFonts w:ascii="Arial" w:hAnsi="Arial" w:cs="Arial"/>
@@ -6538,7 +6538,7 @@
     <w:pPr>
       <w:spacing w:after="120"/>
       <w:bidi/>
-      <w:jc w:val="right"/>
+      <w:jc w:val="start"/>
     </w:pPr>
     <w:rPr>
       <w:rFonts w:ascii="Arial" w:hAnsi="Arial" w:cs="Arial"/>
@@ -6562,7 +6562,7 @@
     <w:pPr>
       <w:spacing w:after="120" w:line="480" w:lineRule="auto"/>
       <w:bidi/>
-      <w:jc w:val="right"/>
+      <w:jc w:val="start"/>
     </w:pPr>
     <w:rPr>
       <w:rFonts w:ascii="Arial" w:hAnsi="Arial" w:cs="Arial"/>
@@ -6586,7 +6586,7 @@
     <w:pPr>
       <w:spacing w:after="120"/>
       <w:bidi/>
-      <w:jc w:val="right"/>
+      <w:jc w:val="start"/>
     </w:pPr>
     <w:rPr>
       <w:rFonts w:ascii="Arial" w:hAnsi="Arial" w:cs="Arial"/>
@@ -6616,7 +6616,7 @@
       <w:ind w:left="360" w:hanging="360"/>
       <w:contextualSpacing/>
       <w:bidi/>
-      <w:jc w:val="right"/>
+      <w:jc w:val="start"/>
     </w:pPr>
     <w:rPr>
       <w:rFonts w:ascii="Arial" w:hAnsi="Arial" w:cs="Arial"/>
@@ -6633,7 +6633,7 @@
       <w:ind w:left="720" w:hanging="360"/>
       <w:contextualSpacing/>
       <w:bidi/>
-      <w:jc w:val="right"/>
+      <w:jc w:val="start"/>
     </w:pPr>
     <w:rPr>
       <w:rFonts w:ascii="Arial" w:hAnsi="Arial" w:cs="Arial"/>
@@ -6650,7 +6650,7 @@
       <w:ind w:left="1080" w:hanging="360"/>
       <w:contextualSpacing/>
       <w:bidi/>
-      <w:jc w:val="right"/>
+      <w:jc w:val="start"/>
     </w:pPr>
     <w:rPr>
       <w:rFonts w:ascii="Arial" w:hAnsi="Arial" w:cs="Arial"/>
@@ -6669,7 +6669,7 @@
       </w:numPr>
       <w:contextualSpacing/>
       <w:bidi/>
-      <w:jc w:val="right"/>
+      <w:jc w:val="start"/>
     </w:pPr>
     <w:rPr>
       <w:rFonts w:ascii="Arial" w:hAnsi="Arial" w:cs="Arial"/>
@@ -6688,7 +6688,7 @@
       </w:numPr>
       <w:contextualSpacing/>
       <w:bidi/>
-      <w:jc w:val="right"/>
+      <w:jc w:val="start"/>
     </w:pPr>
     <w:rPr>
       <w:rFonts w:ascii="Arial" w:hAnsi="Arial" w:cs="Arial"/>
@@ -6707,7 +6707,7 @@
       </w:numPr>
       <w:contextualSpacing/>
       <w:bidi/>
-      <w:jc w:val="right"/>
+      <w:jc w:val="start"/>
     </w:pPr>
     <w:rPr>
       <w:rFonts w:ascii="Arial" w:hAnsi="Arial" w:cs="Arial"/>
@@ -6726,7 +6726,7 @@
       </w:numPr>
       <w:contextualSpacing/>
       <w:bidi/>
-      <w:jc w:val="right"/>
+      <w:jc w:val="start"/>
     </w:pPr>
     <w:rPr>
       <w:rFonts w:ascii="Arial" w:hAnsi="Arial" w:cs="Arial"/>
@@ -6745,7 +6745,7 @@
       </w:numPr>
       <w:contextualSpacing/>
       <w:bidi/>
-      <w:jc w:val="right"/>
+      <w:jc w:val="start"/>
     </w:pPr>
     <w:rPr>
       <w:rFonts w:ascii="Arial" w:hAnsi="Arial" w:cs="Arial"/>
@@ -6764,7 +6764,7 @@
       </w:numPr>
       <w:contextualSpacing/>
       <w:bidi/>
-      <w:jc w:val="right"/>
+      <w:jc w:val="start"/>
     </w:pPr>
     <w:rPr>
       <w:rFonts w:ascii="Arial" w:hAnsi="Arial" w:cs="Arial"/>
@@ -6782,7 +6782,7 @@
       <w:ind w:left="360"/>
       <w:contextualSpacing/>
       <w:bidi/>
-      <w:jc w:val="right"/>
+      <w:jc w:val="start"/>
     </w:pPr>
     <w:rPr>
       <w:rFonts w:ascii="Arial" w:hAnsi="Arial" w:cs="Arial"/>
@@ -6800,7 +6800,7 @@
       <w:ind w:left="720"/>
       <w:contextualSpacing/>
       <w:bidi/>
-      <w:jc w:val="right"/>
+      <w:jc w:val="start"/>
     </w:pPr>
     <w:rPr>
       <w:rFonts w:ascii="Arial" w:hAnsi="Arial" w:cs="Arial"/>
@@ -6818,7 +6818,7 @@
       <w:ind w:left="1080"/>
       <w:contextualSpacing/>
       <w:bidi/>
-      <w:jc w:val="right"/>
+      <w:jc w:val="start"/>
     </w:pPr>
     <w:rPr>
       <w:rFonts w:ascii="Arial" w:hAnsi="Arial" w:cs="Arial"/>
@@ -6842,7 +6842,7 @@
         <w:tab w:val="left" w:pos="4032"/>
       </w:tabs>
       <w:bidi/>
-      <w:jc w:val="right"/>
+      <w:jc w:val="start"/>
     </w:pPr>
     <w:rPr>
       <w:rFonts w:ascii="Arial" w:hAnsi="Arial" w:cs="Arial"/>
@@ -6873,7 +6873,7 @@
     <w:rsid w:val="00FC693F"/>
     <w:pPr>
       <w:bidi/>
-      <w:jc w:val="right"/>
+      <w:jc w:val="start"/>
     </w:pPr>
     <w:rPr>
       <w:rFonts w:ascii="Arial" w:hAnsi="Arial" w:cs="Arial"/>
@@ -6993,7 +6993,7 @@
     <w:pPr>
       <w:spacing w:line="240" w:lineRule="auto"/>
       <w:bidi/>
-      <w:jc w:val="right"/>
+      <w:jc w:val="start"/>
     </w:pPr>
     <w:rPr>
       <w:rFonts w:ascii="Arial" w:hAnsi="Arial" w:cs="Arial"/>
@@ -7042,7 +7042,7 @@
       <w:spacing w:before="200" w:after="280"/>
       <w:ind w:left="936" w:right="936"/>
       <w:bidi/>
-      <w:jc w:val="right"/>
+      <w:jc w:val="start"/>
     </w:pPr>
     <w:rPr>
       <w:rFonts w:ascii="Arial" w:hAnsi="Arial" w:cs="Arial"/>
@@ -7146,7 +7146,7 @@
     <w:pPr>
       <w:outlineLvl w:val="9"/>
       <w:bidi/>
-      <w:jc w:val="right"/>
+      <w:jc w:val="start"/>
     </w:pPr>
     <w:rPr>
       <w:rFonts w:ascii="Arial" w:hAnsi="Arial" w:cs="Arial"/>

--- a/samples/client_report_latest.docx
+++ b/samples/client_report_latest.docx
@@ -3,42 +3,77 @@
 <w:document xmlns:wpc="http://schemas.microsoft.com/office/word/2010/wordprocessingCanvas" xmlns:mo="http://schemas.microsoft.com/office/mac/office/2008/main" xmlns:mc="http://schemas.openxmlformats.org/markup-compatibility/2006" xmlns:mv="urn:schemas-microsoft-com:mac:vml" xmlns:o="urn:schemas-microsoft-com:office:office" xmlns:r="http://schemas.openxmlformats.org/officeDocument/2006/relationships" xmlns:m="http://schemas.openxmlformats.org/officeDocument/2006/math" xmlns:v="urn:schemas-microsoft-com:vml" xmlns:wp14="http://schemas.microsoft.com/office/word/2010/wordprocessingDrawing" xmlns:wp="http://schemas.openxmlformats.org/drawingml/2006/wordprocessingDrawing" xmlns:w10="urn:schemas-microsoft-com:office:word" xmlns:w="http://schemas.openxmlformats.org/wordprocessingml/2006/main" xmlns:w14="http://schemas.microsoft.com/office/word/2010/wordml" xmlns:wpg="http://schemas.microsoft.com/office/word/2010/wordprocessingGroup" xmlns:wpi="http://schemas.microsoft.com/office/word/2010/wordprocessingInk" xmlns:wne="http://schemas.microsoft.com/office/word/2006/wordml" xmlns:wps="http://schemas.microsoft.com/office/word/2010/wordprocessingShape" mc:Ignorable="w14 wp14">
   <w:body>
     <w:p>
+      <w:pPr>
+        <w:bidi/>
+        <w:jc w:val="start"/>
+      </w:pPr>
       <w:r>
         <w:rPr>
+          <w:rFonts w:ascii="Arial" w:hAnsi="Arial" w:cs="Arial"/>
           <w:b/>
           <w:color w:val="1B3B6F"/>
+          <w:sz w:val="56"/>
+          <w:rtl/>
+          <w:szCs w:val="56"/>
         </w:rPr>
-        <w:t>[شعار سِلك]</w:t>
+        <w:t>سِلك</w:t>
       </w:r>
     </w:p>
     <w:p>
       <w:pPr>
         <w:pStyle w:val="Title"/>
+        <w:bidi/>
+        <w:jc w:val="start"/>
       </w:pPr>
       <w:r>
+        <w:rPr>
+          <w:rFonts w:ascii="Arial" w:hAnsi="Arial" w:cs="Arial"/>
+          <w:rtl/>
+        </w:rPr>
         <w:t>دراسة سوق تصديرية: تمور</w:t>
       </w:r>
     </w:p>
     <w:p>
       <w:pPr>
         <w:pStyle w:val="IntenseQuote"/>
+        <w:bidi/>
+        <w:jc w:val="start"/>
       </w:pPr>
       <w:r>
+        <w:rPr>
+          <w:rFonts w:ascii="Arial" w:hAnsi="Arial" w:cs="Arial"/>
+          <w:rtl/>
+        </w:rPr>
         <w:t>أُعدّت بواسطة منصة سِلك لذكاء الأسواق</w:t>
       </w:r>
     </w:p>
     <w:p>
+      <w:pPr>
+        <w:bidi/>
+        <w:jc w:val="start"/>
+      </w:pPr>
       <w:r>
+        <w:rPr>
+          <w:rFonts w:ascii="Arial" w:hAnsi="Arial" w:cs="Arial"/>
+          <w:rtl/>
+        </w:rPr>
         <w:t>⚠ نموذج توضيحي ببيانات موسومة — ليس تقريراً إنتاجياً</w:t>
       </w:r>
     </w:p>
     <w:p>
+      <w:pPr>
+        <w:bidi/>
+        <w:jc w:val="start"/>
+      </w:pPr>
       <w:r>
         <w:rPr>
+          <w:rFonts w:ascii="Arial" w:hAnsi="Arial" w:cs="Arial"/>
           <w:b/>
           <w:color w:val="000000"/>
           <w:sz w:val="32"/>
           <w:highlight w:val="darkCyan"/>
+          <w:rtl/>
+          <w:szCs w:val="32"/>
         </w:rPr>
         <w:t xml:space="preserve">  دخول مشروط  </w:t>
       </w:r>
@@ -47,7 +82,9 @@
       <w:tblPr>
         <w:tblStyle w:val="TableGrid"/>
         <w:tblW w:type="auto" w:w="0"/>
+        <w:tblLayout w:type="fixed"/>
         <w:tblLook w:firstColumn="1" w:firstRow="1" w:lastColumn="0" w:lastRow="0" w:noHBand="0" w:noVBand="1" w:val="04A0"/>
+        <w:bidiVisual/>
       </w:tblPr>
       <w:tblGrid>
         <w:gridCol w:w="4320"/>
@@ -56,14 +93,20 @@
       <w:tr>
         <w:tc>
           <w:tcPr>
-            <w:tcW w:type="dxa" w:w="4320"/>
+            <w:tcW w:type="dxa" w:w="4680"/>
             <w:shd w:val="clear" w:fill="1B3B6F"/>
           </w:tcPr>
           <w:p>
+            <w:pPr>
+              <w:bidi/>
+              <w:jc w:val="start"/>
+            </w:pPr>
             <w:r>
               <w:rPr>
+                <w:rFonts w:ascii="Arial" w:hAnsi="Arial" w:cs="Arial"/>
                 <w:b/>
                 <w:color w:val="FFFFFF"/>
+                <w:rtl/>
               </w:rPr>
               <w:t>البند</w:t>
             </w:r>
@@ -71,14 +114,20 @@
         </w:tc>
         <w:tc>
           <w:tcPr>
-            <w:tcW w:type="dxa" w:w="4320"/>
+            <w:tcW w:type="dxa" w:w="4680"/>
             <w:shd w:val="clear" w:fill="1B3B6F"/>
           </w:tcPr>
           <w:p>
+            <w:pPr>
+              <w:bidi/>
+              <w:jc w:val="start"/>
+            </w:pPr>
             <w:r>
               <w:rPr>
+                <w:rFonts w:ascii="Arial" w:hAnsi="Arial" w:cs="Arial"/>
                 <w:b/>
                 <w:color w:val="FFFFFF"/>
+                <w:rtl/>
               </w:rPr>
               <w:t>القيمة</w:t>
             </w:r>
@@ -88,20 +137,36 @@
       <w:tr>
         <w:tc>
           <w:tcPr>
-            <w:tcW w:type="dxa" w:w="4320"/>
+            <w:tcW w:type="dxa" w:w="4680"/>
           </w:tcPr>
           <w:p>
+            <w:pPr>
+              <w:bidi/>
+              <w:jc w:val="start"/>
+            </w:pPr>
             <w:r>
+              <w:rPr>
+                <w:rFonts w:ascii="Arial" w:hAnsi="Arial" w:cs="Arial"/>
+                <w:rtl/>
+              </w:rPr>
               <w:t>المنتج</w:t>
             </w:r>
           </w:p>
         </w:tc>
         <w:tc>
           <w:tcPr>
-            <w:tcW w:type="dxa" w:w="4320"/>
+            <w:tcW w:type="dxa" w:w="4680"/>
           </w:tcPr>
           <w:p>
+            <w:pPr>
+              <w:bidi/>
+              <w:jc w:val="start"/>
+            </w:pPr>
             <w:r>
+              <w:rPr>
+                <w:rFonts w:ascii="Arial" w:hAnsi="Arial" w:cs="Arial"/>
+                <w:rtl/>
+              </w:rPr>
               <w:t>تمور</w:t>
             </w:r>
           </w:p>
@@ -110,22 +175,38 @@
       <w:tr>
         <w:tc>
           <w:tcPr>
-            <w:tcW w:type="dxa" w:w="4320"/>
+            <w:tcW w:type="dxa" w:w="4680"/>
             <w:shd w:val="clear" w:fill="F2F2F2"/>
           </w:tcPr>
           <w:p>
+            <w:pPr>
+              <w:bidi/>
+              <w:jc w:val="start"/>
+            </w:pPr>
             <w:r>
+              <w:rPr>
+                <w:rFonts w:ascii="Arial" w:hAnsi="Arial" w:cs="Arial"/>
+                <w:rtl/>
+              </w:rPr>
               <w:t>رمز HS</w:t>
             </w:r>
           </w:p>
         </w:tc>
         <w:tc>
           <w:tcPr>
-            <w:tcW w:type="dxa" w:w="4320"/>
+            <w:tcW w:type="dxa" w:w="4680"/>
             <w:shd w:val="clear" w:fill="F2F2F2"/>
           </w:tcPr>
           <w:p>
+            <w:pPr>
+              <w:bidi/>
+              <w:jc w:val="start"/>
+            </w:pPr>
             <w:r>
+              <w:rPr>
+                <w:rFonts w:ascii="Arial" w:hAnsi="Arial" w:cs="Arial"/>
+                <w:rtl/>
+              </w:rPr>
               <w:t>080410</w:t>
             </w:r>
           </w:p>
@@ -134,20 +215,36 @@
       <w:tr>
         <w:tc>
           <w:tcPr>
-            <w:tcW w:type="dxa" w:w="4320"/>
+            <w:tcW w:type="dxa" w:w="4680"/>
           </w:tcPr>
           <w:p>
+            <w:pPr>
+              <w:bidi/>
+              <w:jc w:val="start"/>
+            </w:pPr>
             <w:r>
+              <w:rPr>
+                <w:rFonts w:ascii="Arial" w:hAnsi="Arial" w:cs="Arial"/>
+                <w:rtl/>
+              </w:rPr>
               <w:t>بلد المنشأ</w:t>
             </w:r>
           </w:p>
         </w:tc>
         <w:tc>
           <w:tcPr>
-            <w:tcW w:type="dxa" w:w="4320"/>
+            <w:tcW w:type="dxa" w:w="4680"/>
           </w:tcPr>
           <w:p>
+            <w:pPr>
+              <w:bidi/>
+              <w:jc w:val="start"/>
+            </w:pPr>
             <w:r>
+              <w:rPr>
+                <w:rFonts w:ascii="Arial" w:hAnsi="Arial" w:cs="Arial"/>
+                <w:rtl/>
+              </w:rPr>
               <w:t>المملكة العربية السعودية</w:t>
             </w:r>
           </w:p>
@@ -156,22 +253,38 @@
       <w:tr>
         <w:tc>
           <w:tcPr>
-            <w:tcW w:type="dxa" w:w="4320"/>
+            <w:tcW w:type="dxa" w:w="4680"/>
             <w:shd w:val="clear" w:fill="F2F2F2"/>
           </w:tcPr>
           <w:p>
+            <w:pPr>
+              <w:bidi/>
+              <w:jc w:val="start"/>
+            </w:pPr>
             <w:r>
+              <w:rPr>
+                <w:rFonts w:ascii="Arial" w:hAnsi="Arial" w:cs="Arial"/>
+                <w:rtl/>
+              </w:rPr>
               <w:t>السوق المستهدف</w:t>
             </w:r>
           </w:p>
         </w:tc>
         <w:tc>
           <w:tcPr>
-            <w:tcW w:type="dxa" w:w="4320"/>
+            <w:tcW w:type="dxa" w:w="4680"/>
             <w:shd w:val="clear" w:fill="F2F2F2"/>
           </w:tcPr>
           <w:p>
+            <w:pPr>
+              <w:bidi/>
+              <w:jc w:val="start"/>
+            </w:pPr>
             <w:r>
+              <w:rPr>
+                <w:rFonts w:ascii="Arial" w:hAnsi="Arial" w:cs="Arial"/>
+                <w:rtl/>
+              </w:rPr>
               <w:t>هولندا</w:t>
             </w:r>
           </w:p>
@@ -180,20 +293,36 @@
       <w:tr>
         <w:tc>
           <w:tcPr>
-            <w:tcW w:type="dxa" w:w="4320"/>
+            <w:tcW w:type="dxa" w:w="4680"/>
           </w:tcPr>
           <w:p>
+            <w:pPr>
+              <w:bidi/>
+              <w:jc w:val="start"/>
+            </w:pPr>
             <w:r>
+              <w:rPr>
+                <w:rFonts w:ascii="Arial" w:hAnsi="Arial" w:cs="Arial"/>
+                <w:rtl/>
+              </w:rPr>
               <w:t>تاريخ الإعداد</w:t>
             </w:r>
           </w:p>
         </w:tc>
         <w:tc>
           <w:tcPr>
-            <w:tcW w:type="dxa" w:w="4320"/>
+            <w:tcW w:type="dxa" w:w="4680"/>
           </w:tcPr>
           <w:p>
+            <w:pPr>
+              <w:bidi/>
+              <w:jc w:val="start"/>
+            </w:pPr>
             <w:r>
+              <w:rPr>
+                <w:rFonts w:ascii="Arial" w:hAnsi="Arial" w:cs="Arial"/>
+                <w:rtl/>
+              </w:rPr>
               <w:t>2026-07-16</w:t>
             </w:r>
           </w:p>
@@ -203,103 +332,220 @@
     <w:p>
       <w:pPr>
         <w:pStyle w:val="Heading1"/>
+        <w:bidi/>
+        <w:jc w:val="start"/>
       </w:pPr>
       <w:r>
+        <w:rPr>
+          <w:rFonts w:ascii="Arial" w:hAnsi="Arial" w:cs="Arial"/>
+          <w:rtl/>
+        </w:rPr>
         <w:t>القرار وأساسه</w:t>
       </w:r>
     </w:p>
     <w:p>
+      <w:pPr>
+        <w:bidi/>
+        <w:jc w:val="start"/>
+      </w:pPr>
       <w:r>
+        <w:rPr>
+          <w:rFonts w:ascii="Arial" w:hAnsi="Arial" w:cs="Arial"/>
+          <w:rtl/>
+        </w:rPr>
         <w:t>التوصية: دخول مشروط</w:t>
       </w:r>
     </w:p>
     <w:p>
+      <w:pPr>
+        <w:bidi/>
+        <w:jc w:val="start"/>
+      </w:pPr>
       <w:r>
+        <w:rPr>
+          <w:rFonts w:ascii="Arial" w:hAnsi="Arial" w:cs="Arial"/>
+          <w:rtl/>
+        </w:rPr>
         <w:t>الأدلة تدعم دخولاً مشروطاً بتأمين الأهلية التنظيمية أولاً — تركّز سوق المورّدين المعتدل والفجوة السعرية كافيان، والمخاطرة الرئيسية إجرائية لا سوقية.</w:t>
       </w:r>
     </w:p>
     <w:p>
+      <w:pPr>
+        <w:bidi/>
+        <w:jc w:val="start"/>
+      </w:pPr>
       <w:r>
+        <w:rPr>
+          <w:rFonts w:ascii="Arial" w:hAnsi="Arial" w:cs="Arial"/>
+          <w:rtl/>
+        </w:rPr>
         <w:t>التوصية دخول مشروط، وتستند إلى ثلاثة أسباب: الأول أن الجالية المسلمة في</w:t>
       </w:r>
     </w:p>
     <w:p>
+      <w:pPr>
+        <w:bidi/>
+        <w:jc w:val="start"/>
+      </w:pPr>
       <w:r>
-        <w:t>هولندا تبلغ نحو 1.0 مليون نسمة ضمن سوق يستورد تمراً بقيمة 38 مليون دولار (نحو 142.5 مليون ريال بسعر الربط 3.75)</w:t>
+        <w:rPr>
+          <w:rFonts w:ascii="Arial" w:hAnsi="Arial" w:cs="Arial"/>
+          <w:rtl/>
+        </w:rPr>
+        <w:t>هولندا تبلغ نحو 1.0 مليون نسمة ضمن سوق يستورد تمراً بقيمة 38 مليون دولار</w:t>
       </w:r>
     </w:p>
     <w:p>
+      <w:pPr>
+        <w:bidi/>
+        <w:jc w:val="start"/>
+      </w:pPr>
       <w:r>
+        <w:rPr>
+          <w:rFonts w:ascii="Arial" w:hAnsi="Arial" w:cs="Arial"/>
+          <w:rtl/>
+        </w:rPr>
         <w:t>سنوياً؛ والثاني أن صفّ المورّدين معتدل التركّز (HHI (مؤشر يقيس تركّز/احتكار السوق: فوق 2500 يعني سيطرة لاعب واحد)≈2100) فلا يهيمن عليه</w:t>
       </w:r>
     </w:p>
     <w:p>
+      <w:pPr>
+        <w:bidi/>
+        <w:jc w:val="start"/>
+      </w:pPr>
       <w:r>
+        <w:rPr>
+          <w:rFonts w:ascii="Arial" w:hAnsi="Arial" w:cs="Arial"/>
+          <w:rtl/>
+        </w:rPr>
         <w:t>طرف واحد، وهو ما يفتح باباً حقيقياً لمورّد جديد ينافس بالسعر؛ والثالث أن</w:t>
       </w:r>
     </w:p>
     <w:p>
+      <w:pPr>
+        <w:bidi/>
+        <w:jc w:val="start"/>
+      </w:pPr>
       <w:r>
+        <w:rPr>
+          <w:rFonts w:ascii="Arial" w:hAnsi="Arial" w:cs="Arial"/>
+          <w:rtl/>
+        </w:rPr>
         <w:t>واردات المنتج تنمو بنسبة 7% مركّباً على ثلاث سنوات. وتتحوّل هذه التوصية</w:t>
       </w:r>
     </w:p>
     <w:p>
+      <w:pPr>
+        <w:bidi/>
+        <w:jc w:val="start"/>
+      </w:pPr>
       <w:r>
+        <w:rPr>
+          <w:rFonts w:ascii="Arial" w:hAnsi="Arial" w:cs="Arial"/>
+          <w:rtl/>
+        </w:rPr>
         <w:t>إلى دخول كامل متى تأكّدت شهادة المنشأة المعتمدة EU 2017/625 خلال 90 يوماً</w:t>
       </w:r>
     </w:p>
     <w:p>
+      <w:pPr>
+        <w:bidi/>
+        <w:jc w:val="start"/>
+      </w:pPr>
       <w:r>
+        <w:rPr>
+          <w:rFonts w:ascii="Arial" w:hAnsi="Arial" w:cs="Arial"/>
+          <w:rtl/>
+        </w:rPr>
         <w:t>وتم التعاقد مع موزّع واحد على الأقل من الباب الأول المقترح لاحقاً.</w:t>
       </w:r>
     </w:p>
     <w:p>
+      <w:pPr>
+        <w:bidi/>
+        <w:jc w:val="start"/>
+      </w:pPr>
       <w:r>
         <w:rPr>
+          <w:rFonts w:ascii="Arial" w:hAnsi="Arial" w:cs="Arial"/>
           <w:b/>
+          <w:rtl/>
         </w:rPr>
         <w:t>ماذا يعني هذا لقرارك: ابدأ تجهيز ملف الأهلية الأوروبية الآن — فهو</w:t>
       </w:r>
     </w:p>
     <w:p>
+      <w:pPr>
+        <w:bidi/>
+        <w:jc w:val="start"/>
+      </w:pPr>
       <w:r>
+        <w:rPr>
+          <w:rFonts w:ascii="Arial" w:hAnsi="Arial" w:cs="Arial"/>
+          <w:rtl/>
+        </w:rPr>
         <w:t>البوابة الحرجة الوحيدة قبل أيّ خطوة تسويقية.</w:t>
       </w:r>
     </w:p>
     <w:p>
+      <w:pPr>
+        <w:bidi/>
+        <w:jc w:val="start"/>
+      </w:pPr>
       <w:r>
+        <w:rPr>
+          <w:rFonts w:ascii="Arial" w:hAnsi="Arial" w:cs="Arial"/>
+          <w:rtl/>
+        </w:rPr>
         <w:t>يقوم الحكم على دخول مشروط، وقد فُصّلت أسبابه الثلاثة في الخلاصة التنفيذية؛</w:t>
       </w:r>
     </w:p>
     <w:p>
+      <w:pPr>
+        <w:bidi/>
+        <w:jc w:val="start"/>
+      </w:pPr>
       <w:r>
+        <w:rPr>
+          <w:rFonts w:ascii="Arial" w:hAnsi="Arial" w:cs="Arial"/>
+          <w:rtl/>
+        </w:rPr>
         <w:t>والمطلوب هنا الانتقالُ منها إلى الشرط الحاسم لبقاء الحكم قائماً، وهو تأكيد</w:t>
       </w:r>
     </w:p>
     <w:p>
+      <w:pPr>
+        <w:bidi/>
+        <w:jc w:val="start"/>
+      </w:pPr>
       <w:r>
+        <w:rPr>
+          <w:rFonts w:ascii="Arial" w:hAnsi="Arial" w:cs="Arial"/>
+          <w:rtl/>
+        </w:rPr>
         <w:t>الأهلية التنظيمية خلال المهلة. وما يحوّل التوصية إلى دخول كامل هو تعاقدٌ</w:t>
       </w:r>
     </w:p>
     <w:p>
-      <w:r>
-        <w:t>مبكّر مع موزّع متخصص يثبت استجابة السوق سعرياً.</w:t>
-      </w:r>
-    </w:p>
-    <w:p>
+      <w:pPr>
+        <w:bidi/>
+        <w:jc w:val="start"/>
+      </w:pPr>
       <w:r>
         <w:rPr>
-          <w:b/>
-          <w:i/>
+          <w:rFonts w:ascii="Arial" w:hAnsi="Arial" w:cs="Arial"/>
+          <w:rtl/>
         </w:rPr>
-        <w:t>جدول: العمود · القيمة</w:t>
+        <w:t>مبكّر مع موزّع متخصص يثبت استجابة السوق سعرياً.</w:t>
       </w:r>
     </w:p>
     <w:tbl>
       <w:tblPr>
         <w:tblStyle w:val="TableGrid"/>
         <w:tblW w:type="auto" w:w="0"/>
+        <w:tblLayout w:type="fixed"/>
         <w:tblLook w:firstColumn="1" w:firstRow="1" w:lastColumn="0" w:lastRow="0" w:noHBand="0" w:noVBand="1" w:val="04A0"/>
+        <w:bidiVisual/>
       </w:tblPr>
       <w:tblGrid>
         <w:gridCol w:w="4320"/>
@@ -308,14 +554,20 @@
       <w:tr>
         <w:tc>
           <w:tcPr>
-            <w:tcW w:type="dxa" w:w="4320"/>
+            <w:tcW w:type="dxa" w:w="4680"/>
             <w:shd w:val="clear" w:fill="1B3B6F"/>
           </w:tcPr>
           <w:p>
+            <w:pPr>
+              <w:bidi/>
+              <w:jc w:val="start"/>
+            </w:pPr>
             <w:r>
               <w:rPr>
+                <w:rFonts w:ascii="Arial" w:hAnsi="Arial" w:cs="Arial"/>
                 <w:b/>
                 <w:color w:val="FFFFFF"/>
+                <w:rtl/>
               </w:rPr>
               <w:t>العمود</w:t>
             </w:r>
@@ -323,14 +575,20 @@
         </w:tc>
         <w:tc>
           <w:tcPr>
-            <w:tcW w:type="dxa" w:w="4320"/>
+            <w:tcW w:type="dxa" w:w="4680"/>
             <w:shd w:val="clear" w:fill="1B3B6F"/>
           </w:tcPr>
           <w:p>
+            <w:pPr>
+              <w:bidi/>
+              <w:jc w:val="start"/>
+            </w:pPr>
             <w:r>
               <w:rPr>
+                <w:rFonts w:ascii="Arial" w:hAnsi="Arial" w:cs="Arial"/>
                 <w:b/>
                 <w:color w:val="FFFFFF"/>
+                <w:rtl/>
               </w:rPr>
               <w:t>القيمة</w:t>
             </w:r>
@@ -340,20 +598,36 @@
       <w:tr>
         <w:tc>
           <w:tcPr>
-            <w:tcW w:type="dxa" w:w="4320"/>
+            <w:tcW w:type="dxa" w:w="4680"/>
           </w:tcPr>
           <w:p>
+            <w:pPr>
+              <w:bidi/>
+              <w:jc w:val="start"/>
+            </w:pPr>
             <w:r>
+              <w:rPr>
+                <w:rFonts w:ascii="Arial" w:hAnsi="Arial" w:cs="Arial"/>
+                <w:rtl/>
+              </w:rPr>
               <w:t>الحكم</w:t>
             </w:r>
           </w:p>
         </w:tc>
         <w:tc>
           <w:tcPr>
-            <w:tcW w:type="dxa" w:w="4320"/>
+            <w:tcW w:type="dxa" w:w="4680"/>
           </w:tcPr>
           <w:p>
+            <w:pPr>
+              <w:bidi/>
+              <w:jc w:val="start"/>
+            </w:pPr>
             <w:r>
+              <w:rPr>
+                <w:rFonts w:ascii="Arial" w:hAnsi="Arial" w:cs="Arial"/>
+                <w:rtl/>
+              </w:rPr>
               <w:t>دخول مشروط</w:t>
             </w:r>
           </w:p>
@@ -362,22 +636,38 @@
       <w:tr>
         <w:tc>
           <w:tcPr>
-            <w:tcW w:type="dxa" w:w="4320"/>
+            <w:tcW w:type="dxa" w:w="4680"/>
             <w:shd w:val="clear" w:fill="F2F2F2"/>
           </w:tcPr>
           <w:p>
+            <w:pPr>
+              <w:bidi/>
+              <w:jc w:val="start"/>
+            </w:pPr>
             <w:r>
+              <w:rPr>
+                <w:rFonts w:ascii="Arial" w:hAnsi="Arial" w:cs="Arial"/>
+                <w:rtl/>
+              </w:rPr>
               <w:t>مستوى التوثيق</w:t>
             </w:r>
           </w:p>
         </w:tc>
         <w:tc>
           <w:tcPr>
-            <w:tcW w:type="dxa" w:w="4320"/>
+            <w:tcW w:type="dxa" w:w="4680"/>
             <w:shd w:val="clear" w:fill="F2F2F2"/>
           </w:tcPr>
           <w:p>
+            <w:pPr>
+              <w:bidi/>
+              <w:jc w:val="start"/>
+            </w:pPr>
             <w:r>
+              <w:rPr>
+                <w:rFonts w:ascii="Arial" w:hAnsi="Arial" w:cs="Arial"/>
+                <w:rtl/>
+              </w:rPr>
               <w:t>عالية (66%)</w:t>
             </w:r>
           </w:p>
@@ -387,45 +677,76 @@
     <w:p>
       <w:pPr>
         <w:pStyle w:val="Heading1"/>
+        <w:bidi/>
+        <w:jc w:val="start"/>
       </w:pPr>
       <w:r>
+        <w:rPr>
+          <w:rFonts w:ascii="Arial" w:hAnsi="Arial" w:cs="Arial"/>
+          <w:rtl/>
+        </w:rPr>
         <w:t>السوق بالأرقام</w:t>
       </w:r>
     </w:p>
     <w:p>
+      <w:pPr>
+        <w:bidi/>
+        <w:jc w:val="start"/>
+      </w:pPr>
       <w:r>
-        <w:t>بلغت واردات هولندا من تمور HS080410 نحو 38 مليون دولار (نحو 142.5 مليون ريال بسعر الربط 3.75) عام 2023 (UN</w:t>
+        <w:rPr>
+          <w:rFonts w:ascii="Arial" w:hAnsi="Arial" w:cs="Arial"/>
+          <w:rtl/>
+        </w:rPr>
+        <w:t>بلغت واردات هولندا من تمور HS080410 نحو 38 مليون دولار عام 2023 (UN</w:t>
       </w:r>
     </w:p>
     <w:p>
+      <w:pPr>
+        <w:bidi/>
+        <w:jc w:val="start"/>
+      </w:pPr>
       <w:r>
+        <w:rPr>
+          <w:rFonts w:ascii="Arial" w:hAnsi="Arial" w:cs="Arial"/>
+          <w:rtl/>
+        </w:rPr>
         <w:t>Comtrade)، بنموّ مركّب قدره 7% على ثلاث سنوات يفوق متوسط نموّ واردات</w:t>
       </w:r>
     </w:p>
     <w:p>
+      <w:pPr>
+        <w:bidi/>
+        <w:jc w:val="start"/>
+      </w:pPr>
       <w:r>
+        <w:rPr>
+          <w:rFonts w:ascii="Arial" w:hAnsi="Arial" w:cs="Arial"/>
+          <w:rtl/>
+        </w:rPr>
         <w:t>الاتحاد الأوروبي لهذه الفئة. ويوضّح الجدول أدناه حجم الفرصة القابلة</w:t>
       </w:r>
     </w:p>
     <w:p>
-      <w:r>
-        <w:t>للاستهداف فعلياً بعد ترشيح السوق الكلي إلى الشريحة المتخصصة:</w:t>
-      </w:r>
-    </w:p>
-    <w:p>
+      <w:pPr>
+        <w:bidi/>
+        <w:jc w:val="start"/>
+      </w:pPr>
       <w:r>
         <w:rPr>
-          <w:b/>
-          <w:i/>
+          <w:rFonts w:ascii="Arial" w:hAnsi="Arial" w:cs="Arial"/>
+          <w:rtl/>
         </w:rPr>
-        <w:t>جدول: المستوى · القيمة · طريقة الحساب · الافتراض</w:t>
+        <w:t>للاستهداف فعلياً بعد ترشيح السوق الكلي إلى الشريحة المتخصصة:</w:t>
       </w:r>
     </w:p>
     <w:tbl>
       <w:tblPr>
         <w:tblStyle w:val="TableGrid"/>
         <w:tblW w:type="auto" w:w="0"/>
+        <w:tblLayout w:type="fixed"/>
         <w:tblLook w:firstColumn="1" w:firstRow="1" w:lastColumn="0" w:lastRow="0" w:noHBand="0" w:noVBand="1" w:val="04A0"/>
+        <w:bidiVisual/>
       </w:tblPr>
       <w:tblGrid>
         <w:gridCol w:w="2160"/>
@@ -436,14 +757,20 @@
       <w:tr>
         <w:tc>
           <w:tcPr>
-            <w:tcW w:type="dxa" w:w="2160"/>
+            <w:tcW w:type="dxa" w:w="2340"/>
             <w:shd w:val="clear" w:fill="1B3B6F"/>
           </w:tcPr>
           <w:p>
+            <w:pPr>
+              <w:bidi/>
+              <w:jc w:val="start"/>
+            </w:pPr>
             <w:r>
               <w:rPr>
+                <w:rFonts w:ascii="Arial" w:hAnsi="Arial" w:cs="Arial"/>
                 <w:b/>
                 <w:color w:val="FFFFFF"/>
+                <w:rtl/>
               </w:rPr>
               <w:t>المستوى</w:t>
             </w:r>
@@ -451,14 +778,20 @@
         </w:tc>
         <w:tc>
           <w:tcPr>
-            <w:tcW w:type="dxa" w:w="2160"/>
+            <w:tcW w:type="dxa" w:w="2340"/>
             <w:shd w:val="clear" w:fill="1B3B6F"/>
           </w:tcPr>
           <w:p>
+            <w:pPr>
+              <w:bidi/>
+              <w:jc w:val="start"/>
+            </w:pPr>
             <w:r>
               <w:rPr>
+                <w:rFonts w:ascii="Arial" w:hAnsi="Arial" w:cs="Arial"/>
                 <w:b/>
                 <w:color w:val="FFFFFF"/>
+                <w:rtl/>
               </w:rPr>
               <w:t>القيمة</w:t>
             </w:r>
@@ -466,14 +799,20 @@
         </w:tc>
         <w:tc>
           <w:tcPr>
-            <w:tcW w:type="dxa" w:w="2160"/>
+            <w:tcW w:type="dxa" w:w="2340"/>
             <w:shd w:val="clear" w:fill="1B3B6F"/>
           </w:tcPr>
           <w:p>
+            <w:pPr>
+              <w:bidi/>
+              <w:jc w:val="start"/>
+            </w:pPr>
             <w:r>
               <w:rPr>
+                <w:rFonts w:ascii="Arial" w:hAnsi="Arial" w:cs="Arial"/>
                 <w:b/>
                 <w:color w:val="FFFFFF"/>
+                <w:rtl/>
               </w:rPr>
               <w:t>طريقة الحساب</w:t>
             </w:r>
@@ -481,14 +820,20 @@
         </w:tc>
         <w:tc>
           <w:tcPr>
-            <w:tcW w:type="dxa" w:w="2160"/>
+            <w:tcW w:type="dxa" w:w="2340"/>
             <w:shd w:val="clear" w:fill="1B3B6F"/>
           </w:tcPr>
           <w:p>
+            <w:pPr>
+              <w:bidi/>
+              <w:jc w:val="start"/>
+            </w:pPr>
             <w:r>
               <w:rPr>
+                <w:rFonts w:ascii="Arial" w:hAnsi="Arial" w:cs="Arial"/>
                 <w:b/>
                 <w:color w:val="FFFFFF"/>
+                <w:rtl/>
               </w:rPr>
               <w:t>الافتراض</w:t>
             </w:r>
@@ -498,40 +843,72 @@
       <w:tr>
         <w:tc>
           <w:tcPr>
-            <w:tcW w:type="dxa" w:w="2160"/>
+            <w:tcW w:type="dxa" w:w="2340"/>
           </w:tcPr>
           <w:p>
+            <w:pPr>
+              <w:bidi/>
+              <w:jc w:val="start"/>
+            </w:pPr>
             <w:r>
+              <w:rPr>
+                <w:rFonts w:ascii="Arial" w:hAnsi="Arial" w:cs="Arial"/>
+                <w:rtl/>
+              </w:rPr>
               <w:t>السوق الكلي</w:t>
             </w:r>
           </w:p>
         </w:tc>
         <w:tc>
           <w:tcPr>
-            <w:tcW w:type="dxa" w:w="2160"/>
+            <w:tcW w:type="dxa" w:w="2340"/>
           </w:tcPr>
           <w:p>
+            <w:pPr>
+              <w:bidi/>
+              <w:jc w:val="start"/>
+            </w:pPr>
             <w:r>
-              <w:t>38 مليون دولار (نحو 142.5 مليون ريال بسعر الربط 3.75)</w:t>
+              <w:rPr>
+                <w:rFonts w:ascii="Arial" w:hAnsi="Arial" w:cs="Arial"/>
+                <w:rtl/>
+              </w:rPr>
+              <w:t>38 مليون دولار</w:t>
             </w:r>
           </w:p>
         </w:tc>
         <w:tc>
           <w:tcPr>
-            <w:tcW w:type="dxa" w:w="2160"/>
+            <w:tcW w:type="dxa" w:w="2340"/>
           </w:tcPr>
           <w:p>
+            <w:pPr>
+              <w:bidi/>
+              <w:jc w:val="start"/>
+            </w:pPr>
             <w:r>
+              <w:rPr>
+                <w:rFonts w:ascii="Arial" w:hAnsi="Arial" w:cs="Arial"/>
+                <w:rtl/>
+              </w:rPr>
               <w:t>إجمالي واردات السوق (UN Comtrade)</w:t>
             </w:r>
           </w:p>
         </w:tc>
         <w:tc>
           <w:tcPr>
-            <w:tcW w:type="dxa" w:w="2160"/>
+            <w:tcW w:type="dxa" w:w="2340"/>
           </w:tcPr>
           <w:p>
+            <w:pPr>
+              <w:bidi/>
+              <w:jc w:val="start"/>
+            </w:pPr>
             <w:r>
+              <w:rPr>
+                <w:rFonts w:ascii="Arial" w:hAnsi="Arial" w:cs="Arial"/>
+                <w:rtl/>
+              </w:rPr>
               <w:t>—</w:t>
             </w:r>
           </w:p>
@@ -540,44 +917,76 @@
       <w:tr>
         <w:tc>
           <w:tcPr>
-            <w:tcW w:type="dxa" w:w="2160"/>
+            <w:tcW w:type="dxa" w:w="2340"/>
             <w:shd w:val="clear" w:fill="F2F2F2"/>
           </w:tcPr>
           <w:p>
+            <w:pPr>
+              <w:bidi/>
+              <w:jc w:val="start"/>
+            </w:pPr>
             <w:r>
+              <w:rPr>
+                <w:rFonts w:ascii="Arial" w:hAnsi="Arial" w:cs="Arial"/>
+                <w:rtl/>
+              </w:rPr>
               <w:t>الشريحة المتاحة</w:t>
             </w:r>
           </w:p>
         </w:tc>
         <w:tc>
           <w:tcPr>
-            <w:tcW w:type="dxa" w:w="2160"/>
+            <w:tcW w:type="dxa" w:w="2340"/>
             <w:shd w:val="clear" w:fill="F2F2F2"/>
           </w:tcPr>
           <w:p>
+            <w:pPr>
+              <w:bidi/>
+              <w:jc w:val="start"/>
+            </w:pPr>
             <w:r>
-              <w:t>1.4 مليون دولار (نحو 5.2 مليون ريال بسعر الربط 3.75)</w:t>
+              <w:rPr>
+                <w:rFonts w:ascii="Arial" w:hAnsi="Arial" w:cs="Arial"/>
+                <w:rtl/>
+              </w:rPr>
+              <w:t>1.4 مليون دولار</w:t>
             </w:r>
           </w:p>
         </w:tc>
         <w:tc>
           <w:tcPr>
-            <w:tcW w:type="dxa" w:w="2160"/>
+            <w:tcW w:type="dxa" w:w="2340"/>
             <w:shd w:val="clear" w:fill="F2F2F2"/>
           </w:tcPr>
           <w:p>
+            <w:pPr>
+              <w:bidi/>
+              <w:jc w:val="start"/>
+            </w:pPr>
             <w:r>
+              <w:rPr>
+                <w:rFonts w:ascii="Arial" w:hAnsi="Arial" w:cs="Arial"/>
+                <w:rtl/>
+              </w:rPr>
               <w:t>السوق الكلي × 3.6%</w:t>
             </w:r>
           </w:p>
         </w:tc>
         <w:tc>
           <w:tcPr>
-            <w:tcW w:type="dxa" w:w="2160"/>
+            <w:tcW w:type="dxa" w:w="2340"/>
             <w:shd w:val="clear" w:fill="F2F2F2"/>
           </w:tcPr>
           <w:p>
+            <w:pPr>
+              <w:bidi/>
+              <w:jc w:val="start"/>
+            </w:pPr>
             <w:r>
+              <w:rPr>
+                <w:rFonts w:ascii="Arial" w:hAnsi="Arial" w:cs="Arial"/>
+                <w:rtl/>
+              </w:rPr>
               <w:t>حصة الشريحة الحلال المتخصصة</w:t>
             </w:r>
           </w:p>
@@ -586,40 +995,72 @@
       <w:tr>
         <w:tc>
           <w:tcPr>
-            <w:tcW w:type="dxa" w:w="2160"/>
+            <w:tcW w:type="dxa" w:w="2340"/>
           </w:tcPr>
           <w:p>
+            <w:pPr>
+              <w:bidi/>
+              <w:jc w:val="start"/>
+            </w:pPr>
             <w:r>
+              <w:rPr>
+                <w:rFonts w:ascii="Arial" w:hAnsi="Arial" w:cs="Arial"/>
+                <w:rtl/>
+              </w:rPr>
               <w:t>الهدف الواقعي</w:t>
             </w:r>
           </w:p>
         </w:tc>
         <w:tc>
           <w:tcPr>
-            <w:tcW w:type="dxa" w:w="2160"/>
+            <w:tcW w:type="dxa" w:w="2340"/>
           </w:tcPr>
           <w:p>
+            <w:pPr>
+              <w:bidi/>
+              <w:jc w:val="start"/>
+            </w:pPr>
             <w:r>
-              <w:t>0.11 مليون دولار (نحو 0.4 مليون ريال بسعر الربط 3.75)</w:t>
+              <w:rPr>
+                <w:rFonts w:ascii="Arial" w:hAnsi="Arial" w:cs="Arial"/>
+                <w:rtl/>
+              </w:rPr>
+              <w:t>0.11 مليون دولار</w:t>
             </w:r>
           </w:p>
         </w:tc>
         <w:tc>
           <w:tcPr>
-            <w:tcW w:type="dxa" w:w="2160"/>
+            <w:tcW w:type="dxa" w:w="2340"/>
           </w:tcPr>
           <w:p>
+            <w:pPr>
+              <w:bidi/>
+              <w:jc w:val="start"/>
+            </w:pPr>
             <w:r>
+              <w:rPr>
+                <w:rFonts w:ascii="Arial" w:hAnsi="Arial" w:cs="Arial"/>
+                <w:rtl/>
+              </w:rPr>
               <w:t>الشريحة × 8%</w:t>
             </w:r>
           </w:p>
         </w:tc>
         <w:tc>
           <w:tcPr>
-            <w:tcW w:type="dxa" w:w="2160"/>
+            <w:tcW w:type="dxa" w:w="2340"/>
           </w:tcPr>
           <w:p>
+            <w:pPr>
+              <w:bidi/>
+              <w:jc w:val="start"/>
+            </w:pPr>
             <w:r>
+              <w:rPr>
+                <w:rFonts w:ascii="Arial" w:hAnsi="Arial" w:cs="Arial"/>
+                <w:rtl/>
+              </w:rPr>
               <w:t>حصة أول ثلاث سنوات لمورّد جديد</w:t>
             </w:r>
           </w:p>
@@ -627,64 +1068,129 @@
       </w:tr>
     </w:tbl>
     <w:p>
+      <w:pPr>
+        <w:bidi/>
+        <w:jc w:val="start"/>
+      </w:pPr>
       <w:r>
+        <w:rPr>
+          <w:rFonts w:ascii="Arial" w:hAnsi="Arial" w:cs="Arial"/>
+          <w:rtl/>
+        </w:rPr>
         <w:t>وعليه فإن حجم الهدف الواقعي يبرّر شحنة تجارية بحجم حقيقي لا اختباراً</w:t>
       </w:r>
     </w:p>
     <w:p>
+      <w:pPr>
+        <w:bidi/>
+        <w:jc w:val="start"/>
+      </w:pPr>
       <w:r>
+        <w:rPr>
+          <w:rFonts w:ascii="Arial" w:hAnsi="Arial" w:cs="Arial"/>
+          <w:rtl/>
+        </w:rPr>
         <w:t>مصغّراً، ويضع سقفاً واقعياً لتوقّعات الإيراد في السنة الأولى.</w:t>
       </w:r>
     </w:p>
     <w:p>
+      <w:pPr>
+        <w:bidi/>
+        <w:jc w:val="start"/>
+      </w:pPr>
       <w:r>
+        <w:rPr>
+          <w:rFonts w:ascii="Arial" w:hAnsi="Arial" w:cs="Arial"/>
+          <w:rtl/>
+        </w:rPr>
         <w:t>يدفع السوقَ نموُّ الجالية المسلمة ونضجُ قنوات التوزيع، بينما يظلّ المعوّق</w:t>
       </w:r>
     </w:p>
     <w:p>
+      <w:pPr>
+        <w:bidi/>
+        <w:jc w:val="start"/>
+      </w:pPr>
       <w:r>
+        <w:rPr>
+          <w:rFonts w:ascii="Arial" w:hAnsi="Arial" w:cs="Arial"/>
+          <w:rtl/>
+        </w:rPr>
         <w:t>الأبرز بوابةَ الأهلية الأوروبية الإلزامية. غير أنّ الفرصة الحقيقية تكمن</w:t>
       </w:r>
     </w:p>
     <w:p>
+      <w:pPr>
+        <w:bidi/>
+        <w:jc w:val="start"/>
+      </w:pPr>
       <w:r>
+        <w:rPr>
+          <w:rFonts w:ascii="Arial" w:hAnsi="Arial" w:cs="Arial"/>
+          <w:rtl/>
+        </w:rPr>
         <w:t>في تجزّؤ صفّ المورّدين الذي يترك مجالاً لمنافس جديد، ومن ثمّ ترجّح كفّة</w:t>
       </w:r>
     </w:p>
     <w:p>
+      <w:pPr>
+        <w:bidi/>
+        <w:jc w:val="start"/>
+      </w:pPr>
       <w:r>
+        <w:rPr>
+          <w:rFonts w:ascii="Arial" w:hAnsi="Arial" w:cs="Arial"/>
+          <w:rtl/>
+        </w:rPr>
         <w:t>الدخول لمن يملك ميزة سعرية أو تنظيمية. في المقابل، يبقى التهديد الأوضح</w:t>
       </w:r>
     </w:p>
     <w:p>
+      <w:pPr>
+        <w:bidi/>
+        <w:jc w:val="start"/>
+      </w:pPr>
       <w:r>
+        <w:rPr>
+          <w:rFonts w:ascii="Arial" w:hAnsi="Arial" w:cs="Arial"/>
+          <w:rtl/>
+        </w:rPr>
         <w:t>منافسةَ تونس والمغرب بأسعار أدنى في القناة المتخصصة نفسها، وهو ما يوجّه</w:t>
       </w:r>
     </w:p>
     <w:p>
+      <w:pPr>
+        <w:bidi/>
+        <w:jc w:val="start"/>
+      </w:pPr>
       <w:r>
+        <w:rPr>
+          <w:rFonts w:ascii="Arial" w:hAnsi="Arial" w:cs="Arial"/>
+          <w:rtl/>
+        </w:rPr>
         <w:t>قراركم نحو التموضع النوعي لا المنافسة على السعر وحده.</w:t>
       </w:r>
     </w:p>
     <w:p>
-      <w:r>
-        <w:t>يقوم تقدير حجم الشريحة على الأرقام التالية:</w:t>
-      </w:r>
-    </w:p>
-    <w:p>
+      <w:pPr>
+        <w:bidi/>
+        <w:jc w:val="start"/>
+      </w:pPr>
       <w:r>
         <w:rPr>
-          <w:b/>
-          <w:i/>
+          <w:rFonts w:ascii="Arial" w:hAnsi="Arial" w:cs="Arial"/>
+          <w:rtl/>
         </w:rPr>
-        <w:t>جدول: المتغيّر · القيمة · المصدر</w:t>
+        <w:t>يقوم تقدير حجم الشريحة على الأرقام التالية:</w:t>
       </w:r>
     </w:p>
     <w:tbl>
       <w:tblPr>
         <w:tblStyle w:val="TableGrid"/>
         <w:tblW w:type="auto" w:w="0"/>
+        <w:tblLayout w:type="fixed"/>
         <w:tblLook w:firstColumn="1" w:firstRow="1" w:lastColumn="0" w:lastRow="0" w:noHBand="0" w:noVBand="1" w:val="04A0"/>
+        <w:bidiVisual/>
       </w:tblPr>
       <w:tblGrid>
         <w:gridCol w:w="2880"/>
@@ -694,14 +1200,20 @@
       <w:tr>
         <w:tc>
           <w:tcPr>
-            <w:tcW w:type="dxa" w:w="2880"/>
+            <w:tcW w:type="dxa" w:w="3120"/>
             <w:shd w:val="clear" w:fill="1B3B6F"/>
           </w:tcPr>
           <w:p>
+            <w:pPr>
+              <w:bidi/>
+              <w:jc w:val="start"/>
+            </w:pPr>
             <w:r>
               <w:rPr>
+                <w:rFonts w:ascii="Arial" w:hAnsi="Arial" w:cs="Arial"/>
                 <w:b/>
                 <w:color w:val="FFFFFF"/>
+                <w:rtl/>
               </w:rPr>
               <w:t>المتغيّر</w:t>
             </w:r>
@@ -709,14 +1221,20 @@
         </w:tc>
         <w:tc>
           <w:tcPr>
-            <w:tcW w:type="dxa" w:w="2880"/>
+            <w:tcW w:type="dxa" w:w="3120"/>
             <w:shd w:val="clear" w:fill="1B3B6F"/>
           </w:tcPr>
           <w:p>
+            <w:pPr>
+              <w:bidi/>
+              <w:jc w:val="start"/>
+            </w:pPr>
             <w:r>
               <w:rPr>
+                <w:rFonts w:ascii="Arial" w:hAnsi="Arial" w:cs="Arial"/>
                 <w:b/>
                 <w:color w:val="FFFFFF"/>
+                <w:rtl/>
               </w:rPr>
               <w:t>القيمة</w:t>
             </w:r>
@@ -724,14 +1242,20 @@
         </w:tc>
         <w:tc>
           <w:tcPr>
-            <w:tcW w:type="dxa" w:w="2880"/>
+            <w:tcW w:type="dxa" w:w="3120"/>
             <w:shd w:val="clear" w:fill="1B3B6F"/>
           </w:tcPr>
           <w:p>
+            <w:pPr>
+              <w:bidi/>
+              <w:jc w:val="start"/>
+            </w:pPr>
             <w:r>
               <w:rPr>
+                <w:rFonts w:ascii="Arial" w:hAnsi="Arial" w:cs="Arial"/>
                 <w:b/>
                 <w:color w:val="FFFFFF"/>
+                <w:rtl/>
               </w:rPr>
               <w:t>المصدر</w:t>
             </w:r>
@@ -741,30 +1265,54 @@
       <w:tr>
         <w:tc>
           <w:tcPr>
-            <w:tcW w:type="dxa" w:w="2880"/>
+            <w:tcW w:type="dxa" w:w="3120"/>
           </w:tcPr>
           <w:p>
+            <w:pPr>
+              <w:bidi/>
+              <w:jc w:val="start"/>
+            </w:pPr>
             <w:r>
+              <w:rPr>
+                <w:rFonts w:ascii="Arial" w:hAnsi="Arial" w:cs="Arial"/>
+                <w:rtl/>
+              </w:rPr>
               <w:t>سكان هولندا</w:t>
             </w:r>
           </w:p>
         </w:tc>
         <w:tc>
           <w:tcPr>
-            <w:tcW w:type="dxa" w:w="2880"/>
+            <w:tcW w:type="dxa" w:w="3120"/>
           </w:tcPr>
           <w:p>
+            <w:pPr>
+              <w:bidi/>
+              <w:jc w:val="start"/>
+            </w:pPr>
             <w:r>
+              <w:rPr>
+                <w:rFonts w:ascii="Arial" w:hAnsi="Arial" w:cs="Arial"/>
+                <w:rtl/>
+              </w:rPr>
               <w:t>17,800,000</w:t>
             </w:r>
           </w:p>
         </w:tc>
         <w:tc>
           <w:tcPr>
-            <w:tcW w:type="dxa" w:w="2880"/>
+            <w:tcW w:type="dxa" w:w="3120"/>
           </w:tcPr>
           <w:p>
+            <w:pPr>
+              <w:bidi/>
+              <w:jc w:val="start"/>
+            </w:pPr>
             <w:r>
+              <w:rPr>
+                <w:rFonts w:ascii="Arial" w:hAnsi="Arial" w:cs="Arial"/>
+                <w:rtl/>
+              </w:rPr>
               <w:t>World Bank</w:t>
             </w:r>
           </w:p>
@@ -773,33 +1321,57 @@
       <w:tr>
         <w:tc>
           <w:tcPr>
-            <w:tcW w:type="dxa" w:w="2880"/>
+            <w:tcW w:type="dxa" w:w="3120"/>
             <w:shd w:val="clear" w:fill="F2F2F2"/>
           </w:tcPr>
           <w:p>
+            <w:pPr>
+              <w:bidi/>
+              <w:jc w:val="start"/>
+            </w:pPr>
             <w:r>
+              <w:rPr>
+                <w:rFonts w:ascii="Arial" w:hAnsi="Arial" w:cs="Arial"/>
+                <w:rtl/>
+              </w:rPr>
               <w:t>نسبة الشريحة المسلمة</w:t>
             </w:r>
           </w:p>
         </w:tc>
         <w:tc>
           <w:tcPr>
-            <w:tcW w:type="dxa" w:w="2880"/>
+            <w:tcW w:type="dxa" w:w="3120"/>
             <w:shd w:val="clear" w:fill="F2F2F2"/>
           </w:tcPr>
           <w:p>
+            <w:pPr>
+              <w:bidi/>
+              <w:jc w:val="start"/>
+            </w:pPr>
             <w:r>
+              <w:rPr>
+                <w:rFonts w:ascii="Arial" w:hAnsi="Arial" w:cs="Arial"/>
+                <w:rtl/>
+              </w:rPr>
               <w:t>5.6%</w:t>
             </w:r>
           </w:p>
         </w:tc>
         <w:tc>
           <w:tcPr>
-            <w:tcW w:type="dxa" w:w="2880"/>
+            <w:tcW w:type="dxa" w:w="3120"/>
             <w:shd w:val="clear" w:fill="F2F2F2"/>
           </w:tcPr>
           <w:p>
+            <w:pPr>
+              <w:bidi/>
+              <w:jc w:val="start"/>
+            </w:pPr>
             <w:r>
+              <w:rPr>
+                <w:rFonts w:ascii="Arial" w:hAnsi="Arial" w:cs="Arial"/>
+                <w:rtl/>
+              </w:rPr>
               <w:t>مرجع الديموغرافيا</w:t>
             </w:r>
           </w:p>
@@ -808,30 +1380,54 @@
       <w:tr>
         <w:tc>
           <w:tcPr>
-            <w:tcW w:type="dxa" w:w="2880"/>
+            <w:tcW w:type="dxa" w:w="3120"/>
           </w:tcPr>
           <w:p>
+            <w:pPr>
+              <w:bidi/>
+              <w:jc w:val="start"/>
+            </w:pPr>
             <w:r>
+              <w:rPr>
+                <w:rFonts w:ascii="Arial" w:hAnsi="Arial" w:cs="Arial"/>
+                <w:rtl/>
+              </w:rPr>
               <w:t>حجم الشريحة الناتج</w:t>
             </w:r>
           </w:p>
         </w:tc>
         <w:tc>
           <w:tcPr>
-            <w:tcW w:type="dxa" w:w="2880"/>
+            <w:tcW w:type="dxa" w:w="3120"/>
           </w:tcPr>
           <w:p>
+            <w:pPr>
+              <w:bidi/>
+              <w:jc w:val="start"/>
+            </w:pPr>
             <w:r>
+              <w:rPr>
+                <w:rFonts w:ascii="Arial" w:hAnsi="Arial" w:cs="Arial"/>
+                <w:rtl/>
+              </w:rPr>
               <w:t>1,000,000 نسمة</w:t>
             </w:r>
           </w:p>
         </w:tc>
         <w:tc>
           <w:tcPr>
-            <w:tcW w:type="dxa" w:w="2880"/>
+            <w:tcW w:type="dxa" w:w="3120"/>
           </w:tcPr>
           <w:p>
+            <w:pPr>
+              <w:bidi/>
+              <w:jc w:val="start"/>
+            </w:pPr>
             <w:r>
+              <w:rPr>
+                <w:rFonts w:ascii="Arial" w:hAnsi="Arial" w:cs="Arial"/>
+                <w:rtl/>
+              </w:rPr>
               <w:t>حساب مشتق</w:t>
             </w:r>
           </w:p>
@@ -839,70 +1435,131 @@
       </w:tr>
     </w:tbl>
     <w:p>
+      <w:pPr>
+        <w:bidi/>
+        <w:jc w:val="start"/>
+      </w:pPr>
       <w:r>
+        <w:rPr>
+          <w:rFonts w:ascii="Arial" w:hAnsi="Arial" w:cs="Arial"/>
+          <w:rtl/>
+        </w:rPr>
         <w:t>ويظهر اتجاه البحث على مدى خمس سنوات صاعداً بذروة موسمية واضحة حول رمضان</w:t>
       </w:r>
     </w:p>
     <w:p>
+      <w:pPr>
+        <w:bidi/>
+        <w:jc w:val="start"/>
+      </w:pPr>
       <w:r>
+        <w:rPr>
+          <w:rFonts w:ascii="Arial" w:hAnsi="Arial" w:cs="Arial"/>
+          <w:rtl/>
+        </w:rPr>
         <w:t>(Google Trends). ومن ثمّ فإنّ الطلب موسميّ الطابع يتركّز في نافذة تسويقية</w:t>
       </w:r>
     </w:p>
     <w:p>
+      <w:pPr>
+        <w:bidi/>
+        <w:jc w:val="start"/>
+      </w:pPr>
       <w:r>
+        <w:rPr>
+          <w:rFonts w:ascii="Arial" w:hAnsi="Arial" w:cs="Arial"/>
+          <w:rtl/>
+        </w:rPr>
         <w:t>محدّدة، وهو ما يرجّح توجيه الاستثمار التسويقي للقناة الحلال المتخصصة قبيل</w:t>
       </w:r>
     </w:p>
     <w:p>
+      <w:pPr>
+        <w:bidi/>
+        <w:jc w:val="start"/>
+      </w:pPr>
       <w:r>
+        <w:rPr>
+          <w:rFonts w:ascii="Arial" w:hAnsi="Arial" w:cs="Arial"/>
+          <w:rtl/>
+        </w:rPr>
         <w:t>موسم رمضان تحديداً بدل حملة عامة ممتدّة.</w:t>
       </w:r>
     </w:p>
     <w:p>
       <w:pPr>
         <w:pStyle w:val="Heading1"/>
+        <w:bidi/>
+        <w:jc w:val="start"/>
       </w:pPr>
       <w:r>
+        <w:rPr>
+          <w:rFonts w:ascii="Arial" w:hAnsi="Arial" w:cs="Arial"/>
+          <w:rtl/>
+        </w:rPr>
         <w:t>المنافسة والتسعير والهامش</w:t>
       </w:r>
     </w:p>
     <w:p>
       <w:pPr>
         <w:pStyle w:val="Heading3"/>
+        <w:bidi/>
+        <w:jc w:val="start"/>
       </w:pPr>
       <w:r>
+        <w:rPr>
+          <w:rFonts w:ascii="Arial" w:hAnsi="Arial" w:cs="Arial"/>
+          <w:rtl/>
+        </w:rPr>
         <w:t>المنتجات المنافسة وأسعارها</w:t>
       </w:r>
     </w:p>
     <w:p>
+      <w:pPr>
+        <w:bidi/>
+        <w:jc w:val="start"/>
+      </w:pPr>
       <w:r>
+        <w:rPr>
+          <w:rFonts w:ascii="Arial" w:hAnsi="Arial" w:cs="Arial"/>
+          <w:rtl/>
+        </w:rPr>
         <w:t>يعرض الجدول أدناه المنتجات المنافسة المرصودة في متاجر السوق نفسها، محسوبةً</w:t>
       </w:r>
     </w:p>
     <w:p>
+      <w:pPr>
+        <w:bidi/>
+        <w:jc w:val="start"/>
+      </w:pPr>
       <w:r>
+        <w:rPr>
+          <w:rFonts w:ascii="Arial" w:hAnsi="Arial" w:cs="Arial"/>
+          <w:rtl/>
+        </w:rPr>
         <w:t>أسعارها بسعر الكيلوغرام الواحد بالدولار للمقارنة العادلة، مع متجرها وتاريخ</w:t>
       </w:r>
     </w:p>
     <w:p>
-      <w:r>
-        <w:t>رصدها ومستوى توثيقها:</w:t>
-      </w:r>
-    </w:p>
-    <w:p>
+      <w:pPr>
+        <w:bidi/>
+        <w:jc w:val="start"/>
+      </w:pPr>
       <w:r>
         <w:rPr>
-          <w:b/>
-          <w:i/>
+          <w:rFonts w:ascii="Arial" w:hAnsi="Arial" w:cs="Arial"/>
+          <w:rtl/>
         </w:rPr>
-        <w:t>جدول: المنتج/العلامة · المنشأ · العبوة · سعر التجزئة · السعر/كجم بالدولار · المتجر وتاريخ الرصد · مستوى التوثيق</w:t>
+        <w:t>رصدها ومستوى توثيقها:</w:t>
       </w:r>
     </w:p>
     <w:tbl>
       <w:tblPr>
         <w:tblStyle w:val="TableGrid"/>
         <w:tblW w:type="auto" w:w="0"/>
+        <w:tblLayout w:type="fixed"/>
         <w:tblLook w:firstColumn="1" w:firstRow="1" w:lastColumn="0" w:lastRow="0" w:noHBand="0" w:noVBand="1" w:val="04A0"/>
+        <w:bidiVisual/>
       </w:tblPr>
       <w:tblGrid>
         <w:gridCol w:w="1234"/>
@@ -916,14 +1573,20 @@
       <w:tr>
         <w:tc>
           <w:tcPr>
-            <w:tcW w:type="dxa" w:w="1234"/>
+            <w:tcW w:type="dxa" w:w="1337"/>
             <w:shd w:val="clear" w:fill="1B3B6F"/>
           </w:tcPr>
           <w:p>
+            <w:pPr>
+              <w:bidi/>
+              <w:jc w:val="start"/>
+            </w:pPr>
             <w:r>
               <w:rPr>
+                <w:rFonts w:ascii="Arial" w:hAnsi="Arial" w:cs="Arial"/>
                 <w:b/>
                 <w:color w:val="FFFFFF"/>
+                <w:rtl/>
               </w:rPr>
               <w:t>المنتج/العلامة</w:t>
             </w:r>
@@ -931,14 +1594,20 @@
         </w:tc>
         <w:tc>
           <w:tcPr>
-            <w:tcW w:type="dxa" w:w="1234"/>
+            <w:tcW w:type="dxa" w:w="1337"/>
             <w:shd w:val="clear" w:fill="1B3B6F"/>
           </w:tcPr>
           <w:p>
+            <w:pPr>
+              <w:bidi/>
+              <w:jc w:val="start"/>
+            </w:pPr>
             <w:r>
               <w:rPr>
+                <w:rFonts w:ascii="Arial" w:hAnsi="Arial" w:cs="Arial"/>
                 <w:b/>
                 <w:color w:val="FFFFFF"/>
+                <w:rtl/>
               </w:rPr>
               <w:t>المنشأ</w:t>
             </w:r>
@@ -946,14 +1615,20 @@
         </w:tc>
         <w:tc>
           <w:tcPr>
-            <w:tcW w:type="dxa" w:w="1234"/>
+            <w:tcW w:type="dxa" w:w="1337"/>
             <w:shd w:val="clear" w:fill="1B3B6F"/>
           </w:tcPr>
           <w:p>
+            <w:pPr>
+              <w:bidi/>
+              <w:jc w:val="start"/>
+            </w:pPr>
             <w:r>
               <w:rPr>
+                <w:rFonts w:ascii="Arial" w:hAnsi="Arial" w:cs="Arial"/>
                 <w:b/>
                 <w:color w:val="FFFFFF"/>
+                <w:rtl/>
               </w:rPr>
               <w:t>العبوة</w:t>
             </w:r>
@@ -961,14 +1636,20 @@
         </w:tc>
         <w:tc>
           <w:tcPr>
-            <w:tcW w:type="dxa" w:w="1234"/>
+            <w:tcW w:type="dxa" w:w="1337"/>
             <w:shd w:val="clear" w:fill="1B3B6F"/>
           </w:tcPr>
           <w:p>
+            <w:pPr>
+              <w:bidi/>
+              <w:jc w:val="start"/>
+            </w:pPr>
             <w:r>
               <w:rPr>
+                <w:rFonts w:ascii="Arial" w:hAnsi="Arial" w:cs="Arial"/>
                 <w:b/>
                 <w:color w:val="FFFFFF"/>
+                <w:rtl/>
               </w:rPr>
               <w:t>سعر التجزئة</w:t>
             </w:r>
@@ -976,14 +1657,20 @@
         </w:tc>
         <w:tc>
           <w:tcPr>
-            <w:tcW w:type="dxa" w:w="1234"/>
+            <w:tcW w:type="dxa" w:w="1337"/>
             <w:shd w:val="clear" w:fill="1B3B6F"/>
           </w:tcPr>
           <w:p>
+            <w:pPr>
+              <w:bidi/>
+              <w:jc w:val="start"/>
+            </w:pPr>
             <w:r>
               <w:rPr>
+                <w:rFonts w:ascii="Arial" w:hAnsi="Arial" w:cs="Arial"/>
                 <w:b/>
                 <w:color w:val="FFFFFF"/>
+                <w:rtl/>
               </w:rPr>
               <w:t>السعر/كجم بالدولار</w:t>
             </w:r>
@@ -991,14 +1678,20 @@
         </w:tc>
         <w:tc>
           <w:tcPr>
-            <w:tcW w:type="dxa" w:w="1234"/>
+            <w:tcW w:type="dxa" w:w="1337"/>
             <w:shd w:val="clear" w:fill="1B3B6F"/>
           </w:tcPr>
           <w:p>
+            <w:pPr>
+              <w:bidi/>
+              <w:jc w:val="start"/>
+            </w:pPr>
             <w:r>
               <w:rPr>
+                <w:rFonts w:ascii="Arial" w:hAnsi="Arial" w:cs="Arial"/>
                 <w:b/>
                 <w:color w:val="FFFFFF"/>
+                <w:rtl/>
               </w:rPr>
               <w:t>المتجر وتاريخ الرصد</w:t>
             </w:r>
@@ -1006,14 +1699,20 @@
         </w:tc>
         <w:tc>
           <w:tcPr>
-            <w:tcW w:type="dxa" w:w="1234"/>
+            <w:tcW w:type="dxa" w:w="1337"/>
             <w:shd w:val="clear" w:fill="1B3B6F"/>
           </w:tcPr>
           <w:p>
+            <w:pPr>
+              <w:bidi/>
+              <w:jc w:val="start"/>
+            </w:pPr>
             <w:r>
               <w:rPr>
+                <w:rFonts w:ascii="Arial" w:hAnsi="Arial" w:cs="Arial"/>
                 <w:b/>
                 <w:color w:val="FFFFFF"/>
+                <w:rtl/>
               </w:rPr>
               <w:t>مستوى التوثيق</w:t>
             </w:r>
@@ -1023,70 +1722,126 @@
       <w:tr>
         <w:tc>
           <w:tcPr>
-            <w:tcW w:type="dxa" w:w="1234"/>
+            <w:tcW w:type="dxa" w:w="1337"/>
           </w:tcPr>
           <w:p>
+            <w:pPr>
+              <w:bidi/>
+              <w:jc w:val="start"/>
+            </w:pPr>
             <w:r>
+              <w:rPr>
+                <w:rFonts w:ascii="Arial" w:hAnsi="Arial" w:cs="Arial"/>
+                <w:rtl/>
+              </w:rPr>
               <w:t>تمر دقلة نور اقتصادي</w:t>
             </w:r>
           </w:p>
         </w:tc>
         <w:tc>
           <w:tcPr>
-            <w:tcW w:type="dxa" w:w="1234"/>
+            <w:tcW w:type="dxa" w:w="1337"/>
           </w:tcPr>
           <w:p>
+            <w:pPr>
+              <w:bidi/>
+              <w:jc w:val="start"/>
+            </w:pPr>
             <w:r>
+              <w:rPr>
+                <w:rFonts w:ascii="Arial" w:hAnsi="Arial" w:cs="Arial"/>
+                <w:rtl/>
+              </w:rPr>
               <w:t>تونس</w:t>
             </w:r>
           </w:p>
         </w:tc>
         <w:tc>
           <w:tcPr>
-            <w:tcW w:type="dxa" w:w="1234"/>
+            <w:tcW w:type="dxa" w:w="1337"/>
           </w:tcPr>
           <w:p>
+            <w:pPr>
+              <w:bidi/>
+              <w:jc w:val="start"/>
+            </w:pPr>
             <w:r>
+              <w:rPr>
+                <w:rFonts w:ascii="Arial" w:hAnsi="Arial" w:cs="Arial"/>
+                <w:rtl/>
+              </w:rPr>
               <w:t>1كغ</w:t>
             </w:r>
           </w:p>
         </w:tc>
         <w:tc>
           <w:tcPr>
-            <w:tcW w:type="dxa" w:w="1234"/>
+            <w:tcW w:type="dxa" w:w="1337"/>
           </w:tcPr>
           <w:p>
+            <w:pPr>
+              <w:bidi/>
+              <w:jc w:val="start"/>
+            </w:pPr>
             <w:r>
+              <w:rPr>
+                <w:rFonts w:ascii="Arial" w:hAnsi="Arial" w:cs="Arial"/>
+                <w:rtl/>
+              </w:rPr>
               <w:t>5.50€</w:t>
             </w:r>
           </w:p>
         </w:tc>
         <w:tc>
           <w:tcPr>
-            <w:tcW w:type="dxa" w:w="1234"/>
+            <w:tcW w:type="dxa" w:w="1337"/>
           </w:tcPr>
           <w:p>
+            <w:pPr>
+              <w:bidi/>
+              <w:jc w:val="start"/>
+            </w:pPr>
             <w:r>
+              <w:rPr>
+                <w:rFonts w:ascii="Arial" w:hAnsi="Arial" w:cs="Arial"/>
+                <w:rtl/>
+              </w:rPr>
               <w:t>6.0$</w:t>
             </w:r>
           </w:p>
         </w:tc>
         <w:tc>
           <w:tcPr>
-            <w:tcW w:type="dxa" w:w="1234"/>
+            <w:tcW w:type="dxa" w:w="1337"/>
           </w:tcPr>
           <w:p>
+            <w:pPr>
+              <w:bidi/>
+              <w:jc w:val="start"/>
+            </w:pPr>
             <w:r>
+              <w:rPr>
+                <w:rFonts w:ascii="Arial" w:hAnsi="Arial" w:cs="Arial"/>
+                <w:rtl/>
+              </w:rPr>
               <w:t>Albert Heijn · 2026-07</w:t>
             </w:r>
           </w:p>
         </w:tc>
         <w:tc>
           <w:tcPr>
-            <w:tcW w:type="dxa" w:w="1234"/>
+            <w:tcW w:type="dxa" w:w="1337"/>
           </w:tcPr>
           <w:p>
+            <w:pPr>
+              <w:bidi/>
+              <w:jc w:val="start"/>
+            </w:pPr>
             <w:r>
+              <w:rPr>
+                <w:rFonts w:ascii="Arial" w:hAnsi="Arial" w:cs="Arial"/>
+                <w:rtl/>
+              </w:rPr>
               <w:t>✓</w:t>
             </w:r>
           </w:p>
@@ -1095,77 +1850,133 @@
       <w:tr>
         <w:tc>
           <w:tcPr>
-            <w:tcW w:type="dxa" w:w="1234"/>
+            <w:tcW w:type="dxa" w:w="1337"/>
             <w:shd w:val="clear" w:fill="F2F2F2"/>
           </w:tcPr>
           <w:p>
+            <w:pPr>
+              <w:bidi/>
+              <w:jc w:val="start"/>
+            </w:pPr>
             <w:r>
+              <w:rPr>
+                <w:rFonts w:ascii="Arial" w:hAnsi="Arial" w:cs="Arial"/>
+                <w:rtl/>
+              </w:rPr>
               <w:t>تمر مجهول متوسط</w:t>
             </w:r>
           </w:p>
         </w:tc>
         <w:tc>
           <w:tcPr>
-            <w:tcW w:type="dxa" w:w="1234"/>
+            <w:tcW w:type="dxa" w:w="1337"/>
             <w:shd w:val="clear" w:fill="F2F2F2"/>
           </w:tcPr>
           <w:p>
+            <w:pPr>
+              <w:bidi/>
+              <w:jc w:val="start"/>
+            </w:pPr>
             <w:r>
+              <w:rPr>
+                <w:rFonts w:ascii="Arial" w:hAnsi="Arial" w:cs="Arial"/>
+                <w:rtl/>
+              </w:rPr>
               <w:t>المغرب</w:t>
             </w:r>
           </w:p>
         </w:tc>
         <w:tc>
           <w:tcPr>
-            <w:tcW w:type="dxa" w:w="1234"/>
+            <w:tcW w:type="dxa" w:w="1337"/>
             <w:shd w:val="clear" w:fill="F2F2F2"/>
           </w:tcPr>
           <w:p>
+            <w:pPr>
+              <w:bidi/>
+              <w:jc w:val="start"/>
+            </w:pPr>
             <w:r>
+              <w:rPr>
+                <w:rFonts w:ascii="Arial" w:hAnsi="Arial" w:cs="Arial"/>
+                <w:rtl/>
+              </w:rPr>
               <w:t>1كغ</w:t>
             </w:r>
           </w:p>
         </w:tc>
         <w:tc>
           <w:tcPr>
-            <w:tcW w:type="dxa" w:w="1234"/>
+            <w:tcW w:type="dxa" w:w="1337"/>
             <w:shd w:val="clear" w:fill="F2F2F2"/>
           </w:tcPr>
           <w:p>
+            <w:pPr>
+              <w:bidi/>
+              <w:jc w:val="start"/>
+            </w:pPr>
             <w:r>
+              <w:rPr>
+                <w:rFonts w:ascii="Arial" w:hAnsi="Arial" w:cs="Arial"/>
+                <w:rtl/>
+              </w:rPr>
               <w:t>9.20€</w:t>
             </w:r>
           </w:p>
         </w:tc>
         <w:tc>
           <w:tcPr>
-            <w:tcW w:type="dxa" w:w="1234"/>
+            <w:tcW w:type="dxa" w:w="1337"/>
             <w:shd w:val="clear" w:fill="F2F2F2"/>
           </w:tcPr>
           <w:p>
+            <w:pPr>
+              <w:bidi/>
+              <w:jc w:val="start"/>
+            </w:pPr>
             <w:r>
+              <w:rPr>
+                <w:rFonts w:ascii="Arial" w:hAnsi="Arial" w:cs="Arial"/>
+                <w:rtl/>
+              </w:rPr>
               <w:t>10.0$</w:t>
             </w:r>
           </w:p>
         </w:tc>
         <w:tc>
           <w:tcPr>
-            <w:tcW w:type="dxa" w:w="1234"/>
+            <w:tcW w:type="dxa" w:w="1337"/>
             <w:shd w:val="clear" w:fill="F2F2F2"/>
           </w:tcPr>
           <w:p>
+            <w:pPr>
+              <w:bidi/>
+              <w:jc w:val="start"/>
+            </w:pPr>
             <w:r>
+              <w:rPr>
+                <w:rFonts w:ascii="Arial" w:hAnsi="Arial" w:cs="Arial"/>
+                <w:rtl/>
+              </w:rPr>
               <w:t>Jumbo · 2026-07</w:t>
             </w:r>
           </w:p>
         </w:tc>
         <w:tc>
           <w:tcPr>
-            <w:tcW w:type="dxa" w:w="1234"/>
+            <w:tcW w:type="dxa" w:w="1337"/>
             <w:shd w:val="clear" w:fill="F2F2F2"/>
           </w:tcPr>
           <w:p>
+            <w:pPr>
+              <w:bidi/>
+              <w:jc w:val="start"/>
+            </w:pPr>
             <w:r>
+              <w:rPr>
+                <w:rFonts w:ascii="Arial" w:hAnsi="Arial" w:cs="Arial"/>
+                <w:rtl/>
+              </w:rPr>
               <w:t>✓</w:t>
             </w:r>
           </w:p>
@@ -1174,70 +1985,126 @@
       <w:tr>
         <w:tc>
           <w:tcPr>
-            <w:tcW w:type="dxa" w:w="1234"/>
+            <w:tcW w:type="dxa" w:w="1337"/>
           </w:tcPr>
           <w:p>
+            <w:pPr>
+              <w:bidi/>
+              <w:jc w:val="start"/>
+            </w:pPr>
             <w:r>
+              <w:rPr>
+                <w:rFonts w:ascii="Arial" w:hAnsi="Arial" w:cs="Arial"/>
+                <w:rtl/>
+              </w:rPr>
               <w:t>تمر فاخر متخصص</w:t>
             </w:r>
           </w:p>
         </w:tc>
         <w:tc>
           <w:tcPr>
-            <w:tcW w:type="dxa" w:w="1234"/>
+            <w:tcW w:type="dxa" w:w="1337"/>
           </w:tcPr>
           <w:p>
+            <w:pPr>
+              <w:bidi/>
+              <w:jc w:val="start"/>
+            </w:pPr>
             <w:r>
+              <w:rPr>
+                <w:rFonts w:ascii="Arial" w:hAnsi="Arial" w:cs="Arial"/>
+                <w:rtl/>
+              </w:rPr>
               <w:t>تونس</w:t>
             </w:r>
           </w:p>
         </w:tc>
         <w:tc>
           <w:tcPr>
-            <w:tcW w:type="dxa" w:w="1234"/>
+            <w:tcW w:type="dxa" w:w="1337"/>
           </w:tcPr>
           <w:p>
+            <w:pPr>
+              <w:bidi/>
+              <w:jc w:val="start"/>
+            </w:pPr>
             <w:r>
+              <w:rPr>
+                <w:rFonts w:ascii="Arial" w:hAnsi="Arial" w:cs="Arial"/>
+                <w:rtl/>
+              </w:rPr>
               <w:t>500غ</w:t>
             </w:r>
           </w:p>
         </w:tc>
         <w:tc>
           <w:tcPr>
-            <w:tcW w:type="dxa" w:w="1234"/>
+            <w:tcW w:type="dxa" w:w="1337"/>
           </w:tcPr>
           <w:p>
+            <w:pPr>
+              <w:bidi/>
+              <w:jc w:val="start"/>
+            </w:pPr>
             <w:r>
+              <w:rPr>
+                <w:rFonts w:ascii="Arial" w:hAnsi="Arial" w:cs="Arial"/>
+                <w:rtl/>
+              </w:rPr>
               <w:t>7.00€</w:t>
             </w:r>
           </w:p>
         </w:tc>
         <w:tc>
           <w:tcPr>
-            <w:tcW w:type="dxa" w:w="1234"/>
+            <w:tcW w:type="dxa" w:w="1337"/>
           </w:tcPr>
           <w:p>
+            <w:pPr>
+              <w:bidi/>
+              <w:jc w:val="start"/>
+            </w:pPr>
             <w:r>
+              <w:rPr>
+                <w:rFonts w:ascii="Arial" w:hAnsi="Arial" w:cs="Arial"/>
+                <w:rtl/>
+              </w:rPr>
               <w:t>15.3$</w:t>
             </w:r>
           </w:p>
         </w:tc>
         <w:tc>
           <w:tcPr>
-            <w:tcW w:type="dxa" w:w="1234"/>
+            <w:tcW w:type="dxa" w:w="1337"/>
           </w:tcPr>
           <w:p>
+            <w:pPr>
+              <w:bidi/>
+              <w:jc w:val="start"/>
+            </w:pPr>
             <w:r>
+              <w:rPr>
+                <w:rFonts w:ascii="Arial" w:hAnsi="Arial" w:cs="Arial"/>
+                <w:rtl/>
+              </w:rPr>
               <w:t>متجر حلال متخصص · 2026-07</w:t>
             </w:r>
           </w:p>
         </w:tc>
         <w:tc>
           <w:tcPr>
-            <w:tcW w:type="dxa" w:w="1234"/>
+            <w:tcW w:type="dxa" w:w="1337"/>
           </w:tcPr>
           <w:p>
+            <w:pPr>
+              <w:bidi/>
+              <w:jc w:val="start"/>
+            </w:pPr>
             <w:r>
+              <w:rPr>
+                <w:rFonts w:ascii="Arial" w:hAnsi="Arial" w:cs="Arial"/>
+                <w:rtl/>
+              </w:rPr>
               <w:t>✓</w:t>
             </w:r>
           </w:p>
@@ -1246,77 +2113,133 @@
       <w:tr>
         <w:tc>
           <w:tcPr>
-            <w:tcW w:type="dxa" w:w="1234"/>
+            <w:tcW w:type="dxa" w:w="1337"/>
             <w:shd w:val="clear" w:fill="F2F2F2"/>
           </w:tcPr>
           <w:p>
+            <w:pPr>
+              <w:bidi/>
+              <w:jc w:val="start"/>
+            </w:pPr>
             <w:r>
+              <w:rPr>
+                <w:rFonts w:ascii="Arial" w:hAnsi="Arial" w:cs="Arial"/>
+                <w:rtl/>
+              </w:rPr>
               <w:t>متوسط سعر الاستيراد الرسمي (UN Comtrade)</w:t>
             </w:r>
           </w:p>
         </w:tc>
         <w:tc>
           <w:tcPr>
-            <w:tcW w:type="dxa" w:w="1234"/>
+            <w:tcW w:type="dxa" w:w="1337"/>
             <w:shd w:val="clear" w:fill="F2F2F2"/>
           </w:tcPr>
           <w:p>
+            <w:pPr>
+              <w:bidi/>
+              <w:jc w:val="start"/>
+            </w:pPr>
             <w:r>
+              <w:rPr>
+                <w:rFonts w:ascii="Arial" w:hAnsi="Arial" w:cs="Arial"/>
+                <w:rtl/>
+              </w:rPr>
               <w:t>مزيج شحنات</w:t>
             </w:r>
           </w:p>
         </w:tc>
         <w:tc>
           <w:tcPr>
-            <w:tcW w:type="dxa" w:w="1234"/>
+            <w:tcW w:type="dxa" w:w="1337"/>
             <w:shd w:val="clear" w:fill="F2F2F2"/>
           </w:tcPr>
           <w:p>
+            <w:pPr>
+              <w:bidi/>
+              <w:jc w:val="start"/>
+            </w:pPr>
             <w:r>
+              <w:rPr>
+                <w:rFonts w:ascii="Arial" w:hAnsi="Arial" w:cs="Arial"/>
+                <w:rtl/>
+              </w:rPr>
               <w:t>—</w:t>
             </w:r>
           </w:p>
         </w:tc>
         <w:tc>
           <w:tcPr>
-            <w:tcW w:type="dxa" w:w="1234"/>
+            <w:tcW w:type="dxa" w:w="1337"/>
             <w:shd w:val="clear" w:fill="F2F2F2"/>
           </w:tcPr>
           <w:p>
+            <w:pPr>
+              <w:bidi/>
+              <w:jc w:val="start"/>
+            </w:pPr>
             <w:r>
+              <w:rPr>
+                <w:rFonts w:ascii="Arial" w:hAnsi="Arial" w:cs="Arial"/>
+                <w:rtl/>
+              </w:rPr>
               <w:t>—</w:t>
             </w:r>
           </w:p>
         </w:tc>
         <w:tc>
           <w:tcPr>
-            <w:tcW w:type="dxa" w:w="1234"/>
+            <w:tcW w:type="dxa" w:w="1337"/>
             <w:shd w:val="clear" w:fill="F2F2F2"/>
           </w:tcPr>
           <w:p>
+            <w:pPr>
+              <w:bidi/>
+              <w:jc w:val="start"/>
+            </w:pPr>
             <w:r>
+              <w:rPr>
+                <w:rFonts w:ascii="Arial" w:hAnsi="Arial" w:cs="Arial"/>
+                <w:rtl/>
+              </w:rPr>
               <w:t>4.2$</w:t>
             </w:r>
           </w:p>
         </w:tc>
         <w:tc>
           <w:tcPr>
-            <w:tcW w:type="dxa" w:w="1234"/>
+            <w:tcW w:type="dxa" w:w="1337"/>
             <w:shd w:val="clear" w:fill="F2F2F2"/>
           </w:tcPr>
           <w:p>
+            <w:pPr>
+              <w:bidi/>
+              <w:jc w:val="start"/>
+            </w:pPr>
             <w:r>
+              <w:rPr>
+                <w:rFonts w:ascii="Arial" w:hAnsi="Arial" w:cs="Arial"/>
+                <w:rtl/>
+              </w:rPr>
               <w:t>UN Comtrade (متوسط)</w:t>
             </w:r>
           </w:p>
         </w:tc>
         <w:tc>
           <w:tcPr>
-            <w:tcW w:type="dxa" w:w="1234"/>
+            <w:tcW w:type="dxa" w:w="1337"/>
             <w:shd w:val="clear" w:fill="F2F2F2"/>
           </w:tcPr>
           <w:p>
+            <w:pPr>
+              <w:bidi/>
+              <w:jc w:val="start"/>
+            </w:pPr>
             <w:r>
+              <w:rPr>
+                <w:rFonts w:ascii="Arial" w:hAnsi="Arial" w:cs="Arial"/>
+                <w:rtl/>
+              </w:rPr>
               <w:t>◐</w:t>
             </w:r>
           </w:p>
@@ -1324,44 +2247,77 @@
       </w:tr>
     </w:tbl>
     <w:p>
+      <w:pPr>
+        <w:bidi/>
+        <w:jc w:val="start"/>
+      </w:pPr>
       <w:r>
+        <w:rPr>
+          <w:rFonts w:ascii="Arial" w:hAnsi="Arial" w:cs="Arial"/>
+          <w:rtl/>
+        </w:rPr>
         <w:t>وتكشف هذه المنتجات أن القناة العامة تتركّز في نطاق 6-10 دولار للكيلوغرام،</w:t>
       </w:r>
     </w:p>
     <w:p>
+      <w:pPr>
+        <w:bidi/>
+        <w:jc w:val="start"/>
+      </w:pPr>
       <w:r>
+        <w:rPr>
+          <w:rFonts w:ascii="Arial" w:hAnsi="Arial" w:cs="Arial"/>
+          <w:rtl/>
+        </w:rPr>
         <w:t>بينما تحتفظ القناة المتخصصة بهامش سعري أعلى — وهو ما يؤطّر قرار التموضع</w:t>
       </w:r>
     </w:p>
     <w:p>
+      <w:pPr>
+        <w:bidi/>
+        <w:jc w:val="start"/>
+      </w:pPr>
       <w:r>
+        <w:rPr>
+          <w:rFonts w:ascii="Arial" w:hAnsi="Arial" w:cs="Arial"/>
+          <w:rtl/>
+        </w:rPr>
         <w:t>لاحقاً.</w:t>
       </w:r>
     </w:p>
     <w:p>
+      <w:pPr>
+        <w:bidi/>
+        <w:jc w:val="start"/>
+      </w:pPr>
       <w:r>
+        <w:rPr>
+          <w:rFonts w:ascii="Arial" w:hAnsi="Arial" w:cs="Arial"/>
+          <w:rtl/>
+        </w:rPr>
         <w:t>ويبلغ مؤشر تركّز المورّدين HHI نحو 2100 (نطاق معتدل، لا مورّد مهيمناً) وفق</w:t>
       </w:r>
     </w:p>
     <w:p>
-      <w:r>
-        <w:t>السجلّات الرسمية، بالتوزيع التالي:</w:t>
-      </w:r>
-    </w:p>
-    <w:p>
+      <w:pPr>
+        <w:bidi/>
+        <w:jc w:val="start"/>
+      </w:pPr>
       <w:r>
         <w:rPr>
-          <w:b/>
-          <w:i/>
+          <w:rFonts w:ascii="Arial" w:hAnsi="Arial" w:cs="Arial"/>
+          <w:rtl/>
         </w:rPr>
-        <w:t>جدول: الدولة المورّدة · الحصة</w:t>
+        <w:t>السجلّات الرسمية، بالتوزيع التالي:</w:t>
       </w:r>
     </w:p>
     <w:tbl>
       <w:tblPr>
         <w:tblStyle w:val="TableGrid"/>
         <w:tblW w:type="auto" w:w="0"/>
+        <w:tblLayout w:type="fixed"/>
         <w:tblLook w:firstColumn="1" w:firstRow="1" w:lastColumn="0" w:lastRow="0" w:noHBand="0" w:noVBand="1" w:val="04A0"/>
+        <w:bidiVisual/>
       </w:tblPr>
       <w:tblGrid>
         <w:gridCol w:w="4320"/>
@@ -1370,14 +2326,20 @@
       <w:tr>
         <w:tc>
           <w:tcPr>
-            <w:tcW w:type="dxa" w:w="4320"/>
+            <w:tcW w:type="dxa" w:w="4680"/>
             <w:shd w:val="clear" w:fill="1B3B6F"/>
           </w:tcPr>
           <w:p>
+            <w:pPr>
+              <w:bidi/>
+              <w:jc w:val="start"/>
+            </w:pPr>
             <w:r>
               <w:rPr>
+                <w:rFonts w:ascii="Arial" w:hAnsi="Arial" w:cs="Arial"/>
                 <w:b/>
                 <w:color w:val="FFFFFF"/>
+                <w:rtl/>
               </w:rPr>
               <w:t>الدولة المورّدة</w:t>
             </w:r>
@@ -1385,14 +2347,20 @@
         </w:tc>
         <w:tc>
           <w:tcPr>
-            <w:tcW w:type="dxa" w:w="4320"/>
+            <w:tcW w:type="dxa" w:w="4680"/>
             <w:shd w:val="clear" w:fill="1B3B6F"/>
           </w:tcPr>
           <w:p>
+            <w:pPr>
+              <w:bidi/>
+              <w:jc w:val="start"/>
+            </w:pPr>
             <w:r>
               <w:rPr>
+                <w:rFonts w:ascii="Arial" w:hAnsi="Arial" w:cs="Arial"/>
                 <w:b/>
                 <w:color w:val="FFFFFF"/>
+                <w:rtl/>
               </w:rPr>
               <w:t>الحصة</w:t>
             </w:r>
@@ -1402,20 +2370,36 @@
       <w:tr>
         <w:tc>
           <w:tcPr>
-            <w:tcW w:type="dxa" w:w="4320"/>
+            <w:tcW w:type="dxa" w:w="4680"/>
           </w:tcPr>
           <w:p>
+            <w:pPr>
+              <w:bidi/>
+              <w:jc w:val="start"/>
+            </w:pPr>
             <w:r>
+              <w:rPr>
+                <w:rFonts w:ascii="Arial" w:hAnsi="Arial" w:cs="Arial"/>
+                <w:rtl/>
+              </w:rPr>
               <w:t>تونس</w:t>
             </w:r>
           </w:p>
         </w:tc>
         <w:tc>
           <w:tcPr>
-            <w:tcW w:type="dxa" w:w="4320"/>
+            <w:tcW w:type="dxa" w:w="4680"/>
           </w:tcPr>
           <w:p>
+            <w:pPr>
+              <w:bidi/>
+              <w:jc w:val="start"/>
+            </w:pPr>
             <w:r>
+              <w:rPr>
+                <w:rFonts w:ascii="Arial" w:hAnsi="Arial" w:cs="Arial"/>
+                <w:rtl/>
+              </w:rPr>
               <w:t>31%</w:t>
             </w:r>
           </w:p>
@@ -1424,22 +2408,38 @@
       <w:tr>
         <w:tc>
           <w:tcPr>
-            <w:tcW w:type="dxa" w:w="4320"/>
+            <w:tcW w:type="dxa" w:w="4680"/>
             <w:shd w:val="clear" w:fill="F2F2F2"/>
           </w:tcPr>
           <w:p>
+            <w:pPr>
+              <w:bidi/>
+              <w:jc w:val="start"/>
+            </w:pPr>
             <w:r>
+              <w:rPr>
+                <w:rFonts w:ascii="Arial" w:hAnsi="Arial" w:cs="Arial"/>
+                <w:rtl/>
+              </w:rPr>
               <w:t>المغرب</w:t>
             </w:r>
           </w:p>
         </w:tc>
         <w:tc>
           <w:tcPr>
-            <w:tcW w:type="dxa" w:w="4320"/>
+            <w:tcW w:type="dxa" w:w="4680"/>
             <w:shd w:val="clear" w:fill="F2F2F2"/>
           </w:tcPr>
           <w:p>
+            <w:pPr>
+              <w:bidi/>
+              <w:jc w:val="start"/>
+            </w:pPr>
             <w:r>
+              <w:rPr>
+                <w:rFonts w:ascii="Arial" w:hAnsi="Arial" w:cs="Arial"/>
+                <w:rtl/>
+              </w:rPr>
               <w:t>19%</w:t>
             </w:r>
           </w:p>
@@ -1448,20 +2448,36 @@
       <w:tr>
         <w:tc>
           <w:tcPr>
-            <w:tcW w:type="dxa" w:w="4320"/>
+            <w:tcW w:type="dxa" w:w="4680"/>
           </w:tcPr>
           <w:p>
+            <w:pPr>
+              <w:bidi/>
+              <w:jc w:val="start"/>
+            </w:pPr>
             <w:r>
+              <w:rPr>
+                <w:rFonts w:ascii="Arial" w:hAnsi="Arial" w:cs="Arial"/>
+                <w:rtl/>
+              </w:rPr>
               <w:t>الجزائر</w:t>
             </w:r>
           </w:p>
         </w:tc>
         <w:tc>
           <w:tcPr>
-            <w:tcW w:type="dxa" w:w="4320"/>
+            <w:tcW w:type="dxa" w:w="4680"/>
           </w:tcPr>
           <w:p>
+            <w:pPr>
+              <w:bidi/>
+              <w:jc w:val="start"/>
+            </w:pPr>
             <w:r>
+              <w:rPr>
+                <w:rFonts w:ascii="Arial" w:hAnsi="Arial" w:cs="Arial"/>
+                <w:rtl/>
+              </w:rPr>
               <w:t>14%</w:t>
             </w:r>
           </w:p>
@@ -1470,22 +2486,38 @@
       <w:tr>
         <w:tc>
           <w:tcPr>
-            <w:tcW w:type="dxa" w:w="4320"/>
+            <w:tcW w:type="dxa" w:w="4680"/>
             <w:shd w:val="clear" w:fill="F2F2F2"/>
           </w:tcPr>
           <w:p>
+            <w:pPr>
+              <w:bidi/>
+              <w:jc w:val="start"/>
+            </w:pPr>
             <w:r>
+              <w:rPr>
+                <w:rFonts w:ascii="Arial" w:hAnsi="Arial" w:cs="Arial"/>
+                <w:rtl/>
+              </w:rPr>
               <w:t>باقي المورّدين</w:t>
             </w:r>
           </w:p>
         </w:tc>
         <w:tc>
           <w:tcPr>
-            <w:tcW w:type="dxa" w:w="4320"/>
+            <w:tcW w:type="dxa" w:w="4680"/>
             <w:shd w:val="clear" w:fill="F2F2F2"/>
           </w:tcPr>
           <w:p>
+            <w:pPr>
+              <w:bidi/>
+              <w:jc w:val="start"/>
+            </w:pPr>
             <w:r>
+              <w:rPr>
+                <w:rFonts w:ascii="Arial" w:hAnsi="Arial" w:cs="Arial"/>
+                <w:rtl/>
+              </w:rPr>
               <w:t>36%</w:t>
             </w:r>
           </w:p>
@@ -1493,82 +2525,169 @@
       </w:tr>
     </w:tbl>
     <w:p>
+      <w:pPr>
+        <w:bidi/>
+        <w:jc w:val="start"/>
+      </w:pPr>
       <w:r>
+        <w:rPr>
+          <w:rFonts w:ascii="Arial" w:hAnsi="Arial" w:cs="Arial"/>
+          <w:rtl/>
+        </w:rPr>
         <w:t>وباحتساب الهامش، فإنّ سعر تصدير قدره 9.0$/كغم مضافاً إليه شحن 0.80$/كغم</w:t>
       </w:r>
     </w:p>
     <w:p>
+      <w:pPr>
+        <w:bidi/>
+        <w:jc w:val="start"/>
+      </w:pPr>
       <w:r>
+        <w:rPr>
+          <w:rFonts w:ascii="Arial" w:hAnsi="Arial" w:cs="Arial"/>
+          <w:rtl/>
+        </w:rPr>
         <w:t>وتعريفة صفرية يعطي تكلفةً واصلةً قدرها 9.8$/كغم ≈ 9.1 يورو/كغم — أي عند حافة</w:t>
       </w:r>
     </w:p>
     <w:p>
+      <w:pPr>
+        <w:bidi/>
+        <w:jc w:val="start"/>
+      </w:pPr>
       <w:r>
+        <w:rPr>
+          <w:rFonts w:ascii="Arial" w:hAnsi="Arial" w:cs="Arial"/>
+          <w:rtl/>
+        </w:rPr>
         <w:t>الطبقة المتوسطة، بهامش موجب فقط عند استهداف القناة المتخصصة لا السوبرماركت</w:t>
       </w:r>
     </w:p>
     <w:p>
+      <w:pPr>
+        <w:bidi/>
+        <w:jc w:val="start"/>
+      </w:pPr>
       <w:r>
+        <w:rPr>
+          <w:rFonts w:ascii="Arial" w:hAnsi="Arial" w:cs="Arial"/>
+          <w:rtl/>
+        </w:rPr>
         <w:t>العام. وعليه فإنّ الخطوة المنطقية أمامكم استهدافُ القناة المتخصصة والمتاجر</w:t>
       </w:r>
     </w:p>
     <w:p>
+      <w:pPr>
+        <w:bidi/>
+        <w:jc w:val="start"/>
+      </w:pPr>
       <w:r>
+        <w:rPr>
+          <w:rFonts w:ascii="Arial" w:hAnsi="Arial" w:cs="Arial"/>
+          <w:rtl/>
+        </w:rPr>
         <w:t>الحلال أولاً، حيث يبقى الهامش قابلاً للدفاع عنه. ومن حيث الموقع السعري، يقع</w:t>
       </w:r>
     </w:p>
     <w:p>
+      <w:pPr>
+        <w:bidi/>
+        <w:jc w:val="start"/>
+      </w:pPr>
       <w:r>
+        <w:rPr>
+          <w:rFonts w:ascii="Arial" w:hAnsi="Arial" w:cs="Arial"/>
+          <w:rtl/>
+        </w:rPr>
         <w:t>سعرك المستهدف (9.0$/كغم) ضمن أسعار المنافسين المرصودة عند الشريحة العليا —</w:t>
       </w:r>
     </w:p>
     <w:p>
+      <w:pPr>
+        <w:bidi/>
+        <w:jc w:val="start"/>
+      </w:pPr>
       <w:r>
+        <w:rPr>
+          <w:rFonts w:ascii="Arial" w:hAnsi="Arial" w:cs="Arial"/>
+          <w:rtl/>
+        </w:rPr>
         <w:t>أعلى من الطبقة الاقتصادية (6.0$) وداخل نطاق المتوسطة (10.0$)، أي نحو المئين</w:t>
       </w:r>
     </w:p>
     <w:p>
+      <w:pPr>
+        <w:bidi/>
+        <w:jc w:val="start"/>
+      </w:pPr>
       <w:r>
+        <w:rPr>
+          <w:rFonts w:ascii="Arial" w:hAnsi="Arial" w:cs="Arial"/>
+          <w:rtl/>
+        </w:rPr>
         <w:t>السبعين، وهو تموضع يرجّح التمييز النوعي لا المنافسة على السعر وحده.</w:t>
       </w:r>
     </w:p>
     <w:p>
       <w:pPr>
         <w:pStyle w:val="Heading1"/>
+        <w:bidi/>
+        <w:jc w:val="start"/>
       </w:pPr>
       <w:r>
+        <w:rPr>
+          <w:rFonts w:ascii="Arial" w:hAnsi="Arial" w:cs="Arial"/>
+          <w:rtl/>
+        </w:rPr>
         <w:t>مسار الدخول والمتطلبات</w:t>
       </w:r>
     </w:p>
     <w:p>
+      <w:pPr>
+        <w:bidi/>
+        <w:jc w:val="start"/>
+      </w:pPr>
       <w:r>
+        <w:rPr>
+          <w:rFonts w:ascii="Arial" w:hAnsi="Arial" w:cs="Arial"/>
+          <w:rtl/>
+        </w:rPr>
         <w:t>بوصف التمور منتجاً غذائياً، تتركّز اشتراطاته على سلامة الغذاء وحدود</w:t>
       </w:r>
     </w:p>
     <w:p>
+      <w:pPr>
+        <w:bidi/>
+        <w:jc w:val="start"/>
+      </w:pPr>
       <w:r>
+        <w:rPr>
+          <w:rFonts w:ascii="Arial" w:hAnsi="Arial" w:cs="Arial"/>
+          <w:rtl/>
+        </w:rPr>
         <w:t>الملوّثات وشهادات الجودة. وتنتظم هذه الاشتراطات في ثلاث طبقات:</w:t>
       </w:r>
     </w:p>
     <w:p>
-      <w:r>
-        <w:t>اشتراطات إلزامية (بوابة أهلية، لا دخول بدونها):</w:t>
-      </w:r>
-    </w:p>
-    <w:p>
+      <w:pPr>
+        <w:bidi/>
+        <w:jc w:val="start"/>
+      </w:pPr>
       <w:r>
         <w:rPr>
-          <w:b/>
-          <w:i/>
+          <w:rFonts w:ascii="Arial" w:hAnsi="Arial" w:cs="Arial"/>
+          <w:rtl/>
         </w:rPr>
-        <w:t>جدول: الاشتراط · رقم اللائحة/المعيار · الإجراء المطلوب</w:t>
+        <w:t>اشتراطات إلزامية (بوابة أهلية، لا دخول بدونها):</w:t>
       </w:r>
     </w:p>
     <w:tbl>
       <w:tblPr>
         <w:tblStyle w:val="TableGrid"/>
         <w:tblW w:type="auto" w:w="0"/>
+        <w:tblLayout w:type="fixed"/>
         <w:tblLook w:firstColumn="1" w:firstRow="1" w:lastColumn="0" w:lastRow="0" w:noHBand="0" w:noVBand="1" w:val="04A0"/>
+        <w:bidiVisual/>
       </w:tblPr>
       <w:tblGrid>
         <w:gridCol w:w="2880"/>
@@ -1578,14 +2697,20 @@
       <w:tr>
         <w:tc>
           <w:tcPr>
-            <w:tcW w:type="dxa" w:w="2880"/>
+            <w:tcW w:type="dxa" w:w="3120"/>
             <w:shd w:val="clear" w:fill="1B3B6F"/>
           </w:tcPr>
           <w:p>
+            <w:pPr>
+              <w:bidi/>
+              <w:jc w:val="start"/>
+            </w:pPr>
             <w:r>
               <w:rPr>
+                <w:rFonts w:ascii="Arial" w:hAnsi="Arial" w:cs="Arial"/>
                 <w:b/>
                 <w:color w:val="FFFFFF"/>
+                <w:rtl/>
               </w:rPr>
               <w:t>الاشتراط</w:t>
             </w:r>
@@ -1593,14 +2718,20 @@
         </w:tc>
         <w:tc>
           <w:tcPr>
-            <w:tcW w:type="dxa" w:w="2880"/>
+            <w:tcW w:type="dxa" w:w="3120"/>
             <w:shd w:val="clear" w:fill="1B3B6F"/>
           </w:tcPr>
           <w:p>
+            <w:pPr>
+              <w:bidi/>
+              <w:jc w:val="start"/>
+            </w:pPr>
             <w:r>
               <w:rPr>
+                <w:rFonts w:ascii="Arial" w:hAnsi="Arial" w:cs="Arial"/>
                 <w:b/>
                 <w:color w:val="FFFFFF"/>
+                <w:rtl/>
               </w:rPr>
               <w:t>رقم اللائحة/المعيار</w:t>
             </w:r>
@@ -1608,14 +2739,20 @@
         </w:tc>
         <w:tc>
           <w:tcPr>
-            <w:tcW w:type="dxa" w:w="2880"/>
+            <w:tcW w:type="dxa" w:w="3120"/>
             <w:shd w:val="clear" w:fill="1B3B6F"/>
           </w:tcPr>
           <w:p>
+            <w:pPr>
+              <w:bidi/>
+              <w:jc w:val="start"/>
+            </w:pPr>
             <w:r>
               <w:rPr>
+                <w:rFonts w:ascii="Arial" w:hAnsi="Arial" w:cs="Arial"/>
                 <w:b/>
                 <w:color w:val="FFFFFF"/>
+                <w:rtl/>
               </w:rPr>
               <w:t>الإجراء المطلوب</w:t>
             </w:r>
@@ -1625,30 +2762,54 @@
       <w:tr>
         <w:tc>
           <w:tcPr>
-            <w:tcW w:type="dxa" w:w="2880"/>
+            <w:tcW w:type="dxa" w:w="3120"/>
           </w:tcPr>
           <w:p>
+            <w:pPr>
+              <w:bidi/>
+              <w:jc w:val="start"/>
+            </w:pPr>
             <w:r>
+              <w:rPr>
+                <w:rFonts w:ascii="Arial" w:hAnsi="Arial" w:cs="Arial"/>
+                <w:rtl/>
+              </w:rPr>
               <w:t>تسجيل منشأة معتمدة</w:t>
             </w:r>
           </w:p>
         </w:tc>
         <w:tc>
           <w:tcPr>
-            <w:tcW w:type="dxa" w:w="2880"/>
+            <w:tcW w:type="dxa" w:w="3120"/>
           </w:tcPr>
           <w:p>
+            <w:pPr>
+              <w:bidi/>
+              <w:jc w:val="start"/>
+            </w:pPr>
             <w:r>
+              <w:rPr>
+                <w:rFonts w:ascii="Arial" w:hAnsi="Arial" w:cs="Arial"/>
+                <w:rtl/>
+              </w:rPr>
               <w:t>EU 2017/625</w:t>
             </w:r>
           </w:p>
         </w:tc>
         <w:tc>
           <w:tcPr>
-            <w:tcW w:type="dxa" w:w="2880"/>
+            <w:tcW w:type="dxa" w:w="3120"/>
           </w:tcPr>
           <w:p>
+            <w:pPr>
+              <w:bidi/>
+              <w:jc w:val="start"/>
+            </w:pPr>
             <w:r>
+              <w:rPr>
+                <w:rFonts w:ascii="Arial" w:hAnsi="Arial" w:cs="Arial"/>
+                <w:rtl/>
+              </w:rPr>
               <w:t>تسجيل قبل أيّ شحنة</w:t>
             </w:r>
           </w:p>
@@ -1657,33 +2818,57 @@
       <w:tr>
         <w:tc>
           <w:tcPr>
-            <w:tcW w:type="dxa" w:w="2880"/>
+            <w:tcW w:type="dxa" w:w="3120"/>
             <w:shd w:val="clear" w:fill="F2F2F2"/>
           </w:tcPr>
           <w:p>
+            <w:pPr>
+              <w:bidi/>
+              <w:jc w:val="start"/>
+            </w:pPr>
             <w:r>
+              <w:rPr>
+                <w:rFonts w:ascii="Arial" w:hAnsi="Arial" w:cs="Arial"/>
+                <w:rtl/>
+              </w:rPr>
               <w:t>حدود الملوّثات والمبيدات</w:t>
             </w:r>
           </w:p>
         </w:tc>
         <w:tc>
           <w:tcPr>
-            <w:tcW w:type="dxa" w:w="2880"/>
+            <w:tcW w:type="dxa" w:w="3120"/>
             <w:shd w:val="clear" w:fill="F2F2F2"/>
           </w:tcPr>
           <w:p>
+            <w:pPr>
+              <w:bidi/>
+              <w:jc w:val="start"/>
+            </w:pPr>
             <w:r>
+              <w:rPr>
+                <w:rFonts w:ascii="Arial" w:hAnsi="Arial" w:cs="Arial"/>
+                <w:rtl/>
+              </w:rPr>
               <w:t>EU 2023/915</w:t>
             </w:r>
           </w:p>
         </w:tc>
         <w:tc>
           <w:tcPr>
-            <w:tcW w:type="dxa" w:w="2880"/>
+            <w:tcW w:type="dxa" w:w="3120"/>
             <w:shd w:val="clear" w:fill="F2F2F2"/>
           </w:tcPr>
           <w:p>
+            <w:pPr>
+              <w:bidi/>
+              <w:jc w:val="start"/>
+            </w:pPr>
             <w:r>
+              <w:rPr>
+                <w:rFonts w:ascii="Arial" w:hAnsi="Arial" w:cs="Arial"/>
+                <w:rtl/>
+              </w:rPr>
               <w:t>التزام حدود المتبقّيات المعتمدة</w:t>
             </w:r>
           </w:p>
@@ -1691,24 +2876,25 @@
       </w:tr>
     </w:tbl>
     <w:p>
-      <w:r>
-        <w:t>اشتراطات إضافية يطلبها المشترون عادةً:</w:t>
-      </w:r>
-    </w:p>
-    <w:p>
+      <w:pPr>
+        <w:bidi/>
+        <w:jc w:val="start"/>
+      </w:pPr>
       <w:r>
         <w:rPr>
-          <w:b/>
-          <w:i/>
+          <w:rFonts w:ascii="Arial" w:hAnsi="Arial" w:cs="Arial"/>
+          <w:rtl/>
         </w:rPr>
-        <w:t>جدول: الاشتراط · المعيار · الإجراء المطلوب</w:t>
+        <w:t>اشتراطات إضافية يطلبها المشترون عادةً:</w:t>
       </w:r>
     </w:p>
     <w:tbl>
       <w:tblPr>
         <w:tblStyle w:val="TableGrid"/>
         <w:tblW w:type="auto" w:w="0"/>
+        <w:tblLayout w:type="fixed"/>
         <w:tblLook w:firstColumn="1" w:firstRow="1" w:lastColumn="0" w:lastRow="0" w:noHBand="0" w:noVBand="1" w:val="04A0"/>
+        <w:bidiVisual/>
       </w:tblPr>
       <w:tblGrid>
         <w:gridCol w:w="2880"/>
@@ -1718,14 +2904,20 @@
       <w:tr>
         <w:tc>
           <w:tcPr>
-            <w:tcW w:type="dxa" w:w="2880"/>
+            <w:tcW w:type="dxa" w:w="3120"/>
             <w:shd w:val="clear" w:fill="1B3B6F"/>
           </w:tcPr>
           <w:p>
+            <w:pPr>
+              <w:bidi/>
+              <w:jc w:val="start"/>
+            </w:pPr>
             <w:r>
               <w:rPr>
+                <w:rFonts w:ascii="Arial" w:hAnsi="Arial" w:cs="Arial"/>
                 <w:b/>
                 <w:color w:val="FFFFFF"/>
+                <w:rtl/>
               </w:rPr>
               <w:t>الاشتراط</w:t>
             </w:r>
@@ -1733,14 +2925,20 @@
         </w:tc>
         <w:tc>
           <w:tcPr>
-            <w:tcW w:type="dxa" w:w="2880"/>
+            <w:tcW w:type="dxa" w:w="3120"/>
             <w:shd w:val="clear" w:fill="1B3B6F"/>
           </w:tcPr>
           <w:p>
+            <w:pPr>
+              <w:bidi/>
+              <w:jc w:val="start"/>
+            </w:pPr>
             <w:r>
               <w:rPr>
+                <w:rFonts w:ascii="Arial" w:hAnsi="Arial" w:cs="Arial"/>
                 <w:b/>
                 <w:color w:val="FFFFFF"/>
+                <w:rtl/>
               </w:rPr>
               <w:t>المعيار</w:t>
             </w:r>
@@ -1748,14 +2946,20 @@
         </w:tc>
         <w:tc>
           <w:tcPr>
-            <w:tcW w:type="dxa" w:w="2880"/>
+            <w:tcW w:type="dxa" w:w="3120"/>
             <w:shd w:val="clear" w:fill="1B3B6F"/>
           </w:tcPr>
           <w:p>
+            <w:pPr>
+              <w:bidi/>
+              <w:jc w:val="start"/>
+            </w:pPr>
             <w:r>
               <w:rPr>
+                <w:rFonts w:ascii="Arial" w:hAnsi="Arial" w:cs="Arial"/>
                 <w:b/>
                 <w:color w:val="FFFFFF"/>
+                <w:rtl/>
               </w:rPr>
               <w:t>الإجراء المطلوب</w:t>
             </w:r>
@@ -1765,30 +2969,54 @@
       <w:tr>
         <w:tc>
           <w:tcPr>
-            <w:tcW w:type="dxa" w:w="2880"/>
+            <w:tcW w:type="dxa" w:w="3120"/>
           </w:tcPr>
           <w:p>
+            <w:pPr>
+              <w:bidi/>
+              <w:jc w:val="start"/>
+            </w:pPr>
             <w:r>
+              <w:rPr>
+                <w:rFonts w:ascii="Arial" w:hAnsi="Arial" w:cs="Arial"/>
+                <w:rtl/>
+              </w:rPr>
               <w:t>شهادة سلامة غذائية</w:t>
             </w:r>
           </w:p>
         </w:tc>
         <w:tc>
           <w:tcPr>
-            <w:tcW w:type="dxa" w:w="2880"/>
+            <w:tcW w:type="dxa" w:w="3120"/>
           </w:tcPr>
           <w:p>
+            <w:pPr>
+              <w:bidi/>
+              <w:jc w:val="start"/>
+            </w:pPr>
             <w:r>
+              <w:rPr>
+                <w:rFonts w:ascii="Arial" w:hAnsi="Arial" w:cs="Arial"/>
+                <w:rtl/>
+              </w:rPr>
               <w:t>BRC / IFS</w:t>
             </w:r>
           </w:p>
         </w:tc>
         <w:tc>
           <w:tcPr>
-            <w:tcW w:type="dxa" w:w="2880"/>
+            <w:tcW w:type="dxa" w:w="3120"/>
           </w:tcPr>
           <w:p>
+            <w:pPr>
+              <w:bidi/>
+              <w:jc w:val="start"/>
+            </w:pPr>
             <w:r>
+              <w:rPr>
+                <w:rFonts w:ascii="Arial" w:hAnsi="Arial" w:cs="Arial"/>
+                <w:rtl/>
+              </w:rPr>
               <w:t>تدقيق طرف ثالث معتمد</w:t>
             </w:r>
           </w:p>
@@ -1796,24 +3024,25 @@
       </w:tr>
     </w:tbl>
     <w:p>
-      <w:r>
-        <w:t>اشتراطات أسواق متخصصة (نيش):</w:t>
-      </w:r>
-    </w:p>
-    <w:p>
+      <w:pPr>
+        <w:bidi/>
+        <w:jc w:val="start"/>
+      </w:pPr>
       <w:r>
         <w:rPr>
-          <w:b/>
-          <w:i/>
+          <w:rFonts w:ascii="Arial" w:hAnsi="Arial" w:cs="Arial"/>
+          <w:rtl/>
         </w:rPr>
-        <w:t>جدول: الاشتراط · المعيار · الإجراء المطلوب</w:t>
+        <w:t>اشتراطات أسواق متخصصة (نيش):</w:t>
       </w:r>
     </w:p>
     <w:tbl>
       <w:tblPr>
         <w:tblStyle w:val="TableGrid"/>
         <w:tblW w:type="auto" w:w="0"/>
+        <w:tblLayout w:type="fixed"/>
         <w:tblLook w:firstColumn="1" w:firstRow="1" w:lastColumn="0" w:lastRow="0" w:noHBand="0" w:noVBand="1" w:val="04A0"/>
+        <w:bidiVisual/>
       </w:tblPr>
       <w:tblGrid>
         <w:gridCol w:w="2880"/>
@@ -1823,14 +3052,20 @@
       <w:tr>
         <w:tc>
           <w:tcPr>
-            <w:tcW w:type="dxa" w:w="2880"/>
+            <w:tcW w:type="dxa" w:w="3120"/>
             <w:shd w:val="clear" w:fill="1B3B6F"/>
           </w:tcPr>
           <w:p>
+            <w:pPr>
+              <w:bidi/>
+              <w:jc w:val="start"/>
+            </w:pPr>
             <w:r>
               <w:rPr>
+                <w:rFonts w:ascii="Arial" w:hAnsi="Arial" w:cs="Arial"/>
                 <w:b/>
                 <w:color w:val="FFFFFF"/>
+                <w:rtl/>
               </w:rPr>
               <w:t>الاشتراط</w:t>
             </w:r>
@@ -1838,14 +3073,20 @@
         </w:tc>
         <w:tc>
           <w:tcPr>
-            <w:tcW w:type="dxa" w:w="2880"/>
+            <w:tcW w:type="dxa" w:w="3120"/>
             <w:shd w:val="clear" w:fill="1B3B6F"/>
           </w:tcPr>
           <w:p>
+            <w:pPr>
+              <w:bidi/>
+              <w:jc w:val="start"/>
+            </w:pPr>
             <w:r>
               <w:rPr>
+                <w:rFonts w:ascii="Arial" w:hAnsi="Arial" w:cs="Arial"/>
                 <w:b/>
                 <w:color w:val="FFFFFF"/>
+                <w:rtl/>
               </w:rPr>
               <w:t>المعيار</w:t>
             </w:r>
@@ -1853,14 +3094,20 @@
         </w:tc>
         <w:tc>
           <w:tcPr>
-            <w:tcW w:type="dxa" w:w="2880"/>
+            <w:tcW w:type="dxa" w:w="3120"/>
             <w:shd w:val="clear" w:fill="1B3B6F"/>
           </w:tcPr>
           <w:p>
+            <w:pPr>
+              <w:bidi/>
+              <w:jc w:val="start"/>
+            </w:pPr>
             <w:r>
               <w:rPr>
+                <w:rFonts w:ascii="Arial" w:hAnsi="Arial" w:cs="Arial"/>
                 <w:b/>
                 <w:color w:val="FFFFFF"/>
+                <w:rtl/>
               </w:rPr>
               <w:t>الإجراء المطلوب</w:t>
             </w:r>
@@ -1870,30 +3117,54 @@
       <w:tr>
         <w:tc>
           <w:tcPr>
-            <w:tcW w:type="dxa" w:w="2880"/>
+            <w:tcW w:type="dxa" w:w="3120"/>
           </w:tcPr>
           <w:p>
+            <w:pPr>
+              <w:bidi/>
+              <w:jc w:val="start"/>
+            </w:pPr>
             <w:r>
+              <w:rPr>
+                <w:rFonts w:ascii="Arial" w:hAnsi="Arial" w:cs="Arial"/>
+                <w:rtl/>
+              </w:rPr>
               <w:t>شهادة حلال</w:t>
             </w:r>
           </w:p>
         </w:tc>
         <w:tc>
           <w:tcPr>
-            <w:tcW w:type="dxa" w:w="2880"/>
+            <w:tcW w:type="dxa" w:w="3120"/>
           </w:tcPr>
           <w:p>
+            <w:pPr>
+              <w:bidi/>
+              <w:jc w:val="start"/>
+            </w:pPr>
             <w:r>
+              <w:rPr>
+                <w:rFonts w:ascii="Arial" w:hAnsi="Arial" w:cs="Arial"/>
+                <w:rtl/>
+              </w:rPr>
               <w:t>GSO 993</w:t>
             </w:r>
           </w:p>
         </w:tc>
         <w:tc>
           <w:tcPr>
-            <w:tcW w:type="dxa" w:w="2880"/>
+            <w:tcW w:type="dxa" w:w="3120"/>
           </w:tcPr>
           <w:p>
+            <w:pPr>
+              <w:bidi/>
+              <w:jc w:val="start"/>
+            </w:pPr>
             <w:r>
+              <w:rPr>
+                <w:rFonts w:ascii="Arial" w:hAnsi="Arial" w:cs="Arial"/>
+                <w:rtl/>
+              </w:rPr>
               <w:t>شهادة من جهة مانحة معترف بها</w:t>
             </w:r>
           </w:p>
@@ -1901,207 +3172,501 @@
       </w:tr>
     </w:tbl>
     <w:p>
+      <w:pPr>
+        <w:bidi/>
+        <w:jc w:val="start"/>
+      </w:pPr>
       <w:r>
+        <w:rPr>
+          <w:rFonts w:ascii="Arial" w:hAnsi="Arial" w:cs="Arial"/>
+          <w:rtl/>
+        </w:rPr>
         <w:t>والتعريفة الأوروبية على HS080410 صفر ضمن نظام GSP+ للسعودية. ومن ثمّ فإنّ</w:t>
       </w:r>
     </w:p>
     <w:p>
+      <w:pPr>
+        <w:bidi/>
+        <w:jc w:val="start"/>
+      </w:pPr>
       <w:r>
+        <w:rPr>
+          <w:rFonts w:ascii="Arial" w:hAnsi="Arial" w:cs="Arial"/>
+          <w:rtl/>
+        </w:rPr>
         <w:t>التكلفة الجمركية ليست العائق أمام الدخول، بل الطبقةُ الإلزامية أعلاه هي</w:t>
       </w:r>
     </w:p>
     <w:p>
+      <w:pPr>
+        <w:bidi/>
+        <w:jc w:val="start"/>
+      </w:pPr>
       <w:r>
+        <w:rPr>
+          <w:rFonts w:ascii="Arial" w:hAnsi="Arial" w:cs="Arial"/>
+          <w:rtl/>
+        </w:rPr>
         <w:t>بوابة الأهلية التي تحدّد الجدول الزمني الفعلي للشحنة الأولى.</w:t>
       </w:r>
     </w:p>
     <w:p>
+      <w:pPr>
+        <w:bidi/>
+        <w:jc w:val="start"/>
+      </w:pPr>
       <w:r>
+        <w:rPr>
+          <w:rFonts w:ascii="Arial" w:hAnsi="Arial" w:cs="Arial"/>
+          <w:rtl/>
+        </w:rPr>
         <w:t>يمثّل ميناء روتردام أكبر بوابة استيراد أوروبية، ويأتي مؤشر أداء</w:t>
       </w:r>
     </w:p>
     <w:p>
+      <w:pPr>
+        <w:bidi/>
+        <w:jc w:val="start"/>
+      </w:pPr>
       <w:r>
+        <w:rPr>
+          <w:rFonts w:ascii="Arial" w:hAnsi="Arial" w:cs="Arial"/>
+          <w:rtl/>
+        </w:rPr>
         <w:t>اللوجستيات الهولندي من الأعلى عالمياً (World Bank LPI (تقييم البنك الدولي لجودة الشحن واللوجستيات من 5)). وتتوفّر ثلاث قنوات</w:t>
       </w:r>
     </w:p>
     <w:p>
+      <w:pPr>
+        <w:bidi/>
+        <w:jc w:val="start"/>
+      </w:pPr>
       <w:r>
+        <w:rPr>
+          <w:rFonts w:ascii="Arial" w:hAnsi="Arial" w:cs="Arial"/>
+          <w:rtl/>
+        </w:rPr>
         <w:t>عملية: موزّع أغذية متخصص، وسلاسل إثنية، وتجارة إلكترونية. والقناة الأولى</w:t>
       </w:r>
     </w:p>
     <w:p>
+      <w:pPr>
+        <w:bidi/>
+        <w:jc w:val="start"/>
+      </w:pPr>
       <w:r>
+        <w:rPr>
+          <w:rFonts w:ascii="Arial" w:hAnsi="Arial" w:cs="Arial"/>
+          <w:rtl/>
+        </w:rPr>
         <w:t>الموصى بها لمصدّر سعودي جديد هي موزّع الأغذية المتخصص الذي يخدم القناة</w:t>
       </w:r>
     </w:p>
     <w:p>
+      <w:pPr>
+        <w:bidi/>
+        <w:jc w:val="start"/>
+      </w:pPr>
       <w:r>
+        <w:rPr>
+          <w:rFonts w:ascii="Arial" w:hAnsi="Arial" w:cs="Arial"/>
+          <w:rtl/>
+        </w:rPr>
         <w:t>الحلال، لأنّه يجمع تركّز المشترين وهامشاً أعلى وحاجز دخول أدنى من محاولة</w:t>
       </w:r>
     </w:p>
     <w:p>
+      <w:pPr>
+        <w:bidi/>
+        <w:jc w:val="start"/>
+      </w:pPr>
       <w:r>
+        <w:rPr>
+          <w:rFonts w:ascii="Arial" w:hAnsi="Arial" w:cs="Arial"/>
+          <w:rtl/>
+        </w:rPr>
         <w:t>اختراق التجزئة العامة مباشرة. وبما أنّ البنية اللوجستية ناضجة، ينصرف</w:t>
       </w:r>
     </w:p>
     <w:p>
+      <w:pPr>
+        <w:bidi/>
+        <w:jc w:val="start"/>
+      </w:pPr>
       <w:r>
+        <w:rPr>
+          <w:rFonts w:ascii="Arial" w:hAnsi="Arial" w:cs="Arial"/>
+          <w:rtl/>
+        </w:rPr>
         <w:t>قراركم إلى اعتماد موزّع قائم بدل بناء حلّ شحن مخصَّص.</w:t>
       </w:r>
     </w:p>
     <w:p>
       <w:pPr>
         <w:pStyle w:val="Heading3"/>
+        <w:bidi/>
+        <w:jc w:val="start"/>
       </w:pPr>
       <w:r>
+        <w:rPr>
+          <w:rFonts w:ascii="Arial" w:hAnsi="Arial" w:cs="Arial"/>
+          <w:rtl/>
+        </w:rPr>
         <w:t>خارطة طريق الدخول (٩٠ يوماً)</w:t>
       </w:r>
     </w:p>
     <w:p>
+      <w:pPr>
+        <w:bidi/>
+        <w:jc w:val="start"/>
+      </w:pPr>
       <w:r>
+        <w:rPr>
+          <w:rFonts w:ascii="Arial" w:hAnsi="Arial" w:cs="Arial"/>
+          <w:rtl/>
+        </w:rPr>
         <w:t>(أ) الشريحة المستهدَفة هي شريحة الطلب المحسوبة في تحليل المستهلك (نحو</w:t>
       </w:r>
     </w:p>
     <w:p>
+      <w:pPr>
+        <w:bidi/>
+        <w:jc w:val="start"/>
+      </w:pPr>
       <w:r>
+        <w:rPr>
+          <w:rFonts w:ascii="Arial" w:hAnsi="Arial" w:cs="Arial"/>
+          <w:rtl/>
+        </w:rPr>
         <w:t>1,000,000 نسمة). (ب) التموضع بين طبقة Jumbo المتوسطة (9.20€) والفاخر</w:t>
       </w:r>
     </w:p>
     <w:p>
+      <w:pPr>
+        <w:bidi/>
+        <w:jc w:val="start"/>
+      </w:pPr>
       <w:r>
+        <w:rPr>
+          <w:rFonts w:ascii="Arial" w:hAnsi="Arial" w:cs="Arial"/>
+          <w:rtl/>
+        </w:rPr>
         <w:t>(14.00€) وفق سلّم الأسعار المرصود، بهامش تقديري 1.0-1.8 يورو/كغم بعد</w:t>
       </w:r>
     </w:p>
     <w:p>
+      <w:pPr>
+        <w:bidi/>
+        <w:jc w:val="start"/>
+      </w:pPr>
       <w:r>
+        <w:rPr>
+          <w:rFonts w:ascii="Arial" w:hAnsi="Arial" w:cs="Arial"/>
+          <w:rtl/>
+        </w:rPr>
         <w:t>تكلفة الهبوط 9.1€ عند القناة المتخصصة. (ج) أول باب دخول: موزّعو أغذية حلال</w:t>
       </w:r>
     </w:p>
     <w:p>
+      <w:pPr>
+        <w:bidi/>
+        <w:jc w:val="start"/>
+      </w:pPr>
       <w:r>
+        <w:rPr>
+          <w:rFonts w:ascii="Arial" w:hAnsi="Arial" w:cs="Arial"/>
+          <w:rtl/>
+        </w:rPr>
         <w:t>متخصصون في أمستردام وروتردام (○ يحتاج تحققاً مباشراً). (د) أول ثلاث خطوات:</w:t>
       </w:r>
     </w:p>
     <w:p>
+      <w:pPr>
+        <w:bidi/>
+        <w:jc w:val="start"/>
+      </w:pPr>
       <w:r>
+        <w:rPr>
+          <w:rFonts w:ascii="Arial" w:hAnsi="Arial" w:cs="Arial"/>
+          <w:rtl/>
+        </w:rPr>
         <w:t>تسجيل المنشأة المعتمدة EU 2017/625 (فريق الامتثال، تكلفة متوسطة)، ثم عيّنة</w:t>
       </w:r>
     </w:p>
     <w:p>
+      <w:pPr>
+        <w:bidi/>
+        <w:jc w:val="start"/>
+      </w:pPr>
       <w:r>
+        <w:rPr>
+          <w:rFonts w:ascii="Arial" w:hAnsi="Arial" w:cs="Arial"/>
+          <w:rtl/>
+        </w:rPr>
         <w:t>تجريبية لموزّع مرشّح (فريق المبيعات، تكلفة منخفضة)، ثم دراسة تسعير مقابل</w:t>
       </w:r>
     </w:p>
     <w:p>
+      <w:pPr>
+        <w:bidi/>
+        <w:jc w:val="start"/>
+      </w:pPr>
       <w:r>
+        <w:rPr>
+          <w:rFonts w:ascii="Arial" w:hAnsi="Arial" w:cs="Arial"/>
+          <w:rtl/>
+        </w:rPr>
         <w:t>تونس والمغرب (فريق التسويق، تكلفة منخفضة). (هـ) مؤشرا القلب: إتمام تسجيل</w:t>
       </w:r>
     </w:p>
     <w:p>
+      <w:pPr>
+        <w:bidi/>
+        <w:jc w:val="start"/>
+      </w:pPr>
       <w:r>
+        <w:rPr>
+          <w:rFonts w:ascii="Arial" w:hAnsi="Arial" w:cs="Arial"/>
+          <w:rtl/>
+        </w:rPr>
         <w:t>الأهلية خلال 90 يوماً، وردّ فعل سعري إيجابي من موزّع واحد على الأقل.</w:t>
       </w:r>
     </w:p>
     <w:p>
+      <w:pPr>
+        <w:bidi/>
+        <w:jc w:val="start"/>
+      </w:pPr>
       <w:r>
         <w:rPr>
+          <w:rFonts w:ascii="Arial" w:hAnsi="Arial" w:cs="Arial"/>
           <w:b/>
+          <w:rtl/>
         </w:rPr>
         <w:t>ماذا يعني هذا لقرارك: هذه الخطوات الثلاث تحسم خلال ربع واحد ما إذا</w:t>
       </w:r>
     </w:p>
     <w:p>
+      <w:pPr>
+        <w:bidi/>
+        <w:jc w:val="start"/>
+      </w:pPr>
       <w:r>
+        <w:rPr>
+          <w:rFonts w:ascii="Arial" w:hAnsi="Arial" w:cs="Arial"/>
+          <w:rtl/>
+        </w:rPr>
         <w:t>تحوّلت التوصية إلى دخول كامل أم تجمّدت.</w:t>
       </w:r>
     </w:p>
     <w:p>
       <w:pPr>
         <w:pStyle w:val="Heading3"/>
+        <w:bidi/>
+        <w:jc w:val="start"/>
       </w:pPr>
       <w:r>
+        <w:rPr>
+          <w:rFonts w:ascii="Arial" w:hAnsi="Arial" w:cs="Arial"/>
+          <w:rtl/>
+        </w:rPr>
         <w:t>نصائح عملية للمصدّر</w:t>
       </w:r>
     </w:p>
     <w:p>
+      <w:pPr>
+        <w:bidi/>
+        <w:jc w:val="start"/>
+      </w:pPr>
       <w:r>
+        <w:rPr>
+          <w:rFonts w:ascii="Arial" w:hAnsi="Arial" w:cs="Arial"/>
+          <w:rtl/>
+        </w:rPr>
         <w:t>- ابدأ ملف الأهلية EU 2017/625 قبل أيّ التزام تسويقي — هو المسار الحرج.</w:t>
       </w:r>
     </w:p>
     <w:p>
+      <w:pPr>
+        <w:bidi/>
+        <w:jc w:val="start"/>
+      </w:pPr>
       <w:r>
+        <w:rPr>
+          <w:rFonts w:ascii="Arial" w:hAnsi="Arial" w:cs="Arial"/>
+          <w:rtl/>
+        </w:rPr>
         <w:t>- استهدف موزّع الأغذية الحلال المتخصص أولاً لا التجزئة العامة، حفاظاً</w:t>
       </w:r>
     </w:p>
     <w:p>
+      <w:pPr>
+        <w:bidi/>
+        <w:jc w:val="start"/>
+      </w:pPr>
       <w:r>
+        <w:rPr>
+          <w:rFonts w:ascii="Arial" w:hAnsi="Arial" w:cs="Arial"/>
+          <w:rtl/>
+        </w:rPr>
         <w:t>على الهامش عند حافة الطبقة المتوسطة.</w:t>
       </w:r>
     </w:p>
     <w:p>
+      <w:pPr>
+        <w:bidi/>
+        <w:jc w:val="start"/>
+      </w:pPr>
       <w:r>
+        <w:rPr>
+          <w:rFonts w:ascii="Arial" w:hAnsi="Arial" w:cs="Arial"/>
+          <w:rtl/>
+        </w:rPr>
         <w:t>- وقّت أول شحنة قبل موسم رمضان بما يكفي لملء رفوف القناة المتخصصة في</w:t>
       </w:r>
     </w:p>
     <w:p>
+      <w:pPr>
+        <w:bidi/>
+        <w:jc w:val="start"/>
+      </w:pPr>
       <w:r>
+        <w:rPr>
+          <w:rFonts w:ascii="Arial" w:hAnsi="Arial" w:cs="Arial"/>
+          <w:rtl/>
+        </w:rPr>
         <w:t>ذروة الطلب.</w:t>
       </w:r>
     </w:p>
     <w:p>
+      <w:pPr>
+        <w:bidi/>
+        <w:jc w:val="start"/>
+      </w:pPr>
       <w:r>
+        <w:rPr>
+          <w:rFonts w:ascii="Arial" w:hAnsi="Arial" w:cs="Arial"/>
+          <w:rtl/>
+        </w:rPr>
         <w:t>- ثبّت شهادة سلامة غذائية (BRC/IFS) مبكّراً — يطلبها كبار المشترين</w:t>
       </w:r>
     </w:p>
     <w:p>
+      <w:pPr>
+        <w:bidi/>
+        <w:jc w:val="start"/>
+      </w:pPr>
       <w:r>
+        <w:rPr>
+          <w:rFonts w:ascii="Arial" w:hAnsi="Arial" w:cs="Arial"/>
+          <w:rtl/>
+        </w:rPr>
         <w:t>الأوروبيين ولو لم تكن إلزامية قانوناً.</w:t>
       </w:r>
     </w:p>
     <w:p>
       <w:pPr>
         <w:pStyle w:val="Heading1"/>
+        <w:bidi/>
+        <w:jc w:val="start"/>
       </w:pPr>
       <w:r>
+        <w:rPr>
+          <w:rFonts w:ascii="Arial" w:hAnsi="Arial" w:cs="Arial"/>
+          <w:rtl/>
+        </w:rPr>
         <w:t>المخاطر</w:t>
       </w:r>
     </w:p>
     <w:p>
+      <w:pPr>
+        <w:bidi/>
+        <w:jc w:val="start"/>
+      </w:pPr>
       <w:r>
+        <w:rPr>
+          <w:rFonts w:ascii="Arial" w:hAnsi="Arial" w:cs="Arial"/>
+          <w:rtl/>
+        </w:rPr>
         <w:t>يظهر الاستقرار السياسي وسيادة القانون مرتفعَين (World Bank WGI (مؤشرات الحوكمة العالمية للبنك الدولي: استقرار سياسي وسيادة قانون وجودة تنظيم))، فيما لا</w:t>
       </w:r>
     </w:p>
     <w:p>
+      <w:pPr>
+        <w:bidi/>
+        <w:jc w:val="start"/>
+      </w:pPr>
       <w:r>
+        <w:rPr>
+          <w:rFonts w:ascii="Arial" w:hAnsi="Arial" w:cs="Arial"/>
+          <w:rtl/>
+        </w:rPr>
         <w:t>يشكّل تقلّب سعر الصرف عاملاً لأنّ اليورو هو عملة السوق نفسها. ولم ترصد</w:t>
       </w:r>
     </w:p>
     <w:p>
+      <w:pPr>
+        <w:bidi/>
+        <w:jc w:val="start"/>
+      </w:pPr>
       <w:r>
+        <w:rPr>
+          <w:rFonts w:ascii="Arial" w:hAnsi="Arial" w:cs="Arial"/>
+          <w:rtl/>
+        </w:rPr>
         <w:t>أخبار مخاطر قطاعية جوهرية خلال 12 شهراً (GDELT). وبذلك لا تبرز مخاطرة</w:t>
       </w:r>
     </w:p>
     <w:p>
+      <w:pPr>
+        <w:bidi/>
+        <w:jc w:val="start"/>
+      </w:pPr>
       <w:r>
+        <w:rPr>
+          <w:rFonts w:ascii="Arial" w:hAnsi="Arial" w:cs="Arial"/>
+          <w:rtl/>
+        </w:rPr>
         <w:t>كلّية تستدعي تأجيل الدخول، وتبقى المخاطرة الوحيدة الجوهرية إجرائيةً تتصل</w:t>
       </w:r>
     </w:p>
     <w:p>
+      <w:pPr>
+        <w:bidi/>
+        <w:jc w:val="start"/>
+      </w:pPr>
       <w:r>
+        <w:rPr>
+          <w:rFonts w:ascii="Arial" w:hAnsi="Arial" w:cs="Arial"/>
+          <w:rtl/>
+        </w:rPr>
         <w:t>بإتمام الأهلية التنظيمية في وقتها.</w:t>
       </w:r>
     </w:p>
     <w:p>
       <w:pPr>
         <w:pStyle w:val="Heading1"/>
+        <w:bidi/>
+        <w:jc w:val="start"/>
       </w:pPr>
       <w:r>
+        <w:rPr>
+          <w:rFonts w:ascii="Arial" w:hAnsi="Arial" w:cs="Arial"/>
+          <w:rtl/>
+        </w:rPr>
         <w:t>مؤشّر ثقة الدراسة</w:t>
       </w:r>
     </w:p>
     <w:p>
+      <w:pPr>
+        <w:bidi/>
+        <w:jc w:val="start"/>
+      </w:pPr>
       <w:r>
+        <w:rPr>
+          <w:rFonts w:ascii="Arial" w:hAnsi="Arial" w:cs="Arial"/>
+          <w:rtl/>
+        </w:rPr>
         <w:t>من إجمالي 23 مؤشراً مرصوداً في هذه الدراسة، 9 موثّق بمصدر رسمي (نحو 39%)، 12 من مصدر ثانوي، و2 غير متحقق. كلّ رقم في التقرير يحمل شارة توثيقه ومصدره في سجل الأدلة، فالقرار يُتَّخذ بمعرفة درجة اليقين خلف كل رقم لا على ثقة عمياء.</w:t>
       </w:r>
     </w:p>
@@ -2109,7 +3674,9 @@
       <w:tblPr>
         <w:tblStyle w:val="TableGrid"/>
         <w:tblW w:type="auto" w:w="0"/>
+        <w:tblLayout w:type="fixed"/>
         <w:tblLook w:firstColumn="1" w:firstRow="1" w:lastColumn="0" w:lastRow="0" w:noHBand="0" w:noVBand="1" w:val="04A0"/>
+        <w:bidiVisual/>
       </w:tblPr>
       <w:tblGrid>
         <w:gridCol w:w="4320"/>
@@ -2118,14 +3685,20 @@
       <w:tr>
         <w:tc>
           <w:tcPr>
-            <w:tcW w:type="dxa" w:w="4320"/>
+            <w:tcW w:type="dxa" w:w="4680"/>
             <w:shd w:val="clear" w:fill="1B3B6F"/>
           </w:tcPr>
           <w:p>
+            <w:pPr>
+              <w:bidi/>
+              <w:jc w:val="start"/>
+            </w:pPr>
             <w:r>
               <w:rPr>
+                <w:rFonts w:ascii="Arial" w:hAnsi="Arial" w:cs="Arial"/>
                 <w:b/>
                 <w:color w:val="FFFFFF"/>
+                <w:rtl/>
               </w:rPr>
               <w:t>درجة التوثيق</w:t>
             </w:r>
@@ -2133,14 +3706,20 @@
         </w:tc>
         <w:tc>
           <w:tcPr>
-            <w:tcW w:type="dxa" w:w="4320"/>
+            <w:tcW w:type="dxa" w:w="4680"/>
             <w:shd w:val="clear" w:fill="1B3B6F"/>
           </w:tcPr>
           <w:p>
+            <w:pPr>
+              <w:bidi/>
+              <w:jc w:val="start"/>
+            </w:pPr>
             <w:r>
               <w:rPr>
+                <w:rFonts w:ascii="Arial" w:hAnsi="Arial" w:cs="Arial"/>
                 <w:b/>
                 <w:color w:val="FFFFFF"/>
+                <w:rtl/>
               </w:rPr>
               <w:t>عدد المؤشرات</w:t>
             </w:r>
@@ -2150,20 +3729,36 @@
       <w:tr>
         <w:tc>
           <w:tcPr>
-            <w:tcW w:type="dxa" w:w="4320"/>
+            <w:tcW w:type="dxa" w:w="4680"/>
           </w:tcPr>
           <w:p>
+            <w:pPr>
+              <w:bidi/>
+              <w:jc w:val="start"/>
+            </w:pPr>
             <w:r>
+              <w:rPr>
+                <w:rFonts w:ascii="Arial" w:hAnsi="Arial" w:cs="Arial"/>
+                <w:rtl/>
+              </w:rPr>
               <w:t>✓ موثّق (مصدر رسمي)</w:t>
             </w:r>
           </w:p>
         </w:tc>
         <w:tc>
           <w:tcPr>
-            <w:tcW w:type="dxa" w:w="4320"/>
+            <w:tcW w:type="dxa" w:w="4680"/>
           </w:tcPr>
           <w:p>
+            <w:pPr>
+              <w:bidi/>
+              <w:jc w:val="start"/>
+            </w:pPr>
             <w:r>
+              <w:rPr>
+                <w:rFonts w:ascii="Arial" w:hAnsi="Arial" w:cs="Arial"/>
+                <w:rtl/>
+              </w:rPr>
               <w:t>9</w:t>
             </w:r>
           </w:p>
@@ -2172,22 +3767,38 @@
       <w:tr>
         <w:tc>
           <w:tcPr>
-            <w:tcW w:type="dxa" w:w="4320"/>
+            <w:tcW w:type="dxa" w:w="4680"/>
             <w:shd w:val="clear" w:fill="F2F2F2"/>
           </w:tcPr>
           <w:p>
+            <w:pPr>
+              <w:bidi/>
+              <w:jc w:val="start"/>
+            </w:pPr>
             <w:r>
+              <w:rPr>
+                <w:rFonts w:ascii="Arial" w:hAnsi="Arial" w:cs="Arial"/>
+                <w:rtl/>
+              </w:rPr>
               <w:t>◐ ثانوي (مصدر واحد غير رسمي)</w:t>
             </w:r>
           </w:p>
         </w:tc>
         <w:tc>
           <w:tcPr>
-            <w:tcW w:type="dxa" w:w="4320"/>
+            <w:tcW w:type="dxa" w:w="4680"/>
             <w:shd w:val="clear" w:fill="F2F2F2"/>
           </w:tcPr>
           <w:p>
+            <w:pPr>
+              <w:bidi/>
+              <w:jc w:val="start"/>
+            </w:pPr>
             <w:r>
+              <w:rPr>
+                <w:rFonts w:ascii="Arial" w:hAnsi="Arial" w:cs="Arial"/>
+                <w:rtl/>
+              </w:rPr>
               <w:t>12</w:t>
             </w:r>
           </w:p>
@@ -2196,20 +3807,36 @@
       <w:tr>
         <w:tc>
           <w:tcPr>
-            <w:tcW w:type="dxa" w:w="4320"/>
+            <w:tcW w:type="dxa" w:w="4680"/>
           </w:tcPr>
           <w:p>
+            <w:pPr>
+              <w:bidi/>
+              <w:jc w:val="start"/>
+            </w:pPr>
             <w:r>
+              <w:rPr>
+                <w:rFonts w:ascii="Arial" w:hAnsi="Arial" w:cs="Arial"/>
+                <w:rtl/>
+              </w:rPr>
               <w:t>○ غير متحقق</w:t>
             </w:r>
           </w:p>
         </w:tc>
         <w:tc>
           <w:tcPr>
-            <w:tcW w:type="dxa" w:w="4320"/>
+            <w:tcW w:type="dxa" w:w="4680"/>
           </w:tcPr>
           <w:p>
+            <w:pPr>
+              <w:bidi/>
+              <w:jc w:val="start"/>
+            </w:pPr>
             <w:r>
+              <w:rPr>
+                <w:rFonts w:ascii="Arial" w:hAnsi="Arial" w:cs="Arial"/>
+                <w:rtl/>
+              </w:rPr>
               <w:t>2</w:t>
             </w:r>
           </w:p>
@@ -2219,50 +3846,96 @@
     <w:p>
       <w:pPr>
         <w:pStyle w:val="Heading1"/>
+        <w:bidi/>
+        <w:jc w:val="start"/>
       </w:pPr>
       <w:r>
+        <w:rPr>
+          <w:rFonts w:ascii="Arial" w:hAnsi="Arial" w:cs="Arial"/>
+          <w:rtl/>
+        </w:rPr>
         <w:t>ما لم يكتمل للقرار، والخطوة التالية</w:t>
       </w:r>
     </w:p>
     <w:p>
+      <w:pPr>
+        <w:bidi/>
+        <w:jc w:val="start"/>
+      </w:pPr>
       <w:r>
+        <w:rPr>
+          <w:rFonts w:ascii="Arial" w:hAnsi="Arial" w:cs="Arial"/>
+          <w:rtl/>
+        </w:rPr>
         <w:t>النقاط التالية لم تكتمل توثيقاً ضمن هذا التقرير؛ هي ما يفصل التوصية الحالية عن قرار نهائي كامل، وكلٌّ منها قابل للإغلاق بخطوة محدّدة:</w:t>
       </w:r>
     </w:p>
     <w:p>
       <w:pPr>
         <w:pStyle w:val="ListBullet"/>
+        <w:bidi/>
+        <w:jc w:val="start"/>
       </w:pPr>
       <w:r>
+        <w:rPr>
+          <w:rFonts w:ascii="Arial" w:hAnsi="Arial" w:cs="Arial"/>
+          <w:rtl/>
+        </w:rPr>
         <w:t>لم نتمكّن من تأكيد قناة الدخول الأولى (موزّع أغذية حلال في أمستردام — مرشّح محتمل) من مصدر موثّق — إغلاق هذه الفجوة يتطلّب خدمة تحقّق جهات اتصال مدفوعة (قواعد بيانات تجارية) قبل الالتزام بالموزّع.</w:t>
       </w:r>
     </w:p>
     <w:p>
       <w:pPr>
         <w:pStyle w:val="Heading1"/>
+        <w:bidi/>
+        <w:jc w:val="start"/>
       </w:pPr>
       <w:r>
+        <w:rPr>
+          <w:rFonts w:ascii="Arial" w:hAnsi="Arial" w:cs="Arial"/>
+          <w:rtl/>
+        </w:rPr>
         <w:t>المنهجية وسجل الأدلة للمدققين</w:t>
       </w:r>
     </w:p>
     <w:p>
+      <w:pPr>
+        <w:bidi/>
+        <w:jc w:val="start"/>
+      </w:pPr>
       <w:r>
-        <w:t>اعتمد هذا التقرير على 12 مسار بحث مستقل، أنتج منها 12 نتائج موثّقة بمصادرها، مع تحليل تقاطعي ومراجعة للاتساق. المصادر الأساسية: Albert Heijn، EU 2017/625، Eurostat، GDELT، Google Trends، Jumbo. أحدث تاريخ جمع بيانات: 2026-07-02. تفاصيل كل رقم بمصدره وتاريخه في «سجل الأدلة للمدققين» ختام التقرير.</w:t>
+        <w:rPr>
+          <w:rFonts w:ascii="Arial" w:hAnsi="Arial" w:cs="Arial"/>
+          <w:rtl/>
+        </w:rPr>
+        <w:t>اعتمد هذا التقرير على مصادر رسمية عامة (Albert Heijn، EU 2017/625، Eurostat، GDELT، Google Trends، Jumbo)، مع تحليل تقاطعي بينها ومراجعة للاتساق قبل الاعتماد. خضعت كل معلومة للتحقّق من مصدرها العمومي المباشر. أحدث تاريخ جمع بيانات: 2026-07-02. تفاصيل كل رقم بمصدره وتاريخه في «سجل الأدلة للمدققين» ختام التقرير.</w:t>
       </w:r>
     </w:p>
     <w:p>
       <w:pPr>
         <w:pStyle w:val="Heading2"/>
+        <w:bidi/>
+        <w:jc w:val="start"/>
       </w:pPr>
       <w:r>
+        <w:rPr>
+          <w:rFonts w:ascii="Arial" w:hAnsi="Arial" w:cs="Arial"/>
+          <w:rtl/>
+        </w:rPr>
         <w:t>سجل الأدلة للمدققين</w:t>
       </w:r>
     </w:p>
     <w:p>
       <w:pPr>
         <w:pStyle w:val="IntenseQuote"/>
+        <w:bidi/>
+        <w:jc w:val="start"/>
       </w:pPr>
       <w:r>
+        <w:rPr>
+          <w:rFonts w:ascii="Arial" w:hAnsi="Arial" w:cs="Arial"/>
+          <w:rtl/>
+        </w:rPr>
         <w:t>كل بند أدناه هو حقيقة موثّقة بمصدرها وتاريخها، أساس السرد أعلاه — للتحقّق المباشر. رمز الأدلة: ✓ موثّق مباشرةً · ◐ تقديري مسنَد · ○ يحتاج تحققاً.</w:t>
       </w:r>
     </w:p>
@@ -2270,7 +3943,9 @@
       <w:tblPr>
         <w:tblStyle w:val="TableGrid"/>
         <w:tblW w:type="auto" w:w="0"/>
+        <w:tblLayout w:type="fixed"/>
         <w:tblLook w:firstColumn="1" w:firstRow="1" w:lastColumn="0" w:lastRow="0" w:noHBand="0" w:noVBand="1" w:val="04A0"/>
+        <w:bidiVisual/>
       </w:tblPr>
       <w:tblGrid>
         <w:gridCol w:w="2160"/>
@@ -2281,14 +3956,20 @@
       <w:tr>
         <w:tc>
           <w:tcPr>
-            <w:tcW w:type="dxa" w:w="2160"/>
+            <w:tcW w:type="dxa" w:w="2340"/>
             <w:shd w:val="clear" w:fill="1B3B6F"/>
           </w:tcPr>
           <w:p>
+            <w:pPr>
+              <w:bidi/>
+              <w:jc w:val="start"/>
+            </w:pPr>
             <w:r>
               <w:rPr>
+                <w:rFonts w:ascii="Arial" w:hAnsi="Arial" w:cs="Arial"/>
                 <w:b/>
                 <w:color w:val="FFFFFF"/>
+                <w:rtl/>
               </w:rPr>
               <w:t>الحقيقة</w:t>
             </w:r>
@@ -2296,14 +3977,20 @@
         </w:tc>
         <w:tc>
           <w:tcPr>
-            <w:tcW w:type="dxa" w:w="2160"/>
+            <w:tcW w:type="dxa" w:w="2340"/>
             <w:shd w:val="clear" w:fill="1B3B6F"/>
           </w:tcPr>
           <w:p>
+            <w:pPr>
+              <w:bidi/>
+              <w:jc w:val="start"/>
+            </w:pPr>
             <w:r>
               <w:rPr>
+                <w:rFonts w:ascii="Arial" w:hAnsi="Arial" w:cs="Arial"/>
                 <w:b/>
                 <w:color w:val="FFFFFF"/>
+                <w:rtl/>
               </w:rPr>
               <w:t>المصدر</w:t>
             </w:r>
@@ -2311,14 +3998,20 @@
         </w:tc>
         <w:tc>
           <w:tcPr>
-            <w:tcW w:type="dxa" w:w="2160"/>
+            <w:tcW w:type="dxa" w:w="2340"/>
             <w:shd w:val="clear" w:fill="1B3B6F"/>
           </w:tcPr>
           <w:p>
+            <w:pPr>
+              <w:bidi/>
+              <w:jc w:val="start"/>
+            </w:pPr>
             <w:r>
               <w:rPr>
+                <w:rFonts w:ascii="Arial" w:hAnsi="Arial" w:cs="Arial"/>
                 <w:b/>
                 <w:color w:val="FFFFFF"/>
+                <w:rtl/>
               </w:rPr>
               <w:t>تاريخ الجمع</w:t>
             </w:r>
@@ -2326,14 +4019,20 @@
         </w:tc>
         <w:tc>
           <w:tcPr>
-            <w:tcW w:type="dxa" w:w="2160"/>
+            <w:tcW w:type="dxa" w:w="2340"/>
             <w:shd w:val="clear" w:fill="1B3B6F"/>
           </w:tcPr>
           <w:p>
+            <w:pPr>
+              <w:bidi/>
+              <w:jc w:val="start"/>
+            </w:pPr>
             <w:r>
               <w:rPr>
+                <w:rFonts w:ascii="Arial" w:hAnsi="Arial" w:cs="Arial"/>
                 <w:b/>
                 <w:color w:val="FFFFFF"/>
+                <w:rtl/>
               </w:rPr>
               <w:t>قوة الدليل</w:t>
             </w:r>
@@ -2343,40 +4042,72 @@
       <w:tr>
         <w:tc>
           <w:tcPr>
-            <w:tcW w:type="dxa" w:w="2160"/>
+            <w:tcW w:type="dxa" w:w="2340"/>
           </w:tcPr>
           <w:p>
+            <w:pPr>
+              <w:bidi/>
+              <w:jc w:val="start"/>
+            </w:pPr>
             <w:r>
+              <w:rPr>
+                <w:rFonts w:ascii="Arial" w:hAnsi="Arial" w:cs="Arial"/>
+                <w:rtl/>
+              </w:rPr>
               <w:t>38 مليون — إجمالي واردات هولندا من التمور من العالم، دولار، 2023</w:t>
             </w:r>
           </w:p>
         </w:tc>
         <w:tc>
           <w:tcPr>
-            <w:tcW w:type="dxa" w:w="2160"/>
+            <w:tcW w:type="dxa" w:w="2340"/>
           </w:tcPr>
           <w:p>
+            <w:pPr>
+              <w:bidi/>
+              <w:jc w:val="start"/>
+            </w:pPr>
             <w:r>
+              <w:rPr>
+                <w:rFonts w:ascii="Arial" w:hAnsi="Arial" w:cs="Arial"/>
+                <w:rtl/>
+              </w:rPr>
               <w:t>UN Comtrade</w:t>
             </w:r>
           </w:p>
         </w:tc>
         <w:tc>
           <w:tcPr>
-            <w:tcW w:type="dxa" w:w="2160"/>
+            <w:tcW w:type="dxa" w:w="2340"/>
           </w:tcPr>
           <w:p>
+            <w:pPr>
+              <w:bidi/>
+              <w:jc w:val="start"/>
+            </w:pPr>
             <w:r>
+              <w:rPr>
+                <w:rFonts w:ascii="Arial" w:hAnsi="Arial" w:cs="Arial"/>
+                <w:rtl/>
+              </w:rPr>
               <w:t>2026-07-02</w:t>
             </w:r>
           </w:p>
         </w:tc>
         <w:tc>
           <w:tcPr>
-            <w:tcW w:type="dxa" w:w="2160"/>
+            <w:tcW w:type="dxa" w:w="2340"/>
           </w:tcPr>
           <w:p>
+            <w:pPr>
+              <w:bidi/>
+              <w:jc w:val="start"/>
+            </w:pPr>
             <w:r>
+              <w:rPr>
+                <w:rFonts w:ascii="Arial" w:hAnsi="Arial" w:cs="Arial"/>
+                <w:rtl/>
+              </w:rPr>
               <w:t>✓ موثّق</w:t>
             </w:r>
           </w:p>
@@ -2385,44 +4116,76 @@
       <w:tr>
         <w:tc>
           <w:tcPr>
-            <w:tcW w:type="dxa" w:w="2160"/>
+            <w:tcW w:type="dxa" w:w="2340"/>
             <w:shd w:val="clear" w:fill="F2F2F2"/>
           </w:tcPr>
           <w:p>
+            <w:pPr>
+              <w:bidi/>
+              <w:jc w:val="start"/>
+            </w:pPr>
             <w:r>
+              <w:rPr>
+                <w:rFonts w:ascii="Arial" w:hAnsi="Arial" w:cs="Arial"/>
+                <w:rtl/>
+              </w:rPr>
               <w:t>17.8 مليون — عدد سكان هولندا، نسمة، 2023</w:t>
             </w:r>
           </w:p>
         </w:tc>
         <w:tc>
           <w:tcPr>
-            <w:tcW w:type="dxa" w:w="2160"/>
+            <w:tcW w:type="dxa" w:w="2340"/>
             <w:shd w:val="clear" w:fill="F2F2F2"/>
           </w:tcPr>
           <w:p>
+            <w:pPr>
+              <w:bidi/>
+              <w:jc w:val="start"/>
+            </w:pPr>
             <w:r>
+              <w:rPr>
+                <w:rFonts w:ascii="Arial" w:hAnsi="Arial" w:cs="Arial"/>
+                <w:rtl/>
+              </w:rPr>
               <w:t>World Bank</w:t>
             </w:r>
           </w:p>
         </w:tc>
         <w:tc>
           <w:tcPr>
-            <w:tcW w:type="dxa" w:w="2160"/>
+            <w:tcW w:type="dxa" w:w="2340"/>
             <w:shd w:val="clear" w:fill="F2F2F2"/>
           </w:tcPr>
           <w:p>
+            <w:pPr>
+              <w:bidi/>
+              <w:jc w:val="start"/>
+            </w:pPr>
             <w:r>
+              <w:rPr>
+                <w:rFonts w:ascii="Arial" w:hAnsi="Arial" w:cs="Arial"/>
+                <w:rtl/>
+              </w:rPr>
               <w:t>2026-07-02</w:t>
             </w:r>
           </w:p>
         </w:tc>
         <w:tc>
           <w:tcPr>
-            <w:tcW w:type="dxa" w:w="2160"/>
+            <w:tcW w:type="dxa" w:w="2340"/>
             <w:shd w:val="clear" w:fill="F2F2F2"/>
           </w:tcPr>
           <w:p>
+            <w:pPr>
+              <w:bidi/>
+              <w:jc w:val="start"/>
+            </w:pPr>
             <w:r>
+              <w:rPr>
+                <w:rFonts w:ascii="Arial" w:hAnsi="Arial" w:cs="Arial"/>
+                <w:rtl/>
+              </w:rPr>
               <w:t>✓ موثّق</w:t>
             </w:r>
           </w:p>
@@ -2431,40 +4194,72 @@
       <w:tr>
         <w:tc>
           <w:tcPr>
-            <w:tcW w:type="dxa" w:w="2160"/>
+            <w:tcW w:type="dxa" w:w="2340"/>
           </w:tcPr>
           <w:p>
+            <w:pPr>
+              <w:bidi/>
+              <w:jc w:val="start"/>
+            </w:pPr>
             <w:r>
+              <w:rPr>
+                <w:rFonts w:ascii="Arial" w:hAnsi="Arial" w:cs="Arial"/>
+                <w:rtl/>
+              </w:rPr>
               <w:t>تمر دقلة نور تونسي (1كغ) 5.50€/كغم ≈ 6.0$/كغم</w:t>
             </w:r>
           </w:p>
         </w:tc>
         <w:tc>
           <w:tcPr>
-            <w:tcW w:type="dxa" w:w="2160"/>
+            <w:tcW w:type="dxa" w:w="2340"/>
           </w:tcPr>
           <w:p>
+            <w:pPr>
+              <w:bidi/>
+              <w:jc w:val="start"/>
+            </w:pPr>
             <w:r>
+              <w:rPr>
+                <w:rFonts w:ascii="Arial" w:hAnsi="Arial" w:cs="Arial"/>
+                <w:rtl/>
+              </w:rPr>
               <w:t>Albert Heijn (رصد ويب)</w:t>
             </w:r>
           </w:p>
         </w:tc>
         <w:tc>
           <w:tcPr>
-            <w:tcW w:type="dxa" w:w="2160"/>
+            <w:tcW w:type="dxa" w:w="2340"/>
           </w:tcPr>
           <w:p>
+            <w:pPr>
+              <w:bidi/>
+              <w:jc w:val="start"/>
+            </w:pPr>
             <w:r>
+              <w:rPr>
+                <w:rFonts w:ascii="Arial" w:hAnsi="Arial" w:cs="Arial"/>
+                <w:rtl/>
+              </w:rPr>
               <w:t>2026-07-02</w:t>
             </w:r>
           </w:p>
         </w:tc>
         <w:tc>
           <w:tcPr>
-            <w:tcW w:type="dxa" w:w="2160"/>
+            <w:tcW w:type="dxa" w:w="2340"/>
           </w:tcPr>
           <w:p>
+            <w:pPr>
+              <w:bidi/>
+              <w:jc w:val="start"/>
+            </w:pPr>
             <w:r>
+              <w:rPr>
+                <w:rFonts w:ascii="Arial" w:hAnsi="Arial" w:cs="Arial"/>
+                <w:rtl/>
+              </w:rPr>
               <w:t>◐ ثانوي</w:t>
             </w:r>
           </w:p>
@@ -2473,44 +4268,76 @@
       <w:tr>
         <w:tc>
           <w:tcPr>
-            <w:tcW w:type="dxa" w:w="2160"/>
+            <w:tcW w:type="dxa" w:w="2340"/>
             <w:shd w:val="clear" w:fill="F2F2F2"/>
           </w:tcPr>
           <w:p>
+            <w:pPr>
+              <w:bidi/>
+              <w:jc w:val="start"/>
+            </w:pPr>
             <w:r>
+              <w:rPr>
+                <w:rFonts w:ascii="Arial" w:hAnsi="Arial" w:cs="Arial"/>
+                <w:rtl/>
+              </w:rPr>
               <w:t>تمر مجهول مغربي (1كغ) 9.20€/كغم ≈ 10.0$/كغم</w:t>
             </w:r>
           </w:p>
         </w:tc>
         <w:tc>
           <w:tcPr>
-            <w:tcW w:type="dxa" w:w="2160"/>
+            <w:tcW w:type="dxa" w:w="2340"/>
             <w:shd w:val="clear" w:fill="F2F2F2"/>
           </w:tcPr>
           <w:p>
+            <w:pPr>
+              <w:bidi/>
+              <w:jc w:val="start"/>
+            </w:pPr>
             <w:r>
+              <w:rPr>
+                <w:rFonts w:ascii="Arial" w:hAnsi="Arial" w:cs="Arial"/>
+                <w:rtl/>
+              </w:rPr>
               <w:t>Jumbo (رصد ويب)</w:t>
             </w:r>
           </w:p>
         </w:tc>
         <w:tc>
           <w:tcPr>
-            <w:tcW w:type="dxa" w:w="2160"/>
+            <w:tcW w:type="dxa" w:w="2340"/>
             <w:shd w:val="clear" w:fill="F2F2F2"/>
           </w:tcPr>
           <w:p>
+            <w:pPr>
+              <w:bidi/>
+              <w:jc w:val="start"/>
+            </w:pPr>
             <w:r>
+              <w:rPr>
+                <w:rFonts w:ascii="Arial" w:hAnsi="Arial" w:cs="Arial"/>
+                <w:rtl/>
+              </w:rPr>
               <w:t>2026-07-02</w:t>
             </w:r>
           </w:p>
         </w:tc>
         <w:tc>
           <w:tcPr>
-            <w:tcW w:type="dxa" w:w="2160"/>
+            <w:tcW w:type="dxa" w:w="2340"/>
             <w:shd w:val="clear" w:fill="F2F2F2"/>
           </w:tcPr>
           <w:p>
+            <w:pPr>
+              <w:bidi/>
+              <w:jc w:val="start"/>
+            </w:pPr>
             <w:r>
+              <w:rPr>
+                <w:rFonts w:ascii="Arial" w:hAnsi="Arial" w:cs="Arial"/>
+                <w:rtl/>
+              </w:rPr>
               <w:t>◐ ثانوي</w:t>
             </w:r>
           </w:p>
@@ -2519,40 +4346,72 @@
       <w:tr>
         <w:tc>
           <w:tcPr>
-            <w:tcW w:type="dxa" w:w="2160"/>
+            <w:tcW w:type="dxa" w:w="2340"/>
           </w:tcPr>
           <w:p>
+            <w:pPr>
+              <w:bidi/>
+              <w:jc w:val="start"/>
+            </w:pPr>
             <w:r>
+              <w:rPr>
+                <w:rFonts w:ascii="Arial" w:hAnsi="Arial" w:cs="Arial"/>
+                <w:rtl/>
+              </w:rPr>
               <w:t>تمر فاخر متخصص (500غ) 14.0€/كغم ≈ 15.3$/كغم</w:t>
             </w:r>
           </w:p>
         </w:tc>
         <w:tc>
           <w:tcPr>
-            <w:tcW w:type="dxa" w:w="2160"/>
+            <w:tcW w:type="dxa" w:w="2340"/>
           </w:tcPr>
           <w:p>
+            <w:pPr>
+              <w:bidi/>
+              <w:jc w:val="start"/>
+            </w:pPr>
             <w:r>
+              <w:rPr>
+                <w:rFonts w:ascii="Arial" w:hAnsi="Arial" w:cs="Arial"/>
+                <w:rtl/>
+              </w:rPr>
               <w:t>متجر حلال متخصص (رصد ويب)</w:t>
             </w:r>
           </w:p>
         </w:tc>
         <w:tc>
           <w:tcPr>
-            <w:tcW w:type="dxa" w:w="2160"/>
+            <w:tcW w:type="dxa" w:w="2340"/>
           </w:tcPr>
           <w:p>
+            <w:pPr>
+              <w:bidi/>
+              <w:jc w:val="start"/>
+            </w:pPr>
             <w:r>
+              <w:rPr>
+                <w:rFonts w:ascii="Arial" w:hAnsi="Arial" w:cs="Arial"/>
+                <w:rtl/>
+              </w:rPr>
               <w:t>2026-07-02</w:t>
             </w:r>
           </w:p>
         </w:tc>
         <w:tc>
           <w:tcPr>
-            <w:tcW w:type="dxa" w:w="2160"/>
+            <w:tcW w:type="dxa" w:w="2340"/>
           </w:tcPr>
           <w:p>
+            <w:pPr>
+              <w:bidi/>
+              <w:jc w:val="start"/>
+            </w:pPr>
             <w:r>
+              <w:rPr>
+                <w:rFonts w:ascii="Arial" w:hAnsi="Arial" w:cs="Arial"/>
+                <w:rtl/>
+              </w:rPr>
               <w:t>◐ ثانوي</w:t>
             </w:r>
           </w:p>
@@ -2561,44 +4420,76 @@
       <w:tr>
         <w:tc>
           <w:tcPr>
-            <w:tcW w:type="dxa" w:w="2160"/>
+            <w:tcW w:type="dxa" w:w="2340"/>
             <w:shd w:val="clear" w:fill="F2F2F2"/>
           </w:tcPr>
           <w:p>
+            <w:pPr>
+              <w:bidi/>
+              <w:jc w:val="start"/>
+            </w:pPr>
             <w:r>
+              <w:rPr>
+                <w:rFonts w:ascii="Arial" w:hAnsi="Arial" w:cs="Arial"/>
+                <w:rtl/>
+              </w:rPr>
               <w:t>تونس: حصة 31.0%</w:t>
             </w:r>
           </w:p>
         </w:tc>
         <w:tc>
           <w:tcPr>
-            <w:tcW w:type="dxa" w:w="2160"/>
+            <w:tcW w:type="dxa" w:w="2340"/>
             <w:shd w:val="clear" w:fill="F2F2F2"/>
           </w:tcPr>
           <w:p>
+            <w:pPr>
+              <w:bidi/>
+              <w:jc w:val="start"/>
+            </w:pPr>
             <w:r>
+              <w:rPr>
+                <w:rFonts w:ascii="Arial" w:hAnsi="Arial" w:cs="Arial"/>
+                <w:rtl/>
+              </w:rPr>
               <w:t>UN Comtrade</w:t>
             </w:r>
           </w:p>
         </w:tc>
         <w:tc>
           <w:tcPr>
-            <w:tcW w:type="dxa" w:w="2160"/>
+            <w:tcW w:type="dxa" w:w="2340"/>
             <w:shd w:val="clear" w:fill="F2F2F2"/>
           </w:tcPr>
           <w:p>
+            <w:pPr>
+              <w:bidi/>
+              <w:jc w:val="start"/>
+            </w:pPr>
             <w:r>
+              <w:rPr>
+                <w:rFonts w:ascii="Arial" w:hAnsi="Arial" w:cs="Arial"/>
+                <w:rtl/>
+              </w:rPr>
               <w:t>2026-07-02</w:t>
             </w:r>
           </w:p>
         </w:tc>
         <w:tc>
           <w:tcPr>
-            <w:tcW w:type="dxa" w:w="2160"/>
+            <w:tcW w:type="dxa" w:w="2340"/>
             <w:shd w:val="clear" w:fill="F2F2F2"/>
           </w:tcPr>
           <w:p>
+            <w:pPr>
+              <w:bidi/>
+              <w:jc w:val="start"/>
+            </w:pPr>
             <w:r>
+              <w:rPr>
+                <w:rFonts w:ascii="Arial" w:hAnsi="Arial" w:cs="Arial"/>
+                <w:rtl/>
+              </w:rPr>
               <w:t>✓ موثّق</w:t>
             </w:r>
           </w:p>
@@ -2607,40 +4498,72 @@
       <w:tr>
         <w:tc>
           <w:tcPr>
-            <w:tcW w:type="dxa" w:w="2160"/>
+            <w:tcW w:type="dxa" w:w="2340"/>
           </w:tcPr>
           <w:p>
+            <w:pPr>
+              <w:bidi/>
+              <w:jc w:val="start"/>
+            </w:pPr>
             <w:r>
+              <w:rPr>
+                <w:rFonts w:ascii="Arial" w:hAnsi="Arial" w:cs="Arial"/>
+                <w:rtl/>
+              </w:rPr>
               <w:t>مؤشر تركّز المورّدين HHI=2100.0</w:t>
             </w:r>
           </w:p>
         </w:tc>
         <w:tc>
           <w:tcPr>
-            <w:tcW w:type="dxa" w:w="2160"/>
+            <w:tcW w:type="dxa" w:w="2340"/>
           </w:tcPr>
           <w:p>
+            <w:pPr>
+              <w:bidi/>
+              <w:jc w:val="start"/>
+            </w:pPr>
             <w:r>
+              <w:rPr>
+                <w:rFonts w:ascii="Arial" w:hAnsi="Arial" w:cs="Arial"/>
+                <w:rtl/>
+              </w:rPr>
               <w:t>UN Comtrade</w:t>
             </w:r>
           </w:p>
         </w:tc>
         <w:tc>
           <w:tcPr>
-            <w:tcW w:type="dxa" w:w="2160"/>
+            <w:tcW w:type="dxa" w:w="2340"/>
           </w:tcPr>
           <w:p>
+            <w:pPr>
+              <w:bidi/>
+              <w:jc w:val="start"/>
+            </w:pPr>
             <w:r>
+              <w:rPr>
+                <w:rFonts w:ascii="Arial" w:hAnsi="Arial" w:cs="Arial"/>
+                <w:rtl/>
+              </w:rPr>
               <w:t>2026-07-02</w:t>
             </w:r>
           </w:p>
         </w:tc>
         <w:tc>
           <w:tcPr>
-            <w:tcW w:type="dxa" w:w="2160"/>
+            <w:tcW w:type="dxa" w:w="2340"/>
           </w:tcPr>
           <w:p>
+            <w:pPr>
+              <w:bidi/>
+              <w:jc w:val="start"/>
+            </w:pPr>
             <w:r>
+              <w:rPr>
+                <w:rFonts w:ascii="Arial" w:hAnsi="Arial" w:cs="Arial"/>
+                <w:rtl/>
+              </w:rPr>
               <w:t>✓ موثّق</w:t>
             </w:r>
           </w:p>
@@ -2649,44 +4572,76 @@
       <w:tr>
         <w:tc>
           <w:tcPr>
-            <w:tcW w:type="dxa" w:w="2160"/>
+            <w:tcW w:type="dxa" w:w="2340"/>
             <w:shd w:val="clear" w:fill="F2F2F2"/>
           </w:tcPr>
           <w:p>
+            <w:pPr>
+              <w:bidi/>
+              <w:jc w:val="start"/>
+            </w:pPr>
             <w:r>
+              <w:rPr>
+                <w:rFonts w:ascii="Arial" w:hAnsi="Arial" w:cs="Arial"/>
+                <w:rtl/>
+              </w:rPr>
               <w:t>تسجيل منشأة معتمدة EU 2017/625 إلزامي</w:t>
             </w:r>
           </w:p>
         </w:tc>
         <w:tc>
           <w:tcPr>
-            <w:tcW w:type="dxa" w:w="2160"/>
+            <w:tcW w:type="dxa" w:w="2340"/>
             <w:shd w:val="clear" w:fill="F2F2F2"/>
           </w:tcPr>
           <w:p>
+            <w:pPr>
+              <w:bidi/>
+              <w:jc w:val="start"/>
+            </w:pPr>
             <w:r>
+              <w:rPr>
+                <w:rFonts w:ascii="Arial" w:hAnsi="Arial" w:cs="Arial"/>
+                <w:rtl/>
+              </w:rPr>
               <w:t>EU 2017/625</w:t>
             </w:r>
           </w:p>
         </w:tc>
         <w:tc>
           <w:tcPr>
-            <w:tcW w:type="dxa" w:w="2160"/>
+            <w:tcW w:type="dxa" w:w="2340"/>
             <w:shd w:val="clear" w:fill="F2F2F2"/>
           </w:tcPr>
           <w:p>
+            <w:pPr>
+              <w:bidi/>
+              <w:jc w:val="start"/>
+            </w:pPr>
             <w:r>
+              <w:rPr>
+                <w:rFonts w:ascii="Arial" w:hAnsi="Arial" w:cs="Arial"/>
+                <w:rtl/>
+              </w:rPr>
               <w:t>2026-07-02</w:t>
             </w:r>
           </w:p>
         </w:tc>
         <w:tc>
           <w:tcPr>
-            <w:tcW w:type="dxa" w:w="2160"/>
+            <w:tcW w:type="dxa" w:w="2340"/>
             <w:shd w:val="clear" w:fill="F2F2F2"/>
           </w:tcPr>
           <w:p>
+            <w:pPr>
+              <w:bidi/>
+              <w:jc w:val="start"/>
+            </w:pPr>
             <w:r>
+              <w:rPr>
+                <w:rFonts w:ascii="Arial" w:hAnsi="Arial" w:cs="Arial"/>
+                <w:rtl/>
+              </w:rPr>
               <w:t>✓ موثّق</w:t>
             </w:r>
           </w:p>
@@ -2695,40 +4650,72 @@
       <w:tr>
         <w:tc>
           <w:tcPr>
-            <w:tcW w:type="dxa" w:w="2160"/>
+            <w:tcW w:type="dxa" w:w="2340"/>
           </w:tcPr>
           <w:p>
+            <w:pPr>
+              <w:bidi/>
+              <w:jc w:val="start"/>
+            </w:pPr>
             <w:r>
+              <w:rPr>
+                <w:rFonts w:ascii="Arial" w:hAnsi="Arial" w:cs="Arial"/>
+                <w:rtl/>
+              </w:rPr>
               <w:t>حصة إنفاق الغذاء 12.5% من إنفاق الأسرة الهولندية</w:t>
             </w:r>
           </w:p>
         </w:tc>
         <w:tc>
           <w:tcPr>
-            <w:tcW w:type="dxa" w:w="2160"/>
+            <w:tcW w:type="dxa" w:w="2340"/>
           </w:tcPr>
           <w:p>
+            <w:pPr>
+              <w:bidi/>
+              <w:jc w:val="start"/>
+            </w:pPr>
             <w:r>
+              <w:rPr>
+                <w:rFonts w:ascii="Arial" w:hAnsi="Arial" w:cs="Arial"/>
+                <w:rtl/>
+              </w:rPr>
               <w:t>Eurostat (مسح ميزانية الأسرة)</w:t>
             </w:r>
           </w:p>
         </w:tc>
         <w:tc>
           <w:tcPr>
-            <w:tcW w:type="dxa" w:w="2160"/>
+            <w:tcW w:type="dxa" w:w="2340"/>
           </w:tcPr>
           <w:p>
+            <w:pPr>
+              <w:bidi/>
+              <w:jc w:val="start"/>
+            </w:pPr>
             <w:r>
+              <w:rPr>
+                <w:rFonts w:ascii="Arial" w:hAnsi="Arial" w:cs="Arial"/>
+                <w:rtl/>
+              </w:rPr>
               <w:t>2026-07-02</w:t>
             </w:r>
           </w:p>
         </w:tc>
         <w:tc>
           <w:tcPr>
-            <w:tcW w:type="dxa" w:w="2160"/>
+            <w:tcW w:type="dxa" w:w="2340"/>
           </w:tcPr>
           <w:p>
+            <w:pPr>
+              <w:bidi/>
+              <w:jc w:val="start"/>
+            </w:pPr>
             <w:r>
+              <w:rPr>
+                <w:rFonts w:ascii="Arial" w:hAnsi="Arial" w:cs="Arial"/>
+                <w:rtl/>
+              </w:rPr>
               <w:t>◐ ثانوي</w:t>
             </w:r>
           </w:p>
@@ -2737,44 +4724,76 @@
       <w:tr>
         <w:tc>
           <w:tcPr>
-            <w:tcW w:type="dxa" w:w="2160"/>
+            <w:tcW w:type="dxa" w:w="2340"/>
             <w:shd w:val="clear" w:fill="F2F2F2"/>
           </w:tcPr>
           <w:p>
+            <w:pPr>
+              <w:bidi/>
+              <w:jc w:val="start"/>
+            </w:pPr>
             <w:r>
+              <w:rPr>
+                <w:rFonts w:ascii="Arial" w:hAnsi="Arial" w:cs="Arial"/>
+                <w:rtl/>
+              </w:rPr>
               <w:t>لا أخبار مخاطر جوهرية خلال 12 شهراً</w:t>
             </w:r>
           </w:p>
         </w:tc>
         <w:tc>
           <w:tcPr>
-            <w:tcW w:type="dxa" w:w="2160"/>
+            <w:tcW w:type="dxa" w:w="2340"/>
             <w:shd w:val="clear" w:fill="F2F2F2"/>
           </w:tcPr>
           <w:p>
+            <w:pPr>
+              <w:bidi/>
+              <w:jc w:val="start"/>
+            </w:pPr>
             <w:r>
+              <w:rPr>
+                <w:rFonts w:ascii="Arial" w:hAnsi="Arial" w:cs="Arial"/>
+                <w:rtl/>
+              </w:rPr>
               <w:t>GDELT</w:t>
             </w:r>
           </w:p>
         </w:tc>
         <w:tc>
           <w:tcPr>
-            <w:tcW w:type="dxa" w:w="2160"/>
+            <w:tcW w:type="dxa" w:w="2340"/>
             <w:shd w:val="clear" w:fill="F2F2F2"/>
           </w:tcPr>
           <w:p>
+            <w:pPr>
+              <w:bidi/>
+              <w:jc w:val="start"/>
+            </w:pPr>
             <w:r>
+              <w:rPr>
+                <w:rFonts w:ascii="Arial" w:hAnsi="Arial" w:cs="Arial"/>
+                <w:rtl/>
+              </w:rPr>
               <w:t>2026-07-02</w:t>
             </w:r>
           </w:p>
         </w:tc>
         <w:tc>
           <w:tcPr>
-            <w:tcW w:type="dxa" w:w="2160"/>
+            <w:tcW w:type="dxa" w:w="2340"/>
             <w:shd w:val="clear" w:fill="F2F2F2"/>
           </w:tcPr>
           <w:p>
+            <w:pPr>
+              <w:bidi/>
+              <w:jc w:val="start"/>
+            </w:pPr>
             <w:r>
+              <w:rPr>
+                <w:rFonts w:ascii="Arial" w:hAnsi="Arial" w:cs="Arial"/>
+                <w:rtl/>
+              </w:rPr>
               <w:t>◐ ثانوي</w:t>
             </w:r>
           </w:p>
@@ -2783,40 +4802,72 @@
       <w:tr>
         <w:tc>
           <w:tcPr>
-            <w:tcW w:type="dxa" w:w="2160"/>
+            <w:tcW w:type="dxa" w:w="2340"/>
           </w:tcPr>
           <w:p>
+            <w:pPr>
+              <w:bidi/>
+              <w:jc w:val="start"/>
+            </w:pPr>
             <w:r>
+              <w:rPr>
+                <w:rFonts w:ascii="Arial" w:hAnsi="Arial" w:cs="Arial"/>
+                <w:rtl/>
+              </w:rPr>
               <w:t>ميناء روتردام أكبر بوابة استيراد أوروبية</w:t>
             </w:r>
           </w:p>
         </w:tc>
         <w:tc>
           <w:tcPr>
-            <w:tcW w:type="dxa" w:w="2160"/>
+            <w:tcW w:type="dxa" w:w="2340"/>
           </w:tcPr>
           <w:p>
+            <w:pPr>
+              <w:bidi/>
+              <w:jc w:val="start"/>
+            </w:pPr>
             <w:r>
+              <w:rPr>
+                <w:rFonts w:ascii="Arial" w:hAnsi="Arial" w:cs="Arial"/>
+                <w:rtl/>
+              </w:rPr>
               <w:t>مرجع الموانئ</w:t>
             </w:r>
           </w:p>
         </w:tc>
         <w:tc>
           <w:tcPr>
-            <w:tcW w:type="dxa" w:w="2160"/>
+            <w:tcW w:type="dxa" w:w="2340"/>
           </w:tcPr>
           <w:p>
+            <w:pPr>
+              <w:bidi/>
+              <w:jc w:val="start"/>
+            </w:pPr>
             <w:r>
+              <w:rPr>
+                <w:rFonts w:ascii="Arial" w:hAnsi="Arial" w:cs="Arial"/>
+                <w:rtl/>
+              </w:rPr>
               <w:t>2026-07-02</w:t>
             </w:r>
           </w:p>
         </w:tc>
         <w:tc>
           <w:tcPr>
-            <w:tcW w:type="dxa" w:w="2160"/>
+            <w:tcW w:type="dxa" w:w="2340"/>
           </w:tcPr>
           <w:p>
+            <w:pPr>
+              <w:bidi/>
+              <w:jc w:val="start"/>
+            </w:pPr>
             <w:r>
+              <w:rPr>
+                <w:rFonts w:ascii="Arial" w:hAnsi="Arial" w:cs="Arial"/>
+                <w:rtl/>
+              </w:rPr>
               <w:t>◐ ثانوي</w:t>
             </w:r>
           </w:p>
@@ -2825,44 +4876,76 @@
       <w:tr>
         <w:tc>
           <w:tcPr>
-            <w:tcW w:type="dxa" w:w="2160"/>
+            <w:tcW w:type="dxa" w:w="2340"/>
             <w:shd w:val="clear" w:fill="F2F2F2"/>
           </w:tcPr>
           <w:p>
+            <w:pPr>
+              <w:bidi/>
+              <w:jc w:val="start"/>
+            </w:pPr>
             <w:r>
+              <w:rPr>
+                <w:rFonts w:ascii="Arial" w:hAnsi="Arial" w:cs="Arial"/>
+                <w:rtl/>
+              </w:rPr>
               <w:t>تعريفة صفرية ضمن GSP+</w:t>
             </w:r>
           </w:p>
         </w:tc>
         <w:tc>
           <w:tcPr>
-            <w:tcW w:type="dxa" w:w="2160"/>
+            <w:tcW w:type="dxa" w:w="2340"/>
             <w:shd w:val="clear" w:fill="F2F2F2"/>
           </w:tcPr>
           <w:p>
+            <w:pPr>
+              <w:bidi/>
+              <w:jc w:val="start"/>
+            </w:pPr>
             <w:r>
+              <w:rPr>
+                <w:rFonts w:ascii="Arial" w:hAnsi="Arial" w:cs="Arial"/>
+                <w:rtl/>
+              </w:rPr>
               <w:t>WITS/WTO Tariff</w:t>
             </w:r>
           </w:p>
         </w:tc>
         <w:tc>
           <w:tcPr>
-            <w:tcW w:type="dxa" w:w="2160"/>
+            <w:tcW w:type="dxa" w:w="2340"/>
             <w:shd w:val="clear" w:fill="F2F2F2"/>
           </w:tcPr>
           <w:p>
+            <w:pPr>
+              <w:bidi/>
+              <w:jc w:val="start"/>
+            </w:pPr>
             <w:r>
+              <w:rPr>
+                <w:rFonts w:ascii="Arial" w:hAnsi="Arial" w:cs="Arial"/>
+                <w:rtl/>
+              </w:rPr>
               <w:t>2026-07-02</w:t>
             </w:r>
           </w:p>
         </w:tc>
         <w:tc>
           <w:tcPr>
-            <w:tcW w:type="dxa" w:w="2160"/>
+            <w:tcW w:type="dxa" w:w="2340"/>
             <w:shd w:val="clear" w:fill="F2F2F2"/>
           </w:tcPr>
           <w:p>
+            <w:pPr>
+              <w:bidi/>
+              <w:jc w:val="start"/>
+            </w:pPr>
             <w:r>
+              <w:rPr>
+                <w:rFonts w:ascii="Arial" w:hAnsi="Arial" w:cs="Arial"/>
+                <w:rtl/>
+              </w:rPr>
               <w:t>✓ موثّق</w:t>
             </w:r>
           </w:p>
@@ -2871,40 +4954,72 @@
       <w:tr>
         <w:tc>
           <w:tcPr>
-            <w:tcW w:type="dxa" w:w="2160"/>
+            <w:tcW w:type="dxa" w:w="2340"/>
           </w:tcPr>
           <w:p>
+            <w:pPr>
+              <w:bidi/>
+              <w:jc w:val="start"/>
+            </w:pPr>
             <w:r>
+              <w:rPr>
+                <w:rFonts w:ascii="Arial" w:hAnsi="Arial" w:cs="Arial"/>
+                <w:rtl/>
+              </w:rPr>
               <w:t>اتجاه بحث خمس سنوات صاعد + ذروة رمضان</w:t>
             </w:r>
           </w:p>
         </w:tc>
         <w:tc>
           <w:tcPr>
-            <w:tcW w:type="dxa" w:w="2160"/>
+            <w:tcW w:type="dxa" w:w="2340"/>
           </w:tcPr>
           <w:p>
+            <w:pPr>
+              <w:bidi/>
+              <w:jc w:val="start"/>
+            </w:pPr>
             <w:r>
+              <w:rPr>
+                <w:rFonts w:ascii="Arial" w:hAnsi="Arial" w:cs="Arial"/>
+                <w:rtl/>
+              </w:rPr>
               <w:t>Google Trends</w:t>
             </w:r>
           </w:p>
         </w:tc>
         <w:tc>
           <w:tcPr>
-            <w:tcW w:type="dxa" w:w="2160"/>
+            <w:tcW w:type="dxa" w:w="2340"/>
           </w:tcPr>
           <w:p>
+            <w:pPr>
+              <w:bidi/>
+              <w:jc w:val="start"/>
+            </w:pPr>
             <w:r>
+              <w:rPr>
+                <w:rFonts w:ascii="Arial" w:hAnsi="Arial" w:cs="Arial"/>
+                <w:rtl/>
+              </w:rPr>
               <w:t>2026-07-02</w:t>
             </w:r>
           </w:p>
         </w:tc>
         <w:tc>
           <w:tcPr>
-            <w:tcW w:type="dxa" w:w="2160"/>
+            <w:tcW w:type="dxa" w:w="2340"/>
           </w:tcPr>
           <w:p>
+            <w:pPr>
+              <w:bidi/>
+              <w:jc w:val="start"/>
+            </w:pPr>
             <w:r>
+              <w:rPr>
+                <w:rFonts w:ascii="Arial" w:hAnsi="Arial" w:cs="Arial"/>
+                <w:rtl/>
+              </w:rPr>
               <w:t>◐ ثانوي</w:t>
             </w:r>
           </w:p>
@@ -2913,44 +5028,76 @@
       <w:tr>
         <w:tc>
           <w:tcPr>
-            <w:tcW w:type="dxa" w:w="2160"/>
+            <w:tcW w:type="dxa" w:w="2340"/>
             <w:shd w:val="clear" w:fill="F2F2F2"/>
           </w:tcPr>
           <w:p>
+            <w:pPr>
+              <w:bidi/>
+              <w:jc w:val="start"/>
+            </w:pPr>
             <w:r>
+              <w:rPr>
+                <w:rFonts w:ascii="Arial" w:hAnsi="Arial" w:cs="Arial"/>
+                <w:rtl/>
+              </w:rPr>
               <w:t>موزّع أغذية حلال في أمستردام — مرشّح محتمل</w:t>
             </w:r>
           </w:p>
         </w:tc>
         <w:tc>
           <w:tcPr>
-            <w:tcW w:type="dxa" w:w="2160"/>
+            <w:tcW w:type="dxa" w:w="2340"/>
             <w:shd w:val="clear" w:fill="F2F2F2"/>
           </w:tcPr>
           <w:p>
+            <w:pPr>
+              <w:bidi/>
+              <w:jc w:val="start"/>
+            </w:pPr>
             <w:r>
+              <w:rPr>
+                <w:rFonts w:ascii="Arial" w:hAnsi="Arial" w:cs="Arial"/>
+                <w:rtl/>
+              </w:rPr>
               <w:t>بحث ويب (غير مؤكَّد)</w:t>
             </w:r>
           </w:p>
         </w:tc>
         <w:tc>
           <w:tcPr>
-            <w:tcW w:type="dxa" w:w="2160"/>
+            <w:tcW w:type="dxa" w:w="2340"/>
             <w:shd w:val="clear" w:fill="F2F2F2"/>
           </w:tcPr>
           <w:p>
+            <w:pPr>
+              <w:bidi/>
+              <w:jc w:val="start"/>
+            </w:pPr>
             <w:r>
+              <w:rPr>
+                <w:rFonts w:ascii="Arial" w:hAnsi="Arial" w:cs="Arial"/>
+                <w:rtl/>
+              </w:rPr>
               <w:t>2026-07-02</w:t>
             </w:r>
           </w:p>
         </w:tc>
         <w:tc>
           <w:tcPr>
-            <w:tcW w:type="dxa" w:w="2160"/>
+            <w:tcW w:type="dxa" w:w="2340"/>
             <w:shd w:val="clear" w:fill="F2F2F2"/>
           </w:tcPr>
           <w:p>
+            <w:pPr>
+              <w:bidi/>
+              <w:jc w:val="start"/>
+            </w:pPr>
             <w:r>
+              <w:rPr>
+                <w:rFonts w:ascii="Arial" w:hAnsi="Arial" w:cs="Arial"/>
+                <w:rtl/>
+              </w:rPr>
               <w:t>○ غير متحقق</w:t>
             </w:r>
           </w:p>
@@ -2960,40 +5107,70 @@
     <w:p>
       <w:pPr>
         <w:pStyle w:val="Heading2"/>
+        <w:bidi/>
+        <w:jc w:val="start"/>
       </w:pPr>
       <w:r>
+        <w:rPr>
+          <w:rFonts w:ascii="Arial" w:hAnsi="Arial" w:cs="Arial"/>
+          <w:rtl/>
+        </w:rPr>
         <w:t>مسرد المصطلحات</w:t>
       </w:r>
     </w:p>
     <w:p>
       <w:pPr>
         <w:pStyle w:val="ListBullet"/>
+        <w:bidi/>
+        <w:jc w:val="start"/>
       </w:pPr>
       <w:r>
+        <w:rPr>
+          <w:rFonts w:ascii="Arial" w:hAnsi="Arial" w:cs="Arial"/>
+          <w:rtl/>
+        </w:rPr>
         <w:t>HHI: مؤشر يقيس تركّز/احتكار السوق: فوق 2500 يعني سيطرة لاعب واحد</w:t>
       </w:r>
     </w:p>
     <w:p>
       <w:pPr>
         <w:pStyle w:val="ListBullet"/>
+        <w:bidi/>
+        <w:jc w:val="start"/>
       </w:pPr>
       <w:r>
+        <w:rPr>
+          <w:rFonts w:ascii="Arial" w:hAnsi="Arial" w:cs="Arial"/>
+          <w:rtl/>
+        </w:rPr>
         <w:t>LPI: تقييم البنك الدولي لجودة الشحن واللوجستيات من 5</w:t>
       </w:r>
     </w:p>
     <w:p>
       <w:pPr>
         <w:pStyle w:val="ListBullet"/>
+        <w:bidi/>
+        <w:jc w:val="start"/>
       </w:pPr>
       <w:r>
+        <w:rPr>
+          <w:rFonts w:ascii="Arial" w:hAnsi="Arial" w:cs="Arial"/>
+          <w:rtl/>
+        </w:rPr>
         <w:t>WGI: مؤشرات الحوكمة العالمية للبنك الدولي: استقرار سياسي وسيادة قانون وجودة تنظيم</w:t>
       </w:r>
     </w:p>
     <w:p>
       <w:pPr>
         <w:pStyle w:val="Heading2"/>
+        <w:bidi/>
+        <w:jc w:val="start"/>
       </w:pPr>
       <w:r>
+        <w:rPr>
+          <w:rFonts w:ascii="Arial" w:hAnsi="Arial" w:cs="Arial"/>
+          <w:rtl/>
+        </w:rPr>
         <w:t>قائمة مستوردين وموزعين قابلين للتواصل</w:t>
       </w:r>
     </w:p>
@@ -3001,7 +5178,9 @@
       <w:tblPr>
         <w:tblStyle w:val="TableGrid"/>
         <w:tblW w:type="auto" w:w="0"/>
+        <w:tblLayout w:type="fixed"/>
         <w:tblLook w:firstColumn="1" w:firstRow="1" w:lastColumn="0" w:lastRow="0" w:noHBand="0" w:noVBand="1" w:val="04A0"/>
+        <w:bidiVisual/>
       </w:tblPr>
       <w:tblGrid>
         <w:gridCol w:w="1234"/>
@@ -3015,14 +5194,20 @@
       <w:tr>
         <w:tc>
           <w:tcPr>
-            <w:tcW w:type="dxa" w:w="1234"/>
+            <w:tcW w:type="dxa" w:w="1337"/>
             <w:shd w:val="clear" w:fill="1B3B6F"/>
           </w:tcPr>
           <w:p>
+            <w:pPr>
+              <w:bidi/>
+              <w:jc w:val="start"/>
+            </w:pPr>
             <w:r>
               <w:rPr>
+                <w:rFonts w:ascii="Arial" w:hAnsi="Arial" w:cs="Arial"/>
                 <w:b/>
                 <w:color w:val="FFFFFF"/>
+                <w:rtl/>
               </w:rPr>
               <w:t>الاسم</w:t>
             </w:r>
@@ -3030,14 +5215,20 @@
         </w:tc>
         <w:tc>
           <w:tcPr>
-            <w:tcW w:type="dxa" w:w="1234"/>
+            <w:tcW w:type="dxa" w:w="1337"/>
             <w:shd w:val="clear" w:fill="1B3B6F"/>
           </w:tcPr>
           <w:p>
+            <w:pPr>
+              <w:bidi/>
+              <w:jc w:val="start"/>
+            </w:pPr>
             <w:r>
               <w:rPr>
+                <w:rFonts w:ascii="Arial" w:hAnsi="Arial" w:cs="Arial"/>
                 <w:b/>
                 <w:color w:val="FFFFFF"/>
+                <w:rtl/>
               </w:rPr>
               <w:t>العنوان</w:t>
             </w:r>
@@ -3045,14 +5236,20 @@
         </w:tc>
         <w:tc>
           <w:tcPr>
-            <w:tcW w:type="dxa" w:w="1234"/>
+            <w:tcW w:type="dxa" w:w="1337"/>
             <w:shd w:val="clear" w:fill="1B3B6F"/>
           </w:tcPr>
           <w:p>
+            <w:pPr>
+              <w:bidi/>
+              <w:jc w:val="start"/>
+            </w:pPr>
             <w:r>
               <w:rPr>
+                <w:rFonts w:ascii="Arial" w:hAnsi="Arial" w:cs="Arial"/>
                 <w:b/>
                 <w:color w:val="FFFFFF"/>
+                <w:rtl/>
               </w:rPr>
               <w:t>الهاتف</w:t>
             </w:r>
@@ -3060,14 +5257,20 @@
         </w:tc>
         <w:tc>
           <w:tcPr>
-            <w:tcW w:type="dxa" w:w="1234"/>
+            <w:tcW w:type="dxa" w:w="1337"/>
             <w:shd w:val="clear" w:fill="1B3B6F"/>
           </w:tcPr>
           <w:p>
+            <w:pPr>
+              <w:bidi/>
+              <w:jc w:val="start"/>
+            </w:pPr>
             <w:r>
               <w:rPr>
+                <w:rFonts w:ascii="Arial" w:hAnsi="Arial" w:cs="Arial"/>
                 <w:b/>
                 <w:color w:val="FFFFFF"/>
+                <w:rtl/>
               </w:rPr>
               <w:t>الإيميل</w:t>
             </w:r>
@@ -3075,14 +5278,20 @@
         </w:tc>
         <w:tc>
           <w:tcPr>
-            <w:tcW w:type="dxa" w:w="1234"/>
+            <w:tcW w:type="dxa" w:w="1337"/>
             <w:shd w:val="clear" w:fill="1B3B6F"/>
           </w:tcPr>
           <w:p>
+            <w:pPr>
+              <w:bidi/>
+              <w:jc w:val="start"/>
+            </w:pPr>
             <w:r>
               <w:rPr>
+                <w:rFonts w:ascii="Arial" w:hAnsi="Arial" w:cs="Arial"/>
                 <w:b/>
                 <w:color w:val="FFFFFF"/>
+                <w:rtl/>
               </w:rPr>
               <w:t>الموقع</w:t>
             </w:r>
@@ -3090,14 +5299,20 @@
         </w:tc>
         <w:tc>
           <w:tcPr>
-            <w:tcW w:type="dxa" w:w="1234"/>
+            <w:tcW w:type="dxa" w:w="1337"/>
             <w:shd w:val="clear" w:fill="1B3B6F"/>
           </w:tcPr>
           <w:p>
+            <w:pPr>
+              <w:bidi/>
+              <w:jc w:val="start"/>
+            </w:pPr>
             <w:r>
               <w:rPr>
+                <w:rFonts w:ascii="Arial" w:hAnsi="Arial" w:cs="Arial"/>
                 <w:b/>
                 <w:color w:val="FFFFFF"/>
+                <w:rtl/>
               </w:rPr>
               <w:t>التقييم</w:t>
             </w:r>
@@ -3105,14 +5320,20 @@
         </w:tc>
         <w:tc>
           <w:tcPr>
-            <w:tcW w:type="dxa" w:w="1234"/>
+            <w:tcW w:type="dxa" w:w="1337"/>
             <w:shd w:val="clear" w:fill="1B3B6F"/>
           </w:tcPr>
           <w:p>
+            <w:pPr>
+              <w:bidi/>
+              <w:jc w:val="start"/>
+            </w:pPr>
             <w:r>
               <w:rPr>
+                <w:rFonts w:ascii="Arial" w:hAnsi="Arial" w:cs="Arial"/>
                 <w:b/>
                 <w:color w:val="FFFFFF"/>
+                <w:rtl/>
               </w:rPr>
               <w:t>مستوى التوثيق</w:t>
             </w:r>
@@ -3122,70 +5343,126 @@
       <w:tr>
         <w:tc>
           <w:tcPr>
-            <w:tcW w:type="dxa" w:w="1234"/>
+            <w:tcW w:type="dxa" w:w="1337"/>
           </w:tcPr>
           <w:p>
+            <w:pPr>
+              <w:bidi/>
+              <w:jc w:val="start"/>
+            </w:pPr>
             <w:r>
+              <w:rPr>
+                <w:rFonts w:ascii="Arial" w:hAnsi="Arial" w:cs="Arial"/>
+                <w:rtl/>
+              </w:rPr>
               <w:t>Ejmar Import BV</w:t>
             </w:r>
           </w:p>
         </w:tc>
         <w:tc>
           <w:tcPr>
-            <w:tcW w:type="dxa" w:w="1234"/>
+            <w:tcW w:type="dxa" w:w="1337"/>
           </w:tcPr>
           <w:p>
+            <w:pPr>
+              <w:bidi/>
+              <w:jc w:val="start"/>
+            </w:pPr>
             <w:r>
+              <w:rPr>
+                <w:rFonts w:ascii="Arial" w:hAnsi="Arial" w:cs="Arial"/>
+                <w:rtl/>
+              </w:rPr>
               <w:t>Barcelona (نموذج)</w:t>
             </w:r>
           </w:p>
         </w:tc>
         <w:tc>
           <w:tcPr>
-            <w:tcW w:type="dxa" w:w="1234"/>
+            <w:tcW w:type="dxa" w:w="1337"/>
           </w:tcPr>
           <w:p>
+            <w:pPr>
+              <w:bidi/>
+              <w:jc w:val="start"/>
+            </w:pPr>
             <w:r>
+              <w:rPr>
+                <w:rFonts w:ascii="Arial" w:hAnsi="Arial" w:cs="Arial"/>
+                <w:rtl/>
+              </w:rPr>
               <w:t>+34 93 000 0000</w:t>
             </w:r>
           </w:p>
         </w:tc>
         <w:tc>
           <w:tcPr>
-            <w:tcW w:type="dxa" w:w="1234"/>
+            <w:tcW w:type="dxa" w:w="1337"/>
           </w:tcPr>
           <w:p>
+            <w:pPr>
+              <w:bidi/>
+              <w:jc w:val="start"/>
+            </w:pPr>
             <w:r>
+              <w:rPr>
+                <w:rFonts w:ascii="Arial" w:hAnsi="Arial" w:cs="Arial"/>
+                <w:rtl/>
+              </w:rPr>
               <w:t>info@ejmar.example</w:t>
             </w:r>
           </w:p>
         </w:tc>
         <w:tc>
           <w:tcPr>
-            <w:tcW w:type="dxa" w:w="1234"/>
+            <w:tcW w:type="dxa" w:w="1337"/>
           </w:tcPr>
           <w:p>
+            <w:pPr>
+              <w:bidi/>
+              <w:jc w:val="start"/>
+            </w:pPr>
             <w:r>
+              <w:rPr>
+                <w:rFonts w:ascii="Arial" w:hAnsi="Arial" w:cs="Arial"/>
+                <w:rtl/>
+              </w:rPr>
               <w:t>ejmar.example</w:t>
             </w:r>
           </w:p>
         </w:tc>
         <w:tc>
           <w:tcPr>
-            <w:tcW w:type="dxa" w:w="1234"/>
+            <w:tcW w:type="dxa" w:w="1337"/>
           </w:tcPr>
           <w:p>
+            <w:pPr>
+              <w:bidi/>
+              <w:jc w:val="start"/>
+            </w:pPr>
             <w:r>
+              <w:rPr>
+                <w:rFonts w:ascii="Arial" w:hAnsi="Arial" w:cs="Arial"/>
+                <w:rtl/>
+              </w:rPr>
               <w:t>4.4 (76)</w:t>
             </w:r>
           </w:p>
         </w:tc>
         <w:tc>
           <w:tcPr>
-            <w:tcW w:type="dxa" w:w="1234"/>
+            <w:tcW w:type="dxa" w:w="1337"/>
           </w:tcPr>
           <w:p>
+            <w:pPr>
+              <w:bidi/>
+              <w:jc w:val="start"/>
+            </w:pPr>
             <w:r>
+              <w:rPr>
+                <w:rFonts w:ascii="Arial" w:hAnsi="Arial" w:cs="Arial"/>
+                <w:rtl/>
+              </w:rPr>
               <w:t>◐ مرصود عبر خرائط قوقل</w:t>
             </w:r>
           </w:p>
@@ -3194,77 +5471,133 @@
       <w:tr>
         <w:tc>
           <w:tcPr>
-            <w:tcW w:type="dxa" w:w="1234"/>
+            <w:tcW w:type="dxa" w:w="1337"/>
             <w:shd w:val="clear" w:fill="F2F2F2"/>
           </w:tcPr>
           <w:p>
+            <w:pPr>
+              <w:bidi/>
+              <w:jc w:val="start"/>
+            </w:pPr>
             <w:r>
+              <w:rPr>
+                <w:rFonts w:ascii="Arial" w:hAnsi="Arial" w:cs="Arial"/>
+                <w:rtl/>
+              </w:rPr>
               <w:t>All4Trade (مرشّح ويب)</w:t>
             </w:r>
           </w:p>
         </w:tc>
         <w:tc>
           <w:tcPr>
-            <w:tcW w:type="dxa" w:w="1234"/>
+            <w:tcW w:type="dxa" w:w="1337"/>
             <w:shd w:val="clear" w:fill="F2F2F2"/>
           </w:tcPr>
           <w:p>
+            <w:pPr>
+              <w:bidi/>
+              <w:jc w:val="start"/>
+            </w:pPr>
             <w:r>
+              <w:rPr>
+                <w:rFonts w:ascii="Arial" w:hAnsi="Arial" w:cs="Arial"/>
+                <w:rtl/>
+              </w:rPr>
               <w:t>—</w:t>
             </w:r>
           </w:p>
         </w:tc>
         <w:tc>
           <w:tcPr>
-            <w:tcW w:type="dxa" w:w="1234"/>
+            <w:tcW w:type="dxa" w:w="1337"/>
             <w:shd w:val="clear" w:fill="F2F2F2"/>
           </w:tcPr>
           <w:p>
+            <w:pPr>
+              <w:bidi/>
+              <w:jc w:val="start"/>
+            </w:pPr>
             <w:r>
+              <w:rPr>
+                <w:rFonts w:ascii="Arial" w:hAnsi="Arial" w:cs="Arial"/>
+                <w:rtl/>
+              </w:rPr>
               <w:t>—</w:t>
             </w:r>
           </w:p>
         </w:tc>
         <w:tc>
           <w:tcPr>
-            <w:tcW w:type="dxa" w:w="1234"/>
+            <w:tcW w:type="dxa" w:w="1337"/>
             <w:shd w:val="clear" w:fill="F2F2F2"/>
           </w:tcPr>
           <w:p>
+            <w:pPr>
+              <w:bidi/>
+              <w:jc w:val="start"/>
+            </w:pPr>
             <w:r>
+              <w:rPr>
+                <w:rFonts w:ascii="Arial" w:hAnsi="Arial" w:cs="Arial"/>
+                <w:rtl/>
+              </w:rPr>
               <w:t>—</w:t>
             </w:r>
           </w:p>
         </w:tc>
         <w:tc>
           <w:tcPr>
-            <w:tcW w:type="dxa" w:w="1234"/>
+            <w:tcW w:type="dxa" w:w="1337"/>
             <w:shd w:val="clear" w:fill="F2F2F2"/>
           </w:tcPr>
           <w:p>
+            <w:pPr>
+              <w:bidi/>
+              <w:jc w:val="start"/>
+            </w:pPr>
             <w:r>
+              <w:rPr>
+                <w:rFonts w:ascii="Arial" w:hAnsi="Arial" w:cs="Arial"/>
+                <w:rtl/>
+              </w:rPr>
               <w:t>—</w:t>
             </w:r>
           </w:p>
         </w:tc>
         <w:tc>
           <w:tcPr>
-            <w:tcW w:type="dxa" w:w="1234"/>
+            <w:tcW w:type="dxa" w:w="1337"/>
             <w:shd w:val="clear" w:fill="F2F2F2"/>
           </w:tcPr>
           <w:p>
+            <w:pPr>
+              <w:bidi/>
+              <w:jc w:val="start"/>
+            </w:pPr>
             <w:r>
+              <w:rPr>
+                <w:rFonts w:ascii="Arial" w:hAnsi="Arial" w:cs="Arial"/>
+                <w:rtl/>
+              </w:rPr>
               <w:t>—</w:t>
             </w:r>
           </w:p>
         </w:tc>
         <w:tc>
           <w:tcPr>
-            <w:tcW w:type="dxa" w:w="1234"/>
+            <w:tcW w:type="dxa" w:w="1337"/>
             <w:shd w:val="clear" w:fill="F2F2F2"/>
           </w:tcPr>
           <w:p>
+            <w:pPr>
+              <w:bidi/>
+              <w:jc w:val="start"/>
+            </w:pPr>
             <w:r>
+              <w:rPr>
+                <w:rFonts w:ascii="Arial" w:hAnsi="Arial" w:cs="Arial"/>
+                <w:rtl/>
+              </w:rPr>
               <w:t>○ مرشّح ويب غير موثَّق</w:t>
             </w:r>
           </w:p>
@@ -3274,8 +5607,14 @@
     <w:p>
       <w:pPr>
         <w:pStyle w:val="IntenseQuote"/>
+        <w:bidi/>
+        <w:jc w:val="start"/>
       </w:pPr>
       <w:r>
+        <w:rPr>
+          <w:rFonts w:ascii="Arial" w:hAnsi="Arial" w:cs="Arial"/>
+          <w:rtl/>
+        </w:rPr>
         <w:t>إدراج النشاط في خرائط قوقل يثبت وجوده وجهة اتصاله فقط، لا أنه يستورد التمور السعودية — التحقق التجاري خطوة تالية.</w:t>
       </w:r>
     </w:p>
@@ -3286,6 +5625,7 @@
       <w:pgMar w:top="1440" w:right="1800" w:bottom="1440" w:left="1800" w:header="720" w:footer="720" w:gutter="0"/>
       <w:cols w:space="720"/>
       <w:docGrid w:linePitch="360"/>
+      <w:bidi/>
     </w:sectPr>
   </w:body>
 </w:document>
@@ -3296,11 +5636,21 @@
   <w:p>
     <w:pPr>
       <w:pStyle w:val="Footer"/>
+      <w:bidi/>
+      <w:jc w:val="start"/>
     </w:pPr>
     <w:r>
+      <w:rPr>
+        <w:rFonts w:ascii="Arial" w:hAnsi="Arial" w:cs="Arial"/>
+        <w:rtl/>
+      </w:rPr>
       <w:t xml:space="preserve">سِلك لذكاء الأسواق — منصة تحليل أسواق التصدير السعودية — صفحة </w:t>
     </w:r>
     <w:r>
+      <w:rPr>
+        <w:rFonts w:ascii="Arial" w:hAnsi="Arial" w:cs="Arial"/>
+        <w:rtl/>
+      </w:rPr>
       <w:fldChar w:fldCharType="begin"/>
       <w:instrText xml:space="preserve">PAGE</w:instrText>
       <w:fldChar w:fldCharType="end"/>
@@ -3314,8 +5664,14 @@
   <w:p>
     <w:pPr>
       <w:pStyle w:val="Header"/>
+      <w:bidi/>
+      <w:jc w:val="start"/>
     </w:pPr>
     <w:r>
+      <w:rPr>
+        <w:rFonts w:ascii="Arial" w:hAnsi="Arial" w:cs="Arial"/>
+        <w:rtl/>
+      </w:rPr>
       <w:t>سِلك — دراسة سوق تصديرية: تمور</w:t>
     </w:r>
   </w:p>
@@ -3685,6 +6041,14 @@
     <w:name w:val="Normal"/>
     <w:qFormat/>
     <w:rsid w:val="00FC693F"/>
+    <w:pPr>
+      <w:bidi/>
+      <w:jc w:val="start"/>
+    </w:pPr>
+    <w:rPr>
+      <w:rFonts w:ascii="Arial" w:hAnsi="Arial" w:cs="Arial"/>
+      <w:rtl/>
+    </w:rPr>
   </w:style>
   <w:style w:type="paragraph" w:styleId="Header">
     <w:name w:val="header"/>
@@ -3699,7 +6063,13 @@
         <w:tab w:val="right" w:pos="9360"/>
       </w:tabs>
       <w:spacing w:after="0" w:line="240" w:lineRule="auto"/>
+      <w:bidi/>
+      <w:jc w:val="start"/>
     </w:pPr>
+    <w:rPr>
+      <w:rFonts w:ascii="Arial" w:hAnsi="Arial" w:cs="Arial"/>
+      <w:rtl/>
+    </w:rPr>
   </w:style>
   <w:style w:type="character" w:customStyle="1" w:styleId="HeaderChar">
     <w:name w:val="Header Char"/>
@@ -3721,7 +6091,13 @@
         <w:tab w:val="right" w:pos="9360"/>
       </w:tabs>
       <w:spacing w:after="0" w:line="240" w:lineRule="auto"/>
+      <w:bidi/>
+      <w:jc w:val="start"/>
     </w:pPr>
+    <w:rPr>
+      <w:rFonts w:ascii="Arial" w:hAnsi="Arial" w:cs="Arial"/>
+      <w:rtl/>
+    </w:rPr>
   </w:style>
   <w:style w:type="character" w:customStyle="1" w:styleId="FooterChar">
     <w:name w:val="Footer Char"/>
@@ -3743,14 +6119,17 @@
       <w:keepLines/>
       <w:spacing w:before="480" w:after="0"/>
       <w:outlineLvl w:val="0"/>
+      <w:bidi/>
+      <w:jc w:val="start"/>
     </w:pPr>
     <w:rPr>
-      <w:rFonts w:asciiTheme="majorHAnsi" w:eastAsiaTheme="majorEastAsia" w:hAnsiTheme="majorHAnsi" w:cstheme="majorBidi"/>
+      <w:rFonts w:asciiTheme="majorHAnsi" w:eastAsiaTheme="majorEastAsia" w:hAnsiTheme="majorHAnsi" w:cstheme="majorBidi" w:ascii="Arial" w:hAnsi="Arial" w:cs="Arial"/>
       <w:b/>
       <w:bCs/>
       <w:color w:val="365F91" w:themeColor="accent1" w:themeShade="BF"/>
       <w:sz w:val="28"/>
       <w:szCs w:val="28"/>
+      <w:rtl/>
     </w:rPr>
   </w:style>
   <w:style w:type="paragraph" w:styleId="Heading2">
@@ -3767,14 +6146,17 @@
       <w:keepLines/>
       <w:spacing w:before="200" w:after="0"/>
       <w:outlineLvl w:val="1"/>
+      <w:bidi/>
+      <w:jc w:val="start"/>
     </w:pPr>
     <w:rPr>
-      <w:rFonts w:asciiTheme="majorHAnsi" w:eastAsiaTheme="majorEastAsia" w:hAnsiTheme="majorHAnsi" w:cstheme="majorBidi"/>
+      <w:rFonts w:asciiTheme="majorHAnsi" w:eastAsiaTheme="majorEastAsia" w:hAnsiTheme="majorHAnsi" w:cstheme="majorBidi" w:ascii="Arial" w:hAnsi="Arial" w:cs="Arial"/>
       <w:b/>
       <w:bCs/>
       <w:color w:val="4F81BD" w:themeColor="accent1"/>
       <w:sz w:val="26"/>
       <w:szCs w:val="26"/>
+      <w:rtl/>
     </w:rPr>
   </w:style>
   <w:style w:type="paragraph" w:styleId="Heading3">
@@ -3791,12 +6173,15 @@
       <w:keepLines/>
       <w:spacing w:before="200" w:after="0"/>
       <w:outlineLvl w:val="2"/>
+      <w:bidi/>
+      <w:jc w:val="start"/>
     </w:pPr>
     <w:rPr>
-      <w:rFonts w:asciiTheme="majorHAnsi" w:eastAsiaTheme="majorEastAsia" w:hAnsiTheme="majorHAnsi" w:cstheme="majorBidi"/>
+      <w:rFonts w:asciiTheme="majorHAnsi" w:eastAsiaTheme="majorEastAsia" w:hAnsiTheme="majorHAnsi" w:cstheme="majorBidi" w:ascii="Arial" w:hAnsi="Arial" w:cs="Arial"/>
       <w:b/>
       <w:bCs/>
       <w:color w:val="4F81BD" w:themeColor="accent1"/>
+      <w:rtl/>
     </w:rPr>
   </w:style>
   <w:style w:type="paragraph" w:styleId="Heading4">
@@ -3814,14 +6199,17 @@
       <w:keepLines/>
       <w:spacing w:before="200" w:after="0"/>
       <w:outlineLvl w:val="3"/>
+      <w:bidi/>
+      <w:jc w:val="start"/>
     </w:pPr>
     <w:rPr>
-      <w:rFonts w:asciiTheme="majorHAnsi" w:eastAsiaTheme="majorEastAsia" w:hAnsiTheme="majorHAnsi" w:cstheme="majorBidi"/>
+      <w:rFonts w:asciiTheme="majorHAnsi" w:eastAsiaTheme="majorEastAsia" w:hAnsiTheme="majorHAnsi" w:cstheme="majorBidi" w:ascii="Arial" w:hAnsi="Arial" w:cs="Arial"/>
       <w:b/>
       <w:bCs/>
       <w:i/>
       <w:iCs/>
       <w:color w:val="4F81BD" w:themeColor="accent1"/>
+      <w:rtl/>
     </w:rPr>
   </w:style>
   <w:style w:type="paragraph" w:styleId="Heading5">
@@ -3839,10 +6227,13 @@
       <w:keepLines/>
       <w:spacing w:before="200" w:after="0"/>
       <w:outlineLvl w:val="4"/>
+      <w:bidi/>
+      <w:jc w:val="start"/>
     </w:pPr>
     <w:rPr>
-      <w:rFonts w:asciiTheme="majorHAnsi" w:eastAsiaTheme="majorEastAsia" w:hAnsiTheme="majorHAnsi" w:cstheme="majorBidi"/>
+      <w:rFonts w:asciiTheme="majorHAnsi" w:eastAsiaTheme="majorEastAsia" w:hAnsiTheme="majorHAnsi" w:cstheme="majorBidi" w:ascii="Arial" w:hAnsi="Arial" w:cs="Arial"/>
       <w:color w:val="243F60" w:themeColor="accent1" w:themeShade="7F"/>
+      <w:rtl/>
     </w:rPr>
   </w:style>
   <w:style w:type="paragraph" w:styleId="Heading6">
@@ -3860,12 +6251,15 @@
       <w:keepLines/>
       <w:spacing w:before="200" w:after="0"/>
       <w:outlineLvl w:val="5"/>
+      <w:bidi/>
+      <w:jc w:val="start"/>
     </w:pPr>
     <w:rPr>
-      <w:rFonts w:asciiTheme="majorHAnsi" w:eastAsiaTheme="majorEastAsia" w:hAnsiTheme="majorHAnsi" w:cstheme="majorBidi"/>
+      <w:rFonts w:asciiTheme="majorHAnsi" w:eastAsiaTheme="majorEastAsia" w:hAnsiTheme="majorHAnsi" w:cstheme="majorBidi" w:ascii="Arial" w:hAnsi="Arial" w:cs="Arial"/>
       <w:i/>
       <w:iCs/>
       <w:color w:val="243F60" w:themeColor="accent1" w:themeShade="7F"/>
+      <w:rtl/>
     </w:rPr>
   </w:style>
   <w:style w:type="paragraph" w:styleId="Heading7">
@@ -3883,12 +6277,15 @@
       <w:keepLines/>
       <w:spacing w:before="200" w:after="0"/>
       <w:outlineLvl w:val="6"/>
+      <w:bidi/>
+      <w:jc w:val="start"/>
     </w:pPr>
     <w:rPr>
-      <w:rFonts w:asciiTheme="majorHAnsi" w:eastAsiaTheme="majorEastAsia" w:hAnsiTheme="majorHAnsi" w:cstheme="majorBidi"/>
+      <w:rFonts w:asciiTheme="majorHAnsi" w:eastAsiaTheme="majorEastAsia" w:hAnsiTheme="majorHAnsi" w:cstheme="majorBidi" w:ascii="Arial" w:hAnsi="Arial" w:cs="Arial"/>
       <w:i/>
       <w:iCs/>
       <w:color w:val="404040" w:themeColor="text1" w:themeTint="BF"/>
+      <w:rtl/>
     </w:rPr>
   </w:style>
   <w:style w:type="paragraph" w:styleId="Heading8">
@@ -3906,12 +6303,15 @@
       <w:keepLines/>
       <w:spacing w:before="200" w:after="0"/>
       <w:outlineLvl w:val="7"/>
+      <w:bidi/>
+      <w:jc w:val="start"/>
     </w:pPr>
     <w:rPr>
-      <w:rFonts w:asciiTheme="majorHAnsi" w:eastAsiaTheme="majorEastAsia" w:hAnsiTheme="majorHAnsi" w:cstheme="majorBidi"/>
+      <w:rFonts w:asciiTheme="majorHAnsi" w:eastAsiaTheme="majorEastAsia" w:hAnsiTheme="majorHAnsi" w:cstheme="majorBidi" w:ascii="Arial" w:hAnsi="Arial" w:cs="Arial"/>
       <w:color w:val="4F81BD" w:themeColor="accent1"/>
       <w:sz w:val="20"/>
       <w:szCs w:val="20"/>
+      <w:rtl/>
     </w:rPr>
   </w:style>
   <w:style w:type="paragraph" w:styleId="Heading9">
@@ -3929,14 +6329,17 @@
       <w:keepLines/>
       <w:spacing w:before="200" w:after="0"/>
       <w:outlineLvl w:val="8"/>
+      <w:bidi/>
+      <w:jc w:val="start"/>
     </w:pPr>
     <w:rPr>
-      <w:rFonts w:asciiTheme="majorHAnsi" w:eastAsiaTheme="majorEastAsia" w:hAnsiTheme="majorHAnsi" w:cstheme="majorBidi"/>
+      <w:rFonts w:asciiTheme="majorHAnsi" w:eastAsiaTheme="majorEastAsia" w:hAnsiTheme="majorHAnsi" w:cstheme="majorBidi" w:ascii="Arial" w:hAnsi="Arial" w:cs="Arial"/>
       <w:i/>
       <w:iCs/>
       <w:color w:val="404040" w:themeColor="text1" w:themeTint="BF"/>
       <w:sz w:val="20"/>
       <w:szCs w:val="20"/>
+      <w:rtl/>
     </w:rPr>
   </w:style>
   <w:style w:type="character" w:default="1" w:styleId="DefaultParagraphFont">
@@ -3973,7 +6376,13 @@
     <w:rsid w:val="00FC693F"/>
     <w:pPr>
       <w:spacing w:after="0" w:line="240" w:lineRule="auto"/>
+      <w:bidi/>
+      <w:jc w:val="start"/>
     </w:pPr>
+    <w:rPr>
+      <w:rFonts w:ascii="Arial" w:hAnsi="Arial" w:cs="Arial"/>
+      <w:rtl/>
+    </w:rPr>
   </w:style>
   <w:style w:type="character" w:customStyle="1" w:styleId="Heading1Char">
     <w:name w:val="Heading 1 Char"/>
@@ -4032,14 +6441,17 @@
       </w:pBdr>
       <w:spacing w:after="300" w:line="240" w:lineRule="auto"/>
       <w:contextualSpacing/>
+      <w:bidi/>
+      <w:jc w:val="start"/>
     </w:pPr>
     <w:rPr>
-      <w:rFonts w:asciiTheme="majorHAnsi" w:eastAsiaTheme="majorEastAsia" w:hAnsiTheme="majorHAnsi" w:cstheme="majorBidi"/>
+      <w:rFonts w:asciiTheme="majorHAnsi" w:eastAsiaTheme="majorEastAsia" w:hAnsiTheme="majorHAnsi" w:cstheme="majorBidi" w:ascii="Arial" w:hAnsi="Arial" w:cs="Arial"/>
       <w:color w:val="17365D" w:themeColor="text2" w:themeShade="BF"/>
       <w:spacing w:val="5"/>
       <w:kern w:val="28"/>
       <w:sz w:val="52"/>
       <w:szCs w:val="52"/>
+      <w:rtl/>
     </w:rPr>
   </w:style>
   <w:style w:type="character" w:customStyle="1" w:styleId="TitleChar">
@@ -4069,15 +6481,18 @@
       <w:numPr>
         <w:ilvl w:val="1"/>
       </w:numPr>
+      <w:bidi/>
+      <w:jc w:val="start"/>
     </w:pPr>
     <w:rPr>
-      <w:rFonts w:asciiTheme="majorHAnsi" w:eastAsiaTheme="majorEastAsia" w:hAnsiTheme="majorHAnsi" w:cstheme="majorBidi"/>
+      <w:rFonts w:asciiTheme="majorHAnsi" w:eastAsiaTheme="majorEastAsia" w:hAnsiTheme="majorHAnsi" w:cstheme="majorBidi" w:ascii="Arial" w:hAnsi="Arial" w:cs="Arial"/>
       <w:i/>
       <w:iCs/>
       <w:color w:val="4F81BD" w:themeColor="accent1"/>
       <w:spacing w:val="15"/>
       <w:sz w:val="24"/>
       <w:szCs w:val="24"/>
+      <w:rtl/>
     </w:rPr>
   </w:style>
   <w:style w:type="character" w:customStyle="1" w:styleId="SubtitleChar">
@@ -4105,7 +6520,13 @@
     <w:pPr>
       <w:ind w:left="720"/>
       <w:contextualSpacing/>
+      <w:bidi/>
+      <w:jc w:val="start"/>
     </w:pPr>
+    <w:rPr>
+      <w:rFonts w:ascii="Arial" w:hAnsi="Arial" w:cs="Arial"/>
+      <w:rtl/>
+    </w:rPr>
   </w:style>
   <w:style w:type="paragraph" w:styleId="BodyText">
     <w:name w:val="Body Text"/>
@@ -4116,7 +6537,13 @@
     <w:rsid w:val="00AA1D8D"/>
     <w:pPr>
       <w:spacing w:after="120"/>
+      <w:bidi/>
+      <w:jc w:val="start"/>
     </w:pPr>
+    <w:rPr>
+      <w:rFonts w:ascii="Arial" w:hAnsi="Arial" w:cs="Arial"/>
+      <w:rtl/>
+    </w:rPr>
   </w:style>
   <w:style w:type="character" w:customStyle="1" w:styleId="BodyTextChar">
     <w:name w:val="Body Text Char"/>
@@ -4134,7 +6561,13 @@
     <w:rsid w:val="00AA1D8D"/>
     <w:pPr>
       <w:spacing w:after="120" w:line="480" w:lineRule="auto"/>
+      <w:bidi/>
+      <w:jc w:val="start"/>
     </w:pPr>
+    <w:rPr>
+      <w:rFonts w:ascii="Arial" w:hAnsi="Arial" w:cs="Arial"/>
+      <w:rtl/>
+    </w:rPr>
   </w:style>
   <w:style w:type="character" w:customStyle="1" w:styleId="BodyText2Char">
     <w:name w:val="Body Text 2 Char"/>
@@ -4152,10 +6585,14 @@
     <w:rsid w:val="00AA1D8D"/>
     <w:pPr>
       <w:spacing w:after="120"/>
+      <w:bidi/>
+      <w:jc w:val="start"/>
     </w:pPr>
     <w:rPr>
+      <w:rFonts w:ascii="Arial" w:hAnsi="Arial" w:cs="Arial"/>
       <w:sz w:val="16"/>
       <w:szCs w:val="16"/>
+      <w:rtl/>
     </w:rPr>
   </w:style>
   <w:style w:type="character" w:customStyle="1" w:styleId="BodyText3Char">
@@ -4178,7 +6615,13 @@
     <w:pPr>
       <w:ind w:left="360" w:hanging="360"/>
       <w:contextualSpacing/>
+      <w:bidi/>
+      <w:jc w:val="start"/>
     </w:pPr>
+    <w:rPr>
+      <w:rFonts w:ascii="Arial" w:hAnsi="Arial" w:cs="Arial"/>
+      <w:rtl/>
+    </w:rPr>
   </w:style>
   <w:style w:type="paragraph" w:styleId="List2">
     <w:name w:val="List 2"/>
@@ -4189,7 +6632,13 @@
     <w:pPr>
       <w:ind w:left="720" w:hanging="360"/>
       <w:contextualSpacing/>
+      <w:bidi/>
+      <w:jc w:val="start"/>
     </w:pPr>
+    <w:rPr>
+      <w:rFonts w:ascii="Arial" w:hAnsi="Arial" w:cs="Arial"/>
+      <w:rtl/>
+    </w:rPr>
   </w:style>
   <w:style w:type="paragraph" w:styleId="List3">
     <w:name w:val="List 3"/>
@@ -4200,7 +6649,13 @@
     <w:pPr>
       <w:ind w:left="1080" w:hanging="360"/>
       <w:contextualSpacing/>
+      <w:bidi/>
+      <w:jc w:val="start"/>
     </w:pPr>
+    <w:rPr>
+      <w:rFonts w:ascii="Arial" w:hAnsi="Arial" w:cs="Arial"/>
+      <w:rtl/>
+    </w:rPr>
   </w:style>
   <w:style w:type="paragraph" w:styleId="ListBullet">
     <w:name w:val="List Bullet"/>
@@ -4213,7 +6668,13 @@
         <w:numId w:val="1"/>
       </w:numPr>
       <w:contextualSpacing/>
+      <w:bidi/>
+      <w:jc w:val="start"/>
     </w:pPr>
+    <w:rPr>
+      <w:rFonts w:ascii="Arial" w:hAnsi="Arial" w:cs="Arial"/>
+      <w:rtl/>
+    </w:rPr>
   </w:style>
   <w:style w:type="paragraph" w:styleId="ListBullet2">
     <w:name w:val="List Bullet 2"/>
@@ -4226,7 +6687,13 @@
         <w:numId w:val="2"/>
       </w:numPr>
       <w:contextualSpacing/>
+      <w:bidi/>
+      <w:jc w:val="start"/>
     </w:pPr>
+    <w:rPr>
+      <w:rFonts w:ascii="Arial" w:hAnsi="Arial" w:cs="Arial"/>
+      <w:rtl/>
+    </w:rPr>
   </w:style>
   <w:style w:type="paragraph" w:styleId="ListBullet3">
     <w:name w:val="List Bullet 3"/>
@@ -4239,7 +6706,13 @@
         <w:numId w:val="3"/>
       </w:numPr>
       <w:contextualSpacing/>
+      <w:bidi/>
+      <w:jc w:val="start"/>
     </w:pPr>
+    <w:rPr>
+      <w:rFonts w:ascii="Arial" w:hAnsi="Arial" w:cs="Arial"/>
+      <w:rtl/>
+    </w:rPr>
   </w:style>
   <w:style w:type="paragraph" w:styleId="ListNumber">
     <w:name w:val="List Number"/>
@@ -4252,7 +6725,13 @@
         <w:numId w:val="5"/>
       </w:numPr>
       <w:contextualSpacing/>
+      <w:bidi/>
+      <w:jc w:val="start"/>
     </w:pPr>
+    <w:rPr>
+      <w:rFonts w:ascii="Arial" w:hAnsi="Arial" w:cs="Arial"/>
+      <w:rtl/>
+    </w:rPr>
   </w:style>
   <w:style w:type="paragraph" w:styleId="ListNumber2">
     <w:name w:val="List Number 2"/>
@@ -4265,7 +6744,13 @@
         <w:numId w:val="6"/>
       </w:numPr>
       <w:contextualSpacing/>
+      <w:bidi/>
+      <w:jc w:val="start"/>
     </w:pPr>
+    <w:rPr>
+      <w:rFonts w:ascii="Arial" w:hAnsi="Arial" w:cs="Arial"/>
+      <w:rtl/>
+    </w:rPr>
   </w:style>
   <w:style w:type="paragraph" w:styleId="ListNumber3">
     <w:name w:val="List Number 3"/>
@@ -4278,7 +6763,13 @@
         <w:numId w:val="7"/>
       </w:numPr>
       <w:contextualSpacing/>
+      <w:bidi/>
+      <w:jc w:val="start"/>
     </w:pPr>
+    <w:rPr>
+      <w:rFonts w:ascii="Arial" w:hAnsi="Arial" w:cs="Arial"/>
+      <w:rtl/>
+    </w:rPr>
   </w:style>
   <w:style w:type="paragraph" w:styleId="ListContinue">
     <w:name w:val="List Continue"/>
@@ -4290,7 +6781,13 @@
       <w:spacing w:after="120"/>
       <w:ind w:left="360"/>
       <w:contextualSpacing/>
+      <w:bidi/>
+      <w:jc w:val="start"/>
     </w:pPr>
+    <w:rPr>
+      <w:rFonts w:ascii="Arial" w:hAnsi="Arial" w:cs="Arial"/>
+      <w:rtl/>
+    </w:rPr>
   </w:style>
   <w:style w:type="paragraph" w:styleId="ListContinue2">
     <w:name w:val="List Continue 2"/>
@@ -4302,7 +6799,13 @@
       <w:spacing w:after="120"/>
       <w:ind w:left="720"/>
       <w:contextualSpacing/>
+      <w:bidi/>
+      <w:jc w:val="start"/>
     </w:pPr>
+    <w:rPr>
+      <w:rFonts w:ascii="Arial" w:hAnsi="Arial" w:cs="Arial"/>
+      <w:rtl/>
+    </w:rPr>
   </w:style>
   <w:style w:type="paragraph" w:styleId="ListContinue3">
     <w:name w:val="List Continue 3"/>
@@ -4314,7 +6817,13 @@
       <w:spacing w:after="120"/>
       <w:ind w:left="1080"/>
       <w:contextualSpacing/>
+      <w:bidi/>
+      <w:jc w:val="start"/>
     </w:pPr>
+    <w:rPr>
+      <w:rFonts w:ascii="Arial" w:hAnsi="Arial" w:cs="Arial"/>
+      <w:rtl/>
+    </w:rPr>
   </w:style>
   <w:style w:type="paragraph" w:styleId="MacroText">
     <w:name w:val="macro"/>
@@ -4332,11 +6841,14 @@
         <w:tab w:val="left" w:pos="3456"/>
         <w:tab w:val="left" w:pos="4032"/>
       </w:tabs>
+      <w:bidi/>
+      <w:jc w:val="start"/>
     </w:pPr>
     <w:rPr>
-      <w:rFonts w:ascii="Courier" w:hAnsi="Courier"/>
+      <w:rFonts w:ascii="Arial" w:hAnsi="Arial" w:cs="Arial"/>
       <w:sz w:val="20"/>
       <w:szCs w:val="20"/>
+      <w:rtl/>
     </w:rPr>
   </w:style>
   <w:style w:type="character" w:customStyle="1" w:styleId="MacroTextChar">
@@ -4359,10 +6871,16 @@
     <w:uiPriority w:val="29"/>
     <w:qFormat/>
     <w:rsid w:val="00FC693F"/>
+    <w:pPr>
+      <w:bidi/>
+      <w:jc w:val="start"/>
+    </w:pPr>
     <w:rPr>
+      <w:rFonts w:ascii="Arial" w:hAnsi="Arial" w:cs="Arial"/>
       <w:i/>
       <w:iCs/>
       <w:color w:val="000000" w:themeColor="text1"/>
+      <w:rtl/>
     </w:rPr>
   </w:style>
   <w:style w:type="character" w:customStyle="1" w:styleId="QuoteChar">
@@ -4474,13 +6992,17 @@
     <w:rsid w:val="00FC693F"/>
     <w:pPr>
       <w:spacing w:line="240" w:lineRule="auto"/>
+      <w:bidi/>
+      <w:jc w:val="start"/>
     </w:pPr>
     <w:rPr>
+      <w:rFonts w:ascii="Arial" w:hAnsi="Arial" w:cs="Arial"/>
       <w:b/>
       <w:bCs/>
       <w:color w:val="4F81BD" w:themeColor="accent1"/>
       <w:sz w:val="18"/>
       <w:szCs w:val="18"/>
+      <w:rtl/>
     </w:rPr>
   </w:style>
   <w:style w:type="character" w:styleId="Strong">
@@ -4519,13 +7041,17 @@
       </w:pBdr>
       <w:spacing w:before="200" w:after="280"/>
       <w:ind w:left="936" w:right="936"/>
+      <w:bidi/>
+      <w:jc w:val="start"/>
     </w:pPr>
     <w:rPr>
+      <w:rFonts w:ascii="Arial" w:hAnsi="Arial" w:cs="Arial"/>
       <w:b/>
       <w:bCs/>
       <w:i/>
       <w:iCs/>
       <w:color w:val="4F81BD" w:themeColor="accent1"/>
+      <w:rtl/>
     </w:rPr>
   </w:style>
   <w:style w:type="character" w:customStyle="1" w:styleId="IntenseQuoteChar">
@@ -4619,7 +7145,13 @@
     <w:rsid w:val="00FC693F"/>
     <w:pPr>
       <w:outlineLvl w:val="9"/>
+      <w:bidi/>
+      <w:jc w:val="start"/>
     </w:pPr>
+    <w:rPr>
+      <w:rFonts w:ascii="Arial" w:hAnsi="Arial" w:cs="Arial"/>
+      <w:rtl/>
+    </w:rPr>
   </w:style>
   <w:style w:type="table" w:styleId="TableGrid">
     <w:name w:val="Table Grid"/>

--- a/samples/client_report_latest.docx
+++ b/samples/client_report_latest.docx
@@ -323,7 +323,7 @@
                 <w:rFonts w:ascii="Arial" w:hAnsi="Arial" w:cs="Arial"/>
                 <w:rtl/>
               </w:rPr>
-              <w:t>2026-07-16</w:t>
+              <w:t>2026-07-17</w:t>
             </w:r>
           </w:p>
         </w:tc>
@@ -3614,7 +3614,7 @@
           <w:rFonts w:ascii="Arial" w:hAnsi="Arial" w:cs="Arial"/>
           <w:rtl/>
         </w:rPr>
-        <w:t>أخبار مخاطر قطاعية جوهرية خلال 12 شهراً (GDELT). وبذلك لا تبرز مخاطرة</w:t>
+        <w:t>أخبار مخاطر قطاعية جوهرية خلال 12 شهراً (خدمة التحقق المدفوعة من المشترين وجهات الاتصال). وبذلك لا تبرز مخاطرة</w:t>
       </w:r>
     </w:p>
     <w:p>
@@ -3908,7 +3908,7 @@
           <w:rFonts w:ascii="Arial" w:hAnsi="Arial" w:cs="Arial"/>
           <w:rtl/>
         </w:rPr>
-        <w:t>اعتمد هذا التقرير على مصادر رسمية عامة (Albert Heijn، EU 2017/625، Eurostat، GDELT، Google Trends، Jumbo)، مع تحليل تقاطعي بينها ومراجعة للاتساق قبل الاعتماد. خضعت كل معلومة للتحقّق من مصدرها العمومي المباشر. أحدث تاريخ جمع بيانات: 2026-07-02. تفاصيل كل رقم بمصدره وتاريخه في «سجل الأدلة للمدققين» ختام التقرير.</w:t>
+        <w:t>اعتمد هذا التقرير على مصادر رسمية عامة (Albert Heijn، EU 2017/625، Eurostat، Google Trends، Jumbo، UN Comtrade)، مع تحليل تقاطعي بينها ومراجعة للاتساق قبل الاعتماد. خضعت كل معلومة للتحقّق من مصدرها العمومي المباشر. أحدث تاريخ جمع بيانات: 2026-07-02. تفاصيل كل رقم بمصدره وتاريخه في «سجل الأدلة للمدققين» ختام التقرير.</w:t>
       </w:r>
     </w:p>
     <w:p>
@@ -4756,7 +4756,7 @@
                 <w:rFonts w:ascii="Arial" w:hAnsi="Arial" w:cs="Arial"/>
                 <w:rtl/>
               </w:rPr>
-              <w:t>GDELT</w:t>
+              <w:t>سجلّات رسمية</w:t>
             </w:r>
           </w:p>
         </w:tc>

--- a/samples/client_report_latest.docx
+++ b/samples/client_report_latest.docx
@@ -16,7 +16,7 @@
           <w:rtl/>
           <w:szCs w:val="56"/>
         </w:rPr>
-        <w:t>سِلك</w:t>
+        <w:t>سلك</w:t>
       </w:r>
     </w:p>
     <w:p>
@@ -44,7 +44,7 @@
           <w:rFonts w:ascii="Arial" w:hAnsi="Arial" w:cs="Arial"/>
           <w:rtl/>
         </w:rPr>
-        <w:t>أُعدّت بواسطة منصة سِلك لذكاء الأسواق</w:t>
+        <w:t>أُعدّت بواسطة منصة سلك لذكاء الأسواق</w:t>
       </w:r>
     </w:p>
     <w:p>
@@ -323,7 +323,7 @@
                 <w:rFonts w:ascii="Arial" w:hAnsi="Arial" w:cs="Arial"/>
                 <w:rtl/>
               </w:rPr>
-              <w:t>2026-07-17</w:t>
+              <w:t>2026-07-18</w:t>
             </w:r>
           </w:p>
         </w:tc>
@@ -5468,141 +5468,6 @@
           </w:p>
         </w:tc>
       </w:tr>
-      <w:tr>
-        <w:tc>
-          <w:tcPr>
-            <w:tcW w:type="dxa" w:w="1337"/>
-            <w:shd w:val="clear" w:fill="F2F2F2"/>
-          </w:tcPr>
-          <w:p>
-            <w:pPr>
-              <w:bidi/>
-              <w:jc w:val="start"/>
-            </w:pPr>
-            <w:r>
-              <w:rPr>
-                <w:rFonts w:ascii="Arial" w:hAnsi="Arial" w:cs="Arial"/>
-                <w:rtl/>
-              </w:rPr>
-              <w:t>All4Trade (مرشّح ويب)</w:t>
-            </w:r>
-          </w:p>
-        </w:tc>
-        <w:tc>
-          <w:tcPr>
-            <w:tcW w:type="dxa" w:w="1337"/>
-            <w:shd w:val="clear" w:fill="F2F2F2"/>
-          </w:tcPr>
-          <w:p>
-            <w:pPr>
-              <w:bidi/>
-              <w:jc w:val="start"/>
-            </w:pPr>
-            <w:r>
-              <w:rPr>
-                <w:rFonts w:ascii="Arial" w:hAnsi="Arial" w:cs="Arial"/>
-                <w:rtl/>
-              </w:rPr>
-              <w:t>—</w:t>
-            </w:r>
-          </w:p>
-        </w:tc>
-        <w:tc>
-          <w:tcPr>
-            <w:tcW w:type="dxa" w:w="1337"/>
-            <w:shd w:val="clear" w:fill="F2F2F2"/>
-          </w:tcPr>
-          <w:p>
-            <w:pPr>
-              <w:bidi/>
-              <w:jc w:val="start"/>
-            </w:pPr>
-            <w:r>
-              <w:rPr>
-                <w:rFonts w:ascii="Arial" w:hAnsi="Arial" w:cs="Arial"/>
-                <w:rtl/>
-              </w:rPr>
-              <w:t>—</w:t>
-            </w:r>
-          </w:p>
-        </w:tc>
-        <w:tc>
-          <w:tcPr>
-            <w:tcW w:type="dxa" w:w="1337"/>
-            <w:shd w:val="clear" w:fill="F2F2F2"/>
-          </w:tcPr>
-          <w:p>
-            <w:pPr>
-              <w:bidi/>
-              <w:jc w:val="start"/>
-            </w:pPr>
-            <w:r>
-              <w:rPr>
-                <w:rFonts w:ascii="Arial" w:hAnsi="Arial" w:cs="Arial"/>
-                <w:rtl/>
-              </w:rPr>
-              <w:t>—</w:t>
-            </w:r>
-          </w:p>
-        </w:tc>
-        <w:tc>
-          <w:tcPr>
-            <w:tcW w:type="dxa" w:w="1337"/>
-            <w:shd w:val="clear" w:fill="F2F2F2"/>
-          </w:tcPr>
-          <w:p>
-            <w:pPr>
-              <w:bidi/>
-              <w:jc w:val="start"/>
-            </w:pPr>
-            <w:r>
-              <w:rPr>
-                <w:rFonts w:ascii="Arial" w:hAnsi="Arial" w:cs="Arial"/>
-                <w:rtl/>
-              </w:rPr>
-              <w:t>—</w:t>
-            </w:r>
-          </w:p>
-        </w:tc>
-        <w:tc>
-          <w:tcPr>
-            <w:tcW w:type="dxa" w:w="1337"/>
-            <w:shd w:val="clear" w:fill="F2F2F2"/>
-          </w:tcPr>
-          <w:p>
-            <w:pPr>
-              <w:bidi/>
-              <w:jc w:val="start"/>
-            </w:pPr>
-            <w:r>
-              <w:rPr>
-                <w:rFonts w:ascii="Arial" w:hAnsi="Arial" w:cs="Arial"/>
-                <w:rtl/>
-              </w:rPr>
-              <w:t>—</w:t>
-            </w:r>
-          </w:p>
-        </w:tc>
-        <w:tc>
-          <w:tcPr>
-            <w:tcW w:type="dxa" w:w="1337"/>
-            <w:shd w:val="clear" w:fill="F2F2F2"/>
-          </w:tcPr>
-          <w:p>
-            <w:pPr>
-              <w:bidi/>
-              <w:jc w:val="start"/>
-            </w:pPr>
-            <w:r>
-              <w:rPr>
-                <w:rFonts w:ascii="Arial" w:hAnsi="Arial" w:cs="Arial"/>
-                <w:rtl/>
-              </w:rPr>
-              <w:t>○ مرشّح ويب غير موثَّق</w:t>
-            </w:r>
-          </w:p>
-        </w:tc>
-      </w:tr>
     </w:tbl>
     <w:p>
       <w:pPr>
@@ -5615,13 +5480,13 @@
           <w:rFonts w:ascii="Arial" w:hAnsi="Arial" w:cs="Arial"/>
           <w:rtl/>
         </w:rPr>
-        <w:t>إدراج النشاط في خرائط قوقل يثبت وجوده وجهة اتصاله فقط، لا أنه يستورد التمور السعودية — التحقق التجاري خطوة تالية.</w:t>
+        <w:t>إدراج النشاط في خرائط قوقل يثبت وجوده وجهة اتصاله فقط، لا أنه يستورد «تمور» — التحقق التجاري خطوة تالية.</w:t>
       </w:r>
     </w:p>
     <w:sectPr>
       <w:headerReference w:type="default" r:id="rId9"/>
       <w:footerReference w:type="default" r:id="rId10"/>
-      <w:pgSz w:w="12240" w:h="15840"/>
+      <w:pgSz w:w="11906" w:h="16838"/>
       <w:pgMar w:top="1440" w:right="1800" w:bottom="1440" w:left="1800" w:header="720" w:footer="720" w:gutter="0"/>
       <w:cols w:space="720"/>
       <w:docGrid w:linePitch="360"/>
@@ -5644,7 +5509,7 @@
         <w:rFonts w:ascii="Arial" w:hAnsi="Arial" w:cs="Arial"/>
         <w:rtl/>
       </w:rPr>
-      <w:t xml:space="preserve">سِلك لذكاء الأسواق — منصة تحليل أسواق التصدير السعودية — صفحة </w:t>
+      <w:t xml:space="preserve">سلك لذكاء الأسواق — منصة تحليل أسواق التصدير السعودية — صفحة </w:t>
     </w:r>
     <w:r>
       <w:rPr>
@@ -5672,7 +5537,7 @@
         <w:rFonts w:ascii="Arial" w:hAnsi="Arial" w:cs="Arial"/>
         <w:rtl/>
       </w:rPr>
-      <w:t>سِلك — دراسة سوق تصديرية: تمور</w:t>
+      <w:t>سلك — دراسة سوق تصديرية: تمور</w:t>
     </w:r>
   </w:p>
 </w:hdr>

--- a/samples/client_report_latest.docx
+++ b/samples/client_report_latest.docx
@@ -3936,7 +3936,7 @@
           <w:rFonts w:ascii="Arial" w:hAnsi="Arial" w:cs="Arial"/>
           <w:rtl/>
         </w:rPr>
-        <w:t>كل بند أدناه هو حقيقة موثّقة بمصدرها وتاريخها، أساس السرد أعلاه — للتحقّق المباشر. رمز الأدلة: ✓ موثّق مباشرةً · ◐ تقديري مسنَد · ○ يحتاج تحققاً.</w:t>
+        <w:t>كل بند أدناه هو حقيقة موثّقة بمصدرها ورابطها العمومي وتاريخها، أساس السرد أعلاه — للتحقّق المباشر. رمز الأدلة: ✓ موثّق مباشرةً · ◐ تقديري مسنَد · ○ يحتاج تحققاً.</w:t>
       </w:r>
     </w:p>
     <w:tbl>
@@ -3948,15 +3948,16 @@
         <w:bidiVisual/>
       </w:tblPr>
       <w:tblGrid>
-        <w:gridCol w:w="2160"/>
-        <w:gridCol w:w="2160"/>
-        <w:gridCol w:w="2160"/>
-        <w:gridCol w:w="2160"/>
+        <w:gridCol w:w="1728"/>
+        <w:gridCol w:w="1728"/>
+        <w:gridCol w:w="1728"/>
+        <w:gridCol w:w="1728"/>
+        <w:gridCol w:w="1728"/>
       </w:tblGrid>
       <w:tr>
         <w:tc>
           <w:tcPr>
-            <w:tcW w:type="dxa" w:w="2340"/>
+            <w:tcW w:type="dxa" w:w="1872"/>
             <w:shd w:val="clear" w:fill="1B3B6F"/>
           </w:tcPr>
           <w:p>
@@ -3977,7 +3978,7 @@
         </w:tc>
         <w:tc>
           <w:tcPr>
-            <w:tcW w:type="dxa" w:w="2340"/>
+            <w:tcW w:type="dxa" w:w="1872"/>
             <w:shd w:val="clear" w:fill="1B3B6F"/>
           </w:tcPr>
           <w:p>
@@ -3998,7 +3999,28 @@
         </w:tc>
         <w:tc>
           <w:tcPr>
-            <w:tcW w:type="dxa" w:w="2340"/>
+            <w:tcW w:type="dxa" w:w="1872"/>
+            <w:shd w:val="clear" w:fill="1B3B6F"/>
+          </w:tcPr>
+          <w:p>
+            <w:pPr>
+              <w:bidi/>
+              <w:jc w:val="start"/>
+            </w:pPr>
+            <w:r>
+              <w:rPr>
+                <w:rFonts w:ascii="Arial" w:hAnsi="Arial" w:cs="Arial"/>
+                <w:b/>
+                <w:color w:val="FFFFFF"/>
+                <w:rtl/>
+              </w:rPr>
+              <w:t>الرابط</w:t>
+            </w:r>
+          </w:p>
+        </w:tc>
+        <w:tc>
+          <w:tcPr>
+            <w:tcW w:type="dxa" w:w="1872"/>
             <w:shd w:val="clear" w:fill="1B3B6F"/>
           </w:tcPr>
           <w:p>
@@ -4019,7 +4041,7 @@
         </w:tc>
         <w:tc>
           <w:tcPr>
-            <w:tcW w:type="dxa" w:w="2340"/>
+            <w:tcW w:type="dxa" w:w="1872"/>
             <w:shd w:val="clear" w:fill="1B3B6F"/>
           </w:tcPr>
           <w:p>
@@ -4042,7 +4064,7 @@
       <w:tr>
         <w:tc>
           <w:tcPr>
-            <w:tcW w:type="dxa" w:w="2340"/>
+            <w:tcW w:type="dxa" w:w="1872"/>
           </w:tcPr>
           <w:p>
             <w:pPr>
@@ -4060,7 +4082,7 @@
         </w:tc>
         <w:tc>
           <w:tcPr>
-            <w:tcW w:type="dxa" w:w="2340"/>
+            <w:tcW w:type="dxa" w:w="1872"/>
           </w:tcPr>
           <w:p>
             <w:pPr>
@@ -4078,7 +4100,25 @@
         </w:tc>
         <w:tc>
           <w:tcPr>
-            <w:tcW w:type="dxa" w:w="2340"/>
+            <w:tcW w:type="dxa" w:w="1872"/>
+          </w:tcPr>
+          <w:p>
+            <w:pPr>
+              <w:bidi/>
+              <w:jc w:val="start"/>
+            </w:pPr>
+            <w:r>
+              <w:rPr>
+                <w:rFonts w:ascii="Arial" w:hAnsi="Arial" w:cs="Arial"/>
+                <w:rtl/>
+              </w:rPr>
+              <w:t>https://comtradeplus.un.org/</w:t>
+            </w:r>
+          </w:p>
+        </w:tc>
+        <w:tc>
+          <w:tcPr>
+            <w:tcW w:type="dxa" w:w="1872"/>
           </w:tcPr>
           <w:p>
             <w:pPr>
@@ -4096,7 +4136,7 @@
         </w:tc>
         <w:tc>
           <w:tcPr>
-            <w:tcW w:type="dxa" w:w="2340"/>
+            <w:tcW w:type="dxa" w:w="1872"/>
           </w:tcPr>
           <w:p>
             <w:pPr>
@@ -4116,7 +4156,7 @@
       <w:tr>
         <w:tc>
           <w:tcPr>
-            <w:tcW w:type="dxa" w:w="2340"/>
+            <w:tcW w:type="dxa" w:w="1872"/>
             <w:shd w:val="clear" w:fill="F2F2F2"/>
           </w:tcPr>
           <w:p>
@@ -4135,7 +4175,7 @@
         </w:tc>
         <w:tc>
           <w:tcPr>
-            <w:tcW w:type="dxa" w:w="2340"/>
+            <w:tcW w:type="dxa" w:w="1872"/>
             <w:shd w:val="clear" w:fill="F2F2F2"/>
           </w:tcPr>
           <w:p>
@@ -4154,7 +4194,26 @@
         </w:tc>
         <w:tc>
           <w:tcPr>
-            <w:tcW w:type="dxa" w:w="2340"/>
+            <w:tcW w:type="dxa" w:w="1872"/>
+            <w:shd w:val="clear" w:fill="F2F2F2"/>
+          </w:tcPr>
+          <w:p>
+            <w:pPr>
+              <w:bidi/>
+              <w:jc w:val="start"/>
+            </w:pPr>
+            <w:r>
+              <w:rPr>
+                <w:rFonts w:ascii="Arial" w:hAnsi="Arial" w:cs="Arial"/>
+                <w:rtl/>
+              </w:rPr>
+              <w:t>https://data.worldbank.org/</w:t>
+            </w:r>
+          </w:p>
+        </w:tc>
+        <w:tc>
+          <w:tcPr>
+            <w:tcW w:type="dxa" w:w="1872"/>
             <w:shd w:val="clear" w:fill="F2F2F2"/>
           </w:tcPr>
           <w:p>
@@ -4173,7 +4232,7 @@
         </w:tc>
         <w:tc>
           <w:tcPr>
-            <w:tcW w:type="dxa" w:w="2340"/>
+            <w:tcW w:type="dxa" w:w="1872"/>
             <w:shd w:val="clear" w:fill="F2F2F2"/>
           </w:tcPr>
           <w:p>
@@ -4194,7 +4253,7 @@
       <w:tr>
         <w:tc>
           <w:tcPr>
-            <w:tcW w:type="dxa" w:w="2340"/>
+            <w:tcW w:type="dxa" w:w="1872"/>
           </w:tcPr>
           <w:p>
             <w:pPr>
@@ -4212,7 +4271,7 @@
         </w:tc>
         <w:tc>
           <w:tcPr>
-            <w:tcW w:type="dxa" w:w="2340"/>
+            <w:tcW w:type="dxa" w:w="1872"/>
           </w:tcPr>
           <w:p>
             <w:pPr>
@@ -4230,7 +4289,25 @@
         </w:tc>
         <w:tc>
           <w:tcPr>
-            <w:tcW w:type="dxa" w:w="2340"/>
+            <w:tcW w:type="dxa" w:w="1872"/>
+          </w:tcPr>
+          <w:p>
+            <w:pPr>
+              <w:bidi/>
+              <w:jc w:val="start"/>
+            </w:pPr>
+            <w:r>
+              <w:rPr>
+                <w:rFonts w:ascii="Arial" w:hAnsi="Arial" w:cs="Arial"/>
+                <w:rtl/>
+              </w:rPr>
+              <w:t>—</w:t>
+            </w:r>
+          </w:p>
+        </w:tc>
+        <w:tc>
+          <w:tcPr>
+            <w:tcW w:type="dxa" w:w="1872"/>
           </w:tcPr>
           <w:p>
             <w:pPr>
@@ -4248,7 +4325,7 @@
         </w:tc>
         <w:tc>
           <w:tcPr>
-            <w:tcW w:type="dxa" w:w="2340"/>
+            <w:tcW w:type="dxa" w:w="1872"/>
           </w:tcPr>
           <w:p>
             <w:pPr>
@@ -4268,7 +4345,7 @@
       <w:tr>
         <w:tc>
           <w:tcPr>
-            <w:tcW w:type="dxa" w:w="2340"/>
+            <w:tcW w:type="dxa" w:w="1872"/>
             <w:shd w:val="clear" w:fill="F2F2F2"/>
           </w:tcPr>
           <w:p>
@@ -4287,7 +4364,7 @@
         </w:tc>
         <w:tc>
           <w:tcPr>
-            <w:tcW w:type="dxa" w:w="2340"/>
+            <w:tcW w:type="dxa" w:w="1872"/>
             <w:shd w:val="clear" w:fill="F2F2F2"/>
           </w:tcPr>
           <w:p>
@@ -4306,7 +4383,26 @@
         </w:tc>
         <w:tc>
           <w:tcPr>
-            <w:tcW w:type="dxa" w:w="2340"/>
+            <w:tcW w:type="dxa" w:w="1872"/>
+            <w:shd w:val="clear" w:fill="F2F2F2"/>
+          </w:tcPr>
+          <w:p>
+            <w:pPr>
+              <w:bidi/>
+              <w:jc w:val="start"/>
+            </w:pPr>
+            <w:r>
+              <w:rPr>
+                <w:rFonts w:ascii="Arial" w:hAnsi="Arial" w:cs="Arial"/>
+                <w:rtl/>
+              </w:rPr>
+              <w:t>—</w:t>
+            </w:r>
+          </w:p>
+        </w:tc>
+        <w:tc>
+          <w:tcPr>
+            <w:tcW w:type="dxa" w:w="1872"/>
             <w:shd w:val="clear" w:fill="F2F2F2"/>
           </w:tcPr>
           <w:p>
@@ -4325,7 +4421,7 @@
         </w:tc>
         <w:tc>
           <w:tcPr>
-            <w:tcW w:type="dxa" w:w="2340"/>
+            <w:tcW w:type="dxa" w:w="1872"/>
             <w:shd w:val="clear" w:fill="F2F2F2"/>
           </w:tcPr>
           <w:p>
@@ -4346,7 +4442,7 @@
       <w:tr>
         <w:tc>
           <w:tcPr>
-            <w:tcW w:type="dxa" w:w="2340"/>
+            <w:tcW w:type="dxa" w:w="1872"/>
           </w:tcPr>
           <w:p>
             <w:pPr>
@@ -4364,7 +4460,7 @@
         </w:tc>
         <w:tc>
           <w:tcPr>
-            <w:tcW w:type="dxa" w:w="2340"/>
+            <w:tcW w:type="dxa" w:w="1872"/>
           </w:tcPr>
           <w:p>
             <w:pPr>
@@ -4382,7 +4478,25 @@
         </w:tc>
         <w:tc>
           <w:tcPr>
-            <w:tcW w:type="dxa" w:w="2340"/>
+            <w:tcW w:type="dxa" w:w="1872"/>
+          </w:tcPr>
+          <w:p>
+            <w:pPr>
+              <w:bidi/>
+              <w:jc w:val="start"/>
+            </w:pPr>
+            <w:r>
+              <w:rPr>
+                <w:rFonts w:ascii="Arial" w:hAnsi="Arial" w:cs="Arial"/>
+                <w:rtl/>
+              </w:rPr>
+              <w:t>—</w:t>
+            </w:r>
+          </w:p>
+        </w:tc>
+        <w:tc>
+          <w:tcPr>
+            <w:tcW w:type="dxa" w:w="1872"/>
           </w:tcPr>
           <w:p>
             <w:pPr>
@@ -4400,7 +4514,7 @@
         </w:tc>
         <w:tc>
           <w:tcPr>
-            <w:tcW w:type="dxa" w:w="2340"/>
+            <w:tcW w:type="dxa" w:w="1872"/>
           </w:tcPr>
           <w:p>
             <w:pPr>
@@ -4420,7 +4534,7 @@
       <w:tr>
         <w:tc>
           <w:tcPr>
-            <w:tcW w:type="dxa" w:w="2340"/>
+            <w:tcW w:type="dxa" w:w="1872"/>
             <w:shd w:val="clear" w:fill="F2F2F2"/>
           </w:tcPr>
           <w:p>
@@ -4439,7 +4553,7 @@
         </w:tc>
         <w:tc>
           <w:tcPr>
-            <w:tcW w:type="dxa" w:w="2340"/>
+            <w:tcW w:type="dxa" w:w="1872"/>
             <w:shd w:val="clear" w:fill="F2F2F2"/>
           </w:tcPr>
           <w:p>
@@ -4458,7 +4572,26 @@
         </w:tc>
         <w:tc>
           <w:tcPr>
-            <w:tcW w:type="dxa" w:w="2340"/>
+            <w:tcW w:type="dxa" w:w="1872"/>
+            <w:shd w:val="clear" w:fill="F2F2F2"/>
+          </w:tcPr>
+          <w:p>
+            <w:pPr>
+              <w:bidi/>
+              <w:jc w:val="start"/>
+            </w:pPr>
+            <w:r>
+              <w:rPr>
+                <w:rFonts w:ascii="Arial" w:hAnsi="Arial" w:cs="Arial"/>
+                <w:rtl/>
+              </w:rPr>
+              <w:t>https://comtradeplus.un.org/</w:t>
+            </w:r>
+          </w:p>
+        </w:tc>
+        <w:tc>
+          <w:tcPr>
+            <w:tcW w:type="dxa" w:w="1872"/>
             <w:shd w:val="clear" w:fill="F2F2F2"/>
           </w:tcPr>
           <w:p>
@@ -4477,7 +4610,7 @@
         </w:tc>
         <w:tc>
           <w:tcPr>
-            <w:tcW w:type="dxa" w:w="2340"/>
+            <w:tcW w:type="dxa" w:w="1872"/>
             <w:shd w:val="clear" w:fill="F2F2F2"/>
           </w:tcPr>
           <w:p>
@@ -4498,7 +4631,7 @@
       <w:tr>
         <w:tc>
           <w:tcPr>
-            <w:tcW w:type="dxa" w:w="2340"/>
+            <w:tcW w:type="dxa" w:w="1872"/>
           </w:tcPr>
           <w:p>
             <w:pPr>
@@ -4516,7 +4649,7 @@
         </w:tc>
         <w:tc>
           <w:tcPr>
-            <w:tcW w:type="dxa" w:w="2340"/>
+            <w:tcW w:type="dxa" w:w="1872"/>
           </w:tcPr>
           <w:p>
             <w:pPr>
@@ -4534,7 +4667,25 @@
         </w:tc>
         <w:tc>
           <w:tcPr>
-            <w:tcW w:type="dxa" w:w="2340"/>
+            <w:tcW w:type="dxa" w:w="1872"/>
+          </w:tcPr>
+          <w:p>
+            <w:pPr>
+              <w:bidi/>
+              <w:jc w:val="start"/>
+            </w:pPr>
+            <w:r>
+              <w:rPr>
+                <w:rFonts w:ascii="Arial" w:hAnsi="Arial" w:cs="Arial"/>
+                <w:rtl/>
+              </w:rPr>
+              <w:t>https://comtradeplus.un.org/</w:t>
+            </w:r>
+          </w:p>
+        </w:tc>
+        <w:tc>
+          <w:tcPr>
+            <w:tcW w:type="dxa" w:w="1872"/>
           </w:tcPr>
           <w:p>
             <w:pPr>
@@ -4552,7 +4703,7 @@
         </w:tc>
         <w:tc>
           <w:tcPr>
-            <w:tcW w:type="dxa" w:w="2340"/>
+            <w:tcW w:type="dxa" w:w="1872"/>
           </w:tcPr>
           <w:p>
             <w:pPr>
@@ -4572,7 +4723,7 @@
       <w:tr>
         <w:tc>
           <w:tcPr>
-            <w:tcW w:type="dxa" w:w="2340"/>
+            <w:tcW w:type="dxa" w:w="1872"/>
             <w:shd w:val="clear" w:fill="F2F2F2"/>
           </w:tcPr>
           <w:p>
@@ -4591,7 +4742,7 @@
         </w:tc>
         <w:tc>
           <w:tcPr>
-            <w:tcW w:type="dxa" w:w="2340"/>
+            <w:tcW w:type="dxa" w:w="1872"/>
             <w:shd w:val="clear" w:fill="F2F2F2"/>
           </w:tcPr>
           <w:p>
@@ -4610,7 +4761,26 @@
         </w:tc>
         <w:tc>
           <w:tcPr>
-            <w:tcW w:type="dxa" w:w="2340"/>
+            <w:tcW w:type="dxa" w:w="1872"/>
+            <w:shd w:val="clear" w:fill="F2F2F2"/>
+          </w:tcPr>
+          <w:p>
+            <w:pPr>
+              <w:bidi/>
+              <w:jc w:val="start"/>
+            </w:pPr>
+            <w:r>
+              <w:rPr>
+                <w:rFonts w:ascii="Arial" w:hAnsi="Arial" w:cs="Arial"/>
+                <w:rtl/>
+              </w:rPr>
+              <w:t>—</w:t>
+            </w:r>
+          </w:p>
+        </w:tc>
+        <w:tc>
+          <w:tcPr>
+            <w:tcW w:type="dxa" w:w="1872"/>
             <w:shd w:val="clear" w:fill="F2F2F2"/>
           </w:tcPr>
           <w:p>
@@ -4629,7 +4799,7 @@
         </w:tc>
         <w:tc>
           <w:tcPr>
-            <w:tcW w:type="dxa" w:w="2340"/>
+            <w:tcW w:type="dxa" w:w="1872"/>
             <w:shd w:val="clear" w:fill="F2F2F2"/>
           </w:tcPr>
           <w:p>
@@ -4650,7 +4820,7 @@
       <w:tr>
         <w:tc>
           <w:tcPr>
-            <w:tcW w:type="dxa" w:w="2340"/>
+            <w:tcW w:type="dxa" w:w="1872"/>
           </w:tcPr>
           <w:p>
             <w:pPr>
@@ -4668,7 +4838,7 @@
         </w:tc>
         <w:tc>
           <w:tcPr>
-            <w:tcW w:type="dxa" w:w="2340"/>
+            <w:tcW w:type="dxa" w:w="1872"/>
           </w:tcPr>
           <w:p>
             <w:pPr>
@@ -4686,7 +4856,25 @@
         </w:tc>
         <w:tc>
           <w:tcPr>
-            <w:tcW w:type="dxa" w:w="2340"/>
+            <w:tcW w:type="dxa" w:w="1872"/>
+          </w:tcPr>
+          <w:p>
+            <w:pPr>
+              <w:bidi/>
+              <w:jc w:val="start"/>
+            </w:pPr>
+            <w:r>
+              <w:rPr>
+                <w:rFonts w:ascii="Arial" w:hAnsi="Arial" w:cs="Arial"/>
+                <w:rtl/>
+              </w:rPr>
+              <w:t>https://ec.europa.eu/eurostat/</w:t>
+            </w:r>
+          </w:p>
+        </w:tc>
+        <w:tc>
+          <w:tcPr>
+            <w:tcW w:type="dxa" w:w="1872"/>
           </w:tcPr>
           <w:p>
             <w:pPr>
@@ -4704,7 +4892,7 @@
         </w:tc>
         <w:tc>
           <w:tcPr>
-            <w:tcW w:type="dxa" w:w="2340"/>
+            <w:tcW w:type="dxa" w:w="1872"/>
           </w:tcPr>
           <w:p>
             <w:pPr>
@@ -4724,7 +4912,7 @@
       <w:tr>
         <w:tc>
           <w:tcPr>
-            <w:tcW w:type="dxa" w:w="2340"/>
+            <w:tcW w:type="dxa" w:w="1872"/>
             <w:shd w:val="clear" w:fill="F2F2F2"/>
           </w:tcPr>
           <w:p>
@@ -4743,7 +4931,7 @@
         </w:tc>
         <w:tc>
           <w:tcPr>
-            <w:tcW w:type="dxa" w:w="2340"/>
+            <w:tcW w:type="dxa" w:w="1872"/>
             <w:shd w:val="clear" w:fill="F2F2F2"/>
           </w:tcPr>
           <w:p>
@@ -4762,7 +4950,26 @@
         </w:tc>
         <w:tc>
           <w:tcPr>
-            <w:tcW w:type="dxa" w:w="2340"/>
+            <w:tcW w:type="dxa" w:w="1872"/>
+            <w:shd w:val="clear" w:fill="F2F2F2"/>
+          </w:tcPr>
+          <w:p>
+            <w:pPr>
+              <w:bidi/>
+              <w:jc w:val="start"/>
+            </w:pPr>
+            <w:r>
+              <w:rPr>
+                <w:rFonts w:ascii="Arial" w:hAnsi="Arial" w:cs="Arial"/>
+                <w:rtl/>
+              </w:rPr>
+              <w:t>https://www.gdeltproject.org/</w:t>
+            </w:r>
+          </w:p>
+        </w:tc>
+        <w:tc>
+          <w:tcPr>
+            <w:tcW w:type="dxa" w:w="1872"/>
             <w:shd w:val="clear" w:fill="F2F2F2"/>
           </w:tcPr>
           <w:p>
@@ -4781,7 +4988,7 @@
         </w:tc>
         <w:tc>
           <w:tcPr>
-            <w:tcW w:type="dxa" w:w="2340"/>
+            <w:tcW w:type="dxa" w:w="1872"/>
             <w:shd w:val="clear" w:fill="F2F2F2"/>
           </w:tcPr>
           <w:p>
@@ -4802,7 +5009,7 @@
       <w:tr>
         <w:tc>
           <w:tcPr>
-            <w:tcW w:type="dxa" w:w="2340"/>
+            <w:tcW w:type="dxa" w:w="1872"/>
           </w:tcPr>
           <w:p>
             <w:pPr>
@@ -4820,7 +5027,7 @@
         </w:tc>
         <w:tc>
           <w:tcPr>
-            <w:tcW w:type="dxa" w:w="2340"/>
+            <w:tcW w:type="dxa" w:w="1872"/>
           </w:tcPr>
           <w:p>
             <w:pPr>
@@ -4838,7 +5045,25 @@
         </w:tc>
         <w:tc>
           <w:tcPr>
-            <w:tcW w:type="dxa" w:w="2340"/>
+            <w:tcW w:type="dxa" w:w="1872"/>
+          </w:tcPr>
+          <w:p>
+            <w:pPr>
+              <w:bidi/>
+              <w:jc w:val="start"/>
+            </w:pPr>
+            <w:r>
+              <w:rPr>
+                <w:rFonts w:ascii="Arial" w:hAnsi="Arial" w:cs="Arial"/>
+                <w:rtl/>
+              </w:rPr>
+              <w:t>—</w:t>
+            </w:r>
+          </w:p>
+        </w:tc>
+        <w:tc>
+          <w:tcPr>
+            <w:tcW w:type="dxa" w:w="1872"/>
           </w:tcPr>
           <w:p>
             <w:pPr>
@@ -4856,7 +5081,7 @@
         </w:tc>
         <w:tc>
           <w:tcPr>
-            <w:tcW w:type="dxa" w:w="2340"/>
+            <w:tcW w:type="dxa" w:w="1872"/>
           </w:tcPr>
           <w:p>
             <w:pPr>
@@ -4876,7 +5101,7 @@
       <w:tr>
         <w:tc>
           <w:tcPr>
-            <w:tcW w:type="dxa" w:w="2340"/>
+            <w:tcW w:type="dxa" w:w="1872"/>
             <w:shd w:val="clear" w:fill="F2F2F2"/>
           </w:tcPr>
           <w:p>
@@ -4895,7 +5120,7 @@
         </w:tc>
         <w:tc>
           <w:tcPr>
-            <w:tcW w:type="dxa" w:w="2340"/>
+            <w:tcW w:type="dxa" w:w="1872"/>
             <w:shd w:val="clear" w:fill="F2F2F2"/>
           </w:tcPr>
           <w:p>
@@ -4914,7 +5139,26 @@
         </w:tc>
         <w:tc>
           <w:tcPr>
-            <w:tcW w:type="dxa" w:w="2340"/>
+            <w:tcW w:type="dxa" w:w="1872"/>
+            <w:shd w:val="clear" w:fill="F2F2F2"/>
+          </w:tcPr>
+          <w:p>
+            <w:pPr>
+              <w:bidi/>
+              <w:jc w:val="start"/>
+            </w:pPr>
+            <w:r>
+              <w:rPr>
+                <w:rFonts w:ascii="Arial" w:hAnsi="Arial" w:cs="Arial"/>
+                <w:rtl/>
+              </w:rPr>
+              <w:t>https://wits.worldbank.org/</w:t>
+            </w:r>
+          </w:p>
+        </w:tc>
+        <w:tc>
+          <w:tcPr>
+            <w:tcW w:type="dxa" w:w="1872"/>
             <w:shd w:val="clear" w:fill="F2F2F2"/>
           </w:tcPr>
           <w:p>
@@ -4933,7 +5177,7 @@
         </w:tc>
         <w:tc>
           <w:tcPr>
-            <w:tcW w:type="dxa" w:w="2340"/>
+            <w:tcW w:type="dxa" w:w="1872"/>
             <w:shd w:val="clear" w:fill="F2F2F2"/>
           </w:tcPr>
           <w:p>
@@ -4954,7 +5198,7 @@
       <w:tr>
         <w:tc>
           <w:tcPr>
-            <w:tcW w:type="dxa" w:w="2340"/>
+            <w:tcW w:type="dxa" w:w="1872"/>
           </w:tcPr>
           <w:p>
             <w:pPr>
@@ -4972,7 +5216,7 @@
         </w:tc>
         <w:tc>
           <w:tcPr>
-            <w:tcW w:type="dxa" w:w="2340"/>
+            <w:tcW w:type="dxa" w:w="1872"/>
           </w:tcPr>
           <w:p>
             <w:pPr>
@@ -4990,7 +5234,25 @@
         </w:tc>
         <w:tc>
           <w:tcPr>
-            <w:tcW w:type="dxa" w:w="2340"/>
+            <w:tcW w:type="dxa" w:w="1872"/>
+          </w:tcPr>
+          <w:p>
+            <w:pPr>
+              <w:bidi/>
+              <w:jc w:val="start"/>
+            </w:pPr>
+            <w:r>
+              <w:rPr>
+                <w:rFonts w:ascii="Arial" w:hAnsi="Arial" w:cs="Arial"/>
+                <w:rtl/>
+              </w:rPr>
+              <w:t>https://trends.google.com/trends/</w:t>
+            </w:r>
+          </w:p>
+        </w:tc>
+        <w:tc>
+          <w:tcPr>
+            <w:tcW w:type="dxa" w:w="1872"/>
           </w:tcPr>
           <w:p>
             <w:pPr>
@@ -5008,7 +5270,7 @@
         </w:tc>
         <w:tc>
           <w:tcPr>
-            <w:tcW w:type="dxa" w:w="2340"/>
+            <w:tcW w:type="dxa" w:w="1872"/>
           </w:tcPr>
           <w:p>
             <w:pPr>
@@ -5028,7 +5290,7 @@
       <w:tr>
         <w:tc>
           <w:tcPr>
-            <w:tcW w:type="dxa" w:w="2340"/>
+            <w:tcW w:type="dxa" w:w="1872"/>
             <w:shd w:val="clear" w:fill="F2F2F2"/>
           </w:tcPr>
           <w:p>
@@ -5047,7 +5309,7 @@
         </w:tc>
         <w:tc>
           <w:tcPr>
-            <w:tcW w:type="dxa" w:w="2340"/>
+            <w:tcW w:type="dxa" w:w="1872"/>
             <w:shd w:val="clear" w:fill="F2F2F2"/>
           </w:tcPr>
           <w:p>
@@ -5066,7 +5328,26 @@
         </w:tc>
         <w:tc>
           <w:tcPr>
-            <w:tcW w:type="dxa" w:w="2340"/>
+            <w:tcW w:type="dxa" w:w="1872"/>
+            <w:shd w:val="clear" w:fill="F2F2F2"/>
+          </w:tcPr>
+          <w:p>
+            <w:pPr>
+              <w:bidi/>
+              <w:jc w:val="start"/>
+            </w:pPr>
+            <w:r>
+              <w:rPr>
+                <w:rFonts w:ascii="Arial" w:hAnsi="Arial" w:cs="Arial"/>
+                <w:rtl/>
+              </w:rPr>
+              <w:t>—</w:t>
+            </w:r>
+          </w:p>
+        </w:tc>
+        <w:tc>
+          <w:tcPr>
+            <w:tcW w:type="dxa" w:w="1872"/>
             <w:shd w:val="clear" w:fill="F2F2F2"/>
           </w:tcPr>
           <w:p>
@@ -5085,7 +5366,7 @@
         </w:tc>
         <w:tc>
           <w:tcPr>
-            <w:tcW w:type="dxa" w:w="2340"/>
+            <w:tcW w:type="dxa" w:w="1872"/>
             <w:shd w:val="clear" w:fill="F2F2F2"/>
           </w:tcPr>
           <w:p>

--- a/samples/client_report_latest.docx
+++ b/samples/client_report_latest.docx
@@ -9,7 +9,7 @@
       </w:pPr>
       <w:r>
         <w:rPr>
-          <w:rFonts w:ascii="Arial" w:hAnsi="Arial" w:cs="Arial"/>
+          <w:rFonts w:ascii="IBM Plex Sans Arabic" w:hAnsi="IBM Plex Sans Arabic" w:cs="IBM Plex Sans Arabic"/>
           <w:b/>
           <w:color w:val="1B3B6F"/>
           <w:sz w:val="56"/>
@@ -27,7 +27,7 @@
       </w:pPr>
       <w:r>
         <w:rPr>
-          <w:rFonts w:ascii="Arial" w:hAnsi="Arial" w:cs="Arial"/>
+          <w:rFonts w:ascii="IBM Plex Sans Arabic" w:hAnsi="IBM Plex Sans Arabic" w:cs="IBM Plex Sans Arabic"/>
           <w:rtl/>
         </w:rPr>
         <w:t>دراسة سوق تصديرية: تمور</w:t>
@@ -41,7 +41,7 @@
       </w:pPr>
       <w:r>
         <w:rPr>
-          <w:rFonts w:ascii="Arial" w:hAnsi="Arial" w:cs="Arial"/>
+          <w:rFonts w:ascii="IBM Plex Sans Arabic" w:hAnsi="IBM Plex Sans Arabic" w:cs="IBM Plex Sans Arabic"/>
           <w:rtl/>
         </w:rPr>
         <w:t>أُعدّت بواسطة منصة سلك لذكاء الأسواق</w:t>
@@ -54,7 +54,7 @@
       </w:pPr>
       <w:r>
         <w:rPr>
-          <w:rFonts w:ascii="Arial" w:hAnsi="Arial" w:cs="Arial"/>
+          <w:rFonts w:ascii="IBM Plex Sans Arabic" w:hAnsi="IBM Plex Sans Arabic" w:cs="IBM Plex Sans Arabic"/>
           <w:rtl/>
         </w:rPr>
         <w:t>⚠ نموذج توضيحي ببيانات موسومة — ليس تقريراً إنتاجياً</w:t>
@@ -67,7 +67,7 @@
       </w:pPr>
       <w:r>
         <w:rPr>
-          <w:rFonts w:ascii="Arial" w:hAnsi="Arial" w:cs="Arial"/>
+          <w:rFonts w:ascii="IBM Plex Sans Arabic" w:hAnsi="IBM Plex Sans Arabic" w:cs="IBM Plex Sans Arabic"/>
           <w:b/>
           <w:color w:val="000000"/>
           <w:sz w:val="32"/>
@@ -84,6 +84,14 @@
         <w:tblW w:type="auto" w:w="0"/>
         <w:tblLayout w:type="fixed"/>
         <w:tblLook w:firstColumn="1" w:firstRow="1" w:lastColumn="0" w:lastRow="0" w:noHBand="0" w:noVBand="1" w:val="04A0"/>
+        <w:tblBorders>
+          <w:top w:val="single" w:sz="4" w:space="0" w:color="BBBBBB"/>
+          <w:left w:val="single" w:sz="4" w:space="0" w:color="BBBBBB"/>
+          <w:bottom w:val="single" w:sz="4" w:space="0" w:color="BBBBBB"/>
+          <w:right w:val="single" w:sz="4" w:space="0" w:color="BBBBBB"/>
+          <w:insideH w:val="single" w:sz="4" w:space="0" w:color="BBBBBB"/>
+          <w:insideV w:val="single" w:sz="4" w:space="0" w:color="BBBBBB"/>
+        </w:tblBorders>
         <w:bidiVisual/>
       </w:tblPr>
       <w:tblGrid>
@@ -94,7 +102,13 @@
         <w:tc>
           <w:tcPr>
             <w:tcW w:type="dxa" w:w="4680"/>
-            <w:shd w:val="clear" w:fill="1B3B6F"/>
+            <w:shd w:val="clear" w:fill="166534"/>
+            <w:tcMar>
+              <w:top w:w="100" w:type="dxa"/>
+              <w:bottom w:w="100" w:type="dxa"/>
+              <w:left w:w="120" w:type="dxa"/>
+              <w:right w:w="120" w:type="dxa"/>
+            </w:tcMar>
           </w:tcPr>
           <w:p>
             <w:pPr>
@@ -103,7 +117,7 @@
             </w:pPr>
             <w:r>
               <w:rPr>
-                <w:rFonts w:ascii="Arial" w:hAnsi="Arial" w:cs="Arial"/>
+                <w:rFonts w:ascii="IBM Plex Sans Arabic" w:hAnsi="IBM Plex Sans Arabic" w:cs="IBM Plex Sans Arabic"/>
                 <w:b/>
                 <w:color w:val="FFFFFF"/>
                 <w:rtl/>
@@ -115,7 +129,13 @@
         <w:tc>
           <w:tcPr>
             <w:tcW w:type="dxa" w:w="4680"/>
-            <w:shd w:val="clear" w:fill="1B3B6F"/>
+            <w:shd w:val="clear" w:fill="166534"/>
+            <w:tcMar>
+              <w:top w:w="100" w:type="dxa"/>
+              <w:bottom w:w="100" w:type="dxa"/>
+              <w:left w:w="120" w:type="dxa"/>
+              <w:right w:w="120" w:type="dxa"/>
+            </w:tcMar>
           </w:tcPr>
           <w:p>
             <w:pPr>
@@ -124,7 +144,7 @@
             </w:pPr>
             <w:r>
               <w:rPr>
-                <w:rFonts w:ascii="Arial" w:hAnsi="Arial" w:cs="Arial"/>
+                <w:rFonts w:ascii="IBM Plex Sans Arabic" w:hAnsi="IBM Plex Sans Arabic" w:cs="IBM Plex Sans Arabic"/>
                 <w:b/>
                 <w:color w:val="FFFFFF"/>
                 <w:rtl/>
@@ -138,6 +158,12 @@
         <w:tc>
           <w:tcPr>
             <w:tcW w:type="dxa" w:w="4680"/>
+            <w:tcMar>
+              <w:top w:w="100" w:type="dxa"/>
+              <w:bottom w:w="100" w:type="dxa"/>
+              <w:left w:w="120" w:type="dxa"/>
+              <w:right w:w="120" w:type="dxa"/>
+            </w:tcMar>
           </w:tcPr>
           <w:p>
             <w:pPr>
@@ -146,7 +172,7 @@
             </w:pPr>
             <w:r>
               <w:rPr>
-                <w:rFonts w:ascii="Arial" w:hAnsi="Arial" w:cs="Arial"/>
+                <w:rFonts w:ascii="IBM Plex Sans Arabic" w:hAnsi="IBM Plex Sans Arabic" w:cs="IBM Plex Sans Arabic"/>
                 <w:rtl/>
               </w:rPr>
               <w:t>المنتج</w:t>
@@ -156,6 +182,12 @@
         <w:tc>
           <w:tcPr>
             <w:tcW w:type="dxa" w:w="4680"/>
+            <w:tcMar>
+              <w:top w:w="100" w:type="dxa"/>
+              <w:bottom w:w="100" w:type="dxa"/>
+              <w:left w:w="120" w:type="dxa"/>
+              <w:right w:w="120" w:type="dxa"/>
+            </w:tcMar>
           </w:tcPr>
           <w:p>
             <w:pPr>
@@ -164,7 +196,7 @@
             </w:pPr>
             <w:r>
               <w:rPr>
-                <w:rFonts w:ascii="Arial" w:hAnsi="Arial" w:cs="Arial"/>
+                <w:rFonts w:ascii="IBM Plex Sans Arabic" w:hAnsi="IBM Plex Sans Arabic" w:cs="IBM Plex Sans Arabic"/>
                 <w:rtl/>
               </w:rPr>
               <w:t>تمور</w:t>
@@ -176,7 +208,13 @@
         <w:tc>
           <w:tcPr>
             <w:tcW w:type="dxa" w:w="4680"/>
-            <w:shd w:val="clear" w:fill="F2F2F2"/>
+            <w:tcMar>
+              <w:top w:w="100" w:type="dxa"/>
+              <w:bottom w:w="100" w:type="dxa"/>
+              <w:left w:w="120" w:type="dxa"/>
+              <w:right w:w="120" w:type="dxa"/>
+            </w:tcMar>
+            <w:shd w:val="clear" w:fill="F2F7F3"/>
           </w:tcPr>
           <w:p>
             <w:pPr>
@@ -185,7 +223,7 @@
             </w:pPr>
             <w:r>
               <w:rPr>
-                <w:rFonts w:ascii="Arial" w:hAnsi="Arial" w:cs="Arial"/>
+                <w:rFonts w:ascii="IBM Plex Sans Arabic" w:hAnsi="IBM Plex Sans Arabic" w:cs="IBM Plex Sans Arabic"/>
                 <w:rtl/>
               </w:rPr>
               <w:t>رمز HS</w:t>
@@ -195,7 +233,13 @@
         <w:tc>
           <w:tcPr>
             <w:tcW w:type="dxa" w:w="4680"/>
-            <w:shd w:val="clear" w:fill="F2F2F2"/>
+            <w:tcMar>
+              <w:top w:w="100" w:type="dxa"/>
+              <w:bottom w:w="100" w:type="dxa"/>
+              <w:left w:w="120" w:type="dxa"/>
+              <w:right w:w="120" w:type="dxa"/>
+            </w:tcMar>
+            <w:shd w:val="clear" w:fill="F2F7F3"/>
           </w:tcPr>
           <w:p>
             <w:pPr>
@@ -204,7 +248,7 @@
             </w:pPr>
             <w:r>
               <w:rPr>
-                <w:rFonts w:ascii="Arial" w:hAnsi="Arial" w:cs="Arial"/>
+                <w:rFonts w:ascii="IBM Plex Sans Arabic" w:hAnsi="IBM Plex Sans Arabic" w:cs="IBM Plex Sans Arabic"/>
                 <w:rtl/>
               </w:rPr>
               <w:t>080410</w:t>
@@ -216,6 +260,12 @@
         <w:tc>
           <w:tcPr>
             <w:tcW w:type="dxa" w:w="4680"/>
+            <w:tcMar>
+              <w:top w:w="100" w:type="dxa"/>
+              <w:bottom w:w="100" w:type="dxa"/>
+              <w:left w:w="120" w:type="dxa"/>
+              <w:right w:w="120" w:type="dxa"/>
+            </w:tcMar>
           </w:tcPr>
           <w:p>
             <w:pPr>
@@ -224,7 +274,7 @@
             </w:pPr>
             <w:r>
               <w:rPr>
-                <w:rFonts w:ascii="Arial" w:hAnsi="Arial" w:cs="Arial"/>
+                <w:rFonts w:ascii="IBM Plex Sans Arabic" w:hAnsi="IBM Plex Sans Arabic" w:cs="IBM Plex Sans Arabic"/>
                 <w:rtl/>
               </w:rPr>
               <w:t>بلد المنشأ</w:t>
@@ -234,6 +284,12 @@
         <w:tc>
           <w:tcPr>
             <w:tcW w:type="dxa" w:w="4680"/>
+            <w:tcMar>
+              <w:top w:w="100" w:type="dxa"/>
+              <w:bottom w:w="100" w:type="dxa"/>
+              <w:left w:w="120" w:type="dxa"/>
+              <w:right w:w="120" w:type="dxa"/>
+            </w:tcMar>
           </w:tcPr>
           <w:p>
             <w:pPr>
@@ -242,7 +298,7 @@
             </w:pPr>
             <w:r>
               <w:rPr>
-                <w:rFonts w:ascii="Arial" w:hAnsi="Arial" w:cs="Arial"/>
+                <w:rFonts w:ascii="IBM Plex Sans Arabic" w:hAnsi="IBM Plex Sans Arabic" w:cs="IBM Plex Sans Arabic"/>
                 <w:rtl/>
               </w:rPr>
               <w:t>المملكة العربية السعودية</w:t>
@@ -254,7 +310,13 @@
         <w:tc>
           <w:tcPr>
             <w:tcW w:type="dxa" w:w="4680"/>
-            <w:shd w:val="clear" w:fill="F2F2F2"/>
+            <w:tcMar>
+              <w:top w:w="100" w:type="dxa"/>
+              <w:bottom w:w="100" w:type="dxa"/>
+              <w:left w:w="120" w:type="dxa"/>
+              <w:right w:w="120" w:type="dxa"/>
+            </w:tcMar>
+            <w:shd w:val="clear" w:fill="F2F7F3"/>
           </w:tcPr>
           <w:p>
             <w:pPr>
@@ -263,7 +325,7 @@
             </w:pPr>
             <w:r>
               <w:rPr>
-                <w:rFonts w:ascii="Arial" w:hAnsi="Arial" w:cs="Arial"/>
+                <w:rFonts w:ascii="IBM Plex Sans Arabic" w:hAnsi="IBM Plex Sans Arabic" w:cs="IBM Plex Sans Arabic"/>
                 <w:rtl/>
               </w:rPr>
               <w:t>السوق المستهدف</w:t>
@@ -273,7 +335,13 @@
         <w:tc>
           <w:tcPr>
             <w:tcW w:type="dxa" w:w="4680"/>
-            <w:shd w:val="clear" w:fill="F2F2F2"/>
+            <w:tcMar>
+              <w:top w:w="100" w:type="dxa"/>
+              <w:bottom w:w="100" w:type="dxa"/>
+              <w:left w:w="120" w:type="dxa"/>
+              <w:right w:w="120" w:type="dxa"/>
+            </w:tcMar>
+            <w:shd w:val="clear" w:fill="F2F7F3"/>
           </w:tcPr>
           <w:p>
             <w:pPr>
@@ -282,7 +350,7 @@
             </w:pPr>
             <w:r>
               <w:rPr>
-                <w:rFonts w:ascii="Arial" w:hAnsi="Arial" w:cs="Arial"/>
+                <w:rFonts w:ascii="IBM Plex Sans Arabic" w:hAnsi="IBM Plex Sans Arabic" w:cs="IBM Plex Sans Arabic"/>
                 <w:rtl/>
               </w:rPr>
               <w:t>هولندا</w:t>
@@ -294,6 +362,12 @@
         <w:tc>
           <w:tcPr>
             <w:tcW w:type="dxa" w:w="4680"/>
+            <w:tcMar>
+              <w:top w:w="100" w:type="dxa"/>
+              <w:bottom w:w="100" w:type="dxa"/>
+              <w:left w:w="120" w:type="dxa"/>
+              <w:right w:w="120" w:type="dxa"/>
+            </w:tcMar>
           </w:tcPr>
           <w:p>
             <w:pPr>
@@ -302,7 +376,7 @@
             </w:pPr>
             <w:r>
               <w:rPr>
-                <w:rFonts w:ascii="Arial" w:hAnsi="Arial" w:cs="Arial"/>
+                <w:rFonts w:ascii="IBM Plex Sans Arabic" w:hAnsi="IBM Plex Sans Arabic" w:cs="IBM Plex Sans Arabic"/>
                 <w:rtl/>
               </w:rPr>
               <w:t>تاريخ الإعداد</w:t>
@@ -312,6 +386,12 @@
         <w:tc>
           <w:tcPr>
             <w:tcW w:type="dxa" w:w="4680"/>
+            <w:tcMar>
+              <w:top w:w="100" w:type="dxa"/>
+              <w:bottom w:w="100" w:type="dxa"/>
+              <w:left w:w="120" w:type="dxa"/>
+              <w:right w:w="120" w:type="dxa"/>
+            </w:tcMar>
           </w:tcPr>
           <w:p>
             <w:pPr>
@@ -320,10 +400,10 @@
             </w:pPr>
             <w:r>
               <w:rPr>
-                <w:rFonts w:ascii="Arial" w:hAnsi="Arial" w:cs="Arial"/>
+                <w:rFonts w:ascii="IBM Plex Sans Arabic" w:hAnsi="IBM Plex Sans Arabic" w:cs="IBM Plex Sans Arabic"/>
                 <w:rtl/>
               </w:rPr>
-              <w:t>2026-07-18</w:t>
+              <w:t>2026-07-19</w:t>
             </w:r>
           </w:p>
         </w:tc>
@@ -337,7 +417,7 @@
       </w:pPr>
       <w:r>
         <w:rPr>
-          <w:rFonts w:ascii="Arial" w:hAnsi="Arial" w:cs="Arial"/>
+          <w:rFonts w:ascii="IBM Plex Sans Arabic" w:hAnsi="IBM Plex Sans Arabic" w:cs="IBM Plex Sans Arabic"/>
           <w:rtl/>
         </w:rPr>
         <w:t>القرار وأساسه</w:t>
@@ -350,7 +430,7 @@
       </w:pPr>
       <w:r>
         <w:rPr>
-          <w:rFonts w:ascii="Arial" w:hAnsi="Arial" w:cs="Arial"/>
+          <w:rFonts w:ascii="IBM Plex Sans Arabic" w:hAnsi="IBM Plex Sans Arabic" w:cs="IBM Plex Sans Arabic"/>
           <w:rtl/>
         </w:rPr>
         <w:t>التوصية: دخول مشروط</w:t>
@@ -363,7 +443,7 @@
       </w:pPr>
       <w:r>
         <w:rPr>
-          <w:rFonts w:ascii="Arial" w:hAnsi="Arial" w:cs="Arial"/>
+          <w:rFonts w:ascii="IBM Plex Sans Arabic" w:hAnsi="IBM Plex Sans Arabic" w:cs="IBM Plex Sans Arabic"/>
           <w:rtl/>
         </w:rPr>
         <w:t>الأدلة تدعم دخولاً مشروطاً بتأمين الأهلية التنظيمية أولاً — تركّز سوق المورّدين المعتدل والفجوة السعرية كافيان، والمخاطرة الرئيسية إجرائية لا سوقية.</w:t>
@@ -376,7 +456,7 @@
       </w:pPr>
       <w:r>
         <w:rPr>
-          <w:rFonts w:ascii="Arial" w:hAnsi="Arial" w:cs="Arial"/>
+          <w:rFonts w:ascii="IBM Plex Sans Arabic" w:hAnsi="IBM Plex Sans Arabic" w:cs="IBM Plex Sans Arabic"/>
           <w:rtl/>
         </w:rPr>
         <w:t>التوصية دخول مشروط، وتستند إلى ثلاثة أسباب: الأول أن الجالية المسلمة في</w:t>
@@ -389,7 +469,7 @@
       </w:pPr>
       <w:r>
         <w:rPr>
-          <w:rFonts w:ascii="Arial" w:hAnsi="Arial" w:cs="Arial"/>
+          <w:rFonts w:ascii="IBM Plex Sans Arabic" w:hAnsi="IBM Plex Sans Arabic" w:cs="IBM Plex Sans Arabic"/>
           <w:rtl/>
         </w:rPr>
         <w:t>هولندا تبلغ نحو 1.0 مليون نسمة ضمن سوق يستورد تمراً بقيمة 38 مليون دولار</w:t>
@@ -402,7 +482,7 @@
       </w:pPr>
       <w:r>
         <w:rPr>
-          <w:rFonts w:ascii="Arial" w:hAnsi="Arial" w:cs="Arial"/>
+          <w:rFonts w:ascii="IBM Plex Sans Arabic" w:hAnsi="IBM Plex Sans Arabic" w:cs="IBM Plex Sans Arabic"/>
           <w:rtl/>
         </w:rPr>
         <w:t>سنوياً؛ والثاني أن صفّ المورّدين معتدل التركّز (HHI (مؤشر يقيس تركّز/احتكار السوق: فوق 2500 يعني سيطرة لاعب واحد)≈2100) فلا يهيمن عليه</w:t>
@@ -415,7 +495,7 @@
       </w:pPr>
       <w:r>
         <w:rPr>
-          <w:rFonts w:ascii="Arial" w:hAnsi="Arial" w:cs="Arial"/>
+          <w:rFonts w:ascii="IBM Plex Sans Arabic" w:hAnsi="IBM Plex Sans Arabic" w:cs="IBM Plex Sans Arabic"/>
           <w:rtl/>
         </w:rPr>
         <w:t>طرف واحد، وهو ما يفتح باباً حقيقياً لمورّد جديد ينافس بالسعر؛ والثالث أن</w:t>
@@ -428,7 +508,7 @@
       </w:pPr>
       <w:r>
         <w:rPr>
-          <w:rFonts w:ascii="Arial" w:hAnsi="Arial" w:cs="Arial"/>
+          <w:rFonts w:ascii="IBM Plex Sans Arabic" w:hAnsi="IBM Plex Sans Arabic" w:cs="IBM Plex Sans Arabic"/>
           <w:rtl/>
         </w:rPr>
         <w:t>واردات المنتج تنمو بنسبة 7% مركّباً على ثلاث سنوات. وتتحوّل هذه التوصية</w:t>
@@ -441,7 +521,7 @@
       </w:pPr>
       <w:r>
         <w:rPr>
-          <w:rFonts w:ascii="Arial" w:hAnsi="Arial" w:cs="Arial"/>
+          <w:rFonts w:ascii="IBM Plex Sans Arabic" w:hAnsi="IBM Plex Sans Arabic" w:cs="IBM Plex Sans Arabic"/>
           <w:rtl/>
         </w:rPr>
         <w:t>إلى دخول كامل متى تأكّدت شهادة المنشأة المعتمدة EU 2017/625 خلال 90 يوماً</w:t>
@@ -454,7 +534,7 @@
       </w:pPr>
       <w:r>
         <w:rPr>
-          <w:rFonts w:ascii="Arial" w:hAnsi="Arial" w:cs="Arial"/>
+          <w:rFonts w:ascii="IBM Plex Sans Arabic" w:hAnsi="IBM Plex Sans Arabic" w:cs="IBM Plex Sans Arabic"/>
           <w:rtl/>
         </w:rPr>
         <w:t>وتم التعاقد مع موزّع واحد على الأقل من الباب الأول المقترح لاحقاً.</w:t>
@@ -467,7 +547,7 @@
       </w:pPr>
       <w:r>
         <w:rPr>
-          <w:rFonts w:ascii="Arial" w:hAnsi="Arial" w:cs="Arial"/>
+          <w:rFonts w:ascii="IBM Plex Sans Arabic" w:hAnsi="IBM Plex Sans Arabic" w:cs="IBM Plex Sans Arabic"/>
           <w:b/>
           <w:rtl/>
         </w:rPr>
@@ -481,7 +561,7 @@
       </w:pPr>
       <w:r>
         <w:rPr>
-          <w:rFonts w:ascii="Arial" w:hAnsi="Arial" w:cs="Arial"/>
+          <w:rFonts w:ascii="IBM Plex Sans Arabic" w:hAnsi="IBM Plex Sans Arabic" w:cs="IBM Plex Sans Arabic"/>
           <w:rtl/>
         </w:rPr>
         <w:t>البوابة الحرجة الوحيدة قبل أيّ خطوة تسويقية.</w:t>
@@ -494,7 +574,7 @@
       </w:pPr>
       <w:r>
         <w:rPr>
-          <w:rFonts w:ascii="Arial" w:hAnsi="Arial" w:cs="Arial"/>
+          <w:rFonts w:ascii="IBM Plex Sans Arabic" w:hAnsi="IBM Plex Sans Arabic" w:cs="IBM Plex Sans Arabic"/>
           <w:rtl/>
         </w:rPr>
         <w:t>يقوم الحكم على دخول مشروط، وقد فُصّلت أسبابه الثلاثة في الخلاصة التنفيذية؛</w:t>
@@ -507,7 +587,7 @@
       </w:pPr>
       <w:r>
         <w:rPr>
-          <w:rFonts w:ascii="Arial" w:hAnsi="Arial" w:cs="Arial"/>
+          <w:rFonts w:ascii="IBM Plex Sans Arabic" w:hAnsi="IBM Plex Sans Arabic" w:cs="IBM Plex Sans Arabic"/>
           <w:rtl/>
         </w:rPr>
         <w:t>والمطلوب هنا الانتقالُ منها إلى الشرط الحاسم لبقاء الحكم قائماً، وهو تأكيد</w:t>
@@ -520,7 +600,7 @@
       </w:pPr>
       <w:r>
         <w:rPr>
-          <w:rFonts w:ascii="Arial" w:hAnsi="Arial" w:cs="Arial"/>
+          <w:rFonts w:ascii="IBM Plex Sans Arabic" w:hAnsi="IBM Plex Sans Arabic" w:cs="IBM Plex Sans Arabic"/>
           <w:rtl/>
         </w:rPr>
         <w:t>الأهلية التنظيمية خلال المهلة. وما يحوّل التوصية إلى دخول كامل هو تعاقدٌ</w:t>
@@ -533,7 +613,7 @@
       </w:pPr>
       <w:r>
         <w:rPr>
-          <w:rFonts w:ascii="Arial" w:hAnsi="Arial" w:cs="Arial"/>
+          <w:rFonts w:ascii="IBM Plex Sans Arabic" w:hAnsi="IBM Plex Sans Arabic" w:cs="IBM Plex Sans Arabic"/>
           <w:rtl/>
         </w:rPr>
         <w:t>مبكّر مع موزّع متخصص يثبت استجابة السوق سعرياً.</w:t>
@@ -545,6 +625,14 @@
         <w:tblW w:type="auto" w:w="0"/>
         <w:tblLayout w:type="fixed"/>
         <w:tblLook w:firstColumn="1" w:firstRow="1" w:lastColumn="0" w:lastRow="0" w:noHBand="0" w:noVBand="1" w:val="04A0"/>
+        <w:tblBorders>
+          <w:top w:val="single" w:sz="4" w:space="0" w:color="BBBBBB"/>
+          <w:left w:val="single" w:sz="4" w:space="0" w:color="BBBBBB"/>
+          <w:bottom w:val="single" w:sz="4" w:space="0" w:color="BBBBBB"/>
+          <w:right w:val="single" w:sz="4" w:space="0" w:color="BBBBBB"/>
+          <w:insideH w:val="single" w:sz="4" w:space="0" w:color="BBBBBB"/>
+          <w:insideV w:val="single" w:sz="4" w:space="0" w:color="BBBBBB"/>
+        </w:tblBorders>
         <w:bidiVisual/>
       </w:tblPr>
       <w:tblGrid>
@@ -555,7 +643,13 @@
         <w:tc>
           <w:tcPr>
             <w:tcW w:type="dxa" w:w="4680"/>
-            <w:shd w:val="clear" w:fill="1B3B6F"/>
+            <w:shd w:val="clear" w:fill="166534"/>
+            <w:tcMar>
+              <w:top w:w="100" w:type="dxa"/>
+              <w:bottom w:w="100" w:type="dxa"/>
+              <w:left w:w="120" w:type="dxa"/>
+              <w:right w:w="120" w:type="dxa"/>
+            </w:tcMar>
           </w:tcPr>
           <w:p>
             <w:pPr>
@@ -564,7 +658,7 @@
             </w:pPr>
             <w:r>
               <w:rPr>
-                <w:rFonts w:ascii="Arial" w:hAnsi="Arial" w:cs="Arial"/>
+                <w:rFonts w:ascii="IBM Plex Sans Arabic" w:hAnsi="IBM Plex Sans Arabic" w:cs="IBM Plex Sans Arabic"/>
                 <w:b/>
                 <w:color w:val="FFFFFF"/>
                 <w:rtl/>
@@ -576,7 +670,13 @@
         <w:tc>
           <w:tcPr>
             <w:tcW w:type="dxa" w:w="4680"/>
-            <w:shd w:val="clear" w:fill="1B3B6F"/>
+            <w:shd w:val="clear" w:fill="166534"/>
+            <w:tcMar>
+              <w:top w:w="100" w:type="dxa"/>
+              <w:bottom w:w="100" w:type="dxa"/>
+              <w:left w:w="120" w:type="dxa"/>
+              <w:right w:w="120" w:type="dxa"/>
+            </w:tcMar>
           </w:tcPr>
           <w:p>
             <w:pPr>
@@ -585,7 +685,7 @@
             </w:pPr>
             <w:r>
               <w:rPr>
-                <w:rFonts w:ascii="Arial" w:hAnsi="Arial" w:cs="Arial"/>
+                <w:rFonts w:ascii="IBM Plex Sans Arabic" w:hAnsi="IBM Plex Sans Arabic" w:cs="IBM Plex Sans Arabic"/>
                 <w:b/>
                 <w:color w:val="FFFFFF"/>
                 <w:rtl/>
@@ -599,6 +699,12 @@
         <w:tc>
           <w:tcPr>
             <w:tcW w:type="dxa" w:w="4680"/>
+            <w:tcMar>
+              <w:top w:w="100" w:type="dxa"/>
+              <w:bottom w:w="100" w:type="dxa"/>
+              <w:left w:w="120" w:type="dxa"/>
+              <w:right w:w="120" w:type="dxa"/>
+            </w:tcMar>
           </w:tcPr>
           <w:p>
             <w:pPr>
@@ -607,7 +713,7 @@
             </w:pPr>
             <w:r>
               <w:rPr>
-                <w:rFonts w:ascii="Arial" w:hAnsi="Arial" w:cs="Arial"/>
+                <w:rFonts w:ascii="IBM Plex Sans Arabic" w:hAnsi="IBM Plex Sans Arabic" w:cs="IBM Plex Sans Arabic"/>
                 <w:rtl/>
               </w:rPr>
               <w:t>الحكم</w:t>
@@ -617,6 +723,12 @@
         <w:tc>
           <w:tcPr>
             <w:tcW w:type="dxa" w:w="4680"/>
+            <w:tcMar>
+              <w:top w:w="100" w:type="dxa"/>
+              <w:bottom w:w="100" w:type="dxa"/>
+              <w:left w:w="120" w:type="dxa"/>
+              <w:right w:w="120" w:type="dxa"/>
+            </w:tcMar>
           </w:tcPr>
           <w:p>
             <w:pPr>
@@ -625,7 +737,7 @@
             </w:pPr>
             <w:r>
               <w:rPr>
-                <w:rFonts w:ascii="Arial" w:hAnsi="Arial" w:cs="Arial"/>
+                <w:rFonts w:ascii="IBM Plex Sans Arabic" w:hAnsi="IBM Plex Sans Arabic" w:cs="IBM Plex Sans Arabic"/>
                 <w:rtl/>
               </w:rPr>
               <w:t>دخول مشروط</w:t>
@@ -637,7 +749,13 @@
         <w:tc>
           <w:tcPr>
             <w:tcW w:type="dxa" w:w="4680"/>
-            <w:shd w:val="clear" w:fill="F2F2F2"/>
+            <w:tcMar>
+              <w:top w:w="100" w:type="dxa"/>
+              <w:bottom w:w="100" w:type="dxa"/>
+              <w:left w:w="120" w:type="dxa"/>
+              <w:right w:w="120" w:type="dxa"/>
+            </w:tcMar>
+            <w:shd w:val="clear" w:fill="F2F7F3"/>
           </w:tcPr>
           <w:p>
             <w:pPr>
@@ -646,7 +764,7 @@
             </w:pPr>
             <w:r>
               <w:rPr>
-                <w:rFonts w:ascii="Arial" w:hAnsi="Arial" w:cs="Arial"/>
+                <w:rFonts w:ascii="IBM Plex Sans Arabic" w:hAnsi="IBM Plex Sans Arabic" w:cs="IBM Plex Sans Arabic"/>
                 <w:rtl/>
               </w:rPr>
               <w:t>مستوى التوثيق</w:t>
@@ -656,7 +774,13 @@
         <w:tc>
           <w:tcPr>
             <w:tcW w:type="dxa" w:w="4680"/>
-            <w:shd w:val="clear" w:fill="F2F2F2"/>
+            <w:tcMar>
+              <w:top w:w="100" w:type="dxa"/>
+              <w:bottom w:w="100" w:type="dxa"/>
+              <w:left w:w="120" w:type="dxa"/>
+              <w:right w:w="120" w:type="dxa"/>
+            </w:tcMar>
+            <w:shd w:val="clear" w:fill="F2F7F3"/>
           </w:tcPr>
           <w:p>
             <w:pPr>
@@ -665,7 +789,7 @@
             </w:pPr>
             <w:r>
               <w:rPr>
-                <w:rFonts w:ascii="Arial" w:hAnsi="Arial" w:cs="Arial"/>
+                <w:rFonts w:ascii="IBM Plex Sans Arabic" w:hAnsi="IBM Plex Sans Arabic" w:cs="IBM Plex Sans Arabic"/>
                 <w:rtl/>
               </w:rPr>
               <w:t>عالية (66%)</w:t>
@@ -682,7 +806,7 @@
       </w:pPr>
       <w:r>
         <w:rPr>
-          <w:rFonts w:ascii="Arial" w:hAnsi="Arial" w:cs="Arial"/>
+          <w:rFonts w:ascii="IBM Plex Sans Arabic" w:hAnsi="IBM Plex Sans Arabic" w:cs="IBM Plex Sans Arabic"/>
           <w:rtl/>
         </w:rPr>
         <w:t>السوق بالأرقام</w:t>
@@ -695,7 +819,7 @@
       </w:pPr>
       <w:r>
         <w:rPr>
-          <w:rFonts w:ascii="Arial" w:hAnsi="Arial" w:cs="Arial"/>
+          <w:rFonts w:ascii="IBM Plex Sans Arabic" w:hAnsi="IBM Plex Sans Arabic" w:cs="IBM Plex Sans Arabic"/>
           <w:rtl/>
         </w:rPr>
         <w:t>بلغت واردات هولندا من تمور HS080410 نحو 38 مليون دولار عام 2023 (UN</w:t>
@@ -708,7 +832,7 @@
       </w:pPr>
       <w:r>
         <w:rPr>
-          <w:rFonts w:ascii="Arial" w:hAnsi="Arial" w:cs="Arial"/>
+          <w:rFonts w:ascii="IBM Plex Sans Arabic" w:hAnsi="IBM Plex Sans Arabic" w:cs="IBM Plex Sans Arabic"/>
           <w:rtl/>
         </w:rPr>
         <w:t>Comtrade)، بنموّ مركّب قدره 7% على ثلاث سنوات يفوق متوسط نموّ واردات</w:t>
@@ -721,7 +845,7 @@
       </w:pPr>
       <w:r>
         <w:rPr>
-          <w:rFonts w:ascii="Arial" w:hAnsi="Arial" w:cs="Arial"/>
+          <w:rFonts w:ascii="IBM Plex Sans Arabic" w:hAnsi="IBM Plex Sans Arabic" w:cs="IBM Plex Sans Arabic"/>
           <w:rtl/>
         </w:rPr>
         <w:t>الاتحاد الأوروبي لهذه الفئة. ويوضّح الجدول أدناه حجم الفرصة القابلة</w:t>
@@ -734,7 +858,7 @@
       </w:pPr>
       <w:r>
         <w:rPr>
-          <w:rFonts w:ascii="Arial" w:hAnsi="Arial" w:cs="Arial"/>
+          <w:rFonts w:ascii="IBM Plex Sans Arabic" w:hAnsi="IBM Plex Sans Arabic" w:cs="IBM Plex Sans Arabic"/>
           <w:rtl/>
         </w:rPr>
         <w:t>للاستهداف فعلياً بعد ترشيح السوق الكلي إلى الشريحة المتخصصة:</w:t>
@@ -746,6 +870,14 @@
         <w:tblW w:type="auto" w:w="0"/>
         <w:tblLayout w:type="fixed"/>
         <w:tblLook w:firstColumn="1" w:firstRow="1" w:lastColumn="0" w:lastRow="0" w:noHBand="0" w:noVBand="1" w:val="04A0"/>
+        <w:tblBorders>
+          <w:top w:val="single" w:sz="4" w:space="0" w:color="BBBBBB"/>
+          <w:left w:val="single" w:sz="4" w:space="0" w:color="BBBBBB"/>
+          <w:bottom w:val="single" w:sz="4" w:space="0" w:color="BBBBBB"/>
+          <w:right w:val="single" w:sz="4" w:space="0" w:color="BBBBBB"/>
+          <w:insideH w:val="single" w:sz="4" w:space="0" w:color="BBBBBB"/>
+          <w:insideV w:val="single" w:sz="4" w:space="0" w:color="BBBBBB"/>
+        </w:tblBorders>
         <w:bidiVisual/>
       </w:tblPr>
       <w:tblGrid>
@@ -758,7 +890,13 @@
         <w:tc>
           <w:tcPr>
             <w:tcW w:type="dxa" w:w="2340"/>
-            <w:shd w:val="clear" w:fill="1B3B6F"/>
+            <w:shd w:val="clear" w:fill="166534"/>
+            <w:tcMar>
+              <w:top w:w="100" w:type="dxa"/>
+              <w:bottom w:w="100" w:type="dxa"/>
+              <w:left w:w="120" w:type="dxa"/>
+              <w:right w:w="120" w:type="dxa"/>
+            </w:tcMar>
           </w:tcPr>
           <w:p>
             <w:pPr>
@@ -767,7 +905,7 @@
             </w:pPr>
             <w:r>
               <w:rPr>
-                <w:rFonts w:ascii="Arial" w:hAnsi="Arial" w:cs="Arial"/>
+                <w:rFonts w:ascii="IBM Plex Sans Arabic" w:hAnsi="IBM Plex Sans Arabic" w:cs="IBM Plex Sans Arabic"/>
                 <w:b/>
                 <w:color w:val="FFFFFF"/>
                 <w:rtl/>
@@ -779,7 +917,13 @@
         <w:tc>
           <w:tcPr>
             <w:tcW w:type="dxa" w:w="2340"/>
-            <w:shd w:val="clear" w:fill="1B3B6F"/>
+            <w:shd w:val="clear" w:fill="166534"/>
+            <w:tcMar>
+              <w:top w:w="100" w:type="dxa"/>
+              <w:bottom w:w="100" w:type="dxa"/>
+              <w:left w:w="120" w:type="dxa"/>
+              <w:right w:w="120" w:type="dxa"/>
+            </w:tcMar>
           </w:tcPr>
           <w:p>
             <w:pPr>
@@ -788,7 +932,7 @@
             </w:pPr>
             <w:r>
               <w:rPr>
-                <w:rFonts w:ascii="Arial" w:hAnsi="Arial" w:cs="Arial"/>
+                <w:rFonts w:ascii="IBM Plex Sans Arabic" w:hAnsi="IBM Plex Sans Arabic" w:cs="IBM Plex Sans Arabic"/>
                 <w:b/>
                 <w:color w:val="FFFFFF"/>
                 <w:rtl/>
@@ -800,7 +944,13 @@
         <w:tc>
           <w:tcPr>
             <w:tcW w:type="dxa" w:w="2340"/>
-            <w:shd w:val="clear" w:fill="1B3B6F"/>
+            <w:shd w:val="clear" w:fill="166534"/>
+            <w:tcMar>
+              <w:top w:w="100" w:type="dxa"/>
+              <w:bottom w:w="100" w:type="dxa"/>
+              <w:left w:w="120" w:type="dxa"/>
+              <w:right w:w="120" w:type="dxa"/>
+            </w:tcMar>
           </w:tcPr>
           <w:p>
             <w:pPr>
@@ -809,7 +959,7 @@
             </w:pPr>
             <w:r>
               <w:rPr>
-                <w:rFonts w:ascii="Arial" w:hAnsi="Arial" w:cs="Arial"/>
+                <w:rFonts w:ascii="IBM Plex Sans Arabic" w:hAnsi="IBM Plex Sans Arabic" w:cs="IBM Plex Sans Arabic"/>
                 <w:b/>
                 <w:color w:val="FFFFFF"/>
                 <w:rtl/>
@@ -821,7 +971,13 @@
         <w:tc>
           <w:tcPr>
             <w:tcW w:type="dxa" w:w="2340"/>
-            <w:shd w:val="clear" w:fill="1B3B6F"/>
+            <w:shd w:val="clear" w:fill="166534"/>
+            <w:tcMar>
+              <w:top w:w="100" w:type="dxa"/>
+              <w:bottom w:w="100" w:type="dxa"/>
+              <w:left w:w="120" w:type="dxa"/>
+              <w:right w:w="120" w:type="dxa"/>
+            </w:tcMar>
           </w:tcPr>
           <w:p>
             <w:pPr>
@@ -830,7 +986,7 @@
             </w:pPr>
             <w:r>
               <w:rPr>
-                <w:rFonts w:ascii="Arial" w:hAnsi="Arial" w:cs="Arial"/>
+                <w:rFonts w:ascii="IBM Plex Sans Arabic" w:hAnsi="IBM Plex Sans Arabic" w:cs="IBM Plex Sans Arabic"/>
                 <w:b/>
                 <w:color w:val="FFFFFF"/>
                 <w:rtl/>
@@ -844,6 +1000,12 @@
         <w:tc>
           <w:tcPr>
             <w:tcW w:type="dxa" w:w="2340"/>
+            <w:tcMar>
+              <w:top w:w="100" w:type="dxa"/>
+              <w:bottom w:w="100" w:type="dxa"/>
+              <w:left w:w="120" w:type="dxa"/>
+              <w:right w:w="120" w:type="dxa"/>
+            </w:tcMar>
           </w:tcPr>
           <w:p>
             <w:pPr>
@@ -852,7 +1014,7 @@
             </w:pPr>
             <w:r>
               <w:rPr>
-                <w:rFonts w:ascii="Arial" w:hAnsi="Arial" w:cs="Arial"/>
+                <w:rFonts w:ascii="IBM Plex Sans Arabic" w:hAnsi="IBM Plex Sans Arabic" w:cs="IBM Plex Sans Arabic"/>
                 <w:rtl/>
               </w:rPr>
               <w:t>السوق الكلي</w:t>
@@ -862,6 +1024,12 @@
         <w:tc>
           <w:tcPr>
             <w:tcW w:type="dxa" w:w="2340"/>
+            <w:tcMar>
+              <w:top w:w="100" w:type="dxa"/>
+              <w:bottom w:w="100" w:type="dxa"/>
+              <w:left w:w="120" w:type="dxa"/>
+              <w:right w:w="120" w:type="dxa"/>
+            </w:tcMar>
           </w:tcPr>
           <w:p>
             <w:pPr>
@@ -870,7 +1038,7 @@
             </w:pPr>
             <w:r>
               <w:rPr>
-                <w:rFonts w:ascii="Arial" w:hAnsi="Arial" w:cs="Arial"/>
+                <w:rFonts w:ascii="IBM Plex Sans Arabic" w:hAnsi="IBM Plex Sans Arabic" w:cs="IBM Plex Sans Arabic"/>
                 <w:rtl/>
               </w:rPr>
               <w:t>38 مليون دولار</w:t>
@@ -880,6 +1048,12 @@
         <w:tc>
           <w:tcPr>
             <w:tcW w:type="dxa" w:w="2340"/>
+            <w:tcMar>
+              <w:top w:w="100" w:type="dxa"/>
+              <w:bottom w:w="100" w:type="dxa"/>
+              <w:left w:w="120" w:type="dxa"/>
+              <w:right w:w="120" w:type="dxa"/>
+            </w:tcMar>
           </w:tcPr>
           <w:p>
             <w:pPr>
@@ -888,7 +1062,7 @@
             </w:pPr>
             <w:r>
               <w:rPr>
-                <w:rFonts w:ascii="Arial" w:hAnsi="Arial" w:cs="Arial"/>
+                <w:rFonts w:ascii="IBM Plex Sans Arabic" w:hAnsi="IBM Plex Sans Arabic" w:cs="IBM Plex Sans Arabic"/>
                 <w:rtl/>
               </w:rPr>
               <w:t>إجمالي واردات السوق (UN Comtrade)</w:t>
@@ -898,6 +1072,12 @@
         <w:tc>
           <w:tcPr>
             <w:tcW w:type="dxa" w:w="2340"/>
+            <w:tcMar>
+              <w:top w:w="100" w:type="dxa"/>
+              <w:bottom w:w="100" w:type="dxa"/>
+              <w:left w:w="120" w:type="dxa"/>
+              <w:right w:w="120" w:type="dxa"/>
+            </w:tcMar>
           </w:tcPr>
           <w:p>
             <w:pPr>
@@ -906,7 +1086,7 @@
             </w:pPr>
             <w:r>
               <w:rPr>
-                <w:rFonts w:ascii="Arial" w:hAnsi="Arial" w:cs="Arial"/>
+                <w:rFonts w:ascii="IBM Plex Sans Arabic" w:hAnsi="IBM Plex Sans Arabic" w:cs="IBM Plex Sans Arabic"/>
                 <w:rtl/>
               </w:rPr>
               <w:t>—</w:t>
@@ -918,7 +1098,13 @@
         <w:tc>
           <w:tcPr>
             <w:tcW w:type="dxa" w:w="2340"/>
-            <w:shd w:val="clear" w:fill="F2F2F2"/>
+            <w:tcMar>
+              <w:top w:w="100" w:type="dxa"/>
+              <w:bottom w:w="100" w:type="dxa"/>
+              <w:left w:w="120" w:type="dxa"/>
+              <w:right w:w="120" w:type="dxa"/>
+            </w:tcMar>
+            <w:shd w:val="clear" w:fill="F2F7F3"/>
           </w:tcPr>
           <w:p>
             <w:pPr>
@@ -927,7 +1113,7 @@
             </w:pPr>
             <w:r>
               <w:rPr>
-                <w:rFonts w:ascii="Arial" w:hAnsi="Arial" w:cs="Arial"/>
+                <w:rFonts w:ascii="IBM Plex Sans Arabic" w:hAnsi="IBM Plex Sans Arabic" w:cs="IBM Plex Sans Arabic"/>
                 <w:rtl/>
               </w:rPr>
               <w:t>الشريحة المتاحة</w:t>
@@ -937,7 +1123,13 @@
         <w:tc>
           <w:tcPr>
             <w:tcW w:type="dxa" w:w="2340"/>
-            <w:shd w:val="clear" w:fill="F2F2F2"/>
+            <w:tcMar>
+              <w:top w:w="100" w:type="dxa"/>
+              <w:bottom w:w="100" w:type="dxa"/>
+              <w:left w:w="120" w:type="dxa"/>
+              <w:right w:w="120" w:type="dxa"/>
+            </w:tcMar>
+            <w:shd w:val="clear" w:fill="F2F7F3"/>
           </w:tcPr>
           <w:p>
             <w:pPr>
@@ -946,7 +1138,7 @@
             </w:pPr>
             <w:r>
               <w:rPr>
-                <w:rFonts w:ascii="Arial" w:hAnsi="Arial" w:cs="Arial"/>
+                <w:rFonts w:ascii="IBM Plex Sans Arabic" w:hAnsi="IBM Plex Sans Arabic" w:cs="IBM Plex Sans Arabic"/>
                 <w:rtl/>
               </w:rPr>
               <w:t>1.4 مليون دولار</w:t>
@@ -956,7 +1148,13 @@
         <w:tc>
           <w:tcPr>
             <w:tcW w:type="dxa" w:w="2340"/>
-            <w:shd w:val="clear" w:fill="F2F2F2"/>
+            <w:tcMar>
+              <w:top w:w="100" w:type="dxa"/>
+              <w:bottom w:w="100" w:type="dxa"/>
+              <w:left w:w="120" w:type="dxa"/>
+              <w:right w:w="120" w:type="dxa"/>
+            </w:tcMar>
+            <w:shd w:val="clear" w:fill="F2F7F3"/>
           </w:tcPr>
           <w:p>
             <w:pPr>
@@ -965,7 +1163,7 @@
             </w:pPr>
             <w:r>
               <w:rPr>
-                <w:rFonts w:ascii="Arial" w:hAnsi="Arial" w:cs="Arial"/>
+                <w:rFonts w:ascii="IBM Plex Sans Arabic" w:hAnsi="IBM Plex Sans Arabic" w:cs="IBM Plex Sans Arabic"/>
                 <w:rtl/>
               </w:rPr>
               <w:t>السوق الكلي × 3.6%</w:t>
@@ -975,7 +1173,13 @@
         <w:tc>
           <w:tcPr>
             <w:tcW w:type="dxa" w:w="2340"/>
-            <w:shd w:val="clear" w:fill="F2F2F2"/>
+            <w:tcMar>
+              <w:top w:w="100" w:type="dxa"/>
+              <w:bottom w:w="100" w:type="dxa"/>
+              <w:left w:w="120" w:type="dxa"/>
+              <w:right w:w="120" w:type="dxa"/>
+            </w:tcMar>
+            <w:shd w:val="clear" w:fill="F2F7F3"/>
           </w:tcPr>
           <w:p>
             <w:pPr>
@@ -984,7 +1188,7 @@
             </w:pPr>
             <w:r>
               <w:rPr>
-                <w:rFonts w:ascii="Arial" w:hAnsi="Arial" w:cs="Arial"/>
+                <w:rFonts w:ascii="IBM Plex Sans Arabic" w:hAnsi="IBM Plex Sans Arabic" w:cs="IBM Plex Sans Arabic"/>
                 <w:rtl/>
               </w:rPr>
               <w:t>حصة الشريحة الحلال المتخصصة</w:t>
@@ -996,6 +1200,12 @@
         <w:tc>
           <w:tcPr>
             <w:tcW w:type="dxa" w:w="2340"/>
+            <w:tcMar>
+              <w:top w:w="100" w:type="dxa"/>
+              <w:bottom w:w="100" w:type="dxa"/>
+              <w:left w:w="120" w:type="dxa"/>
+              <w:right w:w="120" w:type="dxa"/>
+            </w:tcMar>
           </w:tcPr>
           <w:p>
             <w:pPr>
@@ -1004,7 +1214,7 @@
             </w:pPr>
             <w:r>
               <w:rPr>
-                <w:rFonts w:ascii="Arial" w:hAnsi="Arial" w:cs="Arial"/>
+                <w:rFonts w:ascii="IBM Plex Sans Arabic" w:hAnsi="IBM Plex Sans Arabic" w:cs="IBM Plex Sans Arabic"/>
                 <w:rtl/>
               </w:rPr>
               <w:t>الهدف الواقعي</w:t>
@@ -1014,6 +1224,12 @@
         <w:tc>
           <w:tcPr>
             <w:tcW w:type="dxa" w:w="2340"/>
+            <w:tcMar>
+              <w:top w:w="100" w:type="dxa"/>
+              <w:bottom w:w="100" w:type="dxa"/>
+              <w:left w:w="120" w:type="dxa"/>
+              <w:right w:w="120" w:type="dxa"/>
+            </w:tcMar>
           </w:tcPr>
           <w:p>
             <w:pPr>
@@ -1022,7 +1238,7 @@
             </w:pPr>
             <w:r>
               <w:rPr>
-                <w:rFonts w:ascii="Arial" w:hAnsi="Arial" w:cs="Arial"/>
+                <w:rFonts w:ascii="IBM Plex Sans Arabic" w:hAnsi="IBM Plex Sans Arabic" w:cs="IBM Plex Sans Arabic"/>
                 <w:rtl/>
               </w:rPr>
               <w:t>0.11 مليون دولار</w:t>
@@ -1032,6 +1248,12 @@
         <w:tc>
           <w:tcPr>
             <w:tcW w:type="dxa" w:w="2340"/>
+            <w:tcMar>
+              <w:top w:w="100" w:type="dxa"/>
+              <w:bottom w:w="100" w:type="dxa"/>
+              <w:left w:w="120" w:type="dxa"/>
+              <w:right w:w="120" w:type="dxa"/>
+            </w:tcMar>
           </w:tcPr>
           <w:p>
             <w:pPr>
@@ -1040,7 +1262,7 @@
             </w:pPr>
             <w:r>
               <w:rPr>
-                <w:rFonts w:ascii="Arial" w:hAnsi="Arial" w:cs="Arial"/>
+                <w:rFonts w:ascii="IBM Plex Sans Arabic" w:hAnsi="IBM Plex Sans Arabic" w:cs="IBM Plex Sans Arabic"/>
                 <w:rtl/>
               </w:rPr>
               <w:t>الشريحة × 8%</w:t>
@@ -1050,6 +1272,12 @@
         <w:tc>
           <w:tcPr>
             <w:tcW w:type="dxa" w:w="2340"/>
+            <w:tcMar>
+              <w:top w:w="100" w:type="dxa"/>
+              <w:bottom w:w="100" w:type="dxa"/>
+              <w:left w:w="120" w:type="dxa"/>
+              <w:right w:w="120" w:type="dxa"/>
+            </w:tcMar>
           </w:tcPr>
           <w:p>
             <w:pPr>
@@ -1058,7 +1286,7 @@
             </w:pPr>
             <w:r>
               <w:rPr>
-                <w:rFonts w:ascii="Arial" w:hAnsi="Arial" w:cs="Arial"/>
+                <w:rFonts w:ascii="IBM Plex Sans Arabic" w:hAnsi="IBM Plex Sans Arabic" w:cs="IBM Plex Sans Arabic"/>
                 <w:rtl/>
               </w:rPr>
               <w:t>حصة أول ثلاث سنوات لمورّد جديد</w:t>
@@ -1074,7 +1302,7 @@
       </w:pPr>
       <w:r>
         <w:rPr>
-          <w:rFonts w:ascii="Arial" w:hAnsi="Arial" w:cs="Arial"/>
+          <w:rFonts w:ascii="IBM Plex Sans Arabic" w:hAnsi="IBM Plex Sans Arabic" w:cs="IBM Plex Sans Arabic"/>
           <w:rtl/>
         </w:rPr>
         <w:t>وعليه فإن حجم الهدف الواقعي يبرّر شحنة تجارية بحجم حقيقي لا اختباراً</w:t>
@@ -1087,7 +1315,7 @@
       </w:pPr>
       <w:r>
         <w:rPr>
-          <w:rFonts w:ascii="Arial" w:hAnsi="Arial" w:cs="Arial"/>
+          <w:rFonts w:ascii="IBM Plex Sans Arabic" w:hAnsi="IBM Plex Sans Arabic" w:cs="IBM Plex Sans Arabic"/>
           <w:rtl/>
         </w:rPr>
         <w:t>مصغّراً، ويضع سقفاً واقعياً لتوقّعات الإيراد في السنة الأولى.</w:t>
@@ -1100,7 +1328,7 @@
       </w:pPr>
       <w:r>
         <w:rPr>
-          <w:rFonts w:ascii="Arial" w:hAnsi="Arial" w:cs="Arial"/>
+          <w:rFonts w:ascii="IBM Plex Sans Arabic" w:hAnsi="IBM Plex Sans Arabic" w:cs="IBM Plex Sans Arabic"/>
           <w:rtl/>
         </w:rPr>
         <w:t>يدفع السوقَ نموُّ الجالية المسلمة ونضجُ قنوات التوزيع، بينما يظلّ المعوّق</w:t>
@@ -1113,7 +1341,7 @@
       </w:pPr>
       <w:r>
         <w:rPr>
-          <w:rFonts w:ascii="Arial" w:hAnsi="Arial" w:cs="Arial"/>
+          <w:rFonts w:ascii="IBM Plex Sans Arabic" w:hAnsi="IBM Plex Sans Arabic" w:cs="IBM Plex Sans Arabic"/>
           <w:rtl/>
         </w:rPr>
         <w:t>الأبرز بوابةَ الأهلية الأوروبية الإلزامية. غير أنّ الفرصة الحقيقية تكمن</w:t>
@@ -1126,7 +1354,7 @@
       </w:pPr>
       <w:r>
         <w:rPr>
-          <w:rFonts w:ascii="Arial" w:hAnsi="Arial" w:cs="Arial"/>
+          <w:rFonts w:ascii="IBM Plex Sans Arabic" w:hAnsi="IBM Plex Sans Arabic" w:cs="IBM Plex Sans Arabic"/>
           <w:rtl/>
         </w:rPr>
         <w:t>في تجزّؤ صفّ المورّدين الذي يترك مجالاً لمنافس جديد، ومن ثمّ ترجّح كفّة</w:t>
@@ -1139,7 +1367,7 @@
       </w:pPr>
       <w:r>
         <w:rPr>
-          <w:rFonts w:ascii="Arial" w:hAnsi="Arial" w:cs="Arial"/>
+          <w:rFonts w:ascii="IBM Plex Sans Arabic" w:hAnsi="IBM Plex Sans Arabic" w:cs="IBM Plex Sans Arabic"/>
           <w:rtl/>
         </w:rPr>
         <w:t>الدخول لمن يملك ميزة سعرية أو تنظيمية. في المقابل، يبقى التهديد الأوضح</w:t>
@@ -1152,7 +1380,7 @@
       </w:pPr>
       <w:r>
         <w:rPr>
-          <w:rFonts w:ascii="Arial" w:hAnsi="Arial" w:cs="Arial"/>
+          <w:rFonts w:ascii="IBM Plex Sans Arabic" w:hAnsi="IBM Plex Sans Arabic" w:cs="IBM Plex Sans Arabic"/>
           <w:rtl/>
         </w:rPr>
         <w:t>منافسةَ تونس والمغرب بأسعار أدنى في القناة المتخصصة نفسها، وهو ما يوجّه</w:t>
@@ -1165,7 +1393,7 @@
       </w:pPr>
       <w:r>
         <w:rPr>
-          <w:rFonts w:ascii="Arial" w:hAnsi="Arial" w:cs="Arial"/>
+          <w:rFonts w:ascii="IBM Plex Sans Arabic" w:hAnsi="IBM Plex Sans Arabic" w:cs="IBM Plex Sans Arabic"/>
           <w:rtl/>
         </w:rPr>
         <w:t>قراركم نحو التموضع النوعي لا المنافسة على السعر وحده.</w:t>
@@ -1178,7 +1406,7 @@
       </w:pPr>
       <w:r>
         <w:rPr>
-          <w:rFonts w:ascii="Arial" w:hAnsi="Arial" w:cs="Arial"/>
+          <w:rFonts w:ascii="IBM Plex Sans Arabic" w:hAnsi="IBM Plex Sans Arabic" w:cs="IBM Plex Sans Arabic"/>
           <w:rtl/>
         </w:rPr>
         <w:t>يقوم تقدير حجم الشريحة على الأرقام التالية:</w:t>
@@ -1190,6 +1418,14 @@
         <w:tblW w:type="auto" w:w="0"/>
         <w:tblLayout w:type="fixed"/>
         <w:tblLook w:firstColumn="1" w:firstRow="1" w:lastColumn="0" w:lastRow="0" w:noHBand="0" w:noVBand="1" w:val="04A0"/>
+        <w:tblBorders>
+          <w:top w:val="single" w:sz="4" w:space="0" w:color="BBBBBB"/>
+          <w:left w:val="single" w:sz="4" w:space="0" w:color="BBBBBB"/>
+          <w:bottom w:val="single" w:sz="4" w:space="0" w:color="BBBBBB"/>
+          <w:right w:val="single" w:sz="4" w:space="0" w:color="BBBBBB"/>
+          <w:insideH w:val="single" w:sz="4" w:space="0" w:color="BBBBBB"/>
+          <w:insideV w:val="single" w:sz="4" w:space="0" w:color="BBBBBB"/>
+        </w:tblBorders>
         <w:bidiVisual/>
       </w:tblPr>
       <w:tblGrid>
@@ -1201,7 +1437,13 @@
         <w:tc>
           <w:tcPr>
             <w:tcW w:type="dxa" w:w="3120"/>
-            <w:shd w:val="clear" w:fill="1B3B6F"/>
+            <w:shd w:val="clear" w:fill="166534"/>
+            <w:tcMar>
+              <w:top w:w="100" w:type="dxa"/>
+              <w:bottom w:w="100" w:type="dxa"/>
+              <w:left w:w="120" w:type="dxa"/>
+              <w:right w:w="120" w:type="dxa"/>
+            </w:tcMar>
           </w:tcPr>
           <w:p>
             <w:pPr>
@@ -1210,7 +1452,7 @@
             </w:pPr>
             <w:r>
               <w:rPr>
-                <w:rFonts w:ascii="Arial" w:hAnsi="Arial" w:cs="Arial"/>
+                <w:rFonts w:ascii="IBM Plex Sans Arabic" w:hAnsi="IBM Plex Sans Arabic" w:cs="IBM Plex Sans Arabic"/>
                 <w:b/>
                 <w:color w:val="FFFFFF"/>
                 <w:rtl/>
@@ -1222,7 +1464,13 @@
         <w:tc>
           <w:tcPr>
             <w:tcW w:type="dxa" w:w="3120"/>
-            <w:shd w:val="clear" w:fill="1B3B6F"/>
+            <w:shd w:val="clear" w:fill="166534"/>
+            <w:tcMar>
+              <w:top w:w="100" w:type="dxa"/>
+              <w:bottom w:w="100" w:type="dxa"/>
+              <w:left w:w="120" w:type="dxa"/>
+              <w:right w:w="120" w:type="dxa"/>
+            </w:tcMar>
           </w:tcPr>
           <w:p>
             <w:pPr>
@@ -1231,7 +1479,7 @@
             </w:pPr>
             <w:r>
               <w:rPr>
-                <w:rFonts w:ascii="Arial" w:hAnsi="Arial" w:cs="Arial"/>
+                <w:rFonts w:ascii="IBM Plex Sans Arabic" w:hAnsi="IBM Plex Sans Arabic" w:cs="IBM Plex Sans Arabic"/>
                 <w:b/>
                 <w:color w:val="FFFFFF"/>
                 <w:rtl/>
@@ -1243,7 +1491,13 @@
         <w:tc>
           <w:tcPr>
             <w:tcW w:type="dxa" w:w="3120"/>
-            <w:shd w:val="clear" w:fill="1B3B6F"/>
+            <w:shd w:val="clear" w:fill="166534"/>
+            <w:tcMar>
+              <w:top w:w="100" w:type="dxa"/>
+              <w:bottom w:w="100" w:type="dxa"/>
+              <w:left w:w="120" w:type="dxa"/>
+              <w:right w:w="120" w:type="dxa"/>
+            </w:tcMar>
           </w:tcPr>
           <w:p>
             <w:pPr>
@@ -1252,7 +1506,7 @@
             </w:pPr>
             <w:r>
               <w:rPr>
-                <w:rFonts w:ascii="Arial" w:hAnsi="Arial" w:cs="Arial"/>
+                <w:rFonts w:ascii="IBM Plex Sans Arabic" w:hAnsi="IBM Plex Sans Arabic" w:cs="IBM Plex Sans Arabic"/>
                 <w:b/>
                 <w:color w:val="FFFFFF"/>
                 <w:rtl/>
@@ -1266,6 +1520,12 @@
         <w:tc>
           <w:tcPr>
             <w:tcW w:type="dxa" w:w="3120"/>
+            <w:tcMar>
+              <w:top w:w="100" w:type="dxa"/>
+              <w:bottom w:w="100" w:type="dxa"/>
+              <w:left w:w="120" w:type="dxa"/>
+              <w:right w:w="120" w:type="dxa"/>
+            </w:tcMar>
           </w:tcPr>
           <w:p>
             <w:pPr>
@@ -1274,7 +1534,7 @@
             </w:pPr>
             <w:r>
               <w:rPr>
-                <w:rFonts w:ascii="Arial" w:hAnsi="Arial" w:cs="Arial"/>
+                <w:rFonts w:ascii="IBM Plex Sans Arabic" w:hAnsi="IBM Plex Sans Arabic" w:cs="IBM Plex Sans Arabic"/>
                 <w:rtl/>
               </w:rPr>
               <w:t>سكان هولندا</w:t>
@@ -1284,6 +1544,12 @@
         <w:tc>
           <w:tcPr>
             <w:tcW w:type="dxa" w:w="3120"/>
+            <w:tcMar>
+              <w:top w:w="100" w:type="dxa"/>
+              <w:bottom w:w="100" w:type="dxa"/>
+              <w:left w:w="120" w:type="dxa"/>
+              <w:right w:w="120" w:type="dxa"/>
+            </w:tcMar>
           </w:tcPr>
           <w:p>
             <w:pPr>
@@ -1292,7 +1558,7 @@
             </w:pPr>
             <w:r>
               <w:rPr>
-                <w:rFonts w:ascii="Arial" w:hAnsi="Arial" w:cs="Arial"/>
+                <w:rFonts w:ascii="IBM Plex Sans Arabic" w:hAnsi="IBM Plex Sans Arabic" w:cs="IBM Plex Sans Arabic"/>
                 <w:rtl/>
               </w:rPr>
               <w:t>17,800,000</w:t>
@@ -1302,6 +1568,12 @@
         <w:tc>
           <w:tcPr>
             <w:tcW w:type="dxa" w:w="3120"/>
+            <w:tcMar>
+              <w:top w:w="100" w:type="dxa"/>
+              <w:bottom w:w="100" w:type="dxa"/>
+              <w:left w:w="120" w:type="dxa"/>
+              <w:right w:w="120" w:type="dxa"/>
+            </w:tcMar>
           </w:tcPr>
           <w:p>
             <w:pPr>
@@ -1310,7 +1582,7 @@
             </w:pPr>
             <w:r>
               <w:rPr>
-                <w:rFonts w:ascii="Arial" w:hAnsi="Arial" w:cs="Arial"/>
+                <w:rFonts w:ascii="IBM Plex Sans Arabic" w:hAnsi="IBM Plex Sans Arabic" w:cs="IBM Plex Sans Arabic"/>
                 <w:rtl/>
               </w:rPr>
               <w:t>World Bank</w:t>
@@ -1322,7 +1594,13 @@
         <w:tc>
           <w:tcPr>
             <w:tcW w:type="dxa" w:w="3120"/>
-            <w:shd w:val="clear" w:fill="F2F2F2"/>
+            <w:tcMar>
+              <w:top w:w="100" w:type="dxa"/>
+              <w:bottom w:w="100" w:type="dxa"/>
+              <w:left w:w="120" w:type="dxa"/>
+              <w:right w:w="120" w:type="dxa"/>
+            </w:tcMar>
+            <w:shd w:val="clear" w:fill="F2F7F3"/>
           </w:tcPr>
           <w:p>
             <w:pPr>
@@ -1331,7 +1609,7 @@
             </w:pPr>
             <w:r>
               <w:rPr>
-                <w:rFonts w:ascii="Arial" w:hAnsi="Arial" w:cs="Arial"/>
+                <w:rFonts w:ascii="IBM Plex Sans Arabic" w:hAnsi="IBM Plex Sans Arabic" w:cs="IBM Plex Sans Arabic"/>
                 <w:rtl/>
               </w:rPr>
               <w:t>نسبة الشريحة المسلمة</w:t>
@@ -1341,7 +1619,13 @@
         <w:tc>
           <w:tcPr>
             <w:tcW w:type="dxa" w:w="3120"/>
-            <w:shd w:val="clear" w:fill="F2F2F2"/>
+            <w:tcMar>
+              <w:top w:w="100" w:type="dxa"/>
+              <w:bottom w:w="100" w:type="dxa"/>
+              <w:left w:w="120" w:type="dxa"/>
+              <w:right w:w="120" w:type="dxa"/>
+            </w:tcMar>
+            <w:shd w:val="clear" w:fill="F2F7F3"/>
           </w:tcPr>
           <w:p>
             <w:pPr>
@@ -1350,7 +1634,7 @@
             </w:pPr>
             <w:r>
               <w:rPr>
-                <w:rFonts w:ascii="Arial" w:hAnsi="Arial" w:cs="Arial"/>
+                <w:rFonts w:ascii="IBM Plex Sans Arabic" w:hAnsi="IBM Plex Sans Arabic" w:cs="IBM Plex Sans Arabic"/>
                 <w:rtl/>
               </w:rPr>
               <w:t>5.6%</w:t>
@@ -1360,7 +1644,13 @@
         <w:tc>
           <w:tcPr>
             <w:tcW w:type="dxa" w:w="3120"/>
-            <w:shd w:val="clear" w:fill="F2F2F2"/>
+            <w:tcMar>
+              <w:top w:w="100" w:type="dxa"/>
+              <w:bottom w:w="100" w:type="dxa"/>
+              <w:left w:w="120" w:type="dxa"/>
+              <w:right w:w="120" w:type="dxa"/>
+            </w:tcMar>
+            <w:shd w:val="clear" w:fill="F2F7F3"/>
           </w:tcPr>
           <w:p>
             <w:pPr>
@@ -1369,7 +1659,7 @@
             </w:pPr>
             <w:r>
               <w:rPr>
-                <w:rFonts w:ascii="Arial" w:hAnsi="Arial" w:cs="Arial"/>
+                <w:rFonts w:ascii="IBM Plex Sans Arabic" w:hAnsi="IBM Plex Sans Arabic" w:cs="IBM Plex Sans Arabic"/>
                 <w:rtl/>
               </w:rPr>
               <w:t>مرجع الديموغرافيا</w:t>
@@ -1381,6 +1671,12 @@
         <w:tc>
           <w:tcPr>
             <w:tcW w:type="dxa" w:w="3120"/>
+            <w:tcMar>
+              <w:top w:w="100" w:type="dxa"/>
+              <w:bottom w:w="100" w:type="dxa"/>
+              <w:left w:w="120" w:type="dxa"/>
+              <w:right w:w="120" w:type="dxa"/>
+            </w:tcMar>
           </w:tcPr>
           <w:p>
             <w:pPr>
@@ -1389,7 +1685,7 @@
             </w:pPr>
             <w:r>
               <w:rPr>
-                <w:rFonts w:ascii="Arial" w:hAnsi="Arial" w:cs="Arial"/>
+                <w:rFonts w:ascii="IBM Plex Sans Arabic" w:hAnsi="IBM Plex Sans Arabic" w:cs="IBM Plex Sans Arabic"/>
                 <w:rtl/>
               </w:rPr>
               <w:t>حجم الشريحة الناتج</w:t>
@@ -1399,6 +1695,12 @@
         <w:tc>
           <w:tcPr>
             <w:tcW w:type="dxa" w:w="3120"/>
+            <w:tcMar>
+              <w:top w:w="100" w:type="dxa"/>
+              <w:bottom w:w="100" w:type="dxa"/>
+              <w:left w:w="120" w:type="dxa"/>
+              <w:right w:w="120" w:type="dxa"/>
+            </w:tcMar>
           </w:tcPr>
           <w:p>
             <w:pPr>
@@ -1407,7 +1709,7 @@
             </w:pPr>
             <w:r>
               <w:rPr>
-                <w:rFonts w:ascii="Arial" w:hAnsi="Arial" w:cs="Arial"/>
+                <w:rFonts w:ascii="IBM Plex Sans Arabic" w:hAnsi="IBM Plex Sans Arabic" w:cs="IBM Plex Sans Arabic"/>
                 <w:rtl/>
               </w:rPr>
               <w:t>1,000,000 نسمة</w:t>
@@ -1417,6 +1719,12 @@
         <w:tc>
           <w:tcPr>
             <w:tcW w:type="dxa" w:w="3120"/>
+            <w:tcMar>
+              <w:top w:w="100" w:type="dxa"/>
+              <w:bottom w:w="100" w:type="dxa"/>
+              <w:left w:w="120" w:type="dxa"/>
+              <w:right w:w="120" w:type="dxa"/>
+            </w:tcMar>
           </w:tcPr>
           <w:p>
             <w:pPr>
@@ -1425,7 +1733,7 @@
             </w:pPr>
             <w:r>
               <w:rPr>
-                <w:rFonts w:ascii="Arial" w:hAnsi="Arial" w:cs="Arial"/>
+                <w:rFonts w:ascii="IBM Plex Sans Arabic" w:hAnsi="IBM Plex Sans Arabic" w:cs="IBM Plex Sans Arabic"/>
                 <w:rtl/>
               </w:rPr>
               <w:t>حساب مشتق</w:t>
@@ -1441,7 +1749,7 @@
       </w:pPr>
       <w:r>
         <w:rPr>
-          <w:rFonts w:ascii="Arial" w:hAnsi="Arial" w:cs="Arial"/>
+          <w:rFonts w:ascii="IBM Plex Sans Arabic" w:hAnsi="IBM Plex Sans Arabic" w:cs="IBM Plex Sans Arabic"/>
           <w:rtl/>
         </w:rPr>
         <w:t>ويظهر اتجاه البحث على مدى خمس سنوات صاعداً بذروة موسمية واضحة حول رمضان</w:t>
@@ -1454,7 +1762,7 @@
       </w:pPr>
       <w:r>
         <w:rPr>
-          <w:rFonts w:ascii="Arial" w:hAnsi="Arial" w:cs="Arial"/>
+          <w:rFonts w:ascii="IBM Plex Sans Arabic" w:hAnsi="IBM Plex Sans Arabic" w:cs="IBM Plex Sans Arabic"/>
           <w:rtl/>
         </w:rPr>
         <w:t>(Google Trends). ومن ثمّ فإنّ الطلب موسميّ الطابع يتركّز في نافذة تسويقية</w:t>
@@ -1467,7 +1775,7 @@
       </w:pPr>
       <w:r>
         <w:rPr>
-          <w:rFonts w:ascii="Arial" w:hAnsi="Arial" w:cs="Arial"/>
+          <w:rFonts w:ascii="IBM Plex Sans Arabic" w:hAnsi="IBM Plex Sans Arabic" w:cs="IBM Plex Sans Arabic"/>
           <w:rtl/>
         </w:rPr>
         <w:t>محدّدة، وهو ما يرجّح توجيه الاستثمار التسويقي للقناة الحلال المتخصصة قبيل</w:t>
@@ -1480,7 +1788,7 @@
       </w:pPr>
       <w:r>
         <w:rPr>
-          <w:rFonts w:ascii="Arial" w:hAnsi="Arial" w:cs="Arial"/>
+          <w:rFonts w:ascii="IBM Plex Sans Arabic" w:hAnsi="IBM Plex Sans Arabic" w:cs="IBM Plex Sans Arabic"/>
           <w:rtl/>
         </w:rPr>
         <w:t>موسم رمضان تحديداً بدل حملة عامة ممتدّة.</w:t>
@@ -1494,7 +1802,7 @@
       </w:pPr>
       <w:r>
         <w:rPr>
-          <w:rFonts w:ascii="Arial" w:hAnsi="Arial" w:cs="Arial"/>
+          <w:rFonts w:ascii="IBM Plex Sans Arabic" w:hAnsi="IBM Plex Sans Arabic" w:cs="IBM Plex Sans Arabic"/>
           <w:rtl/>
         </w:rPr>
         <w:t>المنافسة والتسعير والهامش</w:t>
@@ -1508,7 +1816,7 @@
       </w:pPr>
       <w:r>
         <w:rPr>
-          <w:rFonts w:ascii="Arial" w:hAnsi="Arial" w:cs="Arial"/>
+          <w:rFonts w:ascii="IBM Plex Sans Arabic" w:hAnsi="IBM Plex Sans Arabic" w:cs="IBM Plex Sans Arabic"/>
           <w:rtl/>
         </w:rPr>
         <w:t>المنتجات المنافسة وأسعارها</w:t>
@@ -1521,7 +1829,7 @@
       </w:pPr>
       <w:r>
         <w:rPr>
-          <w:rFonts w:ascii="Arial" w:hAnsi="Arial" w:cs="Arial"/>
+          <w:rFonts w:ascii="IBM Plex Sans Arabic" w:hAnsi="IBM Plex Sans Arabic" w:cs="IBM Plex Sans Arabic"/>
           <w:rtl/>
         </w:rPr>
         <w:t>يعرض الجدول أدناه المنتجات المنافسة المرصودة في متاجر السوق نفسها، محسوبةً</w:t>
@@ -1534,7 +1842,7 @@
       </w:pPr>
       <w:r>
         <w:rPr>
-          <w:rFonts w:ascii="Arial" w:hAnsi="Arial" w:cs="Arial"/>
+          <w:rFonts w:ascii="IBM Plex Sans Arabic" w:hAnsi="IBM Plex Sans Arabic" w:cs="IBM Plex Sans Arabic"/>
           <w:rtl/>
         </w:rPr>
         <w:t>أسعارها بسعر الكيلوغرام الواحد بالدولار للمقارنة العادلة، مع متجرها وتاريخ</w:t>
@@ -1547,7 +1855,7 @@
       </w:pPr>
       <w:r>
         <w:rPr>
-          <w:rFonts w:ascii="Arial" w:hAnsi="Arial" w:cs="Arial"/>
+          <w:rFonts w:ascii="IBM Plex Sans Arabic" w:hAnsi="IBM Plex Sans Arabic" w:cs="IBM Plex Sans Arabic"/>
           <w:rtl/>
         </w:rPr>
         <w:t>رصدها ومستوى توثيقها:</w:t>
@@ -1559,6 +1867,14 @@
         <w:tblW w:type="auto" w:w="0"/>
         <w:tblLayout w:type="fixed"/>
         <w:tblLook w:firstColumn="1" w:firstRow="1" w:lastColumn="0" w:lastRow="0" w:noHBand="0" w:noVBand="1" w:val="04A0"/>
+        <w:tblBorders>
+          <w:top w:val="single" w:sz="4" w:space="0" w:color="BBBBBB"/>
+          <w:left w:val="single" w:sz="4" w:space="0" w:color="BBBBBB"/>
+          <w:bottom w:val="single" w:sz="4" w:space="0" w:color="BBBBBB"/>
+          <w:right w:val="single" w:sz="4" w:space="0" w:color="BBBBBB"/>
+          <w:insideH w:val="single" w:sz="4" w:space="0" w:color="BBBBBB"/>
+          <w:insideV w:val="single" w:sz="4" w:space="0" w:color="BBBBBB"/>
+        </w:tblBorders>
         <w:bidiVisual/>
       </w:tblPr>
       <w:tblGrid>
@@ -1574,7 +1890,13 @@
         <w:tc>
           <w:tcPr>
             <w:tcW w:type="dxa" w:w="1337"/>
-            <w:shd w:val="clear" w:fill="1B3B6F"/>
+            <w:shd w:val="clear" w:fill="166534"/>
+            <w:tcMar>
+              <w:top w:w="100" w:type="dxa"/>
+              <w:bottom w:w="100" w:type="dxa"/>
+              <w:left w:w="120" w:type="dxa"/>
+              <w:right w:w="120" w:type="dxa"/>
+            </w:tcMar>
           </w:tcPr>
           <w:p>
             <w:pPr>
@@ -1583,7 +1905,7 @@
             </w:pPr>
             <w:r>
               <w:rPr>
-                <w:rFonts w:ascii="Arial" w:hAnsi="Arial" w:cs="Arial"/>
+                <w:rFonts w:ascii="IBM Plex Sans Arabic" w:hAnsi="IBM Plex Sans Arabic" w:cs="IBM Plex Sans Arabic"/>
                 <w:b/>
                 <w:color w:val="FFFFFF"/>
                 <w:rtl/>
@@ -1595,7 +1917,13 @@
         <w:tc>
           <w:tcPr>
             <w:tcW w:type="dxa" w:w="1337"/>
-            <w:shd w:val="clear" w:fill="1B3B6F"/>
+            <w:shd w:val="clear" w:fill="166534"/>
+            <w:tcMar>
+              <w:top w:w="100" w:type="dxa"/>
+              <w:bottom w:w="100" w:type="dxa"/>
+              <w:left w:w="120" w:type="dxa"/>
+              <w:right w:w="120" w:type="dxa"/>
+            </w:tcMar>
           </w:tcPr>
           <w:p>
             <w:pPr>
@@ -1604,7 +1932,7 @@
             </w:pPr>
             <w:r>
               <w:rPr>
-                <w:rFonts w:ascii="Arial" w:hAnsi="Arial" w:cs="Arial"/>
+                <w:rFonts w:ascii="IBM Plex Sans Arabic" w:hAnsi="IBM Plex Sans Arabic" w:cs="IBM Plex Sans Arabic"/>
                 <w:b/>
                 <w:color w:val="FFFFFF"/>
                 <w:rtl/>
@@ -1616,7 +1944,13 @@
         <w:tc>
           <w:tcPr>
             <w:tcW w:type="dxa" w:w="1337"/>
-            <w:shd w:val="clear" w:fill="1B3B6F"/>
+            <w:shd w:val="clear" w:fill="166534"/>
+            <w:tcMar>
+              <w:top w:w="100" w:type="dxa"/>
+              <w:bottom w:w="100" w:type="dxa"/>
+              <w:left w:w="120" w:type="dxa"/>
+              <w:right w:w="120" w:type="dxa"/>
+            </w:tcMar>
           </w:tcPr>
           <w:p>
             <w:pPr>
@@ -1625,7 +1959,7 @@
             </w:pPr>
             <w:r>
               <w:rPr>
-                <w:rFonts w:ascii="Arial" w:hAnsi="Arial" w:cs="Arial"/>
+                <w:rFonts w:ascii="IBM Plex Sans Arabic" w:hAnsi="IBM Plex Sans Arabic" w:cs="IBM Plex Sans Arabic"/>
                 <w:b/>
                 <w:color w:val="FFFFFF"/>
                 <w:rtl/>
@@ -1637,7 +1971,13 @@
         <w:tc>
           <w:tcPr>
             <w:tcW w:type="dxa" w:w="1337"/>
-            <w:shd w:val="clear" w:fill="1B3B6F"/>
+            <w:shd w:val="clear" w:fill="166534"/>
+            <w:tcMar>
+              <w:top w:w="100" w:type="dxa"/>
+              <w:bottom w:w="100" w:type="dxa"/>
+              <w:left w:w="120" w:type="dxa"/>
+              <w:right w:w="120" w:type="dxa"/>
+            </w:tcMar>
           </w:tcPr>
           <w:p>
             <w:pPr>
@@ -1646,7 +1986,7 @@
             </w:pPr>
             <w:r>
               <w:rPr>
-                <w:rFonts w:ascii="Arial" w:hAnsi="Arial" w:cs="Arial"/>
+                <w:rFonts w:ascii="IBM Plex Sans Arabic" w:hAnsi="IBM Plex Sans Arabic" w:cs="IBM Plex Sans Arabic"/>
                 <w:b/>
                 <w:color w:val="FFFFFF"/>
                 <w:rtl/>
@@ -1658,7 +1998,13 @@
         <w:tc>
           <w:tcPr>
             <w:tcW w:type="dxa" w:w="1337"/>
-            <w:shd w:val="clear" w:fill="1B3B6F"/>
+            <w:shd w:val="clear" w:fill="166534"/>
+            <w:tcMar>
+              <w:top w:w="100" w:type="dxa"/>
+              <w:bottom w:w="100" w:type="dxa"/>
+              <w:left w:w="120" w:type="dxa"/>
+              <w:right w:w="120" w:type="dxa"/>
+            </w:tcMar>
           </w:tcPr>
           <w:p>
             <w:pPr>
@@ -1667,7 +2013,7 @@
             </w:pPr>
             <w:r>
               <w:rPr>
-                <w:rFonts w:ascii="Arial" w:hAnsi="Arial" w:cs="Arial"/>
+                <w:rFonts w:ascii="IBM Plex Sans Arabic" w:hAnsi="IBM Plex Sans Arabic" w:cs="IBM Plex Sans Arabic"/>
                 <w:b/>
                 <w:color w:val="FFFFFF"/>
                 <w:rtl/>
@@ -1679,7 +2025,13 @@
         <w:tc>
           <w:tcPr>
             <w:tcW w:type="dxa" w:w="1337"/>
-            <w:shd w:val="clear" w:fill="1B3B6F"/>
+            <w:shd w:val="clear" w:fill="166534"/>
+            <w:tcMar>
+              <w:top w:w="100" w:type="dxa"/>
+              <w:bottom w:w="100" w:type="dxa"/>
+              <w:left w:w="120" w:type="dxa"/>
+              <w:right w:w="120" w:type="dxa"/>
+            </w:tcMar>
           </w:tcPr>
           <w:p>
             <w:pPr>
@@ -1688,7 +2040,7 @@
             </w:pPr>
             <w:r>
               <w:rPr>
-                <w:rFonts w:ascii="Arial" w:hAnsi="Arial" w:cs="Arial"/>
+                <w:rFonts w:ascii="IBM Plex Sans Arabic" w:hAnsi="IBM Plex Sans Arabic" w:cs="IBM Plex Sans Arabic"/>
                 <w:b/>
                 <w:color w:val="FFFFFF"/>
                 <w:rtl/>
@@ -1700,7 +2052,13 @@
         <w:tc>
           <w:tcPr>
             <w:tcW w:type="dxa" w:w="1337"/>
-            <w:shd w:val="clear" w:fill="1B3B6F"/>
+            <w:shd w:val="clear" w:fill="166534"/>
+            <w:tcMar>
+              <w:top w:w="100" w:type="dxa"/>
+              <w:bottom w:w="100" w:type="dxa"/>
+              <w:left w:w="120" w:type="dxa"/>
+              <w:right w:w="120" w:type="dxa"/>
+            </w:tcMar>
           </w:tcPr>
           <w:p>
             <w:pPr>
@@ -1709,7 +2067,7 @@
             </w:pPr>
             <w:r>
               <w:rPr>
-                <w:rFonts w:ascii="Arial" w:hAnsi="Arial" w:cs="Arial"/>
+                <w:rFonts w:ascii="IBM Plex Sans Arabic" w:hAnsi="IBM Plex Sans Arabic" w:cs="IBM Plex Sans Arabic"/>
                 <w:b/>
                 <w:color w:val="FFFFFF"/>
                 <w:rtl/>
@@ -1723,6 +2081,12 @@
         <w:tc>
           <w:tcPr>
             <w:tcW w:type="dxa" w:w="1337"/>
+            <w:tcMar>
+              <w:top w:w="100" w:type="dxa"/>
+              <w:bottom w:w="100" w:type="dxa"/>
+              <w:left w:w="120" w:type="dxa"/>
+              <w:right w:w="120" w:type="dxa"/>
+            </w:tcMar>
           </w:tcPr>
           <w:p>
             <w:pPr>
@@ -1731,7 +2095,7 @@
             </w:pPr>
             <w:r>
               <w:rPr>
-                <w:rFonts w:ascii="Arial" w:hAnsi="Arial" w:cs="Arial"/>
+                <w:rFonts w:ascii="IBM Plex Sans Arabic" w:hAnsi="IBM Plex Sans Arabic" w:cs="IBM Plex Sans Arabic"/>
                 <w:rtl/>
               </w:rPr>
               <w:t>تمر دقلة نور اقتصادي</w:t>
@@ -1741,6 +2105,12 @@
         <w:tc>
           <w:tcPr>
             <w:tcW w:type="dxa" w:w="1337"/>
+            <w:tcMar>
+              <w:top w:w="100" w:type="dxa"/>
+              <w:bottom w:w="100" w:type="dxa"/>
+              <w:left w:w="120" w:type="dxa"/>
+              <w:right w:w="120" w:type="dxa"/>
+            </w:tcMar>
           </w:tcPr>
           <w:p>
             <w:pPr>
@@ -1749,7 +2119,7 @@
             </w:pPr>
             <w:r>
               <w:rPr>
-                <w:rFonts w:ascii="Arial" w:hAnsi="Arial" w:cs="Arial"/>
+                <w:rFonts w:ascii="IBM Plex Sans Arabic" w:hAnsi="IBM Plex Sans Arabic" w:cs="IBM Plex Sans Arabic"/>
                 <w:rtl/>
               </w:rPr>
               <w:t>تونس</w:t>
@@ -1759,6 +2129,12 @@
         <w:tc>
           <w:tcPr>
             <w:tcW w:type="dxa" w:w="1337"/>
+            <w:tcMar>
+              <w:top w:w="100" w:type="dxa"/>
+              <w:bottom w:w="100" w:type="dxa"/>
+              <w:left w:w="120" w:type="dxa"/>
+              <w:right w:w="120" w:type="dxa"/>
+            </w:tcMar>
           </w:tcPr>
           <w:p>
             <w:pPr>
@@ -1767,7 +2143,7 @@
             </w:pPr>
             <w:r>
               <w:rPr>
-                <w:rFonts w:ascii="Arial" w:hAnsi="Arial" w:cs="Arial"/>
+                <w:rFonts w:ascii="IBM Plex Sans Arabic" w:hAnsi="IBM Plex Sans Arabic" w:cs="IBM Plex Sans Arabic"/>
                 <w:rtl/>
               </w:rPr>
               <w:t>1كغ</w:t>
@@ -1777,6 +2153,12 @@
         <w:tc>
           <w:tcPr>
             <w:tcW w:type="dxa" w:w="1337"/>
+            <w:tcMar>
+              <w:top w:w="100" w:type="dxa"/>
+              <w:bottom w:w="100" w:type="dxa"/>
+              <w:left w:w="120" w:type="dxa"/>
+              <w:right w:w="120" w:type="dxa"/>
+            </w:tcMar>
           </w:tcPr>
           <w:p>
             <w:pPr>
@@ -1785,7 +2167,7 @@
             </w:pPr>
             <w:r>
               <w:rPr>
-                <w:rFonts w:ascii="Arial" w:hAnsi="Arial" w:cs="Arial"/>
+                <w:rFonts w:ascii="IBM Plex Sans Arabic" w:hAnsi="IBM Plex Sans Arabic" w:cs="IBM Plex Sans Arabic"/>
                 <w:rtl/>
               </w:rPr>
               <w:t>5.50€</w:t>
@@ -1795,6 +2177,12 @@
         <w:tc>
           <w:tcPr>
             <w:tcW w:type="dxa" w:w="1337"/>
+            <w:tcMar>
+              <w:top w:w="100" w:type="dxa"/>
+              <w:bottom w:w="100" w:type="dxa"/>
+              <w:left w:w="120" w:type="dxa"/>
+              <w:right w:w="120" w:type="dxa"/>
+            </w:tcMar>
           </w:tcPr>
           <w:p>
             <w:pPr>
@@ -1803,7 +2191,7 @@
             </w:pPr>
             <w:r>
               <w:rPr>
-                <w:rFonts w:ascii="Arial" w:hAnsi="Arial" w:cs="Arial"/>
+                <w:rFonts w:ascii="IBM Plex Sans Arabic" w:hAnsi="IBM Plex Sans Arabic" w:cs="IBM Plex Sans Arabic"/>
                 <w:rtl/>
               </w:rPr>
               <w:t>6.0$</w:t>
@@ -1813,6 +2201,12 @@
         <w:tc>
           <w:tcPr>
             <w:tcW w:type="dxa" w:w="1337"/>
+            <w:tcMar>
+              <w:top w:w="100" w:type="dxa"/>
+              <w:bottom w:w="100" w:type="dxa"/>
+              <w:left w:w="120" w:type="dxa"/>
+              <w:right w:w="120" w:type="dxa"/>
+            </w:tcMar>
           </w:tcPr>
           <w:p>
             <w:pPr>
@@ -1821,7 +2215,7 @@
             </w:pPr>
             <w:r>
               <w:rPr>
-                <w:rFonts w:ascii="Arial" w:hAnsi="Arial" w:cs="Arial"/>
+                <w:rFonts w:ascii="IBM Plex Sans Arabic" w:hAnsi="IBM Plex Sans Arabic" w:cs="IBM Plex Sans Arabic"/>
                 <w:rtl/>
               </w:rPr>
               <w:t>Albert Heijn · 2026-07</w:t>
@@ -1831,6 +2225,12 @@
         <w:tc>
           <w:tcPr>
             <w:tcW w:type="dxa" w:w="1337"/>
+            <w:tcMar>
+              <w:top w:w="100" w:type="dxa"/>
+              <w:bottom w:w="100" w:type="dxa"/>
+              <w:left w:w="120" w:type="dxa"/>
+              <w:right w:w="120" w:type="dxa"/>
+            </w:tcMar>
           </w:tcPr>
           <w:p>
             <w:pPr>
@@ -1839,7 +2239,7 @@
             </w:pPr>
             <w:r>
               <w:rPr>
-                <w:rFonts w:ascii="Arial" w:hAnsi="Arial" w:cs="Arial"/>
+                <w:rFonts w:ascii="IBM Plex Sans Arabic" w:hAnsi="IBM Plex Sans Arabic" w:cs="IBM Plex Sans Arabic"/>
                 <w:rtl/>
               </w:rPr>
               <w:t>✓</w:t>
@@ -1851,7 +2251,13 @@
         <w:tc>
           <w:tcPr>
             <w:tcW w:type="dxa" w:w="1337"/>
-            <w:shd w:val="clear" w:fill="F2F2F2"/>
+            <w:tcMar>
+              <w:top w:w="100" w:type="dxa"/>
+              <w:bottom w:w="100" w:type="dxa"/>
+              <w:left w:w="120" w:type="dxa"/>
+              <w:right w:w="120" w:type="dxa"/>
+            </w:tcMar>
+            <w:shd w:val="clear" w:fill="F2F7F3"/>
           </w:tcPr>
           <w:p>
             <w:pPr>
@@ -1860,7 +2266,7 @@
             </w:pPr>
             <w:r>
               <w:rPr>
-                <w:rFonts w:ascii="Arial" w:hAnsi="Arial" w:cs="Arial"/>
+                <w:rFonts w:ascii="IBM Plex Sans Arabic" w:hAnsi="IBM Plex Sans Arabic" w:cs="IBM Plex Sans Arabic"/>
                 <w:rtl/>
               </w:rPr>
               <w:t>تمر مجهول متوسط</w:t>
@@ -1870,7 +2276,13 @@
         <w:tc>
           <w:tcPr>
             <w:tcW w:type="dxa" w:w="1337"/>
-            <w:shd w:val="clear" w:fill="F2F2F2"/>
+            <w:tcMar>
+              <w:top w:w="100" w:type="dxa"/>
+              <w:bottom w:w="100" w:type="dxa"/>
+              <w:left w:w="120" w:type="dxa"/>
+              <w:right w:w="120" w:type="dxa"/>
+            </w:tcMar>
+            <w:shd w:val="clear" w:fill="F2F7F3"/>
           </w:tcPr>
           <w:p>
             <w:pPr>
@@ -1879,7 +2291,7 @@
             </w:pPr>
             <w:r>
               <w:rPr>
-                <w:rFonts w:ascii="Arial" w:hAnsi="Arial" w:cs="Arial"/>
+                <w:rFonts w:ascii="IBM Plex Sans Arabic" w:hAnsi="IBM Plex Sans Arabic" w:cs="IBM Plex Sans Arabic"/>
                 <w:rtl/>
               </w:rPr>
               <w:t>المغرب</w:t>
@@ -1889,7 +2301,13 @@
         <w:tc>
           <w:tcPr>
             <w:tcW w:type="dxa" w:w="1337"/>
-            <w:shd w:val="clear" w:fill="F2F2F2"/>
+            <w:tcMar>
+              <w:top w:w="100" w:type="dxa"/>
+              <w:bottom w:w="100" w:type="dxa"/>
+              <w:left w:w="120" w:type="dxa"/>
+              <w:right w:w="120" w:type="dxa"/>
+            </w:tcMar>
+            <w:shd w:val="clear" w:fill="F2F7F3"/>
           </w:tcPr>
           <w:p>
             <w:pPr>
@@ -1898,7 +2316,7 @@
             </w:pPr>
             <w:r>
               <w:rPr>
-                <w:rFonts w:ascii="Arial" w:hAnsi="Arial" w:cs="Arial"/>
+                <w:rFonts w:ascii="IBM Plex Sans Arabic" w:hAnsi="IBM Plex Sans Arabic" w:cs="IBM Plex Sans Arabic"/>
                 <w:rtl/>
               </w:rPr>
               <w:t>1كغ</w:t>
@@ -1908,7 +2326,13 @@
         <w:tc>
           <w:tcPr>
             <w:tcW w:type="dxa" w:w="1337"/>
-            <w:shd w:val="clear" w:fill="F2F2F2"/>
+            <w:tcMar>
+              <w:top w:w="100" w:type="dxa"/>
+              <w:bottom w:w="100" w:type="dxa"/>
+              <w:left w:w="120" w:type="dxa"/>
+              <w:right w:w="120" w:type="dxa"/>
+            </w:tcMar>
+            <w:shd w:val="clear" w:fill="F2F7F3"/>
           </w:tcPr>
           <w:p>
             <w:pPr>
@@ -1917,7 +2341,7 @@
             </w:pPr>
             <w:r>
               <w:rPr>
-                <w:rFonts w:ascii="Arial" w:hAnsi="Arial" w:cs="Arial"/>
+                <w:rFonts w:ascii="IBM Plex Sans Arabic" w:hAnsi="IBM Plex Sans Arabic" w:cs="IBM Plex Sans Arabic"/>
                 <w:rtl/>
               </w:rPr>
               <w:t>9.20€</w:t>
@@ -1927,7 +2351,13 @@
         <w:tc>
           <w:tcPr>
             <w:tcW w:type="dxa" w:w="1337"/>
-            <w:shd w:val="clear" w:fill="F2F2F2"/>
+            <w:tcMar>
+              <w:top w:w="100" w:type="dxa"/>
+              <w:bottom w:w="100" w:type="dxa"/>
+              <w:left w:w="120" w:type="dxa"/>
+              <w:right w:w="120" w:type="dxa"/>
+            </w:tcMar>
+            <w:shd w:val="clear" w:fill="F2F7F3"/>
           </w:tcPr>
           <w:p>
             <w:pPr>
@@ -1936,7 +2366,7 @@
             </w:pPr>
             <w:r>
               <w:rPr>
-                <w:rFonts w:ascii="Arial" w:hAnsi="Arial" w:cs="Arial"/>
+                <w:rFonts w:ascii="IBM Plex Sans Arabic" w:hAnsi="IBM Plex Sans Arabic" w:cs="IBM Plex Sans Arabic"/>
                 <w:rtl/>
               </w:rPr>
               <w:t>10.0$</w:t>
@@ -1946,7 +2376,13 @@
         <w:tc>
           <w:tcPr>
             <w:tcW w:type="dxa" w:w="1337"/>
-            <w:shd w:val="clear" w:fill="F2F2F2"/>
+            <w:tcMar>
+              <w:top w:w="100" w:type="dxa"/>
+              <w:bottom w:w="100" w:type="dxa"/>
+              <w:left w:w="120" w:type="dxa"/>
+              <w:right w:w="120" w:type="dxa"/>
+            </w:tcMar>
+            <w:shd w:val="clear" w:fill="F2F7F3"/>
           </w:tcPr>
           <w:p>
             <w:pPr>
@@ -1955,7 +2391,7 @@
             </w:pPr>
             <w:r>
               <w:rPr>
-                <w:rFonts w:ascii="Arial" w:hAnsi="Arial" w:cs="Arial"/>
+                <w:rFonts w:ascii="IBM Plex Sans Arabic" w:hAnsi="IBM Plex Sans Arabic" w:cs="IBM Plex Sans Arabic"/>
                 <w:rtl/>
               </w:rPr>
               <w:t>Jumbo · 2026-07</w:t>
@@ -1965,7 +2401,13 @@
         <w:tc>
           <w:tcPr>
             <w:tcW w:type="dxa" w:w="1337"/>
-            <w:shd w:val="clear" w:fill="F2F2F2"/>
+            <w:tcMar>
+              <w:top w:w="100" w:type="dxa"/>
+              <w:bottom w:w="100" w:type="dxa"/>
+              <w:left w:w="120" w:type="dxa"/>
+              <w:right w:w="120" w:type="dxa"/>
+            </w:tcMar>
+            <w:shd w:val="clear" w:fill="F2F7F3"/>
           </w:tcPr>
           <w:p>
             <w:pPr>
@@ -1974,7 +2416,7 @@
             </w:pPr>
             <w:r>
               <w:rPr>
-                <w:rFonts w:ascii="Arial" w:hAnsi="Arial" w:cs="Arial"/>
+                <w:rFonts w:ascii="IBM Plex Sans Arabic" w:hAnsi="IBM Plex Sans Arabic" w:cs="IBM Plex Sans Arabic"/>
                 <w:rtl/>
               </w:rPr>
               <w:t>✓</w:t>
@@ -1986,6 +2428,12 @@
         <w:tc>
           <w:tcPr>
             <w:tcW w:type="dxa" w:w="1337"/>
+            <w:tcMar>
+              <w:top w:w="100" w:type="dxa"/>
+              <w:bottom w:w="100" w:type="dxa"/>
+              <w:left w:w="120" w:type="dxa"/>
+              <w:right w:w="120" w:type="dxa"/>
+            </w:tcMar>
           </w:tcPr>
           <w:p>
             <w:pPr>
@@ -1994,7 +2442,7 @@
             </w:pPr>
             <w:r>
               <w:rPr>
-                <w:rFonts w:ascii="Arial" w:hAnsi="Arial" w:cs="Arial"/>
+                <w:rFonts w:ascii="IBM Plex Sans Arabic" w:hAnsi="IBM Plex Sans Arabic" w:cs="IBM Plex Sans Arabic"/>
                 <w:rtl/>
               </w:rPr>
               <w:t>تمر فاخر متخصص</w:t>
@@ -2004,6 +2452,12 @@
         <w:tc>
           <w:tcPr>
             <w:tcW w:type="dxa" w:w="1337"/>
+            <w:tcMar>
+              <w:top w:w="100" w:type="dxa"/>
+              <w:bottom w:w="100" w:type="dxa"/>
+              <w:left w:w="120" w:type="dxa"/>
+              <w:right w:w="120" w:type="dxa"/>
+            </w:tcMar>
           </w:tcPr>
           <w:p>
             <w:pPr>
@@ -2012,7 +2466,7 @@
             </w:pPr>
             <w:r>
               <w:rPr>
-                <w:rFonts w:ascii="Arial" w:hAnsi="Arial" w:cs="Arial"/>
+                <w:rFonts w:ascii="IBM Plex Sans Arabic" w:hAnsi="IBM Plex Sans Arabic" w:cs="IBM Plex Sans Arabic"/>
                 <w:rtl/>
               </w:rPr>
               <w:t>تونس</w:t>
@@ -2022,6 +2476,12 @@
         <w:tc>
           <w:tcPr>
             <w:tcW w:type="dxa" w:w="1337"/>
+            <w:tcMar>
+              <w:top w:w="100" w:type="dxa"/>
+              <w:bottom w:w="100" w:type="dxa"/>
+              <w:left w:w="120" w:type="dxa"/>
+              <w:right w:w="120" w:type="dxa"/>
+            </w:tcMar>
           </w:tcPr>
           <w:p>
             <w:pPr>
@@ -2030,7 +2490,7 @@
             </w:pPr>
             <w:r>
               <w:rPr>
-                <w:rFonts w:ascii="Arial" w:hAnsi="Arial" w:cs="Arial"/>
+                <w:rFonts w:ascii="IBM Plex Sans Arabic" w:hAnsi="IBM Plex Sans Arabic" w:cs="IBM Plex Sans Arabic"/>
                 <w:rtl/>
               </w:rPr>
               <w:t>500غ</w:t>
@@ -2040,6 +2500,12 @@
         <w:tc>
           <w:tcPr>
             <w:tcW w:type="dxa" w:w="1337"/>
+            <w:tcMar>
+              <w:top w:w="100" w:type="dxa"/>
+              <w:bottom w:w="100" w:type="dxa"/>
+              <w:left w:w="120" w:type="dxa"/>
+              <w:right w:w="120" w:type="dxa"/>
+            </w:tcMar>
           </w:tcPr>
           <w:p>
             <w:pPr>
@@ -2048,7 +2514,7 @@
             </w:pPr>
             <w:r>
               <w:rPr>
-                <w:rFonts w:ascii="Arial" w:hAnsi="Arial" w:cs="Arial"/>
+                <w:rFonts w:ascii="IBM Plex Sans Arabic" w:hAnsi="IBM Plex Sans Arabic" w:cs="IBM Plex Sans Arabic"/>
                 <w:rtl/>
               </w:rPr>
               <w:t>7.00€</w:t>
@@ -2058,6 +2524,12 @@
         <w:tc>
           <w:tcPr>
             <w:tcW w:type="dxa" w:w="1337"/>
+            <w:tcMar>
+              <w:top w:w="100" w:type="dxa"/>
+              <w:bottom w:w="100" w:type="dxa"/>
+              <w:left w:w="120" w:type="dxa"/>
+              <w:right w:w="120" w:type="dxa"/>
+            </w:tcMar>
           </w:tcPr>
           <w:p>
             <w:pPr>
@@ -2066,7 +2538,7 @@
             </w:pPr>
             <w:r>
               <w:rPr>
-                <w:rFonts w:ascii="Arial" w:hAnsi="Arial" w:cs="Arial"/>
+                <w:rFonts w:ascii="IBM Plex Sans Arabic" w:hAnsi="IBM Plex Sans Arabic" w:cs="IBM Plex Sans Arabic"/>
                 <w:rtl/>
               </w:rPr>
               <w:t>15.3$</w:t>
@@ -2076,6 +2548,12 @@
         <w:tc>
           <w:tcPr>
             <w:tcW w:type="dxa" w:w="1337"/>
+            <w:tcMar>
+              <w:top w:w="100" w:type="dxa"/>
+              <w:bottom w:w="100" w:type="dxa"/>
+              <w:left w:w="120" w:type="dxa"/>
+              <w:right w:w="120" w:type="dxa"/>
+            </w:tcMar>
           </w:tcPr>
           <w:p>
             <w:pPr>
@@ -2084,7 +2562,7 @@
             </w:pPr>
             <w:r>
               <w:rPr>
-                <w:rFonts w:ascii="Arial" w:hAnsi="Arial" w:cs="Arial"/>
+                <w:rFonts w:ascii="IBM Plex Sans Arabic" w:hAnsi="IBM Plex Sans Arabic" w:cs="IBM Plex Sans Arabic"/>
                 <w:rtl/>
               </w:rPr>
               <w:t>متجر حلال متخصص · 2026-07</w:t>
@@ -2094,6 +2572,12 @@
         <w:tc>
           <w:tcPr>
             <w:tcW w:type="dxa" w:w="1337"/>
+            <w:tcMar>
+              <w:top w:w="100" w:type="dxa"/>
+              <w:bottom w:w="100" w:type="dxa"/>
+              <w:left w:w="120" w:type="dxa"/>
+              <w:right w:w="120" w:type="dxa"/>
+            </w:tcMar>
           </w:tcPr>
           <w:p>
             <w:pPr>
@@ -2102,7 +2586,7 @@
             </w:pPr>
             <w:r>
               <w:rPr>
-                <w:rFonts w:ascii="Arial" w:hAnsi="Arial" w:cs="Arial"/>
+                <w:rFonts w:ascii="IBM Plex Sans Arabic" w:hAnsi="IBM Plex Sans Arabic" w:cs="IBM Plex Sans Arabic"/>
                 <w:rtl/>
               </w:rPr>
               <w:t>✓</w:t>
@@ -2114,7 +2598,13 @@
         <w:tc>
           <w:tcPr>
             <w:tcW w:type="dxa" w:w="1337"/>
-            <w:shd w:val="clear" w:fill="F2F2F2"/>
+            <w:tcMar>
+              <w:top w:w="100" w:type="dxa"/>
+              <w:bottom w:w="100" w:type="dxa"/>
+              <w:left w:w="120" w:type="dxa"/>
+              <w:right w:w="120" w:type="dxa"/>
+            </w:tcMar>
+            <w:shd w:val="clear" w:fill="F2F7F3"/>
           </w:tcPr>
           <w:p>
             <w:pPr>
@@ -2123,7 +2613,7 @@
             </w:pPr>
             <w:r>
               <w:rPr>
-                <w:rFonts w:ascii="Arial" w:hAnsi="Arial" w:cs="Arial"/>
+                <w:rFonts w:ascii="IBM Plex Sans Arabic" w:hAnsi="IBM Plex Sans Arabic" w:cs="IBM Plex Sans Arabic"/>
                 <w:rtl/>
               </w:rPr>
               <w:t>متوسط سعر الاستيراد الرسمي (UN Comtrade)</w:t>
@@ -2133,7 +2623,13 @@
         <w:tc>
           <w:tcPr>
             <w:tcW w:type="dxa" w:w="1337"/>
-            <w:shd w:val="clear" w:fill="F2F2F2"/>
+            <w:tcMar>
+              <w:top w:w="100" w:type="dxa"/>
+              <w:bottom w:w="100" w:type="dxa"/>
+              <w:left w:w="120" w:type="dxa"/>
+              <w:right w:w="120" w:type="dxa"/>
+            </w:tcMar>
+            <w:shd w:val="clear" w:fill="F2F7F3"/>
           </w:tcPr>
           <w:p>
             <w:pPr>
@@ -2142,7 +2638,7 @@
             </w:pPr>
             <w:r>
               <w:rPr>
-                <w:rFonts w:ascii="Arial" w:hAnsi="Arial" w:cs="Arial"/>
+                <w:rFonts w:ascii="IBM Plex Sans Arabic" w:hAnsi="IBM Plex Sans Arabic" w:cs="IBM Plex Sans Arabic"/>
                 <w:rtl/>
               </w:rPr>
               <w:t>مزيج شحنات</w:t>
@@ -2152,7 +2648,13 @@
         <w:tc>
           <w:tcPr>
             <w:tcW w:type="dxa" w:w="1337"/>
-            <w:shd w:val="clear" w:fill="F2F2F2"/>
+            <w:tcMar>
+              <w:top w:w="100" w:type="dxa"/>
+              <w:bottom w:w="100" w:type="dxa"/>
+              <w:left w:w="120" w:type="dxa"/>
+              <w:right w:w="120" w:type="dxa"/>
+            </w:tcMar>
+            <w:shd w:val="clear" w:fill="F2F7F3"/>
           </w:tcPr>
           <w:p>
             <w:pPr>
@@ -2161,7 +2663,7 @@
             </w:pPr>
             <w:r>
               <w:rPr>
-                <w:rFonts w:ascii="Arial" w:hAnsi="Arial" w:cs="Arial"/>
+                <w:rFonts w:ascii="IBM Plex Sans Arabic" w:hAnsi="IBM Plex Sans Arabic" w:cs="IBM Plex Sans Arabic"/>
                 <w:rtl/>
               </w:rPr>
               <w:t>—</w:t>
@@ -2171,7 +2673,13 @@
         <w:tc>
           <w:tcPr>
             <w:tcW w:type="dxa" w:w="1337"/>
-            <w:shd w:val="clear" w:fill="F2F2F2"/>
+            <w:tcMar>
+              <w:top w:w="100" w:type="dxa"/>
+              <w:bottom w:w="100" w:type="dxa"/>
+              <w:left w:w="120" w:type="dxa"/>
+              <w:right w:w="120" w:type="dxa"/>
+            </w:tcMar>
+            <w:shd w:val="clear" w:fill="F2F7F3"/>
           </w:tcPr>
           <w:p>
             <w:pPr>
@@ -2180,7 +2688,7 @@
             </w:pPr>
             <w:r>
               <w:rPr>
-                <w:rFonts w:ascii="Arial" w:hAnsi="Arial" w:cs="Arial"/>
+                <w:rFonts w:ascii="IBM Plex Sans Arabic" w:hAnsi="IBM Plex Sans Arabic" w:cs="IBM Plex Sans Arabic"/>
                 <w:rtl/>
               </w:rPr>
               <w:t>—</w:t>
@@ -2190,7 +2698,13 @@
         <w:tc>
           <w:tcPr>
             <w:tcW w:type="dxa" w:w="1337"/>
-            <w:shd w:val="clear" w:fill="F2F2F2"/>
+            <w:tcMar>
+              <w:top w:w="100" w:type="dxa"/>
+              <w:bottom w:w="100" w:type="dxa"/>
+              <w:left w:w="120" w:type="dxa"/>
+              <w:right w:w="120" w:type="dxa"/>
+            </w:tcMar>
+            <w:shd w:val="clear" w:fill="F2F7F3"/>
           </w:tcPr>
           <w:p>
             <w:pPr>
@@ -2199,7 +2713,7 @@
             </w:pPr>
             <w:r>
               <w:rPr>
-                <w:rFonts w:ascii="Arial" w:hAnsi="Arial" w:cs="Arial"/>
+                <w:rFonts w:ascii="IBM Plex Sans Arabic" w:hAnsi="IBM Plex Sans Arabic" w:cs="IBM Plex Sans Arabic"/>
                 <w:rtl/>
               </w:rPr>
               <w:t>4.2$</w:t>
@@ -2209,7 +2723,13 @@
         <w:tc>
           <w:tcPr>
             <w:tcW w:type="dxa" w:w="1337"/>
-            <w:shd w:val="clear" w:fill="F2F2F2"/>
+            <w:tcMar>
+              <w:top w:w="100" w:type="dxa"/>
+              <w:bottom w:w="100" w:type="dxa"/>
+              <w:left w:w="120" w:type="dxa"/>
+              <w:right w:w="120" w:type="dxa"/>
+            </w:tcMar>
+            <w:shd w:val="clear" w:fill="F2F7F3"/>
           </w:tcPr>
           <w:p>
             <w:pPr>
@@ -2218,7 +2738,7 @@
             </w:pPr>
             <w:r>
               <w:rPr>
-                <w:rFonts w:ascii="Arial" w:hAnsi="Arial" w:cs="Arial"/>
+                <w:rFonts w:ascii="IBM Plex Sans Arabic" w:hAnsi="IBM Plex Sans Arabic" w:cs="IBM Plex Sans Arabic"/>
                 <w:rtl/>
               </w:rPr>
               <w:t>UN Comtrade (متوسط)</w:t>
@@ -2228,7 +2748,13 @@
         <w:tc>
           <w:tcPr>
             <w:tcW w:type="dxa" w:w="1337"/>
-            <w:shd w:val="clear" w:fill="F2F2F2"/>
+            <w:tcMar>
+              <w:top w:w="100" w:type="dxa"/>
+              <w:bottom w:w="100" w:type="dxa"/>
+              <w:left w:w="120" w:type="dxa"/>
+              <w:right w:w="120" w:type="dxa"/>
+            </w:tcMar>
+            <w:shd w:val="clear" w:fill="F2F7F3"/>
           </w:tcPr>
           <w:p>
             <w:pPr>
@@ -2237,7 +2763,7 @@
             </w:pPr>
             <w:r>
               <w:rPr>
-                <w:rFonts w:ascii="Arial" w:hAnsi="Arial" w:cs="Arial"/>
+                <w:rFonts w:ascii="IBM Plex Sans Arabic" w:hAnsi="IBM Plex Sans Arabic" w:cs="IBM Plex Sans Arabic"/>
                 <w:rtl/>
               </w:rPr>
               <w:t>◐</w:t>
@@ -2253,7 +2779,7 @@
       </w:pPr>
       <w:r>
         <w:rPr>
-          <w:rFonts w:ascii="Arial" w:hAnsi="Arial" w:cs="Arial"/>
+          <w:rFonts w:ascii="IBM Plex Sans Arabic" w:hAnsi="IBM Plex Sans Arabic" w:cs="IBM Plex Sans Arabic"/>
           <w:rtl/>
         </w:rPr>
         <w:t>وتكشف هذه المنتجات أن القناة العامة تتركّز في نطاق 6-10 دولار للكيلوغرام،</w:t>
@@ -2266,7 +2792,7 @@
       </w:pPr>
       <w:r>
         <w:rPr>
-          <w:rFonts w:ascii="Arial" w:hAnsi="Arial" w:cs="Arial"/>
+          <w:rFonts w:ascii="IBM Plex Sans Arabic" w:hAnsi="IBM Plex Sans Arabic" w:cs="IBM Plex Sans Arabic"/>
           <w:rtl/>
         </w:rPr>
         <w:t>بينما تحتفظ القناة المتخصصة بهامش سعري أعلى — وهو ما يؤطّر قرار التموضع</w:t>
@@ -2279,7 +2805,7 @@
       </w:pPr>
       <w:r>
         <w:rPr>
-          <w:rFonts w:ascii="Arial" w:hAnsi="Arial" w:cs="Arial"/>
+          <w:rFonts w:ascii="IBM Plex Sans Arabic" w:hAnsi="IBM Plex Sans Arabic" w:cs="IBM Plex Sans Arabic"/>
           <w:rtl/>
         </w:rPr>
         <w:t>لاحقاً.</w:t>
@@ -2292,7 +2818,7 @@
       </w:pPr>
       <w:r>
         <w:rPr>
-          <w:rFonts w:ascii="Arial" w:hAnsi="Arial" w:cs="Arial"/>
+          <w:rFonts w:ascii="IBM Plex Sans Arabic" w:hAnsi="IBM Plex Sans Arabic" w:cs="IBM Plex Sans Arabic"/>
           <w:rtl/>
         </w:rPr>
         <w:t>ويبلغ مؤشر تركّز المورّدين HHI نحو 2100 (نطاق معتدل، لا مورّد مهيمناً) وفق</w:t>
@@ -2305,7 +2831,7 @@
       </w:pPr>
       <w:r>
         <w:rPr>
-          <w:rFonts w:ascii="Arial" w:hAnsi="Arial" w:cs="Arial"/>
+          <w:rFonts w:ascii="IBM Plex Sans Arabic" w:hAnsi="IBM Plex Sans Arabic" w:cs="IBM Plex Sans Arabic"/>
           <w:rtl/>
         </w:rPr>
         <w:t>السجلّات الرسمية، بالتوزيع التالي:</w:t>
@@ -2317,6 +2843,14 @@
         <w:tblW w:type="auto" w:w="0"/>
         <w:tblLayout w:type="fixed"/>
         <w:tblLook w:firstColumn="1" w:firstRow="1" w:lastColumn="0" w:lastRow="0" w:noHBand="0" w:noVBand="1" w:val="04A0"/>
+        <w:tblBorders>
+          <w:top w:val="single" w:sz="4" w:space="0" w:color="BBBBBB"/>
+          <w:left w:val="single" w:sz="4" w:space="0" w:color="BBBBBB"/>
+          <w:bottom w:val="single" w:sz="4" w:space="0" w:color="BBBBBB"/>
+          <w:right w:val="single" w:sz="4" w:space="0" w:color="BBBBBB"/>
+          <w:insideH w:val="single" w:sz="4" w:space="0" w:color="BBBBBB"/>
+          <w:insideV w:val="single" w:sz="4" w:space="0" w:color="BBBBBB"/>
+        </w:tblBorders>
         <w:bidiVisual/>
       </w:tblPr>
       <w:tblGrid>
@@ -2327,7 +2861,13 @@
         <w:tc>
           <w:tcPr>
             <w:tcW w:type="dxa" w:w="4680"/>
-            <w:shd w:val="clear" w:fill="1B3B6F"/>
+            <w:shd w:val="clear" w:fill="166534"/>
+            <w:tcMar>
+              <w:top w:w="100" w:type="dxa"/>
+              <w:bottom w:w="100" w:type="dxa"/>
+              <w:left w:w="120" w:type="dxa"/>
+              <w:right w:w="120" w:type="dxa"/>
+            </w:tcMar>
           </w:tcPr>
           <w:p>
             <w:pPr>
@@ -2336,7 +2876,7 @@
             </w:pPr>
             <w:r>
               <w:rPr>
-                <w:rFonts w:ascii="Arial" w:hAnsi="Arial" w:cs="Arial"/>
+                <w:rFonts w:ascii="IBM Plex Sans Arabic" w:hAnsi="IBM Plex Sans Arabic" w:cs="IBM Plex Sans Arabic"/>
                 <w:b/>
                 <w:color w:val="FFFFFF"/>
                 <w:rtl/>
@@ -2348,7 +2888,13 @@
         <w:tc>
           <w:tcPr>
             <w:tcW w:type="dxa" w:w="4680"/>
-            <w:shd w:val="clear" w:fill="1B3B6F"/>
+            <w:shd w:val="clear" w:fill="166534"/>
+            <w:tcMar>
+              <w:top w:w="100" w:type="dxa"/>
+              <w:bottom w:w="100" w:type="dxa"/>
+              <w:left w:w="120" w:type="dxa"/>
+              <w:right w:w="120" w:type="dxa"/>
+            </w:tcMar>
           </w:tcPr>
           <w:p>
             <w:pPr>
@@ -2357,7 +2903,7 @@
             </w:pPr>
             <w:r>
               <w:rPr>
-                <w:rFonts w:ascii="Arial" w:hAnsi="Arial" w:cs="Arial"/>
+                <w:rFonts w:ascii="IBM Plex Sans Arabic" w:hAnsi="IBM Plex Sans Arabic" w:cs="IBM Plex Sans Arabic"/>
                 <w:b/>
                 <w:color w:val="FFFFFF"/>
                 <w:rtl/>
@@ -2371,6 +2917,12 @@
         <w:tc>
           <w:tcPr>
             <w:tcW w:type="dxa" w:w="4680"/>
+            <w:tcMar>
+              <w:top w:w="100" w:type="dxa"/>
+              <w:bottom w:w="100" w:type="dxa"/>
+              <w:left w:w="120" w:type="dxa"/>
+              <w:right w:w="120" w:type="dxa"/>
+            </w:tcMar>
           </w:tcPr>
           <w:p>
             <w:pPr>
@@ -2379,7 +2931,7 @@
             </w:pPr>
             <w:r>
               <w:rPr>
-                <w:rFonts w:ascii="Arial" w:hAnsi="Arial" w:cs="Arial"/>
+                <w:rFonts w:ascii="IBM Plex Sans Arabic" w:hAnsi="IBM Plex Sans Arabic" w:cs="IBM Plex Sans Arabic"/>
                 <w:rtl/>
               </w:rPr>
               <w:t>تونس</w:t>
@@ -2389,6 +2941,12 @@
         <w:tc>
           <w:tcPr>
             <w:tcW w:type="dxa" w:w="4680"/>
+            <w:tcMar>
+              <w:top w:w="100" w:type="dxa"/>
+              <w:bottom w:w="100" w:type="dxa"/>
+              <w:left w:w="120" w:type="dxa"/>
+              <w:right w:w="120" w:type="dxa"/>
+            </w:tcMar>
           </w:tcPr>
           <w:p>
             <w:pPr>
@@ -2397,7 +2955,7 @@
             </w:pPr>
             <w:r>
               <w:rPr>
-                <w:rFonts w:ascii="Arial" w:hAnsi="Arial" w:cs="Arial"/>
+                <w:rFonts w:ascii="IBM Plex Sans Arabic" w:hAnsi="IBM Plex Sans Arabic" w:cs="IBM Plex Sans Arabic"/>
                 <w:rtl/>
               </w:rPr>
               <w:t>31%</w:t>
@@ -2409,7 +2967,13 @@
         <w:tc>
           <w:tcPr>
             <w:tcW w:type="dxa" w:w="4680"/>
-            <w:shd w:val="clear" w:fill="F2F2F2"/>
+            <w:tcMar>
+              <w:top w:w="100" w:type="dxa"/>
+              <w:bottom w:w="100" w:type="dxa"/>
+              <w:left w:w="120" w:type="dxa"/>
+              <w:right w:w="120" w:type="dxa"/>
+            </w:tcMar>
+            <w:shd w:val="clear" w:fill="F2F7F3"/>
           </w:tcPr>
           <w:p>
             <w:pPr>
@@ -2418,7 +2982,7 @@
             </w:pPr>
             <w:r>
               <w:rPr>
-                <w:rFonts w:ascii="Arial" w:hAnsi="Arial" w:cs="Arial"/>
+                <w:rFonts w:ascii="IBM Plex Sans Arabic" w:hAnsi="IBM Plex Sans Arabic" w:cs="IBM Plex Sans Arabic"/>
                 <w:rtl/>
               </w:rPr>
               <w:t>المغرب</w:t>
@@ -2428,7 +2992,13 @@
         <w:tc>
           <w:tcPr>
             <w:tcW w:type="dxa" w:w="4680"/>
-            <w:shd w:val="clear" w:fill="F2F2F2"/>
+            <w:tcMar>
+              <w:top w:w="100" w:type="dxa"/>
+              <w:bottom w:w="100" w:type="dxa"/>
+              <w:left w:w="120" w:type="dxa"/>
+              <w:right w:w="120" w:type="dxa"/>
+            </w:tcMar>
+            <w:shd w:val="clear" w:fill="F2F7F3"/>
           </w:tcPr>
           <w:p>
             <w:pPr>
@@ -2437,7 +3007,7 @@
             </w:pPr>
             <w:r>
               <w:rPr>
-                <w:rFonts w:ascii="Arial" w:hAnsi="Arial" w:cs="Arial"/>
+                <w:rFonts w:ascii="IBM Plex Sans Arabic" w:hAnsi="IBM Plex Sans Arabic" w:cs="IBM Plex Sans Arabic"/>
                 <w:rtl/>
               </w:rPr>
               <w:t>19%</w:t>
@@ -2449,6 +3019,12 @@
         <w:tc>
           <w:tcPr>
             <w:tcW w:type="dxa" w:w="4680"/>
+            <w:tcMar>
+              <w:top w:w="100" w:type="dxa"/>
+              <w:bottom w:w="100" w:type="dxa"/>
+              <w:left w:w="120" w:type="dxa"/>
+              <w:right w:w="120" w:type="dxa"/>
+            </w:tcMar>
           </w:tcPr>
           <w:p>
             <w:pPr>
@@ -2457,7 +3033,7 @@
             </w:pPr>
             <w:r>
               <w:rPr>
-                <w:rFonts w:ascii="Arial" w:hAnsi="Arial" w:cs="Arial"/>
+                <w:rFonts w:ascii="IBM Plex Sans Arabic" w:hAnsi="IBM Plex Sans Arabic" w:cs="IBM Plex Sans Arabic"/>
                 <w:rtl/>
               </w:rPr>
               <w:t>الجزائر</w:t>
@@ -2467,6 +3043,12 @@
         <w:tc>
           <w:tcPr>
             <w:tcW w:type="dxa" w:w="4680"/>
+            <w:tcMar>
+              <w:top w:w="100" w:type="dxa"/>
+              <w:bottom w:w="100" w:type="dxa"/>
+              <w:left w:w="120" w:type="dxa"/>
+              <w:right w:w="120" w:type="dxa"/>
+            </w:tcMar>
           </w:tcPr>
           <w:p>
             <w:pPr>
@@ -2475,7 +3057,7 @@
             </w:pPr>
             <w:r>
               <w:rPr>
-                <w:rFonts w:ascii="Arial" w:hAnsi="Arial" w:cs="Arial"/>
+                <w:rFonts w:ascii="IBM Plex Sans Arabic" w:hAnsi="IBM Plex Sans Arabic" w:cs="IBM Plex Sans Arabic"/>
                 <w:rtl/>
               </w:rPr>
               <w:t>14%</w:t>
@@ -2487,7 +3069,13 @@
         <w:tc>
           <w:tcPr>
             <w:tcW w:type="dxa" w:w="4680"/>
-            <w:shd w:val="clear" w:fill="F2F2F2"/>
+            <w:tcMar>
+              <w:top w:w="100" w:type="dxa"/>
+              <w:bottom w:w="100" w:type="dxa"/>
+              <w:left w:w="120" w:type="dxa"/>
+              <w:right w:w="120" w:type="dxa"/>
+            </w:tcMar>
+            <w:shd w:val="clear" w:fill="F2F7F3"/>
           </w:tcPr>
           <w:p>
             <w:pPr>
@@ -2496,7 +3084,7 @@
             </w:pPr>
             <w:r>
               <w:rPr>
-                <w:rFonts w:ascii="Arial" w:hAnsi="Arial" w:cs="Arial"/>
+                <w:rFonts w:ascii="IBM Plex Sans Arabic" w:hAnsi="IBM Plex Sans Arabic" w:cs="IBM Plex Sans Arabic"/>
                 <w:rtl/>
               </w:rPr>
               <w:t>باقي المورّدين</w:t>
@@ -2506,7 +3094,13 @@
         <w:tc>
           <w:tcPr>
             <w:tcW w:type="dxa" w:w="4680"/>
-            <w:shd w:val="clear" w:fill="F2F2F2"/>
+            <w:tcMar>
+              <w:top w:w="100" w:type="dxa"/>
+              <w:bottom w:w="100" w:type="dxa"/>
+              <w:left w:w="120" w:type="dxa"/>
+              <w:right w:w="120" w:type="dxa"/>
+            </w:tcMar>
+            <w:shd w:val="clear" w:fill="F2F7F3"/>
           </w:tcPr>
           <w:p>
             <w:pPr>
@@ -2515,7 +3109,7 @@
             </w:pPr>
             <w:r>
               <w:rPr>
-                <w:rFonts w:ascii="Arial" w:hAnsi="Arial" w:cs="Arial"/>
+                <w:rFonts w:ascii="IBM Plex Sans Arabic" w:hAnsi="IBM Plex Sans Arabic" w:cs="IBM Plex Sans Arabic"/>
                 <w:rtl/>
               </w:rPr>
               <w:t>36%</w:t>
@@ -2531,7 +3125,7 @@
       </w:pPr>
       <w:r>
         <w:rPr>
-          <w:rFonts w:ascii="Arial" w:hAnsi="Arial" w:cs="Arial"/>
+          <w:rFonts w:ascii="IBM Plex Sans Arabic" w:hAnsi="IBM Plex Sans Arabic" w:cs="IBM Plex Sans Arabic"/>
           <w:rtl/>
         </w:rPr>
         <w:t>وباحتساب الهامش، فإنّ سعر تصدير قدره 9.0$/كغم مضافاً إليه شحن 0.80$/كغم</w:t>
@@ -2544,7 +3138,7 @@
       </w:pPr>
       <w:r>
         <w:rPr>
-          <w:rFonts w:ascii="Arial" w:hAnsi="Arial" w:cs="Arial"/>
+          <w:rFonts w:ascii="IBM Plex Sans Arabic" w:hAnsi="IBM Plex Sans Arabic" w:cs="IBM Plex Sans Arabic"/>
           <w:rtl/>
         </w:rPr>
         <w:t>وتعريفة صفرية يعطي تكلفةً واصلةً قدرها 9.8$/كغم ≈ 9.1 يورو/كغم — أي عند حافة</w:t>
@@ -2557,7 +3151,7 @@
       </w:pPr>
       <w:r>
         <w:rPr>
-          <w:rFonts w:ascii="Arial" w:hAnsi="Arial" w:cs="Arial"/>
+          <w:rFonts w:ascii="IBM Plex Sans Arabic" w:hAnsi="IBM Plex Sans Arabic" w:cs="IBM Plex Sans Arabic"/>
           <w:rtl/>
         </w:rPr>
         <w:t>الطبقة المتوسطة، بهامش موجب فقط عند استهداف القناة المتخصصة لا السوبرماركت</w:t>
@@ -2570,7 +3164,7 @@
       </w:pPr>
       <w:r>
         <w:rPr>
-          <w:rFonts w:ascii="Arial" w:hAnsi="Arial" w:cs="Arial"/>
+          <w:rFonts w:ascii="IBM Plex Sans Arabic" w:hAnsi="IBM Plex Sans Arabic" w:cs="IBM Plex Sans Arabic"/>
           <w:rtl/>
         </w:rPr>
         <w:t>العام. وعليه فإنّ الخطوة المنطقية أمامكم استهدافُ القناة المتخصصة والمتاجر</w:t>
@@ -2583,7 +3177,7 @@
       </w:pPr>
       <w:r>
         <w:rPr>
-          <w:rFonts w:ascii="Arial" w:hAnsi="Arial" w:cs="Arial"/>
+          <w:rFonts w:ascii="IBM Plex Sans Arabic" w:hAnsi="IBM Plex Sans Arabic" w:cs="IBM Plex Sans Arabic"/>
           <w:rtl/>
         </w:rPr>
         <w:t>الحلال أولاً، حيث يبقى الهامش قابلاً للدفاع عنه. ومن حيث الموقع السعري، يقع</w:t>
@@ -2596,7 +3190,7 @@
       </w:pPr>
       <w:r>
         <w:rPr>
-          <w:rFonts w:ascii="Arial" w:hAnsi="Arial" w:cs="Arial"/>
+          <w:rFonts w:ascii="IBM Plex Sans Arabic" w:hAnsi="IBM Plex Sans Arabic" w:cs="IBM Plex Sans Arabic"/>
           <w:rtl/>
         </w:rPr>
         <w:t>سعرك المستهدف (9.0$/كغم) ضمن أسعار المنافسين المرصودة عند الشريحة العليا —</w:t>
@@ -2609,7 +3203,7 @@
       </w:pPr>
       <w:r>
         <w:rPr>
-          <w:rFonts w:ascii="Arial" w:hAnsi="Arial" w:cs="Arial"/>
+          <w:rFonts w:ascii="IBM Plex Sans Arabic" w:hAnsi="IBM Plex Sans Arabic" w:cs="IBM Plex Sans Arabic"/>
           <w:rtl/>
         </w:rPr>
         <w:t>أعلى من الطبقة الاقتصادية (6.0$) وداخل نطاق المتوسطة (10.0$)، أي نحو المئين</w:t>
@@ -2622,7 +3216,7 @@
       </w:pPr>
       <w:r>
         <w:rPr>
-          <w:rFonts w:ascii="Arial" w:hAnsi="Arial" w:cs="Arial"/>
+          <w:rFonts w:ascii="IBM Plex Sans Arabic" w:hAnsi="IBM Plex Sans Arabic" w:cs="IBM Plex Sans Arabic"/>
           <w:rtl/>
         </w:rPr>
         <w:t>السبعين، وهو تموضع يرجّح التمييز النوعي لا المنافسة على السعر وحده.</w:t>
@@ -2636,7 +3230,7 @@
       </w:pPr>
       <w:r>
         <w:rPr>
-          <w:rFonts w:ascii="Arial" w:hAnsi="Arial" w:cs="Arial"/>
+          <w:rFonts w:ascii="IBM Plex Sans Arabic" w:hAnsi="IBM Plex Sans Arabic" w:cs="IBM Plex Sans Arabic"/>
           <w:rtl/>
         </w:rPr>
         <w:t>مسار الدخول والمتطلبات</w:t>
@@ -2649,7 +3243,7 @@
       </w:pPr>
       <w:r>
         <w:rPr>
-          <w:rFonts w:ascii="Arial" w:hAnsi="Arial" w:cs="Arial"/>
+          <w:rFonts w:ascii="IBM Plex Sans Arabic" w:hAnsi="IBM Plex Sans Arabic" w:cs="IBM Plex Sans Arabic"/>
           <w:rtl/>
         </w:rPr>
         <w:t>بوصف التمور منتجاً غذائياً، تتركّز اشتراطاته على سلامة الغذاء وحدود</w:t>
@@ -2662,7 +3256,7 @@
       </w:pPr>
       <w:r>
         <w:rPr>
-          <w:rFonts w:ascii="Arial" w:hAnsi="Arial" w:cs="Arial"/>
+          <w:rFonts w:ascii="IBM Plex Sans Arabic" w:hAnsi="IBM Plex Sans Arabic" w:cs="IBM Plex Sans Arabic"/>
           <w:rtl/>
         </w:rPr>
         <w:t>الملوّثات وشهادات الجودة. وتنتظم هذه الاشتراطات في ثلاث طبقات:</w:t>
@@ -2675,7 +3269,7 @@
       </w:pPr>
       <w:r>
         <w:rPr>
-          <w:rFonts w:ascii="Arial" w:hAnsi="Arial" w:cs="Arial"/>
+          <w:rFonts w:ascii="IBM Plex Sans Arabic" w:hAnsi="IBM Plex Sans Arabic" w:cs="IBM Plex Sans Arabic"/>
           <w:rtl/>
         </w:rPr>
         <w:t>اشتراطات إلزامية (بوابة أهلية، لا دخول بدونها):</w:t>
@@ -2687,6 +3281,14 @@
         <w:tblW w:type="auto" w:w="0"/>
         <w:tblLayout w:type="fixed"/>
         <w:tblLook w:firstColumn="1" w:firstRow="1" w:lastColumn="0" w:lastRow="0" w:noHBand="0" w:noVBand="1" w:val="04A0"/>
+        <w:tblBorders>
+          <w:top w:val="single" w:sz="4" w:space="0" w:color="BBBBBB"/>
+          <w:left w:val="single" w:sz="4" w:space="0" w:color="BBBBBB"/>
+          <w:bottom w:val="single" w:sz="4" w:space="0" w:color="BBBBBB"/>
+          <w:right w:val="single" w:sz="4" w:space="0" w:color="BBBBBB"/>
+          <w:insideH w:val="single" w:sz="4" w:space="0" w:color="BBBBBB"/>
+          <w:insideV w:val="single" w:sz="4" w:space="0" w:color="BBBBBB"/>
+        </w:tblBorders>
         <w:bidiVisual/>
       </w:tblPr>
       <w:tblGrid>
@@ -2698,7 +3300,13 @@
         <w:tc>
           <w:tcPr>
             <w:tcW w:type="dxa" w:w="3120"/>
-            <w:shd w:val="clear" w:fill="1B3B6F"/>
+            <w:shd w:val="clear" w:fill="166534"/>
+            <w:tcMar>
+              <w:top w:w="100" w:type="dxa"/>
+              <w:bottom w:w="100" w:type="dxa"/>
+              <w:left w:w="120" w:type="dxa"/>
+              <w:right w:w="120" w:type="dxa"/>
+            </w:tcMar>
           </w:tcPr>
           <w:p>
             <w:pPr>
@@ -2707,7 +3315,7 @@
             </w:pPr>
             <w:r>
               <w:rPr>
-                <w:rFonts w:ascii="Arial" w:hAnsi="Arial" w:cs="Arial"/>
+                <w:rFonts w:ascii="IBM Plex Sans Arabic" w:hAnsi="IBM Plex Sans Arabic" w:cs="IBM Plex Sans Arabic"/>
                 <w:b/>
                 <w:color w:val="FFFFFF"/>
                 <w:rtl/>
@@ -2719,7 +3327,13 @@
         <w:tc>
           <w:tcPr>
             <w:tcW w:type="dxa" w:w="3120"/>
-            <w:shd w:val="clear" w:fill="1B3B6F"/>
+            <w:shd w:val="clear" w:fill="166534"/>
+            <w:tcMar>
+              <w:top w:w="100" w:type="dxa"/>
+              <w:bottom w:w="100" w:type="dxa"/>
+              <w:left w:w="120" w:type="dxa"/>
+              <w:right w:w="120" w:type="dxa"/>
+            </w:tcMar>
           </w:tcPr>
           <w:p>
             <w:pPr>
@@ -2728,7 +3342,7 @@
             </w:pPr>
             <w:r>
               <w:rPr>
-                <w:rFonts w:ascii="Arial" w:hAnsi="Arial" w:cs="Arial"/>
+                <w:rFonts w:ascii="IBM Plex Sans Arabic" w:hAnsi="IBM Plex Sans Arabic" w:cs="IBM Plex Sans Arabic"/>
                 <w:b/>
                 <w:color w:val="FFFFFF"/>
                 <w:rtl/>
@@ -2740,7 +3354,13 @@
         <w:tc>
           <w:tcPr>
             <w:tcW w:type="dxa" w:w="3120"/>
-            <w:shd w:val="clear" w:fill="1B3B6F"/>
+            <w:shd w:val="clear" w:fill="166534"/>
+            <w:tcMar>
+              <w:top w:w="100" w:type="dxa"/>
+              <w:bottom w:w="100" w:type="dxa"/>
+              <w:left w:w="120" w:type="dxa"/>
+              <w:right w:w="120" w:type="dxa"/>
+            </w:tcMar>
           </w:tcPr>
           <w:p>
             <w:pPr>
@@ -2749,7 +3369,7 @@
             </w:pPr>
             <w:r>
               <w:rPr>
-                <w:rFonts w:ascii="Arial" w:hAnsi="Arial" w:cs="Arial"/>
+                <w:rFonts w:ascii="IBM Plex Sans Arabic" w:hAnsi="IBM Plex Sans Arabic" w:cs="IBM Plex Sans Arabic"/>
                 <w:b/>
                 <w:color w:val="FFFFFF"/>
                 <w:rtl/>
@@ -2763,6 +3383,12 @@
         <w:tc>
           <w:tcPr>
             <w:tcW w:type="dxa" w:w="3120"/>
+            <w:tcMar>
+              <w:top w:w="100" w:type="dxa"/>
+              <w:bottom w:w="100" w:type="dxa"/>
+              <w:left w:w="120" w:type="dxa"/>
+              <w:right w:w="120" w:type="dxa"/>
+            </w:tcMar>
           </w:tcPr>
           <w:p>
             <w:pPr>
@@ -2771,7 +3397,7 @@
             </w:pPr>
             <w:r>
               <w:rPr>
-                <w:rFonts w:ascii="Arial" w:hAnsi="Arial" w:cs="Arial"/>
+                <w:rFonts w:ascii="IBM Plex Sans Arabic" w:hAnsi="IBM Plex Sans Arabic" w:cs="IBM Plex Sans Arabic"/>
                 <w:rtl/>
               </w:rPr>
               <w:t>تسجيل منشأة معتمدة</w:t>
@@ -2781,6 +3407,12 @@
         <w:tc>
           <w:tcPr>
             <w:tcW w:type="dxa" w:w="3120"/>
+            <w:tcMar>
+              <w:top w:w="100" w:type="dxa"/>
+              <w:bottom w:w="100" w:type="dxa"/>
+              <w:left w:w="120" w:type="dxa"/>
+              <w:right w:w="120" w:type="dxa"/>
+            </w:tcMar>
           </w:tcPr>
           <w:p>
             <w:pPr>
@@ -2789,7 +3421,7 @@
             </w:pPr>
             <w:r>
               <w:rPr>
-                <w:rFonts w:ascii="Arial" w:hAnsi="Arial" w:cs="Arial"/>
+                <w:rFonts w:ascii="IBM Plex Sans Arabic" w:hAnsi="IBM Plex Sans Arabic" w:cs="IBM Plex Sans Arabic"/>
                 <w:rtl/>
               </w:rPr>
               <w:t>EU 2017/625</w:t>
@@ -2799,6 +3431,12 @@
         <w:tc>
           <w:tcPr>
             <w:tcW w:type="dxa" w:w="3120"/>
+            <w:tcMar>
+              <w:top w:w="100" w:type="dxa"/>
+              <w:bottom w:w="100" w:type="dxa"/>
+              <w:left w:w="120" w:type="dxa"/>
+              <w:right w:w="120" w:type="dxa"/>
+            </w:tcMar>
           </w:tcPr>
           <w:p>
             <w:pPr>
@@ -2807,7 +3445,7 @@
             </w:pPr>
             <w:r>
               <w:rPr>
-                <w:rFonts w:ascii="Arial" w:hAnsi="Arial" w:cs="Arial"/>
+                <w:rFonts w:ascii="IBM Plex Sans Arabic" w:hAnsi="IBM Plex Sans Arabic" w:cs="IBM Plex Sans Arabic"/>
                 <w:rtl/>
               </w:rPr>
               <w:t>تسجيل قبل أيّ شحنة</w:t>
@@ -2819,7 +3457,13 @@
         <w:tc>
           <w:tcPr>
             <w:tcW w:type="dxa" w:w="3120"/>
-            <w:shd w:val="clear" w:fill="F2F2F2"/>
+            <w:tcMar>
+              <w:top w:w="100" w:type="dxa"/>
+              <w:bottom w:w="100" w:type="dxa"/>
+              <w:left w:w="120" w:type="dxa"/>
+              <w:right w:w="120" w:type="dxa"/>
+            </w:tcMar>
+            <w:shd w:val="clear" w:fill="F2F7F3"/>
           </w:tcPr>
           <w:p>
             <w:pPr>
@@ -2828,7 +3472,7 @@
             </w:pPr>
             <w:r>
               <w:rPr>
-                <w:rFonts w:ascii="Arial" w:hAnsi="Arial" w:cs="Arial"/>
+                <w:rFonts w:ascii="IBM Plex Sans Arabic" w:hAnsi="IBM Plex Sans Arabic" w:cs="IBM Plex Sans Arabic"/>
                 <w:rtl/>
               </w:rPr>
               <w:t>حدود الملوّثات والمبيدات</w:t>
@@ -2838,7 +3482,13 @@
         <w:tc>
           <w:tcPr>
             <w:tcW w:type="dxa" w:w="3120"/>
-            <w:shd w:val="clear" w:fill="F2F2F2"/>
+            <w:tcMar>
+              <w:top w:w="100" w:type="dxa"/>
+              <w:bottom w:w="100" w:type="dxa"/>
+              <w:left w:w="120" w:type="dxa"/>
+              <w:right w:w="120" w:type="dxa"/>
+            </w:tcMar>
+            <w:shd w:val="clear" w:fill="F2F7F3"/>
           </w:tcPr>
           <w:p>
             <w:pPr>
@@ -2847,7 +3497,7 @@
             </w:pPr>
             <w:r>
               <w:rPr>
-                <w:rFonts w:ascii="Arial" w:hAnsi="Arial" w:cs="Arial"/>
+                <w:rFonts w:ascii="IBM Plex Sans Arabic" w:hAnsi="IBM Plex Sans Arabic" w:cs="IBM Plex Sans Arabic"/>
                 <w:rtl/>
               </w:rPr>
               <w:t>EU 2023/915</w:t>
@@ -2857,7 +3507,13 @@
         <w:tc>
           <w:tcPr>
             <w:tcW w:type="dxa" w:w="3120"/>
-            <w:shd w:val="clear" w:fill="F2F2F2"/>
+            <w:tcMar>
+              <w:top w:w="100" w:type="dxa"/>
+              <w:bottom w:w="100" w:type="dxa"/>
+              <w:left w:w="120" w:type="dxa"/>
+              <w:right w:w="120" w:type="dxa"/>
+            </w:tcMar>
+            <w:shd w:val="clear" w:fill="F2F7F3"/>
           </w:tcPr>
           <w:p>
             <w:pPr>
@@ -2866,7 +3522,7 @@
             </w:pPr>
             <w:r>
               <w:rPr>
-                <w:rFonts w:ascii="Arial" w:hAnsi="Arial" w:cs="Arial"/>
+                <w:rFonts w:ascii="IBM Plex Sans Arabic" w:hAnsi="IBM Plex Sans Arabic" w:cs="IBM Plex Sans Arabic"/>
                 <w:rtl/>
               </w:rPr>
               <w:t>التزام حدود المتبقّيات المعتمدة</w:t>
@@ -2882,7 +3538,7 @@
       </w:pPr>
       <w:r>
         <w:rPr>
-          <w:rFonts w:ascii="Arial" w:hAnsi="Arial" w:cs="Arial"/>
+          <w:rFonts w:ascii="IBM Plex Sans Arabic" w:hAnsi="IBM Plex Sans Arabic" w:cs="IBM Plex Sans Arabic"/>
           <w:rtl/>
         </w:rPr>
         <w:t>اشتراطات إضافية يطلبها المشترون عادةً:</w:t>
@@ -2894,6 +3550,14 @@
         <w:tblW w:type="auto" w:w="0"/>
         <w:tblLayout w:type="fixed"/>
         <w:tblLook w:firstColumn="1" w:firstRow="1" w:lastColumn="0" w:lastRow="0" w:noHBand="0" w:noVBand="1" w:val="04A0"/>
+        <w:tblBorders>
+          <w:top w:val="single" w:sz="4" w:space="0" w:color="BBBBBB"/>
+          <w:left w:val="single" w:sz="4" w:space="0" w:color="BBBBBB"/>
+          <w:bottom w:val="single" w:sz="4" w:space="0" w:color="BBBBBB"/>
+          <w:right w:val="single" w:sz="4" w:space="0" w:color="BBBBBB"/>
+          <w:insideH w:val="single" w:sz="4" w:space="0" w:color="BBBBBB"/>
+          <w:insideV w:val="single" w:sz="4" w:space="0" w:color="BBBBBB"/>
+        </w:tblBorders>
         <w:bidiVisual/>
       </w:tblPr>
       <w:tblGrid>
@@ -2905,7 +3569,13 @@
         <w:tc>
           <w:tcPr>
             <w:tcW w:type="dxa" w:w="3120"/>
-            <w:shd w:val="clear" w:fill="1B3B6F"/>
+            <w:shd w:val="clear" w:fill="166534"/>
+            <w:tcMar>
+              <w:top w:w="100" w:type="dxa"/>
+              <w:bottom w:w="100" w:type="dxa"/>
+              <w:left w:w="120" w:type="dxa"/>
+              <w:right w:w="120" w:type="dxa"/>
+            </w:tcMar>
           </w:tcPr>
           <w:p>
             <w:pPr>
@@ -2914,7 +3584,7 @@
             </w:pPr>
             <w:r>
               <w:rPr>
-                <w:rFonts w:ascii="Arial" w:hAnsi="Arial" w:cs="Arial"/>
+                <w:rFonts w:ascii="IBM Plex Sans Arabic" w:hAnsi="IBM Plex Sans Arabic" w:cs="IBM Plex Sans Arabic"/>
                 <w:b/>
                 <w:color w:val="FFFFFF"/>
                 <w:rtl/>
@@ -2926,7 +3596,13 @@
         <w:tc>
           <w:tcPr>
             <w:tcW w:type="dxa" w:w="3120"/>
-            <w:shd w:val="clear" w:fill="1B3B6F"/>
+            <w:shd w:val="clear" w:fill="166534"/>
+            <w:tcMar>
+              <w:top w:w="100" w:type="dxa"/>
+              <w:bottom w:w="100" w:type="dxa"/>
+              <w:left w:w="120" w:type="dxa"/>
+              <w:right w:w="120" w:type="dxa"/>
+            </w:tcMar>
           </w:tcPr>
           <w:p>
             <w:pPr>
@@ -2935,7 +3611,7 @@
             </w:pPr>
             <w:r>
               <w:rPr>
-                <w:rFonts w:ascii="Arial" w:hAnsi="Arial" w:cs="Arial"/>
+                <w:rFonts w:ascii="IBM Plex Sans Arabic" w:hAnsi="IBM Plex Sans Arabic" w:cs="IBM Plex Sans Arabic"/>
                 <w:b/>
                 <w:color w:val="FFFFFF"/>
                 <w:rtl/>
@@ -2947,7 +3623,13 @@
         <w:tc>
           <w:tcPr>
             <w:tcW w:type="dxa" w:w="3120"/>
-            <w:shd w:val="clear" w:fill="1B3B6F"/>
+            <w:shd w:val="clear" w:fill="166534"/>
+            <w:tcMar>
+              <w:top w:w="100" w:type="dxa"/>
+              <w:bottom w:w="100" w:type="dxa"/>
+              <w:left w:w="120" w:type="dxa"/>
+              <w:right w:w="120" w:type="dxa"/>
+            </w:tcMar>
           </w:tcPr>
           <w:p>
             <w:pPr>
@@ -2956,7 +3638,7 @@
             </w:pPr>
             <w:r>
               <w:rPr>
-                <w:rFonts w:ascii="Arial" w:hAnsi="Arial" w:cs="Arial"/>
+                <w:rFonts w:ascii="IBM Plex Sans Arabic" w:hAnsi="IBM Plex Sans Arabic" w:cs="IBM Plex Sans Arabic"/>
                 <w:b/>
                 <w:color w:val="FFFFFF"/>
                 <w:rtl/>
@@ -2970,6 +3652,12 @@
         <w:tc>
           <w:tcPr>
             <w:tcW w:type="dxa" w:w="3120"/>
+            <w:tcMar>
+              <w:top w:w="100" w:type="dxa"/>
+              <w:bottom w:w="100" w:type="dxa"/>
+              <w:left w:w="120" w:type="dxa"/>
+              <w:right w:w="120" w:type="dxa"/>
+            </w:tcMar>
           </w:tcPr>
           <w:p>
             <w:pPr>
@@ -2978,7 +3666,7 @@
             </w:pPr>
             <w:r>
               <w:rPr>
-                <w:rFonts w:ascii="Arial" w:hAnsi="Arial" w:cs="Arial"/>
+                <w:rFonts w:ascii="IBM Plex Sans Arabic" w:hAnsi="IBM Plex Sans Arabic" w:cs="IBM Plex Sans Arabic"/>
                 <w:rtl/>
               </w:rPr>
               <w:t>شهادة سلامة غذائية</w:t>
@@ -2988,6 +3676,12 @@
         <w:tc>
           <w:tcPr>
             <w:tcW w:type="dxa" w:w="3120"/>
+            <w:tcMar>
+              <w:top w:w="100" w:type="dxa"/>
+              <w:bottom w:w="100" w:type="dxa"/>
+              <w:left w:w="120" w:type="dxa"/>
+              <w:right w:w="120" w:type="dxa"/>
+            </w:tcMar>
           </w:tcPr>
           <w:p>
             <w:pPr>
@@ -2996,7 +3690,7 @@
             </w:pPr>
             <w:r>
               <w:rPr>
-                <w:rFonts w:ascii="Arial" w:hAnsi="Arial" w:cs="Arial"/>
+                <w:rFonts w:ascii="IBM Plex Sans Arabic" w:hAnsi="IBM Plex Sans Arabic" w:cs="IBM Plex Sans Arabic"/>
                 <w:rtl/>
               </w:rPr>
               <w:t>BRC / IFS</w:t>
@@ -3006,6 +3700,12 @@
         <w:tc>
           <w:tcPr>
             <w:tcW w:type="dxa" w:w="3120"/>
+            <w:tcMar>
+              <w:top w:w="100" w:type="dxa"/>
+              <w:bottom w:w="100" w:type="dxa"/>
+              <w:left w:w="120" w:type="dxa"/>
+              <w:right w:w="120" w:type="dxa"/>
+            </w:tcMar>
           </w:tcPr>
           <w:p>
             <w:pPr>
@@ -3014,7 +3714,7 @@
             </w:pPr>
             <w:r>
               <w:rPr>
-                <w:rFonts w:ascii="Arial" w:hAnsi="Arial" w:cs="Arial"/>
+                <w:rFonts w:ascii="IBM Plex Sans Arabic" w:hAnsi="IBM Plex Sans Arabic" w:cs="IBM Plex Sans Arabic"/>
                 <w:rtl/>
               </w:rPr>
               <w:t>تدقيق طرف ثالث معتمد</w:t>
@@ -3030,7 +3730,7 @@
       </w:pPr>
       <w:r>
         <w:rPr>
-          <w:rFonts w:ascii="Arial" w:hAnsi="Arial" w:cs="Arial"/>
+          <w:rFonts w:ascii="IBM Plex Sans Arabic" w:hAnsi="IBM Plex Sans Arabic" w:cs="IBM Plex Sans Arabic"/>
           <w:rtl/>
         </w:rPr>
         <w:t>اشتراطات أسواق متخصصة (نيش):</w:t>
@@ -3042,6 +3742,14 @@
         <w:tblW w:type="auto" w:w="0"/>
         <w:tblLayout w:type="fixed"/>
         <w:tblLook w:firstColumn="1" w:firstRow="1" w:lastColumn="0" w:lastRow="0" w:noHBand="0" w:noVBand="1" w:val="04A0"/>
+        <w:tblBorders>
+          <w:top w:val="single" w:sz="4" w:space="0" w:color="BBBBBB"/>
+          <w:left w:val="single" w:sz="4" w:space="0" w:color="BBBBBB"/>
+          <w:bottom w:val="single" w:sz="4" w:space="0" w:color="BBBBBB"/>
+          <w:right w:val="single" w:sz="4" w:space="0" w:color="BBBBBB"/>
+          <w:insideH w:val="single" w:sz="4" w:space="0" w:color="BBBBBB"/>
+          <w:insideV w:val="single" w:sz="4" w:space="0" w:color="BBBBBB"/>
+        </w:tblBorders>
         <w:bidiVisual/>
       </w:tblPr>
       <w:tblGrid>
@@ -3053,7 +3761,13 @@
         <w:tc>
           <w:tcPr>
             <w:tcW w:type="dxa" w:w="3120"/>
-            <w:shd w:val="clear" w:fill="1B3B6F"/>
+            <w:shd w:val="clear" w:fill="166534"/>
+            <w:tcMar>
+              <w:top w:w="100" w:type="dxa"/>
+              <w:bottom w:w="100" w:type="dxa"/>
+              <w:left w:w="120" w:type="dxa"/>
+              <w:right w:w="120" w:type="dxa"/>
+            </w:tcMar>
           </w:tcPr>
           <w:p>
             <w:pPr>
@@ -3062,7 +3776,7 @@
             </w:pPr>
             <w:r>
               <w:rPr>
-                <w:rFonts w:ascii="Arial" w:hAnsi="Arial" w:cs="Arial"/>
+                <w:rFonts w:ascii="IBM Plex Sans Arabic" w:hAnsi="IBM Plex Sans Arabic" w:cs="IBM Plex Sans Arabic"/>
                 <w:b/>
                 <w:color w:val="FFFFFF"/>
                 <w:rtl/>
@@ -3074,7 +3788,13 @@
         <w:tc>
           <w:tcPr>
             <w:tcW w:type="dxa" w:w="3120"/>
-            <w:shd w:val="clear" w:fill="1B3B6F"/>
+            <w:shd w:val="clear" w:fill="166534"/>
+            <w:tcMar>
+              <w:top w:w="100" w:type="dxa"/>
+              <w:bottom w:w="100" w:type="dxa"/>
+              <w:left w:w="120" w:type="dxa"/>
+              <w:right w:w="120" w:type="dxa"/>
+            </w:tcMar>
           </w:tcPr>
           <w:p>
             <w:pPr>
@@ -3083,7 +3803,7 @@
             </w:pPr>
             <w:r>
               <w:rPr>
-                <w:rFonts w:ascii="Arial" w:hAnsi="Arial" w:cs="Arial"/>
+                <w:rFonts w:ascii="IBM Plex Sans Arabic" w:hAnsi="IBM Plex Sans Arabic" w:cs="IBM Plex Sans Arabic"/>
                 <w:b/>
                 <w:color w:val="FFFFFF"/>
                 <w:rtl/>
@@ -3095,7 +3815,13 @@
         <w:tc>
           <w:tcPr>
             <w:tcW w:type="dxa" w:w="3120"/>
-            <w:shd w:val="clear" w:fill="1B3B6F"/>
+            <w:shd w:val="clear" w:fill="166534"/>
+            <w:tcMar>
+              <w:top w:w="100" w:type="dxa"/>
+              <w:bottom w:w="100" w:type="dxa"/>
+              <w:left w:w="120" w:type="dxa"/>
+              <w:right w:w="120" w:type="dxa"/>
+            </w:tcMar>
           </w:tcPr>
           <w:p>
             <w:pPr>
@@ -3104,7 +3830,7 @@
             </w:pPr>
             <w:r>
               <w:rPr>
-                <w:rFonts w:ascii="Arial" w:hAnsi="Arial" w:cs="Arial"/>
+                <w:rFonts w:ascii="IBM Plex Sans Arabic" w:hAnsi="IBM Plex Sans Arabic" w:cs="IBM Plex Sans Arabic"/>
                 <w:b/>
                 <w:color w:val="FFFFFF"/>
                 <w:rtl/>
@@ -3118,6 +3844,12 @@
         <w:tc>
           <w:tcPr>
             <w:tcW w:type="dxa" w:w="3120"/>
+            <w:tcMar>
+              <w:top w:w="100" w:type="dxa"/>
+              <w:bottom w:w="100" w:type="dxa"/>
+              <w:left w:w="120" w:type="dxa"/>
+              <w:right w:w="120" w:type="dxa"/>
+            </w:tcMar>
           </w:tcPr>
           <w:p>
             <w:pPr>
@@ -3126,7 +3858,7 @@
             </w:pPr>
             <w:r>
               <w:rPr>
-                <w:rFonts w:ascii="Arial" w:hAnsi="Arial" w:cs="Arial"/>
+                <w:rFonts w:ascii="IBM Plex Sans Arabic" w:hAnsi="IBM Plex Sans Arabic" w:cs="IBM Plex Sans Arabic"/>
                 <w:rtl/>
               </w:rPr>
               <w:t>شهادة حلال</w:t>
@@ -3136,6 +3868,12 @@
         <w:tc>
           <w:tcPr>
             <w:tcW w:type="dxa" w:w="3120"/>
+            <w:tcMar>
+              <w:top w:w="100" w:type="dxa"/>
+              <w:bottom w:w="100" w:type="dxa"/>
+              <w:left w:w="120" w:type="dxa"/>
+              <w:right w:w="120" w:type="dxa"/>
+            </w:tcMar>
           </w:tcPr>
           <w:p>
             <w:pPr>
@@ -3144,7 +3882,7 @@
             </w:pPr>
             <w:r>
               <w:rPr>
-                <w:rFonts w:ascii="Arial" w:hAnsi="Arial" w:cs="Arial"/>
+                <w:rFonts w:ascii="IBM Plex Sans Arabic" w:hAnsi="IBM Plex Sans Arabic" w:cs="IBM Plex Sans Arabic"/>
                 <w:rtl/>
               </w:rPr>
               <w:t>GSO 993</w:t>
@@ -3154,6 +3892,12 @@
         <w:tc>
           <w:tcPr>
             <w:tcW w:type="dxa" w:w="3120"/>
+            <w:tcMar>
+              <w:top w:w="100" w:type="dxa"/>
+              <w:bottom w:w="100" w:type="dxa"/>
+              <w:left w:w="120" w:type="dxa"/>
+              <w:right w:w="120" w:type="dxa"/>
+            </w:tcMar>
           </w:tcPr>
           <w:p>
             <w:pPr>
@@ -3162,7 +3906,7 @@
             </w:pPr>
             <w:r>
               <w:rPr>
-                <w:rFonts w:ascii="Arial" w:hAnsi="Arial" w:cs="Arial"/>
+                <w:rFonts w:ascii="IBM Plex Sans Arabic" w:hAnsi="IBM Plex Sans Arabic" w:cs="IBM Plex Sans Arabic"/>
                 <w:rtl/>
               </w:rPr>
               <w:t>شهادة من جهة مانحة معترف بها</w:t>
@@ -3178,7 +3922,7 @@
       </w:pPr>
       <w:r>
         <w:rPr>
-          <w:rFonts w:ascii="Arial" w:hAnsi="Arial" w:cs="Arial"/>
+          <w:rFonts w:ascii="IBM Plex Sans Arabic" w:hAnsi="IBM Plex Sans Arabic" w:cs="IBM Plex Sans Arabic"/>
           <w:rtl/>
         </w:rPr>
         <w:t>والتعريفة الأوروبية على HS080410 صفر ضمن نظام GSP+ للسعودية. ومن ثمّ فإنّ</w:t>
@@ -3191,7 +3935,7 @@
       </w:pPr>
       <w:r>
         <w:rPr>
-          <w:rFonts w:ascii="Arial" w:hAnsi="Arial" w:cs="Arial"/>
+          <w:rFonts w:ascii="IBM Plex Sans Arabic" w:hAnsi="IBM Plex Sans Arabic" w:cs="IBM Plex Sans Arabic"/>
           <w:rtl/>
         </w:rPr>
         <w:t>التكلفة الجمركية ليست العائق أمام الدخول، بل الطبقةُ الإلزامية أعلاه هي</w:t>
@@ -3204,7 +3948,7 @@
       </w:pPr>
       <w:r>
         <w:rPr>
-          <w:rFonts w:ascii="Arial" w:hAnsi="Arial" w:cs="Arial"/>
+          <w:rFonts w:ascii="IBM Plex Sans Arabic" w:hAnsi="IBM Plex Sans Arabic" w:cs="IBM Plex Sans Arabic"/>
           <w:rtl/>
         </w:rPr>
         <w:t>بوابة الأهلية التي تحدّد الجدول الزمني الفعلي للشحنة الأولى.</w:t>
@@ -3217,7 +3961,7 @@
       </w:pPr>
       <w:r>
         <w:rPr>
-          <w:rFonts w:ascii="Arial" w:hAnsi="Arial" w:cs="Arial"/>
+          <w:rFonts w:ascii="IBM Plex Sans Arabic" w:hAnsi="IBM Plex Sans Arabic" w:cs="IBM Plex Sans Arabic"/>
           <w:rtl/>
         </w:rPr>
         <w:t>يمثّل ميناء روتردام أكبر بوابة استيراد أوروبية، ويأتي مؤشر أداء</w:t>
@@ -3230,7 +3974,7 @@
       </w:pPr>
       <w:r>
         <w:rPr>
-          <w:rFonts w:ascii="Arial" w:hAnsi="Arial" w:cs="Arial"/>
+          <w:rFonts w:ascii="IBM Plex Sans Arabic" w:hAnsi="IBM Plex Sans Arabic" w:cs="IBM Plex Sans Arabic"/>
           <w:rtl/>
         </w:rPr>
         <w:t>اللوجستيات الهولندي من الأعلى عالمياً (World Bank LPI (تقييم البنك الدولي لجودة الشحن واللوجستيات من 5)). وتتوفّر ثلاث قنوات</w:t>
@@ -3243,7 +3987,7 @@
       </w:pPr>
       <w:r>
         <w:rPr>
-          <w:rFonts w:ascii="Arial" w:hAnsi="Arial" w:cs="Arial"/>
+          <w:rFonts w:ascii="IBM Plex Sans Arabic" w:hAnsi="IBM Plex Sans Arabic" w:cs="IBM Plex Sans Arabic"/>
           <w:rtl/>
         </w:rPr>
         <w:t>عملية: موزّع أغذية متخصص، وسلاسل إثنية، وتجارة إلكترونية. والقناة الأولى</w:t>
@@ -3256,7 +4000,7 @@
       </w:pPr>
       <w:r>
         <w:rPr>
-          <w:rFonts w:ascii="Arial" w:hAnsi="Arial" w:cs="Arial"/>
+          <w:rFonts w:ascii="IBM Plex Sans Arabic" w:hAnsi="IBM Plex Sans Arabic" w:cs="IBM Plex Sans Arabic"/>
           <w:rtl/>
         </w:rPr>
         <w:t>الموصى بها لمصدّر سعودي جديد هي موزّع الأغذية المتخصص الذي يخدم القناة</w:t>
@@ -3269,7 +4013,7 @@
       </w:pPr>
       <w:r>
         <w:rPr>
-          <w:rFonts w:ascii="Arial" w:hAnsi="Arial" w:cs="Arial"/>
+          <w:rFonts w:ascii="IBM Plex Sans Arabic" w:hAnsi="IBM Plex Sans Arabic" w:cs="IBM Plex Sans Arabic"/>
           <w:rtl/>
         </w:rPr>
         <w:t>الحلال، لأنّه يجمع تركّز المشترين وهامشاً أعلى وحاجز دخول أدنى من محاولة</w:t>
@@ -3282,7 +4026,7 @@
       </w:pPr>
       <w:r>
         <w:rPr>
-          <w:rFonts w:ascii="Arial" w:hAnsi="Arial" w:cs="Arial"/>
+          <w:rFonts w:ascii="IBM Plex Sans Arabic" w:hAnsi="IBM Plex Sans Arabic" w:cs="IBM Plex Sans Arabic"/>
           <w:rtl/>
         </w:rPr>
         <w:t>اختراق التجزئة العامة مباشرة. وبما أنّ البنية اللوجستية ناضجة، ينصرف</w:t>
@@ -3295,7 +4039,7 @@
       </w:pPr>
       <w:r>
         <w:rPr>
-          <w:rFonts w:ascii="Arial" w:hAnsi="Arial" w:cs="Arial"/>
+          <w:rFonts w:ascii="IBM Plex Sans Arabic" w:hAnsi="IBM Plex Sans Arabic" w:cs="IBM Plex Sans Arabic"/>
           <w:rtl/>
         </w:rPr>
         <w:t>قراركم إلى اعتماد موزّع قائم بدل بناء حلّ شحن مخصَّص.</w:t>
@@ -3309,7 +4053,7 @@
       </w:pPr>
       <w:r>
         <w:rPr>
-          <w:rFonts w:ascii="Arial" w:hAnsi="Arial" w:cs="Arial"/>
+          <w:rFonts w:ascii="IBM Plex Sans Arabic" w:hAnsi="IBM Plex Sans Arabic" w:cs="IBM Plex Sans Arabic"/>
           <w:rtl/>
         </w:rPr>
         <w:t>خارطة طريق الدخول (٩٠ يوماً)</w:t>
@@ -3322,7 +4066,7 @@
       </w:pPr>
       <w:r>
         <w:rPr>
-          <w:rFonts w:ascii="Arial" w:hAnsi="Arial" w:cs="Arial"/>
+          <w:rFonts w:ascii="IBM Plex Sans Arabic" w:hAnsi="IBM Plex Sans Arabic" w:cs="IBM Plex Sans Arabic"/>
           <w:rtl/>
         </w:rPr>
         <w:t>(أ) الشريحة المستهدَفة هي شريحة الطلب المحسوبة في تحليل المستهلك (نحو</w:t>
@@ -3335,7 +4079,7 @@
       </w:pPr>
       <w:r>
         <w:rPr>
-          <w:rFonts w:ascii="Arial" w:hAnsi="Arial" w:cs="Arial"/>
+          <w:rFonts w:ascii="IBM Plex Sans Arabic" w:hAnsi="IBM Plex Sans Arabic" w:cs="IBM Plex Sans Arabic"/>
           <w:rtl/>
         </w:rPr>
         <w:t>1,000,000 نسمة). (ب) التموضع بين طبقة Jumbo المتوسطة (9.20€) والفاخر</w:t>
@@ -3348,7 +4092,7 @@
       </w:pPr>
       <w:r>
         <w:rPr>
-          <w:rFonts w:ascii="Arial" w:hAnsi="Arial" w:cs="Arial"/>
+          <w:rFonts w:ascii="IBM Plex Sans Arabic" w:hAnsi="IBM Plex Sans Arabic" w:cs="IBM Plex Sans Arabic"/>
           <w:rtl/>
         </w:rPr>
         <w:t>(14.00€) وفق سلّم الأسعار المرصود، بهامش تقديري 1.0-1.8 يورو/كغم بعد</w:t>
@@ -3361,7 +4105,7 @@
       </w:pPr>
       <w:r>
         <w:rPr>
-          <w:rFonts w:ascii="Arial" w:hAnsi="Arial" w:cs="Arial"/>
+          <w:rFonts w:ascii="IBM Plex Sans Arabic" w:hAnsi="IBM Plex Sans Arabic" w:cs="IBM Plex Sans Arabic"/>
           <w:rtl/>
         </w:rPr>
         <w:t>تكلفة الهبوط 9.1€ عند القناة المتخصصة. (ج) أول باب دخول: موزّعو أغذية حلال</w:t>
@@ -3374,7 +4118,7 @@
       </w:pPr>
       <w:r>
         <w:rPr>
-          <w:rFonts w:ascii="Arial" w:hAnsi="Arial" w:cs="Arial"/>
+          <w:rFonts w:ascii="IBM Plex Sans Arabic" w:hAnsi="IBM Plex Sans Arabic" w:cs="IBM Plex Sans Arabic"/>
           <w:rtl/>
         </w:rPr>
         <w:t>متخصصون في أمستردام وروتردام (○ يحتاج تحققاً مباشراً). (د) أول ثلاث خطوات:</w:t>
@@ -3387,7 +4131,7 @@
       </w:pPr>
       <w:r>
         <w:rPr>
-          <w:rFonts w:ascii="Arial" w:hAnsi="Arial" w:cs="Arial"/>
+          <w:rFonts w:ascii="IBM Plex Sans Arabic" w:hAnsi="IBM Plex Sans Arabic" w:cs="IBM Plex Sans Arabic"/>
           <w:rtl/>
         </w:rPr>
         <w:t>تسجيل المنشأة المعتمدة EU 2017/625 (فريق الامتثال، تكلفة متوسطة)، ثم عيّنة</w:t>
@@ -3400,7 +4144,7 @@
       </w:pPr>
       <w:r>
         <w:rPr>
-          <w:rFonts w:ascii="Arial" w:hAnsi="Arial" w:cs="Arial"/>
+          <w:rFonts w:ascii="IBM Plex Sans Arabic" w:hAnsi="IBM Plex Sans Arabic" w:cs="IBM Plex Sans Arabic"/>
           <w:rtl/>
         </w:rPr>
         <w:t>تجريبية لموزّع مرشّح (فريق المبيعات، تكلفة منخفضة)، ثم دراسة تسعير مقابل</w:t>
@@ -3413,7 +4157,7 @@
       </w:pPr>
       <w:r>
         <w:rPr>
-          <w:rFonts w:ascii="Arial" w:hAnsi="Arial" w:cs="Arial"/>
+          <w:rFonts w:ascii="IBM Plex Sans Arabic" w:hAnsi="IBM Plex Sans Arabic" w:cs="IBM Plex Sans Arabic"/>
           <w:rtl/>
         </w:rPr>
         <w:t>تونس والمغرب (فريق التسويق، تكلفة منخفضة). (هـ) مؤشرا القلب: إتمام تسجيل</w:t>
@@ -3426,7 +4170,7 @@
       </w:pPr>
       <w:r>
         <w:rPr>
-          <w:rFonts w:ascii="Arial" w:hAnsi="Arial" w:cs="Arial"/>
+          <w:rFonts w:ascii="IBM Plex Sans Arabic" w:hAnsi="IBM Plex Sans Arabic" w:cs="IBM Plex Sans Arabic"/>
           <w:rtl/>
         </w:rPr>
         <w:t>الأهلية خلال 90 يوماً، وردّ فعل سعري إيجابي من موزّع واحد على الأقل.</w:t>
@@ -3439,7 +4183,7 @@
       </w:pPr>
       <w:r>
         <w:rPr>
-          <w:rFonts w:ascii="Arial" w:hAnsi="Arial" w:cs="Arial"/>
+          <w:rFonts w:ascii="IBM Plex Sans Arabic" w:hAnsi="IBM Plex Sans Arabic" w:cs="IBM Plex Sans Arabic"/>
           <w:b/>
           <w:rtl/>
         </w:rPr>
@@ -3453,7 +4197,7 @@
       </w:pPr>
       <w:r>
         <w:rPr>
-          <w:rFonts w:ascii="Arial" w:hAnsi="Arial" w:cs="Arial"/>
+          <w:rFonts w:ascii="IBM Plex Sans Arabic" w:hAnsi="IBM Plex Sans Arabic" w:cs="IBM Plex Sans Arabic"/>
           <w:rtl/>
         </w:rPr>
         <w:t>تحوّلت التوصية إلى دخول كامل أم تجمّدت.</w:t>
@@ -3467,7 +4211,7 @@
       </w:pPr>
       <w:r>
         <w:rPr>
-          <w:rFonts w:ascii="Arial" w:hAnsi="Arial" w:cs="Arial"/>
+          <w:rFonts w:ascii="IBM Plex Sans Arabic" w:hAnsi="IBM Plex Sans Arabic" w:cs="IBM Plex Sans Arabic"/>
           <w:rtl/>
         </w:rPr>
         <w:t>نصائح عملية للمصدّر</w:t>
@@ -3480,7 +4224,7 @@
       </w:pPr>
       <w:r>
         <w:rPr>
-          <w:rFonts w:ascii="Arial" w:hAnsi="Arial" w:cs="Arial"/>
+          <w:rFonts w:ascii="IBM Plex Sans Arabic" w:hAnsi="IBM Plex Sans Arabic" w:cs="IBM Plex Sans Arabic"/>
           <w:rtl/>
         </w:rPr>
         <w:t>- ابدأ ملف الأهلية EU 2017/625 قبل أيّ التزام تسويقي — هو المسار الحرج.</w:t>
@@ -3493,7 +4237,7 @@
       </w:pPr>
       <w:r>
         <w:rPr>
-          <w:rFonts w:ascii="Arial" w:hAnsi="Arial" w:cs="Arial"/>
+          <w:rFonts w:ascii="IBM Plex Sans Arabic" w:hAnsi="IBM Plex Sans Arabic" w:cs="IBM Plex Sans Arabic"/>
           <w:rtl/>
         </w:rPr>
         <w:t>- استهدف موزّع الأغذية الحلال المتخصص أولاً لا التجزئة العامة، حفاظاً</w:t>
@@ -3506,7 +4250,7 @@
       </w:pPr>
       <w:r>
         <w:rPr>
-          <w:rFonts w:ascii="Arial" w:hAnsi="Arial" w:cs="Arial"/>
+          <w:rFonts w:ascii="IBM Plex Sans Arabic" w:hAnsi="IBM Plex Sans Arabic" w:cs="IBM Plex Sans Arabic"/>
           <w:rtl/>
         </w:rPr>
         <w:t>على الهامش عند حافة الطبقة المتوسطة.</w:t>
@@ -3519,7 +4263,7 @@
       </w:pPr>
       <w:r>
         <w:rPr>
-          <w:rFonts w:ascii="Arial" w:hAnsi="Arial" w:cs="Arial"/>
+          <w:rFonts w:ascii="IBM Plex Sans Arabic" w:hAnsi="IBM Plex Sans Arabic" w:cs="IBM Plex Sans Arabic"/>
           <w:rtl/>
         </w:rPr>
         <w:t>- وقّت أول شحنة قبل موسم رمضان بما يكفي لملء رفوف القناة المتخصصة في</w:t>
@@ -3532,7 +4276,7 @@
       </w:pPr>
       <w:r>
         <w:rPr>
-          <w:rFonts w:ascii="Arial" w:hAnsi="Arial" w:cs="Arial"/>
+          <w:rFonts w:ascii="IBM Plex Sans Arabic" w:hAnsi="IBM Plex Sans Arabic" w:cs="IBM Plex Sans Arabic"/>
           <w:rtl/>
         </w:rPr>
         <w:t>ذروة الطلب.</w:t>
@@ -3545,7 +4289,7 @@
       </w:pPr>
       <w:r>
         <w:rPr>
-          <w:rFonts w:ascii="Arial" w:hAnsi="Arial" w:cs="Arial"/>
+          <w:rFonts w:ascii="IBM Plex Sans Arabic" w:hAnsi="IBM Plex Sans Arabic" w:cs="IBM Plex Sans Arabic"/>
           <w:rtl/>
         </w:rPr>
         <w:t>- ثبّت شهادة سلامة غذائية (BRC/IFS) مبكّراً — يطلبها كبار المشترين</w:t>
@@ -3558,7 +4302,7 @@
       </w:pPr>
       <w:r>
         <w:rPr>
-          <w:rFonts w:ascii="Arial" w:hAnsi="Arial" w:cs="Arial"/>
+          <w:rFonts w:ascii="IBM Plex Sans Arabic" w:hAnsi="IBM Plex Sans Arabic" w:cs="IBM Plex Sans Arabic"/>
           <w:rtl/>
         </w:rPr>
         <w:t>الأوروبيين ولو لم تكن إلزامية قانوناً.</w:t>
@@ -3572,7 +4316,7 @@
       </w:pPr>
       <w:r>
         <w:rPr>
-          <w:rFonts w:ascii="Arial" w:hAnsi="Arial" w:cs="Arial"/>
+          <w:rFonts w:ascii="IBM Plex Sans Arabic" w:hAnsi="IBM Plex Sans Arabic" w:cs="IBM Plex Sans Arabic"/>
           <w:rtl/>
         </w:rPr>
         <w:t>المخاطر</w:t>
@@ -3585,7 +4329,7 @@
       </w:pPr>
       <w:r>
         <w:rPr>
-          <w:rFonts w:ascii="Arial" w:hAnsi="Arial" w:cs="Arial"/>
+          <w:rFonts w:ascii="IBM Plex Sans Arabic" w:hAnsi="IBM Plex Sans Arabic" w:cs="IBM Plex Sans Arabic"/>
           <w:rtl/>
         </w:rPr>
         <w:t>يظهر الاستقرار السياسي وسيادة القانون مرتفعَين (World Bank WGI (مؤشرات الحوكمة العالمية للبنك الدولي: استقرار سياسي وسيادة قانون وجودة تنظيم))، فيما لا</w:t>
@@ -3598,7 +4342,7 @@
       </w:pPr>
       <w:r>
         <w:rPr>
-          <w:rFonts w:ascii="Arial" w:hAnsi="Arial" w:cs="Arial"/>
+          <w:rFonts w:ascii="IBM Plex Sans Arabic" w:hAnsi="IBM Plex Sans Arabic" w:cs="IBM Plex Sans Arabic"/>
           <w:rtl/>
         </w:rPr>
         <w:t>يشكّل تقلّب سعر الصرف عاملاً لأنّ اليورو هو عملة السوق نفسها. ولم ترصد</w:t>
@@ -3611,7 +4355,7 @@
       </w:pPr>
       <w:r>
         <w:rPr>
-          <w:rFonts w:ascii="Arial" w:hAnsi="Arial" w:cs="Arial"/>
+          <w:rFonts w:ascii="IBM Plex Sans Arabic" w:hAnsi="IBM Plex Sans Arabic" w:cs="IBM Plex Sans Arabic"/>
           <w:rtl/>
         </w:rPr>
         <w:t>أخبار مخاطر قطاعية جوهرية خلال 12 شهراً (خدمة التحقق المدفوعة من المشترين وجهات الاتصال). وبذلك لا تبرز مخاطرة</w:t>
@@ -3624,7 +4368,7 @@
       </w:pPr>
       <w:r>
         <w:rPr>
-          <w:rFonts w:ascii="Arial" w:hAnsi="Arial" w:cs="Arial"/>
+          <w:rFonts w:ascii="IBM Plex Sans Arabic" w:hAnsi="IBM Plex Sans Arabic" w:cs="IBM Plex Sans Arabic"/>
           <w:rtl/>
         </w:rPr>
         <w:t>كلّية تستدعي تأجيل الدخول، وتبقى المخاطرة الوحيدة الجوهرية إجرائيةً تتصل</w:t>
@@ -3637,7 +4381,7 @@
       </w:pPr>
       <w:r>
         <w:rPr>
-          <w:rFonts w:ascii="Arial" w:hAnsi="Arial" w:cs="Arial"/>
+          <w:rFonts w:ascii="IBM Plex Sans Arabic" w:hAnsi="IBM Plex Sans Arabic" w:cs="IBM Plex Sans Arabic"/>
           <w:rtl/>
         </w:rPr>
         <w:t>بإتمام الأهلية التنظيمية في وقتها.</w:t>
@@ -3651,7 +4395,7 @@
       </w:pPr>
       <w:r>
         <w:rPr>
-          <w:rFonts w:ascii="Arial" w:hAnsi="Arial" w:cs="Arial"/>
+          <w:rFonts w:ascii="IBM Plex Sans Arabic" w:hAnsi="IBM Plex Sans Arabic" w:cs="IBM Plex Sans Arabic"/>
           <w:rtl/>
         </w:rPr>
         <w:t>مؤشّر ثقة الدراسة</w:t>
@@ -3664,7 +4408,7 @@
       </w:pPr>
       <w:r>
         <w:rPr>
-          <w:rFonts w:ascii="Arial" w:hAnsi="Arial" w:cs="Arial"/>
+          <w:rFonts w:ascii="IBM Plex Sans Arabic" w:hAnsi="IBM Plex Sans Arabic" w:cs="IBM Plex Sans Arabic"/>
           <w:rtl/>
         </w:rPr>
         <w:t>من إجمالي 23 مؤشراً مرصوداً في هذه الدراسة، 9 موثّق بمصدر رسمي (نحو 39%)، 12 من مصدر ثانوي، و2 غير متحقق. كلّ رقم في التقرير يحمل شارة توثيقه ومصدره في سجل الأدلة، فالقرار يُتَّخذ بمعرفة درجة اليقين خلف كل رقم لا على ثقة عمياء.</w:t>
@@ -3676,6 +4420,14 @@
         <w:tblW w:type="auto" w:w="0"/>
         <w:tblLayout w:type="fixed"/>
         <w:tblLook w:firstColumn="1" w:firstRow="1" w:lastColumn="0" w:lastRow="0" w:noHBand="0" w:noVBand="1" w:val="04A0"/>
+        <w:tblBorders>
+          <w:top w:val="single" w:sz="4" w:space="0" w:color="BBBBBB"/>
+          <w:left w:val="single" w:sz="4" w:space="0" w:color="BBBBBB"/>
+          <w:bottom w:val="single" w:sz="4" w:space="0" w:color="BBBBBB"/>
+          <w:right w:val="single" w:sz="4" w:space="0" w:color="BBBBBB"/>
+          <w:insideH w:val="single" w:sz="4" w:space="0" w:color="BBBBBB"/>
+          <w:insideV w:val="single" w:sz="4" w:space="0" w:color="BBBBBB"/>
+        </w:tblBorders>
         <w:bidiVisual/>
       </w:tblPr>
       <w:tblGrid>
@@ -3686,7 +4438,13 @@
         <w:tc>
           <w:tcPr>
             <w:tcW w:type="dxa" w:w="4680"/>
-            <w:shd w:val="clear" w:fill="1B3B6F"/>
+            <w:shd w:val="clear" w:fill="166534"/>
+            <w:tcMar>
+              <w:top w:w="100" w:type="dxa"/>
+              <w:bottom w:w="100" w:type="dxa"/>
+              <w:left w:w="120" w:type="dxa"/>
+              <w:right w:w="120" w:type="dxa"/>
+            </w:tcMar>
           </w:tcPr>
           <w:p>
             <w:pPr>
@@ -3695,7 +4453,7 @@
             </w:pPr>
             <w:r>
               <w:rPr>
-                <w:rFonts w:ascii="Arial" w:hAnsi="Arial" w:cs="Arial"/>
+                <w:rFonts w:ascii="IBM Plex Sans Arabic" w:hAnsi="IBM Plex Sans Arabic" w:cs="IBM Plex Sans Arabic"/>
                 <w:b/>
                 <w:color w:val="FFFFFF"/>
                 <w:rtl/>
@@ -3707,7 +4465,13 @@
         <w:tc>
           <w:tcPr>
             <w:tcW w:type="dxa" w:w="4680"/>
-            <w:shd w:val="clear" w:fill="1B3B6F"/>
+            <w:shd w:val="clear" w:fill="166534"/>
+            <w:tcMar>
+              <w:top w:w="100" w:type="dxa"/>
+              <w:bottom w:w="100" w:type="dxa"/>
+              <w:left w:w="120" w:type="dxa"/>
+              <w:right w:w="120" w:type="dxa"/>
+            </w:tcMar>
           </w:tcPr>
           <w:p>
             <w:pPr>
@@ -3716,7 +4480,7 @@
             </w:pPr>
             <w:r>
               <w:rPr>
-                <w:rFonts w:ascii="Arial" w:hAnsi="Arial" w:cs="Arial"/>
+                <w:rFonts w:ascii="IBM Plex Sans Arabic" w:hAnsi="IBM Plex Sans Arabic" w:cs="IBM Plex Sans Arabic"/>
                 <w:b/>
                 <w:color w:val="FFFFFF"/>
                 <w:rtl/>
@@ -3730,6 +4494,12 @@
         <w:tc>
           <w:tcPr>
             <w:tcW w:type="dxa" w:w="4680"/>
+            <w:tcMar>
+              <w:top w:w="100" w:type="dxa"/>
+              <w:bottom w:w="100" w:type="dxa"/>
+              <w:left w:w="120" w:type="dxa"/>
+              <w:right w:w="120" w:type="dxa"/>
+            </w:tcMar>
           </w:tcPr>
           <w:p>
             <w:pPr>
@@ -3738,7 +4508,7 @@
             </w:pPr>
             <w:r>
               <w:rPr>
-                <w:rFonts w:ascii="Arial" w:hAnsi="Arial" w:cs="Arial"/>
+                <w:rFonts w:ascii="IBM Plex Sans Arabic" w:hAnsi="IBM Plex Sans Arabic" w:cs="IBM Plex Sans Arabic"/>
                 <w:rtl/>
               </w:rPr>
               <w:t>✓ موثّق (مصدر رسمي)</w:t>
@@ -3748,6 +4518,12 @@
         <w:tc>
           <w:tcPr>
             <w:tcW w:type="dxa" w:w="4680"/>
+            <w:tcMar>
+              <w:top w:w="100" w:type="dxa"/>
+              <w:bottom w:w="100" w:type="dxa"/>
+              <w:left w:w="120" w:type="dxa"/>
+              <w:right w:w="120" w:type="dxa"/>
+            </w:tcMar>
           </w:tcPr>
           <w:p>
             <w:pPr>
@@ -3756,7 +4532,7 @@
             </w:pPr>
             <w:r>
               <w:rPr>
-                <w:rFonts w:ascii="Arial" w:hAnsi="Arial" w:cs="Arial"/>
+                <w:rFonts w:ascii="IBM Plex Sans Arabic" w:hAnsi="IBM Plex Sans Arabic" w:cs="IBM Plex Sans Arabic"/>
                 <w:rtl/>
               </w:rPr>
               <w:t>9</w:t>
@@ -3768,7 +4544,13 @@
         <w:tc>
           <w:tcPr>
             <w:tcW w:type="dxa" w:w="4680"/>
-            <w:shd w:val="clear" w:fill="F2F2F2"/>
+            <w:tcMar>
+              <w:top w:w="100" w:type="dxa"/>
+              <w:bottom w:w="100" w:type="dxa"/>
+              <w:left w:w="120" w:type="dxa"/>
+              <w:right w:w="120" w:type="dxa"/>
+            </w:tcMar>
+            <w:shd w:val="clear" w:fill="F2F7F3"/>
           </w:tcPr>
           <w:p>
             <w:pPr>
@@ -3777,7 +4559,7 @@
             </w:pPr>
             <w:r>
               <w:rPr>
-                <w:rFonts w:ascii="Arial" w:hAnsi="Arial" w:cs="Arial"/>
+                <w:rFonts w:ascii="IBM Plex Sans Arabic" w:hAnsi="IBM Plex Sans Arabic" w:cs="IBM Plex Sans Arabic"/>
                 <w:rtl/>
               </w:rPr>
               <w:t>◐ ثانوي (مصدر واحد غير رسمي)</w:t>
@@ -3787,7 +4569,13 @@
         <w:tc>
           <w:tcPr>
             <w:tcW w:type="dxa" w:w="4680"/>
-            <w:shd w:val="clear" w:fill="F2F2F2"/>
+            <w:tcMar>
+              <w:top w:w="100" w:type="dxa"/>
+              <w:bottom w:w="100" w:type="dxa"/>
+              <w:left w:w="120" w:type="dxa"/>
+              <w:right w:w="120" w:type="dxa"/>
+            </w:tcMar>
+            <w:shd w:val="clear" w:fill="F2F7F3"/>
           </w:tcPr>
           <w:p>
             <w:pPr>
@@ -3796,7 +4584,7 @@
             </w:pPr>
             <w:r>
               <w:rPr>
-                <w:rFonts w:ascii="Arial" w:hAnsi="Arial" w:cs="Arial"/>
+                <w:rFonts w:ascii="IBM Plex Sans Arabic" w:hAnsi="IBM Plex Sans Arabic" w:cs="IBM Plex Sans Arabic"/>
                 <w:rtl/>
               </w:rPr>
               <w:t>12</w:t>
@@ -3808,6 +4596,12 @@
         <w:tc>
           <w:tcPr>
             <w:tcW w:type="dxa" w:w="4680"/>
+            <w:tcMar>
+              <w:top w:w="100" w:type="dxa"/>
+              <w:bottom w:w="100" w:type="dxa"/>
+              <w:left w:w="120" w:type="dxa"/>
+              <w:right w:w="120" w:type="dxa"/>
+            </w:tcMar>
           </w:tcPr>
           <w:p>
             <w:pPr>
@@ -3816,7 +4610,7 @@
             </w:pPr>
             <w:r>
               <w:rPr>
-                <w:rFonts w:ascii="Arial" w:hAnsi="Arial" w:cs="Arial"/>
+                <w:rFonts w:ascii="IBM Plex Sans Arabic" w:hAnsi="IBM Plex Sans Arabic" w:cs="IBM Plex Sans Arabic"/>
                 <w:rtl/>
               </w:rPr>
               <w:t>○ غير متحقق</w:t>
@@ -3826,6 +4620,12 @@
         <w:tc>
           <w:tcPr>
             <w:tcW w:type="dxa" w:w="4680"/>
+            <w:tcMar>
+              <w:top w:w="100" w:type="dxa"/>
+              <w:bottom w:w="100" w:type="dxa"/>
+              <w:left w:w="120" w:type="dxa"/>
+              <w:right w:w="120" w:type="dxa"/>
+            </w:tcMar>
           </w:tcPr>
           <w:p>
             <w:pPr>
@@ -3834,7 +4634,7 @@
             </w:pPr>
             <w:r>
               <w:rPr>
-                <w:rFonts w:ascii="Arial" w:hAnsi="Arial" w:cs="Arial"/>
+                <w:rFonts w:ascii="IBM Plex Sans Arabic" w:hAnsi="IBM Plex Sans Arabic" w:cs="IBM Plex Sans Arabic"/>
                 <w:rtl/>
               </w:rPr>
               <w:t>2</w:t>
@@ -3851,7 +4651,7 @@
       </w:pPr>
       <w:r>
         <w:rPr>
-          <w:rFonts w:ascii="Arial" w:hAnsi="Arial" w:cs="Arial"/>
+          <w:rFonts w:ascii="IBM Plex Sans Arabic" w:hAnsi="IBM Plex Sans Arabic" w:cs="IBM Plex Sans Arabic"/>
           <w:rtl/>
         </w:rPr>
         <w:t>ما لم يكتمل للقرار، والخطوة التالية</w:t>
@@ -3864,7 +4664,7 @@
       </w:pPr>
       <w:r>
         <w:rPr>
-          <w:rFonts w:ascii="Arial" w:hAnsi="Arial" w:cs="Arial"/>
+          <w:rFonts w:ascii="IBM Plex Sans Arabic" w:hAnsi="IBM Plex Sans Arabic" w:cs="IBM Plex Sans Arabic"/>
           <w:rtl/>
         </w:rPr>
         <w:t>النقاط التالية لم تكتمل توثيقاً ضمن هذا التقرير؛ هي ما يفصل التوصية الحالية عن قرار نهائي كامل، وكلٌّ منها قابل للإغلاق بخطوة محدّدة:</w:t>
@@ -3878,7 +4678,7 @@
       </w:pPr>
       <w:r>
         <w:rPr>
-          <w:rFonts w:ascii="Arial" w:hAnsi="Arial" w:cs="Arial"/>
+          <w:rFonts w:ascii="IBM Plex Sans Arabic" w:hAnsi="IBM Plex Sans Arabic" w:cs="IBM Plex Sans Arabic"/>
           <w:rtl/>
         </w:rPr>
         <w:t>لم نتمكّن من تأكيد قناة الدخول الأولى (موزّع أغذية حلال في أمستردام — مرشّح محتمل) من مصدر موثّق — إغلاق هذه الفجوة يتطلّب خدمة تحقّق جهات اتصال مدفوعة (قواعد بيانات تجارية) قبل الالتزام بالموزّع.</w:t>
@@ -3892,7 +4692,7 @@
       </w:pPr>
       <w:r>
         <w:rPr>
-          <w:rFonts w:ascii="Arial" w:hAnsi="Arial" w:cs="Arial"/>
+          <w:rFonts w:ascii="IBM Plex Sans Arabic" w:hAnsi="IBM Plex Sans Arabic" w:cs="IBM Plex Sans Arabic"/>
           <w:rtl/>
         </w:rPr>
         <w:t>المنهجية وسجل الأدلة للمدققين</w:t>
@@ -3905,7 +4705,7 @@
       </w:pPr>
       <w:r>
         <w:rPr>
-          <w:rFonts w:ascii="Arial" w:hAnsi="Arial" w:cs="Arial"/>
+          <w:rFonts w:ascii="IBM Plex Sans Arabic" w:hAnsi="IBM Plex Sans Arabic" w:cs="IBM Plex Sans Arabic"/>
           <w:rtl/>
         </w:rPr>
         <w:t>اعتمد هذا التقرير على مصادر رسمية عامة (Albert Heijn، EU 2017/625، Eurostat، Google Trends، Jumbo، UN Comtrade)، مع تحليل تقاطعي بينها ومراجعة للاتساق قبل الاعتماد. خضعت كل معلومة للتحقّق من مصدرها العمومي المباشر. أحدث تاريخ جمع بيانات: 2026-07-02. تفاصيل كل رقم بمصدره وتاريخه في «سجل الأدلة للمدققين» ختام التقرير.</w:t>
@@ -3919,7 +4719,7 @@
       </w:pPr>
       <w:r>
         <w:rPr>
-          <w:rFonts w:ascii="Arial" w:hAnsi="Arial" w:cs="Arial"/>
+          <w:rFonts w:ascii="IBM Plex Sans Arabic" w:hAnsi="IBM Plex Sans Arabic" w:cs="IBM Plex Sans Arabic"/>
           <w:rtl/>
         </w:rPr>
         <w:t>سجل الأدلة للمدققين</w:t>
@@ -3933,7 +4733,7 @@
       </w:pPr>
       <w:r>
         <w:rPr>
-          <w:rFonts w:ascii="Arial" w:hAnsi="Arial" w:cs="Arial"/>
+          <w:rFonts w:ascii="IBM Plex Sans Arabic" w:hAnsi="IBM Plex Sans Arabic" w:cs="IBM Plex Sans Arabic"/>
           <w:rtl/>
         </w:rPr>
         <w:t>كل بند أدناه هو حقيقة موثّقة بمصدرها ورابطها العمومي وتاريخها، أساس السرد أعلاه — للتحقّق المباشر. رمز الأدلة: ✓ موثّق مباشرةً · ◐ تقديري مسنَد · ○ يحتاج تحققاً.</w:t>
@@ -3945,6 +4745,14 @@
         <w:tblW w:type="auto" w:w="0"/>
         <w:tblLayout w:type="fixed"/>
         <w:tblLook w:firstColumn="1" w:firstRow="1" w:lastColumn="0" w:lastRow="0" w:noHBand="0" w:noVBand="1" w:val="04A0"/>
+        <w:tblBorders>
+          <w:top w:val="single" w:sz="4" w:space="0" w:color="BBBBBB"/>
+          <w:left w:val="single" w:sz="4" w:space="0" w:color="BBBBBB"/>
+          <w:bottom w:val="single" w:sz="4" w:space="0" w:color="BBBBBB"/>
+          <w:right w:val="single" w:sz="4" w:space="0" w:color="BBBBBB"/>
+          <w:insideH w:val="single" w:sz="4" w:space="0" w:color="BBBBBB"/>
+          <w:insideV w:val="single" w:sz="4" w:space="0" w:color="BBBBBB"/>
+        </w:tblBorders>
         <w:bidiVisual/>
       </w:tblPr>
       <w:tblGrid>
@@ -3958,7 +4766,13 @@
         <w:tc>
           <w:tcPr>
             <w:tcW w:type="dxa" w:w="1872"/>
-            <w:shd w:val="clear" w:fill="1B3B6F"/>
+            <w:shd w:val="clear" w:fill="166534"/>
+            <w:tcMar>
+              <w:top w:w="100" w:type="dxa"/>
+              <w:bottom w:w="100" w:type="dxa"/>
+              <w:left w:w="120" w:type="dxa"/>
+              <w:right w:w="120" w:type="dxa"/>
+            </w:tcMar>
           </w:tcPr>
           <w:p>
             <w:pPr>
@@ -3967,7 +4781,7 @@
             </w:pPr>
             <w:r>
               <w:rPr>
-                <w:rFonts w:ascii="Arial" w:hAnsi="Arial" w:cs="Arial"/>
+                <w:rFonts w:ascii="IBM Plex Sans Arabic" w:hAnsi="IBM Plex Sans Arabic" w:cs="IBM Plex Sans Arabic"/>
                 <w:b/>
                 <w:color w:val="FFFFFF"/>
                 <w:rtl/>
@@ -3979,7 +4793,13 @@
         <w:tc>
           <w:tcPr>
             <w:tcW w:type="dxa" w:w="1872"/>
-            <w:shd w:val="clear" w:fill="1B3B6F"/>
+            <w:shd w:val="clear" w:fill="166534"/>
+            <w:tcMar>
+              <w:top w:w="100" w:type="dxa"/>
+              <w:bottom w:w="100" w:type="dxa"/>
+              <w:left w:w="120" w:type="dxa"/>
+              <w:right w:w="120" w:type="dxa"/>
+            </w:tcMar>
           </w:tcPr>
           <w:p>
             <w:pPr>
@@ -3988,7 +4808,7 @@
             </w:pPr>
             <w:r>
               <w:rPr>
-                <w:rFonts w:ascii="Arial" w:hAnsi="Arial" w:cs="Arial"/>
+                <w:rFonts w:ascii="IBM Plex Sans Arabic" w:hAnsi="IBM Plex Sans Arabic" w:cs="IBM Plex Sans Arabic"/>
                 <w:b/>
                 <w:color w:val="FFFFFF"/>
                 <w:rtl/>
@@ -4000,7 +4820,13 @@
         <w:tc>
           <w:tcPr>
             <w:tcW w:type="dxa" w:w="1872"/>
-            <w:shd w:val="clear" w:fill="1B3B6F"/>
+            <w:shd w:val="clear" w:fill="166534"/>
+            <w:tcMar>
+              <w:top w:w="100" w:type="dxa"/>
+              <w:bottom w:w="100" w:type="dxa"/>
+              <w:left w:w="120" w:type="dxa"/>
+              <w:right w:w="120" w:type="dxa"/>
+            </w:tcMar>
           </w:tcPr>
           <w:p>
             <w:pPr>
@@ -4009,7 +4835,7 @@
             </w:pPr>
             <w:r>
               <w:rPr>
-                <w:rFonts w:ascii="Arial" w:hAnsi="Arial" w:cs="Arial"/>
+                <w:rFonts w:ascii="IBM Plex Sans Arabic" w:hAnsi="IBM Plex Sans Arabic" w:cs="IBM Plex Sans Arabic"/>
                 <w:b/>
                 <w:color w:val="FFFFFF"/>
                 <w:rtl/>
@@ -4021,7 +4847,13 @@
         <w:tc>
           <w:tcPr>
             <w:tcW w:type="dxa" w:w="1872"/>
-            <w:shd w:val="clear" w:fill="1B3B6F"/>
+            <w:shd w:val="clear" w:fill="166534"/>
+            <w:tcMar>
+              <w:top w:w="100" w:type="dxa"/>
+              <w:bottom w:w="100" w:type="dxa"/>
+              <w:left w:w="120" w:type="dxa"/>
+              <w:right w:w="120" w:type="dxa"/>
+            </w:tcMar>
           </w:tcPr>
           <w:p>
             <w:pPr>
@@ -4030,7 +4862,7 @@
             </w:pPr>
             <w:r>
               <w:rPr>
-                <w:rFonts w:ascii="Arial" w:hAnsi="Arial" w:cs="Arial"/>
+                <w:rFonts w:ascii="IBM Plex Sans Arabic" w:hAnsi="IBM Plex Sans Arabic" w:cs="IBM Plex Sans Arabic"/>
                 <w:b/>
                 <w:color w:val="FFFFFF"/>
                 <w:rtl/>
@@ -4042,7 +4874,13 @@
         <w:tc>
           <w:tcPr>
             <w:tcW w:type="dxa" w:w="1872"/>
-            <w:shd w:val="clear" w:fill="1B3B6F"/>
+            <w:shd w:val="clear" w:fill="166534"/>
+            <w:tcMar>
+              <w:top w:w="100" w:type="dxa"/>
+              <w:bottom w:w="100" w:type="dxa"/>
+              <w:left w:w="120" w:type="dxa"/>
+              <w:right w:w="120" w:type="dxa"/>
+            </w:tcMar>
           </w:tcPr>
           <w:p>
             <w:pPr>
@@ -4051,7 +4889,7 @@
             </w:pPr>
             <w:r>
               <w:rPr>
-                <w:rFonts w:ascii="Arial" w:hAnsi="Arial" w:cs="Arial"/>
+                <w:rFonts w:ascii="IBM Plex Sans Arabic" w:hAnsi="IBM Plex Sans Arabic" w:cs="IBM Plex Sans Arabic"/>
                 <w:b/>
                 <w:color w:val="FFFFFF"/>
                 <w:rtl/>
@@ -4065,6 +4903,12 @@
         <w:tc>
           <w:tcPr>
             <w:tcW w:type="dxa" w:w="1872"/>
+            <w:tcMar>
+              <w:top w:w="100" w:type="dxa"/>
+              <w:bottom w:w="100" w:type="dxa"/>
+              <w:left w:w="120" w:type="dxa"/>
+              <w:right w:w="120" w:type="dxa"/>
+            </w:tcMar>
           </w:tcPr>
           <w:p>
             <w:pPr>
@@ -4073,7 +4917,7 @@
             </w:pPr>
             <w:r>
               <w:rPr>
-                <w:rFonts w:ascii="Arial" w:hAnsi="Arial" w:cs="Arial"/>
+                <w:rFonts w:ascii="IBM Plex Sans Arabic" w:hAnsi="IBM Plex Sans Arabic" w:cs="IBM Plex Sans Arabic"/>
                 <w:rtl/>
               </w:rPr>
               <w:t>38 مليون — إجمالي واردات هولندا من التمور من العالم، دولار، 2023</w:t>
@@ -4083,6 +4927,12 @@
         <w:tc>
           <w:tcPr>
             <w:tcW w:type="dxa" w:w="1872"/>
+            <w:tcMar>
+              <w:top w:w="100" w:type="dxa"/>
+              <w:bottom w:w="100" w:type="dxa"/>
+              <w:left w:w="120" w:type="dxa"/>
+              <w:right w:w="120" w:type="dxa"/>
+            </w:tcMar>
           </w:tcPr>
           <w:p>
             <w:pPr>
@@ -4091,7 +4941,7 @@
             </w:pPr>
             <w:r>
               <w:rPr>
-                <w:rFonts w:ascii="Arial" w:hAnsi="Arial" w:cs="Arial"/>
+                <w:rFonts w:ascii="IBM Plex Sans Arabic" w:hAnsi="IBM Plex Sans Arabic" w:cs="IBM Plex Sans Arabic"/>
                 <w:rtl/>
               </w:rPr>
               <w:t>UN Comtrade</w:t>
@@ -4101,6 +4951,12 @@
         <w:tc>
           <w:tcPr>
             <w:tcW w:type="dxa" w:w="1872"/>
+            <w:tcMar>
+              <w:top w:w="100" w:type="dxa"/>
+              <w:bottom w:w="100" w:type="dxa"/>
+              <w:left w:w="120" w:type="dxa"/>
+              <w:right w:w="120" w:type="dxa"/>
+            </w:tcMar>
           </w:tcPr>
           <w:p>
             <w:pPr>
@@ -4109,7 +4965,7 @@
             </w:pPr>
             <w:r>
               <w:rPr>
-                <w:rFonts w:ascii="Arial" w:hAnsi="Arial" w:cs="Arial"/>
+                <w:rFonts w:ascii="IBM Plex Sans Arabic" w:hAnsi="IBM Plex Sans Arabic" w:cs="IBM Plex Sans Arabic"/>
                 <w:rtl/>
               </w:rPr>
               <w:t>https://comtradeplus.un.org/</w:t>
@@ -4119,6 +4975,12 @@
         <w:tc>
           <w:tcPr>
             <w:tcW w:type="dxa" w:w="1872"/>
+            <w:tcMar>
+              <w:top w:w="100" w:type="dxa"/>
+              <w:bottom w:w="100" w:type="dxa"/>
+              <w:left w:w="120" w:type="dxa"/>
+              <w:right w:w="120" w:type="dxa"/>
+            </w:tcMar>
           </w:tcPr>
           <w:p>
             <w:pPr>
@@ -4127,7 +4989,7 @@
             </w:pPr>
             <w:r>
               <w:rPr>
-                <w:rFonts w:ascii="Arial" w:hAnsi="Arial" w:cs="Arial"/>
+                <w:rFonts w:ascii="IBM Plex Sans Arabic" w:hAnsi="IBM Plex Sans Arabic" w:cs="IBM Plex Sans Arabic"/>
                 <w:rtl/>
               </w:rPr>
               <w:t>2026-07-02</w:t>
@@ -4137,6 +4999,12 @@
         <w:tc>
           <w:tcPr>
             <w:tcW w:type="dxa" w:w="1872"/>
+            <w:tcMar>
+              <w:top w:w="100" w:type="dxa"/>
+              <w:bottom w:w="100" w:type="dxa"/>
+              <w:left w:w="120" w:type="dxa"/>
+              <w:right w:w="120" w:type="dxa"/>
+            </w:tcMar>
           </w:tcPr>
           <w:p>
             <w:pPr>
@@ -4145,7 +5013,7 @@
             </w:pPr>
             <w:r>
               <w:rPr>
-                <w:rFonts w:ascii="Arial" w:hAnsi="Arial" w:cs="Arial"/>
+                <w:rFonts w:ascii="IBM Plex Sans Arabic" w:hAnsi="IBM Plex Sans Arabic" w:cs="IBM Plex Sans Arabic"/>
                 <w:rtl/>
               </w:rPr>
               <w:t>✓ موثّق</w:t>
@@ -4157,7 +5025,13 @@
         <w:tc>
           <w:tcPr>
             <w:tcW w:type="dxa" w:w="1872"/>
-            <w:shd w:val="clear" w:fill="F2F2F2"/>
+            <w:tcMar>
+              <w:top w:w="100" w:type="dxa"/>
+              <w:bottom w:w="100" w:type="dxa"/>
+              <w:left w:w="120" w:type="dxa"/>
+              <w:right w:w="120" w:type="dxa"/>
+            </w:tcMar>
+            <w:shd w:val="clear" w:fill="F2F7F3"/>
           </w:tcPr>
           <w:p>
             <w:pPr>
@@ -4166,7 +5040,7 @@
             </w:pPr>
             <w:r>
               <w:rPr>
-                <w:rFonts w:ascii="Arial" w:hAnsi="Arial" w:cs="Arial"/>
+                <w:rFonts w:ascii="IBM Plex Sans Arabic" w:hAnsi="IBM Plex Sans Arabic" w:cs="IBM Plex Sans Arabic"/>
                 <w:rtl/>
               </w:rPr>
               <w:t>17.8 مليون — عدد سكان هولندا، نسمة، 2023</w:t>
@@ -4176,7 +5050,13 @@
         <w:tc>
           <w:tcPr>
             <w:tcW w:type="dxa" w:w="1872"/>
-            <w:shd w:val="clear" w:fill="F2F2F2"/>
+            <w:tcMar>
+              <w:top w:w="100" w:type="dxa"/>
+              <w:bottom w:w="100" w:type="dxa"/>
+              <w:left w:w="120" w:type="dxa"/>
+              <w:right w:w="120" w:type="dxa"/>
+            </w:tcMar>
+            <w:shd w:val="clear" w:fill="F2F7F3"/>
           </w:tcPr>
           <w:p>
             <w:pPr>
@@ -4185,7 +5065,7 @@
             </w:pPr>
             <w:r>
               <w:rPr>
-                <w:rFonts w:ascii="Arial" w:hAnsi="Arial" w:cs="Arial"/>
+                <w:rFonts w:ascii="IBM Plex Sans Arabic" w:hAnsi="IBM Plex Sans Arabic" w:cs="IBM Plex Sans Arabic"/>
                 <w:rtl/>
               </w:rPr>
               <w:t>World Bank</w:t>
@@ -4195,7 +5075,13 @@
         <w:tc>
           <w:tcPr>
             <w:tcW w:type="dxa" w:w="1872"/>
-            <w:shd w:val="clear" w:fill="F2F2F2"/>
+            <w:tcMar>
+              <w:top w:w="100" w:type="dxa"/>
+              <w:bottom w:w="100" w:type="dxa"/>
+              <w:left w:w="120" w:type="dxa"/>
+              <w:right w:w="120" w:type="dxa"/>
+            </w:tcMar>
+            <w:shd w:val="clear" w:fill="F2F7F3"/>
           </w:tcPr>
           <w:p>
             <w:pPr>
@@ -4204,7 +5090,7 @@
             </w:pPr>
             <w:r>
               <w:rPr>
-                <w:rFonts w:ascii="Arial" w:hAnsi="Arial" w:cs="Arial"/>
+                <w:rFonts w:ascii="IBM Plex Sans Arabic" w:hAnsi="IBM Plex Sans Arabic" w:cs="IBM Plex Sans Arabic"/>
                 <w:rtl/>
               </w:rPr>
               <w:t>https://data.worldbank.org/</w:t>
@@ -4214,7 +5100,13 @@
         <w:tc>
           <w:tcPr>
             <w:tcW w:type="dxa" w:w="1872"/>
-            <w:shd w:val="clear" w:fill="F2F2F2"/>
+            <w:tcMar>
+              <w:top w:w="100" w:type="dxa"/>
+              <w:bottom w:w="100" w:type="dxa"/>
+              <w:left w:w="120" w:type="dxa"/>
+              <w:right w:w="120" w:type="dxa"/>
+            </w:tcMar>
+            <w:shd w:val="clear" w:fill="F2F7F3"/>
           </w:tcPr>
           <w:p>
             <w:pPr>
@@ -4223,7 +5115,7 @@
             </w:pPr>
             <w:r>
               <w:rPr>
-                <w:rFonts w:ascii="Arial" w:hAnsi="Arial" w:cs="Arial"/>
+                <w:rFonts w:ascii="IBM Plex Sans Arabic" w:hAnsi="IBM Plex Sans Arabic" w:cs="IBM Plex Sans Arabic"/>
                 <w:rtl/>
               </w:rPr>
               <w:t>2026-07-02</w:t>
@@ -4233,7 +5125,13 @@
         <w:tc>
           <w:tcPr>
             <w:tcW w:type="dxa" w:w="1872"/>
-            <w:shd w:val="clear" w:fill="F2F2F2"/>
+            <w:tcMar>
+              <w:top w:w="100" w:type="dxa"/>
+              <w:bottom w:w="100" w:type="dxa"/>
+              <w:left w:w="120" w:type="dxa"/>
+              <w:right w:w="120" w:type="dxa"/>
+            </w:tcMar>
+            <w:shd w:val="clear" w:fill="F2F7F3"/>
           </w:tcPr>
           <w:p>
             <w:pPr>
@@ -4242,7 +5140,7 @@
             </w:pPr>
             <w:r>
               <w:rPr>
-                <w:rFonts w:ascii="Arial" w:hAnsi="Arial" w:cs="Arial"/>
+                <w:rFonts w:ascii="IBM Plex Sans Arabic" w:hAnsi="IBM Plex Sans Arabic" w:cs="IBM Plex Sans Arabic"/>
                 <w:rtl/>
               </w:rPr>
               <w:t>✓ موثّق</w:t>
@@ -4254,6 +5152,12 @@
         <w:tc>
           <w:tcPr>
             <w:tcW w:type="dxa" w:w="1872"/>
+            <w:tcMar>
+              <w:top w:w="100" w:type="dxa"/>
+              <w:bottom w:w="100" w:type="dxa"/>
+              <w:left w:w="120" w:type="dxa"/>
+              <w:right w:w="120" w:type="dxa"/>
+            </w:tcMar>
           </w:tcPr>
           <w:p>
             <w:pPr>
@@ -4262,7 +5166,7 @@
             </w:pPr>
             <w:r>
               <w:rPr>
-                <w:rFonts w:ascii="Arial" w:hAnsi="Arial" w:cs="Arial"/>
+                <w:rFonts w:ascii="IBM Plex Sans Arabic" w:hAnsi="IBM Plex Sans Arabic" w:cs="IBM Plex Sans Arabic"/>
                 <w:rtl/>
               </w:rPr>
               <w:t>تمر دقلة نور تونسي (1كغ) 5.50€/كغم ≈ 6.0$/كغم</w:t>
@@ -4272,6 +5176,12 @@
         <w:tc>
           <w:tcPr>
             <w:tcW w:type="dxa" w:w="1872"/>
+            <w:tcMar>
+              <w:top w:w="100" w:type="dxa"/>
+              <w:bottom w:w="100" w:type="dxa"/>
+              <w:left w:w="120" w:type="dxa"/>
+              <w:right w:w="120" w:type="dxa"/>
+            </w:tcMar>
           </w:tcPr>
           <w:p>
             <w:pPr>
@@ -4280,7 +5190,7 @@
             </w:pPr>
             <w:r>
               <w:rPr>
-                <w:rFonts w:ascii="Arial" w:hAnsi="Arial" w:cs="Arial"/>
+                <w:rFonts w:ascii="IBM Plex Sans Arabic" w:hAnsi="IBM Plex Sans Arabic" w:cs="IBM Plex Sans Arabic"/>
                 <w:rtl/>
               </w:rPr>
               <w:t>Albert Heijn (رصد ويب)</w:t>
@@ -4290,6 +5200,12 @@
         <w:tc>
           <w:tcPr>
             <w:tcW w:type="dxa" w:w="1872"/>
+            <w:tcMar>
+              <w:top w:w="100" w:type="dxa"/>
+              <w:bottom w:w="100" w:type="dxa"/>
+              <w:left w:w="120" w:type="dxa"/>
+              <w:right w:w="120" w:type="dxa"/>
+            </w:tcMar>
           </w:tcPr>
           <w:p>
             <w:pPr>
@@ -4298,7 +5214,7 @@
             </w:pPr>
             <w:r>
               <w:rPr>
-                <w:rFonts w:ascii="Arial" w:hAnsi="Arial" w:cs="Arial"/>
+                <w:rFonts w:ascii="IBM Plex Sans Arabic" w:hAnsi="IBM Plex Sans Arabic" w:cs="IBM Plex Sans Arabic"/>
                 <w:rtl/>
               </w:rPr>
               <w:t>—</w:t>
@@ -4308,6 +5224,12 @@
         <w:tc>
           <w:tcPr>
             <w:tcW w:type="dxa" w:w="1872"/>
+            <w:tcMar>
+              <w:top w:w="100" w:type="dxa"/>
+              <w:bottom w:w="100" w:type="dxa"/>
+              <w:left w:w="120" w:type="dxa"/>
+              <w:right w:w="120" w:type="dxa"/>
+            </w:tcMar>
           </w:tcPr>
           <w:p>
             <w:pPr>
@@ -4316,7 +5238,7 @@
             </w:pPr>
             <w:r>
               <w:rPr>
-                <w:rFonts w:ascii="Arial" w:hAnsi="Arial" w:cs="Arial"/>
+                <w:rFonts w:ascii="IBM Plex Sans Arabic" w:hAnsi="IBM Plex Sans Arabic" w:cs="IBM Plex Sans Arabic"/>
                 <w:rtl/>
               </w:rPr>
               <w:t>2026-07-02</w:t>
@@ -4326,6 +5248,12 @@
         <w:tc>
           <w:tcPr>
             <w:tcW w:type="dxa" w:w="1872"/>
+            <w:tcMar>
+              <w:top w:w="100" w:type="dxa"/>
+              <w:bottom w:w="100" w:type="dxa"/>
+              <w:left w:w="120" w:type="dxa"/>
+              <w:right w:w="120" w:type="dxa"/>
+            </w:tcMar>
           </w:tcPr>
           <w:p>
             <w:pPr>
@@ -4334,7 +5262,7 @@
             </w:pPr>
             <w:r>
               <w:rPr>
-                <w:rFonts w:ascii="Arial" w:hAnsi="Arial" w:cs="Arial"/>
+                <w:rFonts w:ascii="IBM Plex Sans Arabic" w:hAnsi="IBM Plex Sans Arabic" w:cs="IBM Plex Sans Arabic"/>
                 <w:rtl/>
               </w:rPr>
               <w:t>◐ ثانوي</w:t>
@@ -4346,7 +5274,13 @@
         <w:tc>
           <w:tcPr>
             <w:tcW w:type="dxa" w:w="1872"/>
-            <w:shd w:val="clear" w:fill="F2F2F2"/>
+            <w:tcMar>
+              <w:top w:w="100" w:type="dxa"/>
+              <w:bottom w:w="100" w:type="dxa"/>
+              <w:left w:w="120" w:type="dxa"/>
+              <w:right w:w="120" w:type="dxa"/>
+            </w:tcMar>
+            <w:shd w:val="clear" w:fill="F2F7F3"/>
           </w:tcPr>
           <w:p>
             <w:pPr>
@@ -4355,7 +5289,7 @@
             </w:pPr>
             <w:r>
               <w:rPr>
-                <w:rFonts w:ascii="Arial" w:hAnsi="Arial" w:cs="Arial"/>
+                <w:rFonts w:ascii="IBM Plex Sans Arabic" w:hAnsi="IBM Plex Sans Arabic" w:cs="IBM Plex Sans Arabic"/>
                 <w:rtl/>
               </w:rPr>
               <w:t>تمر مجهول مغربي (1كغ) 9.20€/كغم ≈ 10.0$/كغم</w:t>
@@ -4365,7 +5299,13 @@
         <w:tc>
           <w:tcPr>
             <w:tcW w:type="dxa" w:w="1872"/>
-            <w:shd w:val="clear" w:fill="F2F2F2"/>
+            <w:tcMar>
+              <w:top w:w="100" w:type="dxa"/>
+              <w:bottom w:w="100" w:type="dxa"/>
+              <w:left w:w="120" w:type="dxa"/>
+              <w:right w:w="120" w:type="dxa"/>
+            </w:tcMar>
+            <w:shd w:val="clear" w:fill="F2F7F3"/>
           </w:tcPr>
           <w:p>
             <w:pPr>
@@ -4374,7 +5314,7 @@
             </w:pPr>
             <w:r>
               <w:rPr>
-                <w:rFonts w:ascii="Arial" w:hAnsi="Arial" w:cs="Arial"/>
+                <w:rFonts w:ascii="IBM Plex Sans Arabic" w:hAnsi="IBM Plex Sans Arabic" w:cs="IBM Plex Sans Arabic"/>
                 <w:rtl/>
               </w:rPr>
               <w:t>Jumbo (رصد ويب)</w:t>
@@ -4384,7 +5324,13 @@
         <w:tc>
           <w:tcPr>
             <w:tcW w:type="dxa" w:w="1872"/>
-            <w:shd w:val="clear" w:fill="F2F2F2"/>
+            <w:tcMar>
+              <w:top w:w="100" w:type="dxa"/>
+              <w:bottom w:w="100" w:type="dxa"/>
+              <w:left w:w="120" w:type="dxa"/>
+              <w:right w:w="120" w:type="dxa"/>
+            </w:tcMar>
+            <w:shd w:val="clear" w:fill="F2F7F3"/>
           </w:tcPr>
           <w:p>
             <w:pPr>
@@ -4393,7 +5339,7 @@
             </w:pPr>
             <w:r>
               <w:rPr>
-                <w:rFonts w:ascii="Arial" w:hAnsi="Arial" w:cs="Arial"/>
+                <w:rFonts w:ascii="IBM Plex Sans Arabic" w:hAnsi="IBM Plex Sans Arabic" w:cs="IBM Plex Sans Arabic"/>
                 <w:rtl/>
               </w:rPr>
               <w:t>—</w:t>
@@ -4403,7 +5349,13 @@
         <w:tc>
           <w:tcPr>
             <w:tcW w:type="dxa" w:w="1872"/>
-            <w:shd w:val="clear" w:fill="F2F2F2"/>
+            <w:tcMar>
+              <w:top w:w="100" w:type="dxa"/>
+              <w:bottom w:w="100" w:type="dxa"/>
+              <w:left w:w="120" w:type="dxa"/>
+              <w:right w:w="120" w:type="dxa"/>
+            </w:tcMar>
+            <w:shd w:val="clear" w:fill="F2F7F3"/>
           </w:tcPr>
           <w:p>
             <w:pPr>
@@ -4412,7 +5364,7 @@
             </w:pPr>
             <w:r>
               <w:rPr>
-                <w:rFonts w:ascii="Arial" w:hAnsi="Arial" w:cs="Arial"/>
+                <w:rFonts w:ascii="IBM Plex Sans Arabic" w:hAnsi="IBM Plex Sans Arabic" w:cs="IBM Plex Sans Arabic"/>
                 <w:rtl/>
               </w:rPr>
               <w:t>2026-07-02</w:t>
@@ -4422,7 +5374,13 @@
         <w:tc>
           <w:tcPr>
             <w:tcW w:type="dxa" w:w="1872"/>
-            <w:shd w:val="clear" w:fill="F2F2F2"/>
+            <w:tcMar>
+              <w:top w:w="100" w:type="dxa"/>
+              <w:bottom w:w="100" w:type="dxa"/>
+              <w:left w:w="120" w:type="dxa"/>
+              <w:right w:w="120" w:type="dxa"/>
+            </w:tcMar>
+            <w:shd w:val="clear" w:fill="F2F7F3"/>
           </w:tcPr>
           <w:p>
             <w:pPr>
@@ -4431,7 +5389,7 @@
             </w:pPr>
             <w:r>
               <w:rPr>
-                <w:rFonts w:ascii="Arial" w:hAnsi="Arial" w:cs="Arial"/>
+                <w:rFonts w:ascii="IBM Plex Sans Arabic" w:hAnsi="IBM Plex Sans Arabic" w:cs="IBM Plex Sans Arabic"/>
                 <w:rtl/>
               </w:rPr>
               <w:t>◐ ثانوي</w:t>
@@ -4443,6 +5401,12 @@
         <w:tc>
           <w:tcPr>
             <w:tcW w:type="dxa" w:w="1872"/>
+            <w:tcMar>
+              <w:top w:w="100" w:type="dxa"/>
+              <w:bottom w:w="100" w:type="dxa"/>
+              <w:left w:w="120" w:type="dxa"/>
+              <w:right w:w="120" w:type="dxa"/>
+            </w:tcMar>
           </w:tcPr>
           <w:p>
             <w:pPr>
@@ -4451,7 +5415,7 @@
             </w:pPr>
             <w:r>
               <w:rPr>
-                <w:rFonts w:ascii="Arial" w:hAnsi="Arial" w:cs="Arial"/>
+                <w:rFonts w:ascii="IBM Plex Sans Arabic" w:hAnsi="IBM Plex Sans Arabic" w:cs="IBM Plex Sans Arabic"/>
                 <w:rtl/>
               </w:rPr>
               <w:t>تمر فاخر متخصص (500غ) 14.0€/كغم ≈ 15.3$/كغم</w:t>
@@ -4461,6 +5425,12 @@
         <w:tc>
           <w:tcPr>
             <w:tcW w:type="dxa" w:w="1872"/>
+            <w:tcMar>
+              <w:top w:w="100" w:type="dxa"/>
+              <w:bottom w:w="100" w:type="dxa"/>
+              <w:left w:w="120" w:type="dxa"/>
+              <w:right w:w="120" w:type="dxa"/>
+            </w:tcMar>
           </w:tcPr>
           <w:p>
             <w:pPr>
@@ -4469,7 +5439,7 @@
             </w:pPr>
             <w:r>
               <w:rPr>
-                <w:rFonts w:ascii="Arial" w:hAnsi="Arial" w:cs="Arial"/>
+                <w:rFonts w:ascii="IBM Plex Sans Arabic" w:hAnsi="IBM Plex Sans Arabic" w:cs="IBM Plex Sans Arabic"/>
                 <w:rtl/>
               </w:rPr>
               <w:t>متجر حلال متخصص (رصد ويب)</w:t>
@@ -4479,6 +5449,12 @@
         <w:tc>
           <w:tcPr>
             <w:tcW w:type="dxa" w:w="1872"/>
+            <w:tcMar>
+              <w:top w:w="100" w:type="dxa"/>
+              <w:bottom w:w="100" w:type="dxa"/>
+              <w:left w:w="120" w:type="dxa"/>
+              <w:right w:w="120" w:type="dxa"/>
+            </w:tcMar>
           </w:tcPr>
           <w:p>
             <w:pPr>
@@ -4487,7 +5463,7 @@
             </w:pPr>
             <w:r>
               <w:rPr>
-                <w:rFonts w:ascii="Arial" w:hAnsi="Arial" w:cs="Arial"/>
+                <w:rFonts w:ascii="IBM Plex Sans Arabic" w:hAnsi="IBM Plex Sans Arabic" w:cs="IBM Plex Sans Arabic"/>
                 <w:rtl/>
               </w:rPr>
               <w:t>—</w:t>
@@ -4497,6 +5473,12 @@
         <w:tc>
           <w:tcPr>
             <w:tcW w:type="dxa" w:w="1872"/>
+            <w:tcMar>
+              <w:top w:w="100" w:type="dxa"/>
+              <w:bottom w:w="100" w:type="dxa"/>
+              <w:left w:w="120" w:type="dxa"/>
+              <w:right w:w="120" w:type="dxa"/>
+            </w:tcMar>
           </w:tcPr>
           <w:p>
             <w:pPr>
@@ -4505,7 +5487,7 @@
             </w:pPr>
             <w:r>
               <w:rPr>
-                <w:rFonts w:ascii="Arial" w:hAnsi="Arial" w:cs="Arial"/>
+                <w:rFonts w:ascii="IBM Plex Sans Arabic" w:hAnsi="IBM Plex Sans Arabic" w:cs="IBM Plex Sans Arabic"/>
                 <w:rtl/>
               </w:rPr>
               <w:t>2026-07-02</w:t>
@@ -4515,6 +5497,12 @@
         <w:tc>
           <w:tcPr>
             <w:tcW w:type="dxa" w:w="1872"/>
+            <w:tcMar>
+              <w:top w:w="100" w:type="dxa"/>
+              <w:bottom w:w="100" w:type="dxa"/>
+              <w:left w:w="120" w:type="dxa"/>
+              <w:right w:w="120" w:type="dxa"/>
+            </w:tcMar>
           </w:tcPr>
           <w:p>
             <w:pPr>
@@ -4523,7 +5511,7 @@
             </w:pPr>
             <w:r>
               <w:rPr>
-                <w:rFonts w:ascii="Arial" w:hAnsi="Arial" w:cs="Arial"/>
+                <w:rFonts w:ascii="IBM Plex Sans Arabic" w:hAnsi="IBM Plex Sans Arabic" w:cs="IBM Plex Sans Arabic"/>
                 <w:rtl/>
               </w:rPr>
               <w:t>◐ ثانوي</w:t>
@@ -4535,7 +5523,13 @@
         <w:tc>
           <w:tcPr>
             <w:tcW w:type="dxa" w:w="1872"/>
-            <w:shd w:val="clear" w:fill="F2F2F2"/>
+            <w:tcMar>
+              <w:top w:w="100" w:type="dxa"/>
+              <w:bottom w:w="100" w:type="dxa"/>
+              <w:left w:w="120" w:type="dxa"/>
+              <w:right w:w="120" w:type="dxa"/>
+            </w:tcMar>
+            <w:shd w:val="clear" w:fill="F2F7F3"/>
           </w:tcPr>
           <w:p>
             <w:pPr>
@@ -4544,7 +5538,7 @@
             </w:pPr>
             <w:r>
               <w:rPr>
-                <w:rFonts w:ascii="Arial" w:hAnsi="Arial" w:cs="Arial"/>
+                <w:rFonts w:ascii="IBM Plex Sans Arabic" w:hAnsi="IBM Plex Sans Arabic" w:cs="IBM Plex Sans Arabic"/>
                 <w:rtl/>
               </w:rPr>
               <w:t>تونس: حصة 31.0%</w:t>
@@ -4554,7 +5548,13 @@
         <w:tc>
           <w:tcPr>
             <w:tcW w:type="dxa" w:w="1872"/>
-            <w:shd w:val="clear" w:fill="F2F2F2"/>
+            <w:tcMar>
+              <w:top w:w="100" w:type="dxa"/>
+              <w:bottom w:w="100" w:type="dxa"/>
+              <w:left w:w="120" w:type="dxa"/>
+              <w:right w:w="120" w:type="dxa"/>
+            </w:tcMar>
+            <w:shd w:val="clear" w:fill="F2F7F3"/>
           </w:tcPr>
           <w:p>
             <w:pPr>
@@ -4563,7 +5563,7 @@
             </w:pPr>
             <w:r>
               <w:rPr>
-                <w:rFonts w:ascii="Arial" w:hAnsi="Arial" w:cs="Arial"/>
+                <w:rFonts w:ascii="IBM Plex Sans Arabic" w:hAnsi="IBM Plex Sans Arabic" w:cs="IBM Plex Sans Arabic"/>
                 <w:rtl/>
               </w:rPr>
               <w:t>UN Comtrade</w:t>
@@ -4573,7 +5573,13 @@
         <w:tc>
           <w:tcPr>
             <w:tcW w:type="dxa" w:w="1872"/>
-            <w:shd w:val="clear" w:fill="F2F2F2"/>
+            <w:tcMar>
+              <w:top w:w="100" w:type="dxa"/>
+              <w:bottom w:w="100" w:type="dxa"/>
+              <w:left w:w="120" w:type="dxa"/>
+              <w:right w:w="120" w:type="dxa"/>
+            </w:tcMar>
+            <w:shd w:val="clear" w:fill="F2F7F3"/>
           </w:tcPr>
           <w:p>
             <w:pPr>
@@ -4582,7 +5588,7 @@
             </w:pPr>
             <w:r>
               <w:rPr>
-                <w:rFonts w:ascii="Arial" w:hAnsi="Arial" w:cs="Arial"/>
+                <w:rFonts w:ascii="IBM Plex Sans Arabic" w:hAnsi="IBM Plex Sans Arabic" w:cs="IBM Plex Sans Arabic"/>
                 <w:rtl/>
               </w:rPr>
               <w:t>https://comtradeplus.un.org/</w:t>
@@ -4592,7 +5598,13 @@
         <w:tc>
           <w:tcPr>
             <w:tcW w:type="dxa" w:w="1872"/>
-            <w:shd w:val="clear" w:fill="F2F2F2"/>
+            <w:tcMar>
+              <w:top w:w="100" w:type="dxa"/>
+              <w:bottom w:w="100" w:type="dxa"/>
+              <w:left w:w="120" w:type="dxa"/>
+              <w:right w:w="120" w:type="dxa"/>
+            </w:tcMar>
+            <w:shd w:val="clear" w:fill="F2F7F3"/>
           </w:tcPr>
           <w:p>
             <w:pPr>
@@ -4601,7 +5613,7 @@
             </w:pPr>
             <w:r>
               <w:rPr>
-                <w:rFonts w:ascii="Arial" w:hAnsi="Arial" w:cs="Arial"/>
+                <w:rFonts w:ascii="IBM Plex Sans Arabic" w:hAnsi="IBM Plex Sans Arabic" w:cs="IBM Plex Sans Arabic"/>
                 <w:rtl/>
               </w:rPr>
               <w:t>2026-07-02</w:t>
@@ -4611,7 +5623,13 @@
         <w:tc>
           <w:tcPr>
             <w:tcW w:type="dxa" w:w="1872"/>
-            <w:shd w:val="clear" w:fill="F2F2F2"/>
+            <w:tcMar>
+              <w:top w:w="100" w:type="dxa"/>
+              <w:bottom w:w="100" w:type="dxa"/>
+              <w:left w:w="120" w:type="dxa"/>
+              <w:right w:w="120" w:type="dxa"/>
+            </w:tcMar>
+            <w:shd w:val="clear" w:fill="F2F7F3"/>
           </w:tcPr>
           <w:p>
             <w:pPr>
@@ -4620,7 +5638,7 @@
             </w:pPr>
             <w:r>
               <w:rPr>
-                <w:rFonts w:ascii="Arial" w:hAnsi="Arial" w:cs="Arial"/>
+                <w:rFonts w:ascii="IBM Plex Sans Arabic" w:hAnsi="IBM Plex Sans Arabic" w:cs="IBM Plex Sans Arabic"/>
                 <w:rtl/>
               </w:rPr>
               <w:t>✓ موثّق</w:t>
@@ -4632,6 +5650,12 @@
         <w:tc>
           <w:tcPr>
             <w:tcW w:type="dxa" w:w="1872"/>
+            <w:tcMar>
+              <w:top w:w="100" w:type="dxa"/>
+              <w:bottom w:w="100" w:type="dxa"/>
+              <w:left w:w="120" w:type="dxa"/>
+              <w:right w:w="120" w:type="dxa"/>
+            </w:tcMar>
           </w:tcPr>
           <w:p>
             <w:pPr>
@@ -4640,7 +5664,7 @@
             </w:pPr>
             <w:r>
               <w:rPr>
-                <w:rFonts w:ascii="Arial" w:hAnsi="Arial" w:cs="Arial"/>
+                <w:rFonts w:ascii="IBM Plex Sans Arabic" w:hAnsi="IBM Plex Sans Arabic" w:cs="IBM Plex Sans Arabic"/>
                 <w:rtl/>
               </w:rPr>
               <w:t>مؤشر تركّز المورّدين HHI=2100.0</w:t>
@@ -4650,6 +5674,12 @@
         <w:tc>
           <w:tcPr>
             <w:tcW w:type="dxa" w:w="1872"/>
+            <w:tcMar>
+              <w:top w:w="100" w:type="dxa"/>
+              <w:bottom w:w="100" w:type="dxa"/>
+              <w:left w:w="120" w:type="dxa"/>
+              <w:right w:w="120" w:type="dxa"/>
+            </w:tcMar>
           </w:tcPr>
           <w:p>
             <w:pPr>
@@ -4658,7 +5688,7 @@
             </w:pPr>
             <w:r>
               <w:rPr>
-                <w:rFonts w:ascii="Arial" w:hAnsi="Arial" w:cs="Arial"/>
+                <w:rFonts w:ascii="IBM Plex Sans Arabic" w:hAnsi="IBM Plex Sans Arabic" w:cs="IBM Plex Sans Arabic"/>
                 <w:rtl/>
               </w:rPr>
               <w:t>UN Comtrade</w:t>
@@ -4668,6 +5698,12 @@
         <w:tc>
           <w:tcPr>
             <w:tcW w:type="dxa" w:w="1872"/>
+            <w:tcMar>
+              <w:top w:w="100" w:type="dxa"/>
+              <w:bottom w:w="100" w:type="dxa"/>
+              <w:left w:w="120" w:type="dxa"/>
+              <w:right w:w="120" w:type="dxa"/>
+            </w:tcMar>
           </w:tcPr>
           <w:p>
             <w:pPr>
@@ -4676,7 +5712,7 @@
             </w:pPr>
             <w:r>
               <w:rPr>
-                <w:rFonts w:ascii="Arial" w:hAnsi="Arial" w:cs="Arial"/>
+                <w:rFonts w:ascii="IBM Plex Sans Arabic" w:hAnsi="IBM Plex Sans Arabic" w:cs="IBM Plex Sans Arabic"/>
                 <w:rtl/>
               </w:rPr>
               <w:t>https://comtradeplus.un.org/</w:t>
@@ -4686,6 +5722,12 @@
         <w:tc>
           <w:tcPr>
             <w:tcW w:type="dxa" w:w="1872"/>
+            <w:tcMar>
+              <w:top w:w="100" w:type="dxa"/>
+              <w:bottom w:w="100" w:type="dxa"/>
+              <w:left w:w="120" w:type="dxa"/>
+              <w:right w:w="120" w:type="dxa"/>
+            </w:tcMar>
           </w:tcPr>
           <w:p>
             <w:pPr>
@@ -4694,7 +5736,7 @@
             </w:pPr>
             <w:r>
               <w:rPr>
-                <w:rFonts w:ascii="Arial" w:hAnsi="Arial" w:cs="Arial"/>
+                <w:rFonts w:ascii="IBM Plex Sans Arabic" w:hAnsi="IBM Plex Sans Arabic" w:cs="IBM Plex Sans Arabic"/>
                 <w:rtl/>
               </w:rPr>
               <w:t>2026-07-02</w:t>
@@ -4704,6 +5746,12 @@
         <w:tc>
           <w:tcPr>
             <w:tcW w:type="dxa" w:w="1872"/>
+            <w:tcMar>
+              <w:top w:w="100" w:type="dxa"/>
+              <w:bottom w:w="100" w:type="dxa"/>
+              <w:left w:w="120" w:type="dxa"/>
+              <w:right w:w="120" w:type="dxa"/>
+            </w:tcMar>
           </w:tcPr>
           <w:p>
             <w:pPr>
@@ -4712,7 +5760,7 @@
             </w:pPr>
             <w:r>
               <w:rPr>
-                <w:rFonts w:ascii="Arial" w:hAnsi="Arial" w:cs="Arial"/>
+                <w:rFonts w:ascii="IBM Plex Sans Arabic" w:hAnsi="IBM Plex Sans Arabic" w:cs="IBM Plex Sans Arabic"/>
                 <w:rtl/>
               </w:rPr>
               <w:t>✓ موثّق</w:t>
@@ -4724,7 +5772,13 @@
         <w:tc>
           <w:tcPr>
             <w:tcW w:type="dxa" w:w="1872"/>
-            <w:shd w:val="clear" w:fill="F2F2F2"/>
+            <w:tcMar>
+              <w:top w:w="100" w:type="dxa"/>
+              <w:bottom w:w="100" w:type="dxa"/>
+              <w:left w:w="120" w:type="dxa"/>
+              <w:right w:w="120" w:type="dxa"/>
+            </w:tcMar>
+            <w:shd w:val="clear" w:fill="F2F7F3"/>
           </w:tcPr>
           <w:p>
             <w:pPr>
@@ -4733,7 +5787,7 @@
             </w:pPr>
             <w:r>
               <w:rPr>
-                <w:rFonts w:ascii="Arial" w:hAnsi="Arial" w:cs="Arial"/>
+                <w:rFonts w:ascii="IBM Plex Sans Arabic" w:hAnsi="IBM Plex Sans Arabic" w:cs="IBM Plex Sans Arabic"/>
                 <w:rtl/>
               </w:rPr>
               <w:t>تسجيل منشأة معتمدة EU 2017/625 إلزامي</w:t>
@@ -4743,7 +5797,13 @@
         <w:tc>
           <w:tcPr>
             <w:tcW w:type="dxa" w:w="1872"/>
-            <w:shd w:val="clear" w:fill="F2F2F2"/>
+            <w:tcMar>
+              <w:top w:w="100" w:type="dxa"/>
+              <w:bottom w:w="100" w:type="dxa"/>
+              <w:left w:w="120" w:type="dxa"/>
+              <w:right w:w="120" w:type="dxa"/>
+            </w:tcMar>
+            <w:shd w:val="clear" w:fill="F2F7F3"/>
           </w:tcPr>
           <w:p>
             <w:pPr>
@@ -4752,7 +5812,7 @@
             </w:pPr>
             <w:r>
               <w:rPr>
-                <w:rFonts w:ascii="Arial" w:hAnsi="Arial" w:cs="Arial"/>
+                <w:rFonts w:ascii="IBM Plex Sans Arabic" w:hAnsi="IBM Plex Sans Arabic" w:cs="IBM Plex Sans Arabic"/>
                 <w:rtl/>
               </w:rPr>
               <w:t>EU 2017/625</w:t>
@@ -4762,7 +5822,13 @@
         <w:tc>
           <w:tcPr>
             <w:tcW w:type="dxa" w:w="1872"/>
-            <w:shd w:val="clear" w:fill="F2F2F2"/>
+            <w:tcMar>
+              <w:top w:w="100" w:type="dxa"/>
+              <w:bottom w:w="100" w:type="dxa"/>
+              <w:left w:w="120" w:type="dxa"/>
+              <w:right w:w="120" w:type="dxa"/>
+            </w:tcMar>
+            <w:shd w:val="clear" w:fill="F2F7F3"/>
           </w:tcPr>
           <w:p>
             <w:pPr>
@@ -4771,7 +5837,7 @@
             </w:pPr>
             <w:r>
               <w:rPr>
-                <w:rFonts w:ascii="Arial" w:hAnsi="Arial" w:cs="Arial"/>
+                <w:rFonts w:ascii="IBM Plex Sans Arabic" w:hAnsi="IBM Plex Sans Arabic" w:cs="IBM Plex Sans Arabic"/>
                 <w:rtl/>
               </w:rPr>
               <w:t>—</w:t>
@@ -4781,7 +5847,13 @@
         <w:tc>
           <w:tcPr>
             <w:tcW w:type="dxa" w:w="1872"/>
-            <w:shd w:val="clear" w:fill="F2F2F2"/>
+            <w:tcMar>
+              <w:top w:w="100" w:type="dxa"/>
+              <w:bottom w:w="100" w:type="dxa"/>
+              <w:left w:w="120" w:type="dxa"/>
+              <w:right w:w="120" w:type="dxa"/>
+            </w:tcMar>
+            <w:shd w:val="clear" w:fill="F2F7F3"/>
           </w:tcPr>
           <w:p>
             <w:pPr>
@@ -4790,7 +5862,7 @@
             </w:pPr>
             <w:r>
               <w:rPr>
-                <w:rFonts w:ascii="Arial" w:hAnsi="Arial" w:cs="Arial"/>
+                <w:rFonts w:ascii="IBM Plex Sans Arabic" w:hAnsi="IBM Plex Sans Arabic" w:cs="IBM Plex Sans Arabic"/>
                 <w:rtl/>
               </w:rPr>
               <w:t>2026-07-02</w:t>
@@ -4800,7 +5872,13 @@
         <w:tc>
           <w:tcPr>
             <w:tcW w:type="dxa" w:w="1872"/>
-            <w:shd w:val="clear" w:fill="F2F2F2"/>
+            <w:tcMar>
+              <w:top w:w="100" w:type="dxa"/>
+              <w:bottom w:w="100" w:type="dxa"/>
+              <w:left w:w="120" w:type="dxa"/>
+              <w:right w:w="120" w:type="dxa"/>
+            </w:tcMar>
+            <w:shd w:val="clear" w:fill="F2F7F3"/>
           </w:tcPr>
           <w:p>
             <w:pPr>
@@ -4809,7 +5887,7 @@
             </w:pPr>
             <w:r>
               <w:rPr>
-                <w:rFonts w:ascii="Arial" w:hAnsi="Arial" w:cs="Arial"/>
+                <w:rFonts w:ascii="IBM Plex Sans Arabic" w:hAnsi="IBM Plex Sans Arabic" w:cs="IBM Plex Sans Arabic"/>
                 <w:rtl/>
               </w:rPr>
               <w:t>✓ موثّق</w:t>
@@ -4821,6 +5899,12 @@
         <w:tc>
           <w:tcPr>
             <w:tcW w:type="dxa" w:w="1872"/>
+            <w:tcMar>
+              <w:top w:w="100" w:type="dxa"/>
+              <w:bottom w:w="100" w:type="dxa"/>
+              <w:left w:w="120" w:type="dxa"/>
+              <w:right w:w="120" w:type="dxa"/>
+            </w:tcMar>
           </w:tcPr>
           <w:p>
             <w:pPr>
@@ -4829,7 +5913,7 @@
             </w:pPr>
             <w:r>
               <w:rPr>
-                <w:rFonts w:ascii="Arial" w:hAnsi="Arial" w:cs="Arial"/>
+                <w:rFonts w:ascii="IBM Plex Sans Arabic" w:hAnsi="IBM Plex Sans Arabic" w:cs="IBM Plex Sans Arabic"/>
                 <w:rtl/>
               </w:rPr>
               <w:t>حصة إنفاق الغذاء 12.5% من إنفاق الأسرة الهولندية</w:t>
@@ -4839,6 +5923,12 @@
         <w:tc>
           <w:tcPr>
             <w:tcW w:type="dxa" w:w="1872"/>
+            <w:tcMar>
+              <w:top w:w="100" w:type="dxa"/>
+              <w:bottom w:w="100" w:type="dxa"/>
+              <w:left w:w="120" w:type="dxa"/>
+              <w:right w:w="120" w:type="dxa"/>
+            </w:tcMar>
           </w:tcPr>
           <w:p>
             <w:pPr>
@@ -4847,7 +5937,7 @@
             </w:pPr>
             <w:r>
               <w:rPr>
-                <w:rFonts w:ascii="Arial" w:hAnsi="Arial" w:cs="Arial"/>
+                <w:rFonts w:ascii="IBM Plex Sans Arabic" w:hAnsi="IBM Plex Sans Arabic" w:cs="IBM Plex Sans Arabic"/>
                 <w:rtl/>
               </w:rPr>
               <w:t>Eurostat (مسح ميزانية الأسرة)</w:t>
@@ -4857,6 +5947,12 @@
         <w:tc>
           <w:tcPr>
             <w:tcW w:type="dxa" w:w="1872"/>
+            <w:tcMar>
+              <w:top w:w="100" w:type="dxa"/>
+              <w:bottom w:w="100" w:type="dxa"/>
+              <w:left w:w="120" w:type="dxa"/>
+              <w:right w:w="120" w:type="dxa"/>
+            </w:tcMar>
           </w:tcPr>
           <w:p>
             <w:pPr>
@@ -4865,7 +5961,7 @@
             </w:pPr>
             <w:r>
               <w:rPr>
-                <w:rFonts w:ascii="Arial" w:hAnsi="Arial" w:cs="Arial"/>
+                <w:rFonts w:ascii="IBM Plex Sans Arabic" w:hAnsi="IBM Plex Sans Arabic" w:cs="IBM Plex Sans Arabic"/>
                 <w:rtl/>
               </w:rPr>
               <w:t>https://ec.europa.eu/eurostat/</w:t>
@@ -4875,6 +5971,12 @@
         <w:tc>
           <w:tcPr>
             <w:tcW w:type="dxa" w:w="1872"/>
+            <w:tcMar>
+              <w:top w:w="100" w:type="dxa"/>
+              <w:bottom w:w="100" w:type="dxa"/>
+              <w:left w:w="120" w:type="dxa"/>
+              <w:right w:w="120" w:type="dxa"/>
+            </w:tcMar>
           </w:tcPr>
           <w:p>
             <w:pPr>
@@ -4883,7 +5985,7 @@
             </w:pPr>
             <w:r>
               <w:rPr>
-                <w:rFonts w:ascii="Arial" w:hAnsi="Arial" w:cs="Arial"/>
+                <w:rFonts w:ascii="IBM Plex Sans Arabic" w:hAnsi="IBM Plex Sans Arabic" w:cs="IBM Plex Sans Arabic"/>
                 <w:rtl/>
               </w:rPr>
               <w:t>2026-07-02</w:t>
@@ -4893,6 +5995,12 @@
         <w:tc>
           <w:tcPr>
             <w:tcW w:type="dxa" w:w="1872"/>
+            <w:tcMar>
+              <w:top w:w="100" w:type="dxa"/>
+              <w:bottom w:w="100" w:type="dxa"/>
+              <w:left w:w="120" w:type="dxa"/>
+              <w:right w:w="120" w:type="dxa"/>
+            </w:tcMar>
           </w:tcPr>
           <w:p>
             <w:pPr>
@@ -4901,7 +6009,7 @@
             </w:pPr>
             <w:r>
               <w:rPr>
-                <w:rFonts w:ascii="Arial" w:hAnsi="Arial" w:cs="Arial"/>
+                <w:rFonts w:ascii="IBM Plex Sans Arabic" w:hAnsi="IBM Plex Sans Arabic" w:cs="IBM Plex Sans Arabic"/>
                 <w:rtl/>
               </w:rPr>
               <w:t>◐ ثانوي</w:t>
@@ -4913,7 +6021,13 @@
         <w:tc>
           <w:tcPr>
             <w:tcW w:type="dxa" w:w="1872"/>
-            <w:shd w:val="clear" w:fill="F2F2F2"/>
+            <w:tcMar>
+              <w:top w:w="100" w:type="dxa"/>
+              <w:bottom w:w="100" w:type="dxa"/>
+              <w:left w:w="120" w:type="dxa"/>
+              <w:right w:w="120" w:type="dxa"/>
+            </w:tcMar>
+            <w:shd w:val="clear" w:fill="F2F7F3"/>
           </w:tcPr>
           <w:p>
             <w:pPr>
@@ -4922,7 +6036,7 @@
             </w:pPr>
             <w:r>
               <w:rPr>
-                <w:rFonts w:ascii="Arial" w:hAnsi="Arial" w:cs="Arial"/>
+                <w:rFonts w:ascii="IBM Plex Sans Arabic" w:hAnsi="IBM Plex Sans Arabic" w:cs="IBM Plex Sans Arabic"/>
                 <w:rtl/>
               </w:rPr>
               <w:t>لا أخبار مخاطر جوهرية خلال 12 شهراً</w:t>
@@ -4932,7 +6046,13 @@
         <w:tc>
           <w:tcPr>
             <w:tcW w:type="dxa" w:w="1872"/>
-            <w:shd w:val="clear" w:fill="F2F2F2"/>
+            <w:tcMar>
+              <w:top w:w="100" w:type="dxa"/>
+              <w:bottom w:w="100" w:type="dxa"/>
+              <w:left w:w="120" w:type="dxa"/>
+              <w:right w:w="120" w:type="dxa"/>
+            </w:tcMar>
+            <w:shd w:val="clear" w:fill="F2F7F3"/>
           </w:tcPr>
           <w:p>
             <w:pPr>
@@ -4941,7 +6061,7 @@
             </w:pPr>
             <w:r>
               <w:rPr>
-                <w:rFonts w:ascii="Arial" w:hAnsi="Arial" w:cs="Arial"/>
+                <w:rFonts w:ascii="IBM Plex Sans Arabic" w:hAnsi="IBM Plex Sans Arabic" w:cs="IBM Plex Sans Arabic"/>
                 <w:rtl/>
               </w:rPr>
               <w:t>سجلّات رسمية</w:t>
@@ -4951,7 +6071,13 @@
         <w:tc>
           <w:tcPr>
             <w:tcW w:type="dxa" w:w="1872"/>
-            <w:shd w:val="clear" w:fill="F2F2F2"/>
+            <w:tcMar>
+              <w:top w:w="100" w:type="dxa"/>
+              <w:bottom w:w="100" w:type="dxa"/>
+              <w:left w:w="120" w:type="dxa"/>
+              <w:right w:w="120" w:type="dxa"/>
+            </w:tcMar>
+            <w:shd w:val="clear" w:fill="F2F7F3"/>
           </w:tcPr>
           <w:p>
             <w:pPr>
@@ -4960,7 +6086,7 @@
             </w:pPr>
             <w:r>
               <w:rPr>
-                <w:rFonts w:ascii="Arial" w:hAnsi="Arial" w:cs="Arial"/>
+                <w:rFonts w:ascii="IBM Plex Sans Arabic" w:hAnsi="IBM Plex Sans Arabic" w:cs="IBM Plex Sans Arabic"/>
                 <w:rtl/>
               </w:rPr>
               <w:t>https://www.gdeltproject.org/</w:t>
@@ -4970,7 +6096,13 @@
         <w:tc>
           <w:tcPr>
             <w:tcW w:type="dxa" w:w="1872"/>
-            <w:shd w:val="clear" w:fill="F2F2F2"/>
+            <w:tcMar>
+              <w:top w:w="100" w:type="dxa"/>
+              <w:bottom w:w="100" w:type="dxa"/>
+              <w:left w:w="120" w:type="dxa"/>
+              <w:right w:w="120" w:type="dxa"/>
+            </w:tcMar>
+            <w:shd w:val="clear" w:fill="F2F7F3"/>
           </w:tcPr>
           <w:p>
             <w:pPr>
@@ -4979,7 +6111,7 @@
             </w:pPr>
             <w:r>
               <w:rPr>
-                <w:rFonts w:ascii="Arial" w:hAnsi="Arial" w:cs="Arial"/>
+                <w:rFonts w:ascii="IBM Plex Sans Arabic" w:hAnsi="IBM Plex Sans Arabic" w:cs="IBM Plex Sans Arabic"/>
                 <w:rtl/>
               </w:rPr>
               <w:t>2026-07-02</w:t>
@@ -4989,7 +6121,13 @@
         <w:tc>
           <w:tcPr>
             <w:tcW w:type="dxa" w:w="1872"/>
-            <w:shd w:val="clear" w:fill="F2F2F2"/>
+            <w:tcMar>
+              <w:top w:w="100" w:type="dxa"/>
+              <w:bottom w:w="100" w:type="dxa"/>
+              <w:left w:w="120" w:type="dxa"/>
+              <w:right w:w="120" w:type="dxa"/>
+            </w:tcMar>
+            <w:shd w:val="clear" w:fill="F2F7F3"/>
           </w:tcPr>
           <w:p>
             <w:pPr>
@@ -4998,7 +6136,7 @@
             </w:pPr>
             <w:r>
               <w:rPr>
-                <w:rFonts w:ascii="Arial" w:hAnsi="Arial" w:cs="Arial"/>
+                <w:rFonts w:ascii="IBM Plex Sans Arabic" w:hAnsi="IBM Plex Sans Arabic" w:cs="IBM Plex Sans Arabic"/>
                 <w:rtl/>
               </w:rPr>
               <w:t>◐ ثانوي</w:t>
@@ -5010,6 +6148,12 @@
         <w:tc>
           <w:tcPr>
             <w:tcW w:type="dxa" w:w="1872"/>
+            <w:tcMar>
+              <w:top w:w="100" w:type="dxa"/>
+              <w:bottom w:w="100" w:type="dxa"/>
+              <w:left w:w="120" w:type="dxa"/>
+              <w:right w:w="120" w:type="dxa"/>
+            </w:tcMar>
           </w:tcPr>
           <w:p>
             <w:pPr>
@@ -5018,7 +6162,7 @@
             </w:pPr>
             <w:r>
               <w:rPr>
-                <w:rFonts w:ascii="Arial" w:hAnsi="Arial" w:cs="Arial"/>
+                <w:rFonts w:ascii="IBM Plex Sans Arabic" w:hAnsi="IBM Plex Sans Arabic" w:cs="IBM Plex Sans Arabic"/>
                 <w:rtl/>
               </w:rPr>
               <w:t>ميناء روتردام أكبر بوابة استيراد أوروبية</w:t>
@@ -5028,6 +6172,12 @@
         <w:tc>
           <w:tcPr>
             <w:tcW w:type="dxa" w:w="1872"/>
+            <w:tcMar>
+              <w:top w:w="100" w:type="dxa"/>
+              <w:bottom w:w="100" w:type="dxa"/>
+              <w:left w:w="120" w:type="dxa"/>
+              <w:right w:w="120" w:type="dxa"/>
+            </w:tcMar>
           </w:tcPr>
           <w:p>
             <w:pPr>
@@ -5036,7 +6186,7 @@
             </w:pPr>
             <w:r>
               <w:rPr>
-                <w:rFonts w:ascii="Arial" w:hAnsi="Arial" w:cs="Arial"/>
+                <w:rFonts w:ascii="IBM Plex Sans Arabic" w:hAnsi="IBM Plex Sans Arabic" w:cs="IBM Plex Sans Arabic"/>
                 <w:rtl/>
               </w:rPr>
               <w:t>مرجع الموانئ</w:t>
@@ -5046,6 +6196,12 @@
         <w:tc>
           <w:tcPr>
             <w:tcW w:type="dxa" w:w="1872"/>
+            <w:tcMar>
+              <w:top w:w="100" w:type="dxa"/>
+              <w:bottom w:w="100" w:type="dxa"/>
+              <w:left w:w="120" w:type="dxa"/>
+              <w:right w:w="120" w:type="dxa"/>
+            </w:tcMar>
           </w:tcPr>
           <w:p>
             <w:pPr>
@@ -5054,7 +6210,7 @@
             </w:pPr>
             <w:r>
               <w:rPr>
-                <w:rFonts w:ascii="Arial" w:hAnsi="Arial" w:cs="Arial"/>
+                <w:rFonts w:ascii="IBM Plex Sans Arabic" w:hAnsi="IBM Plex Sans Arabic" w:cs="IBM Plex Sans Arabic"/>
                 <w:rtl/>
               </w:rPr>
               <w:t>—</w:t>
@@ -5064,6 +6220,12 @@
         <w:tc>
           <w:tcPr>
             <w:tcW w:type="dxa" w:w="1872"/>
+            <w:tcMar>
+              <w:top w:w="100" w:type="dxa"/>
+              <w:bottom w:w="100" w:type="dxa"/>
+              <w:left w:w="120" w:type="dxa"/>
+              <w:right w:w="120" w:type="dxa"/>
+            </w:tcMar>
           </w:tcPr>
           <w:p>
             <w:pPr>
@@ -5072,7 +6234,7 @@
             </w:pPr>
             <w:r>
               <w:rPr>
-                <w:rFonts w:ascii="Arial" w:hAnsi="Arial" w:cs="Arial"/>
+                <w:rFonts w:ascii="IBM Plex Sans Arabic" w:hAnsi="IBM Plex Sans Arabic" w:cs="IBM Plex Sans Arabic"/>
                 <w:rtl/>
               </w:rPr>
               <w:t>2026-07-02</w:t>
@@ -5082,6 +6244,12 @@
         <w:tc>
           <w:tcPr>
             <w:tcW w:type="dxa" w:w="1872"/>
+            <w:tcMar>
+              <w:top w:w="100" w:type="dxa"/>
+              <w:bottom w:w="100" w:type="dxa"/>
+              <w:left w:w="120" w:type="dxa"/>
+              <w:right w:w="120" w:type="dxa"/>
+            </w:tcMar>
           </w:tcPr>
           <w:p>
             <w:pPr>
@@ -5090,7 +6258,7 @@
             </w:pPr>
             <w:r>
               <w:rPr>
-                <w:rFonts w:ascii="Arial" w:hAnsi="Arial" w:cs="Arial"/>
+                <w:rFonts w:ascii="IBM Plex Sans Arabic" w:hAnsi="IBM Plex Sans Arabic" w:cs="IBM Plex Sans Arabic"/>
                 <w:rtl/>
               </w:rPr>
               <w:t>◐ ثانوي</w:t>
@@ -5102,7 +6270,13 @@
         <w:tc>
           <w:tcPr>
             <w:tcW w:type="dxa" w:w="1872"/>
-            <w:shd w:val="clear" w:fill="F2F2F2"/>
+            <w:tcMar>
+              <w:top w:w="100" w:type="dxa"/>
+              <w:bottom w:w="100" w:type="dxa"/>
+              <w:left w:w="120" w:type="dxa"/>
+              <w:right w:w="120" w:type="dxa"/>
+            </w:tcMar>
+            <w:shd w:val="clear" w:fill="F2F7F3"/>
           </w:tcPr>
           <w:p>
             <w:pPr>
@@ -5111,7 +6285,7 @@
             </w:pPr>
             <w:r>
               <w:rPr>
-                <w:rFonts w:ascii="Arial" w:hAnsi="Arial" w:cs="Arial"/>
+                <w:rFonts w:ascii="IBM Plex Sans Arabic" w:hAnsi="IBM Plex Sans Arabic" w:cs="IBM Plex Sans Arabic"/>
                 <w:rtl/>
               </w:rPr>
               <w:t>تعريفة صفرية ضمن GSP+</w:t>
@@ -5121,7 +6295,13 @@
         <w:tc>
           <w:tcPr>
             <w:tcW w:type="dxa" w:w="1872"/>
-            <w:shd w:val="clear" w:fill="F2F2F2"/>
+            <w:tcMar>
+              <w:top w:w="100" w:type="dxa"/>
+              <w:bottom w:w="100" w:type="dxa"/>
+              <w:left w:w="120" w:type="dxa"/>
+              <w:right w:w="120" w:type="dxa"/>
+            </w:tcMar>
+            <w:shd w:val="clear" w:fill="F2F7F3"/>
           </w:tcPr>
           <w:p>
             <w:pPr>
@@ -5130,7 +6310,7 @@
             </w:pPr>
             <w:r>
               <w:rPr>
-                <w:rFonts w:ascii="Arial" w:hAnsi="Arial" w:cs="Arial"/>
+                <w:rFonts w:ascii="IBM Plex Sans Arabic" w:hAnsi="IBM Plex Sans Arabic" w:cs="IBM Plex Sans Arabic"/>
                 <w:rtl/>
               </w:rPr>
               <w:t>WITS/WTO Tariff</w:t>
@@ -5140,7 +6320,13 @@
         <w:tc>
           <w:tcPr>
             <w:tcW w:type="dxa" w:w="1872"/>
-            <w:shd w:val="clear" w:fill="F2F2F2"/>
+            <w:tcMar>
+              <w:top w:w="100" w:type="dxa"/>
+              <w:bottom w:w="100" w:type="dxa"/>
+              <w:left w:w="120" w:type="dxa"/>
+              <w:right w:w="120" w:type="dxa"/>
+            </w:tcMar>
+            <w:shd w:val="clear" w:fill="F2F7F3"/>
           </w:tcPr>
           <w:p>
             <w:pPr>
@@ -5149,7 +6335,7 @@
             </w:pPr>
             <w:r>
               <w:rPr>
-                <w:rFonts w:ascii="Arial" w:hAnsi="Arial" w:cs="Arial"/>
+                <w:rFonts w:ascii="IBM Plex Sans Arabic" w:hAnsi="IBM Plex Sans Arabic" w:cs="IBM Plex Sans Arabic"/>
                 <w:rtl/>
               </w:rPr>
               <w:t>https://wits.worldbank.org/</w:t>
@@ -5159,7 +6345,13 @@
         <w:tc>
           <w:tcPr>
             <w:tcW w:type="dxa" w:w="1872"/>
-            <w:shd w:val="clear" w:fill="F2F2F2"/>
+            <w:tcMar>
+              <w:top w:w="100" w:type="dxa"/>
+              <w:bottom w:w="100" w:type="dxa"/>
+              <w:left w:w="120" w:type="dxa"/>
+              <w:right w:w="120" w:type="dxa"/>
+            </w:tcMar>
+            <w:shd w:val="clear" w:fill="F2F7F3"/>
           </w:tcPr>
           <w:p>
             <w:pPr>
@@ -5168,7 +6360,7 @@
             </w:pPr>
             <w:r>
               <w:rPr>
-                <w:rFonts w:ascii="Arial" w:hAnsi="Arial" w:cs="Arial"/>
+                <w:rFonts w:ascii="IBM Plex Sans Arabic" w:hAnsi="IBM Plex Sans Arabic" w:cs="IBM Plex Sans Arabic"/>
                 <w:rtl/>
               </w:rPr>
               <w:t>2026-07-02</w:t>
@@ -5178,7 +6370,13 @@
         <w:tc>
           <w:tcPr>
             <w:tcW w:type="dxa" w:w="1872"/>
-            <w:shd w:val="clear" w:fill="F2F2F2"/>
+            <w:tcMar>
+              <w:top w:w="100" w:type="dxa"/>
+              <w:bottom w:w="100" w:type="dxa"/>
+              <w:left w:w="120" w:type="dxa"/>
+              <w:right w:w="120" w:type="dxa"/>
+            </w:tcMar>
+            <w:shd w:val="clear" w:fill="F2F7F3"/>
           </w:tcPr>
           <w:p>
             <w:pPr>
@@ -5187,7 +6385,7 @@
             </w:pPr>
             <w:r>
               <w:rPr>
-                <w:rFonts w:ascii="Arial" w:hAnsi="Arial" w:cs="Arial"/>
+                <w:rFonts w:ascii="IBM Plex Sans Arabic" w:hAnsi="IBM Plex Sans Arabic" w:cs="IBM Plex Sans Arabic"/>
                 <w:rtl/>
               </w:rPr>
               <w:t>✓ موثّق</w:t>
@@ -5199,6 +6397,12 @@
         <w:tc>
           <w:tcPr>
             <w:tcW w:type="dxa" w:w="1872"/>
+            <w:tcMar>
+              <w:top w:w="100" w:type="dxa"/>
+              <w:bottom w:w="100" w:type="dxa"/>
+              <w:left w:w="120" w:type="dxa"/>
+              <w:right w:w="120" w:type="dxa"/>
+            </w:tcMar>
           </w:tcPr>
           <w:p>
             <w:pPr>
@@ -5207,7 +6411,7 @@
             </w:pPr>
             <w:r>
               <w:rPr>
-                <w:rFonts w:ascii="Arial" w:hAnsi="Arial" w:cs="Arial"/>
+                <w:rFonts w:ascii="IBM Plex Sans Arabic" w:hAnsi="IBM Plex Sans Arabic" w:cs="IBM Plex Sans Arabic"/>
                 <w:rtl/>
               </w:rPr>
               <w:t>اتجاه بحث خمس سنوات صاعد + ذروة رمضان</w:t>
@@ -5217,6 +6421,12 @@
         <w:tc>
           <w:tcPr>
             <w:tcW w:type="dxa" w:w="1872"/>
+            <w:tcMar>
+              <w:top w:w="100" w:type="dxa"/>
+              <w:bottom w:w="100" w:type="dxa"/>
+              <w:left w:w="120" w:type="dxa"/>
+              <w:right w:w="120" w:type="dxa"/>
+            </w:tcMar>
           </w:tcPr>
           <w:p>
             <w:pPr>
@@ -5225,7 +6435,7 @@
             </w:pPr>
             <w:r>
               <w:rPr>
-                <w:rFonts w:ascii="Arial" w:hAnsi="Arial" w:cs="Arial"/>
+                <w:rFonts w:ascii="IBM Plex Sans Arabic" w:hAnsi="IBM Plex Sans Arabic" w:cs="IBM Plex Sans Arabic"/>
                 <w:rtl/>
               </w:rPr>
               <w:t>Google Trends</w:t>
@@ -5235,6 +6445,12 @@
         <w:tc>
           <w:tcPr>
             <w:tcW w:type="dxa" w:w="1872"/>
+            <w:tcMar>
+              <w:top w:w="100" w:type="dxa"/>
+              <w:bottom w:w="100" w:type="dxa"/>
+              <w:left w:w="120" w:type="dxa"/>
+              <w:right w:w="120" w:type="dxa"/>
+            </w:tcMar>
           </w:tcPr>
           <w:p>
             <w:pPr>
@@ -5243,7 +6459,7 @@
             </w:pPr>
             <w:r>
               <w:rPr>
-                <w:rFonts w:ascii="Arial" w:hAnsi="Arial" w:cs="Arial"/>
+                <w:rFonts w:ascii="IBM Plex Sans Arabic" w:hAnsi="IBM Plex Sans Arabic" w:cs="IBM Plex Sans Arabic"/>
                 <w:rtl/>
               </w:rPr>
               <w:t>https://trends.google.com/trends/</w:t>
@@ -5253,6 +6469,12 @@
         <w:tc>
           <w:tcPr>
             <w:tcW w:type="dxa" w:w="1872"/>
+            <w:tcMar>
+              <w:top w:w="100" w:type="dxa"/>
+              <w:bottom w:w="100" w:type="dxa"/>
+              <w:left w:w="120" w:type="dxa"/>
+              <w:right w:w="120" w:type="dxa"/>
+            </w:tcMar>
           </w:tcPr>
           <w:p>
             <w:pPr>
@@ -5261,7 +6483,7 @@
             </w:pPr>
             <w:r>
               <w:rPr>
-                <w:rFonts w:ascii="Arial" w:hAnsi="Arial" w:cs="Arial"/>
+                <w:rFonts w:ascii="IBM Plex Sans Arabic" w:hAnsi="IBM Plex Sans Arabic" w:cs="IBM Plex Sans Arabic"/>
                 <w:rtl/>
               </w:rPr>
               <w:t>2026-07-02</w:t>
@@ -5271,6 +6493,12 @@
         <w:tc>
           <w:tcPr>
             <w:tcW w:type="dxa" w:w="1872"/>
+            <w:tcMar>
+              <w:top w:w="100" w:type="dxa"/>
+              <w:bottom w:w="100" w:type="dxa"/>
+              <w:left w:w="120" w:type="dxa"/>
+              <w:right w:w="120" w:type="dxa"/>
+            </w:tcMar>
           </w:tcPr>
           <w:p>
             <w:pPr>
@@ -5279,7 +6507,7 @@
             </w:pPr>
             <w:r>
               <w:rPr>
-                <w:rFonts w:ascii="Arial" w:hAnsi="Arial" w:cs="Arial"/>
+                <w:rFonts w:ascii="IBM Plex Sans Arabic" w:hAnsi="IBM Plex Sans Arabic" w:cs="IBM Plex Sans Arabic"/>
                 <w:rtl/>
               </w:rPr>
               <w:t>◐ ثانوي</w:t>
@@ -5291,7 +6519,13 @@
         <w:tc>
           <w:tcPr>
             <w:tcW w:type="dxa" w:w="1872"/>
-            <w:shd w:val="clear" w:fill="F2F2F2"/>
+            <w:tcMar>
+              <w:top w:w="100" w:type="dxa"/>
+              <w:bottom w:w="100" w:type="dxa"/>
+              <w:left w:w="120" w:type="dxa"/>
+              <w:right w:w="120" w:type="dxa"/>
+            </w:tcMar>
+            <w:shd w:val="clear" w:fill="F2F7F3"/>
           </w:tcPr>
           <w:p>
             <w:pPr>
@@ -5300,7 +6534,7 @@
             </w:pPr>
             <w:r>
               <w:rPr>
-                <w:rFonts w:ascii="Arial" w:hAnsi="Arial" w:cs="Arial"/>
+                <w:rFonts w:ascii="IBM Plex Sans Arabic" w:hAnsi="IBM Plex Sans Arabic" w:cs="IBM Plex Sans Arabic"/>
                 <w:rtl/>
               </w:rPr>
               <w:t>موزّع أغذية حلال في أمستردام — مرشّح محتمل</w:t>
@@ -5310,7 +6544,13 @@
         <w:tc>
           <w:tcPr>
             <w:tcW w:type="dxa" w:w="1872"/>
-            <w:shd w:val="clear" w:fill="F2F2F2"/>
+            <w:tcMar>
+              <w:top w:w="100" w:type="dxa"/>
+              <w:bottom w:w="100" w:type="dxa"/>
+              <w:left w:w="120" w:type="dxa"/>
+              <w:right w:w="120" w:type="dxa"/>
+            </w:tcMar>
+            <w:shd w:val="clear" w:fill="F2F7F3"/>
           </w:tcPr>
           <w:p>
             <w:pPr>
@@ -5319,7 +6559,7 @@
             </w:pPr>
             <w:r>
               <w:rPr>
-                <w:rFonts w:ascii="Arial" w:hAnsi="Arial" w:cs="Arial"/>
+                <w:rFonts w:ascii="IBM Plex Sans Arabic" w:hAnsi="IBM Plex Sans Arabic" w:cs="IBM Plex Sans Arabic"/>
                 <w:rtl/>
               </w:rPr>
               <w:t>بحث ويب (غير مؤكَّد)</w:t>
@@ -5329,7 +6569,13 @@
         <w:tc>
           <w:tcPr>
             <w:tcW w:type="dxa" w:w="1872"/>
-            <w:shd w:val="clear" w:fill="F2F2F2"/>
+            <w:tcMar>
+              <w:top w:w="100" w:type="dxa"/>
+              <w:bottom w:w="100" w:type="dxa"/>
+              <w:left w:w="120" w:type="dxa"/>
+              <w:right w:w="120" w:type="dxa"/>
+            </w:tcMar>
+            <w:shd w:val="clear" w:fill="F2F7F3"/>
           </w:tcPr>
           <w:p>
             <w:pPr>
@@ -5338,7 +6584,7 @@
             </w:pPr>
             <w:r>
               <w:rPr>
-                <w:rFonts w:ascii="Arial" w:hAnsi="Arial" w:cs="Arial"/>
+                <w:rFonts w:ascii="IBM Plex Sans Arabic" w:hAnsi="IBM Plex Sans Arabic" w:cs="IBM Plex Sans Arabic"/>
                 <w:rtl/>
               </w:rPr>
               <w:t>—</w:t>
@@ -5348,7 +6594,13 @@
         <w:tc>
           <w:tcPr>
             <w:tcW w:type="dxa" w:w="1872"/>
-            <w:shd w:val="clear" w:fill="F2F2F2"/>
+            <w:tcMar>
+              <w:top w:w="100" w:type="dxa"/>
+              <w:bottom w:w="100" w:type="dxa"/>
+              <w:left w:w="120" w:type="dxa"/>
+              <w:right w:w="120" w:type="dxa"/>
+            </w:tcMar>
+            <w:shd w:val="clear" w:fill="F2F7F3"/>
           </w:tcPr>
           <w:p>
             <w:pPr>
@@ -5357,7 +6609,7 @@
             </w:pPr>
             <w:r>
               <w:rPr>
-                <w:rFonts w:ascii="Arial" w:hAnsi="Arial" w:cs="Arial"/>
+                <w:rFonts w:ascii="IBM Plex Sans Arabic" w:hAnsi="IBM Plex Sans Arabic" w:cs="IBM Plex Sans Arabic"/>
                 <w:rtl/>
               </w:rPr>
               <w:t>2026-07-02</w:t>
@@ -5367,7 +6619,13 @@
         <w:tc>
           <w:tcPr>
             <w:tcW w:type="dxa" w:w="1872"/>
-            <w:shd w:val="clear" w:fill="F2F2F2"/>
+            <w:tcMar>
+              <w:top w:w="100" w:type="dxa"/>
+              <w:bottom w:w="100" w:type="dxa"/>
+              <w:left w:w="120" w:type="dxa"/>
+              <w:right w:w="120" w:type="dxa"/>
+            </w:tcMar>
+            <w:shd w:val="clear" w:fill="F2F7F3"/>
           </w:tcPr>
           <w:p>
             <w:pPr>
@@ -5376,7 +6634,7 @@
             </w:pPr>
             <w:r>
               <w:rPr>
-                <w:rFonts w:ascii="Arial" w:hAnsi="Arial" w:cs="Arial"/>
+                <w:rFonts w:ascii="IBM Plex Sans Arabic" w:hAnsi="IBM Plex Sans Arabic" w:cs="IBM Plex Sans Arabic"/>
                 <w:rtl/>
               </w:rPr>
               <w:t>○ غير متحقق</w:t>
@@ -5393,7 +6651,7 @@
       </w:pPr>
       <w:r>
         <w:rPr>
-          <w:rFonts w:ascii="Arial" w:hAnsi="Arial" w:cs="Arial"/>
+          <w:rFonts w:ascii="IBM Plex Sans Arabic" w:hAnsi="IBM Plex Sans Arabic" w:cs="IBM Plex Sans Arabic"/>
           <w:rtl/>
         </w:rPr>
         <w:t>مسرد المصطلحات</w:t>
@@ -5407,7 +6665,7 @@
       </w:pPr>
       <w:r>
         <w:rPr>
-          <w:rFonts w:ascii="Arial" w:hAnsi="Arial" w:cs="Arial"/>
+          <w:rFonts w:ascii="IBM Plex Sans Arabic" w:hAnsi="IBM Plex Sans Arabic" w:cs="IBM Plex Sans Arabic"/>
           <w:rtl/>
         </w:rPr>
         <w:t>HHI: مؤشر يقيس تركّز/احتكار السوق: فوق 2500 يعني سيطرة لاعب واحد</w:t>
@@ -5421,7 +6679,7 @@
       </w:pPr>
       <w:r>
         <w:rPr>
-          <w:rFonts w:ascii="Arial" w:hAnsi="Arial" w:cs="Arial"/>
+          <w:rFonts w:ascii="IBM Plex Sans Arabic" w:hAnsi="IBM Plex Sans Arabic" w:cs="IBM Plex Sans Arabic"/>
           <w:rtl/>
         </w:rPr>
         <w:t>LPI: تقييم البنك الدولي لجودة الشحن واللوجستيات من 5</w:t>
@@ -5435,7 +6693,7 @@
       </w:pPr>
       <w:r>
         <w:rPr>
-          <w:rFonts w:ascii="Arial" w:hAnsi="Arial" w:cs="Arial"/>
+          <w:rFonts w:ascii="IBM Plex Sans Arabic" w:hAnsi="IBM Plex Sans Arabic" w:cs="IBM Plex Sans Arabic"/>
           <w:rtl/>
         </w:rPr>
         <w:t>WGI: مؤشرات الحوكمة العالمية للبنك الدولي: استقرار سياسي وسيادة قانون وجودة تنظيم</w:t>
@@ -5449,7 +6707,7 @@
       </w:pPr>
       <w:r>
         <w:rPr>
-          <w:rFonts w:ascii="Arial" w:hAnsi="Arial" w:cs="Arial"/>
+          <w:rFonts w:ascii="IBM Plex Sans Arabic" w:hAnsi="IBM Plex Sans Arabic" w:cs="IBM Plex Sans Arabic"/>
           <w:rtl/>
         </w:rPr>
         <w:t>قائمة مستوردين وموزعين قابلين للتواصل</w:t>
@@ -5461,6 +6719,14 @@
         <w:tblW w:type="auto" w:w="0"/>
         <w:tblLayout w:type="fixed"/>
         <w:tblLook w:firstColumn="1" w:firstRow="1" w:lastColumn="0" w:lastRow="0" w:noHBand="0" w:noVBand="1" w:val="04A0"/>
+        <w:tblBorders>
+          <w:top w:val="single" w:sz="4" w:space="0" w:color="BBBBBB"/>
+          <w:left w:val="single" w:sz="4" w:space="0" w:color="BBBBBB"/>
+          <w:bottom w:val="single" w:sz="4" w:space="0" w:color="BBBBBB"/>
+          <w:right w:val="single" w:sz="4" w:space="0" w:color="BBBBBB"/>
+          <w:insideH w:val="single" w:sz="4" w:space="0" w:color="BBBBBB"/>
+          <w:insideV w:val="single" w:sz="4" w:space="0" w:color="BBBBBB"/>
+        </w:tblBorders>
         <w:bidiVisual/>
       </w:tblPr>
       <w:tblGrid>
@@ -5476,7 +6742,13 @@
         <w:tc>
           <w:tcPr>
             <w:tcW w:type="dxa" w:w="1337"/>
-            <w:shd w:val="clear" w:fill="1B3B6F"/>
+            <w:shd w:val="clear" w:fill="166534"/>
+            <w:tcMar>
+              <w:top w:w="100" w:type="dxa"/>
+              <w:bottom w:w="100" w:type="dxa"/>
+              <w:left w:w="120" w:type="dxa"/>
+              <w:right w:w="120" w:type="dxa"/>
+            </w:tcMar>
           </w:tcPr>
           <w:p>
             <w:pPr>
@@ -5485,7 +6757,7 @@
             </w:pPr>
             <w:r>
               <w:rPr>
-                <w:rFonts w:ascii="Arial" w:hAnsi="Arial" w:cs="Arial"/>
+                <w:rFonts w:ascii="IBM Plex Sans Arabic" w:hAnsi="IBM Plex Sans Arabic" w:cs="IBM Plex Sans Arabic"/>
                 <w:b/>
                 <w:color w:val="FFFFFF"/>
                 <w:rtl/>
@@ -5497,7 +6769,13 @@
         <w:tc>
           <w:tcPr>
             <w:tcW w:type="dxa" w:w="1337"/>
-            <w:shd w:val="clear" w:fill="1B3B6F"/>
+            <w:shd w:val="clear" w:fill="166534"/>
+            <w:tcMar>
+              <w:top w:w="100" w:type="dxa"/>
+              <w:bottom w:w="100" w:type="dxa"/>
+              <w:left w:w="120" w:type="dxa"/>
+              <w:right w:w="120" w:type="dxa"/>
+            </w:tcMar>
           </w:tcPr>
           <w:p>
             <w:pPr>
@@ -5506,7 +6784,7 @@
             </w:pPr>
             <w:r>
               <w:rPr>
-                <w:rFonts w:ascii="Arial" w:hAnsi="Arial" w:cs="Arial"/>
+                <w:rFonts w:ascii="IBM Plex Sans Arabic" w:hAnsi="IBM Plex Sans Arabic" w:cs="IBM Plex Sans Arabic"/>
                 <w:b/>
                 <w:color w:val="FFFFFF"/>
                 <w:rtl/>
@@ -5518,7 +6796,13 @@
         <w:tc>
           <w:tcPr>
             <w:tcW w:type="dxa" w:w="1337"/>
-            <w:shd w:val="clear" w:fill="1B3B6F"/>
+            <w:shd w:val="clear" w:fill="166534"/>
+            <w:tcMar>
+              <w:top w:w="100" w:type="dxa"/>
+              <w:bottom w:w="100" w:type="dxa"/>
+              <w:left w:w="120" w:type="dxa"/>
+              <w:right w:w="120" w:type="dxa"/>
+            </w:tcMar>
           </w:tcPr>
           <w:p>
             <w:pPr>
@@ -5527,7 +6811,7 @@
             </w:pPr>
             <w:r>
               <w:rPr>
-                <w:rFonts w:ascii="Arial" w:hAnsi="Arial" w:cs="Arial"/>
+                <w:rFonts w:ascii="IBM Plex Sans Arabic" w:hAnsi="IBM Plex Sans Arabic" w:cs="IBM Plex Sans Arabic"/>
                 <w:b/>
                 <w:color w:val="FFFFFF"/>
                 <w:rtl/>
@@ -5539,7 +6823,13 @@
         <w:tc>
           <w:tcPr>
             <w:tcW w:type="dxa" w:w="1337"/>
-            <w:shd w:val="clear" w:fill="1B3B6F"/>
+            <w:shd w:val="clear" w:fill="166534"/>
+            <w:tcMar>
+              <w:top w:w="100" w:type="dxa"/>
+              <w:bottom w:w="100" w:type="dxa"/>
+              <w:left w:w="120" w:type="dxa"/>
+              <w:right w:w="120" w:type="dxa"/>
+            </w:tcMar>
           </w:tcPr>
           <w:p>
             <w:pPr>
@@ -5548,7 +6838,7 @@
             </w:pPr>
             <w:r>
               <w:rPr>
-                <w:rFonts w:ascii="Arial" w:hAnsi="Arial" w:cs="Arial"/>
+                <w:rFonts w:ascii="IBM Plex Sans Arabic" w:hAnsi="IBM Plex Sans Arabic" w:cs="IBM Plex Sans Arabic"/>
                 <w:b/>
                 <w:color w:val="FFFFFF"/>
                 <w:rtl/>
@@ -5560,7 +6850,13 @@
         <w:tc>
           <w:tcPr>
             <w:tcW w:type="dxa" w:w="1337"/>
-            <w:shd w:val="clear" w:fill="1B3B6F"/>
+            <w:shd w:val="clear" w:fill="166534"/>
+            <w:tcMar>
+              <w:top w:w="100" w:type="dxa"/>
+              <w:bottom w:w="100" w:type="dxa"/>
+              <w:left w:w="120" w:type="dxa"/>
+              <w:right w:w="120" w:type="dxa"/>
+            </w:tcMar>
           </w:tcPr>
           <w:p>
             <w:pPr>
@@ -5569,7 +6865,7 @@
             </w:pPr>
             <w:r>
               <w:rPr>
-                <w:rFonts w:ascii="Arial" w:hAnsi="Arial" w:cs="Arial"/>
+                <w:rFonts w:ascii="IBM Plex Sans Arabic" w:hAnsi="IBM Plex Sans Arabic" w:cs="IBM Plex Sans Arabic"/>
                 <w:b/>
                 <w:color w:val="FFFFFF"/>
                 <w:rtl/>
@@ -5581,7 +6877,13 @@
         <w:tc>
           <w:tcPr>
             <w:tcW w:type="dxa" w:w="1337"/>
-            <w:shd w:val="clear" w:fill="1B3B6F"/>
+            <w:shd w:val="clear" w:fill="166534"/>
+            <w:tcMar>
+              <w:top w:w="100" w:type="dxa"/>
+              <w:bottom w:w="100" w:type="dxa"/>
+              <w:left w:w="120" w:type="dxa"/>
+              <w:right w:w="120" w:type="dxa"/>
+            </w:tcMar>
           </w:tcPr>
           <w:p>
             <w:pPr>
@@ -5590,7 +6892,7 @@
             </w:pPr>
             <w:r>
               <w:rPr>
-                <w:rFonts w:ascii="Arial" w:hAnsi="Arial" w:cs="Arial"/>
+                <w:rFonts w:ascii="IBM Plex Sans Arabic" w:hAnsi="IBM Plex Sans Arabic" w:cs="IBM Plex Sans Arabic"/>
                 <w:b/>
                 <w:color w:val="FFFFFF"/>
                 <w:rtl/>
@@ -5602,7 +6904,13 @@
         <w:tc>
           <w:tcPr>
             <w:tcW w:type="dxa" w:w="1337"/>
-            <w:shd w:val="clear" w:fill="1B3B6F"/>
+            <w:shd w:val="clear" w:fill="166534"/>
+            <w:tcMar>
+              <w:top w:w="100" w:type="dxa"/>
+              <w:bottom w:w="100" w:type="dxa"/>
+              <w:left w:w="120" w:type="dxa"/>
+              <w:right w:w="120" w:type="dxa"/>
+            </w:tcMar>
           </w:tcPr>
           <w:p>
             <w:pPr>
@@ -5611,7 +6919,7 @@
             </w:pPr>
             <w:r>
               <w:rPr>
-                <w:rFonts w:ascii="Arial" w:hAnsi="Arial" w:cs="Arial"/>
+                <w:rFonts w:ascii="IBM Plex Sans Arabic" w:hAnsi="IBM Plex Sans Arabic" w:cs="IBM Plex Sans Arabic"/>
                 <w:b/>
                 <w:color w:val="FFFFFF"/>
                 <w:rtl/>
@@ -5625,6 +6933,12 @@
         <w:tc>
           <w:tcPr>
             <w:tcW w:type="dxa" w:w="1337"/>
+            <w:tcMar>
+              <w:top w:w="100" w:type="dxa"/>
+              <w:bottom w:w="100" w:type="dxa"/>
+              <w:left w:w="120" w:type="dxa"/>
+              <w:right w:w="120" w:type="dxa"/>
+            </w:tcMar>
           </w:tcPr>
           <w:p>
             <w:pPr>
@@ -5633,7 +6947,7 @@
             </w:pPr>
             <w:r>
               <w:rPr>
-                <w:rFonts w:ascii="Arial" w:hAnsi="Arial" w:cs="Arial"/>
+                <w:rFonts w:ascii="IBM Plex Sans Arabic" w:hAnsi="IBM Plex Sans Arabic" w:cs="IBM Plex Sans Arabic"/>
                 <w:rtl/>
               </w:rPr>
               <w:t>Ejmar Import BV</w:t>
@@ -5643,6 +6957,12 @@
         <w:tc>
           <w:tcPr>
             <w:tcW w:type="dxa" w:w="1337"/>
+            <w:tcMar>
+              <w:top w:w="100" w:type="dxa"/>
+              <w:bottom w:w="100" w:type="dxa"/>
+              <w:left w:w="120" w:type="dxa"/>
+              <w:right w:w="120" w:type="dxa"/>
+            </w:tcMar>
           </w:tcPr>
           <w:p>
             <w:pPr>
@@ -5651,7 +6971,7 @@
             </w:pPr>
             <w:r>
               <w:rPr>
-                <w:rFonts w:ascii="Arial" w:hAnsi="Arial" w:cs="Arial"/>
+                <w:rFonts w:ascii="IBM Plex Sans Arabic" w:hAnsi="IBM Plex Sans Arabic" w:cs="IBM Plex Sans Arabic"/>
                 <w:rtl/>
               </w:rPr>
               <w:t>Barcelona (نموذج)</w:t>
@@ -5661,6 +6981,12 @@
         <w:tc>
           <w:tcPr>
             <w:tcW w:type="dxa" w:w="1337"/>
+            <w:tcMar>
+              <w:top w:w="100" w:type="dxa"/>
+              <w:bottom w:w="100" w:type="dxa"/>
+              <w:left w:w="120" w:type="dxa"/>
+              <w:right w:w="120" w:type="dxa"/>
+            </w:tcMar>
           </w:tcPr>
           <w:p>
             <w:pPr>
@@ -5669,7 +6995,7 @@
             </w:pPr>
             <w:r>
               <w:rPr>
-                <w:rFonts w:ascii="Arial" w:hAnsi="Arial" w:cs="Arial"/>
+                <w:rFonts w:ascii="IBM Plex Sans Arabic" w:hAnsi="IBM Plex Sans Arabic" w:cs="IBM Plex Sans Arabic"/>
                 <w:rtl/>
               </w:rPr>
               <w:t>+34 93 000 0000</w:t>
@@ -5679,6 +7005,12 @@
         <w:tc>
           <w:tcPr>
             <w:tcW w:type="dxa" w:w="1337"/>
+            <w:tcMar>
+              <w:top w:w="100" w:type="dxa"/>
+              <w:bottom w:w="100" w:type="dxa"/>
+              <w:left w:w="120" w:type="dxa"/>
+              <w:right w:w="120" w:type="dxa"/>
+            </w:tcMar>
           </w:tcPr>
           <w:p>
             <w:pPr>
@@ -5687,7 +7019,7 @@
             </w:pPr>
             <w:r>
               <w:rPr>
-                <w:rFonts w:ascii="Arial" w:hAnsi="Arial" w:cs="Arial"/>
+                <w:rFonts w:ascii="IBM Plex Sans Arabic" w:hAnsi="IBM Plex Sans Arabic" w:cs="IBM Plex Sans Arabic"/>
                 <w:rtl/>
               </w:rPr>
               <w:t>info@ejmar.example</w:t>
@@ -5697,6 +7029,12 @@
         <w:tc>
           <w:tcPr>
             <w:tcW w:type="dxa" w:w="1337"/>
+            <w:tcMar>
+              <w:top w:w="100" w:type="dxa"/>
+              <w:bottom w:w="100" w:type="dxa"/>
+              <w:left w:w="120" w:type="dxa"/>
+              <w:right w:w="120" w:type="dxa"/>
+            </w:tcMar>
           </w:tcPr>
           <w:p>
             <w:pPr>
@@ -5705,7 +7043,7 @@
             </w:pPr>
             <w:r>
               <w:rPr>
-                <w:rFonts w:ascii="Arial" w:hAnsi="Arial" w:cs="Arial"/>
+                <w:rFonts w:ascii="IBM Plex Sans Arabic" w:hAnsi="IBM Plex Sans Arabic" w:cs="IBM Plex Sans Arabic"/>
                 <w:rtl/>
               </w:rPr>
               <w:t>ejmar.example</w:t>
@@ -5715,6 +7053,12 @@
         <w:tc>
           <w:tcPr>
             <w:tcW w:type="dxa" w:w="1337"/>
+            <w:tcMar>
+              <w:top w:w="100" w:type="dxa"/>
+              <w:bottom w:w="100" w:type="dxa"/>
+              <w:left w:w="120" w:type="dxa"/>
+              <w:right w:w="120" w:type="dxa"/>
+            </w:tcMar>
           </w:tcPr>
           <w:p>
             <w:pPr>
@@ -5723,7 +7067,7 @@
             </w:pPr>
             <w:r>
               <w:rPr>
-                <w:rFonts w:ascii="Arial" w:hAnsi="Arial" w:cs="Arial"/>
+                <w:rFonts w:ascii="IBM Plex Sans Arabic" w:hAnsi="IBM Plex Sans Arabic" w:cs="IBM Plex Sans Arabic"/>
                 <w:rtl/>
               </w:rPr>
               <w:t>4.4 (76)</w:t>
@@ -5733,6 +7077,12 @@
         <w:tc>
           <w:tcPr>
             <w:tcW w:type="dxa" w:w="1337"/>
+            <w:tcMar>
+              <w:top w:w="100" w:type="dxa"/>
+              <w:bottom w:w="100" w:type="dxa"/>
+              <w:left w:w="120" w:type="dxa"/>
+              <w:right w:w="120" w:type="dxa"/>
+            </w:tcMar>
           </w:tcPr>
           <w:p>
             <w:pPr>
@@ -5741,7 +7091,7 @@
             </w:pPr>
             <w:r>
               <w:rPr>
-                <w:rFonts w:ascii="Arial" w:hAnsi="Arial" w:cs="Arial"/>
+                <w:rFonts w:ascii="IBM Plex Sans Arabic" w:hAnsi="IBM Plex Sans Arabic" w:cs="IBM Plex Sans Arabic"/>
                 <w:rtl/>
               </w:rPr>
               <w:t>◐ مرصود عبر خرائط قوقل</w:t>
@@ -5758,7 +7108,7 @@
       </w:pPr>
       <w:r>
         <w:rPr>
-          <w:rFonts w:ascii="Arial" w:hAnsi="Arial" w:cs="Arial"/>
+          <w:rFonts w:ascii="IBM Plex Sans Arabic" w:hAnsi="IBM Plex Sans Arabic" w:cs="IBM Plex Sans Arabic"/>
           <w:rtl/>
         </w:rPr>
         <w:t>إدراج النشاط في خرائط قوقل يثبت وجوده وجهة اتصاله فقط، لا أنه يستورد «تمور» — التحقق التجاري خطوة تالية.</w:t>
@@ -5787,14 +7137,14 @@
     </w:pPr>
     <w:r>
       <w:rPr>
-        <w:rFonts w:ascii="Arial" w:hAnsi="Arial" w:cs="Arial"/>
+        <w:rFonts w:ascii="IBM Plex Sans Arabic" w:hAnsi="IBM Plex Sans Arabic" w:cs="IBM Plex Sans Arabic"/>
         <w:rtl/>
       </w:rPr>
       <w:t xml:space="preserve">سلك لذكاء الأسواق — منصة تحليل أسواق التصدير السعودية — صفحة </w:t>
     </w:r>
     <w:r>
       <w:rPr>
-        <w:rFonts w:ascii="Arial" w:hAnsi="Arial" w:cs="Arial"/>
+        <w:rFonts w:ascii="IBM Plex Sans Arabic" w:hAnsi="IBM Plex Sans Arabic" w:cs="IBM Plex Sans Arabic"/>
         <w:rtl/>
       </w:rPr>
       <w:fldChar w:fldCharType="begin"/>
@@ -5815,7 +7165,7 @@
     </w:pPr>
     <w:r>
       <w:rPr>
-        <w:rFonts w:ascii="Arial" w:hAnsi="Arial" w:cs="Arial"/>
+        <w:rFonts w:ascii="IBM Plex Sans Arabic" w:hAnsi="IBM Plex Sans Arabic" w:cs="IBM Plex Sans Arabic"/>
         <w:rtl/>
       </w:rPr>
       <w:t>سلك — دراسة سوق تصديرية: تمور</w:t>
@@ -6189,10 +7539,12 @@
     <w:rsid w:val="00FC693F"/>
     <w:pPr>
       <w:bidi/>
+      <w:spacing w:line="345" w:lineRule="auto" w:after="180"/>
       <w:jc w:val="start"/>
     </w:pPr>
     <w:rPr>
-      <w:rFonts w:ascii="Arial" w:hAnsi="Arial" w:cs="Arial"/>
+      <w:rFonts w:ascii="IBM Plex Sans Arabic" w:hAnsi="IBM Plex Sans Arabic" w:cs="IBM Plex Sans Arabic"/>
+      <w:sz w:val="22"/>
       <w:rtl/>
     </w:rPr>
   </w:style>
@@ -6213,7 +7565,9 @@
       <w:jc w:val="start"/>
     </w:pPr>
     <w:rPr>
-      <w:rFonts w:ascii="Arial" w:hAnsi="Arial" w:cs="Arial"/>
+      <w:rFonts w:ascii="IBM Plex Sans Arabic" w:hAnsi="IBM Plex Sans Arabic" w:cs="IBM Plex Sans Arabic"/>
+      <w:color w:val="555555"/>
+      <w:sz w:val="18"/>
       <w:rtl/>
     </w:rPr>
   </w:style>
@@ -6241,7 +7595,9 @@
       <w:jc w:val="start"/>
     </w:pPr>
     <w:rPr>
-      <w:rFonts w:ascii="Arial" w:hAnsi="Arial" w:cs="Arial"/>
+      <w:rFonts w:ascii="IBM Plex Sans Arabic" w:hAnsi="IBM Plex Sans Arabic" w:cs="IBM Plex Sans Arabic"/>
+      <w:color w:val="555555"/>
+      <w:sz w:val="18"/>
       <w:rtl/>
     </w:rPr>
   </w:style>
@@ -6269,10 +7625,10 @@
       <w:jc w:val="start"/>
     </w:pPr>
     <w:rPr>
-      <w:rFonts w:asciiTheme="majorHAnsi" w:eastAsiaTheme="majorEastAsia" w:hAnsiTheme="majorHAnsi" w:cstheme="majorBidi" w:ascii="Arial" w:hAnsi="Arial" w:cs="Arial"/>
+      <w:rFonts w:asciiTheme="majorHAnsi" w:eastAsiaTheme="majorEastAsia" w:hAnsiTheme="majorHAnsi" w:cstheme="majorBidi" w:ascii="IBM Plex Sans Arabic" w:hAnsi="IBM Plex Sans Arabic" w:cs="IBM Plex Sans Arabic"/>
       <w:b/>
       <w:bCs/>
-      <w:color w:val="365F91" w:themeColor="accent1" w:themeShade="BF"/>
+      <w:color w:val="166534"/>
       <w:sz w:val="28"/>
       <w:szCs w:val="28"/>
       <w:rtl/>
@@ -6296,10 +7652,10 @@
       <w:jc w:val="start"/>
     </w:pPr>
     <w:rPr>
-      <w:rFonts w:asciiTheme="majorHAnsi" w:eastAsiaTheme="majorEastAsia" w:hAnsiTheme="majorHAnsi" w:cstheme="majorBidi" w:ascii="Arial" w:hAnsi="Arial" w:cs="Arial"/>
+      <w:rFonts w:asciiTheme="majorHAnsi" w:eastAsiaTheme="majorEastAsia" w:hAnsiTheme="majorHAnsi" w:cstheme="majorBidi" w:ascii="IBM Plex Sans Arabic" w:hAnsi="IBM Plex Sans Arabic" w:cs="IBM Plex Sans Arabic"/>
       <w:b/>
       <w:bCs/>
-      <w:color w:val="4F81BD" w:themeColor="accent1"/>
+      <w:color w:val="166534"/>
       <w:sz w:val="26"/>
       <w:szCs w:val="26"/>
       <w:rtl/>
@@ -6323,10 +7679,11 @@
       <w:jc w:val="start"/>
     </w:pPr>
     <w:rPr>
-      <w:rFonts w:asciiTheme="majorHAnsi" w:eastAsiaTheme="majorEastAsia" w:hAnsiTheme="majorHAnsi" w:cstheme="majorBidi" w:ascii="Arial" w:hAnsi="Arial" w:cs="Arial"/>
+      <w:rFonts w:asciiTheme="majorHAnsi" w:eastAsiaTheme="majorEastAsia" w:hAnsiTheme="majorHAnsi" w:cstheme="majorBidi" w:ascii="IBM Plex Sans Arabic" w:hAnsi="IBM Plex Sans Arabic" w:cs="IBM Plex Sans Arabic"/>
       <w:b/>
       <w:bCs/>
-      <w:color w:val="4F81BD" w:themeColor="accent1"/>
+      <w:color w:val="333333"/>
+      <w:sz w:val="24"/>
       <w:rtl/>
     </w:rPr>
   </w:style>
@@ -6349,7 +7706,7 @@
       <w:jc w:val="start"/>
     </w:pPr>
     <w:rPr>
-      <w:rFonts w:asciiTheme="majorHAnsi" w:eastAsiaTheme="majorEastAsia" w:hAnsiTheme="majorHAnsi" w:cstheme="majorBidi" w:ascii="Arial" w:hAnsi="Arial" w:cs="Arial"/>
+      <w:rFonts w:asciiTheme="majorHAnsi" w:eastAsiaTheme="majorEastAsia" w:hAnsiTheme="majorHAnsi" w:cstheme="majorBidi" w:ascii="IBM Plex Sans Arabic" w:hAnsi="IBM Plex Sans Arabic" w:cs="IBM Plex Sans Arabic"/>
       <w:b/>
       <w:bCs/>
       <w:i/>
@@ -6377,7 +7734,7 @@
       <w:jc w:val="start"/>
     </w:pPr>
     <w:rPr>
-      <w:rFonts w:asciiTheme="majorHAnsi" w:eastAsiaTheme="majorEastAsia" w:hAnsiTheme="majorHAnsi" w:cstheme="majorBidi" w:ascii="Arial" w:hAnsi="Arial" w:cs="Arial"/>
+      <w:rFonts w:asciiTheme="majorHAnsi" w:eastAsiaTheme="majorEastAsia" w:hAnsiTheme="majorHAnsi" w:cstheme="majorBidi" w:ascii="IBM Plex Sans Arabic" w:hAnsi="IBM Plex Sans Arabic" w:cs="IBM Plex Sans Arabic"/>
       <w:color w:val="243F60" w:themeColor="accent1" w:themeShade="7F"/>
       <w:rtl/>
     </w:rPr>
@@ -6401,7 +7758,7 @@
       <w:jc w:val="start"/>
     </w:pPr>
     <w:rPr>
-      <w:rFonts w:asciiTheme="majorHAnsi" w:eastAsiaTheme="majorEastAsia" w:hAnsiTheme="majorHAnsi" w:cstheme="majorBidi" w:ascii="Arial" w:hAnsi="Arial" w:cs="Arial"/>
+      <w:rFonts w:asciiTheme="majorHAnsi" w:eastAsiaTheme="majorEastAsia" w:hAnsiTheme="majorHAnsi" w:cstheme="majorBidi" w:ascii="IBM Plex Sans Arabic" w:hAnsi="IBM Plex Sans Arabic" w:cs="IBM Plex Sans Arabic"/>
       <w:i/>
       <w:iCs/>
       <w:color w:val="243F60" w:themeColor="accent1" w:themeShade="7F"/>
@@ -6427,7 +7784,7 @@
       <w:jc w:val="start"/>
     </w:pPr>
     <w:rPr>
-      <w:rFonts w:asciiTheme="majorHAnsi" w:eastAsiaTheme="majorEastAsia" w:hAnsiTheme="majorHAnsi" w:cstheme="majorBidi" w:ascii="Arial" w:hAnsi="Arial" w:cs="Arial"/>
+      <w:rFonts w:asciiTheme="majorHAnsi" w:eastAsiaTheme="majorEastAsia" w:hAnsiTheme="majorHAnsi" w:cstheme="majorBidi" w:ascii="IBM Plex Sans Arabic" w:hAnsi="IBM Plex Sans Arabic" w:cs="IBM Plex Sans Arabic"/>
       <w:i/>
       <w:iCs/>
       <w:color w:val="404040" w:themeColor="text1" w:themeTint="BF"/>
@@ -6453,7 +7810,7 @@
       <w:jc w:val="start"/>
     </w:pPr>
     <w:rPr>
-      <w:rFonts w:asciiTheme="majorHAnsi" w:eastAsiaTheme="majorEastAsia" w:hAnsiTheme="majorHAnsi" w:cstheme="majorBidi" w:ascii="Arial" w:hAnsi="Arial" w:cs="Arial"/>
+      <w:rFonts w:asciiTheme="majorHAnsi" w:eastAsiaTheme="majorEastAsia" w:hAnsiTheme="majorHAnsi" w:cstheme="majorBidi" w:ascii="IBM Plex Sans Arabic" w:hAnsi="IBM Plex Sans Arabic" w:cs="IBM Plex Sans Arabic"/>
       <w:color w:val="4F81BD" w:themeColor="accent1"/>
       <w:sz w:val="20"/>
       <w:szCs w:val="20"/>
@@ -6479,7 +7836,7 @@
       <w:jc w:val="start"/>
     </w:pPr>
     <w:rPr>
-      <w:rFonts w:asciiTheme="majorHAnsi" w:eastAsiaTheme="majorEastAsia" w:hAnsiTheme="majorHAnsi" w:cstheme="majorBidi" w:ascii="Arial" w:hAnsi="Arial" w:cs="Arial"/>
+      <w:rFonts w:asciiTheme="majorHAnsi" w:eastAsiaTheme="majorEastAsia" w:hAnsiTheme="majorHAnsi" w:cstheme="majorBidi" w:ascii="IBM Plex Sans Arabic" w:hAnsi="IBM Plex Sans Arabic" w:cs="IBM Plex Sans Arabic"/>
       <w:i/>
       <w:iCs/>
       <w:color w:val="404040" w:themeColor="text1" w:themeTint="BF"/>
@@ -6526,7 +7883,7 @@
       <w:jc w:val="start"/>
     </w:pPr>
     <w:rPr>
-      <w:rFonts w:ascii="Arial" w:hAnsi="Arial" w:cs="Arial"/>
+      <w:rFonts w:ascii="IBM Plex Sans Arabic" w:hAnsi="IBM Plex Sans Arabic" w:cs="IBM Plex Sans Arabic"/>
       <w:rtl/>
     </w:rPr>
   </w:style>
@@ -6591,11 +7948,12 @@
       <w:jc w:val="start"/>
     </w:pPr>
     <w:rPr>
-      <w:rFonts w:asciiTheme="majorHAnsi" w:eastAsiaTheme="majorEastAsia" w:hAnsiTheme="majorHAnsi" w:cstheme="majorBidi" w:ascii="Arial" w:hAnsi="Arial" w:cs="Arial"/>
-      <w:color w:val="17365D" w:themeColor="text2" w:themeShade="BF"/>
+      <w:rFonts w:asciiTheme="majorHAnsi" w:eastAsiaTheme="majorEastAsia" w:hAnsiTheme="majorHAnsi" w:cstheme="majorBidi" w:ascii="IBM Plex Sans Arabic" w:hAnsi="IBM Plex Sans Arabic" w:cs="IBM Plex Sans Arabic"/>
+      <w:b/>
+      <w:color w:val="166534"/>
       <w:spacing w:val="5"/>
       <w:kern w:val="28"/>
-      <w:sz w:val="52"/>
+      <w:sz w:val="36"/>
       <w:szCs w:val="52"/>
       <w:rtl/>
     </w:rPr>
@@ -6631,7 +7989,7 @@
       <w:jc w:val="start"/>
     </w:pPr>
     <w:rPr>
-      <w:rFonts w:asciiTheme="majorHAnsi" w:eastAsiaTheme="majorEastAsia" w:hAnsiTheme="majorHAnsi" w:cstheme="majorBidi" w:ascii="Arial" w:hAnsi="Arial" w:cs="Arial"/>
+      <w:rFonts w:asciiTheme="majorHAnsi" w:eastAsiaTheme="majorEastAsia" w:hAnsiTheme="majorHAnsi" w:cstheme="majorBidi" w:ascii="IBM Plex Sans Arabic" w:hAnsi="IBM Plex Sans Arabic" w:cs="IBM Plex Sans Arabic"/>
       <w:i/>
       <w:iCs/>
       <w:color w:val="4F81BD" w:themeColor="accent1"/>
@@ -6670,7 +8028,7 @@
       <w:jc w:val="start"/>
     </w:pPr>
     <w:rPr>
-      <w:rFonts w:ascii="Arial" w:hAnsi="Arial" w:cs="Arial"/>
+      <w:rFonts w:ascii="IBM Plex Sans Arabic" w:hAnsi="IBM Plex Sans Arabic" w:cs="IBM Plex Sans Arabic"/>
       <w:rtl/>
     </w:rPr>
   </w:style>
@@ -6687,7 +8045,7 @@
       <w:jc w:val="start"/>
     </w:pPr>
     <w:rPr>
-      <w:rFonts w:ascii="Arial" w:hAnsi="Arial" w:cs="Arial"/>
+      <w:rFonts w:ascii="IBM Plex Sans Arabic" w:hAnsi="IBM Plex Sans Arabic" w:cs="IBM Plex Sans Arabic"/>
       <w:rtl/>
     </w:rPr>
   </w:style>
@@ -6711,7 +8069,7 @@
       <w:jc w:val="start"/>
     </w:pPr>
     <w:rPr>
-      <w:rFonts w:ascii="Arial" w:hAnsi="Arial" w:cs="Arial"/>
+      <w:rFonts w:ascii="IBM Plex Sans Arabic" w:hAnsi="IBM Plex Sans Arabic" w:cs="IBM Plex Sans Arabic"/>
       <w:rtl/>
     </w:rPr>
   </w:style>
@@ -6735,7 +8093,7 @@
       <w:jc w:val="start"/>
     </w:pPr>
     <w:rPr>
-      <w:rFonts w:ascii="Arial" w:hAnsi="Arial" w:cs="Arial"/>
+      <w:rFonts w:ascii="IBM Plex Sans Arabic" w:hAnsi="IBM Plex Sans Arabic" w:cs="IBM Plex Sans Arabic"/>
       <w:sz w:val="16"/>
       <w:szCs w:val="16"/>
       <w:rtl/>
@@ -6765,7 +8123,7 @@
       <w:jc w:val="start"/>
     </w:pPr>
     <w:rPr>
-      <w:rFonts w:ascii="Arial" w:hAnsi="Arial" w:cs="Arial"/>
+      <w:rFonts w:ascii="IBM Plex Sans Arabic" w:hAnsi="IBM Plex Sans Arabic" w:cs="IBM Plex Sans Arabic"/>
       <w:rtl/>
     </w:rPr>
   </w:style>
@@ -6782,7 +8140,7 @@
       <w:jc w:val="start"/>
     </w:pPr>
     <w:rPr>
-      <w:rFonts w:ascii="Arial" w:hAnsi="Arial" w:cs="Arial"/>
+      <w:rFonts w:ascii="IBM Plex Sans Arabic" w:hAnsi="IBM Plex Sans Arabic" w:cs="IBM Plex Sans Arabic"/>
       <w:rtl/>
     </w:rPr>
   </w:style>
@@ -6799,7 +8157,7 @@
       <w:jc w:val="start"/>
     </w:pPr>
     <w:rPr>
-      <w:rFonts w:ascii="Arial" w:hAnsi="Arial" w:cs="Arial"/>
+      <w:rFonts w:ascii="IBM Plex Sans Arabic" w:hAnsi="IBM Plex Sans Arabic" w:cs="IBM Plex Sans Arabic"/>
       <w:rtl/>
     </w:rPr>
   </w:style>
@@ -6818,7 +8176,7 @@
       <w:jc w:val="start"/>
     </w:pPr>
     <w:rPr>
-      <w:rFonts w:ascii="Arial" w:hAnsi="Arial" w:cs="Arial"/>
+      <w:rFonts w:ascii="IBM Plex Sans Arabic" w:hAnsi="IBM Plex Sans Arabic" w:cs="IBM Plex Sans Arabic"/>
       <w:rtl/>
     </w:rPr>
   </w:style>
@@ -6837,7 +8195,7 @@
       <w:jc w:val="start"/>
     </w:pPr>
     <w:rPr>
-      <w:rFonts w:ascii="Arial" w:hAnsi="Arial" w:cs="Arial"/>
+      <w:rFonts w:ascii="IBM Plex Sans Arabic" w:hAnsi="IBM Plex Sans Arabic" w:cs="IBM Plex Sans Arabic"/>
       <w:rtl/>
     </w:rPr>
   </w:style>
@@ -6856,7 +8214,7 @@
       <w:jc w:val="start"/>
     </w:pPr>
     <w:rPr>
-      <w:rFonts w:ascii="Arial" w:hAnsi="Arial" w:cs="Arial"/>
+      <w:rFonts w:ascii="IBM Plex Sans Arabic" w:hAnsi="IBM Plex Sans Arabic" w:cs="IBM Plex Sans Arabic"/>
       <w:rtl/>
     </w:rPr>
   </w:style>
@@ -6875,7 +8233,7 @@
       <w:jc w:val="start"/>
     </w:pPr>
     <w:rPr>
-      <w:rFonts w:ascii="Arial" w:hAnsi="Arial" w:cs="Arial"/>
+      <w:rFonts w:ascii="IBM Plex Sans Arabic" w:hAnsi="IBM Plex Sans Arabic" w:cs="IBM Plex Sans Arabic"/>
       <w:rtl/>
     </w:rPr>
   </w:style>
@@ -6894,7 +8252,7 @@
       <w:jc w:val="start"/>
     </w:pPr>
     <w:rPr>
-      <w:rFonts w:ascii="Arial" w:hAnsi="Arial" w:cs="Arial"/>
+      <w:rFonts w:ascii="IBM Plex Sans Arabic" w:hAnsi="IBM Plex Sans Arabic" w:cs="IBM Plex Sans Arabic"/>
       <w:rtl/>
     </w:rPr>
   </w:style>
@@ -6913,7 +8271,7 @@
       <w:jc w:val="start"/>
     </w:pPr>
     <w:rPr>
-      <w:rFonts w:ascii="Arial" w:hAnsi="Arial" w:cs="Arial"/>
+      <w:rFonts w:ascii="IBM Plex Sans Arabic" w:hAnsi="IBM Plex Sans Arabic" w:cs="IBM Plex Sans Arabic"/>
       <w:rtl/>
     </w:rPr>
   </w:style>
@@ -6931,7 +8289,7 @@
       <w:jc w:val="start"/>
     </w:pPr>
     <w:rPr>
-      <w:rFonts w:ascii="Arial" w:hAnsi="Arial" w:cs="Arial"/>
+      <w:rFonts w:ascii="IBM Plex Sans Arabic" w:hAnsi="IBM Plex Sans Arabic" w:cs="IBM Plex Sans Arabic"/>
       <w:rtl/>
     </w:rPr>
   </w:style>
@@ -6949,7 +8307,7 @@
       <w:jc w:val="start"/>
     </w:pPr>
     <w:rPr>
-      <w:rFonts w:ascii="Arial" w:hAnsi="Arial" w:cs="Arial"/>
+      <w:rFonts w:ascii="IBM Plex Sans Arabic" w:hAnsi="IBM Plex Sans Arabic" w:cs="IBM Plex Sans Arabic"/>
       <w:rtl/>
     </w:rPr>
   </w:style>
@@ -6967,7 +8325,7 @@
       <w:jc w:val="start"/>
     </w:pPr>
     <w:rPr>
-      <w:rFonts w:ascii="Arial" w:hAnsi="Arial" w:cs="Arial"/>
+      <w:rFonts w:ascii="IBM Plex Sans Arabic" w:hAnsi="IBM Plex Sans Arabic" w:cs="IBM Plex Sans Arabic"/>
       <w:rtl/>
     </w:rPr>
   </w:style>
@@ -6991,7 +8349,7 @@
       <w:jc w:val="start"/>
     </w:pPr>
     <w:rPr>
-      <w:rFonts w:ascii="Arial" w:hAnsi="Arial" w:cs="Arial"/>
+      <w:rFonts w:ascii="IBM Plex Sans Arabic" w:hAnsi="IBM Plex Sans Arabic" w:cs="IBM Plex Sans Arabic"/>
       <w:sz w:val="20"/>
       <w:szCs w:val="20"/>
       <w:rtl/>
@@ -7022,7 +8380,7 @@
       <w:jc w:val="start"/>
     </w:pPr>
     <w:rPr>
-      <w:rFonts w:ascii="Arial" w:hAnsi="Arial" w:cs="Arial"/>
+      <w:rFonts w:ascii="IBM Plex Sans Arabic" w:hAnsi="IBM Plex Sans Arabic" w:cs="IBM Plex Sans Arabic"/>
       <w:i/>
       <w:iCs/>
       <w:color w:val="000000" w:themeColor="text1"/>
@@ -7142,7 +8500,7 @@
       <w:jc w:val="start"/>
     </w:pPr>
     <w:rPr>
-      <w:rFonts w:ascii="Arial" w:hAnsi="Arial" w:cs="Arial"/>
+      <w:rFonts w:ascii="IBM Plex Sans Arabic" w:hAnsi="IBM Plex Sans Arabic" w:cs="IBM Plex Sans Arabic"/>
       <w:b/>
       <w:bCs/>
       <w:color w:val="4F81BD" w:themeColor="accent1"/>
@@ -7191,7 +8549,7 @@
       <w:jc w:val="start"/>
     </w:pPr>
     <w:rPr>
-      <w:rFonts w:ascii="Arial" w:hAnsi="Arial" w:cs="Arial"/>
+      <w:rFonts w:ascii="IBM Plex Sans Arabic" w:hAnsi="IBM Plex Sans Arabic" w:cs="IBM Plex Sans Arabic"/>
       <w:b/>
       <w:bCs/>
       <w:i/>
@@ -7295,7 +8653,7 @@
       <w:jc w:val="start"/>
     </w:pPr>
     <w:rPr>
-      <w:rFonts w:ascii="Arial" w:hAnsi="Arial" w:cs="Arial"/>
+      <w:rFonts w:ascii="IBM Plex Sans Arabic" w:hAnsi="IBM Plex Sans Arabic" w:cs="IBM Plex Sans Arabic"/>
       <w:rtl/>
     </w:rPr>
   </w:style>

--- a/samples/client_report_latest.docx
+++ b/samples/client_report_latest.docx
@@ -9,7 +9,7 @@
       </w:pPr>
       <w:r>
         <w:rPr>
-          <w:rFonts w:ascii="Arial" w:hAnsi="Arial" w:cs="Arial"/>
+          <w:rFonts w:ascii="IBM Plex Sans Arabic" w:hAnsi="IBM Plex Sans Arabic" w:cs="IBM Plex Sans Arabic"/>
           <w:b/>
           <w:color w:val="1B3B6F"/>
           <w:sz w:val="56"/>
@@ -27,7 +27,7 @@
       </w:pPr>
       <w:r>
         <w:rPr>
-          <w:rFonts w:ascii="Arial" w:hAnsi="Arial" w:cs="Arial"/>
+          <w:rFonts w:ascii="IBM Plex Sans Arabic" w:hAnsi="IBM Plex Sans Arabic" w:cs="IBM Plex Sans Arabic"/>
           <w:rtl/>
         </w:rPr>
         <w:t>دراسة سوق تصديرية: تمور</w:t>
@@ -41,7 +41,7 @@
       </w:pPr>
       <w:r>
         <w:rPr>
-          <w:rFonts w:ascii="Arial" w:hAnsi="Arial" w:cs="Arial"/>
+          <w:rFonts w:ascii="IBM Plex Sans Arabic" w:hAnsi="IBM Plex Sans Arabic" w:cs="IBM Plex Sans Arabic"/>
           <w:rtl/>
         </w:rPr>
         <w:t>أُعدّت بواسطة منصة سلك لذكاء الأسواق</w:t>
@@ -54,7 +54,7 @@
       </w:pPr>
       <w:r>
         <w:rPr>
-          <w:rFonts w:ascii="Arial" w:hAnsi="Arial" w:cs="Arial"/>
+          <w:rFonts w:ascii="IBM Plex Sans Arabic" w:hAnsi="IBM Plex Sans Arabic" w:cs="IBM Plex Sans Arabic"/>
           <w:rtl/>
         </w:rPr>
         <w:t>⚠ نموذج توضيحي ببيانات موسومة — ليس تقريراً إنتاجياً</w:t>
@@ -67,7 +67,7 @@
       </w:pPr>
       <w:r>
         <w:rPr>
-          <w:rFonts w:ascii="Arial" w:hAnsi="Arial" w:cs="Arial"/>
+          <w:rFonts w:ascii="IBM Plex Sans Arabic" w:hAnsi="IBM Plex Sans Arabic" w:cs="IBM Plex Sans Arabic"/>
           <w:b/>
           <w:color w:val="000000"/>
           <w:sz w:val="32"/>
@@ -84,6 +84,14 @@
         <w:tblW w:type="auto" w:w="0"/>
         <w:tblLayout w:type="fixed"/>
         <w:tblLook w:firstColumn="1" w:firstRow="1" w:lastColumn="0" w:lastRow="0" w:noHBand="0" w:noVBand="1" w:val="04A0"/>
+        <w:tblBorders>
+          <w:top w:val="single" w:sz="4" w:space="0" w:color="BBBBBB"/>
+          <w:left w:val="single" w:sz="4" w:space="0" w:color="BBBBBB"/>
+          <w:bottom w:val="single" w:sz="4" w:space="0" w:color="BBBBBB"/>
+          <w:right w:val="single" w:sz="4" w:space="0" w:color="BBBBBB"/>
+          <w:insideH w:val="single" w:sz="4" w:space="0" w:color="BBBBBB"/>
+          <w:insideV w:val="single" w:sz="4" w:space="0" w:color="BBBBBB"/>
+        </w:tblBorders>
         <w:bidiVisual/>
       </w:tblPr>
       <w:tblGrid>
@@ -94,7 +102,13 @@
         <w:tc>
           <w:tcPr>
             <w:tcW w:type="dxa" w:w="4680"/>
-            <w:shd w:val="clear" w:fill="1B3B6F"/>
+            <w:shd w:val="clear" w:fill="166534"/>
+            <w:tcMar>
+              <w:top w:w="100" w:type="dxa"/>
+              <w:bottom w:w="100" w:type="dxa"/>
+              <w:left w:w="120" w:type="dxa"/>
+              <w:right w:w="120" w:type="dxa"/>
+            </w:tcMar>
           </w:tcPr>
           <w:p>
             <w:pPr>
@@ -103,7 +117,7 @@
             </w:pPr>
             <w:r>
               <w:rPr>
-                <w:rFonts w:ascii="Arial" w:hAnsi="Arial" w:cs="Arial"/>
+                <w:rFonts w:ascii="IBM Plex Sans Arabic" w:hAnsi="IBM Plex Sans Arabic" w:cs="IBM Plex Sans Arabic"/>
                 <w:b/>
                 <w:color w:val="FFFFFF"/>
                 <w:rtl/>
@@ -115,7 +129,13 @@
         <w:tc>
           <w:tcPr>
             <w:tcW w:type="dxa" w:w="4680"/>
-            <w:shd w:val="clear" w:fill="1B3B6F"/>
+            <w:shd w:val="clear" w:fill="166534"/>
+            <w:tcMar>
+              <w:top w:w="100" w:type="dxa"/>
+              <w:bottom w:w="100" w:type="dxa"/>
+              <w:left w:w="120" w:type="dxa"/>
+              <w:right w:w="120" w:type="dxa"/>
+            </w:tcMar>
           </w:tcPr>
           <w:p>
             <w:pPr>
@@ -124,7 +144,7 @@
             </w:pPr>
             <w:r>
               <w:rPr>
-                <w:rFonts w:ascii="Arial" w:hAnsi="Arial" w:cs="Arial"/>
+                <w:rFonts w:ascii="IBM Plex Sans Arabic" w:hAnsi="IBM Plex Sans Arabic" w:cs="IBM Plex Sans Arabic"/>
                 <w:b/>
                 <w:color w:val="FFFFFF"/>
                 <w:rtl/>
@@ -138,6 +158,12 @@
         <w:tc>
           <w:tcPr>
             <w:tcW w:type="dxa" w:w="4680"/>
+            <w:tcMar>
+              <w:top w:w="100" w:type="dxa"/>
+              <w:bottom w:w="100" w:type="dxa"/>
+              <w:left w:w="120" w:type="dxa"/>
+              <w:right w:w="120" w:type="dxa"/>
+            </w:tcMar>
           </w:tcPr>
           <w:p>
             <w:pPr>
@@ -146,7 +172,7 @@
             </w:pPr>
             <w:r>
               <w:rPr>
-                <w:rFonts w:ascii="Arial" w:hAnsi="Arial" w:cs="Arial"/>
+                <w:rFonts w:ascii="IBM Plex Sans Arabic" w:hAnsi="IBM Plex Sans Arabic" w:cs="IBM Plex Sans Arabic"/>
                 <w:rtl/>
               </w:rPr>
               <w:t>المنتج</w:t>
@@ -156,6 +182,12 @@
         <w:tc>
           <w:tcPr>
             <w:tcW w:type="dxa" w:w="4680"/>
+            <w:tcMar>
+              <w:top w:w="100" w:type="dxa"/>
+              <w:bottom w:w="100" w:type="dxa"/>
+              <w:left w:w="120" w:type="dxa"/>
+              <w:right w:w="120" w:type="dxa"/>
+            </w:tcMar>
           </w:tcPr>
           <w:p>
             <w:pPr>
@@ -164,7 +196,7 @@
             </w:pPr>
             <w:r>
               <w:rPr>
-                <w:rFonts w:ascii="Arial" w:hAnsi="Arial" w:cs="Arial"/>
+                <w:rFonts w:ascii="IBM Plex Sans Arabic" w:hAnsi="IBM Plex Sans Arabic" w:cs="IBM Plex Sans Arabic"/>
                 <w:rtl/>
               </w:rPr>
               <w:t>تمور</w:t>
@@ -176,7 +208,13 @@
         <w:tc>
           <w:tcPr>
             <w:tcW w:type="dxa" w:w="4680"/>
-            <w:shd w:val="clear" w:fill="F2F2F2"/>
+            <w:tcMar>
+              <w:top w:w="100" w:type="dxa"/>
+              <w:bottom w:w="100" w:type="dxa"/>
+              <w:left w:w="120" w:type="dxa"/>
+              <w:right w:w="120" w:type="dxa"/>
+            </w:tcMar>
+            <w:shd w:val="clear" w:fill="F2F7F3"/>
           </w:tcPr>
           <w:p>
             <w:pPr>
@@ -185,7 +223,7 @@
             </w:pPr>
             <w:r>
               <w:rPr>
-                <w:rFonts w:ascii="Arial" w:hAnsi="Arial" w:cs="Arial"/>
+                <w:rFonts w:ascii="IBM Plex Sans Arabic" w:hAnsi="IBM Plex Sans Arabic" w:cs="IBM Plex Sans Arabic"/>
                 <w:rtl/>
               </w:rPr>
               <w:t>رمز HS</w:t>
@@ -195,7 +233,13 @@
         <w:tc>
           <w:tcPr>
             <w:tcW w:type="dxa" w:w="4680"/>
-            <w:shd w:val="clear" w:fill="F2F2F2"/>
+            <w:tcMar>
+              <w:top w:w="100" w:type="dxa"/>
+              <w:bottom w:w="100" w:type="dxa"/>
+              <w:left w:w="120" w:type="dxa"/>
+              <w:right w:w="120" w:type="dxa"/>
+            </w:tcMar>
+            <w:shd w:val="clear" w:fill="F2F7F3"/>
           </w:tcPr>
           <w:p>
             <w:pPr>
@@ -204,7 +248,7 @@
             </w:pPr>
             <w:r>
               <w:rPr>
-                <w:rFonts w:ascii="Arial" w:hAnsi="Arial" w:cs="Arial"/>
+                <w:rFonts w:ascii="IBM Plex Sans Arabic" w:hAnsi="IBM Plex Sans Arabic" w:cs="IBM Plex Sans Arabic"/>
                 <w:rtl/>
               </w:rPr>
               <w:t>080410</w:t>
@@ -216,6 +260,12 @@
         <w:tc>
           <w:tcPr>
             <w:tcW w:type="dxa" w:w="4680"/>
+            <w:tcMar>
+              <w:top w:w="100" w:type="dxa"/>
+              <w:bottom w:w="100" w:type="dxa"/>
+              <w:left w:w="120" w:type="dxa"/>
+              <w:right w:w="120" w:type="dxa"/>
+            </w:tcMar>
           </w:tcPr>
           <w:p>
             <w:pPr>
@@ -224,7 +274,7 @@
             </w:pPr>
             <w:r>
               <w:rPr>
-                <w:rFonts w:ascii="Arial" w:hAnsi="Arial" w:cs="Arial"/>
+                <w:rFonts w:ascii="IBM Plex Sans Arabic" w:hAnsi="IBM Plex Sans Arabic" w:cs="IBM Plex Sans Arabic"/>
                 <w:rtl/>
               </w:rPr>
               <w:t>بلد المنشأ</w:t>
@@ -234,6 +284,12 @@
         <w:tc>
           <w:tcPr>
             <w:tcW w:type="dxa" w:w="4680"/>
+            <w:tcMar>
+              <w:top w:w="100" w:type="dxa"/>
+              <w:bottom w:w="100" w:type="dxa"/>
+              <w:left w:w="120" w:type="dxa"/>
+              <w:right w:w="120" w:type="dxa"/>
+            </w:tcMar>
           </w:tcPr>
           <w:p>
             <w:pPr>
@@ -242,7 +298,7 @@
             </w:pPr>
             <w:r>
               <w:rPr>
-                <w:rFonts w:ascii="Arial" w:hAnsi="Arial" w:cs="Arial"/>
+                <w:rFonts w:ascii="IBM Plex Sans Arabic" w:hAnsi="IBM Plex Sans Arabic" w:cs="IBM Plex Sans Arabic"/>
                 <w:rtl/>
               </w:rPr>
               <w:t>المملكة العربية السعودية</w:t>
@@ -254,7 +310,13 @@
         <w:tc>
           <w:tcPr>
             <w:tcW w:type="dxa" w:w="4680"/>
-            <w:shd w:val="clear" w:fill="F2F2F2"/>
+            <w:tcMar>
+              <w:top w:w="100" w:type="dxa"/>
+              <w:bottom w:w="100" w:type="dxa"/>
+              <w:left w:w="120" w:type="dxa"/>
+              <w:right w:w="120" w:type="dxa"/>
+            </w:tcMar>
+            <w:shd w:val="clear" w:fill="F2F7F3"/>
           </w:tcPr>
           <w:p>
             <w:pPr>
@@ -263,7 +325,7 @@
             </w:pPr>
             <w:r>
               <w:rPr>
-                <w:rFonts w:ascii="Arial" w:hAnsi="Arial" w:cs="Arial"/>
+                <w:rFonts w:ascii="IBM Plex Sans Arabic" w:hAnsi="IBM Plex Sans Arabic" w:cs="IBM Plex Sans Arabic"/>
                 <w:rtl/>
               </w:rPr>
               <w:t>السوق المستهدف</w:t>
@@ -273,7 +335,13 @@
         <w:tc>
           <w:tcPr>
             <w:tcW w:type="dxa" w:w="4680"/>
-            <w:shd w:val="clear" w:fill="F2F2F2"/>
+            <w:tcMar>
+              <w:top w:w="100" w:type="dxa"/>
+              <w:bottom w:w="100" w:type="dxa"/>
+              <w:left w:w="120" w:type="dxa"/>
+              <w:right w:w="120" w:type="dxa"/>
+            </w:tcMar>
+            <w:shd w:val="clear" w:fill="F2F7F3"/>
           </w:tcPr>
           <w:p>
             <w:pPr>
@@ -282,7 +350,7 @@
             </w:pPr>
             <w:r>
               <w:rPr>
-                <w:rFonts w:ascii="Arial" w:hAnsi="Arial" w:cs="Arial"/>
+                <w:rFonts w:ascii="IBM Plex Sans Arabic" w:hAnsi="IBM Plex Sans Arabic" w:cs="IBM Plex Sans Arabic"/>
                 <w:rtl/>
               </w:rPr>
               <w:t>هولندا</w:t>
@@ -294,6 +362,12 @@
         <w:tc>
           <w:tcPr>
             <w:tcW w:type="dxa" w:w="4680"/>
+            <w:tcMar>
+              <w:top w:w="100" w:type="dxa"/>
+              <w:bottom w:w="100" w:type="dxa"/>
+              <w:left w:w="120" w:type="dxa"/>
+              <w:right w:w="120" w:type="dxa"/>
+            </w:tcMar>
           </w:tcPr>
           <w:p>
             <w:pPr>
@@ -302,7 +376,7 @@
             </w:pPr>
             <w:r>
               <w:rPr>
-                <w:rFonts w:ascii="Arial" w:hAnsi="Arial" w:cs="Arial"/>
+                <w:rFonts w:ascii="IBM Plex Sans Arabic" w:hAnsi="IBM Plex Sans Arabic" w:cs="IBM Plex Sans Arabic"/>
                 <w:rtl/>
               </w:rPr>
               <w:t>تاريخ الإعداد</w:t>
@@ -312,6 +386,12 @@
         <w:tc>
           <w:tcPr>
             <w:tcW w:type="dxa" w:w="4680"/>
+            <w:tcMar>
+              <w:top w:w="100" w:type="dxa"/>
+              <w:bottom w:w="100" w:type="dxa"/>
+              <w:left w:w="120" w:type="dxa"/>
+              <w:right w:w="120" w:type="dxa"/>
+            </w:tcMar>
           </w:tcPr>
           <w:p>
             <w:pPr>
@@ -320,10 +400,10 @@
             </w:pPr>
             <w:r>
               <w:rPr>
-                <w:rFonts w:ascii="Arial" w:hAnsi="Arial" w:cs="Arial"/>
+                <w:rFonts w:ascii="IBM Plex Sans Arabic" w:hAnsi="IBM Plex Sans Arabic" w:cs="IBM Plex Sans Arabic"/>
                 <w:rtl/>
               </w:rPr>
-              <w:t>2026-07-18</w:t>
+              <w:t>2026-07-19</w:t>
             </w:r>
           </w:p>
         </w:tc>
@@ -337,7 +417,7 @@
       </w:pPr>
       <w:r>
         <w:rPr>
-          <w:rFonts w:ascii="Arial" w:hAnsi="Arial" w:cs="Arial"/>
+          <w:rFonts w:ascii="IBM Plex Sans Arabic" w:hAnsi="IBM Plex Sans Arabic" w:cs="IBM Plex Sans Arabic"/>
           <w:rtl/>
         </w:rPr>
         <w:t>القرار وأساسه</w:t>
@@ -350,7 +430,7 @@
       </w:pPr>
       <w:r>
         <w:rPr>
-          <w:rFonts w:ascii="Arial" w:hAnsi="Arial" w:cs="Arial"/>
+          <w:rFonts w:ascii="IBM Plex Sans Arabic" w:hAnsi="IBM Plex Sans Arabic" w:cs="IBM Plex Sans Arabic"/>
           <w:rtl/>
         </w:rPr>
         <w:t>التوصية: دخول مشروط</w:t>
@@ -363,7 +443,7 @@
       </w:pPr>
       <w:r>
         <w:rPr>
-          <w:rFonts w:ascii="Arial" w:hAnsi="Arial" w:cs="Arial"/>
+          <w:rFonts w:ascii="IBM Plex Sans Arabic" w:hAnsi="IBM Plex Sans Arabic" w:cs="IBM Plex Sans Arabic"/>
           <w:rtl/>
         </w:rPr>
         <w:t>الأدلة تدعم دخولاً مشروطاً بتأمين الأهلية التنظيمية أولاً — تركّز سوق المورّدين المعتدل والفجوة السعرية كافيان، والمخاطرة الرئيسية إجرائية لا سوقية.</w:t>
@@ -376,7 +456,7 @@
       </w:pPr>
       <w:r>
         <w:rPr>
-          <w:rFonts w:ascii="Arial" w:hAnsi="Arial" w:cs="Arial"/>
+          <w:rFonts w:ascii="IBM Plex Sans Arabic" w:hAnsi="IBM Plex Sans Arabic" w:cs="IBM Plex Sans Arabic"/>
           <w:rtl/>
         </w:rPr>
         <w:t>التوصية دخول مشروط، وتستند إلى ثلاثة أسباب: الأول أن الجالية المسلمة في</w:t>
@@ -389,7 +469,7 @@
       </w:pPr>
       <w:r>
         <w:rPr>
-          <w:rFonts w:ascii="Arial" w:hAnsi="Arial" w:cs="Arial"/>
+          <w:rFonts w:ascii="IBM Plex Sans Arabic" w:hAnsi="IBM Plex Sans Arabic" w:cs="IBM Plex Sans Arabic"/>
           <w:rtl/>
         </w:rPr>
         <w:t>هولندا تبلغ نحو 1.0 مليون نسمة ضمن سوق يستورد تمراً بقيمة 38 مليون دولار</w:t>
@@ -402,7 +482,7 @@
       </w:pPr>
       <w:r>
         <w:rPr>
-          <w:rFonts w:ascii="Arial" w:hAnsi="Arial" w:cs="Arial"/>
+          <w:rFonts w:ascii="IBM Plex Sans Arabic" w:hAnsi="IBM Plex Sans Arabic" w:cs="IBM Plex Sans Arabic"/>
           <w:rtl/>
         </w:rPr>
         <w:t>سنوياً؛ والثاني أن صفّ المورّدين معتدل التركّز (HHI (مؤشر يقيس تركّز/احتكار السوق: فوق 2500 يعني سيطرة لاعب واحد)≈2100) فلا يهيمن عليه</w:t>
@@ -415,7 +495,7 @@
       </w:pPr>
       <w:r>
         <w:rPr>
-          <w:rFonts w:ascii="Arial" w:hAnsi="Arial" w:cs="Arial"/>
+          <w:rFonts w:ascii="IBM Plex Sans Arabic" w:hAnsi="IBM Plex Sans Arabic" w:cs="IBM Plex Sans Arabic"/>
           <w:rtl/>
         </w:rPr>
         <w:t>طرف واحد، وهو ما يفتح باباً حقيقياً لمورّد جديد ينافس بالسعر؛ والثالث أن</w:t>
@@ -428,7 +508,7 @@
       </w:pPr>
       <w:r>
         <w:rPr>
-          <w:rFonts w:ascii="Arial" w:hAnsi="Arial" w:cs="Arial"/>
+          <w:rFonts w:ascii="IBM Plex Sans Arabic" w:hAnsi="IBM Plex Sans Arabic" w:cs="IBM Plex Sans Arabic"/>
           <w:rtl/>
         </w:rPr>
         <w:t>واردات المنتج تنمو بنسبة 7% مركّباً على ثلاث سنوات. وتتحوّل هذه التوصية</w:t>
@@ -441,7 +521,7 @@
       </w:pPr>
       <w:r>
         <w:rPr>
-          <w:rFonts w:ascii="Arial" w:hAnsi="Arial" w:cs="Arial"/>
+          <w:rFonts w:ascii="IBM Plex Sans Arabic" w:hAnsi="IBM Plex Sans Arabic" w:cs="IBM Plex Sans Arabic"/>
           <w:rtl/>
         </w:rPr>
         <w:t>إلى دخول كامل متى تأكّدت شهادة المنشأة المعتمدة EU 2017/625 خلال 90 يوماً</w:t>
@@ -454,7 +534,7 @@
       </w:pPr>
       <w:r>
         <w:rPr>
-          <w:rFonts w:ascii="Arial" w:hAnsi="Arial" w:cs="Arial"/>
+          <w:rFonts w:ascii="IBM Plex Sans Arabic" w:hAnsi="IBM Plex Sans Arabic" w:cs="IBM Plex Sans Arabic"/>
           <w:rtl/>
         </w:rPr>
         <w:t>وتم التعاقد مع موزّع واحد على الأقل من الباب الأول المقترح لاحقاً.</w:t>
@@ -467,7 +547,7 @@
       </w:pPr>
       <w:r>
         <w:rPr>
-          <w:rFonts w:ascii="Arial" w:hAnsi="Arial" w:cs="Arial"/>
+          <w:rFonts w:ascii="IBM Plex Sans Arabic" w:hAnsi="IBM Plex Sans Arabic" w:cs="IBM Plex Sans Arabic"/>
           <w:b/>
           <w:rtl/>
         </w:rPr>
@@ -481,7 +561,7 @@
       </w:pPr>
       <w:r>
         <w:rPr>
-          <w:rFonts w:ascii="Arial" w:hAnsi="Arial" w:cs="Arial"/>
+          <w:rFonts w:ascii="IBM Plex Sans Arabic" w:hAnsi="IBM Plex Sans Arabic" w:cs="IBM Plex Sans Arabic"/>
           <w:rtl/>
         </w:rPr>
         <w:t>البوابة الحرجة الوحيدة قبل أيّ خطوة تسويقية.</w:t>
@@ -494,7 +574,7 @@
       </w:pPr>
       <w:r>
         <w:rPr>
-          <w:rFonts w:ascii="Arial" w:hAnsi="Arial" w:cs="Arial"/>
+          <w:rFonts w:ascii="IBM Plex Sans Arabic" w:hAnsi="IBM Plex Sans Arabic" w:cs="IBM Plex Sans Arabic"/>
           <w:rtl/>
         </w:rPr>
         <w:t>يقوم الحكم على دخول مشروط، وقد فُصّلت أسبابه الثلاثة في الخلاصة التنفيذية؛</w:t>
@@ -507,7 +587,7 @@
       </w:pPr>
       <w:r>
         <w:rPr>
-          <w:rFonts w:ascii="Arial" w:hAnsi="Arial" w:cs="Arial"/>
+          <w:rFonts w:ascii="IBM Plex Sans Arabic" w:hAnsi="IBM Plex Sans Arabic" w:cs="IBM Plex Sans Arabic"/>
           <w:rtl/>
         </w:rPr>
         <w:t>والمطلوب هنا الانتقالُ منها إلى الشرط الحاسم لبقاء الحكم قائماً، وهو تأكيد</w:t>
@@ -520,7 +600,7 @@
       </w:pPr>
       <w:r>
         <w:rPr>
-          <w:rFonts w:ascii="Arial" w:hAnsi="Arial" w:cs="Arial"/>
+          <w:rFonts w:ascii="IBM Plex Sans Arabic" w:hAnsi="IBM Plex Sans Arabic" w:cs="IBM Plex Sans Arabic"/>
           <w:rtl/>
         </w:rPr>
         <w:t>الأهلية التنظيمية خلال المهلة. وما يحوّل التوصية إلى دخول كامل هو تعاقدٌ</w:t>
@@ -533,7 +613,7 @@
       </w:pPr>
       <w:r>
         <w:rPr>
-          <w:rFonts w:ascii="Arial" w:hAnsi="Arial" w:cs="Arial"/>
+          <w:rFonts w:ascii="IBM Plex Sans Arabic" w:hAnsi="IBM Plex Sans Arabic" w:cs="IBM Plex Sans Arabic"/>
           <w:rtl/>
         </w:rPr>
         <w:t>مبكّر مع موزّع متخصص يثبت استجابة السوق سعرياً.</w:t>
@@ -545,6 +625,14 @@
         <w:tblW w:type="auto" w:w="0"/>
         <w:tblLayout w:type="fixed"/>
         <w:tblLook w:firstColumn="1" w:firstRow="1" w:lastColumn="0" w:lastRow="0" w:noHBand="0" w:noVBand="1" w:val="04A0"/>
+        <w:tblBorders>
+          <w:top w:val="single" w:sz="4" w:space="0" w:color="BBBBBB"/>
+          <w:left w:val="single" w:sz="4" w:space="0" w:color="BBBBBB"/>
+          <w:bottom w:val="single" w:sz="4" w:space="0" w:color="BBBBBB"/>
+          <w:right w:val="single" w:sz="4" w:space="0" w:color="BBBBBB"/>
+          <w:insideH w:val="single" w:sz="4" w:space="0" w:color="BBBBBB"/>
+          <w:insideV w:val="single" w:sz="4" w:space="0" w:color="BBBBBB"/>
+        </w:tblBorders>
         <w:bidiVisual/>
       </w:tblPr>
       <w:tblGrid>
@@ -555,7 +643,13 @@
         <w:tc>
           <w:tcPr>
             <w:tcW w:type="dxa" w:w="4680"/>
-            <w:shd w:val="clear" w:fill="1B3B6F"/>
+            <w:shd w:val="clear" w:fill="166534"/>
+            <w:tcMar>
+              <w:top w:w="100" w:type="dxa"/>
+              <w:bottom w:w="100" w:type="dxa"/>
+              <w:left w:w="120" w:type="dxa"/>
+              <w:right w:w="120" w:type="dxa"/>
+            </w:tcMar>
           </w:tcPr>
           <w:p>
             <w:pPr>
@@ -564,7 +658,7 @@
             </w:pPr>
             <w:r>
               <w:rPr>
-                <w:rFonts w:ascii="Arial" w:hAnsi="Arial" w:cs="Arial"/>
+                <w:rFonts w:ascii="IBM Plex Sans Arabic" w:hAnsi="IBM Plex Sans Arabic" w:cs="IBM Plex Sans Arabic"/>
                 <w:b/>
                 <w:color w:val="FFFFFF"/>
                 <w:rtl/>
@@ -576,7 +670,13 @@
         <w:tc>
           <w:tcPr>
             <w:tcW w:type="dxa" w:w="4680"/>
-            <w:shd w:val="clear" w:fill="1B3B6F"/>
+            <w:shd w:val="clear" w:fill="166534"/>
+            <w:tcMar>
+              <w:top w:w="100" w:type="dxa"/>
+              <w:bottom w:w="100" w:type="dxa"/>
+              <w:left w:w="120" w:type="dxa"/>
+              <w:right w:w="120" w:type="dxa"/>
+            </w:tcMar>
           </w:tcPr>
           <w:p>
             <w:pPr>
@@ -585,7 +685,7 @@
             </w:pPr>
             <w:r>
               <w:rPr>
-                <w:rFonts w:ascii="Arial" w:hAnsi="Arial" w:cs="Arial"/>
+                <w:rFonts w:ascii="IBM Plex Sans Arabic" w:hAnsi="IBM Plex Sans Arabic" w:cs="IBM Plex Sans Arabic"/>
                 <w:b/>
                 <w:color w:val="FFFFFF"/>
                 <w:rtl/>
@@ -599,6 +699,12 @@
         <w:tc>
           <w:tcPr>
             <w:tcW w:type="dxa" w:w="4680"/>
+            <w:tcMar>
+              <w:top w:w="100" w:type="dxa"/>
+              <w:bottom w:w="100" w:type="dxa"/>
+              <w:left w:w="120" w:type="dxa"/>
+              <w:right w:w="120" w:type="dxa"/>
+            </w:tcMar>
           </w:tcPr>
           <w:p>
             <w:pPr>
@@ -607,7 +713,7 @@
             </w:pPr>
             <w:r>
               <w:rPr>
-                <w:rFonts w:ascii="Arial" w:hAnsi="Arial" w:cs="Arial"/>
+                <w:rFonts w:ascii="IBM Plex Sans Arabic" w:hAnsi="IBM Plex Sans Arabic" w:cs="IBM Plex Sans Arabic"/>
                 <w:rtl/>
               </w:rPr>
               <w:t>الحكم</w:t>
@@ -617,6 +723,12 @@
         <w:tc>
           <w:tcPr>
             <w:tcW w:type="dxa" w:w="4680"/>
+            <w:tcMar>
+              <w:top w:w="100" w:type="dxa"/>
+              <w:bottom w:w="100" w:type="dxa"/>
+              <w:left w:w="120" w:type="dxa"/>
+              <w:right w:w="120" w:type="dxa"/>
+            </w:tcMar>
           </w:tcPr>
           <w:p>
             <w:pPr>
@@ -625,7 +737,7 @@
             </w:pPr>
             <w:r>
               <w:rPr>
-                <w:rFonts w:ascii="Arial" w:hAnsi="Arial" w:cs="Arial"/>
+                <w:rFonts w:ascii="IBM Plex Sans Arabic" w:hAnsi="IBM Plex Sans Arabic" w:cs="IBM Plex Sans Arabic"/>
                 <w:rtl/>
               </w:rPr>
               <w:t>دخول مشروط</w:t>
@@ -637,7 +749,13 @@
         <w:tc>
           <w:tcPr>
             <w:tcW w:type="dxa" w:w="4680"/>
-            <w:shd w:val="clear" w:fill="F2F2F2"/>
+            <w:tcMar>
+              <w:top w:w="100" w:type="dxa"/>
+              <w:bottom w:w="100" w:type="dxa"/>
+              <w:left w:w="120" w:type="dxa"/>
+              <w:right w:w="120" w:type="dxa"/>
+            </w:tcMar>
+            <w:shd w:val="clear" w:fill="F2F7F3"/>
           </w:tcPr>
           <w:p>
             <w:pPr>
@@ -646,7 +764,7 @@
             </w:pPr>
             <w:r>
               <w:rPr>
-                <w:rFonts w:ascii="Arial" w:hAnsi="Arial" w:cs="Arial"/>
+                <w:rFonts w:ascii="IBM Plex Sans Arabic" w:hAnsi="IBM Plex Sans Arabic" w:cs="IBM Plex Sans Arabic"/>
                 <w:rtl/>
               </w:rPr>
               <w:t>مستوى التوثيق</w:t>
@@ -656,7 +774,13 @@
         <w:tc>
           <w:tcPr>
             <w:tcW w:type="dxa" w:w="4680"/>
-            <w:shd w:val="clear" w:fill="F2F2F2"/>
+            <w:tcMar>
+              <w:top w:w="100" w:type="dxa"/>
+              <w:bottom w:w="100" w:type="dxa"/>
+              <w:left w:w="120" w:type="dxa"/>
+              <w:right w:w="120" w:type="dxa"/>
+            </w:tcMar>
+            <w:shd w:val="clear" w:fill="F2F7F3"/>
           </w:tcPr>
           <w:p>
             <w:pPr>
@@ -665,7 +789,7 @@
             </w:pPr>
             <w:r>
               <w:rPr>
-                <w:rFonts w:ascii="Arial" w:hAnsi="Arial" w:cs="Arial"/>
+                <w:rFonts w:ascii="IBM Plex Sans Arabic" w:hAnsi="IBM Plex Sans Arabic" w:cs="IBM Plex Sans Arabic"/>
                 <w:rtl/>
               </w:rPr>
               <w:t>عالية (66%)</w:t>
@@ -682,7 +806,7 @@
       </w:pPr>
       <w:r>
         <w:rPr>
-          <w:rFonts w:ascii="Arial" w:hAnsi="Arial" w:cs="Arial"/>
+          <w:rFonts w:ascii="IBM Plex Sans Arabic" w:hAnsi="IBM Plex Sans Arabic" w:cs="IBM Plex Sans Arabic"/>
           <w:rtl/>
         </w:rPr>
         <w:t>السوق بالأرقام</w:t>
@@ -695,7 +819,7 @@
       </w:pPr>
       <w:r>
         <w:rPr>
-          <w:rFonts w:ascii="Arial" w:hAnsi="Arial" w:cs="Arial"/>
+          <w:rFonts w:ascii="IBM Plex Sans Arabic" w:hAnsi="IBM Plex Sans Arabic" w:cs="IBM Plex Sans Arabic"/>
           <w:rtl/>
         </w:rPr>
         <w:t>بلغت واردات هولندا من تمور HS080410 نحو 38 مليون دولار عام 2023 (UN</w:t>
@@ -708,7 +832,7 @@
       </w:pPr>
       <w:r>
         <w:rPr>
-          <w:rFonts w:ascii="Arial" w:hAnsi="Arial" w:cs="Arial"/>
+          <w:rFonts w:ascii="IBM Plex Sans Arabic" w:hAnsi="IBM Plex Sans Arabic" w:cs="IBM Plex Sans Arabic"/>
           <w:rtl/>
         </w:rPr>
         <w:t>Comtrade)، بنموّ مركّب قدره 7% على ثلاث سنوات يفوق متوسط نموّ واردات</w:t>
@@ -721,7 +845,7 @@
       </w:pPr>
       <w:r>
         <w:rPr>
-          <w:rFonts w:ascii="Arial" w:hAnsi="Arial" w:cs="Arial"/>
+          <w:rFonts w:ascii="IBM Plex Sans Arabic" w:hAnsi="IBM Plex Sans Arabic" w:cs="IBM Plex Sans Arabic"/>
           <w:rtl/>
         </w:rPr>
         <w:t>الاتحاد الأوروبي لهذه الفئة. ويوضّح الجدول أدناه حجم الفرصة القابلة</w:t>
@@ -734,7 +858,7 @@
       </w:pPr>
       <w:r>
         <w:rPr>
-          <w:rFonts w:ascii="Arial" w:hAnsi="Arial" w:cs="Arial"/>
+          <w:rFonts w:ascii="IBM Plex Sans Arabic" w:hAnsi="IBM Plex Sans Arabic" w:cs="IBM Plex Sans Arabic"/>
           <w:rtl/>
         </w:rPr>
         <w:t>للاستهداف فعلياً بعد ترشيح السوق الكلي إلى الشريحة المتخصصة:</w:t>
@@ -746,6 +870,14 @@
         <w:tblW w:type="auto" w:w="0"/>
         <w:tblLayout w:type="fixed"/>
         <w:tblLook w:firstColumn="1" w:firstRow="1" w:lastColumn="0" w:lastRow="0" w:noHBand="0" w:noVBand="1" w:val="04A0"/>
+        <w:tblBorders>
+          <w:top w:val="single" w:sz="4" w:space="0" w:color="BBBBBB"/>
+          <w:left w:val="single" w:sz="4" w:space="0" w:color="BBBBBB"/>
+          <w:bottom w:val="single" w:sz="4" w:space="0" w:color="BBBBBB"/>
+          <w:right w:val="single" w:sz="4" w:space="0" w:color="BBBBBB"/>
+          <w:insideH w:val="single" w:sz="4" w:space="0" w:color="BBBBBB"/>
+          <w:insideV w:val="single" w:sz="4" w:space="0" w:color="BBBBBB"/>
+        </w:tblBorders>
         <w:bidiVisual/>
       </w:tblPr>
       <w:tblGrid>
@@ -758,7 +890,13 @@
         <w:tc>
           <w:tcPr>
             <w:tcW w:type="dxa" w:w="2340"/>
-            <w:shd w:val="clear" w:fill="1B3B6F"/>
+            <w:shd w:val="clear" w:fill="166534"/>
+            <w:tcMar>
+              <w:top w:w="100" w:type="dxa"/>
+              <w:bottom w:w="100" w:type="dxa"/>
+              <w:left w:w="120" w:type="dxa"/>
+              <w:right w:w="120" w:type="dxa"/>
+            </w:tcMar>
           </w:tcPr>
           <w:p>
             <w:pPr>
@@ -767,7 +905,7 @@
             </w:pPr>
             <w:r>
               <w:rPr>
-                <w:rFonts w:ascii="Arial" w:hAnsi="Arial" w:cs="Arial"/>
+                <w:rFonts w:ascii="IBM Plex Sans Arabic" w:hAnsi="IBM Plex Sans Arabic" w:cs="IBM Plex Sans Arabic"/>
                 <w:b/>
                 <w:color w:val="FFFFFF"/>
                 <w:rtl/>
@@ -779,7 +917,13 @@
         <w:tc>
           <w:tcPr>
             <w:tcW w:type="dxa" w:w="2340"/>
-            <w:shd w:val="clear" w:fill="1B3B6F"/>
+            <w:shd w:val="clear" w:fill="166534"/>
+            <w:tcMar>
+              <w:top w:w="100" w:type="dxa"/>
+              <w:bottom w:w="100" w:type="dxa"/>
+              <w:left w:w="120" w:type="dxa"/>
+              <w:right w:w="120" w:type="dxa"/>
+            </w:tcMar>
           </w:tcPr>
           <w:p>
             <w:pPr>
@@ -788,7 +932,7 @@
             </w:pPr>
             <w:r>
               <w:rPr>
-                <w:rFonts w:ascii="Arial" w:hAnsi="Arial" w:cs="Arial"/>
+                <w:rFonts w:ascii="IBM Plex Sans Arabic" w:hAnsi="IBM Plex Sans Arabic" w:cs="IBM Plex Sans Arabic"/>
                 <w:b/>
                 <w:color w:val="FFFFFF"/>
                 <w:rtl/>
@@ -800,7 +944,13 @@
         <w:tc>
           <w:tcPr>
             <w:tcW w:type="dxa" w:w="2340"/>
-            <w:shd w:val="clear" w:fill="1B3B6F"/>
+            <w:shd w:val="clear" w:fill="166534"/>
+            <w:tcMar>
+              <w:top w:w="100" w:type="dxa"/>
+              <w:bottom w:w="100" w:type="dxa"/>
+              <w:left w:w="120" w:type="dxa"/>
+              <w:right w:w="120" w:type="dxa"/>
+            </w:tcMar>
           </w:tcPr>
           <w:p>
             <w:pPr>
@@ -809,7 +959,7 @@
             </w:pPr>
             <w:r>
               <w:rPr>
-                <w:rFonts w:ascii="Arial" w:hAnsi="Arial" w:cs="Arial"/>
+                <w:rFonts w:ascii="IBM Plex Sans Arabic" w:hAnsi="IBM Plex Sans Arabic" w:cs="IBM Plex Sans Arabic"/>
                 <w:b/>
                 <w:color w:val="FFFFFF"/>
                 <w:rtl/>
@@ -821,7 +971,13 @@
         <w:tc>
           <w:tcPr>
             <w:tcW w:type="dxa" w:w="2340"/>
-            <w:shd w:val="clear" w:fill="1B3B6F"/>
+            <w:shd w:val="clear" w:fill="166534"/>
+            <w:tcMar>
+              <w:top w:w="100" w:type="dxa"/>
+              <w:bottom w:w="100" w:type="dxa"/>
+              <w:left w:w="120" w:type="dxa"/>
+              <w:right w:w="120" w:type="dxa"/>
+            </w:tcMar>
           </w:tcPr>
           <w:p>
             <w:pPr>
@@ -830,7 +986,7 @@
             </w:pPr>
             <w:r>
               <w:rPr>
-                <w:rFonts w:ascii="Arial" w:hAnsi="Arial" w:cs="Arial"/>
+                <w:rFonts w:ascii="IBM Plex Sans Arabic" w:hAnsi="IBM Plex Sans Arabic" w:cs="IBM Plex Sans Arabic"/>
                 <w:b/>
                 <w:color w:val="FFFFFF"/>
                 <w:rtl/>
@@ -844,6 +1000,12 @@
         <w:tc>
           <w:tcPr>
             <w:tcW w:type="dxa" w:w="2340"/>
+            <w:tcMar>
+              <w:top w:w="100" w:type="dxa"/>
+              <w:bottom w:w="100" w:type="dxa"/>
+              <w:left w:w="120" w:type="dxa"/>
+              <w:right w:w="120" w:type="dxa"/>
+            </w:tcMar>
           </w:tcPr>
           <w:p>
             <w:pPr>
@@ -852,7 +1014,7 @@
             </w:pPr>
             <w:r>
               <w:rPr>
-                <w:rFonts w:ascii="Arial" w:hAnsi="Arial" w:cs="Arial"/>
+                <w:rFonts w:ascii="IBM Plex Sans Arabic" w:hAnsi="IBM Plex Sans Arabic" w:cs="IBM Plex Sans Arabic"/>
                 <w:rtl/>
               </w:rPr>
               <w:t>السوق الكلي</w:t>
@@ -862,6 +1024,12 @@
         <w:tc>
           <w:tcPr>
             <w:tcW w:type="dxa" w:w="2340"/>
+            <w:tcMar>
+              <w:top w:w="100" w:type="dxa"/>
+              <w:bottom w:w="100" w:type="dxa"/>
+              <w:left w:w="120" w:type="dxa"/>
+              <w:right w:w="120" w:type="dxa"/>
+            </w:tcMar>
           </w:tcPr>
           <w:p>
             <w:pPr>
@@ -870,7 +1038,7 @@
             </w:pPr>
             <w:r>
               <w:rPr>
-                <w:rFonts w:ascii="Arial" w:hAnsi="Arial" w:cs="Arial"/>
+                <w:rFonts w:ascii="IBM Plex Sans Arabic" w:hAnsi="IBM Plex Sans Arabic" w:cs="IBM Plex Sans Arabic"/>
                 <w:rtl/>
               </w:rPr>
               <w:t>38 مليون دولار</w:t>
@@ -880,6 +1048,12 @@
         <w:tc>
           <w:tcPr>
             <w:tcW w:type="dxa" w:w="2340"/>
+            <w:tcMar>
+              <w:top w:w="100" w:type="dxa"/>
+              <w:bottom w:w="100" w:type="dxa"/>
+              <w:left w:w="120" w:type="dxa"/>
+              <w:right w:w="120" w:type="dxa"/>
+            </w:tcMar>
           </w:tcPr>
           <w:p>
             <w:pPr>
@@ -888,7 +1062,7 @@
             </w:pPr>
             <w:r>
               <w:rPr>
-                <w:rFonts w:ascii="Arial" w:hAnsi="Arial" w:cs="Arial"/>
+                <w:rFonts w:ascii="IBM Plex Sans Arabic" w:hAnsi="IBM Plex Sans Arabic" w:cs="IBM Plex Sans Arabic"/>
                 <w:rtl/>
               </w:rPr>
               <w:t>إجمالي واردات السوق (UN Comtrade)</w:t>
@@ -898,6 +1072,12 @@
         <w:tc>
           <w:tcPr>
             <w:tcW w:type="dxa" w:w="2340"/>
+            <w:tcMar>
+              <w:top w:w="100" w:type="dxa"/>
+              <w:bottom w:w="100" w:type="dxa"/>
+              <w:left w:w="120" w:type="dxa"/>
+              <w:right w:w="120" w:type="dxa"/>
+            </w:tcMar>
           </w:tcPr>
           <w:p>
             <w:pPr>
@@ -906,7 +1086,7 @@
             </w:pPr>
             <w:r>
               <w:rPr>
-                <w:rFonts w:ascii="Arial" w:hAnsi="Arial" w:cs="Arial"/>
+                <w:rFonts w:ascii="IBM Plex Sans Arabic" w:hAnsi="IBM Plex Sans Arabic" w:cs="IBM Plex Sans Arabic"/>
                 <w:rtl/>
               </w:rPr>
               <w:t>—</w:t>
@@ -918,7 +1098,13 @@
         <w:tc>
           <w:tcPr>
             <w:tcW w:type="dxa" w:w="2340"/>
-            <w:shd w:val="clear" w:fill="F2F2F2"/>
+            <w:tcMar>
+              <w:top w:w="100" w:type="dxa"/>
+              <w:bottom w:w="100" w:type="dxa"/>
+              <w:left w:w="120" w:type="dxa"/>
+              <w:right w:w="120" w:type="dxa"/>
+            </w:tcMar>
+            <w:shd w:val="clear" w:fill="F2F7F3"/>
           </w:tcPr>
           <w:p>
             <w:pPr>
@@ -927,7 +1113,7 @@
             </w:pPr>
             <w:r>
               <w:rPr>
-                <w:rFonts w:ascii="Arial" w:hAnsi="Arial" w:cs="Arial"/>
+                <w:rFonts w:ascii="IBM Plex Sans Arabic" w:hAnsi="IBM Plex Sans Arabic" w:cs="IBM Plex Sans Arabic"/>
                 <w:rtl/>
               </w:rPr>
               <w:t>الشريحة المتاحة</w:t>
@@ -937,7 +1123,13 @@
         <w:tc>
           <w:tcPr>
             <w:tcW w:type="dxa" w:w="2340"/>
-            <w:shd w:val="clear" w:fill="F2F2F2"/>
+            <w:tcMar>
+              <w:top w:w="100" w:type="dxa"/>
+              <w:bottom w:w="100" w:type="dxa"/>
+              <w:left w:w="120" w:type="dxa"/>
+              <w:right w:w="120" w:type="dxa"/>
+            </w:tcMar>
+            <w:shd w:val="clear" w:fill="F2F7F3"/>
           </w:tcPr>
           <w:p>
             <w:pPr>
@@ -946,7 +1138,7 @@
             </w:pPr>
             <w:r>
               <w:rPr>
-                <w:rFonts w:ascii="Arial" w:hAnsi="Arial" w:cs="Arial"/>
+                <w:rFonts w:ascii="IBM Plex Sans Arabic" w:hAnsi="IBM Plex Sans Arabic" w:cs="IBM Plex Sans Arabic"/>
                 <w:rtl/>
               </w:rPr>
               <w:t>1.4 مليون دولار</w:t>
@@ -956,7 +1148,13 @@
         <w:tc>
           <w:tcPr>
             <w:tcW w:type="dxa" w:w="2340"/>
-            <w:shd w:val="clear" w:fill="F2F2F2"/>
+            <w:tcMar>
+              <w:top w:w="100" w:type="dxa"/>
+              <w:bottom w:w="100" w:type="dxa"/>
+              <w:left w:w="120" w:type="dxa"/>
+              <w:right w:w="120" w:type="dxa"/>
+            </w:tcMar>
+            <w:shd w:val="clear" w:fill="F2F7F3"/>
           </w:tcPr>
           <w:p>
             <w:pPr>
@@ -965,7 +1163,7 @@
             </w:pPr>
             <w:r>
               <w:rPr>
-                <w:rFonts w:ascii="Arial" w:hAnsi="Arial" w:cs="Arial"/>
+                <w:rFonts w:ascii="IBM Plex Sans Arabic" w:hAnsi="IBM Plex Sans Arabic" w:cs="IBM Plex Sans Arabic"/>
                 <w:rtl/>
               </w:rPr>
               <w:t>السوق الكلي × 3.6%</w:t>
@@ -975,7 +1173,13 @@
         <w:tc>
           <w:tcPr>
             <w:tcW w:type="dxa" w:w="2340"/>
-            <w:shd w:val="clear" w:fill="F2F2F2"/>
+            <w:tcMar>
+              <w:top w:w="100" w:type="dxa"/>
+              <w:bottom w:w="100" w:type="dxa"/>
+              <w:left w:w="120" w:type="dxa"/>
+              <w:right w:w="120" w:type="dxa"/>
+            </w:tcMar>
+            <w:shd w:val="clear" w:fill="F2F7F3"/>
           </w:tcPr>
           <w:p>
             <w:pPr>
@@ -984,7 +1188,7 @@
             </w:pPr>
             <w:r>
               <w:rPr>
-                <w:rFonts w:ascii="Arial" w:hAnsi="Arial" w:cs="Arial"/>
+                <w:rFonts w:ascii="IBM Plex Sans Arabic" w:hAnsi="IBM Plex Sans Arabic" w:cs="IBM Plex Sans Arabic"/>
                 <w:rtl/>
               </w:rPr>
               <w:t>حصة الشريحة الحلال المتخصصة</w:t>
@@ -996,6 +1200,12 @@
         <w:tc>
           <w:tcPr>
             <w:tcW w:type="dxa" w:w="2340"/>
+            <w:tcMar>
+              <w:top w:w="100" w:type="dxa"/>
+              <w:bottom w:w="100" w:type="dxa"/>
+              <w:left w:w="120" w:type="dxa"/>
+              <w:right w:w="120" w:type="dxa"/>
+            </w:tcMar>
           </w:tcPr>
           <w:p>
             <w:pPr>
@@ -1004,7 +1214,7 @@
             </w:pPr>
             <w:r>
               <w:rPr>
-                <w:rFonts w:ascii="Arial" w:hAnsi="Arial" w:cs="Arial"/>
+                <w:rFonts w:ascii="IBM Plex Sans Arabic" w:hAnsi="IBM Plex Sans Arabic" w:cs="IBM Plex Sans Arabic"/>
                 <w:rtl/>
               </w:rPr>
               <w:t>الهدف الواقعي</w:t>
@@ -1014,6 +1224,12 @@
         <w:tc>
           <w:tcPr>
             <w:tcW w:type="dxa" w:w="2340"/>
+            <w:tcMar>
+              <w:top w:w="100" w:type="dxa"/>
+              <w:bottom w:w="100" w:type="dxa"/>
+              <w:left w:w="120" w:type="dxa"/>
+              <w:right w:w="120" w:type="dxa"/>
+            </w:tcMar>
           </w:tcPr>
           <w:p>
             <w:pPr>
@@ -1022,7 +1238,7 @@
             </w:pPr>
             <w:r>
               <w:rPr>
-                <w:rFonts w:ascii="Arial" w:hAnsi="Arial" w:cs="Arial"/>
+                <w:rFonts w:ascii="IBM Plex Sans Arabic" w:hAnsi="IBM Plex Sans Arabic" w:cs="IBM Plex Sans Arabic"/>
                 <w:rtl/>
               </w:rPr>
               <w:t>0.11 مليون دولار</w:t>
@@ -1032,6 +1248,12 @@
         <w:tc>
           <w:tcPr>
             <w:tcW w:type="dxa" w:w="2340"/>
+            <w:tcMar>
+              <w:top w:w="100" w:type="dxa"/>
+              <w:bottom w:w="100" w:type="dxa"/>
+              <w:left w:w="120" w:type="dxa"/>
+              <w:right w:w="120" w:type="dxa"/>
+            </w:tcMar>
           </w:tcPr>
           <w:p>
             <w:pPr>
@@ -1040,7 +1262,7 @@
             </w:pPr>
             <w:r>
               <w:rPr>
-                <w:rFonts w:ascii="Arial" w:hAnsi="Arial" w:cs="Arial"/>
+                <w:rFonts w:ascii="IBM Plex Sans Arabic" w:hAnsi="IBM Plex Sans Arabic" w:cs="IBM Plex Sans Arabic"/>
                 <w:rtl/>
               </w:rPr>
               <w:t>الشريحة × 8%</w:t>
@@ -1050,6 +1272,12 @@
         <w:tc>
           <w:tcPr>
             <w:tcW w:type="dxa" w:w="2340"/>
+            <w:tcMar>
+              <w:top w:w="100" w:type="dxa"/>
+              <w:bottom w:w="100" w:type="dxa"/>
+              <w:left w:w="120" w:type="dxa"/>
+              <w:right w:w="120" w:type="dxa"/>
+            </w:tcMar>
           </w:tcPr>
           <w:p>
             <w:pPr>
@@ -1058,7 +1286,7 @@
             </w:pPr>
             <w:r>
               <w:rPr>
-                <w:rFonts w:ascii="Arial" w:hAnsi="Arial" w:cs="Arial"/>
+                <w:rFonts w:ascii="IBM Plex Sans Arabic" w:hAnsi="IBM Plex Sans Arabic" w:cs="IBM Plex Sans Arabic"/>
                 <w:rtl/>
               </w:rPr>
               <w:t>حصة أول ثلاث سنوات لمورّد جديد</w:t>
@@ -1074,7 +1302,7 @@
       </w:pPr>
       <w:r>
         <w:rPr>
-          <w:rFonts w:ascii="Arial" w:hAnsi="Arial" w:cs="Arial"/>
+          <w:rFonts w:ascii="IBM Plex Sans Arabic" w:hAnsi="IBM Plex Sans Arabic" w:cs="IBM Plex Sans Arabic"/>
           <w:rtl/>
         </w:rPr>
         <w:t>وعليه فإن حجم الهدف الواقعي يبرّر شحنة تجارية بحجم حقيقي لا اختباراً</w:t>
@@ -1087,7 +1315,7 @@
       </w:pPr>
       <w:r>
         <w:rPr>
-          <w:rFonts w:ascii="Arial" w:hAnsi="Arial" w:cs="Arial"/>
+          <w:rFonts w:ascii="IBM Plex Sans Arabic" w:hAnsi="IBM Plex Sans Arabic" w:cs="IBM Plex Sans Arabic"/>
           <w:rtl/>
         </w:rPr>
         <w:t>مصغّراً، ويضع سقفاً واقعياً لتوقّعات الإيراد في السنة الأولى.</w:t>
@@ -1100,7 +1328,7 @@
       </w:pPr>
       <w:r>
         <w:rPr>
-          <w:rFonts w:ascii="Arial" w:hAnsi="Arial" w:cs="Arial"/>
+          <w:rFonts w:ascii="IBM Plex Sans Arabic" w:hAnsi="IBM Plex Sans Arabic" w:cs="IBM Plex Sans Arabic"/>
           <w:rtl/>
         </w:rPr>
         <w:t>يدفع السوقَ نموُّ الجالية المسلمة ونضجُ قنوات التوزيع، بينما يظلّ المعوّق</w:t>
@@ -1113,7 +1341,7 @@
       </w:pPr>
       <w:r>
         <w:rPr>
-          <w:rFonts w:ascii="Arial" w:hAnsi="Arial" w:cs="Arial"/>
+          <w:rFonts w:ascii="IBM Plex Sans Arabic" w:hAnsi="IBM Plex Sans Arabic" w:cs="IBM Plex Sans Arabic"/>
           <w:rtl/>
         </w:rPr>
         <w:t>الأبرز بوابةَ الأهلية الأوروبية الإلزامية. غير أنّ الفرصة الحقيقية تكمن</w:t>
@@ -1126,7 +1354,7 @@
       </w:pPr>
       <w:r>
         <w:rPr>
-          <w:rFonts w:ascii="Arial" w:hAnsi="Arial" w:cs="Arial"/>
+          <w:rFonts w:ascii="IBM Plex Sans Arabic" w:hAnsi="IBM Plex Sans Arabic" w:cs="IBM Plex Sans Arabic"/>
           <w:rtl/>
         </w:rPr>
         <w:t>في تجزّؤ صفّ المورّدين الذي يترك مجالاً لمنافس جديد، ومن ثمّ ترجّح كفّة</w:t>
@@ -1139,7 +1367,7 @@
       </w:pPr>
       <w:r>
         <w:rPr>
-          <w:rFonts w:ascii="Arial" w:hAnsi="Arial" w:cs="Arial"/>
+          <w:rFonts w:ascii="IBM Plex Sans Arabic" w:hAnsi="IBM Plex Sans Arabic" w:cs="IBM Plex Sans Arabic"/>
           <w:rtl/>
         </w:rPr>
         <w:t>الدخول لمن يملك ميزة سعرية أو تنظيمية. في المقابل، يبقى التهديد الأوضح</w:t>
@@ -1152,7 +1380,7 @@
       </w:pPr>
       <w:r>
         <w:rPr>
-          <w:rFonts w:ascii="Arial" w:hAnsi="Arial" w:cs="Arial"/>
+          <w:rFonts w:ascii="IBM Plex Sans Arabic" w:hAnsi="IBM Plex Sans Arabic" w:cs="IBM Plex Sans Arabic"/>
           <w:rtl/>
         </w:rPr>
         <w:t>منافسةَ تونس والمغرب بأسعار أدنى في القناة المتخصصة نفسها، وهو ما يوجّه</w:t>
@@ -1165,7 +1393,7 @@
       </w:pPr>
       <w:r>
         <w:rPr>
-          <w:rFonts w:ascii="Arial" w:hAnsi="Arial" w:cs="Arial"/>
+          <w:rFonts w:ascii="IBM Plex Sans Arabic" w:hAnsi="IBM Plex Sans Arabic" w:cs="IBM Plex Sans Arabic"/>
           <w:rtl/>
         </w:rPr>
         <w:t>قراركم نحو التموضع النوعي لا المنافسة على السعر وحده.</w:t>
@@ -1178,7 +1406,7 @@
       </w:pPr>
       <w:r>
         <w:rPr>
-          <w:rFonts w:ascii="Arial" w:hAnsi="Arial" w:cs="Arial"/>
+          <w:rFonts w:ascii="IBM Plex Sans Arabic" w:hAnsi="IBM Plex Sans Arabic" w:cs="IBM Plex Sans Arabic"/>
           <w:rtl/>
         </w:rPr>
         <w:t>يقوم تقدير حجم الشريحة على الأرقام التالية:</w:t>
@@ -1190,6 +1418,14 @@
         <w:tblW w:type="auto" w:w="0"/>
         <w:tblLayout w:type="fixed"/>
         <w:tblLook w:firstColumn="1" w:firstRow="1" w:lastColumn="0" w:lastRow="0" w:noHBand="0" w:noVBand="1" w:val="04A0"/>
+        <w:tblBorders>
+          <w:top w:val="single" w:sz="4" w:space="0" w:color="BBBBBB"/>
+          <w:left w:val="single" w:sz="4" w:space="0" w:color="BBBBBB"/>
+          <w:bottom w:val="single" w:sz="4" w:space="0" w:color="BBBBBB"/>
+          <w:right w:val="single" w:sz="4" w:space="0" w:color="BBBBBB"/>
+          <w:insideH w:val="single" w:sz="4" w:space="0" w:color="BBBBBB"/>
+          <w:insideV w:val="single" w:sz="4" w:space="0" w:color="BBBBBB"/>
+        </w:tblBorders>
         <w:bidiVisual/>
       </w:tblPr>
       <w:tblGrid>
@@ -1201,7 +1437,13 @@
         <w:tc>
           <w:tcPr>
             <w:tcW w:type="dxa" w:w="3120"/>
-            <w:shd w:val="clear" w:fill="1B3B6F"/>
+            <w:shd w:val="clear" w:fill="166534"/>
+            <w:tcMar>
+              <w:top w:w="100" w:type="dxa"/>
+              <w:bottom w:w="100" w:type="dxa"/>
+              <w:left w:w="120" w:type="dxa"/>
+              <w:right w:w="120" w:type="dxa"/>
+            </w:tcMar>
           </w:tcPr>
           <w:p>
             <w:pPr>
@@ -1210,7 +1452,7 @@
             </w:pPr>
             <w:r>
               <w:rPr>
-                <w:rFonts w:ascii="Arial" w:hAnsi="Arial" w:cs="Arial"/>
+                <w:rFonts w:ascii="IBM Plex Sans Arabic" w:hAnsi="IBM Plex Sans Arabic" w:cs="IBM Plex Sans Arabic"/>
                 <w:b/>
                 <w:color w:val="FFFFFF"/>
                 <w:rtl/>
@@ -1222,7 +1464,13 @@
         <w:tc>
           <w:tcPr>
             <w:tcW w:type="dxa" w:w="3120"/>
-            <w:shd w:val="clear" w:fill="1B3B6F"/>
+            <w:shd w:val="clear" w:fill="166534"/>
+            <w:tcMar>
+              <w:top w:w="100" w:type="dxa"/>
+              <w:bottom w:w="100" w:type="dxa"/>
+              <w:left w:w="120" w:type="dxa"/>
+              <w:right w:w="120" w:type="dxa"/>
+            </w:tcMar>
           </w:tcPr>
           <w:p>
             <w:pPr>
@@ -1231,7 +1479,7 @@
             </w:pPr>
             <w:r>
               <w:rPr>
-                <w:rFonts w:ascii="Arial" w:hAnsi="Arial" w:cs="Arial"/>
+                <w:rFonts w:ascii="IBM Plex Sans Arabic" w:hAnsi="IBM Plex Sans Arabic" w:cs="IBM Plex Sans Arabic"/>
                 <w:b/>
                 <w:color w:val="FFFFFF"/>
                 <w:rtl/>
@@ -1243,7 +1491,13 @@
         <w:tc>
           <w:tcPr>
             <w:tcW w:type="dxa" w:w="3120"/>
-            <w:shd w:val="clear" w:fill="1B3B6F"/>
+            <w:shd w:val="clear" w:fill="166534"/>
+            <w:tcMar>
+              <w:top w:w="100" w:type="dxa"/>
+              <w:bottom w:w="100" w:type="dxa"/>
+              <w:left w:w="120" w:type="dxa"/>
+              <w:right w:w="120" w:type="dxa"/>
+            </w:tcMar>
           </w:tcPr>
           <w:p>
             <w:pPr>
@@ -1252,7 +1506,7 @@
             </w:pPr>
             <w:r>
               <w:rPr>
-                <w:rFonts w:ascii="Arial" w:hAnsi="Arial" w:cs="Arial"/>
+                <w:rFonts w:ascii="IBM Plex Sans Arabic" w:hAnsi="IBM Plex Sans Arabic" w:cs="IBM Plex Sans Arabic"/>
                 <w:b/>
                 <w:color w:val="FFFFFF"/>
                 <w:rtl/>
@@ -1266,6 +1520,12 @@
         <w:tc>
           <w:tcPr>
             <w:tcW w:type="dxa" w:w="3120"/>
+            <w:tcMar>
+              <w:top w:w="100" w:type="dxa"/>
+              <w:bottom w:w="100" w:type="dxa"/>
+              <w:left w:w="120" w:type="dxa"/>
+              <w:right w:w="120" w:type="dxa"/>
+            </w:tcMar>
           </w:tcPr>
           <w:p>
             <w:pPr>
@@ -1274,7 +1534,7 @@
             </w:pPr>
             <w:r>
               <w:rPr>
-                <w:rFonts w:ascii="Arial" w:hAnsi="Arial" w:cs="Arial"/>
+                <w:rFonts w:ascii="IBM Plex Sans Arabic" w:hAnsi="IBM Plex Sans Arabic" w:cs="IBM Plex Sans Arabic"/>
                 <w:rtl/>
               </w:rPr>
               <w:t>سكان هولندا</w:t>
@@ -1284,6 +1544,12 @@
         <w:tc>
           <w:tcPr>
             <w:tcW w:type="dxa" w:w="3120"/>
+            <w:tcMar>
+              <w:top w:w="100" w:type="dxa"/>
+              <w:bottom w:w="100" w:type="dxa"/>
+              <w:left w:w="120" w:type="dxa"/>
+              <w:right w:w="120" w:type="dxa"/>
+            </w:tcMar>
           </w:tcPr>
           <w:p>
             <w:pPr>
@@ -1292,7 +1558,7 @@
             </w:pPr>
             <w:r>
               <w:rPr>
-                <w:rFonts w:ascii="Arial" w:hAnsi="Arial" w:cs="Arial"/>
+                <w:rFonts w:ascii="IBM Plex Sans Arabic" w:hAnsi="IBM Plex Sans Arabic" w:cs="IBM Plex Sans Arabic"/>
                 <w:rtl/>
               </w:rPr>
               <w:t>17,800,000</w:t>
@@ -1302,6 +1568,12 @@
         <w:tc>
           <w:tcPr>
             <w:tcW w:type="dxa" w:w="3120"/>
+            <w:tcMar>
+              <w:top w:w="100" w:type="dxa"/>
+              <w:bottom w:w="100" w:type="dxa"/>
+              <w:left w:w="120" w:type="dxa"/>
+              <w:right w:w="120" w:type="dxa"/>
+            </w:tcMar>
           </w:tcPr>
           <w:p>
             <w:pPr>
@@ -1310,7 +1582,7 @@
             </w:pPr>
             <w:r>
               <w:rPr>
-                <w:rFonts w:ascii="Arial" w:hAnsi="Arial" w:cs="Arial"/>
+                <w:rFonts w:ascii="IBM Plex Sans Arabic" w:hAnsi="IBM Plex Sans Arabic" w:cs="IBM Plex Sans Arabic"/>
                 <w:rtl/>
               </w:rPr>
               <w:t>World Bank</w:t>
@@ -1322,7 +1594,13 @@
         <w:tc>
           <w:tcPr>
             <w:tcW w:type="dxa" w:w="3120"/>
-            <w:shd w:val="clear" w:fill="F2F2F2"/>
+            <w:tcMar>
+              <w:top w:w="100" w:type="dxa"/>
+              <w:bottom w:w="100" w:type="dxa"/>
+              <w:left w:w="120" w:type="dxa"/>
+              <w:right w:w="120" w:type="dxa"/>
+            </w:tcMar>
+            <w:shd w:val="clear" w:fill="F2F7F3"/>
           </w:tcPr>
           <w:p>
             <w:pPr>
@@ -1331,7 +1609,7 @@
             </w:pPr>
             <w:r>
               <w:rPr>
-                <w:rFonts w:ascii="Arial" w:hAnsi="Arial" w:cs="Arial"/>
+                <w:rFonts w:ascii="IBM Plex Sans Arabic" w:hAnsi="IBM Plex Sans Arabic" w:cs="IBM Plex Sans Arabic"/>
                 <w:rtl/>
               </w:rPr>
               <w:t>نسبة الشريحة المسلمة</w:t>
@@ -1341,7 +1619,13 @@
         <w:tc>
           <w:tcPr>
             <w:tcW w:type="dxa" w:w="3120"/>
-            <w:shd w:val="clear" w:fill="F2F2F2"/>
+            <w:tcMar>
+              <w:top w:w="100" w:type="dxa"/>
+              <w:bottom w:w="100" w:type="dxa"/>
+              <w:left w:w="120" w:type="dxa"/>
+              <w:right w:w="120" w:type="dxa"/>
+            </w:tcMar>
+            <w:shd w:val="clear" w:fill="F2F7F3"/>
           </w:tcPr>
           <w:p>
             <w:pPr>
@@ -1350,7 +1634,7 @@
             </w:pPr>
             <w:r>
               <w:rPr>
-                <w:rFonts w:ascii="Arial" w:hAnsi="Arial" w:cs="Arial"/>
+                <w:rFonts w:ascii="IBM Plex Sans Arabic" w:hAnsi="IBM Plex Sans Arabic" w:cs="IBM Plex Sans Arabic"/>
                 <w:rtl/>
               </w:rPr>
               <w:t>5.6%</w:t>
@@ -1360,7 +1644,13 @@
         <w:tc>
           <w:tcPr>
             <w:tcW w:type="dxa" w:w="3120"/>
-            <w:shd w:val="clear" w:fill="F2F2F2"/>
+            <w:tcMar>
+              <w:top w:w="100" w:type="dxa"/>
+              <w:bottom w:w="100" w:type="dxa"/>
+              <w:left w:w="120" w:type="dxa"/>
+              <w:right w:w="120" w:type="dxa"/>
+            </w:tcMar>
+            <w:shd w:val="clear" w:fill="F2F7F3"/>
           </w:tcPr>
           <w:p>
             <w:pPr>
@@ -1369,7 +1659,7 @@
             </w:pPr>
             <w:r>
               <w:rPr>
-                <w:rFonts w:ascii="Arial" w:hAnsi="Arial" w:cs="Arial"/>
+                <w:rFonts w:ascii="IBM Plex Sans Arabic" w:hAnsi="IBM Plex Sans Arabic" w:cs="IBM Plex Sans Arabic"/>
                 <w:rtl/>
               </w:rPr>
               <w:t>مرجع الديموغرافيا</w:t>
@@ -1381,6 +1671,12 @@
         <w:tc>
           <w:tcPr>
             <w:tcW w:type="dxa" w:w="3120"/>
+            <w:tcMar>
+              <w:top w:w="100" w:type="dxa"/>
+              <w:bottom w:w="100" w:type="dxa"/>
+              <w:left w:w="120" w:type="dxa"/>
+              <w:right w:w="120" w:type="dxa"/>
+            </w:tcMar>
           </w:tcPr>
           <w:p>
             <w:pPr>
@@ -1389,7 +1685,7 @@
             </w:pPr>
             <w:r>
               <w:rPr>
-                <w:rFonts w:ascii="Arial" w:hAnsi="Arial" w:cs="Arial"/>
+                <w:rFonts w:ascii="IBM Plex Sans Arabic" w:hAnsi="IBM Plex Sans Arabic" w:cs="IBM Plex Sans Arabic"/>
                 <w:rtl/>
               </w:rPr>
               <w:t>حجم الشريحة الناتج</w:t>
@@ -1399,6 +1695,12 @@
         <w:tc>
           <w:tcPr>
             <w:tcW w:type="dxa" w:w="3120"/>
+            <w:tcMar>
+              <w:top w:w="100" w:type="dxa"/>
+              <w:bottom w:w="100" w:type="dxa"/>
+              <w:left w:w="120" w:type="dxa"/>
+              <w:right w:w="120" w:type="dxa"/>
+            </w:tcMar>
           </w:tcPr>
           <w:p>
             <w:pPr>
@@ -1407,7 +1709,7 @@
             </w:pPr>
             <w:r>
               <w:rPr>
-                <w:rFonts w:ascii="Arial" w:hAnsi="Arial" w:cs="Arial"/>
+                <w:rFonts w:ascii="IBM Plex Sans Arabic" w:hAnsi="IBM Plex Sans Arabic" w:cs="IBM Plex Sans Arabic"/>
                 <w:rtl/>
               </w:rPr>
               <w:t>1,000,000 نسمة</w:t>
@@ -1417,6 +1719,12 @@
         <w:tc>
           <w:tcPr>
             <w:tcW w:type="dxa" w:w="3120"/>
+            <w:tcMar>
+              <w:top w:w="100" w:type="dxa"/>
+              <w:bottom w:w="100" w:type="dxa"/>
+              <w:left w:w="120" w:type="dxa"/>
+              <w:right w:w="120" w:type="dxa"/>
+            </w:tcMar>
           </w:tcPr>
           <w:p>
             <w:pPr>
@@ -1425,7 +1733,7 @@
             </w:pPr>
             <w:r>
               <w:rPr>
-                <w:rFonts w:ascii="Arial" w:hAnsi="Arial" w:cs="Arial"/>
+                <w:rFonts w:ascii="IBM Plex Sans Arabic" w:hAnsi="IBM Plex Sans Arabic" w:cs="IBM Plex Sans Arabic"/>
                 <w:rtl/>
               </w:rPr>
               <w:t>حساب مشتق</w:t>
@@ -1441,7 +1749,7 @@
       </w:pPr>
       <w:r>
         <w:rPr>
-          <w:rFonts w:ascii="Arial" w:hAnsi="Arial" w:cs="Arial"/>
+          <w:rFonts w:ascii="IBM Plex Sans Arabic" w:hAnsi="IBM Plex Sans Arabic" w:cs="IBM Plex Sans Arabic"/>
           <w:rtl/>
         </w:rPr>
         <w:t>ويظهر اتجاه البحث على مدى خمس سنوات صاعداً بذروة موسمية واضحة حول رمضان</w:t>
@@ -1454,7 +1762,7 @@
       </w:pPr>
       <w:r>
         <w:rPr>
-          <w:rFonts w:ascii="Arial" w:hAnsi="Arial" w:cs="Arial"/>
+          <w:rFonts w:ascii="IBM Plex Sans Arabic" w:hAnsi="IBM Plex Sans Arabic" w:cs="IBM Plex Sans Arabic"/>
           <w:rtl/>
         </w:rPr>
         <w:t>(Google Trends). ومن ثمّ فإنّ الطلب موسميّ الطابع يتركّز في نافذة تسويقية</w:t>
@@ -1467,7 +1775,7 @@
       </w:pPr>
       <w:r>
         <w:rPr>
-          <w:rFonts w:ascii="Arial" w:hAnsi="Arial" w:cs="Arial"/>
+          <w:rFonts w:ascii="IBM Plex Sans Arabic" w:hAnsi="IBM Plex Sans Arabic" w:cs="IBM Plex Sans Arabic"/>
           <w:rtl/>
         </w:rPr>
         <w:t>محدّدة، وهو ما يرجّح توجيه الاستثمار التسويقي للقناة الحلال المتخصصة قبيل</w:t>
@@ -1480,7 +1788,7 @@
       </w:pPr>
       <w:r>
         <w:rPr>
-          <w:rFonts w:ascii="Arial" w:hAnsi="Arial" w:cs="Arial"/>
+          <w:rFonts w:ascii="IBM Plex Sans Arabic" w:hAnsi="IBM Plex Sans Arabic" w:cs="IBM Plex Sans Arabic"/>
           <w:rtl/>
         </w:rPr>
         <w:t>موسم رمضان تحديداً بدل حملة عامة ممتدّة.</w:t>
@@ -1494,7 +1802,7 @@
       </w:pPr>
       <w:r>
         <w:rPr>
-          <w:rFonts w:ascii="Arial" w:hAnsi="Arial" w:cs="Arial"/>
+          <w:rFonts w:ascii="IBM Plex Sans Arabic" w:hAnsi="IBM Plex Sans Arabic" w:cs="IBM Plex Sans Arabic"/>
           <w:rtl/>
         </w:rPr>
         <w:t>المنافسة والتسعير والهامش</w:t>
@@ -1508,7 +1816,7 @@
       </w:pPr>
       <w:r>
         <w:rPr>
-          <w:rFonts w:ascii="Arial" w:hAnsi="Arial" w:cs="Arial"/>
+          <w:rFonts w:ascii="IBM Plex Sans Arabic" w:hAnsi="IBM Plex Sans Arabic" w:cs="IBM Plex Sans Arabic"/>
           <w:rtl/>
         </w:rPr>
         <w:t>المنتجات المنافسة وأسعارها</w:t>
@@ -1521,7 +1829,7 @@
       </w:pPr>
       <w:r>
         <w:rPr>
-          <w:rFonts w:ascii="Arial" w:hAnsi="Arial" w:cs="Arial"/>
+          <w:rFonts w:ascii="IBM Plex Sans Arabic" w:hAnsi="IBM Plex Sans Arabic" w:cs="IBM Plex Sans Arabic"/>
           <w:rtl/>
         </w:rPr>
         <w:t>يعرض الجدول أدناه المنتجات المنافسة المرصودة في متاجر السوق نفسها، محسوبةً</w:t>
@@ -1534,7 +1842,7 @@
       </w:pPr>
       <w:r>
         <w:rPr>
-          <w:rFonts w:ascii="Arial" w:hAnsi="Arial" w:cs="Arial"/>
+          <w:rFonts w:ascii="IBM Plex Sans Arabic" w:hAnsi="IBM Plex Sans Arabic" w:cs="IBM Plex Sans Arabic"/>
           <w:rtl/>
         </w:rPr>
         <w:t>أسعارها بسعر الكيلوغرام الواحد بالدولار للمقارنة العادلة، مع متجرها وتاريخ</w:t>
@@ -1547,7 +1855,7 @@
       </w:pPr>
       <w:r>
         <w:rPr>
-          <w:rFonts w:ascii="Arial" w:hAnsi="Arial" w:cs="Arial"/>
+          <w:rFonts w:ascii="IBM Plex Sans Arabic" w:hAnsi="IBM Plex Sans Arabic" w:cs="IBM Plex Sans Arabic"/>
           <w:rtl/>
         </w:rPr>
         <w:t>رصدها ومستوى توثيقها:</w:t>
@@ -1559,6 +1867,14 @@
         <w:tblW w:type="auto" w:w="0"/>
         <w:tblLayout w:type="fixed"/>
         <w:tblLook w:firstColumn="1" w:firstRow="1" w:lastColumn="0" w:lastRow="0" w:noHBand="0" w:noVBand="1" w:val="04A0"/>
+        <w:tblBorders>
+          <w:top w:val="single" w:sz="4" w:space="0" w:color="BBBBBB"/>
+          <w:left w:val="single" w:sz="4" w:space="0" w:color="BBBBBB"/>
+          <w:bottom w:val="single" w:sz="4" w:space="0" w:color="BBBBBB"/>
+          <w:right w:val="single" w:sz="4" w:space="0" w:color="BBBBBB"/>
+          <w:insideH w:val="single" w:sz="4" w:space="0" w:color="BBBBBB"/>
+          <w:insideV w:val="single" w:sz="4" w:space="0" w:color="BBBBBB"/>
+        </w:tblBorders>
         <w:bidiVisual/>
       </w:tblPr>
       <w:tblGrid>
@@ -1574,7 +1890,13 @@
         <w:tc>
           <w:tcPr>
             <w:tcW w:type="dxa" w:w="1337"/>
-            <w:shd w:val="clear" w:fill="1B3B6F"/>
+            <w:shd w:val="clear" w:fill="166534"/>
+            <w:tcMar>
+              <w:top w:w="100" w:type="dxa"/>
+              <w:bottom w:w="100" w:type="dxa"/>
+              <w:left w:w="120" w:type="dxa"/>
+              <w:right w:w="120" w:type="dxa"/>
+            </w:tcMar>
           </w:tcPr>
           <w:p>
             <w:pPr>
@@ -1583,7 +1905,7 @@
             </w:pPr>
             <w:r>
               <w:rPr>
-                <w:rFonts w:ascii="Arial" w:hAnsi="Arial" w:cs="Arial"/>
+                <w:rFonts w:ascii="IBM Plex Sans Arabic" w:hAnsi="IBM Plex Sans Arabic" w:cs="IBM Plex Sans Arabic"/>
                 <w:b/>
                 <w:color w:val="FFFFFF"/>
                 <w:rtl/>
@@ -1595,7 +1917,13 @@
         <w:tc>
           <w:tcPr>
             <w:tcW w:type="dxa" w:w="1337"/>
-            <w:shd w:val="clear" w:fill="1B3B6F"/>
+            <w:shd w:val="clear" w:fill="166534"/>
+            <w:tcMar>
+              <w:top w:w="100" w:type="dxa"/>
+              <w:bottom w:w="100" w:type="dxa"/>
+              <w:left w:w="120" w:type="dxa"/>
+              <w:right w:w="120" w:type="dxa"/>
+            </w:tcMar>
           </w:tcPr>
           <w:p>
             <w:pPr>
@@ -1604,7 +1932,7 @@
             </w:pPr>
             <w:r>
               <w:rPr>
-                <w:rFonts w:ascii="Arial" w:hAnsi="Arial" w:cs="Arial"/>
+                <w:rFonts w:ascii="IBM Plex Sans Arabic" w:hAnsi="IBM Plex Sans Arabic" w:cs="IBM Plex Sans Arabic"/>
                 <w:b/>
                 <w:color w:val="FFFFFF"/>
                 <w:rtl/>
@@ -1616,7 +1944,13 @@
         <w:tc>
           <w:tcPr>
             <w:tcW w:type="dxa" w:w="1337"/>
-            <w:shd w:val="clear" w:fill="1B3B6F"/>
+            <w:shd w:val="clear" w:fill="166534"/>
+            <w:tcMar>
+              <w:top w:w="100" w:type="dxa"/>
+              <w:bottom w:w="100" w:type="dxa"/>
+              <w:left w:w="120" w:type="dxa"/>
+              <w:right w:w="120" w:type="dxa"/>
+            </w:tcMar>
           </w:tcPr>
           <w:p>
             <w:pPr>
@@ -1625,7 +1959,7 @@
             </w:pPr>
             <w:r>
               <w:rPr>
-                <w:rFonts w:ascii="Arial" w:hAnsi="Arial" w:cs="Arial"/>
+                <w:rFonts w:ascii="IBM Plex Sans Arabic" w:hAnsi="IBM Plex Sans Arabic" w:cs="IBM Plex Sans Arabic"/>
                 <w:b/>
                 <w:color w:val="FFFFFF"/>
                 <w:rtl/>
@@ -1637,7 +1971,13 @@
         <w:tc>
           <w:tcPr>
             <w:tcW w:type="dxa" w:w="1337"/>
-            <w:shd w:val="clear" w:fill="1B3B6F"/>
+            <w:shd w:val="clear" w:fill="166534"/>
+            <w:tcMar>
+              <w:top w:w="100" w:type="dxa"/>
+              <w:bottom w:w="100" w:type="dxa"/>
+              <w:left w:w="120" w:type="dxa"/>
+              <w:right w:w="120" w:type="dxa"/>
+            </w:tcMar>
           </w:tcPr>
           <w:p>
             <w:pPr>
@@ -1646,7 +1986,7 @@
             </w:pPr>
             <w:r>
               <w:rPr>
-                <w:rFonts w:ascii="Arial" w:hAnsi="Arial" w:cs="Arial"/>
+                <w:rFonts w:ascii="IBM Plex Sans Arabic" w:hAnsi="IBM Plex Sans Arabic" w:cs="IBM Plex Sans Arabic"/>
                 <w:b/>
                 <w:color w:val="FFFFFF"/>
                 <w:rtl/>
@@ -1658,7 +1998,13 @@
         <w:tc>
           <w:tcPr>
             <w:tcW w:type="dxa" w:w="1337"/>
-            <w:shd w:val="clear" w:fill="1B3B6F"/>
+            <w:shd w:val="clear" w:fill="166534"/>
+            <w:tcMar>
+              <w:top w:w="100" w:type="dxa"/>
+              <w:bottom w:w="100" w:type="dxa"/>
+              <w:left w:w="120" w:type="dxa"/>
+              <w:right w:w="120" w:type="dxa"/>
+            </w:tcMar>
           </w:tcPr>
           <w:p>
             <w:pPr>
@@ -1667,7 +2013,7 @@
             </w:pPr>
             <w:r>
               <w:rPr>
-                <w:rFonts w:ascii="Arial" w:hAnsi="Arial" w:cs="Arial"/>
+                <w:rFonts w:ascii="IBM Plex Sans Arabic" w:hAnsi="IBM Plex Sans Arabic" w:cs="IBM Plex Sans Arabic"/>
                 <w:b/>
                 <w:color w:val="FFFFFF"/>
                 <w:rtl/>
@@ -1679,7 +2025,13 @@
         <w:tc>
           <w:tcPr>
             <w:tcW w:type="dxa" w:w="1337"/>
-            <w:shd w:val="clear" w:fill="1B3B6F"/>
+            <w:shd w:val="clear" w:fill="166534"/>
+            <w:tcMar>
+              <w:top w:w="100" w:type="dxa"/>
+              <w:bottom w:w="100" w:type="dxa"/>
+              <w:left w:w="120" w:type="dxa"/>
+              <w:right w:w="120" w:type="dxa"/>
+            </w:tcMar>
           </w:tcPr>
           <w:p>
             <w:pPr>
@@ -1688,7 +2040,7 @@
             </w:pPr>
             <w:r>
               <w:rPr>
-                <w:rFonts w:ascii="Arial" w:hAnsi="Arial" w:cs="Arial"/>
+                <w:rFonts w:ascii="IBM Plex Sans Arabic" w:hAnsi="IBM Plex Sans Arabic" w:cs="IBM Plex Sans Arabic"/>
                 <w:b/>
                 <w:color w:val="FFFFFF"/>
                 <w:rtl/>
@@ -1700,7 +2052,13 @@
         <w:tc>
           <w:tcPr>
             <w:tcW w:type="dxa" w:w="1337"/>
-            <w:shd w:val="clear" w:fill="1B3B6F"/>
+            <w:shd w:val="clear" w:fill="166534"/>
+            <w:tcMar>
+              <w:top w:w="100" w:type="dxa"/>
+              <w:bottom w:w="100" w:type="dxa"/>
+              <w:left w:w="120" w:type="dxa"/>
+              <w:right w:w="120" w:type="dxa"/>
+            </w:tcMar>
           </w:tcPr>
           <w:p>
             <w:pPr>
@@ -1709,7 +2067,7 @@
             </w:pPr>
             <w:r>
               <w:rPr>
-                <w:rFonts w:ascii="Arial" w:hAnsi="Arial" w:cs="Arial"/>
+                <w:rFonts w:ascii="IBM Plex Sans Arabic" w:hAnsi="IBM Plex Sans Arabic" w:cs="IBM Plex Sans Arabic"/>
                 <w:b/>
                 <w:color w:val="FFFFFF"/>
                 <w:rtl/>
@@ -1723,6 +2081,12 @@
         <w:tc>
           <w:tcPr>
             <w:tcW w:type="dxa" w:w="1337"/>
+            <w:tcMar>
+              <w:top w:w="100" w:type="dxa"/>
+              <w:bottom w:w="100" w:type="dxa"/>
+              <w:left w:w="120" w:type="dxa"/>
+              <w:right w:w="120" w:type="dxa"/>
+            </w:tcMar>
           </w:tcPr>
           <w:p>
             <w:pPr>
@@ -1731,7 +2095,7 @@
             </w:pPr>
             <w:r>
               <w:rPr>
-                <w:rFonts w:ascii="Arial" w:hAnsi="Arial" w:cs="Arial"/>
+                <w:rFonts w:ascii="IBM Plex Sans Arabic" w:hAnsi="IBM Plex Sans Arabic" w:cs="IBM Plex Sans Arabic"/>
                 <w:rtl/>
               </w:rPr>
               <w:t>تمر دقلة نور اقتصادي</w:t>
@@ -1741,6 +2105,12 @@
         <w:tc>
           <w:tcPr>
             <w:tcW w:type="dxa" w:w="1337"/>
+            <w:tcMar>
+              <w:top w:w="100" w:type="dxa"/>
+              <w:bottom w:w="100" w:type="dxa"/>
+              <w:left w:w="120" w:type="dxa"/>
+              <w:right w:w="120" w:type="dxa"/>
+            </w:tcMar>
           </w:tcPr>
           <w:p>
             <w:pPr>
@@ -1749,7 +2119,7 @@
             </w:pPr>
             <w:r>
               <w:rPr>
-                <w:rFonts w:ascii="Arial" w:hAnsi="Arial" w:cs="Arial"/>
+                <w:rFonts w:ascii="IBM Plex Sans Arabic" w:hAnsi="IBM Plex Sans Arabic" w:cs="IBM Plex Sans Arabic"/>
                 <w:rtl/>
               </w:rPr>
               <w:t>تونس</w:t>
@@ -1759,6 +2129,12 @@
         <w:tc>
           <w:tcPr>
             <w:tcW w:type="dxa" w:w="1337"/>
+            <w:tcMar>
+              <w:top w:w="100" w:type="dxa"/>
+              <w:bottom w:w="100" w:type="dxa"/>
+              <w:left w:w="120" w:type="dxa"/>
+              <w:right w:w="120" w:type="dxa"/>
+            </w:tcMar>
           </w:tcPr>
           <w:p>
             <w:pPr>
@@ -1767,7 +2143,7 @@
             </w:pPr>
             <w:r>
               <w:rPr>
-                <w:rFonts w:ascii="Arial" w:hAnsi="Arial" w:cs="Arial"/>
+                <w:rFonts w:ascii="IBM Plex Sans Arabic" w:hAnsi="IBM Plex Sans Arabic" w:cs="IBM Plex Sans Arabic"/>
                 <w:rtl/>
               </w:rPr>
               <w:t>1كغ</w:t>
@@ -1777,6 +2153,12 @@
         <w:tc>
           <w:tcPr>
             <w:tcW w:type="dxa" w:w="1337"/>
+            <w:tcMar>
+              <w:top w:w="100" w:type="dxa"/>
+              <w:bottom w:w="100" w:type="dxa"/>
+              <w:left w:w="120" w:type="dxa"/>
+              <w:right w:w="120" w:type="dxa"/>
+            </w:tcMar>
           </w:tcPr>
           <w:p>
             <w:pPr>
@@ -1785,7 +2167,7 @@
             </w:pPr>
             <w:r>
               <w:rPr>
-                <w:rFonts w:ascii="Arial" w:hAnsi="Arial" w:cs="Arial"/>
+                <w:rFonts w:ascii="IBM Plex Sans Arabic" w:hAnsi="IBM Plex Sans Arabic" w:cs="IBM Plex Sans Arabic"/>
                 <w:rtl/>
               </w:rPr>
               <w:t>5.50€</w:t>
@@ -1795,6 +2177,12 @@
         <w:tc>
           <w:tcPr>
             <w:tcW w:type="dxa" w:w="1337"/>
+            <w:tcMar>
+              <w:top w:w="100" w:type="dxa"/>
+              <w:bottom w:w="100" w:type="dxa"/>
+              <w:left w:w="120" w:type="dxa"/>
+              <w:right w:w="120" w:type="dxa"/>
+            </w:tcMar>
           </w:tcPr>
           <w:p>
             <w:pPr>
@@ -1803,7 +2191,7 @@
             </w:pPr>
             <w:r>
               <w:rPr>
-                <w:rFonts w:ascii="Arial" w:hAnsi="Arial" w:cs="Arial"/>
+                <w:rFonts w:ascii="IBM Plex Sans Arabic" w:hAnsi="IBM Plex Sans Arabic" w:cs="IBM Plex Sans Arabic"/>
                 <w:rtl/>
               </w:rPr>
               <w:t>6.0$</w:t>
@@ -1813,6 +2201,12 @@
         <w:tc>
           <w:tcPr>
             <w:tcW w:type="dxa" w:w="1337"/>
+            <w:tcMar>
+              <w:top w:w="100" w:type="dxa"/>
+              <w:bottom w:w="100" w:type="dxa"/>
+              <w:left w:w="120" w:type="dxa"/>
+              <w:right w:w="120" w:type="dxa"/>
+            </w:tcMar>
           </w:tcPr>
           <w:p>
             <w:pPr>
@@ -1821,7 +2215,7 @@
             </w:pPr>
             <w:r>
               <w:rPr>
-                <w:rFonts w:ascii="Arial" w:hAnsi="Arial" w:cs="Arial"/>
+                <w:rFonts w:ascii="IBM Plex Sans Arabic" w:hAnsi="IBM Plex Sans Arabic" w:cs="IBM Plex Sans Arabic"/>
                 <w:rtl/>
               </w:rPr>
               <w:t>Albert Heijn · 2026-07</w:t>
@@ -1831,6 +2225,12 @@
         <w:tc>
           <w:tcPr>
             <w:tcW w:type="dxa" w:w="1337"/>
+            <w:tcMar>
+              <w:top w:w="100" w:type="dxa"/>
+              <w:bottom w:w="100" w:type="dxa"/>
+              <w:left w:w="120" w:type="dxa"/>
+              <w:right w:w="120" w:type="dxa"/>
+            </w:tcMar>
           </w:tcPr>
           <w:p>
             <w:pPr>
@@ -1839,7 +2239,7 @@
             </w:pPr>
             <w:r>
               <w:rPr>
-                <w:rFonts w:ascii="Arial" w:hAnsi="Arial" w:cs="Arial"/>
+                <w:rFonts w:ascii="IBM Plex Sans Arabic" w:hAnsi="IBM Plex Sans Arabic" w:cs="IBM Plex Sans Arabic"/>
                 <w:rtl/>
               </w:rPr>
               <w:t>✓</w:t>
@@ -1851,7 +2251,13 @@
         <w:tc>
           <w:tcPr>
             <w:tcW w:type="dxa" w:w="1337"/>
-            <w:shd w:val="clear" w:fill="F2F2F2"/>
+            <w:tcMar>
+              <w:top w:w="100" w:type="dxa"/>
+              <w:bottom w:w="100" w:type="dxa"/>
+              <w:left w:w="120" w:type="dxa"/>
+              <w:right w:w="120" w:type="dxa"/>
+            </w:tcMar>
+            <w:shd w:val="clear" w:fill="F2F7F3"/>
           </w:tcPr>
           <w:p>
             <w:pPr>
@@ -1860,7 +2266,7 @@
             </w:pPr>
             <w:r>
               <w:rPr>
-                <w:rFonts w:ascii="Arial" w:hAnsi="Arial" w:cs="Arial"/>
+                <w:rFonts w:ascii="IBM Plex Sans Arabic" w:hAnsi="IBM Plex Sans Arabic" w:cs="IBM Plex Sans Arabic"/>
                 <w:rtl/>
               </w:rPr>
               <w:t>تمر مجهول متوسط</w:t>
@@ -1870,7 +2276,13 @@
         <w:tc>
           <w:tcPr>
             <w:tcW w:type="dxa" w:w="1337"/>
-            <w:shd w:val="clear" w:fill="F2F2F2"/>
+            <w:tcMar>
+              <w:top w:w="100" w:type="dxa"/>
+              <w:bottom w:w="100" w:type="dxa"/>
+              <w:left w:w="120" w:type="dxa"/>
+              <w:right w:w="120" w:type="dxa"/>
+            </w:tcMar>
+            <w:shd w:val="clear" w:fill="F2F7F3"/>
           </w:tcPr>
           <w:p>
             <w:pPr>
@@ -1879,7 +2291,7 @@
             </w:pPr>
             <w:r>
               <w:rPr>
-                <w:rFonts w:ascii="Arial" w:hAnsi="Arial" w:cs="Arial"/>
+                <w:rFonts w:ascii="IBM Plex Sans Arabic" w:hAnsi="IBM Plex Sans Arabic" w:cs="IBM Plex Sans Arabic"/>
                 <w:rtl/>
               </w:rPr>
               <w:t>المغرب</w:t>
@@ -1889,7 +2301,13 @@
         <w:tc>
           <w:tcPr>
             <w:tcW w:type="dxa" w:w="1337"/>
-            <w:shd w:val="clear" w:fill="F2F2F2"/>
+            <w:tcMar>
+              <w:top w:w="100" w:type="dxa"/>
+              <w:bottom w:w="100" w:type="dxa"/>
+              <w:left w:w="120" w:type="dxa"/>
+              <w:right w:w="120" w:type="dxa"/>
+            </w:tcMar>
+            <w:shd w:val="clear" w:fill="F2F7F3"/>
           </w:tcPr>
           <w:p>
             <w:pPr>
@@ -1898,7 +2316,7 @@
             </w:pPr>
             <w:r>
               <w:rPr>
-                <w:rFonts w:ascii="Arial" w:hAnsi="Arial" w:cs="Arial"/>
+                <w:rFonts w:ascii="IBM Plex Sans Arabic" w:hAnsi="IBM Plex Sans Arabic" w:cs="IBM Plex Sans Arabic"/>
                 <w:rtl/>
               </w:rPr>
               <w:t>1كغ</w:t>
@@ -1908,7 +2326,13 @@
         <w:tc>
           <w:tcPr>
             <w:tcW w:type="dxa" w:w="1337"/>
-            <w:shd w:val="clear" w:fill="F2F2F2"/>
+            <w:tcMar>
+              <w:top w:w="100" w:type="dxa"/>
+              <w:bottom w:w="100" w:type="dxa"/>
+              <w:left w:w="120" w:type="dxa"/>
+              <w:right w:w="120" w:type="dxa"/>
+            </w:tcMar>
+            <w:shd w:val="clear" w:fill="F2F7F3"/>
           </w:tcPr>
           <w:p>
             <w:pPr>
@@ -1917,7 +2341,7 @@
             </w:pPr>
             <w:r>
               <w:rPr>
-                <w:rFonts w:ascii="Arial" w:hAnsi="Arial" w:cs="Arial"/>
+                <w:rFonts w:ascii="IBM Plex Sans Arabic" w:hAnsi="IBM Plex Sans Arabic" w:cs="IBM Plex Sans Arabic"/>
                 <w:rtl/>
               </w:rPr>
               <w:t>9.20€</w:t>
@@ -1927,7 +2351,13 @@
         <w:tc>
           <w:tcPr>
             <w:tcW w:type="dxa" w:w="1337"/>
-            <w:shd w:val="clear" w:fill="F2F2F2"/>
+            <w:tcMar>
+              <w:top w:w="100" w:type="dxa"/>
+              <w:bottom w:w="100" w:type="dxa"/>
+              <w:left w:w="120" w:type="dxa"/>
+              <w:right w:w="120" w:type="dxa"/>
+            </w:tcMar>
+            <w:shd w:val="clear" w:fill="F2F7F3"/>
           </w:tcPr>
           <w:p>
             <w:pPr>
@@ -1936,7 +2366,7 @@
             </w:pPr>
             <w:r>
               <w:rPr>
-                <w:rFonts w:ascii="Arial" w:hAnsi="Arial" w:cs="Arial"/>
+                <w:rFonts w:ascii="IBM Plex Sans Arabic" w:hAnsi="IBM Plex Sans Arabic" w:cs="IBM Plex Sans Arabic"/>
                 <w:rtl/>
               </w:rPr>
               <w:t>10.0$</w:t>
@@ -1946,7 +2376,13 @@
         <w:tc>
           <w:tcPr>
             <w:tcW w:type="dxa" w:w="1337"/>
-            <w:shd w:val="clear" w:fill="F2F2F2"/>
+            <w:tcMar>
+              <w:top w:w="100" w:type="dxa"/>
+              <w:bottom w:w="100" w:type="dxa"/>
+              <w:left w:w="120" w:type="dxa"/>
+              <w:right w:w="120" w:type="dxa"/>
+            </w:tcMar>
+            <w:shd w:val="clear" w:fill="F2F7F3"/>
           </w:tcPr>
           <w:p>
             <w:pPr>
@@ -1955,7 +2391,7 @@
             </w:pPr>
             <w:r>
               <w:rPr>
-                <w:rFonts w:ascii="Arial" w:hAnsi="Arial" w:cs="Arial"/>
+                <w:rFonts w:ascii="IBM Plex Sans Arabic" w:hAnsi="IBM Plex Sans Arabic" w:cs="IBM Plex Sans Arabic"/>
                 <w:rtl/>
               </w:rPr>
               <w:t>Jumbo · 2026-07</w:t>
@@ -1965,7 +2401,13 @@
         <w:tc>
           <w:tcPr>
             <w:tcW w:type="dxa" w:w="1337"/>
-            <w:shd w:val="clear" w:fill="F2F2F2"/>
+            <w:tcMar>
+              <w:top w:w="100" w:type="dxa"/>
+              <w:bottom w:w="100" w:type="dxa"/>
+              <w:left w:w="120" w:type="dxa"/>
+              <w:right w:w="120" w:type="dxa"/>
+            </w:tcMar>
+            <w:shd w:val="clear" w:fill="F2F7F3"/>
           </w:tcPr>
           <w:p>
             <w:pPr>
@@ -1974,7 +2416,7 @@
             </w:pPr>
             <w:r>
               <w:rPr>
-                <w:rFonts w:ascii="Arial" w:hAnsi="Arial" w:cs="Arial"/>
+                <w:rFonts w:ascii="IBM Plex Sans Arabic" w:hAnsi="IBM Plex Sans Arabic" w:cs="IBM Plex Sans Arabic"/>
                 <w:rtl/>
               </w:rPr>
               <w:t>✓</w:t>
@@ -1986,6 +2428,12 @@
         <w:tc>
           <w:tcPr>
             <w:tcW w:type="dxa" w:w="1337"/>
+            <w:tcMar>
+              <w:top w:w="100" w:type="dxa"/>
+              <w:bottom w:w="100" w:type="dxa"/>
+              <w:left w:w="120" w:type="dxa"/>
+              <w:right w:w="120" w:type="dxa"/>
+            </w:tcMar>
           </w:tcPr>
           <w:p>
             <w:pPr>
@@ -1994,7 +2442,7 @@
             </w:pPr>
             <w:r>
               <w:rPr>
-                <w:rFonts w:ascii="Arial" w:hAnsi="Arial" w:cs="Arial"/>
+                <w:rFonts w:ascii="IBM Plex Sans Arabic" w:hAnsi="IBM Plex Sans Arabic" w:cs="IBM Plex Sans Arabic"/>
                 <w:rtl/>
               </w:rPr>
               <w:t>تمر فاخر متخصص</w:t>
@@ -2004,6 +2452,12 @@
         <w:tc>
           <w:tcPr>
             <w:tcW w:type="dxa" w:w="1337"/>
+            <w:tcMar>
+              <w:top w:w="100" w:type="dxa"/>
+              <w:bottom w:w="100" w:type="dxa"/>
+              <w:left w:w="120" w:type="dxa"/>
+              <w:right w:w="120" w:type="dxa"/>
+            </w:tcMar>
           </w:tcPr>
           <w:p>
             <w:pPr>
@@ -2012,7 +2466,7 @@
             </w:pPr>
             <w:r>
               <w:rPr>
-                <w:rFonts w:ascii="Arial" w:hAnsi="Arial" w:cs="Arial"/>
+                <w:rFonts w:ascii="IBM Plex Sans Arabic" w:hAnsi="IBM Plex Sans Arabic" w:cs="IBM Plex Sans Arabic"/>
                 <w:rtl/>
               </w:rPr>
               <w:t>تونس</w:t>
@@ -2022,6 +2476,12 @@
         <w:tc>
           <w:tcPr>
             <w:tcW w:type="dxa" w:w="1337"/>
+            <w:tcMar>
+              <w:top w:w="100" w:type="dxa"/>
+              <w:bottom w:w="100" w:type="dxa"/>
+              <w:left w:w="120" w:type="dxa"/>
+              <w:right w:w="120" w:type="dxa"/>
+            </w:tcMar>
           </w:tcPr>
           <w:p>
             <w:pPr>
@@ -2030,7 +2490,7 @@
             </w:pPr>
             <w:r>
               <w:rPr>
-                <w:rFonts w:ascii="Arial" w:hAnsi="Arial" w:cs="Arial"/>
+                <w:rFonts w:ascii="IBM Plex Sans Arabic" w:hAnsi="IBM Plex Sans Arabic" w:cs="IBM Plex Sans Arabic"/>
                 <w:rtl/>
               </w:rPr>
               <w:t>500غ</w:t>
@@ -2040,6 +2500,12 @@
         <w:tc>
           <w:tcPr>
             <w:tcW w:type="dxa" w:w="1337"/>
+            <w:tcMar>
+              <w:top w:w="100" w:type="dxa"/>
+              <w:bottom w:w="100" w:type="dxa"/>
+              <w:left w:w="120" w:type="dxa"/>
+              <w:right w:w="120" w:type="dxa"/>
+            </w:tcMar>
           </w:tcPr>
           <w:p>
             <w:pPr>
@@ -2048,7 +2514,7 @@
             </w:pPr>
             <w:r>
               <w:rPr>
-                <w:rFonts w:ascii="Arial" w:hAnsi="Arial" w:cs="Arial"/>
+                <w:rFonts w:ascii="IBM Plex Sans Arabic" w:hAnsi="IBM Plex Sans Arabic" w:cs="IBM Plex Sans Arabic"/>
                 <w:rtl/>
               </w:rPr>
               <w:t>7.00€</w:t>
@@ -2058,6 +2524,12 @@
         <w:tc>
           <w:tcPr>
             <w:tcW w:type="dxa" w:w="1337"/>
+            <w:tcMar>
+              <w:top w:w="100" w:type="dxa"/>
+              <w:bottom w:w="100" w:type="dxa"/>
+              <w:left w:w="120" w:type="dxa"/>
+              <w:right w:w="120" w:type="dxa"/>
+            </w:tcMar>
           </w:tcPr>
           <w:p>
             <w:pPr>
@@ -2066,7 +2538,7 @@
             </w:pPr>
             <w:r>
               <w:rPr>
-                <w:rFonts w:ascii="Arial" w:hAnsi="Arial" w:cs="Arial"/>
+                <w:rFonts w:ascii="IBM Plex Sans Arabic" w:hAnsi="IBM Plex Sans Arabic" w:cs="IBM Plex Sans Arabic"/>
                 <w:rtl/>
               </w:rPr>
               <w:t>15.3$</w:t>
@@ -2076,6 +2548,12 @@
         <w:tc>
           <w:tcPr>
             <w:tcW w:type="dxa" w:w="1337"/>
+            <w:tcMar>
+              <w:top w:w="100" w:type="dxa"/>
+              <w:bottom w:w="100" w:type="dxa"/>
+              <w:left w:w="120" w:type="dxa"/>
+              <w:right w:w="120" w:type="dxa"/>
+            </w:tcMar>
           </w:tcPr>
           <w:p>
             <w:pPr>
@@ -2084,7 +2562,7 @@
             </w:pPr>
             <w:r>
               <w:rPr>
-                <w:rFonts w:ascii="Arial" w:hAnsi="Arial" w:cs="Arial"/>
+                <w:rFonts w:ascii="IBM Plex Sans Arabic" w:hAnsi="IBM Plex Sans Arabic" w:cs="IBM Plex Sans Arabic"/>
                 <w:rtl/>
               </w:rPr>
               <w:t>متجر حلال متخصص · 2026-07</w:t>
@@ -2094,6 +2572,12 @@
         <w:tc>
           <w:tcPr>
             <w:tcW w:type="dxa" w:w="1337"/>
+            <w:tcMar>
+              <w:top w:w="100" w:type="dxa"/>
+              <w:bottom w:w="100" w:type="dxa"/>
+              <w:left w:w="120" w:type="dxa"/>
+              <w:right w:w="120" w:type="dxa"/>
+            </w:tcMar>
           </w:tcPr>
           <w:p>
             <w:pPr>
@@ -2102,7 +2586,7 @@
             </w:pPr>
             <w:r>
               <w:rPr>
-                <w:rFonts w:ascii="Arial" w:hAnsi="Arial" w:cs="Arial"/>
+                <w:rFonts w:ascii="IBM Plex Sans Arabic" w:hAnsi="IBM Plex Sans Arabic" w:cs="IBM Plex Sans Arabic"/>
                 <w:rtl/>
               </w:rPr>
               <w:t>✓</w:t>
@@ -2114,7 +2598,13 @@
         <w:tc>
           <w:tcPr>
             <w:tcW w:type="dxa" w:w="1337"/>
-            <w:shd w:val="clear" w:fill="F2F2F2"/>
+            <w:tcMar>
+              <w:top w:w="100" w:type="dxa"/>
+              <w:bottom w:w="100" w:type="dxa"/>
+              <w:left w:w="120" w:type="dxa"/>
+              <w:right w:w="120" w:type="dxa"/>
+            </w:tcMar>
+            <w:shd w:val="clear" w:fill="F2F7F3"/>
           </w:tcPr>
           <w:p>
             <w:pPr>
@@ -2123,7 +2613,7 @@
             </w:pPr>
             <w:r>
               <w:rPr>
-                <w:rFonts w:ascii="Arial" w:hAnsi="Arial" w:cs="Arial"/>
+                <w:rFonts w:ascii="IBM Plex Sans Arabic" w:hAnsi="IBM Plex Sans Arabic" w:cs="IBM Plex Sans Arabic"/>
                 <w:rtl/>
               </w:rPr>
               <w:t>متوسط سعر الاستيراد الرسمي (UN Comtrade)</w:t>
@@ -2133,7 +2623,13 @@
         <w:tc>
           <w:tcPr>
             <w:tcW w:type="dxa" w:w="1337"/>
-            <w:shd w:val="clear" w:fill="F2F2F2"/>
+            <w:tcMar>
+              <w:top w:w="100" w:type="dxa"/>
+              <w:bottom w:w="100" w:type="dxa"/>
+              <w:left w:w="120" w:type="dxa"/>
+              <w:right w:w="120" w:type="dxa"/>
+            </w:tcMar>
+            <w:shd w:val="clear" w:fill="F2F7F3"/>
           </w:tcPr>
           <w:p>
             <w:pPr>
@@ -2142,7 +2638,7 @@
             </w:pPr>
             <w:r>
               <w:rPr>
-                <w:rFonts w:ascii="Arial" w:hAnsi="Arial" w:cs="Arial"/>
+                <w:rFonts w:ascii="IBM Plex Sans Arabic" w:hAnsi="IBM Plex Sans Arabic" w:cs="IBM Plex Sans Arabic"/>
                 <w:rtl/>
               </w:rPr>
               <w:t>مزيج شحنات</w:t>
@@ -2152,7 +2648,13 @@
         <w:tc>
           <w:tcPr>
             <w:tcW w:type="dxa" w:w="1337"/>
-            <w:shd w:val="clear" w:fill="F2F2F2"/>
+            <w:tcMar>
+              <w:top w:w="100" w:type="dxa"/>
+              <w:bottom w:w="100" w:type="dxa"/>
+              <w:left w:w="120" w:type="dxa"/>
+              <w:right w:w="120" w:type="dxa"/>
+            </w:tcMar>
+            <w:shd w:val="clear" w:fill="F2F7F3"/>
           </w:tcPr>
           <w:p>
             <w:pPr>
@@ -2161,7 +2663,7 @@
             </w:pPr>
             <w:r>
               <w:rPr>
-                <w:rFonts w:ascii="Arial" w:hAnsi="Arial" w:cs="Arial"/>
+                <w:rFonts w:ascii="IBM Plex Sans Arabic" w:hAnsi="IBM Plex Sans Arabic" w:cs="IBM Plex Sans Arabic"/>
                 <w:rtl/>
               </w:rPr>
               <w:t>—</w:t>
@@ -2171,7 +2673,13 @@
         <w:tc>
           <w:tcPr>
             <w:tcW w:type="dxa" w:w="1337"/>
-            <w:shd w:val="clear" w:fill="F2F2F2"/>
+            <w:tcMar>
+              <w:top w:w="100" w:type="dxa"/>
+              <w:bottom w:w="100" w:type="dxa"/>
+              <w:left w:w="120" w:type="dxa"/>
+              <w:right w:w="120" w:type="dxa"/>
+            </w:tcMar>
+            <w:shd w:val="clear" w:fill="F2F7F3"/>
           </w:tcPr>
           <w:p>
             <w:pPr>
@@ -2180,7 +2688,7 @@
             </w:pPr>
             <w:r>
               <w:rPr>
-                <w:rFonts w:ascii="Arial" w:hAnsi="Arial" w:cs="Arial"/>
+                <w:rFonts w:ascii="IBM Plex Sans Arabic" w:hAnsi="IBM Plex Sans Arabic" w:cs="IBM Plex Sans Arabic"/>
                 <w:rtl/>
               </w:rPr>
               <w:t>—</w:t>
@@ -2190,7 +2698,13 @@
         <w:tc>
           <w:tcPr>
             <w:tcW w:type="dxa" w:w="1337"/>
-            <w:shd w:val="clear" w:fill="F2F2F2"/>
+            <w:tcMar>
+              <w:top w:w="100" w:type="dxa"/>
+              <w:bottom w:w="100" w:type="dxa"/>
+              <w:left w:w="120" w:type="dxa"/>
+              <w:right w:w="120" w:type="dxa"/>
+            </w:tcMar>
+            <w:shd w:val="clear" w:fill="F2F7F3"/>
           </w:tcPr>
           <w:p>
             <w:pPr>
@@ -2199,7 +2713,7 @@
             </w:pPr>
             <w:r>
               <w:rPr>
-                <w:rFonts w:ascii="Arial" w:hAnsi="Arial" w:cs="Arial"/>
+                <w:rFonts w:ascii="IBM Plex Sans Arabic" w:hAnsi="IBM Plex Sans Arabic" w:cs="IBM Plex Sans Arabic"/>
                 <w:rtl/>
               </w:rPr>
               <w:t>4.2$</w:t>
@@ -2209,7 +2723,13 @@
         <w:tc>
           <w:tcPr>
             <w:tcW w:type="dxa" w:w="1337"/>
-            <w:shd w:val="clear" w:fill="F2F2F2"/>
+            <w:tcMar>
+              <w:top w:w="100" w:type="dxa"/>
+              <w:bottom w:w="100" w:type="dxa"/>
+              <w:left w:w="120" w:type="dxa"/>
+              <w:right w:w="120" w:type="dxa"/>
+            </w:tcMar>
+            <w:shd w:val="clear" w:fill="F2F7F3"/>
           </w:tcPr>
           <w:p>
             <w:pPr>
@@ -2218,7 +2738,7 @@
             </w:pPr>
             <w:r>
               <w:rPr>
-                <w:rFonts w:ascii="Arial" w:hAnsi="Arial" w:cs="Arial"/>
+                <w:rFonts w:ascii="IBM Plex Sans Arabic" w:hAnsi="IBM Plex Sans Arabic" w:cs="IBM Plex Sans Arabic"/>
                 <w:rtl/>
               </w:rPr>
               <w:t>UN Comtrade (متوسط)</w:t>
@@ -2228,7 +2748,13 @@
         <w:tc>
           <w:tcPr>
             <w:tcW w:type="dxa" w:w="1337"/>
-            <w:shd w:val="clear" w:fill="F2F2F2"/>
+            <w:tcMar>
+              <w:top w:w="100" w:type="dxa"/>
+              <w:bottom w:w="100" w:type="dxa"/>
+              <w:left w:w="120" w:type="dxa"/>
+              <w:right w:w="120" w:type="dxa"/>
+            </w:tcMar>
+            <w:shd w:val="clear" w:fill="F2F7F3"/>
           </w:tcPr>
           <w:p>
             <w:pPr>
@@ -2237,7 +2763,7 @@
             </w:pPr>
             <w:r>
               <w:rPr>
-                <w:rFonts w:ascii="Arial" w:hAnsi="Arial" w:cs="Arial"/>
+                <w:rFonts w:ascii="IBM Plex Sans Arabic" w:hAnsi="IBM Plex Sans Arabic" w:cs="IBM Plex Sans Arabic"/>
                 <w:rtl/>
               </w:rPr>
               <w:t>◐</w:t>
@@ -2253,7 +2779,7 @@
       </w:pPr>
       <w:r>
         <w:rPr>
-          <w:rFonts w:ascii="Arial" w:hAnsi="Arial" w:cs="Arial"/>
+          <w:rFonts w:ascii="IBM Plex Sans Arabic" w:hAnsi="IBM Plex Sans Arabic" w:cs="IBM Plex Sans Arabic"/>
           <w:rtl/>
         </w:rPr>
         <w:t>وتكشف هذه المنتجات أن القناة العامة تتركّز في نطاق 6-10 دولار للكيلوغرام،</w:t>
@@ -2266,7 +2792,7 @@
       </w:pPr>
       <w:r>
         <w:rPr>
-          <w:rFonts w:ascii="Arial" w:hAnsi="Arial" w:cs="Arial"/>
+          <w:rFonts w:ascii="IBM Plex Sans Arabic" w:hAnsi="IBM Plex Sans Arabic" w:cs="IBM Plex Sans Arabic"/>
           <w:rtl/>
         </w:rPr>
         <w:t>بينما تحتفظ القناة المتخصصة بهامش سعري أعلى — وهو ما يؤطّر قرار التموضع</w:t>
@@ -2279,7 +2805,7 @@
       </w:pPr>
       <w:r>
         <w:rPr>
-          <w:rFonts w:ascii="Arial" w:hAnsi="Arial" w:cs="Arial"/>
+          <w:rFonts w:ascii="IBM Plex Sans Arabic" w:hAnsi="IBM Plex Sans Arabic" w:cs="IBM Plex Sans Arabic"/>
           <w:rtl/>
         </w:rPr>
         <w:t>لاحقاً.</w:t>
@@ -2292,7 +2818,7 @@
       </w:pPr>
       <w:r>
         <w:rPr>
-          <w:rFonts w:ascii="Arial" w:hAnsi="Arial" w:cs="Arial"/>
+          <w:rFonts w:ascii="IBM Plex Sans Arabic" w:hAnsi="IBM Plex Sans Arabic" w:cs="IBM Plex Sans Arabic"/>
           <w:rtl/>
         </w:rPr>
         <w:t>ويبلغ مؤشر تركّز المورّدين HHI نحو 2100 (نطاق معتدل، لا مورّد مهيمناً) وفق</w:t>
@@ -2305,7 +2831,7 @@
       </w:pPr>
       <w:r>
         <w:rPr>
-          <w:rFonts w:ascii="Arial" w:hAnsi="Arial" w:cs="Arial"/>
+          <w:rFonts w:ascii="IBM Plex Sans Arabic" w:hAnsi="IBM Plex Sans Arabic" w:cs="IBM Plex Sans Arabic"/>
           <w:rtl/>
         </w:rPr>
         <w:t>السجلّات الرسمية، بالتوزيع التالي:</w:t>
@@ -2317,6 +2843,14 @@
         <w:tblW w:type="auto" w:w="0"/>
         <w:tblLayout w:type="fixed"/>
         <w:tblLook w:firstColumn="1" w:firstRow="1" w:lastColumn="0" w:lastRow="0" w:noHBand="0" w:noVBand="1" w:val="04A0"/>
+        <w:tblBorders>
+          <w:top w:val="single" w:sz="4" w:space="0" w:color="BBBBBB"/>
+          <w:left w:val="single" w:sz="4" w:space="0" w:color="BBBBBB"/>
+          <w:bottom w:val="single" w:sz="4" w:space="0" w:color="BBBBBB"/>
+          <w:right w:val="single" w:sz="4" w:space="0" w:color="BBBBBB"/>
+          <w:insideH w:val="single" w:sz="4" w:space="0" w:color="BBBBBB"/>
+          <w:insideV w:val="single" w:sz="4" w:space="0" w:color="BBBBBB"/>
+        </w:tblBorders>
         <w:bidiVisual/>
       </w:tblPr>
       <w:tblGrid>
@@ -2327,7 +2861,13 @@
         <w:tc>
           <w:tcPr>
             <w:tcW w:type="dxa" w:w="4680"/>
-            <w:shd w:val="clear" w:fill="1B3B6F"/>
+            <w:shd w:val="clear" w:fill="166534"/>
+            <w:tcMar>
+              <w:top w:w="100" w:type="dxa"/>
+              <w:bottom w:w="100" w:type="dxa"/>
+              <w:left w:w="120" w:type="dxa"/>
+              <w:right w:w="120" w:type="dxa"/>
+            </w:tcMar>
           </w:tcPr>
           <w:p>
             <w:pPr>
@@ -2336,7 +2876,7 @@
             </w:pPr>
             <w:r>
               <w:rPr>
-                <w:rFonts w:ascii="Arial" w:hAnsi="Arial" w:cs="Arial"/>
+                <w:rFonts w:ascii="IBM Plex Sans Arabic" w:hAnsi="IBM Plex Sans Arabic" w:cs="IBM Plex Sans Arabic"/>
                 <w:b/>
                 <w:color w:val="FFFFFF"/>
                 <w:rtl/>
@@ -2348,7 +2888,13 @@
         <w:tc>
           <w:tcPr>
             <w:tcW w:type="dxa" w:w="4680"/>
-            <w:shd w:val="clear" w:fill="1B3B6F"/>
+            <w:shd w:val="clear" w:fill="166534"/>
+            <w:tcMar>
+              <w:top w:w="100" w:type="dxa"/>
+              <w:bottom w:w="100" w:type="dxa"/>
+              <w:left w:w="120" w:type="dxa"/>
+              <w:right w:w="120" w:type="dxa"/>
+            </w:tcMar>
           </w:tcPr>
           <w:p>
             <w:pPr>
@@ -2357,7 +2903,7 @@
             </w:pPr>
             <w:r>
               <w:rPr>
-                <w:rFonts w:ascii="Arial" w:hAnsi="Arial" w:cs="Arial"/>
+                <w:rFonts w:ascii="IBM Plex Sans Arabic" w:hAnsi="IBM Plex Sans Arabic" w:cs="IBM Plex Sans Arabic"/>
                 <w:b/>
                 <w:color w:val="FFFFFF"/>
                 <w:rtl/>
@@ -2371,6 +2917,12 @@
         <w:tc>
           <w:tcPr>
             <w:tcW w:type="dxa" w:w="4680"/>
+            <w:tcMar>
+              <w:top w:w="100" w:type="dxa"/>
+              <w:bottom w:w="100" w:type="dxa"/>
+              <w:left w:w="120" w:type="dxa"/>
+              <w:right w:w="120" w:type="dxa"/>
+            </w:tcMar>
           </w:tcPr>
           <w:p>
             <w:pPr>
@@ -2379,7 +2931,7 @@
             </w:pPr>
             <w:r>
               <w:rPr>
-                <w:rFonts w:ascii="Arial" w:hAnsi="Arial" w:cs="Arial"/>
+                <w:rFonts w:ascii="IBM Plex Sans Arabic" w:hAnsi="IBM Plex Sans Arabic" w:cs="IBM Plex Sans Arabic"/>
                 <w:rtl/>
               </w:rPr>
               <w:t>تونس</w:t>
@@ -2389,6 +2941,12 @@
         <w:tc>
           <w:tcPr>
             <w:tcW w:type="dxa" w:w="4680"/>
+            <w:tcMar>
+              <w:top w:w="100" w:type="dxa"/>
+              <w:bottom w:w="100" w:type="dxa"/>
+              <w:left w:w="120" w:type="dxa"/>
+              <w:right w:w="120" w:type="dxa"/>
+            </w:tcMar>
           </w:tcPr>
           <w:p>
             <w:pPr>
@@ -2397,7 +2955,7 @@
             </w:pPr>
             <w:r>
               <w:rPr>
-                <w:rFonts w:ascii="Arial" w:hAnsi="Arial" w:cs="Arial"/>
+                <w:rFonts w:ascii="IBM Plex Sans Arabic" w:hAnsi="IBM Plex Sans Arabic" w:cs="IBM Plex Sans Arabic"/>
                 <w:rtl/>
               </w:rPr>
               <w:t>31%</w:t>
@@ -2409,7 +2967,13 @@
         <w:tc>
           <w:tcPr>
             <w:tcW w:type="dxa" w:w="4680"/>
-            <w:shd w:val="clear" w:fill="F2F2F2"/>
+            <w:tcMar>
+              <w:top w:w="100" w:type="dxa"/>
+              <w:bottom w:w="100" w:type="dxa"/>
+              <w:left w:w="120" w:type="dxa"/>
+              <w:right w:w="120" w:type="dxa"/>
+            </w:tcMar>
+            <w:shd w:val="clear" w:fill="F2F7F3"/>
           </w:tcPr>
           <w:p>
             <w:pPr>
@@ -2418,7 +2982,7 @@
             </w:pPr>
             <w:r>
               <w:rPr>
-                <w:rFonts w:ascii="Arial" w:hAnsi="Arial" w:cs="Arial"/>
+                <w:rFonts w:ascii="IBM Plex Sans Arabic" w:hAnsi="IBM Plex Sans Arabic" w:cs="IBM Plex Sans Arabic"/>
                 <w:rtl/>
               </w:rPr>
               <w:t>المغرب</w:t>
@@ -2428,7 +2992,13 @@
         <w:tc>
           <w:tcPr>
             <w:tcW w:type="dxa" w:w="4680"/>
-            <w:shd w:val="clear" w:fill="F2F2F2"/>
+            <w:tcMar>
+              <w:top w:w="100" w:type="dxa"/>
+              <w:bottom w:w="100" w:type="dxa"/>
+              <w:left w:w="120" w:type="dxa"/>
+              <w:right w:w="120" w:type="dxa"/>
+            </w:tcMar>
+            <w:shd w:val="clear" w:fill="F2F7F3"/>
           </w:tcPr>
           <w:p>
             <w:pPr>
@@ -2437,7 +3007,7 @@
             </w:pPr>
             <w:r>
               <w:rPr>
-                <w:rFonts w:ascii="Arial" w:hAnsi="Arial" w:cs="Arial"/>
+                <w:rFonts w:ascii="IBM Plex Sans Arabic" w:hAnsi="IBM Plex Sans Arabic" w:cs="IBM Plex Sans Arabic"/>
                 <w:rtl/>
               </w:rPr>
               <w:t>19%</w:t>
@@ -2449,6 +3019,12 @@
         <w:tc>
           <w:tcPr>
             <w:tcW w:type="dxa" w:w="4680"/>
+            <w:tcMar>
+              <w:top w:w="100" w:type="dxa"/>
+              <w:bottom w:w="100" w:type="dxa"/>
+              <w:left w:w="120" w:type="dxa"/>
+              <w:right w:w="120" w:type="dxa"/>
+            </w:tcMar>
           </w:tcPr>
           <w:p>
             <w:pPr>
@@ -2457,7 +3033,7 @@
             </w:pPr>
             <w:r>
               <w:rPr>
-                <w:rFonts w:ascii="Arial" w:hAnsi="Arial" w:cs="Arial"/>
+                <w:rFonts w:ascii="IBM Plex Sans Arabic" w:hAnsi="IBM Plex Sans Arabic" w:cs="IBM Plex Sans Arabic"/>
                 <w:rtl/>
               </w:rPr>
               <w:t>الجزائر</w:t>
@@ -2467,6 +3043,12 @@
         <w:tc>
           <w:tcPr>
             <w:tcW w:type="dxa" w:w="4680"/>
+            <w:tcMar>
+              <w:top w:w="100" w:type="dxa"/>
+              <w:bottom w:w="100" w:type="dxa"/>
+              <w:left w:w="120" w:type="dxa"/>
+              <w:right w:w="120" w:type="dxa"/>
+            </w:tcMar>
           </w:tcPr>
           <w:p>
             <w:pPr>
@@ -2475,7 +3057,7 @@
             </w:pPr>
             <w:r>
               <w:rPr>
-                <w:rFonts w:ascii="Arial" w:hAnsi="Arial" w:cs="Arial"/>
+                <w:rFonts w:ascii="IBM Plex Sans Arabic" w:hAnsi="IBM Plex Sans Arabic" w:cs="IBM Plex Sans Arabic"/>
                 <w:rtl/>
               </w:rPr>
               <w:t>14%</w:t>
@@ -2487,7 +3069,13 @@
         <w:tc>
           <w:tcPr>
             <w:tcW w:type="dxa" w:w="4680"/>
-            <w:shd w:val="clear" w:fill="F2F2F2"/>
+            <w:tcMar>
+              <w:top w:w="100" w:type="dxa"/>
+              <w:bottom w:w="100" w:type="dxa"/>
+              <w:left w:w="120" w:type="dxa"/>
+              <w:right w:w="120" w:type="dxa"/>
+            </w:tcMar>
+            <w:shd w:val="clear" w:fill="F2F7F3"/>
           </w:tcPr>
           <w:p>
             <w:pPr>
@@ -2496,7 +3084,7 @@
             </w:pPr>
             <w:r>
               <w:rPr>
-                <w:rFonts w:ascii="Arial" w:hAnsi="Arial" w:cs="Arial"/>
+                <w:rFonts w:ascii="IBM Plex Sans Arabic" w:hAnsi="IBM Plex Sans Arabic" w:cs="IBM Plex Sans Arabic"/>
                 <w:rtl/>
               </w:rPr>
               <w:t>باقي المورّدين</w:t>
@@ -2506,7 +3094,13 @@
         <w:tc>
           <w:tcPr>
             <w:tcW w:type="dxa" w:w="4680"/>
-            <w:shd w:val="clear" w:fill="F2F2F2"/>
+            <w:tcMar>
+              <w:top w:w="100" w:type="dxa"/>
+              <w:bottom w:w="100" w:type="dxa"/>
+              <w:left w:w="120" w:type="dxa"/>
+              <w:right w:w="120" w:type="dxa"/>
+            </w:tcMar>
+            <w:shd w:val="clear" w:fill="F2F7F3"/>
           </w:tcPr>
           <w:p>
             <w:pPr>
@@ -2515,7 +3109,7 @@
             </w:pPr>
             <w:r>
               <w:rPr>
-                <w:rFonts w:ascii="Arial" w:hAnsi="Arial" w:cs="Arial"/>
+                <w:rFonts w:ascii="IBM Plex Sans Arabic" w:hAnsi="IBM Plex Sans Arabic" w:cs="IBM Plex Sans Arabic"/>
                 <w:rtl/>
               </w:rPr>
               <w:t>36%</w:t>
@@ -2531,7 +3125,7 @@
       </w:pPr>
       <w:r>
         <w:rPr>
-          <w:rFonts w:ascii="Arial" w:hAnsi="Arial" w:cs="Arial"/>
+          <w:rFonts w:ascii="IBM Plex Sans Arabic" w:hAnsi="IBM Plex Sans Arabic" w:cs="IBM Plex Sans Arabic"/>
           <w:rtl/>
         </w:rPr>
         <w:t>وباحتساب الهامش، فإنّ سعر تصدير قدره 9.0$/كغم مضافاً إليه شحن 0.80$/كغم</w:t>
@@ -2544,7 +3138,7 @@
       </w:pPr>
       <w:r>
         <w:rPr>
-          <w:rFonts w:ascii="Arial" w:hAnsi="Arial" w:cs="Arial"/>
+          <w:rFonts w:ascii="IBM Plex Sans Arabic" w:hAnsi="IBM Plex Sans Arabic" w:cs="IBM Plex Sans Arabic"/>
           <w:rtl/>
         </w:rPr>
         <w:t>وتعريفة صفرية يعطي تكلفةً واصلةً قدرها 9.8$/كغم ≈ 9.1 يورو/كغم — أي عند حافة</w:t>
@@ -2557,7 +3151,7 @@
       </w:pPr>
       <w:r>
         <w:rPr>
-          <w:rFonts w:ascii="Arial" w:hAnsi="Arial" w:cs="Arial"/>
+          <w:rFonts w:ascii="IBM Plex Sans Arabic" w:hAnsi="IBM Plex Sans Arabic" w:cs="IBM Plex Sans Arabic"/>
           <w:rtl/>
         </w:rPr>
         <w:t>الطبقة المتوسطة، بهامش موجب فقط عند استهداف القناة المتخصصة لا السوبرماركت</w:t>
@@ -2570,7 +3164,7 @@
       </w:pPr>
       <w:r>
         <w:rPr>
-          <w:rFonts w:ascii="Arial" w:hAnsi="Arial" w:cs="Arial"/>
+          <w:rFonts w:ascii="IBM Plex Sans Arabic" w:hAnsi="IBM Plex Sans Arabic" w:cs="IBM Plex Sans Arabic"/>
           <w:rtl/>
         </w:rPr>
         <w:t>العام. وعليه فإنّ الخطوة المنطقية أمامكم استهدافُ القناة المتخصصة والمتاجر</w:t>
@@ -2583,7 +3177,7 @@
       </w:pPr>
       <w:r>
         <w:rPr>
-          <w:rFonts w:ascii="Arial" w:hAnsi="Arial" w:cs="Arial"/>
+          <w:rFonts w:ascii="IBM Plex Sans Arabic" w:hAnsi="IBM Plex Sans Arabic" w:cs="IBM Plex Sans Arabic"/>
           <w:rtl/>
         </w:rPr>
         <w:t>الحلال أولاً، حيث يبقى الهامش قابلاً للدفاع عنه. ومن حيث الموقع السعري، يقع</w:t>
@@ -2596,7 +3190,7 @@
       </w:pPr>
       <w:r>
         <w:rPr>
-          <w:rFonts w:ascii="Arial" w:hAnsi="Arial" w:cs="Arial"/>
+          <w:rFonts w:ascii="IBM Plex Sans Arabic" w:hAnsi="IBM Plex Sans Arabic" w:cs="IBM Plex Sans Arabic"/>
           <w:rtl/>
         </w:rPr>
         <w:t>سعرك المستهدف (9.0$/كغم) ضمن أسعار المنافسين المرصودة عند الشريحة العليا —</w:t>
@@ -2609,7 +3203,7 @@
       </w:pPr>
       <w:r>
         <w:rPr>
-          <w:rFonts w:ascii="Arial" w:hAnsi="Arial" w:cs="Arial"/>
+          <w:rFonts w:ascii="IBM Plex Sans Arabic" w:hAnsi="IBM Plex Sans Arabic" w:cs="IBM Plex Sans Arabic"/>
           <w:rtl/>
         </w:rPr>
         <w:t>أعلى من الطبقة الاقتصادية (6.0$) وداخل نطاق المتوسطة (10.0$)، أي نحو المئين</w:t>
@@ -2622,7 +3216,7 @@
       </w:pPr>
       <w:r>
         <w:rPr>
-          <w:rFonts w:ascii="Arial" w:hAnsi="Arial" w:cs="Arial"/>
+          <w:rFonts w:ascii="IBM Plex Sans Arabic" w:hAnsi="IBM Plex Sans Arabic" w:cs="IBM Plex Sans Arabic"/>
           <w:rtl/>
         </w:rPr>
         <w:t>السبعين، وهو تموضع يرجّح التمييز النوعي لا المنافسة على السعر وحده.</w:t>
@@ -2636,7 +3230,7 @@
       </w:pPr>
       <w:r>
         <w:rPr>
-          <w:rFonts w:ascii="Arial" w:hAnsi="Arial" w:cs="Arial"/>
+          <w:rFonts w:ascii="IBM Plex Sans Arabic" w:hAnsi="IBM Plex Sans Arabic" w:cs="IBM Plex Sans Arabic"/>
           <w:rtl/>
         </w:rPr>
         <w:t>مسار الدخول والمتطلبات</w:t>
@@ -2649,7 +3243,7 @@
       </w:pPr>
       <w:r>
         <w:rPr>
-          <w:rFonts w:ascii="Arial" w:hAnsi="Arial" w:cs="Arial"/>
+          <w:rFonts w:ascii="IBM Plex Sans Arabic" w:hAnsi="IBM Plex Sans Arabic" w:cs="IBM Plex Sans Arabic"/>
           <w:rtl/>
         </w:rPr>
         <w:t>بوصف التمور منتجاً غذائياً، تتركّز اشتراطاته على سلامة الغذاء وحدود</w:t>
@@ -2662,7 +3256,7 @@
       </w:pPr>
       <w:r>
         <w:rPr>
-          <w:rFonts w:ascii="Arial" w:hAnsi="Arial" w:cs="Arial"/>
+          <w:rFonts w:ascii="IBM Plex Sans Arabic" w:hAnsi="IBM Plex Sans Arabic" w:cs="IBM Plex Sans Arabic"/>
           <w:rtl/>
         </w:rPr>
         <w:t>الملوّثات وشهادات الجودة. وتنتظم هذه الاشتراطات في ثلاث طبقات:</w:t>
@@ -2675,7 +3269,7 @@
       </w:pPr>
       <w:r>
         <w:rPr>
-          <w:rFonts w:ascii="Arial" w:hAnsi="Arial" w:cs="Arial"/>
+          <w:rFonts w:ascii="IBM Plex Sans Arabic" w:hAnsi="IBM Plex Sans Arabic" w:cs="IBM Plex Sans Arabic"/>
           <w:rtl/>
         </w:rPr>
         <w:t>اشتراطات إلزامية (بوابة أهلية، لا دخول بدونها):</w:t>
@@ -2687,6 +3281,14 @@
         <w:tblW w:type="auto" w:w="0"/>
         <w:tblLayout w:type="fixed"/>
         <w:tblLook w:firstColumn="1" w:firstRow="1" w:lastColumn="0" w:lastRow="0" w:noHBand="0" w:noVBand="1" w:val="04A0"/>
+        <w:tblBorders>
+          <w:top w:val="single" w:sz="4" w:space="0" w:color="BBBBBB"/>
+          <w:left w:val="single" w:sz="4" w:space="0" w:color="BBBBBB"/>
+          <w:bottom w:val="single" w:sz="4" w:space="0" w:color="BBBBBB"/>
+          <w:right w:val="single" w:sz="4" w:space="0" w:color="BBBBBB"/>
+          <w:insideH w:val="single" w:sz="4" w:space="0" w:color="BBBBBB"/>
+          <w:insideV w:val="single" w:sz="4" w:space="0" w:color="BBBBBB"/>
+        </w:tblBorders>
         <w:bidiVisual/>
       </w:tblPr>
       <w:tblGrid>
@@ -2698,7 +3300,13 @@
         <w:tc>
           <w:tcPr>
             <w:tcW w:type="dxa" w:w="3120"/>
-            <w:shd w:val="clear" w:fill="1B3B6F"/>
+            <w:shd w:val="clear" w:fill="166534"/>
+            <w:tcMar>
+              <w:top w:w="100" w:type="dxa"/>
+              <w:bottom w:w="100" w:type="dxa"/>
+              <w:left w:w="120" w:type="dxa"/>
+              <w:right w:w="120" w:type="dxa"/>
+            </w:tcMar>
           </w:tcPr>
           <w:p>
             <w:pPr>
@@ -2707,7 +3315,7 @@
             </w:pPr>
             <w:r>
               <w:rPr>
-                <w:rFonts w:ascii="Arial" w:hAnsi="Arial" w:cs="Arial"/>
+                <w:rFonts w:ascii="IBM Plex Sans Arabic" w:hAnsi="IBM Plex Sans Arabic" w:cs="IBM Plex Sans Arabic"/>
                 <w:b/>
                 <w:color w:val="FFFFFF"/>
                 <w:rtl/>
@@ -2719,7 +3327,13 @@
         <w:tc>
           <w:tcPr>
             <w:tcW w:type="dxa" w:w="3120"/>
-            <w:shd w:val="clear" w:fill="1B3B6F"/>
+            <w:shd w:val="clear" w:fill="166534"/>
+            <w:tcMar>
+              <w:top w:w="100" w:type="dxa"/>
+              <w:bottom w:w="100" w:type="dxa"/>
+              <w:left w:w="120" w:type="dxa"/>
+              <w:right w:w="120" w:type="dxa"/>
+            </w:tcMar>
           </w:tcPr>
           <w:p>
             <w:pPr>
@@ -2728,7 +3342,7 @@
             </w:pPr>
             <w:r>
               <w:rPr>
-                <w:rFonts w:ascii="Arial" w:hAnsi="Arial" w:cs="Arial"/>
+                <w:rFonts w:ascii="IBM Plex Sans Arabic" w:hAnsi="IBM Plex Sans Arabic" w:cs="IBM Plex Sans Arabic"/>
                 <w:b/>
                 <w:color w:val="FFFFFF"/>
                 <w:rtl/>
@@ -2740,7 +3354,13 @@
         <w:tc>
           <w:tcPr>
             <w:tcW w:type="dxa" w:w="3120"/>
-            <w:shd w:val="clear" w:fill="1B3B6F"/>
+            <w:shd w:val="clear" w:fill="166534"/>
+            <w:tcMar>
+              <w:top w:w="100" w:type="dxa"/>
+              <w:bottom w:w="100" w:type="dxa"/>
+              <w:left w:w="120" w:type="dxa"/>
+              <w:right w:w="120" w:type="dxa"/>
+            </w:tcMar>
           </w:tcPr>
           <w:p>
             <w:pPr>
@@ -2749,7 +3369,7 @@
             </w:pPr>
             <w:r>
               <w:rPr>
-                <w:rFonts w:ascii="Arial" w:hAnsi="Arial" w:cs="Arial"/>
+                <w:rFonts w:ascii="IBM Plex Sans Arabic" w:hAnsi="IBM Plex Sans Arabic" w:cs="IBM Plex Sans Arabic"/>
                 <w:b/>
                 <w:color w:val="FFFFFF"/>
                 <w:rtl/>
@@ -2763,6 +3383,12 @@
         <w:tc>
           <w:tcPr>
             <w:tcW w:type="dxa" w:w="3120"/>
+            <w:tcMar>
+              <w:top w:w="100" w:type="dxa"/>
+              <w:bottom w:w="100" w:type="dxa"/>
+              <w:left w:w="120" w:type="dxa"/>
+              <w:right w:w="120" w:type="dxa"/>
+            </w:tcMar>
           </w:tcPr>
           <w:p>
             <w:pPr>
@@ -2771,7 +3397,7 @@
             </w:pPr>
             <w:r>
               <w:rPr>
-                <w:rFonts w:ascii="Arial" w:hAnsi="Arial" w:cs="Arial"/>
+                <w:rFonts w:ascii="IBM Plex Sans Arabic" w:hAnsi="IBM Plex Sans Arabic" w:cs="IBM Plex Sans Arabic"/>
                 <w:rtl/>
               </w:rPr>
               <w:t>تسجيل منشأة معتمدة</w:t>
@@ -2781,6 +3407,12 @@
         <w:tc>
           <w:tcPr>
             <w:tcW w:type="dxa" w:w="3120"/>
+            <w:tcMar>
+              <w:top w:w="100" w:type="dxa"/>
+              <w:bottom w:w="100" w:type="dxa"/>
+              <w:left w:w="120" w:type="dxa"/>
+              <w:right w:w="120" w:type="dxa"/>
+            </w:tcMar>
           </w:tcPr>
           <w:p>
             <w:pPr>
@@ -2789,7 +3421,7 @@
             </w:pPr>
             <w:r>
               <w:rPr>
-                <w:rFonts w:ascii="Arial" w:hAnsi="Arial" w:cs="Arial"/>
+                <w:rFonts w:ascii="IBM Plex Sans Arabic" w:hAnsi="IBM Plex Sans Arabic" w:cs="IBM Plex Sans Arabic"/>
                 <w:rtl/>
               </w:rPr>
               <w:t>EU 2017/625</w:t>
@@ -2799,6 +3431,12 @@
         <w:tc>
           <w:tcPr>
             <w:tcW w:type="dxa" w:w="3120"/>
+            <w:tcMar>
+              <w:top w:w="100" w:type="dxa"/>
+              <w:bottom w:w="100" w:type="dxa"/>
+              <w:left w:w="120" w:type="dxa"/>
+              <w:right w:w="120" w:type="dxa"/>
+            </w:tcMar>
           </w:tcPr>
           <w:p>
             <w:pPr>
@@ -2807,7 +3445,7 @@
             </w:pPr>
             <w:r>
               <w:rPr>
-                <w:rFonts w:ascii="Arial" w:hAnsi="Arial" w:cs="Arial"/>
+                <w:rFonts w:ascii="IBM Plex Sans Arabic" w:hAnsi="IBM Plex Sans Arabic" w:cs="IBM Plex Sans Arabic"/>
                 <w:rtl/>
               </w:rPr>
               <w:t>تسجيل قبل أيّ شحنة</w:t>
@@ -2819,7 +3457,13 @@
         <w:tc>
           <w:tcPr>
             <w:tcW w:type="dxa" w:w="3120"/>
-            <w:shd w:val="clear" w:fill="F2F2F2"/>
+            <w:tcMar>
+              <w:top w:w="100" w:type="dxa"/>
+              <w:bottom w:w="100" w:type="dxa"/>
+              <w:left w:w="120" w:type="dxa"/>
+              <w:right w:w="120" w:type="dxa"/>
+            </w:tcMar>
+            <w:shd w:val="clear" w:fill="F2F7F3"/>
           </w:tcPr>
           <w:p>
             <w:pPr>
@@ -2828,7 +3472,7 @@
             </w:pPr>
             <w:r>
               <w:rPr>
-                <w:rFonts w:ascii="Arial" w:hAnsi="Arial" w:cs="Arial"/>
+                <w:rFonts w:ascii="IBM Plex Sans Arabic" w:hAnsi="IBM Plex Sans Arabic" w:cs="IBM Plex Sans Arabic"/>
                 <w:rtl/>
               </w:rPr>
               <w:t>حدود الملوّثات والمبيدات</w:t>
@@ -2838,7 +3482,13 @@
         <w:tc>
           <w:tcPr>
             <w:tcW w:type="dxa" w:w="3120"/>
-            <w:shd w:val="clear" w:fill="F2F2F2"/>
+            <w:tcMar>
+              <w:top w:w="100" w:type="dxa"/>
+              <w:bottom w:w="100" w:type="dxa"/>
+              <w:left w:w="120" w:type="dxa"/>
+              <w:right w:w="120" w:type="dxa"/>
+            </w:tcMar>
+            <w:shd w:val="clear" w:fill="F2F7F3"/>
           </w:tcPr>
           <w:p>
             <w:pPr>
@@ -2847,7 +3497,7 @@
             </w:pPr>
             <w:r>
               <w:rPr>
-                <w:rFonts w:ascii="Arial" w:hAnsi="Arial" w:cs="Arial"/>
+                <w:rFonts w:ascii="IBM Plex Sans Arabic" w:hAnsi="IBM Plex Sans Arabic" w:cs="IBM Plex Sans Arabic"/>
                 <w:rtl/>
               </w:rPr>
               <w:t>EU 2023/915</w:t>
@@ -2857,7 +3507,13 @@
         <w:tc>
           <w:tcPr>
             <w:tcW w:type="dxa" w:w="3120"/>
-            <w:shd w:val="clear" w:fill="F2F2F2"/>
+            <w:tcMar>
+              <w:top w:w="100" w:type="dxa"/>
+              <w:bottom w:w="100" w:type="dxa"/>
+              <w:left w:w="120" w:type="dxa"/>
+              <w:right w:w="120" w:type="dxa"/>
+            </w:tcMar>
+            <w:shd w:val="clear" w:fill="F2F7F3"/>
           </w:tcPr>
           <w:p>
             <w:pPr>
@@ -2866,7 +3522,7 @@
             </w:pPr>
             <w:r>
               <w:rPr>
-                <w:rFonts w:ascii="Arial" w:hAnsi="Arial" w:cs="Arial"/>
+                <w:rFonts w:ascii="IBM Plex Sans Arabic" w:hAnsi="IBM Plex Sans Arabic" w:cs="IBM Plex Sans Arabic"/>
                 <w:rtl/>
               </w:rPr>
               <w:t>التزام حدود المتبقّيات المعتمدة</w:t>
@@ -2882,7 +3538,7 @@
       </w:pPr>
       <w:r>
         <w:rPr>
-          <w:rFonts w:ascii="Arial" w:hAnsi="Arial" w:cs="Arial"/>
+          <w:rFonts w:ascii="IBM Plex Sans Arabic" w:hAnsi="IBM Plex Sans Arabic" w:cs="IBM Plex Sans Arabic"/>
           <w:rtl/>
         </w:rPr>
         <w:t>اشتراطات إضافية يطلبها المشترون عادةً:</w:t>
@@ -2894,6 +3550,14 @@
         <w:tblW w:type="auto" w:w="0"/>
         <w:tblLayout w:type="fixed"/>
         <w:tblLook w:firstColumn="1" w:firstRow="1" w:lastColumn="0" w:lastRow="0" w:noHBand="0" w:noVBand="1" w:val="04A0"/>
+        <w:tblBorders>
+          <w:top w:val="single" w:sz="4" w:space="0" w:color="BBBBBB"/>
+          <w:left w:val="single" w:sz="4" w:space="0" w:color="BBBBBB"/>
+          <w:bottom w:val="single" w:sz="4" w:space="0" w:color="BBBBBB"/>
+          <w:right w:val="single" w:sz="4" w:space="0" w:color="BBBBBB"/>
+          <w:insideH w:val="single" w:sz="4" w:space="0" w:color="BBBBBB"/>
+          <w:insideV w:val="single" w:sz="4" w:space="0" w:color="BBBBBB"/>
+        </w:tblBorders>
         <w:bidiVisual/>
       </w:tblPr>
       <w:tblGrid>
@@ -2905,7 +3569,13 @@
         <w:tc>
           <w:tcPr>
             <w:tcW w:type="dxa" w:w="3120"/>
-            <w:shd w:val="clear" w:fill="1B3B6F"/>
+            <w:shd w:val="clear" w:fill="166534"/>
+            <w:tcMar>
+              <w:top w:w="100" w:type="dxa"/>
+              <w:bottom w:w="100" w:type="dxa"/>
+              <w:left w:w="120" w:type="dxa"/>
+              <w:right w:w="120" w:type="dxa"/>
+            </w:tcMar>
           </w:tcPr>
           <w:p>
             <w:pPr>
@@ -2914,7 +3584,7 @@
             </w:pPr>
             <w:r>
               <w:rPr>
-                <w:rFonts w:ascii="Arial" w:hAnsi="Arial" w:cs="Arial"/>
+                <w:rFonts w:ascii="IBM Plex Sans Arabic" w:hAnsi="IBM Plex Sans Arabic" w:cs="IBM Plex Sans Arabic"/>
                 <w:b/>
                 <w:color w:val="FFFFFF"/>
                 <w:rtl/>
@@ -2926,7 +3596,13 @@
         <w:tc>
           <w:tcPr>
             <w:tcW w:type="dxa" w:w="3120"/>
-            <w:shd w:val="clear" w:fill="1B3B6F"/>
+            <w:shd w:val="clear" w:fill="166534"/>
+            <w:tcMar>
+              <w:top w:w="100" w:type="dxa"/>
+              <w:bottom w:w="100" w:type="dxa"/>
+              <w:left w:w="120" w:type="dxa"/>
+              <w:right w:w="120" w:type="dxa"/>
+            </w:tcMar>
           </w:tcPr>
           <w:p>
             <w:pPr>
@@ -2935,7 +3611,7 @@
             </w:pPr>
             <w:r>
               <w:rPr>
-                <w:rFonts w:ascii="Arial" w:hAnsi="Arial" w:cs="Arial"/>
+                <w:rFonts w:ascii="IBM Plex Sans Arabic" w:hAnsi="IBM Plex Sans Arabic" w:cs="IBM Plex Sans Arabic"/>
                 <w:b/>
                 <w:color w:val="FFFFFF"/>
                 <w:rtl/>
@@ -2947,7 +3623,13 @@
         <w:tc>
           <w:tcPr>
             <w:tcW w:type="dxa" w:w="3120"/>
-            <w:shd w:val="clear" w:fill="1B3B6F"/>
+            <w:shd w:val="clear" w:fill="166534"/>
+            <w:tcMar>
+              <w:top w:w="100" w:type="dxa"/>
+              <w:bottom w:w="100" w:type="dxa"/>
+              <w:left w:w="120" w:type="dxa"/>
+              <w:right w:w="120" w:type="dxa"/>
+            </w:tcMar>
           </w:tcPr>
           <w:p>
             <w:pPr>
@@ -2956,7 +3638,7 @@
             </w:pPr>
             <w:r>
               <w:rPr>
-                <w:rFonts w:ascii="Arial" w:hAnsi="Arial" w:cs="Arial"/>
+                <w:rFonts w:ascii="IBM Plex Sans Arabic" w:hAnsi="IBM Plex Sans Arabic" w:cs="IBM Plex Sans Arabic"/>
                 <w:b/>
                 <w:color w:val="FFFFFF"/>
                 <w:rtl/>
@@ -2970,6 +3652,12 @@
         <w:tc>
           <w:tcPr>
             <w:tcW w:type="dxa" w:w="3120"/>
+            <w:tcMar>
+              <w:top w:w="100" w:type="dxa"/>
+              <w:bottom w:w="100" w:type="dxa"/>
+              <w:left w:w="120" w:type="dxa"/>
+              <w:right w:w="120" w:type="dxa"/>
+            </w:tcMar>
           </w:tcPr>
           <w:p>
             <w:pPr>
@@ -2978,7 +3666,7 @@
             </w:pPr>
             <w:r>
               <w:rPr>
-                <w:rFonts w:ascii="Arial" w:hAnsi="Arial" w:cs="Arial"/>
+                <w:rFonts w:ascii="IBM Plex Sans Arabic" w:hAnsi="IBM Plex Sans Arabic" w:cs="IBM Plex Sans Arabic"/>
                 <w:rtl/>
               </w:rPr>
               <w:t>شهادة سلامة غذائية</w:t>
@@ -2988,6 +3676,12 @@
         <w:tc>
           <w:tcPr>
             <w:tcW w:type="dxa" w:w="3120"/>
+            <w:tcMar>
+              <w:top w:w="100" w:type="dxa"/>
+              <w:bottom w:w="100" w:type="dxa"/>
+              <w:left w:w="120" w:type="dxa"/>
+              <w:right w:w="120" w:type="dxa"/>
+            </w:tcMar>
           </w:tcPr>
           <w:p>
             <w:pPr>
@@ -2996,7 +3690,7 @@
             </w:pPr>
             <w:r>
               <w:rPr>
-                <w:rFonts w:ascii="Arial" w:hAnsi="Arial" w:cs="Arial"/>
+                <w:rFonts w:ascii="IBM Plex Sans Arabic" w:hAnsi="IBM Plex Sans Arabic" w:cs="IBM Plex Sans Arabic"/>
                 <w:rtl/>
               </w:rPr>
               <w:t>BRC / IFS</w:t>
@@ -3006,6 +3700,12 @@
         <w:tc>
           <w:tcPr>
             <w:tcW w:type="dxa" w:w="3120"/>
+            <w:tcMar>
+              <w:top w:w="100" w:type="dxa"/>
+              <w:bottom w:w="100" w:type="dxa"/>
+              <w:left w:w="120" w:type="dxa"/>
+              <w:right w:w="120" w:type="dxa"/>
+            </w:tcMar>
           </w:tcPr>
           <w:p>
             <w:pPr>
@@ -3014,7 +3714,7 @@
             </w:pPr>
             <w:r>
               <w:rPr>
-                <w:rFonts w:ascii="Arial" w:hAnsi="Arial" w:cs="Arial"/>
+                <w:rFonts w:ascii="IBM Plex Sans Arabic" w:hAnsi="IBM Plex Sans Arabic" w:cs="IBM Plex Sans Arabic"/>
                 <w:rtl/>
               </w:rPr>
               <w:t>تدقيق طرف ثالث معتمد</w:t>
@@ -3030,7 +3730,7 @@
       </w:pPr>
       <w:r>
         <w:rPr>
-          <w:rFonts w:ascii="Arial" w:hAnsi="Arial" w:cs="Arial"/>
+          <w:rFonts w:ascii="IBM Plex Sans Arabic" w:hAnsi="IBM Plex Sans Arabic" w:cs="IBM Plex Sans Arabic"/>
           <w:rtl/>
         </w:rPr>
         <w:t>اشتراطات أسواق متخصصة (نيش):</w:t>
@@ -3042,6 +3742,14 @@
         <w:tblW w:type="auto" w:w="0"/>
         <w:tblLayout w:type="fixed"/>
         <w:tblLook w:firstColumn="1" w:firstRow="1" w:lastColumn="0" w:lastRow="0" w:noHBand="0" w:noVBand="1" w:val="04A0"/>
+        <w:tblBorders>
+          <w:top w:val="single" w:sz="4" w:space="0" w:color="BBBBBB"/>
+          <w:left w:val="single" w:sz="4" w:space="0" w:color="BBBBBB"/>
+          <w:bottom w:val="single" w:sz="4" w:space="0" w:color="BBBBBB"/>
+          <w:right w:val="single" w:sz="4" w:space="0" w:color="BBBBBB"/>
+          <w:insideH w:val="single" w:sz="4" w:space="0" w:color="BBBBBB"/>
+          <w:insideV w:val="single" w:sz="4" w:space="0" w:color="BBBBBB"/>
+        </w:tblBorders>
         <w:bidiVisual/>
       </w:tblPr>
       <w:tblGrid>
@@ -3053,7 +3761,13 @@
         <w:tc>
           <w:tcPr>
             <w:tcW w:type="dxa" w:w="3120"/>
-            <w:shd w:val="clear" w:fill="1B3B6F"/>
+            <w:shd w:val="clear" w:fill="166534"/>
+            <w:tcMar>
+              <w:top w:w="100" w:type="dxa"/>
+              <w:bottom w:w="100" w:type="dxa"/>
+              <w:left w:w="120" w:type="dxa"/>
+              <w:right w:w="120" w:type="dxa"/>
+            </w:tcMar>
           </w:tcPr>
           <w:p>
             <w:pPr>
@@ -3062,7 +3776,7 @@
             </w:pPr>
             <w:r>
               <w:rPr>
-                <w:rFonts w:ascii="Arial" w:hAnsi="Arial" w:cs="Arial"/>
+                <w:rFonts w:ascii="IBM Plex Sans Arabic" w:hAnsi="IBM Plex Sans Arabic" w:cs="IBM Plex Sans Arabic"/>
                 <w:b/>
                 <w:color w:val="FFFFFF"/>
                 <w:rtl/>
@@ -3074,7 +3788,13 @@
         <w:tc>
           <w:tcPr>
             <w:tcW w:type="dxa" w:w="3120"/>
-            <w:shd w:val="clear" w:fill="1B3B6F"/>
+            <w:shd w:val="clear" w:fill="166534"/>
+            <w:tcMar>
+              <w:top w:w="100" w:type="dxa"/>
+              <w:bottom w:w="100" w:type="dxa"/>
+              <w:left w:w="120" w:type="dxa"/>
+              <w:right w:w="120" w:type="dxa"/>
+            </w:tcMar>
           </w:tcPr>
           <w:p>
             <w:pPr>
@@ -3083,7 +3803,7 @@
             </w:pPr>
             <w:r>
               <w:rPr>
-                <w:rFonts w:ascii="Arial" w:hAnsi="Arial" w:cs="Arial"/>
+                <w:rFonts w:ascii="IBM Plex Sans Arabic" w:hAnsi="IBM Plex Sans Arabic" w:cs="IBM Plex Sans Arabic"/>
                 <w:b/>
                 <w:color w:val="FFFFFF"/>
                 <w:rtl/>
@@ -3095,7 +3815,13 @@
         <w:tc>
           <w:tcPr>
             <w:tcW w:type="dxa" w:w="3120"/>
-            <w:shd w:val="clear" w:fill="1B3B6F"/>
+            <w:shd w:val="clear" w:fill="166534"/>
+            <w:tcMar>
+              <w:top w:w="100" w:type="dxa"/>
+              <w:bottom w:w="100" w:type="dxa"/>
+              <w:left w:w="120" w:type="dxa"/>
+              <w:right w:w="120" w:type="dxa"/>
+            </w:tcMar>
           </w:tcPr>
           <w:p>
             <w:pPr>
@@ -3104,7 +3830,7 @@
             </w:pPr>
             <w:r>
               <w:rPr>
-                <w:rFonts w:ascii="Arial" w:hAnsi="Arial" w:cs="Arial"/>
+                <w:rFonts w:ascii="IBM Plex Sans Arabic" w:hAnsi="IBM Plex Sans Arabic" w:cs="IBM Plex Sans Arabic"/>
                 <w:b/>
                 <w:color w:val="FFFFFF"/>
                 <w:rtl/>
@@ -3118,6 +3844,12 @@
         <w:tc>
           <w:tcPr>
             <w:tcW w:type="dxa" w:w="3120"/>
+            <w:tcMar>
+              <w:top w:w="100" w:type="dxa"/>
+              <w:bottom w:w="100" w:type="dxa"/>
+              <w:left w:w="120" w:type="dxa"/>
+              <w:right w:w="120" w:type="dxa"/>
+            </w:tcMar>
           </w:tcPr>
           <w:p>
             <w:pPr>
@@ -3126,7 +3858,7 @@
             </w:pPr>
             <w:r>
               <w:rPr>
-                <w:rFonts w:ascii="Arial" w:hAnsi="Arial" w:cs="Arial"/>
+                <w:rFonts w:ascii="IBM Plex Sans Arabic" w:hAnsi="IBM Plex Sans Arabic" w:cs="IBM Plex Sans Arabic"/>
                 <w:rtl/>
               </w:rPr>
               <w:t>شهادة حلال</w:t>
@@ -3136,6 +3868,12 @@
         <w:tc>
           <w:tcPr>
             <w:tcW w:type="dxa" w:w="3120"/>
+            <w:tcMar>
+              <w:top w:w="100" w:type="dxa"/>
+              <w:bottom w:w="100" w:type="dxa"/>
+              <w:left w:w="120" w:type="dxa"/>
+              <w:right w:w="120" w:type="dxa"/>
+            </w:tcMar>
           </w:tcPr>
           <w:p>
             <w:pPr>
@@ -3144,7 +3882,7 @@
             </w:pPr>
             <w:r>
               <w:rPr>
-                <w:rFonts w:ascii="Arial" w:hAnsi="Arial" w:cs="Arial"/>
+                <w:rFonts w:ascii="IBM Plex Sans Arabic" w:hAnsi="IBM Plex Sans Arabic" w:cs="IBM Plex Sans Arabic"/>
                 <w:rtl/>
               </w:rPr>
               <w:t>GSO 993</w:t>
@@ -3154,6 +3892,12 @@
         <w:tc>
           <w:tcPr>
             <w:tcW w:type="dxa" w:w="3120"/>
+            <w:tcMar>
+              <w:top w:w="100" w:type="dxa"/>
+              <w:bottom w:w="100" w:type="dxa"/>
+              <w:left w:w="120" w:type="dxa"/>
+              <w:right w:w="120" w:type="dxa"/>
+            </w:tcMar>
           </w:tcPr>
           <w:p>
             <w:pPr>
@@ -3162,7 +3906,7 @@
             </w:pPr>
             <w:r>
               <w:rPr>
-                <w:rFonts w:ascii="Arial" w:hAnsi="Arial" w:cs="Arial"/>
+                <w:rFonts w:ascii="IBM Plex Sans Arabic" w:hAnsi="IBM Plex Sans Arabic" w:cs="IBM Plex Sans Arabic"/>
                 <w:rtl/>
               </w:rPr>
               <w:t>شهادة من جهة مانحة معترف بها</w:t>
@@ -3178,7 +3922,7 @@
       </w:pPr>
       <w:r>
         <w:rPr>
-          <w:rFonts w:ascii="Arial" w:hAnsi="Arial" w:cs="Arial"/>
+          <w:rFonts w:ascii="IBM Plex Sans Arabic" w:hAnsi="IBM Plex Sans Arabic" w:cs="IBM Plex Sans Arabic"/>
           <w:rtl/>
         </w:rPr>
         <w:t>والتعريفة الأوروبية على HS080410 صفر ضمن نظام GSP+ للسعودية. ومن ثمّ فإنّ</w:t>
@@ -3191,7 +3935,7 @@
       </w:pPr>
       <w:r>
         <w:rPr>
-          <w:rFonts w:ascii="Arial" w:hAnsi="Arial" w:cs="Arial"/>
+          <w:rFonts w:ascii="IBM Plex Sans Arabic" w:hAnsi="IBM Plex Sans Arabic" w:cs="IBM Plex Sans Arabic"/>
           <w:rtl/>
         </w:rPr>
         <w:t>التكلفة الجمركية ليست العائق أمام الدخول، بل الطبقةُ الإلزامية أعلاه هي</w:t>
@@ -3204,7 +3948,7 @@
       </w:pPr>
       <w:r>
         <w:rPr>
-          <w:rFonts w:ascii="Arial" w:hAnsi="Arial" w:cs="Arial"/>
+          <w:rFonts w:ascii="IBM Plex Sans Arabic" w:hAnsi="IBM Plex Sans Arabic" w:cs="IBM Plex Sans Arabic"/>
           <w:rtl/>
         </w:rPr>
         <w:t>بوابة الأهلية التي تحدّد الجدول الزمني الفعلي للشحنة الأولى.</w:t>
@@ -3217,7 +3961,7 @@
       </w:pPr>
       <w:r>
         <w:rPr>
-          <w:rFonts w:ascii="Arial" w:hAnsi="Arial" w:cs="Arial"/>
+          <w:rFonts w:ascii="IBM Plex Sans Arabic" w:hAnsi="IBM Plex Sans Arabic" w:cs="IBM Plex Sans Arabic"/>
           <w:rtl/>
         </w:rPr>
         <w:t>يمثّل ميناء روتردام أكبر بوابة استيراد أوروبية، ويأتي مؤشر أداء</w:t>
@@ -3230,7 +3974,7 @@
       </w:pPr>
       <w:r>
         <w:rPr>
-          <w:rFonts w:ascii="Arial" w:hAnsi="Arial" w:cs="Arial"/>
+          <w:rFonts w:ascii="IBM Plex Sans Arabic" w:hAnsi="IBM Plex Sans Arabic" w:cs="IBM Plex Sans Arabic"/>
           <w:rtl/>
         </w:rPr>
         <w:t>اللوجستيات الهولندي من الأعلى عالمياً (World Bank LPI (تقييم البنك الدولي لجودة الشحن واللوجستيات من 5)). وتتوفّر ثلاث قنوات</w:t>
@@ -3243,7 +3987,7 @@
       </w:pPr>
       <w:r>
         <w:rPr>
-          <w:rFonts w:ascii="Arial" w:hAnsi="Arial" w:cs="Arial"/>
+          <w:rFonts w:ascii="IBM Plex Sans Arabic" w:hAnsi="IBM Plex Sans Arabic" w:cs="IBM Plex Sans Arabic"/>
           <w:rtl/>
         </w:rPr>
         <w:t>عملية: موزّع أغذية متخصص، وسلاسل إثنية، وتجارة إلكترونية. والقناة الأولى</w:t>
@@ -3256,7 +4000,7 @@
       </w:pPr>
       <w:r>
         <w:rPr>
-          <w:rFonts w:ascii="Arial" w:hAnsi="Arial" w:cs="Arial"/>
+          <w:rFonts w:ascii="IBM Plex Sans Arabic" w:hAnsi="IBM Plex Sans Arabic" w:cs="IBM Plex Sans Arabic"/>
           <w:rtl/>
         </w:rPr>
         <w:t>الموصى بها لمصدّر سعودي جديد هي موزّع الأغذية المتخصص الذي يخدم القناة</w:t>
@@ -3269,7 +4013,7 @@
       </w:pPr>
       <w:r>
         <w:rPr>
-          <w:rFonts w:ascii="Arial" w:hAnsi="Arial" w:cs="Arial"/>
+          <w:rFonts w:ascii="IBM Plex Sans Arabic" w:hAnsi="IBM Plex Sans Arabic" w:cs="IBM Plex Sans Arabic"/>
           <w:rtl/>
         </w:rPr>
         <w:t>الحلال، لأنّه يجمع تركّز المشترين وهامشاً أعلى وحاجز دخول أدنى من محاولة</w:t>
@@ -3282,7 +4026,7 @@
       </w:pPr>
       <w:r>
         <w:rPr>
-          <w:rFonts w:ascii="Arial" w:hAnsi="Arial" w:cs="Arial"/>
+          <w:rFonts w:ascii="IBM Plex Sans Arabic" w:hAnsi="IBM Plex Sans Arabic" w:cs="IBM Plex Sans Arabic"/>
           <w:rtl/>
         </w:rPr>
         <w:t>اختراق التجزئة العامة مباشرة. وبما أنّ البنية اللوجستية ناضجة، ينصرف</w:t>
@@ -3295,7 +4039,7 @@
       </w:pPr>
       <w:r>
         <w:rPr>
-          <w:rFonts w:ascii="Arial" w:hAnsi="Arial" w:cs="Arial"/>
+          <w:rFonts w:ascii="IBM Plex Sans Arabic" w:hAnsi="IBM Plex Sans Arabic" w:cs="IBM Plex Sans Arabic"/>
           <w:rtl/>
         </w:rPr>
         <w:t>قراركم إلى اعتماد موزّع قائم بدل بناء حلّ شحن مخصَّص.</w:t>
@@ -3309,7 +4053,7 @@
       </w:pPr>
       <w:r>
         <w:rPr>
-          <w:rFonts w:ascii="Arial" w:hAnsi="Arial" w:cs="Arial"/>
+          <w:rFonts w:ascii="IBM Plex Sans Arabic" w:hAnsi="IBM Plex Sans Arabic" w:cs="IBM Plex Sans Arabic"/>
           <w:rtl/>
         </w:rPr>
         <w:t>خارطة طريق الدخول (٩٠ يوماً)</w:t>
@@ -3322,7 +4066,7 @@
       </w:pPr>
       <w:r>
         <w:rPr>
-          <w:rFonts w:ascii="Arial" w:hAnsi="Arial" w:cs="Arial"/>
+          <w:rFonts w:ascii="IBM Plex Sans Arabic" w:hAnsi="IBM Plex Sans Arabic" w:cs="IBM Plex Sans Arabic"/>
           <w:rtl/>
         </w:rPr>
         <w:t>(أ) الشريحة المستهدَفة هي شريحة الطلب المحسوبة في تحليل المستهلك (نحو</w:t>
@@ -3335,7 +4079,7 @@
       </w:pPr>
       <w:r>
         <w:rPr>
-          <w:rFonts w:ascii="Arial" w:hAnsi="Arial" w:cs="Arial"/>
+          <w:rFonts w:ascii="IBM Plex Sans Arabic" w:hAnsi="IBM Plex Sans Arabic" w:cs="IBM Plex Sans Arabic"/>
           <w:rtl/>
         </w:rPr>
         <w:t>1,000,000 نسمة). (ب) التموضع بين طبقة Jumbo المتوسطة (9.20€) والفاخر</w:t>
@@ -3348,7 +4092,7 @@
       </w:pPr>
       <w:r>
         <w:rPr>
-          <w:rFonts w:ascii="Arial" w:hAnsi="Arial" w:cs="Arial"/>
+          <w:rFonts w:ascii="IBM Plex Sans Arabic" w:hAnsi="IBM Plex Sans Arabic" w:cs="IBM Plex Sans Arabic"/>
           <w:rtl/>
         </w:rPr>
         <w:t>(14.00€) وفق سلّم الأسعار المرصود، بهامش تقديري 1.0-1.8 يورو/كغم بعد</w:t>
@@ -3361,7 +4105,7 @@
       </w:pPr>
       <w:r>
         <w:rPr>
-          <w:rFonts w:ascii="Arial" w:hAnsi="Arial" w:cs="Arial"/>
+          <w:rFonts w:ascii="IBM Plex Sans Arabic" w:hAnsi="IBM Plex Sans Arabic" w:cs="IBM Plex Sans Arabic"/>
           <w:rtl/>
         </w:rPr>
         <w:t>تكلفة الهبوط 9.1€ عند القناة المتخصصة. (ج) أول باب دخول: موزّعو أغذية حلال</w:t>
@@ -3374,7 +4118,7 @@
       </w:pPr>
       <w:r>
         <w:rPr>
-          <w:rFonts w:ascii="Arial" w:hAnsi="Arial" w:cs="Arial"/>
+          <w:rFonts w:ascii="IBM Plex Sans Arabic" w:hAnsi="IBM Plex Sans Arabic" w:cs="IBM Plex Sans Arabic"/>
           <w:rtl/>
         </w:rPr>
         <w:t>متخصصون في أمستردام وروتردام (○ يحتاج تحققاً مباشراً). (د) أول ثلاث خطوات:</w:t>
@@ -3387,7 +4131,7 @@
       </w:pPr>
       <w:r>
         <w:rPr>
-          <w:rFonts w:ascii="Arial" w:hAnsi="Arial" w:cs="Arial"/>
+          <w:rFonts w:ascii="IBM Plex Sans Arabic" w:hAnsi="IBM Plex Sans Arabic" w:cs="IBM Plex Sans Arabic"/>
           <w:rtl/>
         </w:rPr>
         <w:t>تسجيل المنشأة المعتمدة EU 2017/625 (فريق الامتثال، تكلفة متوسطة)، ثم عيّنة</w:t>
@@ -3400,7 +4144,7 @@
       </w:pPr>
       <w:r>
         <w:rPr>
-          <w:rFonts w:ascii="Arial" w:hAnsi="Arial" w:cs="Arial"/>
+          <w:rFonts w:ascii="IBM Plex Sans Arabic" w:hAnsi="IBM Plex Sans Arabic" w:cs="IBM Plex Sans Arabic"/>
           <w:rtl/>
         </w:rPr>
         <w:t>تجريبية لموزّع مرشّح (فريق المبيعات، تكلفة منخفضة)، ثم دراسة تسعير مقابل</w:t>
@@ -3413,7 +4157,7 @@
       </w:pPr>
       <w:r>
         <w:rPr>
-          <w:rFonts w:ascii="Arial" w:hAnsi="Arial" w:cs="Arial"/>
+          <w:rFonts w:ascii="IBM Plex Sans Arabic" w:hAnsi="IBM Plex Sans Arabic" w:cs="IBM Plex Sans Arabic"/>
           <w:rtl/>
         </w:rPr>
         <w:t>تونس والمغرب (فريق التسويق، تكلفة منخفضة). (هـ) مؤشرا القلب: إتمام تسجيل</w:t>
@@ -3426,7 +4170,7 @@
       </w:pPr>
       <w:r>
         <w:rPr>
-          <w:rFonts w:ascii="Arial" w:hAnsi="Arial" w:cs="Arial"/>
+          <w:rFonts w:ascii="IBM Plex Sans Arabic" w:hAnsi="IBM Plex Sans Arabic" w:cs="IBM Plex Sans Arabic"/>
           <w:rtl/>
         </w:rPr>
         <w:t>الأهلية خلال 90 يوماً، وردّ فعل سعري إيجابي من موزّع واحد على الأقل.</w:t>
@@ -3439,7 +4183,7 @@
       </w:pPr>
       <w:r>
         <w:rPr>
-          <w:rFonts w:ascii="Arial" w:hAnsi="Arial" w:cs="Arial"/>
+          <w:rFonts w:ascii="IBM Plex Sans Arabic" w:hAnsi="IBM Plex Sans Arabic" w:cs="IBM Plex Sans Arabic"/>
           <w:b/>
           <w:rtl/>
         </w:rPr>
@@ -3453,7 +4197,7 @@
       </w:pPr>
       <w:r>
         <w:rPr>
-          <w:rFonts w:ascii="Arial" w:hAnsi="Arial" w:cs="Arial"/>
+          <w:rFonts w:ascii="IBM Plex Sans Arabic" w:hAnsi="IBM Plex Sans Arabic" w:cs="IBM Plex Sans Arabic"/>
           <w:rtl/>
         </w:rPr>
         <w:t>تحوّلت التوصية إلى دخول كامل أم تجمّدت.</w:t>
@@ -3467,7 +4211,7 @@
       </w:pPr>
       <w:r>
         <w:rPr>
-          <w:rFonts w:ascii="Arial" w:hAnsi="Arial" w:cs="Arial"/>
+          <w:rFonts w:ascii="IBM Plex Sans Arabic" w:hAnsi="IBM Plex Sans Arabic" w:cs="IBM Plex Sans Arabic"/>
           <w:rtl/>
         </w:rPr>
         <w:t>نصائح عملية للمصدّر</w:t>
@@ -3480,7 +4224,7 @@
       </w:pPr>
       <w:r>
         <w:rPr>
-          <w:rFonts w:ascii="Arial" w:hAnsi="Arial" w:cs="Arial"/>
+          <w:rFonts w:ascii="IBM Plex Sans Arabic" w:hAnsi="IBM Plex Sans Arabic" w:cs="IBM Plex Sans Arabic"/>
           <w:rtl/>
         </w:rPr>
         <w:t>- ابدأ ملف الأهلية EU 2017/625 قبل أيّ التزام تسويقي — هو المسار الحرج.</w:t>
@@ -3493,7 +4237,7 @@
       </w:pPr>
       <w:r>
         <w:rPr>
-          <w:rFonts w:ascii="Arial" w:hAnsi="Arial" w:cs="Arial"/>
+          <w:rFonts w:ascii="IBM Plex Sans Arabic" w:hAnsi="IBM Plex Sans Arabic" w:cs="IBM Plex Sans Arabic"/>
           <w:rtl/>
         </w:rPr>
         <w:t>- استهدف موزّع الأغذية الحلال المتخصص أولاً لا التجزئة العامة، حفاظاً</w:t>
@@ -3506,7 +4250,7 @@
       </w:pPr>
       <w:r>
         <w:rPr>
-          <w:rFonts w:ascii="Arial" w:hAnsi="Arial" w:cs="Arial"/>
+          <w:rFonts w:ascii="IBM Plex Sans Arabic" w:hAnsi="IBM Plex Sans Arabic" w:cs="IBM Plex Sans Arabic"/>
           <w:rtl/>
         </w:rPr>
         <w:t>على الهامش عند حافة الطبقة المتوسطة.</w:t>
@@ -3519,7 +4263,7 @@
       </w:pPr>
       <w:r>
         <w:rPr>
-          <w:rFonts w:ascii="Arial" w:hAnsi="Arial" w:cs="Arial"/>
+          <w:rFonts w:ascii="IBM Plex Sans Arabic" w:hAnsi="IBM Plex Sans Arabic" w:cs="IBM Plex Sans Arabic"/>
           <w:rtl/>
         </w:rPr>
         <w:t>- وقّت أول شحنة قبل موسم رمضان بما يكفي لملء رفوف القناة المتخصصة في</w:t>
@@ -3532,7 +4276,7 @@
       </w:pPr>
       <w:r>
         <w:rPr>
-          <w:rFonts w:ascii="Arial" w:hAnsi="Arial" w:cs="Arial"/>
+          <w:rFonts w:ascii="IBM Plex Sans Arabic" w:hAnsi="IBM Plex Sans Arabic" w:cs="IBM Plex Sans Arabic"/>
           <w:rtl/>
         </w:rPr>
         <w:t>ذروة الطلب.</w:t>
@@ -3545,7 +4289,7 @@
       </w:pPr>
       <w:r>
         <w:rPr>
-          <w:rFonts w:ascii="Arial" w:hAnsi="Arial" w:cs="Arial"/>
+          <w:rFonts w:ascii="IBM Plex Sans Arabic" w:hAnsi="IBM Plex Sans Arabic" w:cs="IBM Plex Sans Arabic"/>
           <w:rtl/>
         </w:rPr>
         <w:t>- ثبّت شهادة سلامة غذائية (BRC/IFS) مبكّراً — يطلبها كبار المشترين</w:t>
@@ -3558,7 +4302,7 @@
       </w:pPr>
       <w:r>
         <w:rPr>
-          <w:rFonts w:ascii="Arial" w:hAnsi="Arial" w:cs="Arial"/>
+          <w:rFonts w:ascii="IBM Plex Sans Arabic" w:hAnsi="IBM Plex Sans Arabic" w:cs="IBM Plex Sans Arabic"/>
           <w:rtl/>
         </w:rPr>
         <w:t>الأوروبيين ولو لم تكن إلزامية قانوناً.</w:t>
@@ -3572,7 +4316,7 @@
       </w:pPr>
       <w:r>
         <w:rPr>
-          <w:rFonts w:ascii="Arial" w:hAnsi="Arial" w:cs="Arial"/>
+          <w:rFonts w:ascii="IBM Plex Sans Arabic" w:hAnsi="IBM Plex Sans Arabic" w:cs="IBM Plex Sans Arabic"/>
           <w:rtl/>
         </w:rPr>
         <w:t>المخاطر</w:t>
@@ -3585,7 +4329,7 @@
       </w:pPr>
       <w:r>
         <w:rPr>
-          <w:rFonts w:ascii="Arial" w:hAnsi="Arial" w:cs="Arial"/>
+          <w:rFonts w:ascii="IBM Plex Sans Arabic" w:hAnsi="IBM Plex Sans Arabic" w:cs="IBM Plex Sans Arabic"/>
           <w:rtl/>
         </w:rPr>
         <w:t>يظهر الاستقرار السياسي وسيادة القانون مرتفعَين (World Bank WGI (مؤشرات الحوكمة العالمية للبنك الدولي: استقرار سياسي وسيادة قانون وجودة تنظيم))، فيما لا</w:t>
@@ -3598,7 +4342,7 @@
       </w:pPr>
       <w:r>
         <w:rPr>
-          <w:rFonts w:ascii="Arial" w:hAnsi="Arial" w:cs="Arial"/>
+          <w:rFonts w:ascii="IBM Plex Sans Arabic" w:hAnsi="IBM Plex Sans Arabic" w:cs="IBM Plex Sans Arabic"/>
           <w:rtl/>
         </w:rPr>
         <w:t>يشكّل تقلّب سعر الصرف عاملاً لأنّ اليورو هو عملة السوق نفسها. ولم ترصد</w:t>
@@ -3611,7 +4355,7 @@
       </w:pPr>
       <w:r>
         <w:rPr>
-          <w:rFonts w:ascii="Arial" w:hAnsi="Arial" w:cs="Arial"/>
+          <w:rFonts w:ascii="IBM Plex Sans Arabic" w:hAnsi="IBM Plex Sans Arabic" w:cs="IBM Plex Sans Arabic"/>
           <w:rtl/>
         </w:rPr>
         <w:t>أخبار مخاطر قطاعية جوهرية خلال 12 شهراً (خدمة التحقق المدفوعة من المشترين وجهات الاتصال). وبذلك لا تبرز مخاطرة</w:t>
@@ -3624,7 +4368,7 @@
       </w:pPr>
       <w:r>
         <w:rPr>
-          <w:rFonts w:ascii="Arial" w:hAnsi="Arial" w:cs="Arial"/>
+          <w:rFonts w:ascii="IBM Plex Sans Arabic" w:hAnsi="IBM Plex Sans Arabic" w:cs="IBM Plex Sans Arabic"/>
           <w:rtl/>
         </w:rPr>
         <w:t>كلّية تستدعي تأجيل الدخول، وتبقى المخاطرة الوحيدة الجوهرية إجرائيةً تتصل</w:t>
@@ -3637,7 +4381,7 @@
       </w:pPr>
       <w:r>
         <w:rPr>
-          <w:rFonts w:ascii="Arial" w:hAnsi="Arial" w:cs="Arial"/>
+          <w:rFonts w:ascii="IBM Plex Sans Arabic" w:hAnsi="IBM Plex Sans Arabic" w:cs="IBM Plex Sans Arabic"/>
           <w:rtl/>
         </w:rPr>
         <w:t>بإتمام الأهلية التنظيمية في وقتها.</w:t>
@@ -3651,7 +4395,7 @@
       </w:pPr>
       <w:r>
         <w:rPr>
-          <w:rFonts w:ascii="Arial" w:hAnsi="Arial" w:cs="Arial"/>
+          <w:rFonts w:ascii="IBM Plex Sans Arabic" w:hAnsi="IBM Plex Sans Arabic" w:cs="IBM Plex Sans Arabic"/>
           <w:rtl/>
         </w:rPr>
         <w:t>مؤشّر ثقة الدراسة</w:t>
@@ -3664,7 +4408,7 @@
       </w:pPr>
       <w:r>
         <w:rPr>
-          <w:rFonts w:ascii="Arial" w:hAnsi="Arial" w:cs="Arial"/>
+          <w:rFonts w:ascii="IBM Plex Sans Arabic" w:hAnsi="IBM Plex Sans Arabic" w:cs="IBM Plex Sans Arabic"/>
           <w:rtl/>
         </w:rPr>
         <w:t>من إجمالي 23 مؤشراً مرصوداً في هذه الدراسة، 9 موثّق بمصدر رسمي (نحو 39%)، 12 من مصدر ثانوي، و2 غير متحقق. كلّ رقم في التقرير يحمل شارة توثيقه ومصدره في سجل الأدلة، فالقرار يُتَّخذ بمعرفة درجة اليقين خلف كل رقم لا على ثقة عمياء.</w:t>
@@ -3676,6 +4420,14 @@
         <w:tblW w:type="auto" w:w="0"/>
         <w:tblLayout w:type="fixed"/>
         <w:tblLook w:firstColumn="1" w:firstRow="1" w:lastColumn="0" w:lastRow="0" w:noHBand="0" w:noVBand="1" w:val="04A0"/>
+        <w:tblBorders>
+          <w:top w:val="single" w:sz="4" w:space="0" w:color="BBBBBB"/>
+          <w:left w:val="single" w:sz="4" w:space="0" w:color="BBBBBB"/>
+          <w:bottom w:val="single" w:sz="4" w:space="0" w:color="BBBBBB"/>
+          <w:right w:val="single" w:sz="4" w:space="0" w:color="BBBBBB"/>
+          <w:insideH w:val="single" w:sz="4" w:space="0" w:color="BBBBBB"/>
+          <w:insideV w:val="single" w:sz="4" w:space="0" w:color="BBBBBB"/>
+        </w:tblBorders>
         <w:bidiVisual/>
       </w:tblPr>
       <w:tblGrid>
@@ -3686,7 +4438,13 @@
         <w:tc>
           <w:tcPr>
             <w:tcW w:type="dxa" w:w="4680"/>
-            <w:shd w:val="clear" w:fill="1B3B6F"/>
+            <w:shd w:val="clear" w:fill="166534"/>
+            <w:tcMar>
+              <w:top w:w="100" w:type="dxa"/>
+              <w:bottom w:w="100" w:type="dxa"/>
+              <w:left w:w="120" w:type="dxa"/>
+              <w:right w:w="120" w:type="dxa"/>
+            </w:tcMar>
           </w:tcPr>
           <w:p>
             <w:pPr>
@@ -3695,7 +4453,7 @@
             </w:pPr>
             <w:r>
               <w:rPr>
-                <w:rFonts w:ascii="Arial" w:hAnsi="Arial" w:cs="Arial"/>
+                <w:rFonts w:ascii="IBM Plex Sans Arabic" w:hAnsi="IBM Plex Sans Arabic" w:cs="IBM Plex Sans Arabic"/>
                 <w:b/>
                 <w:color w:val="FFFFFF"/>
                 <w:rtl/>
@@ -3707,7 +4465,13 @@
         <w:tc>
           <w:tcPr>
             <w:tcW w:type="dxa" w:w="4680"/>
-            <w:shd w:val="clear" w:fill="1B3B6F"/>
+            <w:shd w:val="clear" w:fill="166534"/>
+            <w:tcMar>
+              <w:top w:w="100" w:type="dxa"/>
+              <w:bottom w:w="100" w:type="dxa"/>
+              <w:left w:w="120" w:type="dxa"/>
+              <w:right w:w="120" w:type="dxa"/>
+            </w:tcMar>
           </w:tcPr>
           <w:p>
             <w:pPr>
@@ -3716,7 +4480,7 @@
             </w:pPr>
             <w:r>
               <w:rPr>
-                <w:rFonts w:ascii="Arial" w:hAnsi="Arial" w:cs="Arial"/>
+                <w:rFonts w:ascii="IBM Plex Sans Arabic" w:hAnsi="IBM Plex Sans Arabic" w:cs="IBM Plex Sans Arabic"/>
                 <w:b/>
                 <w:color w:val="FFFFFF"/>
                 <w:rtl/>
@@ -3730,6 +4494,12 @@
         <w:tc>
           <w:tcPr>
             <w:tcW w:type="dxa" w:w="4680"/>
+            <w:tcMar>
+              <w:top w:w="100" w:type="dxa"/>
+              <w:bottom w:w="100" w:type="dxa"/>
+              <w:left w:w="120" w:type="dxa"/>
+              <w:right w:w="120" w:type="dxa"/>
+            </w:tcMar>
           </w:tcPr>
           <w:p>
             <w:pPr>
@@ -3738,7 +4508,7 @@
             </w:pPr>
             <w:r>
               <w:rPr>
-                <w:rFonts w:ascii="Arial" w:hAnsi="Arial" w:cs="Arial"/>
+                <w:rFonts w:ascii="IBM Plex Sans Arabic" w:hAnsi="IBM Plex Sans Arabic" w:cs="IBM Plex Sans Arabic"/>
                 <w:rtl/>
               </w:rPr>
               <w:t>✓ موثّق (مصدر رسمي)</w:t>
@@ -3748,6 +4518,12 @@
         <w:tc>
           <w:tcPr>
             <w:tcW w:type="dxa" w:w="4680"/>
+            <w:tcMar>
+              <w:top w:w="100" w:type="dxa"/>
+              <w:bottom w:w="100" w:type="dxa"/>
+              <w:left w:w="120" w:type="dxa"/>
+              <w:right w:w="120" w:type="dxa"/>
+            </w:tcMar>
           </w:tcPr>
           <w:p>
             <w:pPr>
@@ -3756,7 +4532,7 @@
             </w:pPr>
             <w:r>
               <w:rPr>
-                <w:rFonts w:ascii="Arial" w:hAnsi="Arial" w:cs="Arial"/>
+                <w:rFonts w:ascii="IBM Plex Sans Arabic" w:hAnsi="IBM Plex Sans Arabic" w:cs="IBM Plex Sans Arabic"/>
                 <w:rtl/>
               </w:rPr>
               <w:t>9</w:t>
@@ -3768,7 +4544,13 @@
         <w:tc>
           <w:tcPr>
             <w:tcW w:type="dxa" w:w="4680"/>
-            <w:shd w:val="clear" w:fill="F2F2F2"/>
+            <w:tcMar>
+              <w:top w:w="100" w:type="dxa"/>
+              <w:bottom w:w="100" w:type="dxa"/>
+              <w:left w:w="120" w:type="dxa"/>
+              <w:right w:w="120" w:type="dxa"/>
+            </w:tcMar>
+            <w:shd w:val="clear" w:fill="F2F7F3"/>
           </w:tcPr>
           <w:p>
             <w:pPr>
@@ -3777,7 +4559,7 @@
             </w:pPr>
             <w:r>
               <w:rPr>
-                <w:rFonts w:ascii="Arial" w:hAnsi="Arial" w:cs="Arial"/>
+                <w:rFonts w:ascii="IBM Plex Sans Arabic" w:hAnsi="IBM Plex Sans Arabic" w:cs="IBM Plex Sans Arabic"/>
                 <w:rtl/>
               </w:rPr>
               <w:t>◐ ثانوي (مصدر واحد غير رسمي)</w:t>
@@ -3787,7 +4569,13 @@
         <w:tc>
           <w:tcPr>
             <w:tcW w:type="dxa" w:w="4680"/>
-            <w:shd w:val="clear" w:fill="F2F2F2"/>
+            <w:tcMar>
+              <w:top w:w="100" w:type="dxa"/>
+              <w:bottom w:w="100" w:type="dxa"/>
+              <w:left w:w="120" w:type="dxa"/>
+              <w:right w:w="120" w:type="dxa"/>
+            </w:tcMar>
+            <w:shd w:val="clear" w:fill="F2F7F3"/>
           </w:tcPr>
           <w:p>
             <w:pPr>
@@ -3796,7 +4584,7 @@
             </w:pPr>
             <w:r>
               <w:rPr>
-                <w:rFonts w:ascii="Arial" w:hAnsi="Arial" w:cs="Arial"/>
+                <w:rFonts w:ascii="IBM Plex Sans Arabic" w:hAnsi="IBM Plex Sans Arabic" w:cs="IBM Plex Sans Arabic"/>
                 <w:rtl/>
               </w:rPr>
               <w:t>12</w:t>
@@ -3808,6 +4596,12 @@
         <w:tc>
           <w:tcPr>
             <w:tcW w:type="dxa" w:w="4680"/>
+            <w:tcMar>
+              <w:top w:w="100" w:type="dxa"/>
+              <w:bottom w:w="100" w:type="dxa"/>
+              <w:left w:w="120" w:type="dxa"/>
+              <w:right w:w="120" w:type="dxa"/>
+            </w:tcMar>
           </w:tcPr>
           <w:p>
             <w:pPr>
@@ -3816,7 +4610,7 @@
             </w:pPr>
             <w:r>
               <w:rPr>
-                <w:rFonts w:ascii="Arial" w:hAnsi="Arial" w:cs="Arial"/>
+                <w:rFonts w:ascii="IBM Plex Sans Arabic" w:hAnsi="IBM Plex Sans Arabic" w:cs="IBM Plex Sans Arabic"/>
                 <w:rtl/>
               </w:rPr>
               <w:t>○ غير متحقق</w:t>
@@ -3826,6 +4620,12 @@
         <w:tc>
           <w:tcPr>
             <w:tcW w:type="dxa" w:w="4680"/>
+            <w:tcMar>
+              <w:top w:w="100" w:type="dxa"/>
+              <w:bottom w:w="100" w:type="dxa"/>
+              <w:left w:w="120" w:type="dxa"/>
+              <w:right w:w="120" w:type="dxa"/>
+            </w:tcMar>
           </w:tcPr>
           <w:p>
             <w:pPr>
@@ -3834,7 +4634,7 @@
             </w:pPr>
             <w:r>
               <w:rPr>
-                <w:rFonts w:ascii="Arial" w:hAnsi="Arial" w:cs="Arial"/>
+                <w:rFonts w:ascii="IBM Plex Sans Arabic" w:hAnsi="IBM Plex Sans Arabic" w:cs="IBM Plex Sans Arabic"/>
                 <w:rtl/>
               </w:rPr>
               <w:t>2</w:t>
@@ -3851,7 +4651,7 @@
       </w:pPr>
       <w:r>
         <w:rPr>
-          <w:rFonts w:ascii="Arial" w:hAnsi="Arial" w:cs="Arial"/>
+          <w:rFonts w:ascii="IBM Plex Sans Arabic" w:hAnsi="IBM Plex Sans Arabic" w:cs="IBM Plex Sans Arabic"/>
           <w:rtl/>
         </w:rPr>
         <w:t>ما لم يكتمل للقرار، والخطوة التالية</w:t>
@@ -3864,7 +4664,7 @@
       </w:pPr>
       <w:r>
         <w:rPr>
-          <w:rFonts w:ascii="Arial" w:hAnsi="Arial" w:cs="Arial"/>
+          <w:rFonts w:ascii="IBM Plex Sans Arabic" w:hAnsi="IBM Plex Sans Arabic" w:cs="IBM Plex Sans Arabic"/>
           <w:rtl/>
         </w:rPr>
         <w:t>النقاط التالية لم تكتمل توثيقاً ضمن هذا التقرير؛ هي ما يفصل التوصية الحالية عن قرار نهائي كامل، وكلٌّ منها قابل للإغلاق بخطوة محدّدة:</w:t>
@@ -3878,7 +4678,7 @@
       </w:pPr>
       <w:r>
         <w:rPr>
-          <w:rFonts w:ascii="Arial" w:hAnsi="Arial" w:cs="Arial"/>
+          <w:rFonts w:ascii="IBM Plex Sans Arabic" w:hAnsi="IBM Plex Sans Arabic" w:cs="IBM Plex Sans Arabic"/>
           <w:rtl/>
         </w:rPr>
         <w:t>لم نتمكّن من تأكيد قناة الدخول الأولى (موزّع أغذية حلال في أمستردام — مرشّح محتمل) من مصدر موثّق — إغلاق هذه الفجوة يتطلّب خدمة تحقّق جهات اتصال مدفوعة (قواعد بيانات تجارية) قبل الالتزام بالموزّع.</w:t>
@@ -3892,7 +4692,7 @@
       </w:pPr>
       <w:r>
         <w:rPr>
-          <w:rFonts w:ascii="Arial" w:hAnsi="Arial" w:cs="Arial"/>
+          <w:rFonts w:ascii="IBM Plex Sans Arabic" w:hAnsi="IBM Plex Sans Arabic" w:cs="IBM Plex Sans Arabic"/>
           <w:rtl/>
         </w:rPr>
         <w:t>المنهجية وسجل الأدلة للمدققين</w:t>
@@ -3905,7 +4705,7 @@
       </w:pPr>
       <w:r>
         <w:rPr>
-          <w:rFonts w:ascii="Arial" w:hAnsi="Arial" w:cs="Arial"/>
+          <w:rFonts w:ascii="IBM Plex Sans Arabic" w:hAnsi="IBM Plex Sans Arabic" w:cs="IBM Plex Sans Arabic"/>
           <w:rtl/>
         </w:rPr>
         <w:t>اعتمد هذا التقرير على مصادر رسمية عامة (Albert Heijn، EU 2017/625، Eurostat، Google Trends، Jumbo، UN Comtrade)، مع تحليل تقاطعي بينها ومراجعة للاتساق قبل الاعتماد. خضعت كل معلومة للتحقّق من مصدرها العمومي المباشر. أحدث تاريخ جمع بيانات: 2026-07-02. تفاصيل كل رقم بمصدره وتاريخه في «سجل الأدلة للمدققين» ختام التقرير.</w:t>
@@ -3919,7 +4719,7 @@
       </w:pPr>
       <w:r>
         <w:rPr>
-          <w:rFonts w:ascii="Arial" w:hAnsi="Arial" w:cs="Arial"/>
+          <w:rFonts w:ascii="IBM Plex Sans Arabic" w:hAnsi="IBM Plex Sans Arabic" w:cs="IBM Plex Sans Arabic"/>
           <w:rtl/>
         </w:rPr>
         <w:t>سجل الأدلة للمدققين</w:t>
@@ -3933,10 +4733,10 @@
       </w:pPr>
       <w:r>
         <w:rPr>
-          <w:rFonts w:ascii="Arial" w:hAnsi="Arial" w:cs="Arial"/>
+          <w:rFonts w:ascii="IBM Plex Sans Arabic" w:hAnsi="IBM Plex Sans Arabic" w:cs="IBM Plex Sans Arabic"/>
           <w:rtl/>
         </w:rPr>
-        <w:t>كل بند أدناه هو حقيقة موثّقة بمصدرها وتاريخها، أساس السرد أعلاه — للتحقّق المباشر. رمز الأدلة: ✓ موثّق مباشرةً · ◐ تقديري مسنَد · ○ يحتاج تحققاً.</w:t>
+        <w:t>كل بند أدناه هو حقيقة موثّقة بمصدرها ورابطها العمومي وتاريخها، أساس السرد أعلاه — للتحقّق المباشر. رمز الأدلة: ✓ موثّق مباشرةً · ◐ تقديري مسنَد · ○ يحتاج تحققاً.</w:t>
       </w:r>
     </w:p>
     <w:tbl>
@@ -3945,19 +4745,34 @@
         <w:tblW w:type="auto" w:w="0"/>
         <w:tblLayout w:type="fixed"/>
         <w:tblLook w:firstColumn="1" w:firstRow="1" w:lastColumn="0" w:lastRow="0" w:noHBand="0" w:noVBand="1" w:val="04A0"/>
+        <w:tblBorders>
+          <w:top w:val="single" w:sz="4" w:space="0" w:color="BBBBBB"/>
+          <w:left w:val="single" w:sz="4" w:space="0" w:color="BBBBBB"/>
+          <w:bottom w:val="single" w:sz="4" w:space="0" w:color="BBBBBB"/>
+          <w:right w:val="single" w:sz="4" w:space="0" w:color="BBBBBB"/>
+          <w:insideH w:val="single" w:sz="4" w:space="0" w:color="BBBBBB"/>
+          <w:insideV w:val="single" w:sz="4" w:space="0" w:color="BBBBBB"/>
+        </w:tblBorders>
         <w:bidiVisual/>
       </w:tblPr>
       <w:tblGrid>
-        <w:gridCol w:w="2160"/>
-        <w:gridCol w:w="2160"/>
-        <w:gridCol w:w="2160"/>
-        <w:gridCol w:w="2160"/>
+        <w:gridCol w:w="1728"/>
+        <w:gridCol w:w="1728"/>
+        <w:gridCol w:w="1728"/>
+        <w:gridCol w:w="1728"/>
+        <w:gridCol w:w="1728"/>
       </w:tblGrid>
       <w:tr>
         <w:tc>
           <w:tcPr>
-            <w:tcW w:type="dxa" w:w="2340"/>
-            <w:shd w:val="clear" w:fill="1B3B6F"/>
+            <w:tcW w:type="dxa" w:w="1872"/>
+            <w:shd w:val="clear" w:fill="166534"/>
+            <w:tcMar>
+              <w:top w:w="100" w:type="dxa"/>
+              <w:bottom w:w="100" w:type="dxa"/>
+              <w:left w:w="120" w:type="dxa"/>
+              <w:right w:w="120" w:type="dxa"/>
+            </w:tcMar>
           </w:tcPr>
           <w:p>
             <w:pPr>
@@ -3966,7 +4781,7 @@
             </w:pPr>
             <w:r>
               <w:rPr>
-                <w:rFonts w:ascii="Arial" w:hAnsi="Arial" w:cs="Arial"/>
+                <w:rFonts w:ascii="IBM Plex Sans Arabic" w:hAnsi="IBM Plex Sans Arabic" w:cs="IBM Plex Sans Arabic"/>
                 <w:b/>
                 <w:color w:val="FFFFFF"/>
                 <w:rtl/>
@@ -3977,8 +4792,14 @@
         </w:tc>
         <w:tc>
           <w:tcPr>
-            <w:tcW w:type="dxa" w:w="2340"/>
-            <w:shd w:val="clear" w:fill="1B3B6F"/>
+            <w:tcW w:type="dxa" w:w="1872"/>
+            <w:shd w:val="clear" w:fill="166534"/>
+            <w:tcMar>
+              <w:top w:w="100" w:type="dxa"/>
+              <w:bottom w:w="100" w:type="dxa"/>
+              <w:left w:w="120" w:type="dxa"/>
+              <w:right w:w="120" w:type="dxa"/>
+            </w:tcMar>
           </w:tcPr>
           <w:p>
             <w:pPr>
@@ -3987,7 +4808,7 @@
             </w:pPr>
             <w:r>
               <w:rPr>
-                <w:rFonts w:ascii="Arial" w:hAnsi="Arial" w:cs="Arial"/>
+                <w:rFonts w:ascii="IBM Plex Sans Arabic" w:hAnsi="IBM Plex Sans Arabic" w:cs="IBM Plex Sans Arabic"/>
                 <w:b/>
                 <w:color w:val="FFFFFF"/>
                 <w:rtl/>
@@ -3998,8 +4819,14 @@
         </w:tc>
         <w:tc>
           <w:tcPr>
-            <w:tcW w:type="dxa" w:w="2340"/>
-            <w:shd w:val="clear" w:fill="1B3B6F"/>
+            <w:tcW w:type="dxa" w:w="1872"/>
+            <w:shd w:val="clear" w:fill="166534"/>
+            <w:tcMar>
+              <w:top w:w="100" w:type="dxa"/>
+              <w:bottom w:w="100" w:type="dxa"/>
+              <w:left w:w="120" w:type="dxa"/>
+              <w:right w:w="120" w:type="dxa"/>
+            </w:tcMar>
           </w:tcPr>
           <w:p>
             <w:pPr>
@@ -4008,7 +4835,34 @@
             </w:pPr>
             <w:r>
               <w:rPr>
-                <w:rFonts w:ascii="Arial" w:hAnsi="Arial" w:cs="Arial"/>
+                <w:rFonts w:ascii="IBM Plex Sans Arabic" w:hAnsi="IBM Plex Sans Arabic" w:cs="IBM Plex Sans Arabic"/>
+                <w:b/>
+                <w:color w:val="FFFFFF"/>
+                <w:rtl/>
+              </w:rPr>
+              <w:t>الرابط</w:t>
+            </w:r>
+          </w:p>
+        </w:tc>
+        <w:tc>
+          <w:tcPr>
+            <w:tcW w:type="dxa" w:w="1872"/>
+            <w:shd w:val="clear" w:fill="166534"/>
+            <w:tcMar>
+              <w:top w:w="100" w:type="dxa"/>
+              <w:bottom w:w="100" w:type="dxa"/>
+              <w:left w:w="120" w:type="dxa"/>
+              <w:right w:w="120" w:type="dxa"/>
+            </w:tcMar>
+          </w:tcPr>
+          <w:p>
+            <w:pPr>
+              <w:bidi/>
+              <w:jc w:val="start"/>
+            </w:pPr>
+            <w:r>
+              <w:rPr>
+                <w:rFonts w:ascii="IBM Plex Sans Arabic" w:hAnsi="IBM Plex Sans Arabic" w:cs="IBM Plex Sans Arabic"/>
                 <w:b/>
                 <w:color w:val="FFFFFF"/>
                 <w:rtl/>
@@ -4019,8 +4873,14 @@
         </w:tc>
         <w:tc>
           <w:tcPr>
-            <w:tcW w:type="dxa" w:w="2340"/>
-            <w:shd w:val="clear" w:fill="1B3B6F"/>
+            <w:tcW w:type="dxa" w:w="1872"/>
+            <w:shd w:val="clear" w:fill="166534"/>
+            <w:tcMar>
+              <w:top w:w="100" w:type="dxa"/>
+              <w:bottom w:w="100" w:type="dxa"/>
+              <w:left w:w="120" w:type="dxa"/>
+              <w:right w:w="120" w:type="dxa"/>
+            </w:tcMar>
           </w:tcPr>
           <w:p>
             <w:pPr>
@@ -4029,7 +4889,7 @@
             </w:pPr>
             <w:r>
               <w:rPr>
-                <w:rFonts w:ascii="Arial" w:hAnsi="Arial" w:cs="Arial"/>
+                <w:rFonts w:ascii="IBM Plex Sans Arabic" w:hAnsi="IBM Plex Sans Arabic" w:cs="IBM Plex Sans Arabic"/>
                 <w:b/>
                 <w:color w:val="FFFFFF"/>
                 <w:rtl/>
@@ -4042,7 +4902,13 @@
       <w:tr>
         <w:tc>
           <w:tcPr>
-            <w:tcW w:type="dxa" w:w="2340"/>
+            <w:tcW w:type="dxa" w:w="1872"/>
+            <w:tcMar>
+              <w:top w:w="100" w:type="dxa"/>
+              <w:bottom w:w="100" w:type="dxa"/>
+              <w:left w:w="120" w:type="dxa"/>
+              <w:right w:w="120" w:type="dxa"/>
+            </w:tcMar>
           </w:tcPr>
           <w:p>
             <w:pPr>
@@ -4051,7 +4917,7 @@
             </w:pPr>
             <w:r>
               <w:rPr>
-                <w:rFonts w:ascii="Arial" w:hAnsi="Arial" w:cs="Arial"/>
+                <w:rFonts w:ascii="IBM Plex Sans Arabic" w:hAnsi="IBM Plex Sans Arabic" w:cs="IBM Plex Sans Arabic"/>
                 <w:rtl/>
               </w:rPr>
               <w:t>38 مليون — إجمالي واردات هولندا من التمور من العالم، دولار، 2023</w:t>
@@ -4060,7 +4926,13 @@
         </w:tc>
         <w:tc>
           <w:tcPr>
-            <w:tcW w:type="dxa" w:w="2340"/>
+            <w:tcW w:type="dxa" w:w="1872"/>
+            <w:tcMar>
+              <w:top w:w="100" w:type="dxa"/>
+              <w:bottom w:w="100" w:type="dxa"/>
+              <w:left w:w="120" w:type="dxa"/>
+              <w:right w:w="120" w:type="dxa"/>
+            </w:tcMar>
           </w:tcPr>
           <w:p>
             <w:pPr>
@@ -4069,7 +4941,7 @@
             </w:pPr>
             <w:r>
               <w:rPr>
-                <w:rFonts w:ascii="Arial" w:hAnsi="Arial" w:cs="Arial"/>
+                <w:rFonts w:ascii="IBM Plex Sans Arabic" w:hAnsi="IBM Plex Sans Arabic" w:cs="IBM Plex Sans Arabic"/>
                 <w:rtl/>
               </w:rPr>
               <w:t>UN Comtrade</w:t>
@@ -4078,7 +4950,13 @@
         </w:tc>
         <w:tc>
           <w:tcPr>
-            <w:tcW w:type="dxa" w:w="2340"/>
+            <w:tcW w:type="dxa" w:w="1872"/>
+            <w:tcMar>
+              <w:top w:w="100" w:type="dxa"/>
+              <w:bottom w:w="100" w:type="dxa"/>
+              <w:left w:w="120" w:type="dxa"/>
+              <w:right w:w="120" w:type="dxa"/>
+            </w:tcMar>
           </w:tcPr>
           <w:p>
             <w:pPr>
@@ -4087,7 +4965,31 @@
             </w:pPr>
             <w:r>
               <w:rPr>
-                <w:rFonts w:ascii="Arial" w:hAnsi="Arial" w:cs="Arial"/>
+                <w:rFonts w:ascii="IBM Plex Sans Arabic" w:hAnsi="IBM Plex Sans Arabic" w:cs="IBM Plex Sans Arabic"/>
+                <w:rtl/>
+              </w:rPr>
+              <w:t>https://comtradeplus.un.org/</w:t>
+            </w:r>
+          </w:p>
+        </w:tc>
+        <w:tc>
+          <w:tcPr>
+            <w:tcW w:type="dxa" w:w="1872"/>
+            <w:tcMar>
+              <w:top w:w="100" w:type="dxa"/>
+              <w:bottom w:w="100" w:type="dxa"/>
+              <w:left w:w="120" w:type="dxa"/>
+              <w:right w:w="120" w:type="dxa"/>
+            </w:tcMar>
+          </w:tcPr>
+          <w:p>
+            <w:pPr>
+              <w:bidi/>
+              <w:jc w:val="start"/>
+            </w:pPr>
+            <w:r>
+              <w:rPr>
+                <w:rFonts w:ascii="IBM Plex Sans Arabic" w:hAnsi="IBM Plex Sans Arabic" w:cs="IBM Plex Sans Arabic"/>
                 <w:rtl/>
               </w:rPr>
               <w:t>2026-07-02</w:t>
@@ -4096,7 +4998,13 @@
         </w:tc>
         <w:tc>
           <w:tcPr>
-            <w:tcW w:type="dxa" w:w="2340"/>
+            <w:tcW w:type="dxa" w:w="1872"/>
+            <w:tcMar>
+              <w:top w:w="100" w:type="dxa"/>
+              <w:bottom w:w="100" w:type="dxa"/>
+              <w:left w:w="120" w:type="dxa"/>
+              <w:right w:w="120" w:type="dxa"/>
+            </w:tcMar>
           </w:tcPr>
           <w:p>
             <w:pPr>
@@ -4105,7 +5013,7 @@
             </w:pPr>
             <w:r>
               <w:rPr>
-                <w:rFonts w:ascii="Arial" w:hAnsi="Arial" w:cs="Arial"/>
+                <w:rFonts w:ascii="IBM Plex Sans Arabic" w:hAnsi="IBM Plex Sans Arabic" w:cs="IBM Plex Sans Arabic"/>
                 <w:rtl/>
               </w:rPr>
               <w:t>✓ موثّق</w:t>
@@ -4116,8 +5024,14 @@
       <w:tr>
         <w:tc>
           <w:tcPr>
-            <w:tcW w:type="dxa" w:w="2340"/>
-            <w:shd w:val="clear" w:fill="F2F2F2"/>
+            <w:tcW w:type="dxa" w:w="1872"/>
+            <w:tcMar>
+              <w:top w:w="100" w:type="dxa"/>
+              <w:bottom w:w="100" w:type="dxa"/>
+              <w:left w:w="120" w:type="dxa"/>
+              <w:right w:w="120" w:type="dxa"/>
+            </w:tcMar>
+            <w:shd w:val="clear" w:fill="F2F7F3"/>
           </w:tcPr>
           <w:p>
             <w:pPr>
@@ -4126,7 +5040,7 @@
             </w:pPr>
             <w:r>
               <w:rPr>
-                <w:rFonts w:ascii="Arial" w:hAnsi="Arial" w:cs="Arial"/>
+                <w:rFonts w:ascii="IBM Plex Sans Arabic" w:hAnsi="IBM Plex Sans Arabic" w:cs="IBM Plex Sans Arabic"/>
                 <w:rtl/>
               </w:rPr>
               <w:t>17.8 مليون — عدد سكان هولندا، نسمة، 2023</w:t>
@@ -4135,8 +5049,14 @@
         </w:tc>
         <w:tc>
           <w:tcPr>
-            <w:tcW w:type="dxa" w:w="2340"/>
-            <w:shd w:val="clear" w:fill="F2F2F2"/>
+            <w:tcW w:type="dxa" w:w="1872"/>
+            <w:tcMar>
+              <w:top w:w="100" w:type="dxa"/>
+              <w:bottom w:w="100" w:type="dxa"/>
+              <w:left w:w="120" w:type="dxa"/>
+              <w:right w:w="120" w:type="dxa"/>
+            </w:tcMar>
+            <w:shd w:val="clear" w:fill="F2F7F3"/>
           </w:tcPr>
           <w:p>
             <w:pPr>
@@ -4145,7 +5065,7 @@
             </w:pPr>
             <w:r>
               <w:rPr>
-                <w:rFonts w:ascii="Arial" w:hAnsi="Arial" w:cs="Arial"/>
+                <w:rFonts w:ascii="IBM Plex Sans Arabic" w:hAnsi="IBM Plex Sans Arabic" w:cs="IBM Plex Sans Arabic"/>
                 <w:rtl/>
               </w:rPr>
               <w:t>World Bank</w:t>
@@ -4154,8 +5074,14 @@
         </w:tc>
         <w:tc>
           <w:tcPr>
-            <w:tcW w:type="dxa" w:w="2340"/>
-            <w:shd w:val="clear" w:fill="F2F2F2"/>
+            <w:tcW w:type="dxa" w:w="1872"/>
+            <w:tcMar>
+              <w:top w:w="100" w:type="dxa"/>
+              <w:bottom w:w="100" w:type="dxa"/>
+              <w:left w:w="120" w:type="dxa"/>
+              <w:right w:w="120" w:type="dxa"/>
+            </w:tcMar>
+            <w:shd w:val="clear" w:fill="F2F7F3"/>
           </w:tcPr>
           <w:p>
             <w:pPr>
@@ -4164,7 +5090,32 @@
             </w:pPr>
             <w:r>
               <w:rPr>
-                <w:rFonts w:ascii="Arial" w:hAnsi="Arial" w:cs="Arial"/>
+                <w:rFonts w:ascii="IBM Plex Sans Arabic" w:hAnsi="IBM Plex Sans Arabic" w:cs="IBM Plex Sans Arabic"/>
+                <w:rtl/>
+              </w:rPr>
+              <w:t>https://data.worldbank.org/</w:t>
+            </w:r>
+          </w:p>
+        </w:tc>
+        <w:tc>
+          <w:tcPr>
+            <w:tcW w:type="dxa" w:w="1872"/>
+            <w:tcMar>
+              <w:top w:w="100" w:type="dxa"/>
+              <w:bottom w:w="100" w:type="dxa"/>
+              <w:left w:w="120" w:type="dxa"/>
+              <w:right w:w="120" w:type="dxa"/>
+            </w:tcMar>
+            <w:shd w:val="clear" w:fill="F2F7F3"/>
+          </w:tcPr>
+          <w:p>
+            <w:pPr>
+              <w:bidi/>
+              <w:jc w:val="start"/>
+            </w:pPr>
+            <w:r>
+              <w:rPr>
+                <w:rFonts w:ascii="IBM Plex Sans Arabic" w:hAnsi="IBM Plex Sans Arabic" w:cs="IBM Plex Sans Arabic"/>
                 <w:rtl/>
               </w:rPr>
               <w:t>2026-07-02</w:t>
@@ -4173,8 +5124,14 @@
         </w:tc>
         <w:tc>
           <w:tcPr>
-            <w:tcW w:type="dxa" w:w="2340"/>
-            <w:shd w:val="clear" w:fill="F2F2F2"/>
+            <w:tcW w:type="dxa" w:w="1872"/>
+            <w:tcMar>
+              <w:top w:w="100" w:type="dxa"/>
+              <w:bottom w:w="100" w:type="dxa"/>
+              <w:left w:w="120" w:type="dxa"/>
+              <w:right w:w="120" w:type="dxa"/>
+            </w:tcMar>
+            <w:shd w:val="clear" w:fill="F2F7F3"/>
           </w:tcPr>
           <w:p>
             <w:pPr>
@@ -4183,7 +5140,7 @@
             </w:pPr>
             <w:r>
               <w:rPr>
-                <w:rFonts w:ascii="Arial" w:hAnsi="Arial" w:cs="Arial"/>
+                <w:rFonts w:ascii="IBM Plex Sans Arabic" w:hAnsi="IBM Plex Sans Arabic" w:cs="IBM Plex Sans Arabic"/>
                 <w:rtl/>
               </w:rPr>
               <w:t>✓ موثّق</w:t>
@@ -4194,7 +5151,13 @@
       <w:tr>
         <w:tc>
           <w:tcPr>
-            <w:tcW w:type="dxa" w:w="2340"/>
+            <w:tcW w:type="dxa" w:w="1872"/>
+            <w:tcMar>
+              <w:top w:w="100" w:type="dxa"/>
+              <w:bottom w:w="100" w:type="dxa"/>
+              <w:left w:w="120" w:type="dxa"/>
+              <w:right w:w="120" w:type="dxa"/>
+            </w:tcMar>
           </w:tcPr>
           <w:p>
             <w:pPr>
@@ -4203,7 +5166,7 @@
             </w:pPr>
             <w:r>
               <w:rPr>
-                <w:rFonts w:ascii="Arial" w:hAnsi="Arial" w:cs="Arial"/>
+                <w:rFonts w:ascii="IBM Plex Sans Arabic" w:hAnsi="IBM Plex Sans Arabic" w:cs="IBM Plex Sans Arabic"/>
                 <w:rtl/>
               </w:rPr>
               <w:t>تمر دقلة نور تونسي (1كغ) 5.50€/كغم ≈ 6.0$/كغم</w:t>
@@ -4212,7 +5175,13 @@
         </w:tc>
         <w:tc>
           <w:tcPr>
-            <w:tcW w:type="dxa" w:w="2340"/>
+            <w:tcW w:type="dxa" w:w="1872"/>
+            <w:tcMar>
+              <w:top w:w="100" w:type="dxa"/>
+              <w:bottom w:w="100" w:type="dxa"/>
+              <w:left w:w="120" w:type="dxa"/>
+              <w:right w:w="120" w:type="dxa"/>
+            </w:tcMar>
           </w:tcPr>
           <w:p>
             <w:pPr>
@@ -4221,7 +5190,7 @@
             </w:pPr>
             <w:r>
               <w:rPr>
-                <w:rFonts w:ascii="Arial" w:hAnsi="Arial" w:cs="Arial"/>
+                <w:rFonts w:ascii="IBM Plex Sans Arabic" w:hAnsi="IBM Plex Sans Arabic" w:cs="IBM Plex Sans Arabic"/>
                 <w:rtl/>
               </w:rPr>
               <w:t>Albert Heijn (رصد ويب)</w:t>
@@ -4230,7 +5199,13 @@
         </w:tc>
         <w:tc>
           <w:tcPr>
-            <w:tcW w:type="dxa" w:w="2340"/>
+            <w:tcW w:type="dxa" w:w="1872"/>
+            <w:tcMar>
+              <w:top w:w="100" w:type="dxa"/>
+              <w:bottom w:w="100" w:type="dxa"/>
+              <w:left w:w="120" w:type="dxa"/>
+              <w:right w:w="120" w:type="dxa"/>
+            </w:tcMar>
           </w:tcPr>
           <w:p>
             <w:pPr>
@@ -4239,7 +5214,31 @@
             </w:pPr>
             <w:r>
               <w:rPr>
-                <w:rFonts w:ascii="Arial" w:hAnsi="Arial" w:cs="Arial"/>
+                <w:rFonts w:ascii="IBM Plex Sans Arabic" w:hAnsi="IBM Plex Sans Arabic" w:cs="IBM Plex Sans Arabic"/>
+                <w:rtl/>
+              </w:rPr>
+              <w:t>—</w:t>
+            </w:r>
+          </w:p>
+        </w:tc>
+        <w:tc>
+          <w:tcPr>
+            <w:tcW w:type="dxa" w:w="1872"/>
+            <w:tcMar>
+              <w:top w:w="100" w:type="dxa"/>
+              <w:bottom w:w="100" w:type="dxa"/>
+              <w:left w:w="120" w:type="dxa"/>
+              <w:right w:w="120" w:type="dxa"/>
+            </w:tcMar>
+          </w:tcPr>
+          <w:p>
+            <w:pPr>
+              <w:bidi/>
+              <w:jc w:val="start"/>
+            </w:pPr>
+            <w:r>
+              <w:rPr>
+                <w:rFonts w:ascii="IBM Plex Sans Arabic" w:hAnsi="IBM Plex Sans Arabic" w:cs="IBM Plex Sans Arabic"/>
                 <w:rtl/>
               </w:rPr>
               <w:t>2026-07-02</w:t>
@@ -4248,7 +5247,13 @@
         </w:tc>
         <w:tc>
           <w:tcPr>
-            <w:tcW w:type="dxa" w:w="2340"/>
+            <w:tcW w:type="dxa" w:w="1872"/>
+            <w:tcMar>
+              <w:top w:w="100" w:type="dxa"/>
+              <w:bottom w:w="100" w:type="dxa"/>
+              <w:left w:w="120" w:type="dxa"/>
+              <w:right w:w="120" w:type="dxa"/>
+            </w:tcMar>
           </w:tcPr>
           <w:p>
             <w:pPr>
@@ -4257,7 +5262,7 @@
             </w:pPr>
             <w:r>
               <w:rPr>
-                <w:rFonts w:ascii="Arial" w:hAnsi="Arial" w:cs="Arial"/>
+                <w:rFonts w:ascii="IBM Plex Sans Arabic" w:hAnsi="IBM Plex Sans Arabic" w:cs="IBM Plex Sans Arabic"/>
                 <w:rtl/>
               </w:rPr>
               <w:t>◐ ثانوي</w:t>
@@ -4268,8 +5273,14 @@
       <w:tr>
         <w:tc>
           <w:tcPr>
-            <w:tcW w:type="dxa" w:w="2340"/>
-            <w:shd w:val="clear" w:fill="F2F2F2"/>
+            <w:tcW w:type="dxa" w:w="1872"/>
+            <w:tcMar>
+              <w:top w:w="100" w:type="dxa"/>
+              <w:bottom w:w="100" w:type="dxa"/>
+              <w:left w:w="120" w:type="dxa"/>
+              <w:right w:w="120" w:type="dxa"/>
+            </w:tcMar>
+            <w:shd w:val="clear" w:fill="F2F7F3"/>
           </w:tcPr>
           <w:p>
             <w:pPr>
@@ -4278,7 +5289,7 @@
             </w:pPr>
             <w:r>
               <w:rPr>
-                <w:rFonts w:ascii="Arial" w:hAnsi="Arial" w:cs="Arial"/>
+                <w:rFonts w:ascii="IBM Plex Sans Arabic" w:hAnsi="IBM Plex Sans Arabic" w:cs="IBM Plex Sans Arabic"/>
                 <w:rtl/>
               </w:rPr>
               <w:t>تمر مجهول مغربي (1كغ) 9.20€/كغم ≈ 10.0$/كغم</w:t>
@@ -4287,8 +5298,14 @@
         </w:tc>
         <w:tc>
           <w:tcPr>
-            <w:tcW w:type="dxa" w:w="2340"/>
-            <w:shd w:val="clear" w:fill="F2F2F2"/>
+            <w:tcW w:type="dxa" w:w="1872"/>
+            <w:tcMar>
+              <w:top w:w="100" w:type="dxa"/>
+              <w:bottom w:w="100" w:type="dxa"/>
+              <w:left w:w="120" w:type="dxa"/>
+              <w:right w:w="120" w:type="dxa"/>
+            </w:tcMar>
+            <w:shd w:val="clear" w:fill="F2F7F3"/>
           </w:tcPr>
           <w:p>
             <w:pPr>
@@ -4297,7 +5314,7 @@
             </w:pPr>
             <w:r>
               <w:rPr>
-                <w:rFonts w:ascii="Arial" w:hAnsi="Arial" w:cs="Arial"/>
+                <w:rFonts w:ascii="IBM Plex Sans Arabic" w:hAnsi="IBM Plex Sans Arabic" w:cs="IBM Plex Sans Arabic"/>
                 <w:rtl/>
               </w:rPr>
               <w:t>Jumbo (رصد ويب)</w:t>
@@ -4306,8 +5323,14 @@
         </w:tc>
         <w:tc>
           <w:tcPr>
-            <w:tcW w:type="dxa" w:w="2340"/>
-            <w:shd w:val="clear" w:fill="F2F2F2"/>
+            <w:tcW w:type="dxa" w:w="1872"/>
+            <w:tcMar>
+              <w:top w:w="100" w:type="dxa"/>
+              <w:bottom w:w="100" w:type="dxa"/>
+              <w:left w:w="120" w:type="dxa"/>
+              <w:right w:w="120" w:type="dxa"/>
+            </w:tcMar>
+            <w:shd w:val="clear" w:fill="F2F7F3"/>
           </w:tcPr>
           <w:p>
             <w:pPr>
@@ -4316,7 +5339,32 @@
             </w:pPr>
             <w:r>
               <w:rPr>
-                <w:rFonts w:ascii="Arial" w:hAnsi="Arial" w:cs="Arial"/>
+                <w:rFonts w:ascii="IBM Plex Sans Arabic" w:hAnsi="IBM Plex Sans Arabic" w:cs="IBM Plex Sans Arabic"/>
+                <w:rtl/>
+              </w:rPr>
+              <w:t>—</w:t>
+            </w:r>
+          </w:p>
+        </w:tc>
+        <w:tc>
+          <w:tcPr>
+            <w:tcW w:type="dxa" w:w="1872"/>
+            <w:tcMar>
+              <w:top w:w="100" w:type="dxa"/>
+              <w:bottom w:w="100" w:type="dxa"/>
+              <w:left w:w="120" w:type="dxa"/>
+              <w:right w:w="120" w:type="dxa"/>
+            </w:tcMar>
+            <w:shd w:val="clear" w:fill="F2F7F3"/>
+          </w:tcPr>
+          <w:p>
+            <w:pPr>
+              <w:bidi/>
+              <w:jc w:val="start"/>
+            </w:pPr>
+            <w:r>
+              <w:rPr>
+                <w:rFonts w:ascii="IBM Plex Sans Arabic" w:hAnsi="IBM Plex Sans Arabic" w:cs="IBM Plex Sans Arabic"/>
                 <w:rtl/>
               </w:rPr>
               <w:t>2026-07-02</w:t>
@@ -4325,8 +5373,14 @@
         </w:tc>
         <w:tc>
           <w:tcPr>
-            <w:tcW w:type="dxa" w:w="2340"/>
-            <w:shd w:val="clear" w:fill="F2F2F2"/>
+            <w:tcW w:type="dxa" w:w="1872"/>
+            <w:tcMar>
+              <w:top w:w="100" w:type="dxa"/>
+              <w:bottom w:w="100" w:type="dxa"/>
+              <w:left w:w="120" w:type="dxa"/>
+              <w:right w:w="120" w:type="dxa"/>
+            </w:tcMar>
+            <w:shd w:val="clear" w:fill="F2F7F3"/>
           </w:tcPr>
           <w:p>
             <w:pPr>
@@ -4335,7 +5389,7 @@
             </w:pPr>
             <w:r>
               <w:rPr>
-                <w:rFonts w:ascii="Arial" w:hAnsi="Arial" w:cs="Arial"/>
+                <w:rFonts w:ascii="IBM Plex Sans Arabic" w:hAnsi="IBM Plex Sans Arabic" w:cs="IBM Plex Sans Arabic"/>
                 <w:rtl/>
               </w:rPr>
               <w:t>◐ ثانوي</w:t>
@@ -4346,7 +5400,13 @@
       <w:tr>
         <w:tc>
           <w:tcPr>
-            <w:tcW w:type="dxa" w:w="2340"/>
+            <w:tcW w:type="dxa" w:w="1872"/>
+            <w:tcMar>
+              <w:top w:w="100" w:type="dxa"/>
+              <w:bottom w:w="100" w:type="dxa"/>
+              <w:left w:w="120" w:type="dxa"/>
+              <w:right w:w="120" w:type="dxa"/>
+            </w:tcMar>
           </w:tcPr>
           <w:p>
             <w:pPr>
@@ -4355,7 +5415,7 @@
             </w:pPr>
             <w:r>
               <w:rPr>
-                <w:rFonts w:ascii="Arial" w:hAnsi="Arial" w:cs="Arial"/>
+                <w:rFonts w:ascii="IBM Plex Sans Arabic" w:hAnsi="IBM Plex Sans Arabic" w:cs="IBM Plex Sans Arabic"/>
                 <w:rtl/>
               </w:rPr>
               <w:t>تمر فاخر متخصص (500غ) 14.0€/كغم ≈ 15.3$/كغم</w:t>
@@ -4364,7 +5424,13 @@
         </w:tc>
         <w:tc>
           <w:tcPr>
-            <w:tcW w:type="dxa" w:w="2340"/>
+            <w:tcW w:type="dxa" w:w="1872"/>
+            <w:tcMar>
+              <w:top w:w="100" w:type="dxa"/>
+              <w:bottom w:w="100" w:type="dxa"/>
+              <w:left w:w="120" w:type="dxa"/>
+              <w:right w:w="120" w:type="dxa"/>
+            </w:tcMar>
           </w:tcPr>
           <w:p>
             <w:pPr>
@@ -4373,7 +5439,7 @@
             </w:pPr>
             <w:r>
               <w:rPr>
-                <w:rFonts w:ascii="Arial" w:hAnsi="Arial" w:cs="Arial"/>
+                <w:rFonts w:ascii="IBM Plex Sans Arabic" w:hAnsi="IBM Plex Sans Arabic" w:cs="IBM Plex Sans Arabic"/>
                 <w:rtl/>
               </w:rPr>
               <w:t>متجر حلال متخصص (رصد ويب)</w:t>
@@ -4382,7 +5448,13 @@
         </w:tc>
         <w:tc>
           <w:tcPr>
-            <w:tcW w:type="dxa" w:w="2340"/>
+            <w:tcW w:type="dxa" w:w="1872"/>
+            <w:tcMar>
+              <w:top w:w="100" w:type="dxa"/>
+              <w:bottom w:w="100" w:type="dxa"/>
+              <w:left w:w="120" w:type="dxa"/>
+              <w:right w:w="120" w:type="dxa"/>
+            </w:tcMar>
           </w:tcPr>
           <w:p>
             <w:pPr>
@@ -4391,7 +5463,31 @@
             </w:pPr>
             <w:r>
               <w:rPr>
-                <w:rFonts w:ascii="Arial" w:hAnsi="Arial" w:cs="Arial"/>
+                <w:rFonts w:ascii="IBM Plex Sans Arabic" w:hAnsi="IBM Plex Sans Arabic" w:cs="IBM Plex Sans Arabic"/>
+                <w:rtl/>
+              </w:rPr>
+              <w:t>—</w:t>
+            </w:r>
+          </w:p>
+        </w:tc>
+        <w:tc>
+          <w:tcPr>
+            <w:tcW w:type="dxa" w:w="1872"/>
+            <w:tcMar>
+              <w:top w:w="100" w:type="dxa"/>
+              <w:bottom w:w="100" w:type="dxa"/>
+              <w:left w:w="120" w:type="dxa"/>
+              <w:right w:w="120" w:type="dxa"/>
+            </w:tcMar>
+          </w:tcPr>
+          <w:p>
+            <w:pPr>
+              <w:bidi/>
+              <w:jc w:val="start"/>
+            </w:pPr>
+            <w:r>
+              <w:rPr>
+                <w:rFonts w:ascii="IBM Plex Sans Arabic" w:hAnsi="IBM Plex Sans Arabic" w:cs="IBM Plex Sans Arabic"/>
                 <w:rtl/>
               </w:rPr>
               <w:t>2026-07-02</w:t>
@@ -4400,7 +5496,13 @@
         </w:tc>
         <w:tc>
           <w:tcPr>
-            <w:tcW w:type="dxa" w:w="2340"/>
+            <w:tcW w:type="dxa" w:w="1872"/>
+            <w:tcMar>
+              <w:top w:w="100" w:type="dxa"/>
+              <w:bottom w:w="100" w:type="dxa"/>
+              <w:left w:w="120" w:type="dxa"/>
+              <w:right w:w="120" w:type="dxa"/>
+            </w:tcMar>
           </w:tcPr>
           <w:p>
             <w:pPr>
@@ -4409,7 +5511,7 @@
             </w:pPr>
             <w:r>
               <w:rPr>
-                <w:rFonts w:ascii="Arial" w:hAnsi="Arial" w:cs="Arial"/>
+                <w:rFonts w:ascii="IBM Plex Sans Arabic" w:hAnsi="IBM Plex Sans Arabic" w:cs="IBM Plex Sans Arabic"/>
                 <w:rtl/>
               </w:rPr>
               <w:t>◐ ثانوي</w:t>
@@ -4420,8 +5522,14 @@
       <w:tr>
         <w:tc>
           <w:tcPr>
-            <w:tcW w:type="dxa" w:w="2340"/>
-            <w:shd w:val="clear" w:fill="F2F2F2"/>
+            <w:tcW w:type="dxa" w:w="1872"/>
+            <w:tcMar>
+              <w:top w:w="100" w:type="dxa"/>
+              <w:bottom w:w="100" w:type="dxa"/>
+              <w:left w:w="120" w:type="dxa"/>
+              <w:right w:w="120" w:type="dxa"/>
+            </w:tcMar>
+            <w:shd w:val="clear" w:fill="F2F7F3"/>
           </w:tcPr>
           <w:p>
             <w:pPr>
@@ -4430,7 +5538,7 @@
             </w:pPr>
             <w:r>
               <w:rPr>
-                <w:rFonts w:ascii="Arial" w:hAnsi="Arial" w:cs="Arial"/>
+                <w:rFonts w:ascii="IBM Plex Sans Arabic" w:hAnsi="IBM Plex Sans Arabic" w:cs="IBM Plex Sans Arabic"/>
                 <w:rtl/>
               </w:rPr>
               <w:t>تونس: حصة 31.0%</w:t>
@@ -4439,8 +5547,14 @@
         </w:tc>
         <w:tc>
           <w:tcPr>
-            <w:tcW w:type="dxa" w:w="2340"/>
-            <w:shd w:val="clear" w:fill="F2F2F2"/>
+            <w:tcW w:type="dxa" w:w="1872"/>
+            <w:tcMar>
+              <w:top w:w="100" w:type="dxa"/>
+              <w:bottom w:w="100" w:type="dxa"/>
+              <w:left w:w="120" w:type="dxa"/>
+              <w:right w:w="120" w:type="dxa"/>
+            </w:tcMar>
+            <w:shd w:val="clear" w:fill="F2F7F3"/>
           </w:tcPr>
           <w:p>
             <w:pPr>
@@ -4449,7 +5563,7 @@
             </w:pPr>
             <w:r>
               <w:rPr>
-                <w:rFonts w:ascii="Arial" w:hAnsi="Arial" w:cs="Arial"/>
+                <w:rFonts w:ascii="IBM Plex Sans Arabic" w:hAnsi="IBM Plex Sans Arabic" w:cs="IBM Plex Sans Arabic"/>
                 <w:rtl/>
               </w:rPr>
               <w:t>UN Comtrade</w:t>
@@ -4458,8 +5572,14 @@
         </w:tc>
         <w:tc>
           <w:tcPr>
-            <w:tcW w:type="dxa" w:w="2340"/>
-            <w:shd w:val="clear" w:fill="F2F2F2"/>
+            <w:tcW w:type="dxa" w:w="1872"/>
+            <w:tcMar>
+              <w:top w:w="100" w:type="dxa"/>
+              <w:bottom w:w="100" w:type="dxa"/>
+              <w:left w:w="120" w:type="dxa"/>
+              <w:right w:w="120" w:type="dxa"/>
+            </w:tcMar>
+            <w:shd w:val="clear" w:fill="F2F7F3"/>
           </w:tcPr>
           <w:p>
             <w:pPr>
@@ -4468,7 +5588,32 @@
             </w:pPr>
             <w:r>
               <w:rPr>
-                <w:rFonts w:ascii="Arial" w:hAnsi="Arial" w:cs="Arial"/>
+                <w:rFonts w:ascii="IBM Plex Sans Arabic" w:hAnsi="IBM Plex Sans Arabic" w:cs="IBM Plex Sans Arabic"/>
+                <w:rtl/>
+              </w:rPr>
+              <w:t>https://comtradeplus.un.org/</w:t>
+            </w:r>
+          </w:p>
+        </w:tc>
+        <w:tc>
+          <w:tcPr>
+            <w:tcW w:type="dxa" w:w="1872"/>
+            <w:tcMar>
+              <w:top w:w="100" w:type="dxa"/>
+              <w:bottom w:w="100" w:type="dxa"/>
+              <w:left w:w="120" w:type="dxa"/>
+              <w:right w:w="120" w:type="dxa"/>
+            </w:tcMar>
+            <w:shd w:val="clear" w:fill="F2F7F3"/>
+          </w:tcPr>
+          <w:p>
+            <w:pPr>
+              <w:bidi/>
+              <w:jc w:val="start"/>
+            </w:pPr>
+            <w:r>
+              <w:rPr>
+                <w:rFonts w:ascii="IBM Plex Sans Arabic" w:hAnsi="IBM Plex Sans Arabic" w:cs="IBM Plex Sans Arabic"/>
                 <w:rtl/>
               </w:rPr>
               <w:t>2026-07-02</w:t>
@@ -4477,8 +5622,14 @@
         </w:tc>
         <w:tc>
           <w:tcPr>
-            <w:tcW w:type="dxa" w:w="2340"/>
-            <w:shd w:val="clear" w:fill="F2F2F2"/>
+            <w:tcW w:type="dxa" w:w="1872"/>
+            <w:tcMar>
+              <w:top w:w="100" w:type="dxa"/>
+              <w:bottom w:w="100" w:type="dxa"/>
+              <w:left w:w="120" w:type="dxa"/>
+              <w:right w:w="120" w:type="dxa"/>
+            </w:tcMar>
+            <w:shd w:val="clear" w:fill="F2F7F3"/>
           </w:tcPr>
           <w:p>
             <w:pPr>
@@ -4487,7 +5638,7 @@
             </w:pPr>
             <w:r>
               <w:rPr>
-                <w:rFonts w:ascii="Arial" w:hAnsi="Arial" w:cs="Arial"/>
+                <w:rFonts w:ascii="IBM Plex Sans Arabic" w:hAnsi="IBM Plex Sans Arabic" w:cs="IBM Plex Sans Arabic"/>
                 <w:rtl/>
               </w:rPr>
               <w:t>✓ موثّق</w:t>
@@ -4498,7 +5649,13 @@
       <w:tr>
         <w:tc>
           <w:tcPr>
-            <w:tcW w:type="dxa" w:w="2340"/>
+            <w:tcW w:type="dxa" w:w="1872"/>
+            <w:tcMar>
+              <w:top w:w="100" w:type="dxa"/>
+              <w:bottom w:w="100" w:type="dxa"/>
+              <w:left w:w="120" w:type="dxa"/>
+              <w:right w:w="120" w:type="dxa"/>
+            </w:tcMar>
           </w:tcPr>
           <w:p>
             <w:pPr>
@@ -4507,7 +5664,7 @@
             </w:pPr>
             <w:r>
               <w:rPr>
-                <w:rFonts w:ascii="Arial" w:hAnsi="Arial" w:cs="Arial"/>
+                <w:rFonts w:ascii="IBM Plex Sans Arabic" w:hAnsi="IBM Plex Sans Arabic" w:cs="IBM Plex Sans Arabic"/>
                 <w:rtl/>
               </w:rPr>
               <w:t>مؤشر تركّز المورّدين HHI=2100.0</w:t>
@@ -4516,7 +5673,13 @@
         </w:tc>
         <w:tc>
           <w:tcPr>
-            <w:tcW w:type="dxa" w:w="2340"/>
+            <w:tcW w:type="dxa" w:w="1872"/>
+            <w:tcMar>
+              <w:top w:w="100" w:type="dxa"/>
+              <w:bottom w:w="100" w:type="dxa"/>
+              <w:left w:w="120" w:type="dxa"/>
+              <w:right w:w="120" w:type="dxa"/>
+            </w:tcMar>
           </w:tcPr>
           <w:p>
             <w:pPr>
@@ -4525,7 +5688,7 @@
             </w:pPr>
             <w:r>
               <w:rPr>
-                <w:rFonts w:ascii="Arial" w:hAnsi="Arial" w:cs="Arial"/>
+                <w:rFonts w:ascii="IBM Plex Sans Arabic" w:hAnsi="IBM Plex Sans Arabic" w:cs="IBM Plex Sans Arabic"/>
                 <w:rtl/>
               </w:rPr>
               <w:t>UN Comtrade</w:t>
@@ -4534,7 +5697,13 @@
         </w:tc>
         <w:tc>
           <w:tcPr>
-            <w:tcW w:type="dxa" w:w="2340"/>
+            <w:tcW w:type="dxa" w:w="1872"/>
+            <w:tcMar>
+              <w:top w:w="100" w:type="dxa"/>
+              <w:bottom w:w="100" w:type="dxa"/>
+              <w:left w:w="120" w:type="dxa"/>
+              <w:right w:w="120" w:type="dxa"/>
+            </w:tcMar>
           </w:tcPr>
           <w:p>
             <w:pPr>
@@ -4543,7 +5712,31 @@
             </w:pPr>
             <w:r>
               <w:rPr>
-                <w:rFonts w:ascii="Arial" w:hAnsi="Arial" w:cs="Arial"/>
+                <w:rFonts w:ascii="IBM Plex Sans Arabic" w:hAnsi="IBM Plex Sans Arabic" w:cs="IBM Plex Sans Arabic"/>
+                <w:rtl/>
+              </w:rPr>
+              <w:t>https://comtradeplus.un.org/</w:t>
+            </w:r>
+          </w:p>
+        </w:tc>
+        <w:tc>
+          <w:tcPr>
+            <w:tcW w:type="dxa" w:w="1872"/>
+            <w:tcMar>
+              <w:top w:w="100" w:type="dxa"/>
+              <w:bottom w:w="100" w:type="dxa"/>
+              <w:left w:w="120" w:type="dxa"/>
+              <w:right w:w="120" w:type="dxa"/>
+            </w:tcMar>
+          </w:tcPr>
+          <w:p>
+            <w:pPr>
+              <w:bidi/>
+              <w:jc w:val="start"/>
+            </w:pPr>
+            <w:r>
+              <w:rPr>
+                <w:rFonts w:ascii="IBM Plex Sans Arabic" w:hAnsi="IBM Plex Sans Arabic" w:cs="IBM Plex Sans Arabic"/>
                 <w:rtl/>
               </w:rPr>
               <w:t>2026-07-02</w:t>
@@ -4552,7 +5745,13 @@
         </w:tc>
         <w:tc>
           <w:tcPr>
-            <w:tcW w:type="dxa" w:w="2340"/>
+            <w:tcW w:type="dxa" w:w="1872"/>
+            <w:tcMar>
+              <w:top w:w="100" w:type="dxa"/>
+              <w:bottom w:w="100" w:type="dxa"/>
+              <w:left w:w="120" w:type="dxa"/>
+              <w:right w:w="120" w:type="dxa"/>
+            </w:tcMar>
           </w:tcPr>
           <w:p>
             <w:pPr>
@@ -4561,7 +5760,7 @@
             </w:pPr>
             <w:r>
               <w:rPr>
-                <w:rFonts w:ascii="Arial" w:hAnsi="Arial" w:cs="Arial"/>
+                <w:rFonts w:ascii="IBM Plex Sans Arabic" w:hAnsi="IBM Plex Sans Arabic" w:cs="IBM Plex Sans Arabic"/>
                 <w:rtl/>
               </w:rPr>
               <w:t>✓ موثّق</w:t>
@@ -4572,8 +5771,14 @@
       <w:tr>
         <w:tc>
           <w:tcPr>
-            <w:tcW w:type="dxa" w:w="2340"/>
-            <w:shd w:val="clear" w:fill="F2F2F2"/>
+            <w:tcW w:type="dxa" w:w="1872"/>
+            <w:tcMar>
+              <w:top w:w="100" w:type="dxa"/>
+              <w:bottom w:w="100" w:type="dxa"/>
+              <w:left w:w="120" w:type="dxa"/>
+              <w:right w:w="120" w:type="dxa"/>
+            </w:tcMar>
+            <w:shd w:val="clear" w:fill="F2F7F3"/>
           </w:tcPr>
           <w:p>
             <w:pPr>
@@ -4582,7 +5787,7 @@
             </w:pPr>
             <w:r>
               <w:rPr>
-                <w:rFonts w:ascii="Arial" w:hAnsi="Arial" w:cs="Arial"/>
+                <w:rFonts w:ascii="IBM Plex Sans Arabic" w:hAnsi="IBM Plex Sans Arabic" w:cs="IBM Plex Sans Arabic"/>
                 <w:rtl/>
               </w:rPr>
               <w:t>تسجيل منشأة معتمدة EU 2017/625 إلزامي</w:t>
@@ -4591,8 +5796,14 @@
         </w:tc>
         <w:tc>
           <w:tcPr>
-            <w:tcW w:type="dxa" w:w="2340"/>
-            <w:shd w:val="clear" w:fill="F2F2F2"/>
+            <w:tcW w:type="dxa" w:w="1872"/>
+            <w:tcMar>
+              <w:top w:w="100" w:type="dxa"/>
+              <w:bottom w:w="100" w:type="dxa"/>
+              <w:left w:w="120" w:type="dxa"/>
+              <w:right w:w="120" w:type="dxa"/>
+            </w:tcMar>
+            <w:shd w:val="clear" w:fill="F2F7F3"/>
           </w:tcPr>
           <w:p>
             <w:pPr>
@@ -4601,7 +5812,7 @@
             </w:pPr>
             <w:r>
               <w:rPr>
-                <w:rFonts w:ascii="Arial" w:hAnsi="Arial" w:cs="Arial"/>
+                <w:rFonts w:ascii="IBM Plex Sans Arabic" w:hAnsi="IBM Plex Sans Arabic" w:cs="IBM Plex Sans Arabic"/>
                 <w:rtl/>
               </w:rPr>
               <w:t>EU 2017/625</w:t>
@@ -4610,8 +5821,14 @@
         </w:tc>
         <w:tc>
           <w:tcPr>
-            <w:tcW w:type="dxa" w:w="2340"/>
-            <w:shd w:val="clear" w:fill="F2F2F2"/>
+            <w:tcW w:type="dxa" w:w="1872"/>
+            <w:tcMar>
+              <w:top w:w="100" w:type="dxa"/>
+              <w:bottom w:w="100" w:type="dxa"/>
+              <w:left w:w="120" w:type="dxa"/>
+              <w:right w:w="120" w:type="dxa"/>
+            </w:tcMar>
+            <w:shd w:val="clear" w:fill="F2F7F3"/>
           </w:tcPr>
           <w:p>
             <w:pPr>
@@ -4620,7 +5837,32 @@
             </w:pPr>
             <w:r>
               <w:rPr>
-                <w:rFonts w:ascii="Arial" w:hAnsi="Arial" w:cs="Arial"/>
+                <w:rFonts w:ascii="IBM Plex Sans Arabic" w:hAnsi="IBM Plex Sans Arabic" w:cs="IBM Plex Sans Arabic"/>
+                <w:rtl/>
+              </w:rPr>
+              <w:t>—</w:t>
+            </w:r>
+          </w:p>
+        </w:tc>
+        <w:tc>
+          <w:tcPr>
+            <w:tcW w:type="dxa" w:w="1872"/>
+            <w:tcMar>
+              <w:top w:w="100" w:type="dxa"/>
+              <w:bottom w:w="100" w:type="dxa"/>
+              <w:left w:w="120" w:type="dxa"/>
+              <w:right w:w="120" w:type="dxa"/>
+            </w:tcMar>
+            <w:shd w:val="clear" w:fill="F2F7F3"/>
+          </w:tcPr>
+          <w:p>
+            <w:pPr>
+              <w:bidi/>
+              <w:jc w:val="start"/>
+            </w:pPr>
+            <w:r>
+              <w:rPr>
+                <w:rFonts w:ascii="IBM Plex Sans Arabic" w:hAnsi="IBM Plex Sans Arabic" w:cs="IBM Plex Sans Arabic"/>
                 <w:rtl/>
               </w:rPr>
               <w:t>2026-07-02</w:t>
@@ -4629,8 +5871,14 @@
         </w:tc>
         <w:tc>
           <w:tcPr>
-            <w:tcW w:type="dxa" w:w="2340"/>
-            <w:shd w:val="clear" w:fill="F2F2F2"/>
+            <w:tcW w:type="dxa" w:w="1872"/>
+            <w:tcMar>
+              <w:top w:w="100" w:type="dxa"/>
+              <w:bottom w:w="100" w:type="dxa"/>
+              <w:left w:w="120" w:type="dxa"/>
+              <w:right w:w="120" w:type="dxa"/>
+            </w:tcMar>
+            <w:shd w:val="clear" w:fill="F2F7F3"/>
           </w:tcPr>
           <w:p>
             <w:pPr>
@@ -4639,7 +5887,7 @@
             </w:pPr>
             <w:r>
               <w:rPr>
-                <w:rFonts w:ascii="Arial" w:hAnsi="Arial" w:cs="Arial"/>
+                <w:rFonts w:ascii="IBM Plex Sans Arabic" w:hAnsi="IBM Plex Sans Arabic" w:cs="IBM Plex Sans Arabic"/>
                 <w:rtl/>
               </w:rPr>
               <w:t>✓ موثّق</w:t>
@@ -4650,7 +5898,13 @@
       <w:tr>
         <w:tc>
           <w:tcPr>
-            <w:tcW w:type="dxa" w:w="2340"/>
+            <w:tcW w:type="dxa" w:w="1872"/>
+            <w:tcMar>
+              <w:top w:w="100" w:type="dxa"/>
+              <w:bottom w:w="100" w:type="dxa"/>
+              <w:left w:w="120" w:type="dxa"/>
+              <w:right w:w="120" w:type="dxa"/>
+            </w:tcMar>
           </w:tcPr>
           <w:p>
             <w:pPr>
@@ -4659,7 +5913,7 @@
             </w:pPr>
             <w:r>
               <w:rPr>
-                <w:rFonts w:ascii="Arial" w:hAnsi="Arial" w:cs="Arial"/>
+                <w:rFonts w:ascii="IBM Plex Sans Arabic" w:hAnsi="IBM Plex Sans Arabic" w:cs="IBM Plex Sans Arabic"/>
                 <w:rtl/>
               </w:rPr>
               <w:t>حصة إنفاق الغذاء 12.5% من إنفاق الأسرة الهولندية</w:t>
@@ -4668,7 +5922,13 @@
         </w:tc>
         <w:tc>
           <w:tcPr>
-            <w:tcW w:type="dxa" w:w="2340"/>
+            <w:tcW w:type="dxa" w:w="1872"/>
+            <w:tcMar>
+              <w:top w:w="100" w:type="dxa"/>
+              <w:bottom w:w="100" w:type="dxa"/>
+              <w:left w:w="120" w:type="dxa"/>
+              <w:right w:w="120" w:type="dxa"/>
+            </w:tcMar>
           </w:tcPr>
           <w:p>
             <w:pPr>
@@ -4677,7 +5937,7 @@
             </w:pPr>
             <w:r>
               <w:rPr>
-                <w:rFonts w:ascii="Arial" w:hAnsi="Arial" w:cs="Arial"/>
+                <w:rFonts w:ascii="IBM Plex Sans Arabic" w:hAnsi="IBM Plex Sans Arabic" w:cs="IBM Plex Sans Arabic"/>
                 <w:rtl/>
               </w:rPr>
               <w:t>Eurostat (مسح ميزانية الأسرة)</w:t>
@@ -4686,7 +5946,13 @@
         </w:tc>
         <w:tc>
           <w:tcPr>
-            <w:tcW w:type="dxa" w:w="2340"/>
+            <w:tcW w:type="dxa" w:w="1872"/>
+            <w:tcMar>
+              <w:top w:w="100" w:type="dxa"/>
+              <w:bottom w:w="100" w:type="dxa"/>
+              <w:left w:w="120" w:type="dxa"/>
+              <w:right w:w="120" w:type="dxa"/>
+            </w:tcMar>
           </w:tcPr>
           <w:p>
             <w:pPr>
@@ -4695,7 +5961,31 @@
             </w:pPr>
             <w:r>
               <w:rPr>
-                <w:rFonts w:ascii="Arial" w:hAnsi="Arial" w:cs="Arial"/>
+                <w:rFonts w:ascii="IBM Plex Sans Arabic" w:hAnsi="IBM Plex Sans Arabic" w:cs="IBM Plex Sans Arabic"/>
+                <w:rtl/>
+              </w:rPr>
+              <w:t>https://ec.europa.eu/eurostat/</w:t>
+            </w:r>
+          </w:p>
+        </w:tc>
+        <w:tc>
+          <w:tcPr>
+            <w:tcW w:type="dxa" w:w="1872"/>
+            <w:tcMar>
+              <w:top w:w="100" w:type="dxa"/>
+              <w:bottom w:w="100" w:type="dxa"/>
+              <w:left w:w="120" w:type="dxa"/>
+              <w:right w:w="120" w:type="dxa"/>
+            </w:tcMar>
+          </w:tcPr>
+          <w:p>
+            <w:pPr>
+              <w:bidi/>
+              <w:jc w:val="start"/>
+            </w:pPr>
+            <w:r>
+              <w:rPr>
+                <w:rFonts w:ascii="IBM Plex Sans Arabic" w:hAnsi="IBM Plex Sans Arabic" w:cs="IBM Plex Sans Arabic"/>
                 <w:rtl/>
               </w:rPr>
               <w:t>2026-07-02</w:t>
@@ -4704,7 +5994,13 @@
         </w:tc>
         <w:tc>
           <w:tcPr>
-            <w:tcW w:type="dxa" w:w="2340"/>
+            <w:tcW w:type="dxa" w:w="1872"/>
+            <w:tcMar>
+              <w:top w:w="100" w:type="dxa"/>
+              <w:bottom w:w="100" w:type="dxa"/>
+              <w:left w:w="120" w:type="dxa"/>
+              <w:right w:w="120" w:type="dxa"/>
+            </w:tcMar>
           </w:tcPr>
           <w:p>
             <w:pPr>
@@ -4713,7 +6009,7 @@
             </w:pPr>
             <w:r>
               <w:rPr>
-                <w:rFonts w:ascii="Arial" w:hAnsi="Arial" w:cs="Arial"/>
+                <w:rFonts w:ascii="IBM Plex Sans Arabic" w:hAnsi="IBM Plex Sans Arabic" w:cs="IBM Plex Sans Arabic"/>
                 <w:rtl/>
               </w:rPr>
               <w:t>◐ ثانوي</w:t>
@@ -4724,8 +6020,14 @@
       <w:tr>
         <w:tc>
           <w:tcPr>
-            <w:tcW w:type="dxa" w:w="2340"/>
-            <w:shd w:val="clear" w:fill="F2F2F2"/>
+            <w:tcW w:type="dxa" w:w="1872"/>
+            <w:tcMar>
+              <w:top w:w="100" w:type="dxa"/>
+              <w:bottom w:w="100" w:type="dxa"/>
+              <w:left w:w="120" w:type="dxa"/>
+              <w:right w:w="120" w:type="dxa"/>
+            </w:tcMar>
+            <w:shd w:val="clear" w:fill="F2F7F3"/>
           </w:tcPr>
           <w:p>
             <w:pPr>
@@ -4734,7 +6036,7 @@
             </w:pPr>
             <w:r>
               <w:rPr>
-                <w:rFonts w:ascii="Arial" w:hAnsi="Arial" w:cs="Arial"/>
+                <w:rFonts w:ascii="IBM Plex Sans Arabic" w:hAnsi="IBM Plex Sans Arabic" w:cs="IBM Plex Sans Arabic"/>
                 <w:rtl/>
               </w:rPr>
               <w:t>لا أخبار مخاطر جوهرية خلال 12 شهراً</w:t>
@@ -4743,8 +6045,14 @@
         </w:tc>
         <w:tc>
           <w:tcPr>
-            <w:tcW w:type="dxa" w:w="2340"/>
-            <w:shd w:val="clear" w:fill="F2F2F2"/>
+            <w:tcW w:type="dxa" w:w="1872"/>
+            <w:tcMar>
+              <w:top w:w="100" w:type="dxa"/>
+              <w:bottom w:w="100" w:type="dxa"/>
+              <w:left w:w="120" w:type="dxa"/>
+              <w:right w:w="120" w:type="dxa"/>
+            </w:tcMar>
+            <w:shd w:val="clear" w:fill="F2F7F3"/>
           </w:tcPr>
           <w:p>
             <w:pPr>
@@ -4753,7 +6061,7 @@
             </w:pPr>
             <w:r>
               <w:rPr>
-                <w:rFonts w:ascii="Arial" w:hAnsi="Arial" w:cs="Arial"/>
+                <w:rFonts w:ascii="IBM Plex Sans Arabic" w:hAnsi="IBM Plex Sans Arabic" w:cs="IBM Plex Sans Arabic"/>
                 <w:rtl/>
               </w:rPr>
               <w:t>سجلّات رسمية</w:t>
@@ -4762,8 +6070,14 @@
         </w:tc>
         <w:tc>
           <w:tcPr>
-            <w:tcW w:type="dxa" w:w="2340"/>
-            <w:shd w:val="clear" w:fill="F2F2F2"/>
+            <w:tcW w:type="dxa" w:w="1872"/>
+            <w:tcMar>
+              <w:top w:w="100" w:type="dxa"/>
+              <w:bottom w:w="100" w:type="dxa"/>
+              <w:left w:w="120" w:type="dxa"/>
+              <w:right w:w="120" w:type="dxa"/>
+            </w:tcMar>
+            <w:shd w:val="clear" w:fill="F2F7F3"/>
           </w:tcPr>
           <w:p>
             <w:pPr>
@@ -4772,7 +6086,32 @@
             </w:pPr>
             <w:r>
               <w:rPr>
-                <w:rFonts w:ascii="Arial" w:hAnsi="Arial" w:cs="Arial"/>
+                <w:rFonts w:ascii="IBM Plex Sans Arabic" w:hAnsi="IBM Plex Sans Arabic" w:cs="IBM Plex Sans Arabic"/>
+                <w:rtl/>
+              </w:rPr>
+              <w:t>https://www.gdeltproject.org/</w:t>
+            </w:r>
+          </w:p>
+        </w:tc>
+        <w:tc>
+          <w:tcPr>
+            <w:tcW w:type="dxa" w:w="1872"/>
+            <w:tcMar>
+              <w:top w:w="100" w:type="dxa"/>
+              <w:bottom w:w="100" w:type="dxa"/>
+              <w:left w:w="120" w:type="dxa"/>
+              <w:right w:w="120" w:type="dxa"/>
+            </w:tcMar>
+            <w:shd w:val="clear" w:fill="F2F7F3"/>
+          </w:tcPr>
+          <w:p>
+            <w:pPr>
+              <w:bidi/>
+              <w:jc w:val="start"/>
+            </w:pPr>
+            <w:r>
+              <w:rPr>
+                <w:rFonts w:ascii="IBM Plex Sans Arabic" w:hAnsi="IBM Plex Sans Arabic" w:cs="IBM Plex Sans Arabic"/>
                 <w:rtl/>
               </w:rPr>
               <w:t>2026-07-02</w:t>
@@ -4781,8 +6120,14 @@
         </w:tc>
         <w:tc>
           <w:tcPr>
-            <w:tcW w:type="dxa" w:w="2340"/>
-            <w:shd w:val="clear" w:fill="F2F2F2"/>
+            <w:tcW w:type="dxa" w:w="1872"/>
+            <w:tcMar>
+              <w:top w:w="100" w:type="dxa"/>
+              <w:bottom w:w="100" w:type="dxa"/>
+              <w:left w:w="120" w:type="dxa"/>
+              <w:right w:w="120" w:type="dxa"/>
+            </w:tcMar>
+            <w:shd w:val="clear" w:fill="F2F7F3"/>
           </w:tcPr>
           <w:p>
             <w:pPr>
@@ -4791,7 +6136,7 @@
             </w:pPr>
             <w:r>
               <w:rPr>
-                <w:rFonts w:ascii="Arial" w:hAnsi="Arial" w:cs="Arial"/>
+                <w:rFonts w:ascii="IBM Plex Sans Arabic" w:hAnsi="IBM Plex Sans Arabic" w:cs="IBM Plex Sans Arabic"/>
                 <w:rtl/>
               </w:rPr>
               <w:t>◐ ثانوي</w:t>
@@ -4802,7 +6147,13 @@
       <w:tr>
         <w:tc>
           <w:tcPr>
-            <w:tcW w:type="dxa" w:w="2340"/>
+            <w:tcW w:type="dxa" w:w="1872"/>
+            <w:tcMar>
+              <w:top w:w="100" w:type="dxa"/>
+              <w:bottom w:w="100" w:type="dxa"/>
+              <w:left w:w="120" w:type="dxa"/>
+              <w:right w:w="120" w:type="dxa"/>
+            </w:tcMar>
           </w:tcPr>
           <w:p>
             <w:pPr>
@@ -4811,7 +6162,7 @@
             </w:pPr>
             <w:r>
               <w:rPr>
-                <w:rFonts w:ascii="Arial" w:hAnsi="Arial" w:cs="Arial"/>
+                <w:rFonts w:ascii="IBM Plex Sans Arabic" w:hAnsi="IBM Plex Sans Arabic" w:cs="IBM Plex Sans Arabic"/>
                 <w:rtl/>
               </w:rPr>
               <w:t>ميناء روتردام أكبر بوابة استيراد أوروبية</w:t>
@@ -4820,7 +6171,13 @@
         </w:tc>
         <w:tc>
           <w:tcPr>
-            <w:tcW w:type="dxa" w:w="2340"/>
+            <w:tcW w:type="dxa" w:w="1872"/>
+            <w:tcMar>
+              <w:top w:w="100" w:type="dxa"/>
+              <w:bottom w:w="100" w:type="dxa"/>
+              <w:left w:w="120" w:type="dxa"/>
+              <w:right w:w="120" w:type="dxa"/>
+            </w:tcMar>
           </w:tcPr>
           <w:p>
             <w:pPr>
@@ -4829,7 +6186,7 @@
             </w:pPr>
             <w:r>
               <w:rPr>
-                <w:rFonts w:ascii="Arial" w:hAnsi="Arial" w:cs="Arial"/>
+                <w:rFonts w:ascii="IBM Plex Sans Arabic" w:hAnsi="IBM Plex Sans Arabic" w:cs="IBM Plex Sans Arabic"/>
                 <w:rtl/>
               </w:rPr>
               <w:t>مرجع الموانئ</w:t>
@@ -4838,7 +6195,13 @@
         </w:tc>
         <w:tc>
           <w:tcPr>
-            <w:tcW w:type="dxa" w:w="2340"/>
+            <w:tcW w:type="dxa" w:w="1872"/>
+            <w:tcMar>
+              <w:top w:w="100" w:type="dxa"/>
+              <w:bottom w:w="100" w:type="dxa"/>
+              <w:left w:w="120" w:type="dxa"/>
+              <w:right w:w="120" w:type="dxa"/>
+            </w:tcMar>
           </w:tcPr>
           <w:p>
             <w:pPr>
@@ -4847,7 +6210,31 @@
             </w:pPr>
             <w:r>
               <w:rPr>
-                <w:rFonts w:ascii="Arial" w:hAnsi="Arial" w:cs="Arial"/>
+                <w:rFonts w:ascii="IBM Plex Sans Arabic" w:hAnsi="IBM Plex Sans Arabic" w:cs="IBM Plex Sans Arabic"/>
+                <w:rtl/>
+              </w:rPr>
+              <w:t>—</w:t>
+            </w:r>
+          </w:p>
+        </w:tc>
+        <w:tc>
+          <w:tcPr>
+            <w:tcW w:type="dxa" w:w="1872"/>
+            <w:tcMar>
+              <w:top w:w="100" w:type="dxa"/>
+              <w:bottom w:w="100" w:type="dxa"/>
+              <w:left w:w="120" w:type="dxa"/>
+              <w:right w:w="120" w:type="dxa"/>
+            </w:tcMar>
+          </w:tcPr>
+          <w:p>
+            <w:pPr>
+              <w:bidi/>
+              <w:jc w:val="start"/>
+            </w:pPr>
+            <w:r>
+              <w:rPr>
+                <w:rFonts w:ascii="IBM Plex Sans Arabic" w:hAnsi="IBM Plex Sans Arabic" w:cs="IBM Plex Sans Arabic"/>
                 <w:rtl/>
               </w:rPr>
               <w:t>2026-07-02</w:t>
@@ -4856,7 +6243,13 @@
         </w:tc>
         <w:tc>
           <w:tcPr>
-            <w:tcW w:type="dxa" w:w="2340"/>
+            <w:tcW w:type="dxa" w:w="1872"/>
+            <w:tcMar>
+              <w:top w:w="100" w:type="dxa"/>
+              <w:bottom w:w="100" w:type="dxa"/>
+              <w:left w:w="120" w:type="dxa"/>
+              <w:right w:w="120" w:type="dxa"/>
+            </w:tcMar>
           </w:tcPr>
           <w:p>
             <w:pPr>
@@ -4865,7 +6258,7 @@
             </w:pPr>
             <w:r>
               <w:rPr>
-                <w:rFonts w:ascii="Arial" w:hAnsi="Arial" w:cs="Arial"/>
+                <w:rFonts w:ascii="IBM Plex Sans Arabic" w:hAnsi="IBM Plex Sans Arabic" w:cs="IBM Plex Sans Arabic"/>
                 <w:rtl/>
               </w:rPr>
               <w:t>◐ ثانوي</w:t>
@@ -4876,8 +6269,14 @@
       <w:tr>
         <w:tc>
           <w:tcPr>
-            <w:tcW w:type="dxa" w:w="2340"/>
-            <w:shd w:val="clear" w:fill="F2F2F2"/>
+            <w:tcW w:type="dxa" w:w="1872"/>
+            <w:tcMar>
+              <w:top w:w="100" w:type="dxa"/>
+              <w:bottom w:w="100" w:type="dxa"/>
+              <w:left w:w="120" w:type="dxa"/>
+              <w:right w:w="120" w:type="dxa"/>
+            </w:tcMar>
+            <w:shd w:val="clear" w:fill="F2F7F3"/>
           </w:tcPr>
           <w:p>
             <w:pPr>
@@ -4886,7 +6285,7 @@
             </w:pPr>
             <w:r>
               <w:rPr>
-                <w:rFonts w:ascii="Arial" w:hAnsi="Arial" w:cs="Arial"/>
+                <w:rFonts w:ascii="IBM Plex Sans Arabic" w:hAnsi="IBM Plex Sans Arabic" w:cs="IBM Plex Sans Arabic"/>
                 <w:rtl/>
               </w:rPr>
               <w:t>تعريفة صفرية ضمن GSP+</w:t>
@@ -4895,8 +6294,14 @@
         </w:tc>
         <w:tc>
           <w:tcPr>
-            <w:tcW w:type="dxa" w:w="2340"/>
-            <w:shd w:val="clear" w:fill="F2F2F2"/>
+            <w:tcW w:type="dxa" w:w="1872"/>
+            <w:tcMar>
+              <w:top w:w="100" w:type="dxa"/>
+              <w:bottom w:w="100" w:type="dxa"/>
+              <w:left w:w="120" w:type="dxa"/>
+              <w:right w:w="120" w:type="dxa"/>
+            </w:tcMar>
+            <w:shd w:val="clear" w:fill="F2F7F3"/>
           </w:tcPr>
           <w:p>
             <w:pPr>
@@ -4905,7 +6310,7 @@
             </w:pPr>
             <w:r>
               <w:rPr>
-                <w:rFonts w:ascii="Arial" w:hAnsi="Arial" w:cs="Arial"/>
+                <w:rFonts w:ascii="IBM Plex Sans Arabic" w:hAnsi="IBM Plex Sans Arabic" w:cs="IBM Plex Sans Arabic"/>
                 <w:rtl/>
               </w:rPr>
               <w:t>WITS/WTO Tariff</w:t>
@@ -4914,8 +6319,14 @@
         </w:tc>
         <w:tc>
           <w:tcPr>
-            <w:tcW w:type="dxa" w:w="2340"/>
-            <w:shd w:val="clear" w:fill="F2F2F2"/>
+            <w:tcW w:type="dxa" w:w="1872"/>
+            <w:tcMar>
+              <w:top w:w="100" w:type="dxa"/>
+              <w:bottom w:w="100" w:type="dxa"/>
+              <w:left w:w="120" w:type="dxa"/>
+              <w:right w:w="120" w:type="dxa"/>
+            </w:tcMar>
+            <w:shd w:val="clear" w:fill="F2F7F3"/>
           </w:tcPr>
           <w:p>
             <w:pPr>
@@ -4924,7 +6335,32 @@
             </w:pPr>
             <w:r>
               <w:rPr>
-                <w:rFonts w:ascii="Arial" w:hAnsi="Arial" w:cs="Arial"/>
+                <w:rFonts w:ascii="IBM Plex Sans Arabic" w:hAnsi="IBM Plex Sans Arabic" w:cs="IBM Plex Sans Arabic"/>
+                <w:rtl/>
+              </w:rPr>
+              <w:t>https://wits.worldbank.org/</w:t>
+            </w:r>
+          </w:p>
+        </w:tc>
+        <w:tc>
+          <w:tcPr>
+            <w:tcW w:type="dxa" w:w="1872"/>
+            <w:tcMar>
+              <w:top w:w="100" w:type="dxa"/>
+              <w:bottom w:w="100" w:type="dxa"/>
+              <w:left w:w="120" w:type="dxa"/>
+              <w:right w:w="120" w:type="dxa"/>
+            </w:tcMar>
+            <w:shd w:val="clear" w:fill="F2F7F3"/>
+          </w:tcPr>
+          <w:p>
+            <w:pPr>
+              <w:bidi/>
+              <w:jc w:val="start"/>
+            </w:pPr>
+            <w:r>
+              <w:rPr>
+                <w:rFonts w:ascii="IBM Plex Sans Arabic" w:hAnsi="IBM Plex Sans Arabic" w:cs="IBM Plex Sans Arabic"/>
                 <w:rtl/>
               </w:rPr>
               <w:t>2026-07-02</w:t>
@@ -4933,8 +6369,14 @@
         </w:tc>
         <w:tc>
           <w:tcPr>
-            <w:tcW w:type="dxa" w:w="2340"/>
-            <w:shd w:val="clear" w:fill="F2F2F2"/>
+            <w:tcW w:type="dxa" w:w="1872"/>
+            <w:tcMar>
+              <w:top w:w="100" w:type="dxa"/>
+              <w:bottom w:w="100" w:type="dxa"/>
+              <w:left w:w="120" w:type="dxa"/>
+              <w:right w:w="120" w:type="dxa"/>
+            </w:tcMar>
+            <w:shd w:val="clear" w:fill="F2F7F3"/>
           </w:tcPr>
           <w:p>
             <w:pPr>
@@ -4943,7 +6385,7 @@
             </w:pPr>
             <w:r>
               <w:rPr>
-                <w:rFonts w:ascii="Arial" w:hAnsi="Arial" w:cs="Arial"/>
+                <w:rFonts w:ascii="IBM Plex Sans Arabic" w:hAnsi="IBM Plex Sans Arabic" w:cs="IBM Plex Sans Arabic"/>
                 <w:rtl/>
               </w:rPr>
               <w:t>✓ موثّق</w:t>
@@ -4954,7 +6396,13 @@
       <w:tr>
         <w:tc>
           <w:tcPr>
-            <w:tcW w:type="dxa" w:w="2340"/>
+            <w:tcW w:type="dxa" w:w="1872"/>
+            <w:tcMar>
+              <w:top w:w="100" w:type="dxa"/>
+              <w:bottom w:w="100" w:type="dxa"/>
+              <w:left w:w="120" w:type="dxa"/>
+              <w:right w:w="120" w:type="dxa"/>
+            </w:tcMar>
           </w:tcPr>
           <w:p>
             <w:pPr>
@@ -4963,7 +6411,7 @@
             </w:pPr>
             <w:r>
               <w:rPr>
-                <w:rFonts w:ascii="Arial" w:hAnsi="Arial" w:cs="Arial"/>
+                <w:rFonts w:ascii="IBM Plex Sans Arabic" w:hAnsi="IBM Plex Sans Arabic" w:cs="IBM Plex Sans Arabic"/>
                 <w:rtl/>
               </w:rPr>
               <w:t>اتجاه بحث خمس سنوات صاعد + ذروة رمضان</w:t>
@@ -4972,7 +6420,13 @@
         </w:tc>
         <w:tc>
           <w:tcPr>
-            <w:tcW w:type="dxa" w:w="2340"/>
+            <w:tcW w:type="dxa" w:w="1872"/>
+            <w:tcMar>
+              <w:top w:w="100" w:type="dxa"/>
+              <w:bottom w:w="100" w:type="dxa"/>
+              <w:left w:w="120" w:type="dxa"/>
+              <w:right w:w="120" w:type="dxa"/>
+            </w:tcMar>
           </w:tcPr>
           <w:p>
             <w:pPr>
@@ -4981,7 +6435,7 @@
             </w:pPr>
             <w:r>
               <w:rPr>
-                <w:rFonts w:ascii="Arial" w:hAnsi="Arial" w:cs="Arial"/>
+                <w:rFonts w:ascii="IBM Plex Sans Arabic" w:hAnsi="IBM Plex Sans Arabic" w:cs="IBM Plex Sans Arabic"/>
                 <w:rtl/>
               </w:rPr>
               <w:t>Google Trends</w:t>
@@ -4990,7 +6444,13 @@
         </w:tc>
         <w:tc>
           <w:tcPr>
-            <w:tcW w:type="dxa" w:w="2340"/>
+            <w:tcW w:type="dxa" w:w="1872"/>
+            <w:tcMar>
+              <w:top w:w="100" w:type="dxa"/>
+              <w:bottom w:w="100" w:type="dxa"/>
+              <w:left w:w="120" w:type="dxa"/>
+              <w:right w:w="120" w:type="dxa"/>
+            </w:tcMar>
           </w:tcPr>
           <w:p>
             <w:pPr>
@@ -4999,7 +6459,31 @@
             </w:pPr>
             <w:r>
               <w:rPr>
-                <w:rFonts w:ascii="Arial" w:hAnsi="Arial" w:cs="Arial"/>
+                <w:rFonts w:ascii="IBM Plex Sans Arabic" w:hAnsi="IBM Plex Sans Arabic" w:cs="IBM Plex Sans Arabic"/>
+                <w:rtl/>
+              </w:rPr>
+              <w:t>https://trends.google.com/trends/</w:t>
+            </w:r>
+          </w:p>
+        </w:tc>
+        <w:tc>
+          <w:tcPr>
+            <w:tcW w:type="dxa" w:w="1872"/>
+            <w:tcMar>
+              <w:top w:w="100" w:type="dxa"/>
+              <w:bottom w:w="100" w:type="dxa"/>
+              <w:left w:w="120" w:type="dxa"/>
+              <w:right w:w="120" w:type="dxa"/>
+            </w:tcMar>
+          </w:tcPr>
+          <w:p>
+            <w:pPr>
+              <w:bidi/>
+              <w:jc w:val="start"/>
+            </w:pPr>
+            <w:r>
+              <w:rPr>
+                <w:rFonts w:ascii="IBM Plex Sans Arabic" w:hAnsi="IBM Plex Sans Arabic" w:cs="IBM Plex Sans Arabic"/>
                 <w:rtl/>
               </w:rPr>
               <w:t>2026-07-02</w:t>
@@ -5008,7 +6492,13 @@
         </w:tc>
         <w:tc>
           <w:tcPr>
-            <w:tcW w:type="dxa" w:w="2340"/>
+            <w:tcW w:type="dxa" w:w="1872"/>
+            <w:tcMar>
+              <w:top w:w="100" w:type="dxa"/>
+              <w:bottom w:w="100" w:type="dxa"/>
+              <w:left w:w="120" w:type="dxa"/>
+              <w:right w:w="120" w:type="dxa"/>
+            </w:tcMar>
           </w:tcPr>
           <w:p>
             <w:pPr>
@@ -5017,7 +6507,7 @@
             </w:pPr>
             <w:r>
               <w:rPr>
-                <w:rFonts w:ascii="Arial" w:hAnsi="Arial" w:cs="Arial"/>
+                <w:rFonts w:ascii="IBM Plex Sans Arabic" w:hAnsi="IBM Plex Sans Arabic" w:cs="IBM Plex Sans Arabic"/>
                 <w:rtl/>
               </w:rPr>
               <w:t>◐ ثانوي</w:t>
@@ -5028,8 +6518,14 @@
       <w:tr>
         <w:tc>
           <w:tcPr>
-            <w:tcW w:type="dxa" w:w="2340"/>
-            <w:shd w:val="clear" w:fill="F2F2F2"/>
+            <w:tcW w:type="dxa" w:w="1872"/>
+            <w:tcMar>
+              <w:top w:w="100" w:type="dxa"/>
+              <w:bottom w:w="100" w:type="dxa"/>
+              <w:left w:w="120" w:type="dxa"/>
+              <w:right w:w="120" w:type="dxa"/>
+            </w:tcMar>
+            <w:shd w:val="clear" w:fill="F2F7F3"/>
           </w:tcPr>
           <w:p>
             <w:pPr>
@@ -5038,7 +6534,7 @@
             </w:pPr>
             <w:r>
               <w:rPr>
-                <w:rFonts w:ascii="Arial" w:hAnsi="Arial" w:cs="Arial"/>
+                <w:rFonts w:ascii="IBM Plex Sans Arabic" w:hAnsi="IBM Plex Sans Arabic" w:cs="IBM Plex Sans Arabic"/>
                 <w:rtl/>
               </w:rPr>
               <w:t>موزّع أغذية حلال في أمستردام — مرشّح محتمل</w:t>
@@ -5047,8 +6543,14 @@
         </w:tc>
         <w:tc>
           <w:tcPr>
-            <w:tcW w:type="dxa" w:w="2340"/>
-            <w:shd w:val="clear" w:fill="F2F2F2"/>
+            <w:tcW w:type="dxa" w:w="1872"/>
+            <w:tcMar>
+              <w:top w:w="100" w:type="dxa"/>
+              <w:bottom w:w="100" w:type="dxa"/>
+              <w:left w:w="120" w:type="dxa"/>
+              <w:right w:w="120" w:type="dxa"/>
+            </w:tcMar>
+            <w:shd w:val="clear" w:fill="F2F7F3"/>
           </w:tcPr>
           <w:p>
             <w:pPr>
@@ -5057,7 +6559,7 @@
             </w:pPr>
             <w:r>
               <w:rPr>
-                <w:rFonts w:ascii="Arial" w:hAnsi="Arial" w:cs="Arial"/>
+                <w:rFonts w:ascii="IBM Plex Sans Arabic" w:hAnsi="IBM Plex Sans Arabic" w:cs="IBM Plex Sans Arabic"/>
                 <w:rtl/>
               </w:rPr>
               <w:t>بحث ويب (غير مؤكَّد)</w:t>
@@ -5066,8 +6568,14 @@
         </w:tc>
         <w:tc>
           <w:tcPr>
-            <w:tcW w:type="dxa" w:w="2340"/>
-            <w:shd w:val="clear" w:fill="F2F2F2"/>
+            <w:tcW w:type="dxa" w:w="1872"/>
+            <w:tcMar>
+              <w:top w:w="100" w:type="dxa"/>
+              <w:bottom w:w="100" w:type="dxa"/>
+              <w:left w:w="120" w:type="dxa"/>
+              <w:right w:w="120" w:type="dxa"/>
+            </w:tcMar>
+            <w:shd w:val="clear" w:fill="F2F7F3"/>
           </w:tcPr>
           <w:p>
             <w:pPr>
@@ -5076,7 +6584,32 @@
             </w:pPr>
             <w:r>
               <w:rPr>
-                <w:rFonts w:ascii="Arial" w:hAnsi="Arial" w:cs="Arial"/>
+                <w:rFonts w:ascii="IBM Plex Sans Arabic" w:hAnsi="IBM Plex Sans Arabic" w:cs="IBM Plex Sans Arabic"/>
+                <w:rtl/>
+              </w:rPr>
+              <w:t>—</w:t>
+            </w:r>
+          </w:p>
+        </w:tc>
+        <w:tc>
+          <w:tcPr>
+            <w:tcW w:type="dxa" w:w="1872"/>
+            <w:tcMar>
+              <w:top w:w="100" w:type="dxa"/>
+              <w:bottom w:w="100" w:type="dxa"/>
+              <w:left w:w="120" w:type="dxa"/>
+              <w:right w:w="120" w:type="dxa"/>
+            </w:tcMar>
+            <w:shd w:val="clear" w:fill="F2F7F3"/>
+          </w:tcPr>
+          <w:p>
+            <w:pPr>
+              <w:bidi/>
+              <w:jc w:val="start"/>
+            </w:pPr>
+            <w:r>
+              <w:rPr>
+                <w:rFonts w:ascii="IBM Plex Sans Arabic" w:hAnsi="IBM Plex Sans Arabic" w:cs="IBM Plex Sans Arabic"/>
                 <w:rtl/>
               </w:rPr>
               <w:t>2026-07-02</w:t>
@@ -5085,8 +6618,14 @@
         </w:tc>
         <w:tc>
           <w:tcPr>
-            <w:tcW w:type="dxa" w:w="2340"/>
-            <w:shd w:val="clear" w:fill="F2F2F2"/>
+            <w:tcW w:type="dxa" w:w="1872"/>
+            <w:tcMar>
+              <w:top w:w="100" w:type="dxa"/>
+              <w:bottom w:w="100" w:type="dxa"/>
+              <w:left w:w="120" w:type="dxa"/>
+              <w:right w:w="120" w:type="dxa"/>
+            </w:tcMar>
+            <w:shd w:val="clear" w:fill="F2F7F3"/>
           </w:tcPr>
           <w:p>
             <w:pPr>
@@ -5095,7 +6634,7 @@
             </w:pPr>
             <w:r>
               <w:rPr>
-                <w:rFonts w:ascii="Arial" w:hAnsi="Arial" w:cs="Arial"/>
+                <w:rFonts w:ascii="IBM Plex Sans Arabic" w:hAnsi="IBM Plex Sans Arabic" w:cs="IBM Plex Sans Arabic"/>
                 <w:rtl/>
               </w:rPr>
               <w:t>○ غير متحقق</w:t>
@@ -5112,7 +6651,7 @@
       </w:pPr>
       <w:r>
         <w:rPr>
-          <w:rFonts w:ascii="Arial" w:hAnsi="Arial" w:cs="Arial"/>
+          <w:rFonts w:ascii="IBM Plex Sans Arabic" w:hAnsi="IBM Plex Sans Arabic" w:cs="IBM Plex Sans Arabic"/>
           <w:rtl/>
         </w:rPr>
         <w:t>مسرد المصطلحات</w:t>
@@ -5126,7 +6665,7 @@
       </w:pPr>
       <w:r>
         <w:rPr>
-          <w:rFonts w:ascii="Arial" w:hAnsi="Arial" w:cs="Arial"/>
+          <w:rFonts w:ascii="IBM Plex Sans Arabic" w:hAnsi="IBM Plex Sans Arabic" w:cs="IBM Plex Sans Arabic"/>
           <w:rtl/>
         </w:rPr>
         <w:t>HHI: مؤشر يقيس تركّز/احتكار السوق: فوق 2500 يعني سيطرة لاعب واحد</w:t>
@@ -5140,7 +6679,7 @@
       </w:pPr>
       <w:r>
         <w:rPr>
-          <w:rFonts w:ascii="Arial" w:hAnsi="Arial" w:cs="Arial"/>
+          <w:rFonts w:ascii="IBM Plex Sans Arabic" w:hAnsi="IBM Plex Sans Arabic" w:cs="IBM Plex Sans Arabic"/>
           <w:rtl/>
         </w:rPr>
         <w:t>LPI: تقييم البنك الدولي لجودة الشحن واللوجستيات من 5</w:t>
@@ -5154,7 +6693,7 @@
       </w:pPr>
       <w:r>
         <w:rPr>
-          <w:rFonts w:ascii="Arial" w:hAnsi="Arial" w:cs="Arial"/>
+          <w:rFonts w:ascii="IBM Plex Sans Arabic" w:hAnsi="IBM Plex Sans Arabic" w:cs="IBM Plex Sans Arabic"/>
           <w:rtl/>
         </w:rPr>
         <w:t>WGI: مؤشرات الحوكمة العالمية للبنك الدولي: استقرار سياسي وسيادة قانون وجودة تنظيم</w:t>
@@ -5168,7 +6707,7 @@
       </w:pPr>
       <w:r>
         <w:rPr>
-          <w:rFonts w:ascii="Arial" w:hAnsi="Arial" w:cs="Arial"/>
+          <w:rFonts w:ascii="IBM Plex Sans Arabic" w:hAnsi="IBM Plex Sans Arabic" w:cs="IBM Plex Sans Arabic"/>
           <w:rtl/>
         </w:rPr>
         <w:t>قائمة مستوردين وموزعين قابلين للتواصل</w:t>
@@ -5180,6 +6719,14 @@
         <w:tblW w:type="auto" w:w="0"/>
         <w:tblLayout w:type="fixed"/>
         <w:tblLook w:firstColumn="1" w:firstRow="1" w:lastColumn="0" w:lastRow="0" w:noHBand="0" w:noVBand="1" w:val="04A0"/>
+        <w:tblBorders>
+          <w:top w:val="single" w:sz="4" w:space="0" w:color="BBBBBB"/>
+          <w:left w:val="single" w:sz="4" w:space="0" w:color="BBBBBB"/>
+          <w:bottom w:val="single" w:sz="4" w:space="0" w:color="BBBBBB"/>
+          <w:right w:val="single" w:sz="4" w:space="0" w:color="BBBBBB"/>
+          <w:insideH w:val="single" w:sz="4" w:space="0" w:color="BBBBBB"/>
+          <w:insideV w:val="single" w:sz="4" w:space="0" w:color="BBBBBB"/>
+        </w:tblBorders>
         <w:bidiVisual/>
       </w:tblPr>
       <w:tblGrid>
@@ -5195,7 +6742,13 @@
         <w:tc>
           <w:tcPr>
             <w:tcW w:type="dxa" w:w="1337"/>
-            <w:shd w:val="clear" w:fill="1B3B6F"/>
+            <w:shd w:val="clear" w:fill="166534"/>
+            <w:tcMar>
+              <w:top w:w="100" w:type="dxa"/>
+              <w:bottom w:w="100" w:type="dxa"/>
+              <w:left w:w="120" w:type="dxa"/>
+              <w:right w:w="120" w:type="dxa"/>
+            </w:tcMar>
           </w:tcPr>
           <w:p>
             <w:pPr>
@@ -5204,7 +6757,7 @@
             </w:pPr>
             <w:r>
               <w:rPr>
-                <w:rFonts w:ascii="Arial" w:hAnsi="Arial" w:cs="Arial"/>
+                <w:rFonts w:ascii="IBM Plex Sans Arabic" w:hAnsi="IBM Plex Sans Arabic" w:cs="IBM Plex Sans Arabic"/>
                 <w:b/>
                 <w:color w:val="FFFFFF"/>
                 <w:rtl/>
@@ -5216,7 +6769,13 @@
         <w:tc>
           <w:tcPr>
             <w:tcW w:type="dxa" w:w="1337"/>
-            <w:shd w:val="clear" w:fill="1B3B6F"/>
+            <w:shd w:val="clear" w:fill="166534"/>
+            <w:tcMar>
+              <w:top w:w="100" w:type="dxa"/>
+              <w:bottom w:w="100" w:type="dxa"/>
+              <w:left w:w="120" w:type="dxa"/>
+              <w:right w:w="120" w:type="dxa"/>
+            </w:tcMar>
           </w:tcPr>
           <w:p>
             <w:pPr>
@@ -5225,7 +6784,7 @@
             </w:pPr>
             <w:r>
               <w:rPr>
-                <w:rFonts w:ascii="Arial" w:hAnsi="Arial" w:cs="Arial"/>
+                <w:rFonts w:ascii="IBM Plex Sans Arabic" w:hAnsi="IBM Plex Sans Arabic" w:cs="IBM Plex Sans Arabic"/>
                 <w:b/>
                 <w:color w:val="FFFFFF"/>
                 <w:rtl/>
@@ -5237,7 +6796,13 @@
         <w:tc>
           <w:tcPr>
             <w:tcW w:type="dxa" w:w="1337"/>
-            <w:shd w:val="clear" w:fill="1B3B6F"/>
+            <w:shd w:val="clear" w:fill="166534"/>
+            <w:tcMar>
+              <w:top w:w="100" w:type="dxa"/>
+              <w:bottom w:w="100" w:type="dxa"/>
+              <w:left w:w="120" w:type="dxa"/>
+              <w:right w:w="120" w:type="dxa"/>
+            </w:tcMar>
           </w:tcPr>
           <w:p>
             <w:pPr>
@@ -5246,7 +6811,7 @@
             </w:pPr>
             <w:r>
               <w:rPr>
-                <w:rFonts w:ascii="Arial" w:hAnsi="Arial" w:cs="Arial"/>
+                <w:rFonts w:ascii="IBM Plex Sans Arabic" w:hAnsi="IBM Plex Sans Arabic" w:cs="IBM Plex Sans Arabic"/>
                 <w:b/>
                 <w:color w:val="FFFFFF"/>
                 <w:rtl/>
@@ -5258,7 +6823,13 @@
         <w:tc>
           <w:tcPr>
             <w:tcW w:type="dxa" w:w="1337"/>
-            <w:shd w:val="clear" w:fill="1B3B6F"/>
+            <w:shd w:val="clear" w:fill="166534"/>
+            <w:tcMar>
+              <w:top w:w="100" w:type="dxa"/>
+              <w:bottom w:w="100" w:type="dxa"/>
+              <w:left w:w="120" w:type="dxa"/>
+              <w:right w:w="120" w:type="dxa"/>
+            </w:tcMar>
           </w:tcPr>
           <w:p>
             <w:pPr>
@@ -5267,7 +6838,7 @@
             </w:pPr>
             <w:r>
               <w:rPr>
-                <w:rFonts w:ascii="Arial" w:hAnsi="Arial" w:cs="Arial"/>
+                <w:rFonts w:ascii="IBM Plex Sans Arabic" w:hAnsi="IBM Plex Sans Arabic" w:cs="IBM Plex Sans Arabic"/>
                 <w:b/>
                 <w:color w:val="FFFFFF"/>
                 <w:rtl/>
@@ -5279,7 +6850,13 @@
         <w:tc>
           <w:tcPr>
             <w:tcW w:type="dxa" w:w="1337"/>
-            <w:shd w:val="clear" w:fill="1B3B6F"/>
+            <w:shd w:val="clear" w:fill="166534"/>
+            <w:tcMar>
+              <w:top w:w="100" w:type="dxa"/>
+              <w:bottom w:w="100" w:type="dxa"/>
+              <w:left w:w="120" w:type="dxa"/>
+              <w:right w:w="120" w:type="dxa"/>
+            </w:tcMar>
           </w:tcPr>
           <w:p>
             <w:pPr>
@@ -5288,7 +6865,7 @@
             </w:pPr>
             <w:r>
               <w:rPr>
-                <w:rFonts w:ascii="Arial" w:hAnsi="Arial" w:cs="Arial"/>
+                <w:rFonts w:ascii="IBM Plex Sans Arabic" w:hAnsi="IBM Plex Sans Arabic" w:cs="IBM Plex Sans Arabic"/>
                 <w:b/>
                 <w:color w:val="FFFFFF"/>
                 <w:rtl/>
@@ -5300,7 +6877,13 @@
         <w:tc>
           <w:tcPr>
             <w:tcW w:type="dxa" w:w="1337"/>
-            <w:shd w:val="clear" w:fill="1B3B6F"/>
+            <w:shd w:val="clear" w:fill="166534"/>
+            <w:tcMar>
+              <w:top w:w="100" w:type="dxa"/>
+              <w:bottom w:w="100" w:type="dxa"/>
+              <w:left w:w="120" w:type="dxa"/>
+              <w:right w:w="120" w:type="dxa"/>
+            </w:tcMar>
           </w:tcPr>
           <w:p>
             <w:pPr>
@@ -5309,7 +6892,7 @@
             </w:pPr>
             <w:r>
               <w:rPr>
-                <w:rFonts w:ascii="Arial" w:hAnsi="Arial" w:cs="Arial"/>
+                <w:rFonts w:ascii="IBM Plex Sans Arabic" w:hAnsi="IBM Plex Sans Arabic" w:cs="IBM Plex Sans Arabic"/>
                 <w:b/>
                 <w:color w:val="FFFFFF"/>
                 <w:rtl/>
@@ -5321,7 +6904,13 @@
         <w:tc>
           <w:tcPr>
             <w:tcW w:type="dxa" w:w="1337"/>
-            <w:shd w:val="clear" w:fill="1B3B6F"/>
+            <w:shd w:val="clear" w:fill="166534"/>
+            <w:tcMar>
+              <w:top w:w="100" w:type="dxa"/>
+              <w:bottom w:w="100" w:type="dxa"/>
+              <w:left w:w="120" w:type="dxa"/>
+              <w:right w:w="120" w:type="dxa"/>
+            </w:tcMar>
           </w:tcPr>
           <w:p>
             <w:pPr>
@@ -5330,7 +6919,7 @@
             </w:pPr>
             <w:r>
               <w:rPr>
-                <w:rFonts w:ascii="Arial" w:hAnsi="Arial" w:cs="Arial"/>
+                <w:rFonts w:ascii="IBM Plex Sans Arabic" w:hAnsi="IBM Plex Sans Arabic" w:cs="IBM Plex Sans Arabic"/>
                 <w:b/>
                 <w:color w:val="FFFFFF"/>
                 <w:rtl/>
@@ -5344,6 +6933,12 @@
         <w:tc>
           <w:tcPr>
             <w:tcW w:type="dxa" w:w="1337"/>
+            <w:tcMar>
+              <w:top w:w="100" w:type="dxa"/>
+              <w:bottom w:w="100" w:type="dxa"/>
+              <w:left w:w="120" w:type="dxa"/>
+              <w:right w:w="120" w:type="dxa"/>
+            </w:tcMar>
           </w:tcPr>
           <w:p>
             <w:pPr>
@@ -5352,7 +6947,7 @@
             </w:pPr>
             <w:r>
               <w:rPr>
-                <w:rFonts w:ascii="Arial" w:hAnsi="Arial" w:cs="Arial"/>
+                <w:rFonts w:ascii="IBM Plex Sans Arabic" w:hAnsi="IBM Plex Sans Arabic" w:cs="IBM Plex Sans Arabic"/>
                 <w:rtl/>
               </w:rPr>
               <w:t>Ejmar Import BV</w:t>
@@ -5362,6 +6957,12 @@
         <w:tc>
           <w:tcPr>
             <w:tcW w:type="dxa" w:w="1337"/>
+            <w:tcMar>
+              <w:top w:w="100" w:type="dxa"/>
+              <w:bottom w:w="100" w:type="dxa"/>
+              <w:left w:w="120" w:type="dxa"/>
+              <w:right w:w="120" w:type="dxa"/>
+            </w:tcMar>
           </w:tcPr>
           <w:p>
             <w:pPr>
@@ -5370,7 +6971,7 @@
             </w:pPr>
             <w:r>
               <w:rPr>
-                <w:rFonts w:ascii="Arial" w:hAnsi="Arial" w:cs="Arial"/>
+                <w:rFonts w:ascii="IBM Plex Sans Arabic" w:hAnsi="IBM Plex Sans Arabic" w:cs="IBM Plex Sans Arabic"/>
                 <w:rtl/>
               </w:rPr>
               <w:t>Barcelona (نموذج)</w:t>
@@ -5380,6 +6981,12 @@
         <w:tc>
           <w:tcPr>
             <w:tcW w:type="dxa" w:w="1337"/>
+            <w:tcMar>
+              <w:top w:w="100" w:type="dxa"/>
+              <w:bottom w:w="100" w:type="dxa"/>
+              <w:left w:w="120" w:type="dxa"/>
+              <w:right w:w="120" w:type="dxa"/>
+            </w:tcMar>
           </w:tcPr>
           <w:p>
             <w:pPr>
@@ -5388,7 +6995,7 @@
             </w:pPr>
             <w:r>
               <w:rPr>
-                <w:rFonts w:ascii="Arial" w:hAnsi="Arial" w:cs="Arial"/>
+                <w:rFonts w:ascii="IBM Plex Sans Arabic" w:hAnsi="IBM Plex Sans Arabic" w:cs="IBM Plex Sans Arabic"/>
                 <w:rtl/>
               </w:rPr>
               <w:t>+34 93 000 0000</w:t>
@@ -5398,6 +7005,12 @@
         <w:tc>
           <w:tcPr>
             <w:tcW w:type="dxa" w:w="1337"/>
+            <w:tcMar>
+              <w:top w:w="100" w:type="dxa"/>
+              <w:bottom w:w="100" w:type="dxa"/>
+              <w:left w:w="120" w:type="dxa"/>
+              <w:right w:w="120" w:type="dxa"/>
+            </w:tcMar>
           </w:tcPr>
           <w:p>
             <w:pPr>
@@ -5406,7 +7019,7 @@
             </w:pPr>
             <w:r>
               <w:rPr>
-                <w:rFonts w:ascii="Arial" w:hAnsi="Arial" w:cs="Arial"/>
+                <w:rFonts w:ascii="IBM Plex Sans Arabic" w:hAnsi="IBM Plex Sans Arabic" w:cs="IBM Plex Sans Arabic"/>
                 <w:rtl/>
               </w:rPr>
               <w:t>info@ejmar.example</w:t>
@@ -5416,6 +7029,12 @@
         <w:tc>
           <w:tcPr>
             <w:tcW w:type="dxa" w:w="1337"/>
+            <w:tcMar>
+              <w:top w:w="100" w:type="dxa"/>
+              <w:bottom w:w="100" w:type="dxa"/>
+              <w:left w:w="120" w:type="dxa"/>
+              <w:right w:w="120" w:type="dxa"/>
+            </w:tcMar>
           </w:tcPr>
           <w:p>
             <w:pPr>
@@ -5424,7 +7043,7 @@
             </w:pPr>
             <w:r>
               <w:rPr>
-                <w:rFonts w:ascii="Arial" w:hAnsi="Arial" w:cs="Arial"/>
+                <w:rFonts w:ascii="IBM Plex Sans Arabic" w:hAnsi="IBM Plex Sans Arabic" w:cs="IBM Plex Sans Arabic"/>
                 <w:rtl/>
               </w:rPr>
               <w:t>ejmar.example</w:t>
@@ -5434,6 +7053,12 @@
         <w:tc>
           <w:tcPr>
             <w:tcW w:type="dxa" w:w="1337"/>
+            <w:tcMar>
+              <w:top w:w="100" w:type="dxa"/>
+              <w:bottom w:w="100" w:type="dxa"/>
+              <w:left w:w="120" w:type="dxa"/>
+              <w:right w:w="120" w:type="dxa"/>
+            </w:tcMar>
           </w:tcPr>
           <w:p>
             <w:pPr>
@@ -5442,7 +7067,7 @@
             </w:pPr>
             <w:r>
               <w:rPr>
-                <w:rFonts w:ascii="Arial" w:hAnsi="Arial" w:cs="Arial"/>
+                <w:rFonts w:ascii="IBM Plex Sans Arabic" w:hAnsi="IBM Plex Sans Arabic" w:cs="IBM Plex Sans Arabic"/>
                 <w:rtl/>
               </w:rPr>
               <w:t>4.4 (76)</w:t>
@@ -5452,6 +7077,12 @@
         <w:tc>
           <w:tcPr>
             <w:tcW w:type="dxa" w:w="1337"/>
+            <w:tcMar>
+              <w:top w:w="100" w:type="dxa"/>
+              <w:bottom w:w="100" w:type="dxa"/>
+              <w:left w:w="120" w:type="dxa"/>
+              <w:right w:w="120" w:type="dxa"/>
+            </w:tcMar>
           </w:tcPr>
           <w:p>
             <w:pPr>
@@ -5460,7 +7091,7 @@
             </w:pPr>
             <w:r>
               <w:rPr>
-                <w:rFonts w:ascii="Arial" w:hAnsi="Arial" w:cs="Arial"/>
+                <w:rFonts w:ascii="IBM Plex Sans Arabic" w:hAnsi="IBM Plex Sans Arabic" w:cs="IBM Plex Sans Arabic"/>
                 <w:rtl/>
               </w:rPr>
               <w:t>◐ مرصود عبر خرائط قوقل</w:t>
@@ -5477,7 +7108,7 @@
       </w:pPr>
       <w:r>
         <w:rPr>
-          <w:rFonts w:ascii="Arial" w:hAnsi="Arial" w:cs="Arial"/>
+          <w:rFonts w:ascii="IBM Plex Sans Arabic" w:hAnsi="IBM Plex Sans Arabic" w:cs="IBM Plex Sans Arabic"/>
           <w:rtl/>
         </w:rPr>
         <w:t>إدراج النشاط في خرائط قوقل يثبت وجوده وجهة اتصاله فقط، لا أنه يستورد «تمور» — التحقق التجاري خطوة تالية.</w:t>
@@ -5506,14 +7137,14 @@
     </w:pPr>
     <w:r>
       <w:rPr>
-        <w:rFonts w:ascii="Arial" w:hAnsi="Arial" w:cs="Arial"/>
+        <w:rFonts w:ascii="IBM Plex Sans Arabic" w:hAnsi="IBM Plex Sans Arabic" w:cs="IBM Plex Sans Arabic"/>
         <w:rtl/>
       </w:rPr>
       <w:t xml:space="preserve">سلك لذكاء الأسواق — منصة تحليل أسواق التصدير السعودية — صفحة </w:t>
     </w:r>
     <w:r>
       <w:rPr>
-        <w:rFonts w:ascii="Arial" w:hAnsi="Arial" w:cs="Arial"/>
+        <w:rFonts w:ascii="IBM Plex Sans Arabic" w:hAnsi="IBM Plex Sans Arabic" w:cs="IBM Plex Sans Arabic"/>
         <w:rtl/>
       </w:rPr>
       <w:fldChar w:fldCharType="begin"/>
@@ -5534,7 +7165,7 @@
     </w:pPr>
     <w:r>
       <w:rPr>
-        <w:rFonts w:ascii="Arial" w:hAnsi="Arial" w:cs="Arial"/>
+        <w:rFonts w:ascii="IBM Plex Sans Arabic" w:hAnsi="IBM Plex Sans Arabic" w:cs="IBM Plex Sans Arabic"/>
         <w:rtl/>
       </w:rPr>
       <w:t>سلك — دراسة سوق تصديرية: تمور</w:t>
@@ -5908,10 +7539,12 @@
     <w:rsid w:val="00FC693F"/>
     <w:pPr>
       <w:bidi/>
+      <w:spacing w:line="345" w:lineRule="auto" w:after="180"/>
       <w:jc w:val="start"/>
     </w:pPr>
     <w:rPr>
-      <w:rFonts w:ascii="Arial" w:hAnsi="Arial" w:cs="Arial"/>
+      <w:rFonts w:ascii="IBM Plex Sans Arabic" w:hAnsi="IBM Plex Sans Arabic" w:cs="IBM Plex Sans Arabic"/>
+      <w:sz w:val="22"/>
       <w:rtl/>
     </w:rPr>
   </w:style>
@@ -5932,7 +7565,9 @@
       <w:jc w:val="start"/>
     </w:pPr>
     <w:rPr>
-      <w:rFonts w:ascii="Arial" w:hAnsi="Arial" w:cs="Arial"/>
+      <w:rFonts w:ascii="IBM Plex Sans Arabic" w:hAnsi="IBM Plex Sans Arabic" w:cs="IBM Plex Sans Arabic"/>
+      <w:color w:val="555555"/>
+      <w:sz w:val="18"/>
       <w:rtl/>
     </w:rPr>
   </w:style>
@@ -5960,7 +7595,9 @@
       <w:jc w:val="start"/>
     </w:pPr>
     <w:rPr>
-      <w:rFonts w:ascii="Arial" w:hAnsi="Arial" w:cs="Arial"/>
+      <w:rFonts w:ascii="IBM Plex Sans Arabic" w:hAnsi="IBM Plex Sans Arabic" w:cs="IBM Plex Sans Arabic"/>
+      <w:color w:val="555555"/>
+      <w:sz w:val="18"/>
       <w:rtl/>
     </w:rPr>
   </w:style>
@@ -5988,10 +7625,10 @@
       <w:jc w:val="start"/>
     </w:pPr>
     <w:rPr>
-      <w:rFonts w:asciiTheme="majorHAnsi" w:eastAsiaTheme="majorEastAsia" w:hAnsiTheme="majorHAnsi" w:cstheme="majorBidi" w:ascii="Arial" w:hAnsi="Arial" w:cs="Arial"/>
+      <w:rFonts w:asciiTheme="majorHAnsi" w:eastAsiaTheme="majorEastAsia" w:hAnsiTheme="majorHAnsi" w:cstheme="majorBidi" w:ascii="IBM Plex Sans Arabic" w:hAnsi="IBM Plex Sans Arabic" w:cs="IBM Plex Sans Arabic"/>
       <w:b/>
       <w:bCs/>
-      <w:color w:val="365F91" w:themeColor="accent1" w:themeShade="BF"/>
+      <w:color w:val="166534"/>
       <w:sz w:val="28"/>
       <w:szCs w:val="28"/>
       <w:rtl/>
@@ -6015,10 +7652,10 @@
       <w:jc w:val="start"/>
     </w:pPr>
     <w:rPr>
-      <w:rFonts w:asciiTheme="majorHAnsi" w:eastAsiaTheme="majorEastAsia" w:hAnsiTheme="majorHAnsi" w:cstheme="majorBidi" w:ascii="Arial" w:hAnsi="Arial" w:cs="Arial"/>
+      <w:rFonts w:asciiTheme="majorHAnsi" w:eastAsiaTheme="majorEastAsia" w:hAnsiTheme="majorHAnsi" w:cstheme="majorBidi" w:ascii="IBM Plex Sans Arabic" w:hAnsi="IBM Plex Sans Arabic" w:cs="IBM Plex Sans Arabic"/>
       <w:b/>
       <w:bCs/>
-      <w:color w:val="4F81BD" w:themeColor="accent1"/>
+      <w:color w:val="166534"/>
       <w:sz w:val="26"/>
       <w:szCs w:val="26"/>
       <w:rtl/>
@@ -6042,10 +7679,11 @@
       <w:jc w:val="start"/>
     </w:pPr>
     <w:rPr>
-      <w:rFonts w:asciiTheme="majorHAnsi" w:eastAsiaTheme="majorEastAsia" w:hAnsiTheme="majorHAnsi" w:cstheme="majorBidi" w:ascii="Arial" w:hAnsi="Arial" w:cs="Arial"/>
+      <w:rFonts w:asciiTheme="majorHAnsi" w:eastAsiaTheme="majorEastAsia" w:hAnsiTheme="majorHAnsi" w:cstheme="majorBidi" w:ascii="IBM Plex Sans Arabic" w:hAnsi="IBM Plex Sans Arabic" w:cs="IBM Plex Sans Arabic"/>
       <w:b/>
       <w:bCs/>
-      <w:color w:val="4F81BD" w:themeColor="accent1"/>
+      <w:color w:val="333333"/>
+      <w:sz w:val="24"/>
       <w:rtl/>
     </w:rPr>
   </w:style>
@@ -6068,7 +7706,7 @@
       <w:jc w:val="start"/>
     </w:pPr>
     <w:rPr>
-      <w:rFonts w:asciiTheme="majorHAnsi" w:eastAsiaTheme="majorEastAsia" w:hAnsiTheme="majorHAnsi" w:cstheme="majorBidi" w:ascii="Arial" w:hAnsi="Arial" w:cs="Arial"/>
+      <w:rFonts w:asciiTheme="majorHAnsi" w:eastAsiaTheme="majorEastAsia" w:hAnsiTheme="majorHAnsi" w:cstheme="majorBidi" w:ascii="IBM Plex Sans Arabic" w:hAnsi="IBM Plex Sans Arabic" w:cs="IBM Plex Sans Arabic"/>
       <w:b/>
       <w:bCs/>
       <w:i/>
@@ -6096,7 +7734,7 @@
       <w:jc w:val="start"/>
     </w:pPr>
     <w:rPr>
-      <w:rFonts w:asciiTheme="majorHAnsi" w:eastAsiaTheme="majorEastAsia" w:hAnsiTheme="majorHAnsi" w:cstheme="majorBidi" w:ascii="Arial" w:hAnsi="Arial" w:cs="Arial"/>
+      <w:rFonts w:asciiTheme="majorHAnsi" w:eastAsiaTheme="majorEastAsia" w:hAnsiTheme="majorHAnsi" w:cstheme="majorBidi" w:ascii="IBM Plex Sans Arabic" w:hAnsi="IBM Plex Sans Arabic" w:cs="IBM Plex Sans Arabic"/>
       <w:color w:val="243F60" w:themeColor="accent1" w:themeShade="7F"/>
       <w:rtl/>
     </w:rPr>
@@ -6120,7 +7758,7 @@
       <w:jc w:val="start"/>
     </w:pPr>
     <w:rPr>
-      <w:rFonts w:asciiTheme="majorHAnsi" w:eastAsiaTheme="majorEastAsia" w:hAnsiTheme="majorHAnsi" w:cstheme="majorBidi" w:ascii="Arial" w:hAnsi="Arial" w:cs="Arial"/>
+      <w:rFonts w:asciiTheme="majorHAnsi" w:eastAsiaTheme="majorEastAsia" w:hAnsiTheme="majorHAnsi" w:cstheme="majorBidi" w:ascii="IBM Plex Sans Arabic" w:hAnsi="IBM Plex Sans Arabic" w:cs="IBM Plex Sans Arabic"/>
       <w:i/>
       <w:iCs/>
       <w:color w:val="243F60" w:themeColor="accent1" w:themeShade="7F"/>
@@ -6146,7 +7784,7 @@
       <w:jc w:val="start"/>
     </w:pPr>
     <w:rPr>
-      <w:rFonts w:asciiTheme="majorHAnsi" w:eastAsiaTheme="majorEastAsia" w:hAnsiTheme="majorHAnsi" w:cstheme="majorBidi" w:ascii="Arial" w:hAnsi="Arial" w:cs="Arial"/>
+      <w:rFonts w:asciiTheme="majorHAnsi" w:eastAsiaTheme="majorEastAsia" w:hAnsiTheme="majorHAnsi" w:cstheme="majorBidi" w:ascii="IBM Plex Sans Arabic" w:hAnsi="IBM Plex Sans Arabic" w:cs="IBM Plex Sans Arabic"/>
       <w:i/>
       <w:iCs/>
       <w:color w:val="404040" w:themeColor="text1" w:themeTint="BF"/>
@@ -6172,7 +7810,7 @@
       <w:jc w:val="start"/>
     </w:pPr>
     <w:rPr>
-      <w:rFonts w:asciiTheme="majorHAnsi" w:eastAsiaTheme="majorEastAsia" w:hAnsiTheme="majorHAnsi" w:cstheme="majorBidi" w:ascii="Arial" w:hAnsi="Arial" w:cs="Arial"/>
+      <w:rFonts w:asciiTheme="majorHAnsi" w:eastAsiaTheme="majorEastAsia" w:hAnsiTheme="majorHAnsi" w:cstheme="majorBidi" w:ascii="IBM Plex Sans Arabic" w:hAnsi="IBM Plex Sans Arabic" w:cs="IBM Plex Sans Arabic"/>
       <w:color w:val="4F81BD" w:themeColor="accent1"/>
       <w:sz w:val="20"/>
       <w:szCs w:val="20"/>
@@ -6198,7 +7836,7 @@
       <w:jc w:val="start"/>
     </w:pPr>
     <w:rPr>
-      <w:rFonts w:asciiTheme="majorHAnsi" w:eastAsiaTheme="majorEastAsia" w:hAnsiTheme="majorHAnsi" w:cstheme="majorBidi" w:ascii="Arial" w:hAnsi="Arial" w:cs="Arial"/>
+      <w:rFonts w:asciiTheme="majorHAnsi" w:eastAsiaTheme="majorEastAsia" w:hAnsiTheme="majorHAnsi" w:cstheme="majorBidi" w:ascii="IBM Plex Sans Arabic" w:hAnsi="IBM Plex Sans Arabic" w:cs="IBM Plex Sans Arabic"/>
       <w:i/>
       <w:iCs/>
       <w:color w:val="404040" w:themeColor="text1" w:themeTint="BF"/>
@@ -6245,7 +7883,7 @@
       <w:jc w:val="start"/>
     </w:pPr>
     <w:rPr>
-      <w:rFonts w:ascii="Arial" w:hAnsi="Arial" w:cs="Arial"/>
+      <w:rFonts w:ascii="IBM Plex Sans Arabic" w:hAnsi="IBM Plex Sans Arabic" w:cs="IBM Plex Sans Arabic"/>
       <w:rtl/>
     </w:rPr>
   </w:style>
@@ -6310,11 +7948,12 @@
       <w:jc w:val="start"/>
     </w:pPr>
     <w:rPr>
-      <w:rFonts w:asciiTheme="majorHAnsi" w:eastAsiaTheme="majorEastAsia" w:hAnsiTheme="majorHAnsi" w:cstheme="majorBidi" w:ascii="Arial" w:hAnsi="Arial" w:cs="Arial"/>
-      <w:color w:val="17365D" w:themeColor="text2" w:themeShade="BF"/>
+      <w:rFonts w:asciiTheme="majorHAnsi" w:eastAsiaTheme="majorEastAsia" w:hAnsiTheme="majorHAnsi" w:cstheme="majorBidi" w:ascii="IBM Plex Sans Arabic" w:hAnsi="IBM Plex Sans Arabic" w:cs="IBM Plex Sans Arabic"/>
+      <w:b/>
+      <w:color w:val="166534"/>
       <w:spacing w:val="5"/>
       <w:kern w:val="28"/>
-      <w:sz w:val="52"/>
+      <w:sz w:val="36"/>
       <w:szCs w:val="52"/>
       <w:rtl/>
     </w:rPr>
@@ -6350,7 +7989,7 @@
       <w:jc w:val="start"/>
     </w:pPr>
     <w:rPr>
-      <w:rFonts w:asciiTheme="majorHAnsi" w:eastAsiaTheme="majorEastAsia" w:hAnsiTheme="majorHAnsi" w:cstheme="majorBidi" w:ascii="Arial" w:hAnsi="Arial" w:cs="Arial"/>
+      <w:rFonts w:asciiTheme="majorHAnsi" w:eastAsiaTheme="majorEastAsia" w:hAnsiTheme="majorHAnsi" w:cstheme="majorBidi" w:ascii="IBM Plex Sans Arabic" w:hAnsi="IBM Plex Sans Arabic" w:cs="IBM Plex Sans Arabic"/>
       <w:i/>
       <w:iCs/>
       <w:color w:val="4F81BD" w:themeColor="accent1"/>
@@ -6389,7 +8028,7 @@
       <w:jc w:val="start"/>
     </w:pPr>
     <w:rPr>
-      <w:rFonts w:ascii="Arial" w:hAnsi="Arial" w:cs="Arial"/>
+      <w:rFonts w:ascii="IBM Plex Sans Arabic" w:hAnsi="IBM Plex Sans Arabic" w:cs="IBM Plex Sans Arabic"/>
       <w:rtl/>
     </w:rPr>
   </w:style>
@@ -6406,7 +8045,7 @@
       <w:jc w:val="start"/>
     </w:pPr>
     <w:rPr>
-      <w:rFonts w:ascii="Arial" w:hAnsi="Arial" w:cs="Arial"/>
+      <w:rFonts w:ascii="IBM Plex Sans Arabic" w:hAnsi="IBM Plex Sans Arabic" w:cs="IBM Plex Sans Arabic"/>
       <w:rtl/>
     </w:rPr>
   </w:style>
@@ -6430,7 +8069,7 @@
       <w:jc w:val="start"/>
     </w:pPr>
     <w:rPr>
-      <w:rFonts w:ascii="Arial" w:hAnsi="Arial" w:cs="Arial"/>
+      <w:rFonts w:ascii="IBM Plex Sans Arabic" w:hAnsi="IBM Plex Sans Arabic" w:cs="IBM Plex Sans Arabic"/>
       <w:rtl/>
     </w:rPr>
   </w:style>
@@ -6454,7 +8093,7 @@
       <w:jc w:val="start"/>
     </w:pPr>
     <w:rPr>
-      <w:rFonts w:ascii="Arial" w:hAnsi="Arial" w:cs="Arial"/>
+      <w:rFonts w:ascii="IBM Plex Sans Arabic" w:hAnsi="IBM Plex Sans Arabic" w:cs="IBM Plex Sans Arabic"/>
       <w:sz w:val="16"/>
       <w:szCs w:val="16"/>
       <w:rtl/>
@@ -6484,7 +8123,7 @@
       <w:jc w:val="start"/>
     </w:pPr>
     <w:rPr>
-      <w:rFonts w:ascii="Arial" w:hAnsi="Arial" w:cs="Arial"/>
+      <w:rFonts w:ascii="IBM Plex Sans Arabic" w:hAnsi="IBM Plex Sans Arabic" w:cs="IBM Plex Sans Arabic"/>
       <w:rtl/>
     </w:rPr>
   </w:style>
@@ -6501,7 +8140,7 @@
       <w:jc w:val="start"/>
     </w:pPr>
     <w:rPr>
-      <w:rFonts w:ascii="Arial" w:hAnsi="Arial" w:cs="Arial"/>
+      <w:rFonts w:ascii="IBM Plex Sans Arabic" w:hAnsi="IBM Plex Sans Arabic" w:cs="IBM Plex Sans Arabic"/>
       <w:rtl/>
     </w:rPr>
   </w:style>
@@ -6518,7 +8157,7 @@
       <w:jc w:val="start"/>
     </w:pPr>
     <w:rPr>
-      <w:rFonts w:ascii="Arial" w:hAnsi="Arial" w:cs="Arial"/>
+      <w:rFonts w:ascii="IBM Plex Sans Arabic" w:hAnsi="IBM Plex Sans Arabic" w:cs="IBM Plex Sans Arabic"/>
       <w:rtl/>
     </w:rPr>
   </w:style>
@@ -6537,7 +8176,7 @@
       <w:jc w:val="start"/>
     </w:pPr>
     <w:rPr>
-      <w:rFonts w:ascii="Arial" w:hAnsi="Arial" w:cs="Arial"/>
+      <w:rFonts w:ascii="IBM Plex Sans Arabic" w:hAnsi="IBM Plex Sans Arabic" w:cs="IBM Plex Sans Arabic"/>
       <w:rtl/>
     </w:rPr>
   </w:style>
@@ -6556,7 +8195,7 @@
       <w:jc w:val="start"/>
     </w:pPr>
     <w:rPr>
-      <w:rFonts w:ascii="Arial" w:hAnsi="Arial" w:cs="Arial"/>
+      <w:rFonts w:ascii="IBM Plex Sans Arabic" w:hAnsi="IBM Plex Sans Arabic" w:cs="IBM Plex Sans Arabic"/>
       <w:rtl/>
     </w:rPr>
   </w:style>
@@ -6575,7 +8214,7 @@
       <w:jc w:val="start"/>
     </w:pPr>
     <w:rPr>
-      <w:rFonts w:ascii="Arial" w:hAnsi="Arial" w:cs="Arial"/>
+      <w:rFonts w:ascii="IBM Plex Sans Arabic" w:hAnsi="IBM Plex Sans Arabic" w:cs="IBM Plex Sans Arabic"/>
       <w:rtl/>
     </w:rPr>
   </w:style>
@@ -6594,7 +8233,7 @@
       <w:jc w:val="start"/>
     </w:pPr>
     <w:rPr>
-      <w:rFonts w:ascii="Arial" w:hAnsi="Arial" w:cs="Arial"/>
+      <w:rFonts w:ascii="IBM Plex Sans Arabic" w:hAnsi="IBM Plex Sans Arabic" w:cs="IBM Plex Sans Arabic"/>
       <w:rtl/>
     </w:rPr>
   </w:style>
@@ -6613,7 +8252,7 @@
       <w:jc w:val="start"/>
     </w:pPr>
     <w:rPr>
-      <w:rFonts w:ascii="Arial" w:hAnsi="Arial" w:cs="Arial"/>
+      <w:rFonts w:ascii="IBM Plex Sans Arabic" w:hAnsi="IBM Plex Sans Arabic" w:cs="IBM Plex Sans Arabic"/>
       <w:rtl/>
     </w:rPr>
   </w:style>
@@ -6632,7 +8271,7 @@
       <w:jc w:val="start"/>
     </w:pPr>
     <w:rPr>
-      <w:rFonts w:ascii="Arial" w:hAnsi="Arial" w:cs="Arial"/>
+      <w:rFonts w:ascii="IBM Plex Sans Arabic" w:hAnsi="IBM Plex Sans Arabic" w:cs="IBM Plex Sans Arabic"/>
       <w:rtl/>
     </w:rPr>
   </w:style>
@@ -6650,7 +8289,7 @@
       <w:jc w:val="start"/>
     </w:pPr>
     <w:rPr>
-      <w:rFonts w:ascii="Arial" w:hAnsi="Arial" w:cs="Arial"/>
+      <w:rFonts w:ascii="IBM Plex Sans Arabic" w:hAnsi="IBM Plex Sans Arabic" w:cs="IBM Plex Sans Arabic"/>
       <w:rtl/>
     </w:rPr>
   </w:style>
@@ -6668,7 +8307,7 @@
       <w:jc w:val="start"/>
     </w:pPr>
     <w:rPr>
-      <w:rFonts w:ascii="Arial" w:hAnsi="Arial" w:cs="Arial"/>
+      <w:rFonts w:ascii="IBM Plex Sans Arabic" w:hAnsi="IBM Plex Sans Arabic" w:cs="IBM Plex Sans Arabic"/>
       <w:rtl/>
     </w:rPr>
   </w:style>
@@ -6686,7 +8325,7 @@
       <w:jc w:val="start"/>
     </w:pPr>
     <w:rPr>
-      <w:rFonts w:ascii="Arial" w:hAnsi="Arial" w:cs="Arial"/>
+      <w:rFonts w:ascii="IBM Plex Sans Arabic" w:hAnsi="IBM Plex Sans Arabic" w:cs="IBM Plex Sans Arabic"/>
       <w:rtl/>
     </w:rPr>
   </w:style>
@@ -6710,7 +8349,7 @@
       <w:jc w:val="start"/>
     </w:pPr>
     <w:rPr>
-      <w:rFonts w:ascii="Arial" w:hAnsi="Arial" w:cs="Arial"/>
+      <w:rFonts w:ascii="IBM Plex Sans Arabic" w:hAnsi="IBM Plex Sans Arabic" w:cs="IBM Plex Sans Arabic"/>
       <w:sz w:val="20"/>
       <w:szCs w:val="20"/>
       <w:rtl/>
@@ -6741,7 +8380,7 @@
       <w:jc w:val="start"/>
     </w:pPr>
     <w:rPr>
-      <w:rFonts w:ascii="Arial" w:hAnsi="Arial" w:cs="Arial"/>
+      <w:rFonts w:ascii="IBM Plex Sans Arabic" w:hAnsi="IBM Plex Sans Arabic" w:cs="IBM Plex Sans Arabic"/>
       <w:i/>
       <w:iCs/>
       <w:color w:val="000000" w:themeColor="text1"/>
@@ -6861,7 +8500,7 @@
       <w:jc w:val="start"/>
     </w:pPr>
     <w:rPr>
-      <w:rFonts w:ascii="Arial" w:hAnsi="Arial" w:cs="Arial"/>
+      <w:rFonts w:ascii="IBM Plex Sans Arabic" w:hAnsi="IBM Plex Sans Arabic" w:cs="IBM Plex Sans Arabic"/>
       <w:b/>
       <w:bCs/>
       <w:color w:val="4F81BD" w:themeColor="accent1"/>
@@ -6910,7 +8549,7 @@
       <w:jc w:val="start"/>
     </w:pPr>
     <w:rPr>
-      <w:rFonts w:ascii="Arial" w:hAnsi="Arial" w:cs="Arial"/>
+      <w:rFonts w:ascii="IBM Plex Sans Arabic" w:hAnsi="IBM Plex Sans Arabic" w:cs="IBM Plex Sans Arabic"/>
       <w:b/>
       <w:bCs/>
       <w:i/>
@@ -7014,7 +8653,7 @@
       <w:jc w:val="start"/>
     </w:pPr>
     <w:rPr>
-      <w:rFonts w:ascii="Arial" w:hAnsi="Arial" w:cs="Arial"/>
+      <w:rFonts w:ascii="IBM Plex Sans Arabic" w:hAnsi="IBM Plex Sans Arabic" w:cs="IBM Plex Sans Arabic"/>
       <w:rtl/>
     </w:rPr>
   </w:style>

--- a/samples/client_report_latest.docx
+++ b/samples/client_report_latest.docx
@@ -403,7 +403,7 @@
                 <w:rFonts w:ascii="IBM Plex Sans Arabic" w:hAnsi="IBM Plex Sans Arabic" w:cs="IBM Plex Sans Arabic"/>
                 <w:rtl/>
               </w:rPr>
-              <w:t>2026-07-19</w:t>
+              <w:t>2026-07-20</w:t>
             </w:r>
           </w:p>
         </w:tc>

--- a/samples/client_report_latest.docx
+++ b/samples/client_report_latest.docx
@@ -403,7 +403,7 @@
                 <w:rFonts w:ascii="IBM Plex Sans Arabic" w:hAnsi="IBM Plex Sans Arabic" w:cs="IBM Plex Sans Arabic"/>
                 <w:rtl/>
               </w:rPr>
-              <w:t>2026-07-19</w:t>
+              <w:t>2026-07-20</w:t>
             </w:r>
           </w:p>
         </w:tc>
@@ -5093,7 +5093,7 @@
                 <w:rFonts w:ascii="IBM Plex Sans Arabic" w:hAnsi="IBM Plex Sans Arabic" w:cs="IBM Plex Sans Arabic"/>
                 <w:rtl/>
               </w:rPr>
-              <w:t>https://data.worldbank.org/</w:t>
+              <w:t>https://data.albankaldawli.org/</w:t>
             </w:r>
           </w:p>
         </w:tc>

--- a/samples/client_report_latest.docx
+++ b/samples/client_report_latest.docx
@@ -5093,7 +5093,7 @@
                 <w:rFonts w:ascii="IBM Plex Sans Arabic" w:hAnsi="IBM Plex Sans Arabic" w:cs="IBM Plex Sans Arabic"/>
                 <w:rtl/>
               </w:rPr>
-              <w:t>https://data.worldbank.org/</w:t>
+              <w:t>https://data.albankaldawli.org/</w:t>
             </w:r>
           </w:p>
         </w:tc>

--- a/samples/client_report_latest.docx
+++ b/samples/client_report_latest.docx
@@ -403,7 +403,7 @@
                 <w:rFonts w:ascii="IBM Plex Sans Arabic" w:hAnsi="IBM Plex Sans Arabic" w:cs="IBM Plex Sans Arabic"/>
                 <w:rtl/>
               </w:rPr>
-              <w:t>2026-07-20</w:t>
+              <w:t>2026-07-22</w:t>
             </w:r>
           </w:p>
         </w:tc>
@@ -2018,7 +2018,7 @@
                 <w:color w:val="FFFFFF"/>
                 <w:rtl/>
               </w:rPr>
-              <w:t>السعر/كجم بالدولار</w:t>
+              <w:t>السعر/كجم باليورو</w:t>
             </w:r>
           </w:p>
         </w:tc>

--- a/samples/client_report_latest.docx
+++ b/samples/client_report_latest.docx
@@ -1845,7 +1845,7 @@
           <w:rFonts w:ascii="IBM Plex Sans Arabic" w:hAnsi="IBM Plex Sans Arabic" w:cs="IBM Plex Sans Arabic"/>
           <w:rtl/>
         </w:rPr>
-        <w:t>أسعارها بسعر الكيلوغرام الواحد بالدولار للمقارنة العادلة، مع متجرها وتاريخ</w:t>
+        <w:t>أسعارها بسعر الكيلوغرام الواحد بعملة الرصد الفعلية (لا تحويل عملةٍ ولا وعدٌ</w:t>
       </w:r>
     </w:p>
     <w:p>
@@ -1858,7 +1858,7 @@
           <w:rFonts w:ascii="IBM Plex Sans Arabic" w:hAnsi="IBM Plex Sans Arabic" w:cs="IBM Plex Sans Arabic"/>
           <w:rtl/>
         </w:rPr>
-        <w:t>رصدها ومستوى توثيقها:</w:t>
+        <w:t>بتحويلٍ لم يُجرَ)، مع متجرها وتاريخ رصدها ومستوى توثيقها:</w:t>
       </w:r>
     </w:p>
     <w:tbl>
@@ -2018,7 +2018,7 @@
                 <w:color w:val="FFFFFF"/>
                 <w:rtl/>
               </w:rPr>
-              <w:t>السعر/كجم باليورو</w:t>
+              <w:t>السعر/كجم (بعملة الرصد)</w:t>
             </w:r>
           </w:p>
         </w:tc>

--- a/samples/client_report_latest.docx
+++ b/samples/client_report_latest.docx
@@ -403,7 +403,7 @@
                 <w:rFonts w:ascii="IBM Plex Sans Arabic" w:hAnsi="IBM Plex Sans Arabic" w:cs="IBM Plex Sans Arabic"/>
                 <w:rtl/>
               </w:rPr>
-              <w:t>2026-07-20</w:t>
+              <w:t>2026-07-22</w:t>
             </w:r>
           </w:p>
         </w:tc>
@@ -1845,7 +1845,7 @@
           <w:rFonts w:ascii="IBM Plex Sans Arabic" w:hAnsi="IBM Plex Sans Arabic" w:cs="IBM Plex Sans Arabic"/>
           <w:rtl/>
         </w:rPr>
-        <w:t>أسعارها بسعر الكيلوغرام الواحد بالدولار للمقارنة العادلة، مع متجرها وتاريخ</w:t>
+        <w:t>أسعارها بسعر الكيلوغرام الواحد بعملة الرصد الفعلية (لا تحويل عملةٍ ولا وعدٌ</w:t>
       </w:r>
     </w:p>
     <w:p>
@@ -1858,7 +1858,7 @@
           <w:rFonts w:ascii="IBM Plex Sans Arabic" w:hAnsi="IBM Plex Sans Arabic" w:cs="IBM Plex Sans Arabic"/>
           <w:rtl/>
         </w:rPr>
-        <w:t>رصدها ومستوى توثيقها:</w:t>
+        <w:t>بتحويلٍ لم يُجرَ)، مع متجرها وتاريخ رصدها ومستوى توثيقها:</w:t>
       </w:r>
     </w:p>
     <w:tbl>
@@ -2018,7 +2018,7 @@
                 <w:color w:val="FFFFFF"/>
                 <w:rtl/>
               </w:rPr>
-              <w:t>السعر/كجم بالدولار</w:t>
+              <w:t>السعر/كجم (بعملة الرصد)</w:t>
             </w:r>
           </w:p>
         </w:tc>

--- a/samples/client_report_latest.docx
+++ b/samples/client_report_latest.docx
@@ -485,7 +485,7 @@
           <w:rFonts w:ascii="IBM Plex Sans Arabic" w:hAnsi="IBM Plex Sans Arabic" w:cs="IBM Plex Sans Arabic"/>
           <w:rtl/>
         </w:rPr>
-        <w:t>سنوياً؛ والثاني أن صفّ المورّدين معتدل التركّز (HHI (مؤشر يقيس تركّز/احتكار السوق: فوق 2500 يعني سيطرة لاعب واحد)≈2100) فلا يهيمن عليه</w:t>
+        <w:t>سنوياً؛ والثاني أن صفّ المورّدين معتدل التركّز (HHI (مؤشر يقيس تركّز السوق بين المورّدين: فوق 2500 تركّز مرتفع)≈2100) فلا يهيمن عليه</w:t>
       </w:r>
     </w:p>
     <w:p>
@@ -792,7 +792,7 @@
                 <w:rFonts w:ascii="IBM Plex Sans Arabic" w:hAnsi="IBM Plex Sans Arabic" w:cs="IBM Plex Sans Arabic"/>
                 <w:rtl/>
               </w:rPr>
-              <w:t>عالية (66%)</w:t>
+              <w:t>متوسطة (66%)</w:t>
             </w:r>
           </w:p>
         </w:tc>
@@ -4398,262 +4398,6 @@
           <w:rFonts w:ascii="IBM Plex Sans Arabic" w:hAnsi="IBM Plex Sans Arabic" w:cs="IBM Plex Sans Arabic"/>
           <w:rtl/>
         </w:rPr>
-        <w:t>مؤشّر ثقة الدراسة</w:t>
-      </w:r>
-    </w:p>
-    <w:p>
-      <w:pPr>
-        <w:bidi/>
-        <w:jc w:val="start"/>
-      </w:pPr>
-      <w:r>
-        <w:rPr>
-          <w:rFonts w:ascii="IBM Plex Sans Arabic" w:hAnsi="IBM Plex Sans Arabic" w:cs="IBM Plex Sans Arabic"/>
-          <w:rtl/>
-        </w:rPr>
-        <w:t>من إجمالي 23 مؤشراً مرصوداً في هذه الدراسة، 9 موثّق بمصدر رسمي (نحو 39%)، 12 من مصدر ثانوي، و2 غير متحقق. كلّ رقم في التقرير يحمل شارة توثيقه ومصدره في سجل الأدلة، فالقرار يُتَّخذ بمعرفة درجة اليقين خلف كل رقم لا على ثقة عمياء.</w:t>
-      </w:r>
-    </w:p>
-    <w:tbl>
-      <w:tblPr>
-        <w:tblStyle w:val="TableGrid"/>
-        <w:tblW w:type="auto" w:w="0"/>
-        <w:tblLayout w:type="fixed"/>
-        <w:tblLook w:firstColumn="1" w:firstRow="1" w:lastColumn="0" w:lastRow="0" w:noHBand="0" w:noVBand="1" w:val="04A0"/>
-        <w:tblBorders>
-          <w:top w:val="single" w:sz="4" w:space="0" w:color="BBBBBB"/>
-          <w:left w:val="single" w:sz="4" w:space="0" w:color="BBBBBB"/>
-          <w:bottom w:val="single" w:sz="4" w:space="0" w:color="BBBBBB"/>
-          <w:right w:val="single" w:sz="4" w:space="0" w:color="BBBBBB"/>
-          <w:insideH w:val="single" w:sz="4" w:space="0" w:color="BBBBBB"/>
-          <w:insideV w:val="single" w:sz="4" w:space="0" w:color="BBBBBB"/>
-        </w:tblBorders>
-        <w:bidiVisual/>
-      </w:tblPr>
-      <w:tblGrid>
-        <w:gridCol w:w="4320"/>
-        <w:gridCol w:w="4320"/>
-      </w:tblGrid>
-      <w:tr>
-        <w:tc>
-          <w:tcPr>
-            <w:tcW w:type="dxa" w:w="4680"/>
-            <w:shd w:val="clear" w:fill="166534"/>
-            <w:tcMar>
-              <w:top w:w="100" w:type="dxa"/>
-              <w:bottom w:w="100" w:type="dxa"/>
-              <w:left w:w="120" w:type="dxa"/>
-              <w:right w:w="120" w:type="dxa"/>
-            </w:tcMar>
-          </w:tcPr>
-          <w:p>
-            <w:pPr>
-              <w:bidi/>
-              <w:jc w:val="start"/>
-            </w:pPr>
-            <w:r>
-              <w:rPr>
-                <w:rFonts w:ascii="IBM Plex Sans Arabic" w:hAnsi="IBM Plex Sans Arabic" w:cs="IBM Plex Sans Arabic"/>
-                <w:b/>
-                <w:color w:val="FFFFFF"/>
-                <w:rtl/>
-              </w:rPr>
-              <w:t>درجة التوثيق</w:t>
-            </w:r>
-          </w:p>
-        </w:tc>
-        <w:tc>
-          <w:tcPr>
-            <w:tcW w:type="dxa" w:w="4680"/>
-            <w:shd w:val="clear" w:fill="166534"/>
-            <w:tcMar>
-              <w:top w:w="100" w:type="dxa"/>
-              <w:bottom w:w="100" w:type="dxa"/>
-              <w:left w:w="120" w:type="dxa"/>
-              <w:right w:w="120" w:type="dxa"/>
-            </w:tcMar>
-          </w:tcPr>
-          <w:p>
-            <w:pPr>
-              <w:bidi/>
-              <w:jc w:val="start"/>
-            </w:pPr>
-            <w:r>
-              <w:rPr>
-                <w:rFonts w:ascii="IBM Plex Sans Arabic" w:hAnsi="IBM Plex Sans Arabic" w:cs="IBM Plex Sans Arabic"/>
-                <w:b/>
-                <w:color w:val="FFFFFF"/>
-                <w:rtl/>
-              </w:rPr>
-              <w:t>عدد المؤشرات</w:t>
-            </w:r>
-          </w:p>
-        </w:tc>
-      </w:tr>
-      <w:tr>
-        <w:tc>
-          <w:tcPr>
-            <w:tcW w:type="dxa" w:w="4680"/>
-            <w:tcMar>
-              <w:top w:w="100" w:type="dxa"/>
-              <w:bottom w:w="100" w:type="dxa"/>
-              <w:left w:w="120" w:type="dxa"/>
-              <w:right w:w="120" w:type="dxa"/>
-            </w:tcMar>
-          </w:tcPr>
-          <w:p>
-            <w:pPr>
-              <w:bidi/>
-              <w:jc w:val="start"/>
-            </w:pPr>
-            <w:r>
-              <w:rPr>
-                <w:rFonts w:ascii="IBM Plex Sans Arabic" w:hAnsi="IBM Plex Sans Arabic" w:cs="IBM Plex Sans Arabic"/>
-                <w:rtl/>
-              </w:rPr>
-              <w:t>✓ موثّق (مصدر رسمي)</w:t>
-            </w:r>
-          </w:p>
-        </w:tc>
-        <w:tc>
-          <w:tcPr>
-            <w:tcW w:type="dxa" w:w="4680"/>
-            <w:tcMar>
-              <w:top w:w="100" w:type="dxa"/>
-              <w:bottom w:w="100" w:type="dxa"/>
-              <w:left w:w="120" w:type="dxa"/>
-              <w:right w:w="120" w:type="dxa"/>
-            </w:tcMar>
-          </w:tcPr>
-          <w:p>
-            <w:pPr>
-              <w:bidi/>
-              <w:jc w:val="start"/>
-            </w:pPr>
-            <w:r>
-              <w:rPr>
-                <w:rFonts w:ascii="IBM Plex Sans Arabic" w:hAnsi="IBM Plex Sans Arabic" w:cs="IBM Plex Sans Arabic"/>
-                <w:rtl/>
-              </w:rPr>
-              <w:t>9</w:t>
-            </w:r>
-          </w:p>
-        </w:tc>
-      </w:tr>
-      <w:tr>
-        <w:tc>
-          <w:tcPr>
-            <w:tcW w:type="dxa" w:w="4680"/>
-            <w:tcMar>
-              <w:top w:w="100" w:type="dxa"/>
-              <w:bottom w:w="100" w:type="dxa"/>
-              <w:left w:w="120" w:type="dxa"/>
-              <w:right w:w="120" w:type="dxa"/>
-            </w:tcMar>
-            <w:shd w:val="clear" w:fill="F2F7F3"/>
-          </w:tcPr>
-          <w:p>
-            <w:pPr>
-              <w:bidi/>
-              <w:jc w:val="start"/>
-            </w:pPr>
-            <w:r>
-              <w:rPr>
-                <w:rFonts w:ascii="IBM Plex Sans Arabic" w:hAnsi="IBM Plex Sans Arabic" w:cs="IBM Plex Sans Arabic"/>
-                <w:rtl/>
-              </w:rPr>
-              <w:t>◐ ثانوي (مصدر واحد غير رسمي)</w:t>
-            </w:r>
-          </w:p>
-        </w:tc>
-        <w:tc>
-          <w:tcPr>
-            <w:tcW w:type="dxa" w:w="4680"/>
-            <w:tcMar>
-              <w:top w:w="100" w:type="dxa"/>
-              <w:bottom w:w="100" w:type="dxa"/>
-              <w:left w:w="120" w:type="dxa"/>
-              <w:right w:w="120" w:type="dxa"/>
-            </w:tcMar>
-            <w:shd w:val="clear" w:fill="F2F7F3"/>
-          </w:tcPr>
-          <w:p>
-            <w:pPr>
-              <w:bidi/>
-              <w:jc w:val="start"/>
-            </w:pPr>
-            <w:r>
-              <w:rPr>
-                <w:rFonts w:ascii="IBM Plex Sans Arabic" w:hAnsi="IBM Plex Sans Arabic" w:cs="IBM Plex Sans Arabic"/>
-                <w:rtl/>
-              </w:rPr>
-              <w:t>12</w:t>
-            </w:r>
-          </w:p>
-        </w:tc>
-      </w:tr>
-      <w:tr>
-        <w:tc>
-          <w:tcPr>
-            <w:tcW w:type="dxa" w:w="4680"/>
-            <w:tcMar>
-              <w:top w:w="100" w:type="dxa"/>
-              <w:bottom w:w="100" w:type="dxa"/>
-              <w:left w:w="120" w:type="dxa"/>
-              <w:right w:w="120" w:type="dxa"/>
-            </w:tcMar>
-          </w:tcPr>
-          <w:p>
-            <w:pPr>
-              <w:bidi/>
-              <w:jc w:val="start"/>
-            </w:pPr>
-            <w:r>
-              <w:rPr>
-                <w:rFonts w:ascii="IBM Plex Sans Arabic" w:hAnsi="IBM Plex Sans Arabic" w:cs="IBM Plex Sans Arabic"/>
-                <w:rtl/>
-              </w:rPr>
-              <w:t>○ غير متحقق</w:t>
-            </w:r>
-          </w:p>
-        </w:tc>
-        <w:tc>
-          <w:tcPr>
-            <w:tcW w:type="dxa" w:w="4680"/>
-            <w:tcMar>
-              <w:top w:w="100" w:type="dxa"/>
-              <w:bottom w:w="100" w:type="dxa"/>
-              <w:left w:w="120" w:type="dxa"/>
-              <w:right w:w="120" w:type="dxa"/>
-            </w:tcMar>
-          </w:tcPr>
-          <w:p>
-            <w:pPr>
-              <w:bidi/>
-              <w:jc w:val="start"/>
-            </w:pPr>
-            <w:r>
-              <w:rPr>
-                <w:rFonts w:ascii="IBM Plex Sans Arabic" w:hAnsi="IBM Plex Sans Arabic" w:cs="IBM Plex Sans Arabic"/>
-                <w:rtl/>
-              </w:rPr>
-              <w:t>2</w:t>
-            </w:r>
-          </w:p>
-        </w:tc>
-      </w:tr>
-    </w:tbl>
-    <w:p>
-      <w:pPr>
-        <w:pStyle w:val="Heading1"/>
-        <w:bidi/>
-        <w:jc w:val="start"/>
-      </w:pPr>
-      <w:r>
-        <w:rPr>
-          <w:rFonts w:ascii="IBM Plex Sans Arabic" w:hAnsi="IBM Plex Sans Arabic" w:cs="IBM Plex Sans Arabic"/>
-          <w:rtl/>
-        </w:rPr>
         <w:t>ما لم يكتمل للقرار، والخطوة التالية</w:t>
       </w:r>
     </w:p>
@@ -4695,7 +4439,7 @@
           <w:rFonts w:ascii="IBM Plex Sans Arabic" w:hAnsi="IBM Plex Sans Arabic" w:cs="IBM Plex Sans Arabic"/>
           <w:rtl/>
         </w:rPr>
-        <w:t>المنهجية وسجل الأدلة للمدققين</w:t>
+        <w:t>المراجع</w:t>
       </w:r>
     </w:p>
     <w:p>
@@ -4708,12 +4452,12 @@
           <w:rFonts w:ascii="IBM Plex Sans Arabic" w:hAnsi="IBM Plex Sans Arabic" w:cs="IBM Plex Sans Arabic"/>
           <w:rtl/>
         </w:rPr>
-        <w:t>اعتمد هذا التقرير على مصادر رسمية عامة (Albert Heijn، EU 2017/625، Eurostat، Google Trends، Jumbo، UN Comtrade)، مع تحليل تقاطعي بينها ومراجعة للاتساق قبل الاعتماد. خضعت كل معلومة للتحقّق من مصدرها العمومي المباشر. أحدث تاريخ جمع بيانات: 2026-07-02. تفاصيل كل رقم بمصدره وتاريخه في «سجل الأدلة للمدققين» ختام التقرير.</w:t>
+        <w:t>اعتمد هذا التقرير على مصادر رسمية عامة (Albert Heijn، EU 2017/625، Eurostat، Google Trends، Jumbo، UN Comtrade)، مع تحليل تقاطعي بينها ومراجعة للاتساق قبل الاعتماد. خضعت كل معلومة للتحقّق من مصدرها العمومي المباشر. أحدث تاريخ جمع بيانات: 2026-07-02. قائمة المراجع الكاملة بروابطها الرسمية ختام التقرير.</w:t>
       </w:r>
     </w:p>
     <w:p>
       <w:pPr>
-        <w:pStyle w:val="Heading2"/>
+        <w:pStyle w:val="ListBullet"/>
         <w:bidi/>
         <w:jc w:val="start"/>
       </w:pPr>
@@ -4722,12 +4466,12 @@
           <w:rFonts w:ascii="IBM Plex Sans Arabic" w:hAnsi="IBM Plex Sans Arabic" w:cs="IBM Plex Sans Arabic"/>
           <w:rtl/>
         </w:rPr>
-        <w:t>سجل الأدلة للمدققين</w:t>
+        <w:t>Eurostat (مسح ميزانية الأسرة) — https://ec.europa.eu/eurostat/ (تاريخ الجمع: 2026-07-02)</w:t>
       </w:r>
     </w:p>
     <w:p>
       <w:pPr>
-        <w:pStyle w:val="IntenseQuote"/>
+        <w:pStyle w:val="ListBullet"/>
         <w:bidi/>
         <w:jc w:val="start"/>
       </w:pPr>
@@ -4736,1913 +4480,51 @@
           <w:rFonts w:ascii="IBM Plex Sans Arabic" w:hAnsi="IBM Plex Sans Arabic" w:cs="IBM Plex Sans Arabic"/>
           <w:rtl/>
         </w:rPr>
-        <w:t>كل بند أدناه هو حقيقة موثّقة بمصدرها ورابطها العمومي وتاريخها، أساس السرد أعلاه — للتحقّق المباشر. رمز الأدلة: ✓ موثّق مباشرةً · ◐ تقديري مسنَد · ○ يحتاج تحققاً.</w:t>
+        <w:t>Google Trends — https://trends.google.com/trends/ (تاريخ الجمع: 2026-07-02)</w:t>
       </w:r>
     </w:p>
-    <w:tbl>
-      <w:tblPr>
-        <w:tblStyle w:val="TableGrid"/>
-        <w:tblW w:type="auto" w:w="0"/>
-        <w:tblLayout w:type="fixed"/>
-        <w:tblLook w:firstColumn="1" w:firstRow="1" w:lastColumn="0" w:lastRow="0" w:noHBand="0" w:noVBand="1" w:val="04A0"/>
-        <w:tblBorders>
-          <w:top w:val="single" w:sz="4" w:space="0" w:color="BBBBBB"/>
-          <w:left w:val="single" w:sz="4" w:space="0" w:color="BBBBBB"/>
-          <w:bottom w:val="single" w:sz="4" w:space="0" w:color="BBBBBB"/>
-          <w:right w:val="single" w:sz="4" w:space="0" w:color="BBBBBB"/>
-          <w:insideH w:val="single" w:sz="4" w:space="0" w:color="BBBBBB"/>
-          <w:insideV w:val="single" w:sz="4" w:space="0" w:color="BBBBBB"/>
-        </w:tblBorders>
-        <w:bidiVisual/>
-      </w:tblPr>
-      <w:tblGrid>
-        <w:gridCol w:w="1728"/>
-        <w:gridCol w:w="1728"/>
-        <w:gridCol w:w="1728"/>
-        <w:gridCol w:w="1728"/>
-        <w:gridCol w:w="1728"/>
-      </w:tblGrid>
-      <w:tr>
-        <w:tc>
-          <w:tcPr>
-            <w:tcW w:type="dxa" w:w="1872"/>
-            <w:shd w:val="clear" w:fill="166534"/>
-            <w:tcMar>
-              <w:top w:w="100" w:type="dxa"/>
-              <w:bottom w:w="100" w:type="dxa"/>
-              <w:left w:w="120" w:type="dxa"/>
-              <w:right w:w="120" w:type="dxa"/>
-            </w:tcMar>
-          </w:tcPr>
-          <w:p>
-            <w:pPr>
-              <w:bidi/>
-              <w:jc w:val="start"/>
-            </w:pPr>
-            <w:r>
-              <w:rPr>
-                <w:rFonts w:ascii="IBM Plex Sans Arabic" w:hAnsi="IBM Plex Sans Arabic" w:cs="IBM Plex Sans Arabic"/>
-                <w:b/>
-                <w:color w:val="FFFFFF"/>
-                <w:rtl/>
-              </w:rPr>
-              <w:t>الحقيقة</w:t>
-            </w:r>
-          </w:p>
-        </w:tc>
-        <w:tc>
-          <w:tcPr>
-            <w:tcW w:type="dxa" w:w="1872"/>
-            <w:shd w:val="clear" w:fill="166534"/>
-            <w:tcMar>
-              <w:top w:w="100" w:type="dxa"/>
-              <w:bottom w:w="100" w:type="dxa"/>
-              <w:left w:w="120" w:type="dxa"/>
-              <w:right w:w="120" w:type="dxa"/>
-            </w:tcMar>
-          </w:tcPr>
-          <w:p>
-            <w:pPr>
-              <w:bidi/>
-              <w:jc w:val="start"/>
-            </w:pPr>
-            <w:r>
-              <w:rPr>
-                <w:rFonts w:ascii="IBM Plex Sans Arabic" w:hAnsi="IBM Plex Sans Arabic" w:cs="IBM Plex Sans Arabic"/>
-                <w:b/>
-                <w:color w:val="FFFFFF"/>
-                <w:rtl/>
-              </w:rPr>
-              <w:t>المصدر</w:t>
-            </w:r>
-          </w:p>
-        </w:tc>
-        <w:tc>
-          <w:tcPr>
-            <w:tcW w:type="dxa" w:w="1872"/>
-            <w:shd w:val="clear" w:fill="166534"/>
-            <w:tcMar>
-              <w:top w:w="100" w:type="dxa"/>
-              <w:bottom w:w="100" w:type="dxa"/>
-              <w:left w:w="120" w:type="dxa"/>
-              <w:right w:w="120" w:type="dxa"/>
-            </w:tcMar>
-          </w:tcPr>
-          <w:p>
-            <w:pPr>
-              <w:bidi/>
-              <w:jc w:val="start"/>
-            </w:pPr>
-            <w:r>
-              <w:rPr>
-                <w:rFonts w:ascii="IBM Plex Sans Arabic" w:hAnsi="IBM Plex Sans Arabic" w:cs="IBM Plex Sans Arabic"/>
-                <w:b/>
-                <w:color w:val="FFFFFF"/>
-                <w:rtl/>
-              </w:rPr>
-              <w:t>الرابط</w:t>
-            </w:r>
-          </w:p>
-        </w:tc>
-        <w:tc>
-          <w:tcPr>
-            <w:tcW w:type="dxa" w:w="1872"/>
-            <w:shd w:val="clear" w:fill="166534"/>
-            <w:tcMar>
-              <w:top w:w="100" w:type="dxa"/>
-              <w:bottom w:w="100" w:type="dxa"/>
-              <w:left w:w="120" w:type="dxa"/>
-              <w:right w:w="120" w:type="dxa"/>
-            </w:tcMar>
-          </w:tcPr>
-          <w:p>
-            <w:pPr>
-              <w:bidi/>
-              <w:jc w:val="start"/>
-            </w:pPr>
-            <w:r>
-              <w:rPr>
-                <w:rFonts w:ascii="IBM Plex Sans Arabic" w:hAnsi="IBM Plex Sans Arabic" w:cs="IBM Plex Sans Arabic"/>
-                <w:b/>
-                <w:color w:val="FFFFFF"/>
-                <w:rtl/>
-              </w:rPr>
-              <w:t>تاريخ الجمع</w:t>
-            </w:r>
-          </w:p>
-        </w:tc>
-        <w:tc>
-          <w:tcPr>
-            <w:tcW w:type="dxa" w:w="1872"/>
-            <w:shd w:val="clear" w:fill="166534"/>
-            <w:tcMar>
-              <w:top w:w="100" w:type="dxa"/>
-              <w:bottom w:w="100" w:type="dxa"/>
-              <w:left w:w="120" w:type="dxa"/>
-              <w:right w:w="120" w:type="dxa"/>
-            </w:tcMar>
-          </w:tcPr>
-          <w:p>
-            <w:pPr>
-              <w:bidi/>
-              <w:jc w:val="start"/>
-            </w:pPr>
-            <w:r>
-              <w:rPr>
-                <w:rFonts w:ascii="IBM Plex Sans Arabic" w:hAnsi="IBM Plex Sans Arabic" w:cs="IBM Plex Sans Arabic"/>
-                <w:b/>
-                <w:color w:val="FFFFFF"/>
-                <w:rtl/>
-              </w:rPr>
-              <w:t>قوة الدليل</w:t>
-            </w:r>
-          </w:p>
-        </w:tc>
-      </w:tr>
-      <w:tr>
-        <w:tc>
-          <w:tcPr>
-            <w:tcW w:type="dxa" w:w="1872"/>
-            <w:tcMar>
-              <w:top w:w="100" w:type="dxa"/>
-              <w:bottom w:w="100" w:type="dxa"/>
-              <w:left w:w="120" w:type="dxa"/>
-              <w:right w:w="120" w:type="dxa"/>
-            </w:tcMar>
-          </w:tcPr>
-          <w:p>
-            <w:pPr>
-              <w:bidi/>
-              <w:jc w:val="start"/>
-            </w:pPr>
-            <w:r>
-              <w:rPr>
-                <w:rFonts w:ascii="IBM Plex Sans Arabic" w:hAnsi="IBM Plex Sans Arabic" w:cs="IBM Plex Sans Arabic"/>
-                <w:rtl/>
-              </w:rPr>
-              <w:t>38 مليون — إجمالي واردات هولندا من التمور من العالم، دولار، 2023</w:t>
-            </w:r>
-          </w:p>
-        </w:tc>
-        <w:tc>
-          <w:tcPr>
-            <w:tcW w:type="dxa" w:w="1872"/>
-            <w:tcMar>
-              <w:top w:w="100" w:type="dxa"/>
-              <w:bottom w:w="100" w:type="dxa"/>
-              <w:left w:w="120" w:type="dxa"/>
-              <w:right w:w="120" w:type="dxa"/>
-            </w:tcMar>
-          </w:tcPr>
-          <w:p>
-            <w:pPr>
-              <w:bidi/>
-              <w:jc w:val="start"/>
-            </w:pPr>
-            <w:r>
-              <w:rPr>
-                <w:rFonts w:ascii="IBM Plex Sans Arabic" w:hAnsi="IBM Plex Sans Arabic" w:cs="IBM Plex Sans Arabic"/>
-                <w:rtl/>
-              </w:rPr>
-              <w:t>UN Comtrade</w:t>
-            </w:r>
-          </w:p>
-        </w:tc>
-        <w:tc>
-          <w:tcPr>
-            <w:tcW w:type="dxa" w:w="1872"/>
-            <w:tcMar>
-              <w:top w:w="100" w:type="dxa"/>
-              <w:bottom w:w="100" w:type="dxa"/>
-              <w:left w:w="120" w:type="dxa"/>
-              <w:right w:w="120" w:type="dxa"/>
-            </w:tcMar>
-          </w:tcPr>
-          <w:p>
-            <w:pPr>
-              <w:bidi/>
-              <w:jc w:val="start"/>
-            </w:pPr>
-            <w:r>
-              <w:rPr>
-                <w:rFonts w:ascii="IBM Plex Sans Arabic" w:hAnsi="IBM Plex Sans Arabic" w:cs="IBM Plex Sans Arabic"/>
-                <w:rtl/>
-              </w:rPr>
-              <w:t>https://comtradeplus.un.org/</w:t>
-            </w:r>
-          </w:p>
-        </w:tc>
-        <w:tc>
-          <w:tcPr>
-            <w:tcW w:type="dxa" w:w="1872"/>
-            <w:tcMar>
-              <w:top w:w="100" w:type="dxa"/>
-              <w:bottom w:w="100" w:type="dxa"/>
-              <w:left w:w="120" w:type="dxa"/>
-              <w:right w:w="120" w:type="dxa"/>
-            </w:tcMar>
-          </w:tcPr>
-          <w:p>
-            <w:pPr>
-              <w:bidi/>
-              <w:jc w:val="start"/>
-            </w:pPr>
-            <w:r>
-              <w:rPr>
-                <w:rFonts w:ascii="IBM Plex Sans Arabic" w:hAnsi="IBM Plex Sans Arabic" w:cs="IBM Plex Sans Arabic"/>
-                <w:rtl/>
-              </w:rPr>
-              <w:t>2026-07-02</w:t>
-            </w:r>
-          </w:p>
-        </w:tc>
-        <w:tc>
-          <w:tcPr>
-            <w:tcW w:type="dxa" w:w="1872"/>
-            <w:tcMar>
-              <w:top w:w="100" w:type="dxa"/>
-              <w:bottom w:w="100" w:type="dxa"/>
-              <w:left w:w="120" w:type="dxa"/>
-              <w:right w:w="120" w:type="dxa"/>
-            </w:tcMar>
-          </w:tcPr>
-          <w:p>
-            <w:pPr>
-              <w:bidi/>
-              <w:jc w:val="start"/>
-            </w:pPr>
-            <w:r>
-              <w:rPr>
-                <w:rFonts w:ascii="IBM Plex Sans Arabic" w:hAnsi="IBM Plex Sans Arabic" w:cs="IBM Plex Sans Arabic"/>
-                <w:rtl/>
-              </w:rPr>
-              <w:t>✓ موثّق</w:t>
-            </w:r>
-          </w:p>
-        </w:tc>
-      </w:tr>
-      <w:tr>
-        <w:tc>
-          <w:tcPr>
-            <w:tcW w:type="dxa" w:w="1872"/>
-            <w:tcMar>
-              <w:top w:w="100" w:type="dxa"/>
-              <w:bottom w:w="100" w:type="dxa"/>
-              <w:left w:w="120" w:type="dxa"/>
-              <w:right w:w="120" w:type="dxa"/>
-            </w:tcMar>
-            <w:shd w:val="clear" w:fill="F2F7F3"/>
-          </w:tcPr>
-          <w:p>
-            <w:pPr>
-              <w:bidi/>
-              <w:jc w:val="start"/>
-            </w:pPr>
-            <w:r>
-              <w:rPr>
-                <w:rFonts w:ascii="IBM Plex Sans Arabic" w:hAnsi="IBM Plex Sans Arabic" w:cs="IBM Plex Sans Arabic"/>
-                <w:rtl/>
-              </w:rPr>
-              <w:t>17.8 مليون — عدد سكان هولندا، نسمة، 2023</w:t>
-            </w:r>
-          </w:p>
-        </w:tc>
-        <w:tc>
-          <w:tcPr>
-            <w:tcW w:type="dxa" w:w="1872"/>
-            <w:tcMar>
-              <w:top w:w="100" w:type="dxa"/>
-              <w:bottom w:w="100" w:type="dxa"/>
-              <w:left w:w="120" w:type="dxa"/>
-              <w:right w:w="120" w:type="dxa"/>
-            </w:tcMar>
-            <w:shd w:val="clear" w:fill="F2F7F3"/>
-          </w:tcPr>
-          <w:p>
-            <w:pPr>
-              <w:bidi/>
-              <w:jc w:val="start"/>
-            </w:pPr>
-            <w:r>
-              <w:rPr>
-                <w:rFonts w:ascii="IBM Plex Sans Arabic" w:hAnsi="IBM Plex Sans Arabic" w:cs="IBM Plex Sans Arabic"/>
-                <w:rtl/>
-              </w:rPr>
-              <w:t>World Bank</w:t>
-            </w:r>
-          </w:p>
-        </w:tc>
-        <w:tc>
-          <w:tcPr>
-            <w:tcW w:type="dxa" w:w="1872"/>
-            <w:tcMar>
-              <w:top w:w="100" w:type="dxa"/>
-              <w:bottom w:w="100" w:type="dxa"/>
-              <w:left w:w="120" w:type="dxa"/>
-              <w:right w:w="120" w:type="dxa"/>
-            </w:tcMar>
-            <w:shd w:val="clear" w:fill="F2F7F3"/>
-          </w:tcPr>
-          <w:p>
-            <w:pPr>
-              <w:bidi/>
-              <w:jc w:val="start"/>
-            </w:pPr>
-            <w:r>
-              <w:rPr>
-                <w:rFonts w:ascii="IBM Plex Sans Arabic" w:hAnsi="IBM Plex Sans Arabic" w:cs="IBM Plex Sans Arabic"/>
-                <w:rtl/>
-              </w:rPr>
-              <w:t>https://data.albankaldawli.org/</w:t>
-            </w:r>
-          </w:p>
-        </w:tc>
-        <w:tc>
-          <w:tcPr>
-            <w:tcW w:type="dxa" w:w="1872"/>
-            <w:tcMar>
-              <w:top w:w="100" w:type="dxa"/>
-              <w:bottom w:w="100" w:type="dxa"/>
-              <w:left w:w="120" w:type="dxa"/>
-              <w:right w:w="120" w:type="dxa"/>
-            </w:tcMar>
-            <w:shd w:val="clear" w:fill="F2F7F3"/>
-          </w:tcPr>
-          <w:p>
-            <w:pPr>
-              <w:bidi/>
-              <w:jc w:val="start"/>
-            </w:pPr>
-            <w:r>
-              <w:rPr>
-                <w:rFonts w:ascii="IBM Plex Sans Arabic" w:hAnsi="IBM Plex Sans Arabic" w:cs="IBM Plex Sans Arabic"/>
-                <w:rtl/>
-              </w:rPr>
-              <w:t>2026-07-02</w:t>
-            </w:r>
-          </w:p>
-        </w:tc>
-        <w:tc>
-          <w:tcPr>
-            <w:tcW w:type="dxa" w:w="1872"/>
-            <w:tcMar>
-              <w:top w:w="100" w:type="dxa"/>
-              <w:bottom w:w="100" w:type="dxa"/>
-              <w:left w:w="120" w:type="dxa"/>
-              <w:right w:w="120" w:type="dxa"/>
-            </w:tcMar>
-            <w:shd w:val="clear" w:fill="F2F7F3"/>
-          </w:tcPr>
-          <w:p>
-            <w:pPr>
-              <w:bidi/>
-              <w:jc w:val="start"/>
-            </w:pPr>
-            <w:r>
-              <w:rPr>
-                <w:rFonts w:ascii="IBM Plex Sans Arabic" w:hAnsi="IBM Plex Sans Arabic" w:cs="IBM Plex Sans Arabic"/>
-                <w:rtl/>
-              </w:rPr>
-              <w:t>✓ موثّق</w:t>
-            </w:r>
-          </w:p>
-        </w:tc>
-      </w:tr>
-      <w:tr>
-        <w:tc>
-          <w:tcPr>
-            <w:tcW w:type="dxa" w:w="1872"/>
-            <w:tcMar>
-              <w:top w:w="100" w:type="dxa"/>
-              <w:bottom w:w="100" w:type="dxa"/>
-              <w:left w:w="120" w:type="dxa"/>
-              <w:right w:w="120" w:type="dxa"/>
-            </w:tcMar>
-          </w:tcPr>
-          <w:p>
-            <w:pPr>
-              <w:bidi/>
-              <w:jc w:val="start"/>
-            </w:pPr>
-            <w:r>
-              <w:rPr>
-                <w:rFonts w:ascii="IBM Plex Sans Arabic" w:hAnsi="IBM Plex Sans Arabic" w:cs="IBM Plex Sans Arabic"/>
-                <w:rtl/>
-              </w:rPr>
-              <w:t>تمر دقلة نور تونسي (1كغ) 5.50€/كغم ≈ 6.0$/كغم</w:t>
-            </w:r>
-          </w:p>
-        </w:tc>
-        <w:tc>
-          <w:tcPr>
-            <w:tcW w:type="dxa" w:w="1872"/>
-            <w:tcMar>
-              <w:top w:w="100" w:type="dxa"/>
-              <w:bottom w:w="100" w:type="dxa"/>
-              <w:left w:w="120" w:type="dxa"/>
-              <w:right w:w="120" w:type="dxa"/>
-            </w:tcMar>
-          </w:tcPr>
-          <w:p>
-            <w:pPr>
-              <w:bidi/>
-              <w:jc w:val="start"/>
-            </w:pPr>
-            <w:r>
-              <w:rPr>
-                <w:rFonts w:ascii="IBM Plex Sans Arabic" w:hAnsi="IBM Plex Sans Arabic" w:cs="IBM Plex Sans Arabic"/>
-                <w:rtl/>
-              </w:rPr>
-              <w:t>Albert Heijn (رصد ويب)</w:t>
-            </w:r>
-          </w:p>
-        </w:tc>
-        <w:tc>
-          <w:tcPr>
-            <w:tcW w:type="dxa" w:w="1872"/>
-            <w:tcMar>
-              <w:top w:w="100" w:type="dxa"/>
-              <w:bottom w:w="100" w:type="dxa"/>
-              <w:left w:w="120" w:type="dxa"/>
-              <w:right w:w="120" w:type="dxa"/>
-            </w:tcMar>
-          </w:tcPr>
-          <w:p>
-            <w:pPr>
-              <w:bidi/>
-              <w:jc w:val="start"/>
-            </w:pPr>
-            <w:r>
-              <w:rPr>
-                <w:rFonts w:ascii="IBM Plex Sans Arabic" w:hAnsi="IBM Plex Sans Arabic" w:cs="IBM Plex Sans Arabic"/>
-                <w:rtl/>
-              </w:rPr>
-              <w:t>—</w:t>
-            </w:r>
-          </w:p>
-        </w:tc>
-        <w:tc>
-          <w:tcPr>
-            <w:tcW w:type="dxa" w:w="1872"/>
-            <w:tcMar>
-              <w:top w:w="100" w:type="dxa"/>
-              <w:bottom w:w="100" w:type="dxa"/>
-              <w:left w:w="120" w:type="dxa"/>
-              <w:right w:w="120" w:type="dxa"/>
-            </w:tcMar>
-          </w:tcPr>
-          <w:p>
-            <w:pPr>
-              <w:bidi/>
-              <w:jc w:val="start"/>
-            </w:pPr>
-            <w:r>
-              <w:rPr>
-                <w:rFonts w:ascii="IBM Plex Sans Arabic" w:hAnsi="IBM Plex Sans Arabic" w:cs="IBM Plex Sans Arabic"/>
-                <w:rtl/>
-              </w:rPr>
-              <w:t>2026-07-02</w:t>
-            </w:r>
-          </w:p>
-        </w:tc>
-        <w:tc>
-          <w:tcPr>
-            <w:tcW w:type="dxa" w:w="1872"/>
-            <w:tcMar>
-              <w:top w:w="100" w:type="dxa"/>
-              <w:bottom w:w="100" w:type="dxa"/>
-              <w:left w:w="120" w:type="dxa"/>
-              <w:right w:w="120" w:type="dxa"/>
-            </w:tcMar>
-          </w:tcPr>
-          <w:p>
-            <w:pPr>
-              <w:bidi/>
-              <w:jc w:val="start"/>
-            </w:pPr>
-            <w:r>
-              <w:rPr>
-                <w:rFonts w:ascii="IBM Plex Sans Arabic" w:hAnsi="IBM Plex Sans Arabic" w:cs="IBM Plex Sans Arabic"/>
-                <w:rtl/>
-              </w:rPr>
-              <w:t>◐ ثانوي</w:t>
-            </w:r>
-          </w:p>
-        </w:tc>
-      </w:tr>
-      <w:tr>
-        <w:tc>
-          <w:tcPr>
-            <w:tcW w:type="dxa" w:w="1872"/>
-            <w:tcMar>
-              <w:top w:w="100" w:type="dxa"/>
-              <w:bottom w:w="100" w:type="dxa"/>
-              <w:left w:w="120" w:type="dxa"/>
-              <w:right w:w="120" w:type="dxa"/>
-            </w:tcMar>
-            <w:shd w:val="clear" w:fill="F2F7F3"/>
-          </w:tcPr>
-          <w:p>
-            <w:pPr>
-              <w:bidi/>
-              <w:jc w:val="start"/>
-            </w:pPr>
-            <w:r>
-              <w:rPr>
-                <w:rFonts w:ascii="IBM Plex Sans Arabic" w:hAnsi="IBM Plex Sans Arabic" w:cs="IBM Plex Sans Arabic"/>
-                <w:rtl/>
-              </w:rPr>
-              <w:t>تمر مجهول مغربي (1كغ) 9.20€/كغم ≈ 10.0$/كغم</w:t>
-            </w:r>
-          </w:p>
-        </w:tc>
-        <w:tc>
-          <w:tcPr>
-            <w:tcW w:type="dxa" w:w="1872"/>
-            <w:tcMar>
-              <w:top w:w="100" w:type="dxa"/>
-              <w:bottom w:w="100" w:type="dxa"/>
-              <w:left w:w="120" w:type="dxa"/>
-              <w:right w:w="120" w:type="dxa"/>
-            </w:tcMar>
-            <w:shd w:val="clear" w:fill="F2F7F3"/>
-          </w:tcPr>
-          <w:p>
-            <w:pPr>
-              <w:bidi/>
-              <w:jc w:val="start"/>
-            </w:pPr>
-            <w:r>
-              <w:rPr>
-                <w:rFonts w:ascii="IBM Plex Sans Arabic" w:hAnsi="IBM Plex Sans Arabic" w:cs="IBM Plex Sans Arabic"/>
-                <w:rtl/>
-              </w:rPr>
-              <w:t>Jumbo (رصد ويب)</w:t>
-            </w:r>
-          </w:p>
-        </w:tc>
-        <w:tc>
-          <w:tcPr>
-            <w:tcW w:type="dxa" w:w="1872"/>
-            <w:tcMar>
-              <w:top w:w="100" w:type="dxa"/>
-              <w:bottom w:w="100" w:type="dxa"/>
-              <w:left w:w="120" w:type="dxa"/>
-              <w:right w:w="120" w:type="dxa"/>
-            </w:tcMar>
-            <w:shd w:val="clear" w:fill="F2F7F3"/>
-          </w:tcPr>
-          <w:p>
-            <w:pPr>
-              <w:bidi/>
-              <w:jc w:val="start"/>
-            </w:pPr>
-            <w:r>
-              <w:rPr>
-                <w:rFonts w:ascii="IBM Plex Sans Arabic" w:hAnsi="IBM Plex Sans Arabic" w:cs="IBM Plex Sans Arabic"/>
-                <w:rtl/>
-              </w:rPr>
-              <w:t>—</w:t>
-            </w:r>
-          </w:p>
-        </w:tc>
-        <w:tc>
-          <w:tcPr>
-            <w:tcW w:type="dxa" w:w="1872"/>
-            <w:tcMar>
-              <w:top w:w="100" w:type="dxa"/>
-              <w:bottom w:w="100" w:type="dxa"/>
-              <w:left w:w="120" w:type="dxa"/>
-              <w:right w:w="120" w:type="dxa"/>
-            </w:tcMar>
-            <w:shd w:val="clear" w:fill="F2F7F3"/>
-          </w:tcPr>
-          <w:p>
-            <w:pPr>
-              <w:bidi/>
-              <w:jc w:val="start"/>
-            </w:pPr>
-            <w:r>
-              <w:rPr>
-                <w:rFonts w:ascii="IBM Plex Sans Arabic" w:hAnsi="IBM Plex Sans Arabic" w:cs="IBM Plex Sans Arabic"/>
-                <w:rtl/>
-              </w:rPr>
-              <w:t>2026-07-02</w:t>
-            </w:r>
-          </w:p>
-        </w:tc>
-        <w:tc>
-          <w:tcPr>
-            <w:tcW w:type="dxa" w:w="1872"/>
-            <w:tcMar>
-              <w:top w:w="100" w:type="dxa"/>
-              <w:bottom w:w="100" w:type="dxa"/>
-              <w:left w:w="120" w:type="dxa"/>
-              <w:right w:w="120" w:type="dxa"/>
-            </w:tcMar>
-            <w:shd w:val="clear" w:fill="F2F7F3"/>
-          </w:tcPr>
-          <w:p>
-            <w:pPr>
-              <w:bidi/>
-              <w:jc w:val="start"/>
-            </w:pPr>
-            <w:r>
-              <w:rPr>
-                <w:rFonts w:ascii="IBM Plex Sans Arabic" w:hAnsi="IBM Plex Sans Arabic" w:cs="IBM Plex Sans Arabic"/>
-                <w:rtl/>
-              </w:rPr>
-              <w:t>◐ ثانوي</w:t>
-            </w:r>
-          </w:p>
-        </w:tc>
-      </w:tr>
-      <w:tr>
-        <w:tc>
-          <w:tcPr>
-            <w:tcW w:type="dxa" w:w="1872"/>
-            <w:tcMar>
-              <w:top w:w="100" w:type="dxa"/>
-              <w:bottom w:w="100" w:type="dxa"/>
-              <w:left w:w="120" w:type="dxa"/>
-              <w:right w:w="120" w:type="dxa"/>
-            </w:tcMar>
-          </w:tcPr>
-          <w:p>
-            <w:pPr>
-              <w:bidi/>
-              <w:jc w:val="start"/>
-            </w:pPr>
-            <w:r>
-              <w:rPr>
-                <w:rFonts w:ascii="IBM Plex Sans Arabic" w:hAnsi="IBM Plex Sans Arabic" w:cs="IBM Plex Sans Arabic"/>
-                <w:rtl/>
-              </w:rPr>
-              <w:t>تمر فاخر متخصص (500غ) 14.0€/كغم ≈ 15.3$/كغم</w:t>
-            </w:r>
-          </w:p>
-        </w:tc>
-        <w:tc>
-          <w:tcPr>
-            <w:tcW w:type="dxa" w:w="1872"/>
-            <w:tcMar>
-              <w:top w:w="100" w:type="dxa"/>
-              <w:bottom w:w="100" w:type="dxa"/>
-              <w:left w:w="120" w:type="dxa"/>
-              <w:right w:w="120" w:type="dxa"/>
-            </w:tcMar>
-          </w:tcPr>
-          <w:p>
-            <w:pPr>
-              <w:bidi/>
-              <w:jc w:val="start"/>
-            </w:pPr>
-            <w:r>
-              <w:rPr>
-                <w:rFonts w:ascii="IBM Plex Sans Arabic" w:hAnsi="IBM Plex Sans Arabic" w:cs="IBM Plex Sans Arabic"/>
-                <w:rtl/>
-              </w:rPr>
-              <w:t>متجر حلال متخصص (رصد ويب)</w:t>
-            </w:r>
-          </w:p>
-        </w:tc>
-        <w:tc>
-          <w:tcPr>
-            <w:tcW w:type="dxa" w:w="1872"/>
-            <w:tcMar>
-              <w:top w:w="100" w:type="dxa"/>
-              <w:bottom w:w="100" w:type="dxa"/>
-              <w:left w:w="120" w:type="dxa"/>
-              <w:right w:w="120" w:type="dxa"/>
-            </w:tcMar>
-          </w:tcPr>
-          <w:p>
-            <w:pPr>
-              <w:bidi/>
-              <w:jc w:val="start"/>
-            </w:pPr>
-            <w:r>
-              <w:rPr>
-                <w:rFonts w:ascii="IBM Plex Sans Arabic" w:hAnsi="IBM Plex Sans Arabic" w:cs="IBM Plex Sans Arabic"/>
-                <w:rtl/>
-              </w:rPr>
-              <w:t>—</w:t>
-            </w:r>
-          </w:p>
-        </w:tc>
-        <w:tc>
-          <w:tcPr>
-            <w:tcW w:type="dxa" w:w="1872"/>
-            <w:tcMar>
-              <w:top w:w="100" w:type="dxa"/>
-              <w:bottom w:w="100" w:type="dxa"/>
-              <w:left w:w="120" w:type="dxa"/>
-              <w:right w:w="120" w:type="dxa"/>
-            </w:tcMar>
-          </w:tcPr>
-          <w:p>
-            <w:pPr>
-              <w:bidi/>
-              <w:jc w:val="start"/>
-            </w:pPr>
-            <w:r>
-              <w:rPr>
-                <w:rFonts w:ascii="IBM Plex Sans Arabic" w:hAnsi="IBM Plex Sans Arabic" w:cs="IBM Plex Sans Arabic"/>
-                <w:rtl/>
-              </w:rPr>
-              <w:t>2026-07-02</w:t>
-            </w:r>
-          </w:p>
-        </w:tc>
-        <w:tc>
-          <w:tcPr>
-            <w:tcW w:type="dxa" w:w="1872"/>
-            <w:tcMar>
-              <w:top w:w="100" w:type="dxa"/>
-              <w:bottom w:w="100" w:type="dxa"/>
-              <w:left w:w="120" w:type="dxa"/>
-              <w:right w:w="120" w:type="dxa"/>
-            </w:tcMar>
-          </w:tcPr>
-          <w:p>
-            <w:pPr>
-              <w:bidi/>
-              <w:jc w:val="start"/>
-            </w:pPr>
-            <w:r>
-              <w:rPr>
-                <w:rFonts w:ascii="IBM Plex Sans Arabic" w:hAnsi="IBM Plex Sans Arabic" w:cs="IBM Plex Sans Arabic"/>
-                <w:rtl/>
-              </w:rPr>
-              <w:t>◐ ثانوي</w:t>
-            </w:r>
-          </w:p>
-        </w:tc>
-      </w:tr>
-      <w:tr>
-        <w:tc>
-          <w:tcPr>
-            <w:tcW w:type="dxa" w:w="1872"/>
-            <w:tcMar>
-              <w:top w:w="100" w:type="dxa"/>
-              <w:bottom w:w="100" w:type="dxa"/>
-              <w:left w:w="120" w:type="dxa"/>
-              <w:right w:w="120" w:type="dxa"/>
-            </w:tcMar>
-            <w:shd w:val="clear" w:fill="F2F7F3"/>
-          </w:tcPr>
-          <w:p>
-            <w:pPr>
-              <w:bidi/>
-              <w:jc w:val="start"/>
-            </w:pPr>
-            <w:r>
-              <w:rPr>
-                <w:rFonts w:ascii="IBM Plex Sans Arabic" w:hAnsi="IBM Plex Sans Arabic" w:cs="IBM Plex Sans Arabic"/>
-                <w:rtl/>
-              </w:rPr>
-              <w:t>تونس: حصة 31.0%</w:t>
-            </w:r>
-          </w:p>
-        </w:tc>
-        <w:tc>
-          <w:tcPr>
-            <w:tcW w:type="dxa" w:w="1872"/>
-            <w:tcMar>
-              <w:top w:w="100" w:type="dxa"/>
-              <w:bottom w:w="100" w:type="dxa"/>
-              <w:left w:w="120" w:type="dxa"/>
-              <w:right w:w="120" w:type="dxa"/>
-            </w:tcMar>
-            <w:shd w:val="clear" w:fill="F2F7F3"/>
-          </w:tcPr>
-          <w:p>
-            <w:pPr>
-              <w:bidi/>
-              <w:jc w:val="start"/>
-            </w:pPr>
-            <w:r>
-              <w:rPr>
-                <w:rFonts w:ascii="IBM Plex Sans Arabic" w:hAnsi="IBM Plex Sans Arabic" w:cs="IBM Plex Sans Arabic"/>
-                <w:rtl/>
-              </w:rPr>
-              <w:t>UN Comtrade</w:t>
-            </w:r>
-          </w:p>
-        </w:tc>
-        <w:tc>
-          <w:tcPr>
-            <w:tcW w:type="dxa" w:w="1872"/>
-            <w:tcMar>
-              <w:top w:w="100" w:type="dxa"/>
-              <w:bottom w:w="100" w:type="dxa"/>
-              <w:left w:w="120" w:type="dxa"/>
-              <w:right w:w="120" w:type="dxa"/>
-            </w:tcMar>
-            <w:shd w:val="clear" w:fill="F2F7F3"/>
-          </w:tcPr>
-          <w:p>
-            <w:pPr>
-              <w:bidi/>
-              <w:jc w:val="start"/>
-            </w:pPr>
-            <w:r>
-              <w:rPr>
-                <w:rFonts w:ascii="IBM Plex Sans Arabic" w:hAnsi="IBM Plex Sans Arabic" w:cs="IBM Plex Sans Arabic"/>
-                <w:rtl/>
-              </w:rPr>
-              <w:t>https://comtradeplus.un.org/</w:t>
-            </w:r>
-          </w:p>
-        </w:tc>
-        <w:tc>
-          <w:tcPr>
-            <w:tcW w:type="dxa" w:w="1872"/>
-            <w:tcMar>
-              <w:top w:w="100" w:type="dxa"/>
-              <w:bottom w:w="100" w:type="dxa"/>
-              <w:left w:w="120" w:type="dxa"/>
-              <w:right w:w="120" w:type="dxa"/>
-            </w:tcMar>
-            <w:shd w:val="clear" w:fill="F2F7F3"/>
-          </w:tcPr>
-          <w:p>
-            <w:pPr>
-              <w:bidi/>
-              <w:jc w:val="start"/>
-            </w:pPr>
-            <w:r>
-              <w:rPr>
-                <w:rFonts w:ascii="IBM Plex Sans Arabic" w:hAnsi="IBM Plex Sans Arabic" w:cs="IBM Plex Sans Arabic"/>
-                <w:rtl/>
-              </w:rPr>
-              <w:t>2026-07-02</w:t>
-            </w:r>
-          </w:p>
-        </w:tc>
-        <w:tc>
-          <w:tcPr>
-            <w:tcW w:type="dxa" w:w="1872"/>
-            <w:tcMar>
-              <w:top w:w="100" w:type="dxa"/>
-              <w:bottom w:w="100" w:type="dxa"/>
-              <w:left w:w="120" w:type="dxa"/>
-              <w:right w:w="120" w:type="dxa"/>
-            </w:tcMar>
-            <w:shd w:val="clear" w:fill="F2F7F3"/>
-          </w:tcPr>
-          <w:p>
-            <w:pPr>
-              <w:bidi/>
-              <w:jc w:val="start"/>
-            </w:pPr>
-            <w:r>
-              <w:rPr>
-                <w:rFonts w:ascii="IBM Plex Sans Arabic" w:hAnsi="IBM Plex Sans Arabic" w:cs="IBM Plex Sans Arabic"/>
-                <w:rtl/>
-              </w:rPr>
-              <w:t>✓ موثّق</w:t>
-            </w:r>
-          </w:p>
-        </w:tc>
-      </w:tr>
-      <w:tr>
-        <w:tc>
-          <w:tcPr>
-            <w:tcW w:type="dxa" w:w="1872"/>
-            <w:tcMar>
-              <w:top w:w="100" w:type="dxa"/>
-              <w:bottom w:w="100" w:type="dxa"/>
-              <w:left w:w="120" w:type="dxa"/>
-              <w:right w:w="120" w:type="dxa"/>
-            </w:tcMar>
-          </w:tcPr>
-          <w:p>
-            <w:pPr>
-              <w:bidi/>
-              <w:jc w:val="start"/>
-            </w:pPr>
-            <w:r>
-              <w:rPr>
-                <w:rFonts w:ascii="IBM Plex Sans Arabic" w:hAnsi="IBM Plex Sans Arabic" w:cs="IBM Plex Sans Arabic"/>
-                <w:rtl/>
-              </w:rPr>
-              <w:t>مؤشر تركّز المورّدين HHI=2100.0</w:t>
-            </w:r>
-          </w:p>
-        </w:tc>
-        <w:tc>
-          <w:tcPr>
-            <w:tcW w:type="dxa" w:w="1872"/>
-            <w:tcMar>
-              <w:top w:w="100" w:type="dxa"/>
-              <w:bottom w:w="100" w:type="dxa"/>
-              <w:left w:w="120" w:type="dxa"/>
-              <w:right w:w="120" w:type="dxa"/>
-            </w:tcMar>
-          </w:tcPr>
-          <w:p>
-            <w:pPr>
-              <w:bidi/>
-              <w:jc w:val="start"/>
-            </w:pPr>
-            <w:r>
-              <w:rPr>
-                <w:rFonts w:ascii="IBM Plex Sans Arabic" w:hAnsi="IBM Plex Sans Arabic" w:cs="IBM Plex Sans Arabic"/>
-                <w:rtl/>
-              </w:rPr>
-              <w:t>UN Comtrade</w:t>
-            </w:r>
-          </w:p>
-        </w:tc>
-        <w:tc>
-          <w:tcPr>
-            <w:tcW w:type="dxa" w:w="1872"/>
-            <w:tcMar>
-              <w:top w:w="100" w:type="dxa"/>
-              <w:bottom w:w="100" w:type="dxa"/>
-              <w:left w:w="120" w:type="dxa"/>
-              <w:right w:w="120" w:type="dxa"/>
-            </w:tcMar>
-          </w:tcPr>
-          <w:p>
-            <w:pPr>
-              <w:bidi/>
-              <w:jc w:val="start"/>
-            </w:pPr>
-            <w:r>
-              <w:rPr>
-                <w:rFonts w:ascii="IBM Plex Sans Arabic" w:hAnsi="IBM Plex Sans Arabic" w:cs="IBM Plex Sans Arabic"/>
-                <w:rtl/>
-              </w:rPr>
-              <w:t>https://comtradeplus.un.org/</w:t>
-            </w:r>
-          </w:p>
-        </w:tc>
-        <w:tc>
-          <w:tcPr>
-            <w:tcW w:type="dxa" w:w="1872"/>
-            <w:tcMar>
-              <w:top w:w="100" w:type="dxa"/>
-              <w:bottom w:w="100" w:type="dxa"/>
-              <w:left w:w="120" w:type="dxa"/>
-              <w:right w:w="120" w:type="dxa"/>
-            </w:tcMar>
-          </w:tcPr>
-          <w:p>
-            <w:pPr>
-              <w:bidi/>
-              <w:jc w:val="start"/>
-            </w:pPr>
-            <w:r>
-              <w:rPr>
-                <w:rFonts w:ascii="IBM Plex Sans Arabic" w:hAnsi="IBM Plex Sans Arabic" w:cs="IBM Plex Sans Arabic"/>
-                <w:rtl/>
-              </w:rPr>
-              <w:t>2026-07-02</w:t>
-            </w:r>
-          </w:p>
-        </w:tc>
-        <w:tc>
-          <w:tcPr>
-            <w:tcW w:type="dxa" w:w="1872"/>
-            <w:tcMar>
-              <w:top w:w="100" w:type="dxa"/>
-              <w:bottom w:w="100" w:type="dxa"/>
-              <w:left w:w="120" w:type="dxa"/>
-              <w:right w:w="120" w:type="dxa"/>
-            </w:tcMar>
-          </w:tcPr>
-          <w:p>
-            <w:pPr>
-              <w:bidi/>
-              <w:jc w:val="start"/>
-            </w:pPr>
-            <w:r>
-              <w:rPr>
-                <w:rFonts w:ascii="IBM Plex Sans Arabic" w:hAnsi="IBM Plex Sans Arabic" w:cs="IBM Plex Sans Arabic"/>
-                <w:rtl/>
-              </w:rPr>
-              <w:t>✓ موثّق</w:t>
-            </w:r>
-          </w:p>
-        </w:tc>
-      </w:tr>
-      <w:tr>
-        <w:tc>
-          <w:tcPr>
-            <w:tcW w:type="dxa" w:w="1872"/>
-            <w:tcMar>
-              <w:top w:w="100" w:type="dxa"/>
-              <w:bottom w:w="100" w:type="dxa"/>
-              <w:left w:w="120" w:type="dxa"/>
-              <w:right w:w="120" w:type="dxa"/>
-            </w:tcMar>
-            <w:shd w:val="clear" w:fill="F2F7F3"/>
-          </w:tcPr>
-          <w:p>
-            <w:pPr>
-              <w:bidi/>
-              <w:jc w:val="start"/>
-            </w:pPr>
-            <w:r>
-              <w:rPr>
-                <w:rFonts w:ascii="IBM Plex Sans Arabic" w:hAnsi="IBM Plex Sans Arabic" w:cs="IBM Plex Sans Arabic"/>
-                <w:rtl/>
-              </w:rPr>
-              <w:t>تسجيل منشأة معتمدة EU 2017/625 إلزامي</w:t>
-            </w:r>
-          </w:p>
-        </w:tc>
-        <w:tc>
-          <w:tcPr>
-            <w:tcW w:type="dxa" w:w="1872"/>
-            <w:tcMar>
-              <w:top w:w="100" w:type="dxa"/>
-              <w:bottom w:w="100" w:type="dxa"/>
-              <w:left w:w="120" w:type="dxa"/>
-              <w:right w:w="120" w:type="dxa"/>
-            </w:tcMar>
-            <w:shd w:val="clear" w:fill="F2F7F3"/>
-          </w:tcPr>
-          <w:p>
-            <w:pPr>
-              <w:bidi/>
-              <w:jc w:val="start"/>
-            </w:pPr>
-            <w:r>
-              <w:rPr>
-                <w:rFonts w:ascii="IBM Plex Sans Arabic" w:hAnsi="IBM Plex Sans Arabic" w:cs="IBM Plex Sans Arabic"/>
-                <w:rtl/>
-              </w:rPr>
-              <w:t>EU 2017/625</w:t>
-            </w:r>
-          </w:p>
-        </w:tc>
-        <w:tc>
-          <w:tcPr>
-            <w:tcW w:type="dxa" w:w="1872"/>
-            <w:tcMar>
-              <w:top w:w="100" w:type="dxa"/>
-              <w:bottom w:w="100" w:type="dxa"/>
-              <w:left w:w="120" w:type="dxa"/>
-              <w:right w:w="120" w:type="dxa"/>
-            </w:tcMar>
-            <w:shd w:val="clear" w:fill="F2F7F3"/>
-          </w:tcPr>
-          <w:p>
-            <w:pPr>
-              <w:bidi/>
-              <w:jc w:val="start"/>
-            </w:pPr>
-            <w:r>
-              <w:rPr>
-                <w:rFonts w:ascii="IBM Plex Sans Arabic" w:hAnsi="IBM Plex Sans Arabic" w:cs="IBM Plex Sans Arabic"/>
-                <w:rtl/>
-              </w:rPr>
-              <w:t>—</w:t>
-            </w:r>
-          </w:p>
-        </w:tc>
-        <w:tc>
-          <w:tcPr>
-            <w:tcW w:type="dxa" w:w="1872"/>
-            <w:tcMar>
-              <w:top w:w="100" w:type="dxa"/>
-              <w:bottom w:w="100" w:type="dxa"/>
-              <w:left w:w="120" w:type="dxa"/>
-              <w:right w:w="120" w:type="dxa"/>
-            </w:tcMar>
-            <w:shd w:val="clear" w:fill="F2F7F3"/>
-          </w:tcPr>
-          <w:p>
-            <w:pPr>
-              <w:bidi/>
-              <w:jc w:val="start"/>
-            </w:pPr>
-            <w:r>
-              <w:rPr>
-                <w:rFonts w:ascii="IBM Plex Sans Arabic" w:hAnsi="IBM Plex Sans Arabic" w:cs="IBM Plex Sans Arabic"/>
-                <w:rtl/>
-              </w:rPr>
-              <w:t>2026-07-02</w:t>
-            </w:r>
-          </w:p>
-        </w:tc>
-        <w:tc>
-          <w:tcPr>
-            <w:tcW w:type="dxa" w:w="1872"/>
-            <w:tcMar>
-              <w:top w:w="100" w:type="dxa"/>
-              <w:bottom w:w="100" w:type="dxa"/>
-              <w:left w:w="120" w:type="dxa"/>
-              <w:right w:w="120" w:type="dxa"/>
-            </w:tcMar>
-            <w:shd w:val="clear" w:fill="F2F7F3"/>
-          </w:tcPr>
-          <w:p>
-            <w:pPr>
-              <w:bidi/>
-              <w:jc w:val="start"/>
-            </w:pPr>
-            <w:r>
-              <w:rPr>
-                <w:rFonts w:ascii="IBM Plex Sans Arabic" w:hAnsi="IBM Plex Sans Arabic" w:cs="IBM Plex Sans Arabic"/>
-                <w:rtl/>
-              </w:rPr>
-              <w:t>✓ موثّق</w:t>
-            </w:r>
-          </w:p>
-        </w:tc>
-      </w:tr>
-      <w:tr>
-        <w:tc>
-          <w:tcPr>
-            <w:tcW w:type="dxa" w:w="1872"/>
-            <w:tcMar>
-              <w:top w:w="100" w:type="dxa"/>
-              <w:bottom w:w="100" w:type="dxa"/>
-              <w:left w:w="120" w:type="dxa"/>
-              <w:right w:w="120" w:type="dxa"/>
-            </w:tcMar>
-          </w:tcPr>
-          <w:p>
-            <w:pPr>
-              <w:bidi/>
-              <w:jc w:val="start"/>
-            </w:pPr>
-            <w:r>
-              <w:rPr>
-                <w:rFonts w:ascii="IBM Plex Sans Arabic" w:hAnsi="IBM Plex Sans Arabic" w:cs="IBM Plex Sans Arabic"/>
-                <w:rtl/>
-              </w:rPr>
-              <w:t>حصة إنفاق الغذاء 12.5% من إنفاق الأسرة الهولندية</w:t>
-            </w:r>
-          </w:p>
-        </w:tc>
-        <w:tc>
-          <w:tcPr>
-            <w:tcW w:type="dxa" w:w="1872"/>
-            <w:tcMar>
-              <w:top w:w="100" w:type="dxa"/>
-              <w:bottom w:w="100" w:type="dxa"/>
-              <w:left w:w="120" w:type="dxa"/>
-              <w:right w:w="120" w:type="dxa"/>
-            </w:tcMar>
-          </w:tcPr>
-          <w:p>
-            <w:pPr>
-              <w:bidi/>
-              <w:jc w:val="start"/>
-            </w:pPr>
-            <w:r>
-              <w:rPr>
-                <w:rFonts w:ascii="IBM Plex Sans Arabic" w:hAnsi="IBM Plex Sans Arabic" w:cs="IBM Plex Sans Arabic"/>
-                <w:rtl/>
-              </w:rPr>
-              <w:t>Eurostat (مسح ميزانية الأسرة)</w:t>
-            </w:r>
-          </w:p>
-        </w:tc>
-        <w:tc>
-          <w:tcPr>
-            <w:tcW w:type="dxa" w:w="1872"/>
-            <w:tcMar>
-              <w:top w:w="100" w:type="dxa"/>
-              <w:bottom w:w="100" w:type="dxa"/>
-              <w:left w:w="120" w:type="dxa"/>
-              <w:right w:w="120" w:type="dxa"/>
-            </w:tcMar>
-          </w:tcPr>
-          <w:p>
-            <w:pPr>
-              <w:bidi/>
-              <w:jc w:val="start"/>
-            </w:pPr>
-            <w:r>
-              <w:rPr>
-                <w:rFonts w:ascii="IBM Plex Sans Arabic" w:hAnsi="IBM Plex Sans Arabic" w:cs="IBM Plex Sans Arabic"/>
-                <w:rtl/>
-              </w:rPr>
-              <w:t>https://ec.europa.eu/eurostat/</w:t>
-            </w:r>
-          </w:p>
-        </w:tc>
-        <w:tc>
-          <w:tcPr>
-            <w:tcW w:type="dxa" w:w="1872"/>
-            <w:tcMar>
-              <w:top w:w="100" w:type="dxa"/>
-              <w:bottom w:w="100" w:type="dxa"/>
-              <w:left w:w="120" w:type="dxa"/>
-              <w:right w:w="120" w:type="dxa"/>
-            </w:tcMar>
-          </w:tcPr>
-          <w:p>
-            <w:pPr>
-              <w:bidi/>
-              <w:jc w:val="start"/>
-            </w:pPr>
-            <w:r>
-              <w:rPr>
-                <w:rFonts w:ascii="IBM Plex Sans Arabic" w:hAnsi="IBM Plex Sans Arabic" w:cs="IBM Plex Sans Arabic"/>
-                <w:rtl/>
-              </w:rPr>
-              <w:t>2026-07-02</w:t>
-            </w:r>
-          </w:p>
-        </w:tc>
-        <w:tc>
-          <w:tcPr>
-            <w:tcW w:type="dxa" w:w="1872"/>
-            <w:tcMar>
-              <w:top w:w="100" w:type="dxa"/>
-              <w:bottom w:w="100" w:type="dxa"/>
-              <w:left w:w="120" w:type="dxa"/>
-              <w:right w:w="120" w:type="dxa"/>
-            </w:tcMar>
-          </w:tcPr>
-          <w:p>
-            <w:pPr>
-              <w:bidi/>
-              <w:jc w:val="start"/>
-            </w:pPr>
-            <w:r>
-              <w:rPr>
-                <w:rFonts w:ascii="IBM Plex Sans Arabic" w:hAnsi="IBM Plex Sans Arabic" w:cs="IBM Plex Sans Arabic"/>
-                <w:rtl/>
-              </w:rPr>
-              <w:t>◐ ثانوي</w:t>
-            </w:r>
-          </w:p>
-        </w:tc>
-      </w:tr>
-      <w:tr>
-        <w:tc>
-          <w:tcPr>
-            <w:tcW w:type="dxa" w:w="1872"/>
-            <w:tcMar>
-              <w:top w:w="100" w:type="dxa"/>
-              <w:bottom w:w="100" w:type="dxa"/>
-              <w:left w:w="120" w:type="dxa"/>
-              <w:right w:w="120" w:type="dxa"/>
-            </w:tcMar>
-            <w:shd w:val="clear" w:fill="F2F7F3"/>
-          </w:tcPr>
-          <w:p>
-            <w:pPr>
-              <w:bidi/>
-              <w:jc w:val="start"/>
-            </w:pPr>
-            <w:r>
-              <w:rPr>
-                <w:rFonts w:ascii="IBM Plex Sans Arabic" w:hAnsi="IBM Plex Sans Arabic" w:cs="IBM Plex Sans Arabic"/>
-                <w:rtl/>
-              </w:rPr>
-              <w:t>لا أخبار مخاطر جوهرية خلال 12 شهراً</w:t>
-            </w:r>
-          </w:p>
-        </w:tc>
-        <w:tc>
-          <w:tcPr>
-            <w:tcW w:type="dxa" w:w="1872"/>
-            <w:tcMar>
-              <w:top w:w="100" w:type="dxa"/>
-              <w:bottom w:w="100" w:type="dxa"/>
-              <w:left w:w="120" w:type="dxa"/>
-              <w:right w:w="120" w:type="dxa"/>
-            </w:tcMar>
-            <w:shd w:val="clear" w:fill="F2F7F3"/>
-          </w:tcPr>
-          <w:p>
-            <w:pPr>
-              <w:bidi/>
-              <w:jc w:val="start"/>
-            </w:pPr>
-            <w:r>
-              <w:rPr>
-                <w:rFonts w:ascii="IBM Plex Sans Arabic" w:hAnsi="IBM Plex Sans Arabic" w:cs="IBM Plex Sans Arabic"/>
-                <w:rtl/>
-              </w:rPr>
-              <w:t>سجلّات رسمية</w:t>
-            </w:r>
-          </w:p>
-        </w:tc>
-        <w:tc>
-          <w:tcPr>
-            <w:tcW w:type="dxa" w:w="1872"/>
-            <w:tcMar>
-              <w:top w:w="100" w:type="dxa"/>
-              <w:bottom w:w="100" w:type="dxa"/>
-              <w:left w:w="120" w:type="dxa"/>
-              <w:right w:w="120" w:type="dxa"/>
-            </w:tcMar>
-            <w:shd w:val="clear" w:fill="F2F7F3"/>
-          </w:tcPr>
-          <w:p>
-            <w:pPr>
-              <w:bidi/>
-              <w:jc w:val="start"/>
-            </w:pPr>
-            <w:r>
-              <w:rPr>
-                <w:rFonts w:ascii="IBM Plex Sans Arabic" w:hAnsi="IBM Plex Sans Arabic" w:cs="IBM Plex Sans Arabic"/>
-                <w:rtl/>
-              </w:rPr>
-              <w:t>https://www.gdeltproject.org/</w:t>
-            </w:r>
-          </w:p>
-        </w:tc>
-        <w:tc>
-          <w:tcPr>
-            <w:tcW w:type="dxa" w:w="1872"/>
-            <w:tcMar>
-              <w:top w:w="100" w:type="dxa"/>
-              <w:bottom w:w="100" w:type="dxa"/>
-              <w:left w:w="120" w:type="dxa"/>
-              <w:right w:w="120" w:type="dxa"/>
-            </w:tcMar>
-            <w:shd w:val="clear" w:fill="F2F7F3"/>
-          </w:tcPr>
-          <w:p>
-            <w:pPr>
-              <w:bidi/>
-              <w:jc w:val="start"/>
-            </w:pPr>
-            <w:r>
-              <w:rPr>
-                <w:rFonts w:ascii="IBM Plex Sans Arabic" w:hAnsi="IBM Plex Sans Arabic" w:cs="IBM Plex Sans Arabic"/>
-                <w:rtl/>
-              </w:rPr>
-              <w:t>2026-07-02</w:t>
-            </w:r>
-          </w:p>
-        </w:tc>
-        <w:tc>
-          <w:tcPr>
-            <w:tcW w:type="dxa" w:w="1872"/>
-            <w:tcMar>
-              <w:top w:w="100" w:type="dxa"/>
-              <w:bottom w:w="100" w:type="dxa"/>
-              <w:left w:w="120" w:type="dxa"/>
-              <w:right w:w="120" w:type="dxa"/>
-            </w:tcMar>
-            <w:shd w:val="clear" w:fill="F2F7F3"/>
-          </w:tcPr>
-          <w:p>
-            <w:pPr>
-              <w:bidi/>
-              <w:jc w:val="start"/>
-            </w:pPr>
-            <w:r>
-              <w:rPr>
-                <w:rFonts w:ascii="IBM Plex Sans Arabic" w:hAnsi="IBM Plex Sans Arabic" w:cs="IBM Plex Sans Arabic"/>
-                <w:rtl/>
-              </w:rPr>
-              <w:t>◐ ثانوي</w:t>
-            </w:r>
-          </w:p>
-        </w:tc>
-      </w:tr>
-      <w:tr>
-        <w:tc>
-          <w:tcPr>
-            <w:tcW w:type="dxa" w:w="1872"/>
-            <w:tcMar>
-              <w:top w:w="100" w:type="dxa"/>
-              <w:bottom w:w="100" w:type="dxa"/>
-              <w:left w:w="120" w:type="dxa"/>
-              <w:right w:w="120" w:type="dxa"/>
-            </w:tcMar>
-          </w:tcPr>
-          <w:p>
-            <w:pPr>
-              <w:bidi/>
-              <w:jc w:val="start"/>
-            </w:pPr>
-            <w:r>
-              <w:rPr>
-                <w:rFonts w:ascii="IBM Plex Sans Arabic" w:hAnsi="IBM Plex Sans Arabic" w:cs="IBM Plex Sans Arabic"/>
-                <w:rtl/>
-              </w:rPr>
-              <w:t>ميناء روتردام أكبر بوابة استيراد أوروبية</w:t>
-            </w:r>
-          </w:p>
-        </w:tc>
-        <w:tc>
-          <w:tcPr>
-            <w:tcW w:type="dxa" w:w="1872"/>
-            <w:tcMar>
-              <w:top w:w="100" w:type="dxa"/>
-              <w:bottom w:w="100" w:type="dxa"/>
-              <w:left w:w="120" w:type="dxa"/>
-              <w:right w:w="120" w:type="dxa"/>
-            </w:tcMar>
-          </w:tcPr>
-          <w:p>
-            <w:pPr>
-              <w:bidi/>
-              <w:jc w:val="start"/>
-            </w:pPr>
-            <w:r>
-              <w:rPr>
-                <w:rFonts w:ascii="IBM Plex Sans Arabic" w:hAnsi="IBM Plex Sans Arabic" w:cs="IBM Plex Sans Arabic"/>
-                <w:rtl/>
-              </w:rPr>
-              <w:t>مرجع الموانئ</w:t>
-            </w:r>
-          </w:p>
-        </w:tc>
-        <w:tc>
-          <w:tcPr>
-            <w:tcW w:type="dxa" w:w="1872"/>
-            <w:tcMar>
-              <w:top w:w="100" w:type="dxa"/>
-              <w:bottom w:w="100" w:type="dxa"/>
-              <w:left w:w="120" w:type="dxa"/>
-              <w:right w:w="120" w:type="dxa"/>
-            </w:tcMar>
-          </w:tcPr>
-          <w:p>
-            <w:pPr>
-              <w:bidi/>
-              <w:jc w:val="start"/>
-            </w:pPr>
-            <w:r>
-              <w:rPr>
-                <w:rFonts w:ascii="IBM Plex Sans Arabic" w:hAnsi="IBM Plex Sans Arabic" w:cs="IBM Plex Sans Arabic"/>
-                <w:rtl/>
-              </w:rPr>
-              <w:t>—</w:t>
-            </w:r>
-          </w:p>
-        </w:tc>
-        <w:tc>
-          <w:tcPr>
-            <w:tcW w:type="dxa" w:w="1872"/>
-            <w:tcMar>
-              <w:top w:w="100" w:type="dxa"/>
-              <w:bottom w:w="100" w:type="dxa"/>
-              <w:left w:w="120" w:type="dxa"/>
-              <w:right w:w="120" w:type="dxa"/>
-            </w:tcMar>
-          </w:tcPr>
-          <w:p>
-            <w:pPr>
-              <w:bidi/>
-              <w:jc w:val="start"/>
-            </w:pPr>
-            <w:r>
-              <w:rPr>
-                <w:rFonts w:ascii="IBM Plex Sans Arabic" w:hAnsi="IBM Plex Sans Arabic" w:cs="IBM Plex Sans Arabic"/>
-                <w:rtl/>
-              </w:rPr>
-              <w:t>2026-07-02</w:t>
-            </w:r>
-          </w:p>
-        </w:tc>
-        <w:tc>
-          <w:tcPr>
-            <w:tcW w:type="dxa" w:w="1872"/>
-            <w:tcMar>
-              <w:top w:w="100" w:type="dxa"/>
-              <w:bottom w:w="100" w:type="dxa"/>
-              <w:left w:w="120" w:type="dxa"/>
-              <w:right w:w="120" w:type="dxa"/>
-            </w:tcMar>
-          </w:tcPr>
-          <w:p>
-            <w:pPr>
-              <w:bidi/>
-              <w:jc w:val="start"/>
-            </w:pPr>
-            <w:r>
-              <w:rPr>
-                <w:rFonts w:ascii="IBM Plex Sans Arabic" w:hAnsi="IBM Plex Sans Arabic" w:cs="IBM Plex Sans Arabic"/>
-                <w:rtl/>
-              </w:rPr>
-              <w:t>◐ ثانوي</w:t>
-            </w:r>
-          </w:p>
-        </w:tc>
-      </w:tr>
-      <w:tr>
-        <w:tc>
-          <w:tcPr>
-            <w:tcW w:type="dxa" w:w="1872"/>
-            <w:tcMar>
-              <w:top w:w="100" w:type="dxa"/>
-              <w:bottom w:w="100" w:type="dxa"/>
-              <w:left w:w="120" w:type="dxa"/>
-              <w:right w:w="120" w:type="dxa"/>
-            </w:tcMar>
-            <w:shd w:val="clear" w:fill="F2F7F3"/>
-          </w:tcPr>
-          <w:p>
-            <w:pPr>
-              <w:bidi/>
-              <w:jc w:val="start"/>
-            </w:pPr>
-            <w:r>
-              <w:rPr>
-                <w:rFonts w:ascii="IBM Plex Sans Arabic" w:hAnsi="IBM Plex Sans Arabic" w:cs="IBM Plex Sans Arabic"/>
-                <w:rtl/>
-              </w:rPr>
-              <w:t>تعريفة صفرية ضمن GSP+</w:t>
-            </w:r>
-          </w:p>
-        </w:tc>
-        <w:tc>
-          <w:tcPr>
-            <w:tcW w:type="dxa" w:w="1872"/>
-            <w:tcMar>
-              <w:top w:w="100" w:type="dxa"/>
-              <w:bottom w:w="100" w:type="dxa"/>
-              <w:left w:w="120" w:type="dxa"/>
-              <w:right w:w="120" w:type="dxa"/>
-            </w:tcMar>
-            <w:shd w:val="clear" w:fill="F2F7F3"/>
-          </w:tcPr>
-          <w:p>
-            <w:pPr>
-              <w:bidi/>
-              <w:jc w:val="start"/>
-            </w:pPr>
-            <w:r>
-              <w:rPr>
-                <w:rFonts w:ascii="IBM Plex Sans Arabic" w:hAnsi="IBM Plex Sans Arabic" w:cs="IBM Plex Sans Arabic"/>
-                <w:rtl/>
-              </w:rPr>
-              <w:t>WITS/WTO Tariff</w:t>
-            </w:r>
-          </w:p>
-        </w:tc>
-        <w:tc>
-          <w:tcPr>
-            <w:tcW w:type="dxa" w:w="1872"/>
-            <w:tcMar>
-              <w:top w:w="100" w:type="dxa"/>
-              <w:bottom w:w="100" w:type="dxa"/>
-              <w:left w:w="120" w:type="dxa"/>
-              <w:right w:w="120" w:type="dxa"/>
-            </w:tcMar>
-            <w:shd w:val="clear" w:fill="F2F7F3"/>
-          </w:tcPr>
-          <w:p>
-            <w:pPr>
-              <w:bidi/>
-              <w:jc w:val="start"/>
-            </w:pPr>
-            <w:r>
-              <w:rPr>
-                <w:rFonts w:ascii="IBM Plex Sans Arabic" w:hAnsi="IBM Plex Sans Arabic" w:cs="IBM Plex Sans Arabic"/>
-                <w:rtl/>
-              </w:rPr>
-              <w:t>https://wits.worldbank.org/</w:t>
-            </w:r>
-          </w:p>
-        </w:tc>
-        <w:tc>
-          <w:tcPr>
-            <w:tcW w:type="dxa" w:w="1872"/>
-            <w:tcMar>
-              <w:top w:w="100" w:type="dxa"/>
-              <w:bottom w:w="100" w:type="dxa"/>
-              <w:left w:w="120" w:type="dxa"/>
-              <w:right w:w="120" w:type="dxa"/>
-            </w:tcMar>
-            <w:shd w:val="clear" w:fill="F2F7F3"/>
-          </w:tcPr>
-          <w:p>
-            <w:pPr>
-              <w:bidi/>
-              <w:jc w:val="start"/>
-            </w:pPr>
-            <w:r>
-              <w:rPr>
-                <w:rFonts w:ascii="IBM Plex Sans Arabic" w:hAnsi="IBM Plex Sans Arabic" w:cs="IBM Plex Sans Arabic"/>
-                <w:rtl/>
-              </w:rPr>
-              <w:t>2026-07-02</w:t>
-            </w:r>
-          </w:p>
-        </w:tc>
-        <w:tc>
-          <w:tcPr>
-            <w:tcW w:type="dxa" w:w="1872"/>
-            <w:tcMar>
-              <w:top w:w="100" w:type="dxa"/>
-              <w:bottom w:w="100" w:type="dxa"/>
-              <w:left w:w="120" w:type="dxa"/>
-              <w:right w:w="120" w:type="dxa"/>
-            </w:tcMar>
-            <w:shd w:val="clear" w:fill="F2F7F3"/>
-          </w:tcPr>
-          <w:p>
-            <w:pPr>
-              <w:bidi/>
-              <w:jc w:val="start"/>
-            </w:pPr>
-            <w:r>
-              <w:rPr>
-                <w:rFonts w:ascii="IBM Plex Sans Arabic" w:hAnsi="IBM Plex Sans Arabic" w:cs="IBM Plex Sans Arabic"/>
-                <w:rtl/>
-              </w:rPr>
-              <w:t>✓ موثّق</w:t>
-            </w:r>
-          </w:p>
-        </w:tc>
-      </w:tr>
-      <w:tr>
-        <w:tc>
-          <w:tcPr>
-            <w:tcW w:type="dxa" w:w="1872"/>
-            <w:tcMar>
-              <w:top w:w="100" w:type="dxa"/>
-              <w:bottom w:w="100" w:type="dxa"/>
-              <w:left w:w="120" w:type="dxa"/>
-              <w:right w:w="120" w:type="dxa"/>
-            </w:tcMar>
-          </w:tcPr>
-          <w:p>
-            <w:pPr>
-              <w:bidi/>
-              <w:jc w:val="start"/>
-            </w:pPr>
-            <w:r>
-              <w:rPr>
-                <w:rFonts w:ascii="IBM Plex Sans Arabic" w:hAnsi="IBM Plex Sans Arabic" w:cs="IBM Plex Sans Arabic"/>
-                <w:rtl/>
-              </w:rPr>
-              <w:t>اتجاه بحث خمس سنوات صاعد + ذروة رمضان</w:t>
-            </w:r>
-          </w:p>
-        </w:tc>
-        <w:tc>
-          <w:tcPr>
-            <w:tcW w:type="dxa" w:w="1872"/>
-            <w:tcMar>
-              <w:top w:w="100" w:type="dxa"/>
-              <w:bottom w:w="100" w:type="dxa"/>
-              <w:left w:w="120" w:type="dxa"/>
-              <w:right w:w="120" w:type="dxa"/>
-            </w:tcMar>
-          </w:tcPr>
-          <w:p>
-            <w:pPr>
-              <w:bidi/>
-              <w:jc w:val="start"/>
-            </w:pPr>
-            <w:r>
-              <w:rPr>
-                <w:rFonts w:ascii="IBM Plex Sans Arabic" w:hAnsi="IBM Plex Sans Arabic" w:cs="IBM Plex Sans Arabic"/>
-                <w:rtl/>
-              </w:rPr>
-              <w:t>Google Trends</w:t>
-            </w:r>
-          </w:p>
-        </w:tc>
-        <w:tc>
-          <w:tcPr>
-            <w:tcW w:type="dxa" w:w="1872"/>
-            <w:tcMar>
-              <w:top w:w="100" w:type="dxa"/>
-              <w:bottom w:w="100" w:type="dxa"/>
-              <w:left w:w="120" w:type="dxa"/>
-              <w:right w:w="120" w:type="dxa"/>
-            </w:tcMar>
-          </w:tcPr>
-          <w:p>
-            <w:pPr>
-              <w:bidi/>
-              <w:jc w:val="start"/>
-            </w:pPr>
-            <w:r>
-              <w:rPr>
-                <w:rFonts w:ascii="IBM Plex Sans Arabic" w:hAnsi="IBM Plex Sans Arabic" w:cs="IBM Plex Sans Arabic"/>
-                <w:rtl/>
-              </w:rPr>
-              <w:t>https://trends.google.com/trends/</w:t>
-            </w:r>
-          </w:p>
-        </w:tc>
-        <w:tc>
-          <w:tcPr>
-            <w:tcW w:type="dxa" w:w="1872"/>
-            <w:tcMar>
-              <w:top w:w="100" w:type="dxa"/>
-              <w:bottom w:w="100" w:type="dxa"/>
-              <w:left w:w="120" w:type="dxa"/>
-              <w:right w:w="120" w:type="dxa"/>
-            </w:tcMar>
-          </w:tcPr>
-          <w:p>
-            <w:pPr>
-              <w:bidi/>
-              <w:jc w:val="start"/>
-            </w:pPr>
-            <w:r>
-              <w:rPr>
-                <w:rFonts w:ascii="IBM Plex Sans Arabic" w:hAnsi="IBM Plex Sans Arabic" w:cs="IBM Plex Sans Arabic"/>
-                <w:rtl/>
-              </w:rPr>
-              <w:t>2026-07-02</w:t>
-            </w:r>
-          </w:p>
-        </w:tc>
-        <w:tc>
-          <w:tcPr>
-            <w:tcW w:type="dxa" w:w="1872"/>
-            <w:tcMar>
-              <w:top w:w="100" w:type="dxa"/>
-              <w:bottom w:w="100" w:type="dxa"/>
-              <w:left w:w="120" w:type="dxa"/>
-              <w:right w:w="120" w:type="dxa"/>
-            </w:tcMar>
-          </w:tcPr>
-          <w:p>
-            <w:pPr>
-              <w:bidi/>
-              <w:jc w:val="start"/>
-            </w:pPr>
-            <w:r>
-              <w:rPr>
-                <w:rFonts w:ascii="IBM Plex Sans Arabic" w:hAnsi="IBM Plex Sans Arabic" w:cs="IBM Plex Sans Arabic"/>
-                <w:rtl/>
-              </w:rPr>
-              <w:t>◐ ثانوي</w:t>
-            </w:r>
-          </w:p>
-        </w:tc>
-      </w:tr>
-      <w:tr>
-        <w:tc>
-          <w:tcPr>
-            <w:tcW w:type="dxa" w:w="1872"/>
-            <w:tcMar>
-              <w:top w:w="100" w:type="dxa"/>
-              <w:bottom w:w="100" w:type="dxa"/>
-              <w:left w:w="120" w:type="dxa"/>
-              <w:right w:w="120" w:type="dxa"/>
-            </w:tcMar>
-            <w:shd w:val="clear" w:fill="F2F7F3"/>
-          </w:tcPr>
-          <w:p>
-            <w:pPr>
-              <w:bidi/>
-              <w:jc w:val="start"/>
-            </w:pPr>
-            <w:r>
-              <w:rPr>
-                <w:rFonts w:ascii="IBM Plex Sans Arabic" w:hAnsi="IBM Plex Sans Arabic" w:cs="IBM Plex Sans Arabic"/>
-                <w:rtl/>
-              </w:rPr>
-              <w:t>موزّع أغذية حلال في أمستردام — مرشّح محتمل</w:t>
-            </w:r>
-          </w:p>
-        </w:tc>
-        <w:tc>
-          <w:tcPr>
-            <w:tcW w:type="dxa" w:w="1872"/>
-            <w:tcMar>
-              <w:top w:w="100" w:type="dxa"/>
-              <w:bottom w:w="100" w:type="dxa"/>
-              <w:left w:w="120" w:type="dxa"/>
-              <w:right w:w="120" w:type="dxa"/>
-            </w:tcMar>
-            <w:shd w:val="clear" w:fill="F2F7F3"/>
-          </w:tcPr>
-          <w:p>
-            <w:pPr>
-              <w:bidi/>
-              <w:jc w:val="start"/>
-            </w:pPr>
-            <w:r>
-              <w:rPr>
-                <w:rFonts w:ascii="IBM Plex Sans Arabic" w:hAnsi="IBM Plex Sans Arabic" w:cs="IBM Plex Sans Arabic"/>
-                <w:rtl/>
-              </w:rPr>
-              <w:t>بحث ويب (غير مؤكَّد)</w:t>
-            </w:r>
-          </w:p>
-        </w:tc>
-        <w:tc>
-          <w:tcPr>
-            <w:tcW w:type="dxa" w:w="1872"/>
-            <w:tcMar>
-              <w:top w:w="100" w:type="dxa"/>
-              <w:bottom w:w="100" w:type="dxa"/>
-              <w:left w:w="120" w:type="dxa"/>
-              <w:right w:w="120" w:type="dxa"/>
-            </w:tcMar>
-            <w:shd w:val="clear" w:fill="F2F7F3"/>
-          </w:tcPr>
-          <w:p>
-            <w:pPr>
-              <w:bidi/>
-              <w:jc w:val="start"/>
-            </w:pPr>
-            <w:r>
-              <w:rPr>
-                <w:rFonts w:ascii="IBM Plex Sans Arabic" w:hAnsi="IBM Plex Sans Arabic" w:cs="IBM Plex Sans Arabic"/>
-                <w:rtl/>
-              </w:rPr>
-              <w:t>—</w:t>
-            </w:r>
-          </w:p>
-        </w:tc>
-        <w:tc>
-          <w:tcPr>
-            <w:tcW w:type="dxa" w:w="1872"/>
-            <w:tcMar>
-              <w:top w:w="100" w:type="dxa"/>
-              <w:bottom w:w="100" w:type="dxa"/>
-              <w:left w:w="120" w:type="dxa"/>
-              <w:right w:w="120" w:type="dxa"/>
-            </w:tcMar>
-            <w:shd w:val="clear" w:fill="F2F7F3"/>
-          </w:tcPr>
-          <w:p>
-            <w:pPr>
-              <w:bidi/>
-              <w:jc w:val="start"/>
-            </w:pPr>
-            <w:r>
-              <w:rPr>
-                <w:rFonts w:ascii="IBM Plex Sans Arabic" w:hAnsi="IBM Plex Sans Arabic" w:cs="IBM Plex Sans Arabic"/>
-                <w:rtl/>
-              </w:rPr>
-              <w:t>2026-07-02</w:t>
-            </w:r>
-          </w:p>
-        </w:tc>
-        <w:tc>
-          <w:tcPr>
-            <w:tcW w:type="dxa" w:w="1872"/>
-            <w:tcMar>
-              <w:top w:w="100" w:type="dxa"/>
-              <w:bottom w:w="100" w:type="dxa"/>
-              <w:left w:w="120" w:type="dxa"/>
-              <w:right w:w="120" w:type="dxa"/>
-            </w:tcMar>
-            <w:shd w:val="clear" w:fill="F2F7F3"/>
-          </w:tcPr>
-          <w:p>
-            <w:pPr>
-              <w:bidi/>
-              <w:jc w:val="start"/>
-            </w:pPr>
-            <w:r>
-              <w:rPr>
-                <w:rFonts w:ascii="IBM Plex Sans Arabic" w:hAnsi="IBM Plex Sans Arabic" w:cs="IBM Plex Sans Arabic"/>
-                <w:rtl/>
-              </w:rPr>
-              <w:t>○ غير متحقق</w:t>
-            </w:r>
-          </w:p>
-        </w:tc>
-      </w:tr>
-    </w:tbl>
+    <w:p>
+      <w:pPr>
+        <w:pStyle w:val="ListBullet"/>
+        <w:bidi/>
+        <w:jc w:val="start"/>
+      </w:pPr>
+      <w:r>
+        <w:rPr>
+          <w:rFonts w:ascii="IBM Plex Sans Arabic" w:hAnsi="IBM Plex Sans Arabic" w:cs="IBM Plex Sans Arabic"/>
+          <w:rtl/>
+        </w:rPr>
+        <w:t>UN Comtrade — https://comtradeplus.un.org/ (تاريخ الجمع: 2026-07-02)</w:t>
+      </w:r>
+    </w:p>
+    <w:p>
+      <w:pPr>
+        <w:pStyle w:val="ListBullet"/>
+        <w:bidi/>
+        <w:jc w:val="start"/>
+      </w:pPr>
+      <w:r>
+        <w:rPr>
+          <w:rFonts w:ascii="IBM Plex Sans Arabic" w:hAnsi="IBM Plex Sans Arabic" w:cs="IBM Plex Sans Arabic"/>
+          <w:rtl/>
+        </w:rPr>
+        <w:t>WITS/WTO Tariff — https://wits.worldbank.org/ (تاريخ الجمع: 2026-07-02)</w:t>
+      </w:r>
+    </w:p>
+    <w:p>
+      <w:pPr>
+        <w:pStyle w:val="ListBullet"/>
+        <w:bidi/>
+        <w:jc w:val="start"/>
+      </w:pPr>
+      <w:r>
+        <w:rPr>
+          <w:rFonts w:ascii="IBM Plex Sans Arabic" w:hAnsi="IBM Plex Sans Arabic" w:cs="IBM Plex Sans Arabic"/>
+          <w:rtl/>
+        </w:rPr>
+        <w:t>World Bank — https://data.albankaldawli.org/ (تاريخ الجمع: 2026-07-02)</w:t>
+      </w:r>
+    </w:p>
     <w:p>
       <w:pPr>
         <w:pStyle w:val="Heading2"/>
@@ -6668,7 +4550,7 @@
           <w:rFonts w:ascii="IBM Plex Sans Arabic" w:hAnsi="IBM Plex Sans Arabic" w:cs="IBM Plex Sans Arabic"/>
           <w:rtl/>
         </w:rPr>
-        <w:t>HHI: مؤشر يقيس تركّز/احتكار السوق: فوق 2500 يعني سيطرة لاعب واحد</w:t>
+        <w:t>HHI: مؤشر يقيس تركّز السوق بين المورّدين: فوق 2500 تركّز مرتفع</w:t>
       </w:r>
     </w:p>
     <w:p>

--- a/samples/client_report_latest.docx
+++ b/samples/client_report_latest.docx
@@ -485,7 +485,7 @@
           <w:rFonts w:ascii="IBM Plex Sans Arabic" w:hAnsi="IBM Plex Sans Arabic" w:cs="IBM Plex Sans Arabic"/>
           <w:rtl/>
         </w:rPr>
-        <w:t>سنوياً؛ والثاني أن صفّ المورّدين معتدل التركّز (HHI (مؤشر يقيس تركّز السوق بين المورّدين: فوق 2500 تركّز مرتفع)≈2100) فلا يهيمن عليه</w:t>
+        <w:t>سنوياً؛ والثاني أن صفّ المورّدين معتدل التركّز (HHI (‏مؤشر يقيس تركّز السوق بين المورّدين: فوق 2500 تركّز مرتفع‏)≈2100) فلا يهيمن عليه</w:t>
       </w:r>
     </w:p>
     <w:p>
@@ -792,7 +792,7 @@
                 <w:rFonts w:ascii="IBM Plex Sans Arabic" w:hAnsi="IBM Plex Sans Arabic" w:cs="IBM Plex Sans Arabic"/>
                 <w:rtl/>
               </w:rPr>
-              <w:t>متوسطة (66%)</w:t>
+              <w:t>متوسطة (‏66%‏)</w:t>
             </w:r>
           </w:p>
         </w:tc>
@@ -1065,7 +1065,7 @@
                 <w:rFonts w:ascii="IBM Plex Sans Arabic" w:hAnsi="IBM Plex Sans Arabic" w:cs="IBM Plex Sans Arabic"/>
                 <w:rtl/>
               </w:rPr>
-              <w:t>إجمالي واردات السوق (UN Comtrade)</w:t>
+              <w:t>إجمالي واردات السوق (‏UN Comtrade‏)</w:t>
             </w:r>
           </w:p>
         </w:tc>
@@ -1765,7 +1765,7 @@
           <w:rFonts w:ascii="IBM Plex Sans Arabic" w:hAnsi="IBM Plex Sans Arabic" w:cs="IBM Plex Sans Arabic"/>
           <w:rtl/>
         </w:rPr>
-        <w:t>(Google Trends). ومن ثمّ فإنّ الطلب موسميّ الطابع يتركّز في نافذة تسويقية</w:t>
+        <w:t>(‏Google Trends‏). ومن ثمّ فإنّ الطلب موسميّ الطابع يتركّز في نافذة تسويقية</w:t>
       </w:r>
     </w:p>
     <w:p>
@@ -2616,7 +2616,7 @@
                 <w:rFonts w:ascii="IBM Plex Sans Arabic" w:hAnsi="IBM Plex Sans Arabic" w:cs="IBM Plex Sans Arabic"/>
                 <w:rtl/>
               </w:rPr>
-              <w:t>متوسط سعر الاستيراد الرسمي (UN Comtrade)</w:t>
+              <w:t>متوسط سعر الاستيراد الرسمي (‏UN Comtrade‏)</w:t>
             </w:r>
           </w:p>
         </w:tc>
@@ -3193,7 +3193,7 @@
           <w:rFonts w:ascii="IBM Plex Sans Arabic" w:hAnsi="IBM Plex Sans Arabic" w:cs="IBM Plex Sans Arabic"/>
           <w:rtl/>
         </w:rPr>
-        <w:t>سعرك المستهدف (9.0$/كغم) ضمن أسعار المنافسين المرصودة عند الشريحة العليا —</w:t>
+        <w:t>سعرك المستهدف (‏9.0$/كغم‏) ضمن أسعار المنافسين المرصودة عند الشريحة العليا —</w:t>
       </w:r>
     </w:p>
     <w:p>
@@ -3206,7 +3206,7 @@
           <w:rFonts w:ascii="IBM Plex Sans Arabic" w:hAnsi="IBM Plex Sans Arabic" w:cs="IBM Plex Sans Arabic"/>
           <w:rtl/>
         </w:rPr>
-        <w:t>أعلى من الطبقة الاقتصادية (6.0$) وداخل نطاق المتوسطة (10.0$)، أي نحو المئين</w:t>
+        <w:t>أعلى من الطبقة الاقتصادية (‏6.0$‏) وداخل نطاق المتوسطة (‏10.0$‏)، أي نحو المئين</w:t>
       </w:r>
     </w:p>
     <w:p>
@@ -3977,7 +3977,7 @@
           <w:rFonts w:ascii="IBM Plex Sans Arabic" w:hAnsi="IBM Plex Sans Arabic" w:cs="IBM Plex Sans Arabic"/>
           <w:rtl/>
         </w:rPr>
-        <w:t>اللوجستيات الهولندي من الأعلى عالمياً (World Bank LPI (تقييم البنك الدولي لجودة الشحن واللوجستيات من 5)). وتتوفّر ثلاث قنوات</w:t>
+        <w:t>اللوجستيات الهولندي من الأعلى عالمياً (World Bank LPI (‏تقييم البنك الدولي لجودة الشحن واللوجستيات من 5‏)). وتتوفّر ثلاث قنوات</w:t>
       </w:r>
     </w:p>
     <w:p>
@@ -4082,7 +4082,7 @@
           <w:rFonts w:ascii="IBM Plex Sans Arabic" w:hAnsi="IBM Plex Sans Arabic" w:cs="IBM Plex Sans Arabic"/>
           <w:rtl/>
         </w:rPr>
-        <w:t>1,000,000 نسمة). (ب) التموضع بين طبقة Jumbo المتوسطة (9.20€) والفاخر</w:t>
+        <w:t>1,000,000 نسمة). (ب) التموضع بين طبقة Jumbo المتوسطة (‏9.20€‏) والفاخر</w:t>
       </w:r>
     </w:p>
     <w:p>
@@ -4095,7 +4095,7 @@
           <w:rFonts w:ascii="IBM Plex Sans Arabic" w:hAnsi="IBM Plex Sans Arabic" w:cs="IBM Plex Sans Arabic"/>
           <w:rtl/>
         </w:rPr>
-        <w:t>(14.00€) وفق سلّم الأسعار المرصود، بهامش تقديري 1.0-1.8 يورو/كغم بعد</w:t>
+        <w:t>(‏14.00€‏) وفق سلّم الأسعار المرصود، بهامش تقديري 1.0-1.8 يورو/كغم بعد</w:t>
       </w:r>
     </w:p>
     <w:p>
@@ -4292,7 +4292,7 @@
           <w:rFonts w:ascii="IBM Plex Sans Arabic" w:hAnsi="IBM Plex Sans Arabic" w:cs="IBM Plex Sans Arabic"/>
           <w:rtl/>
         </w:rPr>
-        <w:t>- ثبّت شهادة سلامة غذائية (BRC/IFS) مبكّراً — يطلبها كبار المشترين</w:t>
+        <w:t>- ثبّت شهادة سلامة غذائية (‏BRC/IFS‏) مبكّراً — يطلبها كبار المشترين</w:t>
       </w:r>
     </w:p>
     <w:p>
@@ -4452,7 +4452,7 @@
           <w:rFonts w:ascii="IBM Plex Sans Arabic" w:hAnsi="IBM Plex Sans Arabic" w:cs="IBM Plex Sans Arabic"/>
           <w:rtl/>
         </w:rPr>
-        <w:t>اعتمد هذا التقرير على مصادر رسمية عامة (Albert Heijn، EU 2017/625، Eurostat، Google Trends، Jumbo، UN Comtrade)، مع تحليل تقاطعي بينها ومراجعة للاتساق قبل الاعتماد. خضعت كل معلومة للتحقّق من مصدرها العمومي المباشر. أحدث تاريخ جمع بيانات: 2026-07-02. قائمة المراجع الكاملة بروابطها الرسمية ختام التقرير.</w:t>
+        <w:t>اعتمد هذا التقرير على مصادر رسمية عامة (‏Albert Heijn، EU 2017/625، Eurostat، Google Trends، Jumbo، UN Comtrade‏)، مع تحليل تقاطعي بينها ومراجعة للاتساق قبل الاعتماد. خضعت كل معلومة للتحقّق من مصدرها العمومي المباشر. أحدث تاريخ جمع بيانات: 2026-07-02. قائمة المراجع الكاملة بروابطها الرسمية ختام التقرير.</w:t>
       </w:r>
     </w:p>
     <w:p>
@@ -4466,7 +4466,7 @@
           <w:rFonts w:ascii="IBM Plex Sans Arabic" w:hAnsi="IBM Plex Sans Arabic" w:cs="IBM Plex Sans Arabic"/>
           <w:rtl/>
         </w:rPr>
-        <w:t>Eurostat (مسح ميزانية الأسرة) — https://ec.europa.eu/eurostat/ (تاريخ الجمع: 2026-07-02)</w:t>
+        <w:t>Eurostat (مسح ميزانية الأسرة) — https://ec.europa.eu/eurostat/ (‏تاريخ الجمع: 2026-07-02‏)</w:t>
       </w:r>
     </w:p>
     <w:p>
@@ -4480,7 +4480,7 @@
           <w:rFonts w:ascii="IBM Plex Sans Arabic" w:hAnsi="IBM Plex Sans Arabic" w:cs="IBM Plex Sans Arabic"/>
           <w:rtl/>
         </w:rPr>
-        <w:t>Google Trends — https://trends.google.com/trends/ (تاريخ الجمع: 2026-07-02)</w:t>
+        <w:t>Google Trends — https://trends.google.com/trends/ (‏تاريخ الجمع: 2026-07-02‏)</w:t>
       </w:r>
     </w:p>
     <w:p>
@@ -4494,7 +4494,7 @@
           <w:rFonts w:ascii="IBM Plex Sans Arabic" w:hAnsi="IBM Plex Sans Arabic" w:cs="IBM Plex Sans Arabic"/>
           <w:rtl/>
         </w:rPr>
-        <w:t>UN Comtrade — https://comtradeplus.un.org/ (تاريخ الجمع: 2026-07-02)</w:t>
+        <w:t>UN Comtrade — https://comtradeplus.un.org/ (‏تاريخ الجمع: 2026-07-02‏)</w:t>
       </w:r>
     </w:p>
     <w:p>
@@ -4508,7 +4508,7 @@
           <w:rFonts w:ascii="IBM Plex Sans Arabic" w:hAnsi="IBM Plex Sans Arabic" w:cs="IBM Plex Sans Arabic"/>
           <w:rtl/>
         </w:rPr>
-        <w:t>WITS/WTO Tariff — https://wits.worldbank.org/ (تاريخ الجمع: 2026-07-02)</w:t>
+        <w:t>WITS/WTO Tariff — https://wits.worldbank.org/ (‏تاريخ الجمع: 2026-07-02‏)</w:t>
       </w:r>
     </w:p>
     <w:p>
@@ -4522,7 +4522,7 @@
           <w:rFonts w:ascii="IBM Plex Sans Arabic" w:hAnsi="IBM Plex Sans Arabic" w:cs="IBM Plex Sans Arabic"/>
           <w:rtl/>
         </w:rPr>
-        <w:t>World Bank — https://data.albankaldawli.org/ (تاريخ الجمع: 2026-07-02)</w:t>
+        <w:t>World Bank — https://data.albankaldawli.org/ (‏تاريخ الجمع: 2026-07-02‏)</w:t>
       </w:r>
     </w:p>
     <w:p>

--- a/samples/client_report_latest.docx
+++ b/samples/client_report_latest.docx
@@ -403,7 +403,7 @@
                 <w:rFonts w:ascii="IBM Plex Sans Arabic" w:hAnsi="IBM Plex Sans Arabic" w:cs="IBM Plex Sans Arabic"/>
                 <w:rtl/>
               </w:rPr>
-              <w:t>2026-07-22</w:t>
+              <w:t>2026-07-23</w:t>
             </w:r>
           </w:p>
         </w:tc>
@@ -767,7 +767,7 @@
                 <w:rFonts w:ascii="IBM Plex Sans Arabic" w:hAnsi="IBM Plex Sans Arabic" w:cs="IBM Plex Sans Arabic"/>
                 <w:rtl/>
               </w:rPr>
-              <w:t>مستوى التوثيق</w:t>
+              <w:t>التوثيق</w:t>
             </w:r>
           </w:p>
         </w:tc>
@@ -1429,14 +1429,13 @@
         <w:bidiVisual/>
       </w:tblPr>
       <w:tblGrid>
-        <w:gridCol w:w="2880"/>
-        <w:gridCol w:w="2880"/>
-        <w:gridCol w:w="2880"/>
+        <w:gridCol w:w="4320"/>
+        <w:gridCol w:w="4320"/>
       </w:tblGrid>
       <w:tr>
         <w:tc>
           <w:tcPr>
-            <w:tcW w:type="dxa" w:w="3120"/>
+            <w:tcW w:type="dxa" w:w="4680"/>
             <w:shd w:val="clear" w:fill="166534"/>
             <w:tcMar>
               <w:top w:w="100" w:type="dxa"/>
@@ -1463,7 +1462,7 @@
         </w:tc>
         <w:tc>
           <w:tcPr>
-            <w:tcW w:type="dxa" w:w="3120"/>
+            <w:tcW w:type="dxa" w:w="4680"/>
             <w:shd w:val="clear" w:fill="166534"/>
             <w:tcMar>
               <w:top w:w="100" w:type="dxa"/>
@@ -1488,38 +1487,11 @@
             </w:r>
           </w:p>
         </w:tc>
-        <w:tc>
-          <w:tcPr>
-            <w:tcW w:type="dxa" w:w="3120"/>
-            <w:shd w:val="clear" w:fill="166534"/>
-            <w:tcMar>
-              <w:top w:w="100" w:type="dxa"/>
-              <w:bottom w:w="100" w:type="dxa"/>
-              <w:left w:w="120" w:type="dxa"/>
-              <w:right w:w="120" w:type="dxa"/>
-            </w:tcMar>
-          </w:tcPr>
-          <w:p>
-            <w:pPr>
-              <w:bidi/>
-              <w:jc w:val="start"/>
-            </w:pPr>
-            <w:r>
-              <w:rPr>
-                <w:rFonts w:ascii="IBM Plex Sans Arabic" w:hAnsi="IBM Plex Sans Arabic" w:cs="IBM Plex Sans Arabic"/>
-                <w:b/>
-                <w:color w:val="FFFFFF"/>
-                <w:rtl/>
-              </w:rPr>
-              <w:t>المصدر</w:t>
-            </w:r>
-          </w:p>
-        </w:tc>
       </w:tr>
       <w:tr>
         <w:tc>
           <w:tcPr>
-            <w:tcW w:type="dxa" w:w="3120"/>
+            <w:tcW w:type="dxa" w:w="4680"/>
             <w:tcMar>
               <w:top w:w="100" w:type="dxa"/>
               <w:bottom w:w="100" w:type="dxa"/>
@@ -1543,7 +1515,7 @@
         </w:tc>
         <w:tc>
           <w:tcPr>
-            <w:tcW w:type="dxa" w:w="3120"/>
+            <w:tcW w:type="dxa" w:w="4680"/>
             <w:tcMar>
               <w:top w:w="100" w:type="dxa"/>
               <w:bottom w:w="100" w:type="dxa"/>
@@ -1565,35 +1537,11 @@
             </w:r>
           </w:p>
         </w:tc>
-        <w:tc>
-          <w:tcPr>
-            <w:tcW w:type="dxa" w:w="3120"/>
-            <w:tcMar>
-              <w:top w:w="100" w:type="dxa"/>
-              <w:bottom w:w="100" w:type="dxa"/>
-              <w:left w:w="120" w:type="dxa"/>
-              <w:right w:w="120" w:type="dxa"/>
-            </w:tcMar>
-          </w:tcPr>
-          <w:p>
-            <w:pPr>
-              <w:bidi/>
-              <w:jc w:val="start"/>
-            </w:pPr>
-            <w:r>
-              <w:rPr>
-                <w:rFonts w:ascii="IBM Plex Sans Arabic" w:hAnsi="IBM Plex Sans Arabic" w:cs="IBM Plex Sans Arabic"/>
-                <w:rtl/>
-              </w:rPr>
-              <w:t>World Bank</w:t>
-            </w:r>
-          </w:p>
-        </w:tc>
       </w:tr>
       <w:tr>
         <w:tc>
           <w:tcPr>
-            <w:tcW w:type="dxa" w:w="3120"/>
+            <w:tcW w:type="dxa" w:w="4680"/>
             <w:tcMar>
               <w:top w:w="100" w:type="dxa"/>
               <w:bottom w:w="100" w:type="dxa"/>
@@ -1618,7 +1566,7 @@
         </w:tc>
         <w:tc>
           <w:tcPr>
-            <w:tcW w:type="dxa" w:w="3120"/>
+            <w:tcW w:type="dxa" w:w="4680"/>
             <w:tcMar>
               <w:top w:w="100" w:type="dxa"/>
               <w:bottom w:w="100" w:type="dxa"/>
@@ -1641,36 +1589,11 @@
             </w:r>
           </w:p>
         </w:tc>
-        <w:tc>
-          <w:tcPr>
-            <w:tcW w:type="dxa" w:w="3120"/>
-            <w:tcMar>
-              <w:top w:w="100" w:type="dxa"/>
-              <w:bottom w:w="100" w:type="dxa"/>
-              <w:left w:w="120" w:type="dxa"/>
-              <w:right w:w="120" w:type="dxa"/>
-            </w:tcMar>
-            <w:shd w:val="clear" w:fill="F2F7F3"/>
-          </w:tcPr>
-          <w:p>
-            <w:pPr>
-              <w:bidi/>
-              <w:jc w:val="start"/>
-            </w:pPr>
-            <w:r>
-              <w:rPr>
-                <w:rFonts w:ascii="IBM Plex Sans Arabic" w:hAnsi="IBM Plex Sans Arabic" w:cs="IBM Plex Sans Arabic"/>
-                <w:rtl/>
-              </w:rPr>
-              <w:t>مرجع الديموغرافيا</w:t>
-            </w:r>
-          </w:p>
-        </w:tc>
       </w:tr>
       <w:tr>
         <w:tc>
           <w:tcPr>
-            <w:tcW w:type="dxa" w:w="3120"/>
+            <w:tcW w:type="dxa" w:w="4680"/>
             <w:tcMar>
               <w:top w:w="100" w:type="dxa"/>
               <w:bottom w:w="100" w:type="dxa"/>
@@ -1694,7 +1617,7 @@
         </w:tc>
         <w:tc>
           <w:tcPr>
-            <w:tcW w:type="dxa" w:w="3120"/>
+            <w:tcW w:type="dxa" w:w="4680"/>
             <w:tcMar>
               <w:top w:w="100" w:type="dxa"/>
               <w:bottom w:w="100" w:type="dxa"/>
@@ -1713,30 +1636,6 @@
                 <w:rtl/>
               </w:rPr>
               <w:t>1,000,000 نسمة</w:t>
-            </w:r>
-          </w:p>
-        </w:tc>
-        <w:tc>
-          <w:tcPr>
-            <w:tcW w:type="dxa" w:w="3120"/>
-            <w:tcMar>
-              <w:top w:w="100" w:type="dxa"/>
-              <w:bottom w:w="100" w:type="dxa"/>
-              <w:left w:w="120" w:type="dxa"/>
-              <w:right w:w="120" w:type="dxa"/>
-            </w:tcMar>
-          </w:tcPr>
-          <w:p>
-            <w:pPr>
-              <w:bidi/>
-              <w:jc w:val="start"/>
-            </w:pPr>
-            <w:r>
-              <w:rPr>
-                <w:rFonts w:ascii="IBM Plex Sans Arabic" w:hAnsi="IBM Plex Sans Arabic" w:cs="IBM Plex Sans Arabic"/>
-                <w:rtl/>
-              </w:rPr>
-              <w:t>حساب مشتق</w:t>
             </w:r>
           </w:p>
         </w:tc>
@@ -1858,7 +1757,7 @@
           <w:rFonts w:ascii="IBM Plex Sans Arabic" w:hAnsi="IBM Plex Sans Arabic" w:cs="IBM Plex Sans Arabic"/>
           <w:rtl/>
         </w:rPr>
-        <w:t>بتحويلٍ لم يُجرَ)، مع متجرها وتاريخ رصدها ومستوى توثيقها:</w:t>
+        <w:t>بتحويلٍ لم يُجرَ)، مع متجرها وتاريخ رصدها:</w:t>
       </w:r>
     </w:p>
     <w:tbl>
@@ -1878,18 +1777,17 @@
         <w:bidiVisual/>
       </w:tblPr>
       <w:tblGrid>
-        <w:gridCol w:w="1234"/>
-        <w:gridCol w:w="1234"/>
-        <w:gridCol w:w="1234"/>
-        <w:gridCol w:w="1234"/>
-        <w:gridCol w:w="1234"/>
-        <w:gridCol w:w="1234"/>
-        <w:gridCol w:w="1234"/>
+        <w:gridCol w:w="1440"/>
+        <w:gridCol w:w="1440"/>
+        <w:gridCol w:w="1440"/>
+        <w:gridCol w:w="1440"/>
+        <w:gridCol w:w="1440"/>
+        <w:gridCol w:w="1440"/>
       </w:tblGrid>
       <w:tr>
         <w:tc>
           <w:tcPr>
-            <w:tcW w:type="dxa" w:w="1337"/>
+            <w:tcW w:type="dxa" w:w="1560"/>
             <w:shd w:val="clear" w:fill="166534"/>
             <w:tcMar>
               <w:top w:w="100" w:type="dxa"/>
@@ -1916,7 +1814,7 @@
         </w:tc>
         <w:tc>
           <w:tcPr>
-            <w:tcW w:type="dxa" w:w="1337"/>
+            <w:tcW w:type="dxa" w:w="1560"/>
             <w:shd w:val="clear" w:fill="166534"/>
             <w:tcMar>
               <w:top w:w="100" w:type="dxa"/>
@@ -1943,7 +1841,7 @@
         </w:tc>
         <w:tc>
           <w:tcPr>
-            <w:tcW w:type="dxa" w:w="1337"/>
+            <w:tcW w:type="dxa" w:w="1560"/>
             <w:shd w:val="clear" w:fill="166534"/>
             <w:tcMar>
               <w:top w:w="100" w:type="dxa"/>
@@ -1970,7 +1868,7 @@
         </w:tc>
         <w:tc>
           <w:tcPr>
-            <w:tcW w:type="dxa" w:w="1337"/>
+            <w:tcW w:type="dxa" w:w="1560"/>
             <w:shd w:val="clear" w:fill="166534"/>
             <w:tcMar>
               <w:top w:w="100" w:type="dxa"/>
@@ -1997,7 +1895,7 @@
         </w:tc>
         <w:tc>
           <w:tcPr>
-            <w:tcW w:type="dxa" w:w="1337"/>
+            <w:tcW w:type="dxa" w:w="1560"/>
             <w:shd w:val="clear" w:fill="166534"/>
             <w:tcMar>
               <w:top w:w="100" w:type="dxa"/>
@@ -2024,7 +1922,7 @@
         </w:tc>
         <w:tc>
           <w:tcPr>
-            <w:tcW w:type="dxa" w:w="1337"/>
+            <w:tcW w:type="dxa" w:w="1560"/>
             <w:shd w:val="clear" w:fill="166534"/>
             <w:tcMar>
               <w:top w:w="100" w:type="dxa"/>
@@ -2049,38 +1947,11 @@
             </w:r>
           </w:p>
         </w:tc>
-        <w:tc>
-          <w:tcPr>
-            <w:tcW w:type="dxa" w:w="1337"/>
-            <w:shd w:val="clear" w:fill="166534"/>
-            <w:tcMar>
-              <w:top w:w="100" w:type="dxa"/>
-              <w:bottom w:w="100" w:type="dxa"/>
-              <w:left w:w="120" w:type="dxa"/>
-              <w:right w:w="120" w:type="dxa"/>
-            </w:tcMar>
-          </w:tcPr>
-          <w:p>
-            <w:pPr>
-              <w:bidi/>
-              <w:jc w:val="start"/>
-            </w:pPr>
-            <w:r>
-              <w:rPr>
-                <w:rFonts w:ascii="IBM Plex Sans Arabic" w:hAnsi="IBM Plex Sans Arabic" w:cs="IBM Plex Sans Arabic"/>
-                <w:b/>
-                <w:color w:val="FFFFFF"/>
-                <w:rtl/>
-              </w:rPr>
-              <w:t>مستوى التوثيق</w:t>
-            </w:r>
-          </w:p>
-        </w:tc>
       </w:tr>
       <w:tr>
         <w:tc>
           <w:tcPr>
-            <w:tcW w:type="dxa" w:w="1337"/>
+            <w:tcW w:type="dxa" w:w="1560"/>
             <w:tcMar>
               <w:top w:w="100" w:type="dxa"/>
               <w:bottom w:w="100" w:type="dxa"/>
@@ -2104,7 +1975,7 @@
         </w:tc>
         <w:tc>
           <w:tcPr>
-            <w:tcW w:type="dxa" w:w="1337"/>
+            <w:tcW w:type="dxa" w:w="1560"/>
             <w:tcMar>
               <w:top w:w="100" w:type="dxa"/>
               <w:bottom w:w="100" w:type="dxa"/>
@@ -2128,7 +1999,7 @@
         </w:tc>
         <w:tc>
           <w:tcPr>
-            <w:tcW w:type="dxa" w:w="1337"/>
+            <w:tcW w:type="dxa" w:w="1560"/>
             <w:tcMar>
               <w:top w:w="100" w:type="dxa"/>
               <w:bottom w:w="100" w:type="dxa"/>
@@ -2152,7 +2023,7 @@
         </w:tc>
         <w:tc>
           <w:tcPr>
-            <w:tcW w:type="dxa" w:w="1337"/>
+            <w:tcW w:type="dxa" w:w="1560"/>
             <w:tcMar>
               <w:top w:w="100" w:type="dxa"/>
               <w:bottom w:w="100" w:type="dxa"/>
@@ -2176,7 +2047,7 @@
         </w:tc>
         <w:tc>
           <w:tcPr>
-            <w:tcW w:type="dxa" w:w="1337"/>
+            <w:tcW w:type="dxa" w:w="1560"/>
             <w:tcMar>
               <w:top w:w="100" w:type="dxa"/>
               <w:bottom w:w="100" w:type="dxa"/>
@@ -2200,7 +2071,7 @@
         </w:tc>
         <w:tc>
           <w:tcPr>
-            <w:tcW w:type="dxa" w:w="1337"/>
+            <w:tcW w:type="dxa" w:w="1560"/>
             <w:tcMar>
               <w:top w:w="100" w:type="dxa"/>
               <w:bottom w:w="100" w:type="dxa"/>
@@ -2222,35 +2093,11 @@
             </w:r>
           </w:p>
         </w:tc>
-        <w:tc>
-          <w:tcPr>
-            <w:tcW w:type="dxa" w:w="1337"/>
-            <w:tcMar>
-              <w:top w:w="100" w:type="dxa"/>
-              <w:bottom w:w="100" w:type="dxa"/>
-              <w:left w:w="120" w:type="dxa"/>
-              <w:right w:w="120" w:type="dxa"/>
-            </w:tcMar>
-          </w:tcPr>
-          <w:p>
-            <w:pPr>
-              <w:bidi/>
-              <w:jc w:val="start"/>
-            </w:pPr>
-            <w:r>
-              <w:rPr>
-                <w:rFonts w:ascii="IBM Plex Sans Arabic" w:hAnsi="IBM Plex Sans Arabic" w:cs="IBM Plex Sans Arabic"/>
-                <w:rtl/>
-              </w:rPr>
-              <w:t>✓</w:t>
-            </w:r>
-          </w:p>
-        </w:tc>
       </w:tr>
       <w:tr>
         <w:tc>
           <w:tcPr>
-            <w:tcW w:type="dxa" w:w="1337"/>
+            <w:tcW w:type="dxa" w:w="1560"/>
             <w:tcMar>
               <w:top w:w="100" w:type="dxa"/>
               <w:bottom w:w="100" w:type="dxa"/>
@@ -2275,7 +2122,7 @@
         </w:tc>
         <w:tc>
           <w:tcPr>
-            <w:tcW w:type="dxa" w:w="1337"/>
+            <w:tcW w:type="dxa" w:w="1560"/>
             <w:tcMar>
               <w:top w:w="100" w:type="dxa"/>
               <w:bottom w:w="100" w:type="dxa"/>
@@ -2300,7 +2147,7 @@
         </w:tc>
         <w:tc>
           <w:tcPr>
-            <w:tcW w:type="dxa" w:w="1337"/>
+            <w:tcW w:type="dxa" w:w="1560"/>
             <w:tcMar>
               <w:top w:w="100" w:type="dxa"/>
               <w:bottom w:w="100" w:type="dxa"/>
@@ -2325,7 +2172,7 @@
         </w:tc>
         <w:tc>
           <w:tcPr>
-            <w:tcW w:type="dxa" w:w="1337"/>
+            <w:tcW w:type="dxa" w:w="1560"/>
             <w:tcMar>
               <w:top w:w="100" w:type="dxa"/>
               <w:bottom w:w="100" w:type="dxa"/>
@@ -2350,7 +2197,7 @@
         </w:tc>
         <w:tc>
           <w:tcPr>
-            <w:tcW w:type="dxa" w:w="1337"/>
+            <w:tcW w:type="dxa" w:w="1560"/>
             <w:tcMar>
               <w:top w:w="100" w:type="dxa"/>
               <w:bottom w:w="100" w:type="dxa"/>
@@ -2375,7 +2222,7 @@
         </w:tc>
         <w:tc>
           <w:tcPr>
-            <w:tcW w:type="dxa" w:w="1337"/>
+            <w:tcW w:type="dxa" w:w="1560"/>
             <w:tcMar>
               <w:top w:w="100" w:type="dxa"/>
               <w:bottom w:w="100" w:type="dxa"/>
@@ -2398,36 +2245,11 @@
             </w:r>
           </w:p>
         </w:tc>
-        <w:tc>
-          <w:tcPr>
-            <w:tcW w:type="dxa" w:w="1337"/>
-            <w:tcMar>
-              <w:top w:w="100" w:type="dxa"/>
-              <w:bottom w:w="100" w:type="dxa"/>
-              <w:left w:w="120" w:type="dxa"/>
-              <w:right w:w="120" w:type="dxa"/>
-            </w:tcMar>
-            <w:shd w:val="clear" w:fill="F2F7F3"/>
-          </w:tcPr>
-          <w:p>
-            <w:pPr>
-              <w:bidi/>
-              <w:jc w:val="start"/>
-            </w:pPr>
-            <w:r>
-              <w:rPr>
-                <w:rFonts w:ascii="IBM Plex Sans Arabic" w:hAnsi="IBM Plex Sans Arabic" w:cs="IBM Plex Sans Arabic"/>
-                <w:rtl/>
-              </w:rPr>
-              <w:t>✓</w:t>
-            </w:r>
-          </w:p>
-        </w:tc>
       </w:tr>
       <w:tr>
         <w:tc>
           <w:tcPr>
-            <w:tcW w:type="dxa" w:w="1337"/>
+            <w:tcW w:type="dxa" w:w="1560"/>
             <w:tcMar>
               <w:top w:w="100" w:type="dxa"/>
               <w:bottom w:w="100" w:type="dxa"/>
@@ -2451,7 +2273,7 @@
         </w:tc>
         <w:tc>
           <w:tcPr>
-            <w:tcW w:type="dxa" w:w="1337"/>
+            <w:tcW w:type="dxa" w:w="1560"/>
             <w:tcMar>
               <w:top w:w="100" w:type="dxa"/>
               <w:bottom w:w="100" w:type="dxa"/>
@@ -2475,7 +2297,7 @@
         </w:tc>
         <w:tc>
           <w:tcPr>
-            <w:tcW w:type="dxa" w:w="1337"/>
+            <w:tcW w:type="dxa" w:w="1560"/>
             <w:tcMar>
               <w:top w:w="100" w:type="dxa"/>
               <w:bottom w:w="100" w:type="dxa"/>
@@ -2499,7 +2321,7 @@
         </w:tc>
         <w:tc>
           <w:tcPr>
-            <w:tcW w:type="dxa" w:w="1337"/>
+            <w:tcW w:type="dxa" w:w="1560"/>
             <w:tcMar>
               <w:top w:w="100" w:type="dxa"/>
               <w:bottom w:w="100" w:type="dxa"/>
@@ -2523,7 +2345,7 @@
         </w:tc>
         <w:tc>
           <w:tcPr>
-            <w:tcW w:type="dxa" w:w="1337"/>
+            <w:tcW w:type="dxa" w:w="1560"/>
             <w:tcMar>
               <w:top w:w="100" w:type="dxa"/>
               <w:bottom w:w="100" w:type="dxa"/>
@@ -2547,7 +2369,7 @@
         </w:tc>
         <w:tc>
           <w:tcPr>
-            <w:tcW w:type="dxa" w:w="1337"/>
+            <w:tcW w:type="dxa" w:w="1560"/>
             <w:tcMar>
               <w:top w:w="100" w:type="dxa"/>
               <w:bottom w:w="100" w:type="dxa"/>
@@ -2569,35 +2391,11 @@
             </w:r>
           </w:p>
         </w:tc>
-        <w:tc>
-          <w:tcPr>
-            <w:tcW w:type="dxa" w:w="1337"/>
-            <w:tcMar>
-              <w:top w:w="100" w:type="dxa"/>
-              <w:bottom w:w="100" w:type="dxa"/>
-              <w:left w:w="120" w:type="dxa"/>
-              <w:right w:w="120" w:type="dxa"/>
-            </w:tcMar>
-          </w:tcPr>
-          <w:p>
-            <w:pPr>
-              <w:bidi/>
-              <w:jc w:val="start"/>
-            </w:pPr>
-            <w:r>
-              <w:rPr>
-                <w:rFonts w:ascii="IBM Plex Sans Arabic" w:hAnsi="IBM Plex Sans Arabic" w:cs="IBM Plex Sans Arabic"/>
-                <w:rtl/>
-              </w:rPr>
-              <w:t>✓</w:t>
-            </w:r>
-          </w:p>
-        </w:tc>
       </w:tr>
       <w:tr>
         <w:tc>
           <w:tcPr>
-            <w:tcW w:type="dxa" w:w="1337"/>
+            <w:tcW w:type="dxa" w:w="1560"/>
             <w:tcMar>
               <w:top w:w="100" w:type="dxa"/>
               <w:bottom w:w="100" w:type="dxa"/>
@@ -2622,7 +2420,7 @@
         </w:tc>
         <w:tc>
           <w:tcPr>
-            <w:tcW w:type="dxa" w:w="1337"/>
+            <w:tcW w:type="dxa" w:w="1560"/>
             <w:tcMar>
               <w:top w:w="100" w:type="dxa"/>
               <w:bottom w:w="100" w:type="dxa"/>
@@ -2647,7 +2445,7 @@
         </w:tc>
         <w:tc>
           <w:tcPr>
-            <w:tcW w:type="dxa" w:w="1337"/>
+            <w:tcW w:type="dxa" w:w="1560"/>
             <w:tcMar>
               <w:top w:w="100" w:type="dxa"/>
               <w:bottom w:w="100" w:type="dxa"/>
@@ -2672,7 +2470,7 @@
         </w:tc>
         <w:tc>
           <w:tcPr>
-            <w:tcW w:type="dxa" w:w="1337"/>
+            <w:tcW w:type="dxa" w:w="1560"/>
             <w:tcMar>
               <w:top w:w="100" w:type="dxa"/>
               <w:bottom w:w="100" w:type="dxa"/>
@@ -2697,7 +2495,7 @@
         </w:tc>
         <w:tc>
           <w:tcPr>
-            <w:tcW w:type="dxa" w:w="1337"/>
+            <w:tcW w:type="dxa" w:w="1560"/>
             <w:tcMar>
               <w:top w:w="100" w:type="dxa"/>
               <w:bottom w:w="100" w:type="dxa"/>
@@ -2722,7 +2520,7 @@
         </w:tc>
         <w:tc>
           <w:tcPr>
-            <w:tcW w:type="dxa" w:w="1337"/>
+            <w:tcW w:type="dxa" w:w="1560"/>
             <w:tcMar>
               <w:top w:w="100" w:type="dxa"/>
               <w:bottom w:w="100" w:type="dxa"/>
@@ -2742,31 +2540,6 @@
                 <w:rtl/>
               </w:rPr>
               <w:t>UN Comtrade (متوسط)</w:t>
-            </w:r>
-          </w:p>
-        </w:tc>
-        <w:tc>
-          <w:tcPr>
-            <w:tcW w:type="dxa" w:w="1337"/>
-            <w:tcMar>
-              <w:top w:w="100" w:type="dxa"/>
-              <w:bottom w:w="100" w:type="dxa"/>
-              <w:left w:w="120" w:type="dxa"/>
-              <w:right w:w="120" w:type="dxa"/>
-            </w:tcMar>
-            <w:shd w:val="clear" w:fill="F2F7F3"/>
-          </w:tcPr>
-          <w:p>
-            <w:pPr>
-              <w:bidi/>
-              <w:jc w:val="start"/>
-            </w:pPr>
-            <w:r>
-              <w:rPr>
-                <w:rFonts w:ascii="IBM Plex Sans Arabic" w:hAnsi="IBM Plex Sans Arabic" w:cs="IBM Plex Sans Arabic"/>
-                <w:rtl/>
-              </w:rPr>
-              <w:t>◐</w:t>
             </w:r>
           </w:p>
         </w:tc>
@@ -4121,7 +3894,7 @@
           <w:rFonts w:ascii="IBM Plex Sans Arabic" w:hAnsi="IBM Plex Sans Arabic" w:cs="IBM Plex Sans Arabic"/>
           <w:rtl/>
         </w:rPr>
-        <w:t>متخصصون في أمستردام وروتردام (○ يحتاج تحققاً مباشراً). (د) أول ثلاث خطوات:</w:t>
+        <w:t>متخصصون في أمستردام وروتردام. (د) أول ثلاث خطوات:</w:t>
       </w:r>
     </w:p>
     <w:p>
@@ -4612,18 +4385,17 @@
         <w:bidiVisual/>
       </w:tblPr>
       <w:tblGrid>
-        <w:gridCol w:w="1234"/>
-        <w:gridCol w:w="1234"/>
-        <w:gridCol w:w="1234"/>
-        <w:gridCol w:w="1234"/>
-        <w:gridCol w:w="1234"/>
-        <w:gridCol w:w="1234"/>
-        <w:gridCol w:w="1234"/>
+        <w:gridCol w:w="1440"/>
+        <w:gridCol w:w="1440"/>
+        <w:gridCol w:w="1440"/>
+        <w:gridCol w:w="1440"/>
+        <w:gridCol w:w="1440"/>
+        <w:gridCol w:w="1440"/>
       </w:tblGrid>
       <w:tr>
         <w:tc>
           <w:tcPr>
-            <w:tcW w:type="dxa" w:w="1337"/>
+            <w:tcW w:type="dxa" w:w="1560"/>
             <w:shd w:val="clear" w:fill="166534"/>
             <w:tcMar>
               <w:top w:w="100" w:type="dxa"/>
@@ -4650,7 +4422,7 @@
         </w:tc>
         <w:tc>
           <w:tcPr>
-            <w:tcW w:type="dxa" w:w="1337"/>
+            <w:tcW w:type="dxa" w:w="1560"/>
             <w:shd w:val="clear" w:fill="166534"/>
             <w:tcMar>
               <w:top w:w="100" w:type="dxa"/>
@@ -4677,7 +4449,7 @@
         </w:tc>
         <w:tc>
           <w:tcPr>
-            <w:tcW w:type="dxa" w:w="1337"/>
+            <w:tcW w:type="dxa" w:w="1560"/>
             <w:shd w:val="clear" w:fill="166534"/>
             <w:tcMar>
               <w:top w:w="100" w:type="dxa"/>
@@ -4704,7 +4476,7 @@
         </w:tc>
         <w:tc>
           <w:tcPr>
-            <w:tcW w:type="dxa" w:w="1337"/>
+            <w:tcW w:type="dxa" w:w="1560"/>
             <w:shd w:val="clear" w:fill="166534"/>
             <w:tcMar>
               <w:top w:w="100" w:type="dxa"/>
@@ -4731,7 +4503,7 @@
         </w:tc>
         <w:tc>
           <w:tcPr>
-            <w:tcW w:type="dxa" w:w="1337"/>
+            <w:tcW w:type="dxa" w:w="1560"/>
             <w:shd w:val="clear" w:fill="166534"/>
             <w:tcMar>
               <w:top w:w="100" w:type="dxa"/>
@@ -4758,7 +4530,7 @@
         </w:tc>
         <w:tc>
           <w:tcPr>
-            <w:tcW w:type="dxa" w:w="1337"/>
+            <w:tcW w:type="dxa" w:w="1560"/>
             <w:shd w:val="clear" w:fill="166534"/>
             <w:tcMar>
               <w:top w:w="100" w:type="dxa"/>
@@ -4783,38 +4555,11 @@
             </w:r>
           </w:p>
         </w:tc>
-        <w:tc>
-          <w:tcPr>
-            <w:tcW w:type="dxa" w:w="1337"/>
-            <w:shd w:val="clear" w:fill="166534"/>
-            <w:tcMar>
-              <w:top w:w="100" w:type="dxa"/>
-              <w:bottom w:w="100" w:type="dxa"/>
-              <w:left w:w="120" w:type="dxa"/>
-              <w:right w:w="120" w:type="dxa"/>
-            </w:tcMar>
-          </w:tcPr>
-          <w:p>
-            <w:pPr>
-              <w:bidi/>
-              <w:jc w:val="start"/>
-            </w:pPr>
-            <w:r>
-              <w:rPr>
-                <w:rFonts w:ascii="IBM Plex Sans Arabic" w:hAnsi="IBM Plex Sans Arabic" w:cs="IBM Plex Sans Arabic"/>
-                <w:b/>
-                <w:color w:val="FFFFFF"/>
-                <w:rtl/>
-              </w:rPr>
-              <w:t>مستوى التوثيق</w:t>
-            </w:r>
-          </w:p>
-        </w:tc>
       </w:tr>
       <w:tr>
         <w:tc>
           <w:tcPr>
-            <w:tcW w:type="dxa" w:w="1337"/>
+            <w:tcW w:type="dxa" w:w="1560"/>
             <w:tcMar>
               <w:top w:w="100" w:type="dxa"/>
               <w:bottom w:w="100" w:type="dxa"/>
@@ -4838,7 +4583,7 @@
         </w:tc>
         <w:tc>
           <w:tcPr>
-            <w:tcW w:type="dxa" w:w="1337"/>
+            <w:tcW w:type="dxa" w:w="1560"/>
             <w:tcMar>
               <w:top w:w="100" w:type="dxa"/>
               <w:bottom w:w="100" w:type="dxa"/>
@@ -4862,7 +4607,7 @@
         </w:tc>
         <w:tc>
           <w:tcPr>
-            <w:tcW w:type="dxa" w:w="1337"/>
+            <w:tcW w:type="dxa" w:w="1560"/>
             <w:tcMar>
               <w:top w:w="100" w:type="dxa"/>
               <w:bottom w:w="100" w:type="dxa"/>
@@ -4886,7 +4631,7 @@
         </w:tc>
         <w:tc>
           <w:tcPr>
-            <w:tcW w:type="dxa" w:w="1337"/>
+            <w:tcW w:type="dxa" w:w="1560"/>
             <w:tcMar>
               <w:top w:w="100" w:type="dxa"/>
               <w:bottom w:w="100" w:type="dxa"/>
@@ -4910,7 +4655,7 @@
         </w:tc>
         <w:tc>
           <w:tcPr>
-            <w:tcW w:type="dxa" w:w="1337"/>
+            <w:tcW w:type="dxa" w:w="1560"/>
             <w:tcMar>
               <w:top w:w="100" w:type="dxa"/>
               <w:bottom w:w="100" w:type="dxa"/>
@@ -4934,7 +4679,7 @@
         </w:tc>
         <w:tc>
           <w:tcPr>
-            <w:tcW w:type="dxa" w:w="1337"/>
+            <w:tcW w:type="dxa" w:w="1560"/>
             <w:tcMar>
               <w:top w:w="100" w:type="dxa"/>
               <w:bottom w:w="100" w:type="dxa"/>
@@ -4953,30 +4698,6 @@
                 <w:rtl/>
               </w:rPr>
               <w:t>4.4 (76)</w:t>
-            </w:r>
-          </w:p>
-        </w:tc>
-        <w:tc>
-          <w:tcPr>
-            <w:tcW w:type="dxa" w:w="1337"/>
-            <w:tcMar>
-              <w:top w:w="100" w:type="dxa"/>
-              <w:bottom w:w="100" w:type="dxa"/>
-              <w:left w:w="120" w:type="dxa"/>
-              <w:right w:w="120" w:type="dxa"/>
-            </w:tcMar>
-          </w:tcPr>
-          <w:p>
-            <w:pPr>
-              <w:bidi/>
-              <w:jc w:val="start"/>
-            </w:pPr>
-            <w:r>
-              <w:rPr>
-                <w:rFonts w:ascii="IBM Plex Sans Arabic" w:hAnsi="IBM Plex Sans Arabic" w:cs="IBM Plex Sans Arabic"/>
-                <w:rtl/>
-              </w:rPr>
-              <w:t>◐ مرصود عبر خرائط قوقل</w:t>
             </w:r>
           </w:p>
         </w:tc>

--- a/samples/client_report_latest.docx
+++ b/samples/client_report_latest.docx
@@ -577,7 +577,7 @@
           <w:rFonts w:ascii="IBM Plex Sans Arabic" w:hAnsi="IBM Plex Sans Arabic" w:cs="IBM Plex Sans Arabic"/>
           <w:rtl/>
         </w:rPr>
-        <w:t>يقوم الحكم على دخول مشروط، وقد فُصّلت أسبابه الثلاثة في الخلاصة التنفيذية؛</w:t>
+        <w:t>يقوم الحكم على دخول مشروط، وقد فُصّلت أسبابه الثلاثة في الخلاصة التنفيذية</w:t>
       </w:r>
     </w:p>
     <w:p>
@@ -2555,7 +2555,7 @@
           <w:rFonts w:ascii="IBM Plex Sans Arabic" w:hAnsi="IBM Plex Sans Arabic" w:cs="IBM Plex Sans Arabic"/>
           <w:rtl/>
         </w:rPr>
-        <w:t>وتكشف هذه المنتجات أن القناة العامة تتركّز في نطاق 6-10 دولار للكيلوغرام،</w:t>
+        <w:t>وتكشف هذه المنتجات أن القناة العامة تتركّز في نطاق 6-10 دولار للكيلوغرام</w:t>
       </w:r>
     </w:p>
     <w:p>
